--- a/docs/OE4/Solucion_OE4_Evaluacion_prototipo.docx
+++ b/docs/OE4/Solucion_OE4_Evaluacion_prototipo.docx
@@ -24,7 +24,7 @@
       <w:r>
         <w:fldChar w:fldCharType="separate"/>
       </w:r>
-      <w:hyperlink w:anchor="_Toc242809452" w:history="1">
+      <w:hyperlink w:anchor="_Toc242826958" w:history="1">
         <w:r>
           <w:rPr>
             <w:rStyle w:val="Hipervnculo"/>
@@ -51,7 +51,7 @@
             <w:noProof/>
             <w:webHidden/>
           </w:rPr>
-          <w:instrText xml:space="preserve"> PAGEREF _Toc242809452 \h </w:instrText>
+          <w:instrText xml:space="preserve"> PAGEREF _Toc242826958 \h </w:instrText>
         </w:r>
         <w:r>
           <w:rPr>
@@ -95,7 +95,7 @@
           <w14:ligatures w14:val="standardContextual"/>
         </w:rPr>
       </w:pPr>
-      <w:hyperlink w:anchor="_Toc242809453" w:history="1">
+      <w:hyperlink w:anchor="_Toc242826959" w:history="1">
         <w:r>
           <w:rPr>
             <w:rStyle w:val="Hipervnculo"/>
@@ -122,7 +122,7 @@
             <w:noProof/>
             <w:webHidden/>
           </w:rPr>
-          <w:instrText xml:space="preserve"> PAGEREF _Toc242809453 \h </w:instrText>
+          <w:instrText xml:space="preserve"> PAGEREF _Toc242826959 \h </w:instrText>
         </w:r>
         <w:r>
           <w:rPr>
@@ -166,7 +166,7 @@
           <w14:ligatures w14:val="standardContextual"/>
         </w:rPr>
       </w:pPr>
-      <w:hyperlink w:anchor="_Toc242809454" w:history="1">
+      <w:hyperlink w:anchor="_Toc242826960" w:history="1">
         <w:r>
           <w:rPr>
             <w:rStyle w:val="Hipervnculo"/>
@@ -193,7 +193,7 @@
             <w:noProof/>
             <w:webHidden/>
           </w:rPr>
-          <w:instrText xml:space="preserve"> PAGEREF _Toc242809454 \h </w:instrText>
+          <w:instrText xml:space="preserve"> PAGEREF _Toc242826960 \h </w:instrText>
         </w:r>
         <w:r>
           <w:rPr>
@@ -237,7 +237,7 @@
           <w14:ligatures w14:val="standardContextual"/>
         </w:rPr>
       </w:pPr>
-      <w:hyperlink w:anchor="_Toc242809455" w:history="1">
+      <w:hyperlink w:anchor="_Toc242826961" w:history="1">
         <w:r>
           <w:rPr>
             <w:rStyle w:val="Hipervnculo"/>
@@ -264,7 +264,7 @@
             <w:noProof/>
             <w:webHidden/>
           </w:rPr>
-          <w:instrText xml:space="preserve"> PAGEREF _Toc242809455 \h </w:instrText>
+          <w:instrText xml:space="preserve"> PAGEREF _Toc242826961 \h </w:instrText>
         </w:r>
         <w:r>
           <w:rPr>
@@ -308,7 +308,7 @@
           <w14:ligatures w14:val="standardContextual"/>
         </w:rPr>
       </w:pPr>
-      <w:hyperlink w:anchor="_Toc242809456" w:history="1">
+      <w:hyperlink w:anchor="_Toc242826962" w:history="1">
         <w:r>
           <w:rPr>
             <w:rStyle w:val="Hipervnculo"/>
@@ -335,7 +335,7 @@
             <w:noProof/>
             <w:webHidden/>
           </w:rPr>
-          <w:instrText xml:space="preserve"> PAGEREF _Toc242809456 \h </w:instrText>
+          <w:instrText xml:space="preserve"> PAGEREF _Toc242826962 \h </w:instrText>
         </w:r>
         <w:r>
           <w:rPr>
@@ -379,7 +379,7 @@
           <w14:ligatures w14:val="standardContextual"/>
         </w:rPr>
       </w:pPr>
-      <w:hyperlink w:anchor="_Toc242809457" w:history="1">
+      <w:hyperlink w:anchor="_Toc242826963" w:history="1">
         <w:r>
           <w:rPr>
             <w:rStyle w:val="Hipervnculo"/>
@@ -406,7 +406,7 @@
             <w:noProof/>
             <w:webHidden/>
           </w:rPr>
-          <w:instrText xml:space="preserve"> PAGEREF _Toc242809457 \h </w:instrText>
+          <w:instrText xml:space="preserve"> PAGEREF _Toc242826963 \h </w:instrText>
         </w:r>
         <w:r>
           <w:rPr>
@@ -450,7 +450,7 @@
           <w14:ligatures w14:val="standardContextual"/>
         </w:rPr>
       </w:pPr>
-      <w:hyperlink w:anchor="_Toc242809458" w:history="1">
+      <w:hyperlink w:anchor="_Toc242826964" w:history="1">
         <w:r>
           <w:rPr>
             <w:rStyle w:val="Hipervnculo"/>
@@ -477,7 +477,7 @@
             <w:noProof/>
             <w:webHidden/>
           </w:rPr>
-          <w:instrText xml:space="preserve"> PAGEREF _Toc242809458 \h </w:instrText>
+          <w:instrText xml:space="preserve"> PAGEREF _Toc242826964 \h </w:instrText>
         </w:r>
         <w:r>
           <w:rPr>
@@ -521,7 +521,7 @@
           <w14:ligatures w14:val="standardContextual"/>
         </w:rPr>
       </w:pPr>
-      <w:hyperlink w:anchor="_Toc242809459" w:history="1">
+      <w:hyperlink w:anchor="_Toc242826965" w:history="1">
         <w:r>
           <w:rPr>
             <w:rStyle w:val="Hipervnculo"/>
@@ -548,7 +548,7 @@
             <w:noProof/>
             <w:webHidden/>
           </w:rPr>
-          <w:instrText xml:space="preserve"> PAGEREF _Toc242809459 \h </w:instrText>
+          <w:instrText xml:space="preserve"> PAGEREF _Toc242826965 \h </w:instrText>
         </w:r>
         <w:r>
           <w:rPr>
@@ -592,7 +592,7 @@
           <w14:ligatures w14:val="standardContextual"/>
         </w:rPr>
       </w:pPr>
-      <w:hyperlink w:anchor="_Toc242809460" w:history="1">
+      <w:hyperlink w:anchor="_Toc242826966" w:history="1">
         <w:r>
           <w:rPr>
             <w:rStyle w:val="Hipervnculo"/>
@@ -619,7 +619,7 @@
             <w:noProof/>
             <w:webHidden/>
           </w:rPr>
-          <w:instrText xml:space="preserve"> PAGEREF _Toc242809460 \h </w:instrText>
+          <w:instrText xml:space="preserve"> PAGEREF _Toc242826966 \h </w:instrText>
         </w:r>
         <w:r>
           <w:rPr>
@@ -663,7 +663,7 @@
           <w14:ligatures w14:val="standardContextual"/>
         </w:rPr>
       </w:pPr>
-      <w:hyperlink w:anchor="_Toc242809461" w:history="1">
+      <w:hyperlink w:anchor="_Toc242826967" w:history="1">
         <w:r>
           <w:rPr>
             <w:rStyle w:val="Hipervnculo"/>
@@ -690,7 +690,7 @@
             <w:noProof/>
             <w:webHidden/>
           </w:rPr>
-          <w:instrText xml:space="preserve"> PAGEREF _Toc242809461 \h </w:instrText>
+          <w:instrText xml:space="preserve"> PAGEREF _Toc242826967 \h </w:instrText>
         </w:r>
         <w:r>
           <w:rPr>
@@ -734,7 +734,7 @@
           <w14:ligatures w14:val="standardContextual"/>
         </w:rPr>
       </w:pPr>
-      <w:hyperlink w:anchor="_Toc242809462" w:history="1">
+      <w:hyperlink w:anchor="_Toc242826968" w:history="1">
         <w:r>
           <w:rPr>
             <w:rStyle w:val="Hipervnculo"/>
@@ -761,7 +761,7 @@
             <w:noProof/>
             <w:webHidden/>
           </w:rPr>
-          <w:instrText xml:space="preserve"> PAGEREF _Toc242809462 \h </w:instrText>
+          <w:instrText xml:space="preserve"> PAGEREF _Toc242826968 \h </w:instrText>
         </w:r>
         <w:r>
           <w:rPr>
@@ -805,7 +805,7 @@
           <w14:ligatures w14:val="standardContextual"/>
         </w:rPr>
       </w:pPr>
-      <w:hyperlink w:anchor="_Toc242809463" w:history="1">
+      <w:hyperlink w:anchor="_Toc242826969" w:history="1">
         <w:r>
           <w:rPr>
             <w:rStyle w:val="Hipervnculo"/>
@@ -832,7 +832,7 @@
             <w:noProof/>
             <w:webHidden/>
           </w:rPr>
-          <w:instrText xml:space="preserve"> PAGEREF _Toc242809463 \h </w:instrText>
+          <w:instrText xml:space="preserve"> PAGEREF _Toc242826969 \h </w:instrText>
         </w:r>
         <w:r>
           <w:rPr>
@@ -876,7 +876,7 @@
           <w14:ligatures w14:val="standardContextual"/>
         </w:rPr>
       </w:pPr>
-      <w:hyperlink w:anchor="_Toc242809464" w:history="1">
+      <w:hyperlink w:anchor="_Toc242826970" w:history="1">
         <w:r>
           <w:rPr>
             <w:rStyle w:val="Hipervnculo"/>
@@ -903,7 +903,7 @@
             <w:noProof/>
             <w:webHidden/>
           </w:rPr>
-          <w:instrText xml:space="preserve"> PAGEREF _Toc242809464 \h </w:instrText>
+          <w:instrText xml:space="preserve"> PAGEREF _Toc242826970 \h </w:instrText>
         </w:r>
         <w:r>
           <w:rPr>
@@ -947,7 +947,7 @@
           <w14:ligatures w14:val="standardContextual"/>
         </w:rPr>
       </w:pPr>
-      <w:hyperlink w:anchor="_Toc242809465" w:history="1">
+      <w:hyperlink w:anchor="_Toc242826971" w:history="1">
         <w:r>
           <w:rPr>
             <w:rStyle w:val="Hipervnculo"/>
@@ -974,7 +974,7 @@
             <w:noProof/>
             <w:webHidden/>
           </w:rPr>
-          <w:instrText xml:space="preserve"> PAGEREF _Toc242809465 \h </w:instrText>
+          <w:instrText xml:space="preserve"> PAGEREF _Toc242826971 \h </w:instrText>
         </w:r>
         <w:r>
           <w:rPr>
@@ -1018,7 +1018,7 @@
           <w14:ligatures w14:val="standardContextual"/>
         </w:rPr>
       </w:pPr>
-      <w:hyperlink w:anchor="_Toc242809466" w:history="1">
+      <w:hyperlink w:anchor="_Toc242826972" w:history="1">
         <w:r>
           <w:rPr>
             <w:rStyle w:val="Hipervnculo"/>
@@ -1045,7 +1045,7 @@
             <w:noProof/>
             <w:webHidden/>
           </w:rPr>
-          <w:instrText xml:space="preserve"> PAGEREF _Toc242809466 \h </w:instrText>
+          <w:instrText xml:space="preserve"> PAGEREF _Toc242826972 \h </w:instrText>
         </w:r>
         <w:r>
           <w:rPr>
@@ -1089,7 +1089,7 @@
           <w14:ligatures w14:val="standardContextual"/>
         </w:rPr>
       </w:pPr>
-      <w:hyperlink w:anchor="_Toc242809467" w:history="1">
+      <w:hyperlink w:anchor="_Toc242826973" w:history="1">
         <w:r>
           <w:rPr>
             <w:rStyle w:val="Hipervnculo"/>
@@ -1116,7 +1116,7 @@
             <w:noProof/>
             <w:webHidden/>
           </w:rPr>
-          <w:instrText xml:space="preserve"> PAGEREF _Toc242809467 \h </w:instrText>
+          <w:instrText xml:space="preserve"> PAGEREF _Toc242826973 \h </w:instrText>
         </w:r>
         <w:r>
           <w:rPr>
@@ -1160,7 +1160,7 @@
           <w14:ligatures w14:val="standardContextual"/>
         </w:rPr>
       </w:pPr>
-      <w:hyperlink w:anchor="_Toc242809468" w:history="1">
+      <w:hyperlink w:anchor="_Toc242826974" w:history="1">
         <w:r>
           <w:rPr>
             <w:rStyle w:val="Hipervnculo"/>
@@ -1187,7 +1187,7 @@
             <w:noProof/>
             <w:webHidden/>
           </w:rPr>
-          <w:instrText xml:space="preserve"> PAGEREF _Toc242809468 \h </w:instrText>
+          <w:instrText xml:space="preserve"> PAGEREF _Toc242826974 \h </w:instrText>
         </w:r>
         <w:r>
           <w:rPr>
@@ -1231,7 +1231,7 @@
           <w14:ligatures w14:val="standardContextual"/>
         </w:rPr>
       </w:pPr>
-      <w:hyperlink w:anchor="_Toc242809469" w:history="1">
+      <w:hyperlink w:anchor="_Toc242826975" w:history="1">
         <w:r>
           <w:rPr>
             <w:rStyle w:val="Hipervnculo"/>
@@ -1258,7 +1258,7 @@
             <w:noProof/>
             <w:webHidden/>
           </w:rPr>
-          <w:instrText xml:space="preserve"> PAGEREF _Toc242809469 \h </w:instrText>
+          <w:instrText xml:space="preserve"> PAGEREF _Toc242826975 \h </w:instrText>
         </w:r>
         <w:r>
           <w:rPr>
@@ -1302,7 +1302,7 @@
           <w14:ligatures w14:val="standardContextual"/>
         </w:rPr>
       </w:pPr>
-      <w:hyperlink w:anchor="_Toc242809470" w:history="1">
+      <w:hyperlink w:anchor="_Toc242826976" w:history="1">
         <w:r>
           <w:rPr>
             <w:rStyle w:val="Hipervnculo"/>
@@ -1329,7 +1329,7 @@
             <w:noProof/>
             <w:webHidden/>
           </w:rPr>
-          <w:instrText xml:space="preserve"> PAGEREF _Toc242809470 \h </w:instrText>
+          <w:instrText xml:space="preserve"> PAGEREF _Toc242826976 \h </w:instrText>
         </w:r>
         <w:r>
           <w:rPr>
@@ -1373,7 +1373,7 @@
           <w14:ligatures w14:val="standardContextual"/>
         </w:rPr>
       </w:pPr>
-      <w:hyperlink w:anchor="_Toc242809471" w:history="1">
+      <w:hyperlink w:anchor="_Toc242826977" w:history="1">
         <w:r>
           <w:rPr>
             <w:rStyle w:val="Hipervnculo"/>
@@ -1400,7 +1400,7 @@
             <w:noProof/>
             <w:webHidden/>
           </w:rPr>
-          <w:instrText xml:space="preserve"> PAGEREF _Toc242809471 \h </w:instrText>
+          <w:instrText xml:space="preserve"> PAGEREF _Toc242826977 \h </w:instrText>
         </w:r>
         <w:r>
           <w:rPr>
@@ -1420,7 +1420,7 @@
             <w:noProof/>
             <w:webHidden/>
           </w:rPr>
-          <w:t>13</w:t>
+          <w:t>14</w:t>
         </w:r>
         <w:r>
           <w:rPr>
@@ -1444,7 +1444,7 @@
           <w14:ligatures w14:val="standardContextual"/>
         </w:rPr>
       </w:pPr>
-      <w:hyperlink w:anchor="_Toc242809472" w:history="1">
+      <w:hyperlink w:anchor="_Toc242826978" w:history="1">
         <w:r>
           <w:rPr>
             <w:rStyle w:val="Hipervnculo"/>
@@ -1471,7 +1471,7 @@
             <w:noProof/>
             <w:webHidden/>
           </w:rPr>
-          <w:instrText xml:space="preserve"> PAGEREF _Toc242809472 \h </w:instrText>
+          <w:instrText xml:space="preserve"> PAGEREF _Toc242826978 \h </w:instrText>
         </w:r>
         <w:r>
           <w:rPr>
@@ -1491,7 +1491,7 @@
             <w:noProof/>
             <w:webHidden/>
           </w:rPr>
-          <w:t>15</w:t>
+          <w:t>17</w:t>
         </w:r>
         <w:r>
           <w:rPr>
@@ -1515,7 +1515,7 @@
           <w14:ligatures w14:val="standardContextual"/>
         </w:rPr>
       </w:pPr>
-      <w:hyperlink w:anchor="_Toc242809473" w:history="1">
+      <w:hyperlink w:anchor="_Toc242826979" w:history="1">
         <w:r>
           <w:rPr>
             <w:rStyle w:val="Hipervnculo"/>
@@ -1542,7 +1542,7 @@
             <w:noProof/>
             <w:webHidden/>
           </w:rPr>
-          <w:instrText xml:space="preserve"> PAGEREF _Toc242809473 \h </w:instrText>
+          <w:instrText xml:space="preserve"> PAGEREF _Toc242826979 \h </w:instrText>
         </w:r>
         <w:r>
           <w:rPr>
@@ -1562,7 +1562,7 @@
             <w:noProof/>
             <w:webHidden/>
           </w:rPr>
-          <w:t>17</w:t>
+          <w:t>18</w:t>
         </w:r>
         <w:r>
           <w:rPr>
@@ -1586,7 +1586,7 @@
           <w14:ligatures w14:val="standardContextual"/>
         </w:rPr>
       </w:pPr>
-      <w:hyperlink w:anchor="_Toc242809474" w:history="1">
+      <w:hyperlink w:anchor="_Toc242826980" w:history="1">
         <w:r>
           <w:rPr>
             <w:rStyle w:val="Hipervnculo"/>
@@ -1613,7 +1613,7 @@
             <w:noProof/>
             <w:webHidden/>
           </w:rPr>
-          <w:instrText xml:space="preserve"> PAGEREF _Toc242809474 \h </w:instrText>
+          <w:instrText xml:space="preserve"> PAGEREF _Toc242826980 \h </w:instrText>
         </w:r>
         <w:r>
           <w:rPr>
@@ -1633,7 +1633,7 @@
             <w:noProof/>
             <w:webHidden/>
           </w:rPr>
-          <w:t>17</w:t>
+          <w:t>18</w:t>
         </w:r>
         <w:r>
           <w:rPr>
@@ -1657,7 +1657,7 @@
           <w14:ligatures w14:val="standardContextual"/>
         </w:rPr>
       </w:pPr>
-      <w:hyperlink w:anchor="_Toc242809475" w:history="1">
+      <w:hyperlink w:anchor="_Toc242826981" w:history="1">
         <w:r>
           <w:rPr>
             <w:rStyle w:val="Hipervnculo"/>
@@ -1684,7 +1684,7 @@
             <w:noProof/>
             <w:webHidden/>
           </w:rPr>
-          <w:instrText xml:space="preserve"> PAGEREF _Toc242809475 \h </w:instrText>
+          <w:instrText xml:space="preserve"> PAGEREF _Toc242826981 \h </w:instrText>
         </w:r>
         <w:r>
           <w:rPr>
@@ -1704,7 +1704,7 @@
             <w:noProof/>
             <w:webHidden/>
           </w:rPr>
-          <w:t>17</w:t>
+          <w:t>18</w:t>
         </w:r>
         <w:r>
           <w:rPr>
@@ -1728,7 +1728,7 @@
           <w14:ligatures w14:val="standardContextual"/>
         </w:rPr>
       </w:pPr>
-      <w:hyperlink w:anchor="_Toc242809476" w:history="1">
+      <w:hyperlink w:anchor="_Toc242826982" w:history="1">
         <w:r>
           <w:rPr>
             <w:rStyle w:val="Hipervnculo"/>
@@ -1755,7 +1755,7 @@
             <w:noProof/>
             <w:webHidden/>
           </w:rPr>
-          <w:instrText xml:space="preserve"> PAGEREF _Toc242809476 \h </w:instrText>
+          <w:instrText xml:space="preserve"> PAGEREF _Toc242826982 \h </w:instrText>
         </w:r>
         <w:r>
           <w:rPr>
@@ -1775,7 +1775,7 @@
             <w:noProof/>
             <w:webHidden/>
           </w:rPr>
-          <w:t>18</w:t>
+          <w:t>19</w:t>
         </w:r>
         <w:r>
           <w:rPr>
@@ -1799,7 +1799,7 @@
           <w14:ligatures w14:val="standardContextual"/>
         </w:rPr>
       </w:pPr>
-      <w:hyperlink w:anchor="_Toc242809477" w:history="1">
+      <w:hyperlink w:anchor="_Toc242826983" w:history="1">
         <w:r>
           <w:rPr>
             <w:rStyle w:val="Hipervnculo"/>
@@ -1826,7 +1826,7 @@
             <w:noProof/>
             <w:webHidden/>
           </w:rPr>
-          <w:instrText xml:space="preserve"> PAGEREF _Toc242809477 \h </w:instrText>
+          <w:instrText xml:space="preserve"> PAGEREF _Toc242826983 \h </w:instrText>
         </w:r>
         <w:r>
           <w:rPr>
@@ -1846,7 +1846,7 @@
             <w:noProof/>
             <w:webHidden/>
           </w:rPr>
-          <w:t>18</w:t>
+          <w:t>19</w:t>
         </w:r>
         <w:r>
           <w:rPr>
@@ -1870,7 +1870,7 @@
           <w14:ligatures w14:val="standardContextual"/>
         </w:rPr>
       </w:pPr>
-      <w:hyperlink w:anchor="_Toc242809478" w:history="1">
+      <w:hyperlink w:anchor="_Toc242826984" w:history="1">
         <w:r>
           <w:rPr>
             <w:rStyle w:val="Hipervnculo"/>
@@ -1897,7 +1897,7 @@
             <w:noProof/>
             <w:webHidden/>
           </w:rPr>
-          <w:instrText xml:space="preserve"> PAGEREF _Toc242809478 \h </w:instrText>
+          <w:instrText xml:space="preserve"> PAGEREF _Toc242826984 \h </w:instrText>
         </w:r>
         <w:r>
           <w:rPr>
@@ -1917,7 +1917,7 @@
             <w:noProof/>
             <w:webHidden/>
           </w:rPr>
-          <w:t>19</w:t>
+          <w:t>20</w:t>
         </w:r>
         <w:r>
           <w:rPr>
@@ -1941,7 +1941,7 @@
           <w14:ligatures w14:val="standardContextual"/>
         </w:rPr>
       </w:pPr>
-      <w:hyperlink w:anchor="_Toc242809479" w:history="1">
+      <w:hyperlink w:anchor="_Toc242826985" w:history="1">
         <w:r>
           <w:rPr>
             <w:rStyle w:val="Hipervnculo"/>
@@ -1968,7 +1968,7 @@
             <w:noProof/>
             <w:webHidden/>
           </w:rPr>
-          <w:instrText xml:space="preserve"> PAGEREF _Toc242809479 \h </w:instrText>
+          <w:instrText xml:space="preserve"> PAGEREF _Toc242826985 \h </w:instrText>
         </w:r>
         <w:r>
           <w:rPr>
@@ -1988,7 +1988,7 @@
             <w:noProof/>
             <w:webHidden/>
           </w:rPr>
-          <w:t>20</w:t>
+          <w:t>22</w:t>
         </w:r>
         <w:r>
           <w:rPr>
@@ -2012,7 +2012,7 @@
           <w14:ligatures w14:val="standardContextual"/>
         </w:rPr>
       </w:pPr>
-      <w:hyperlink w:anchor="_Toc242809480" w:history="1">
+      <w:hyperlink w:anchor="_Toc242826986" w:history="1">
         <w:r>
           <w:rPr>
             <w:rStyle w:val="Hipervnculo"/>
@@ -2039,7 +2039,7 @@
             <w:noProof/>
             <w:webHidden/>
           </w:rPr>
-          <w:instrText xml:space="preserve"> PAGEREF _Toc242809480 \h </w:instrText>
+          <w:instrText xml:space="preserve"> PAGEREF _Toc242826986 \h </w:instrText>
         </w:r>
         <w:r>
           <w:rPr>
@@ -2059,7 +2059,7 @@
             <w:noProof/>
             <w:webHidden/>
           </w:rPr>
-          <w:t>21</w:t>
+          <w:t>22</w:t>
         </w:r>
         <w:r>
           <w:rPr>
@@ -2083,7 +2083,7 @@
           <w14:ligatures w14:val="standardContextual"/>
         </w:rPr>
       </w:pPr>
-      <w:hyperlink w:anchor="_Toc242809481" w:history="1">
+      <w:hyperlink w:anchor="_Toc242826987" w:history="1">
         <w:r>
           <w:rPr>
             <w:rStyle w:val="Hipervnculo"/>
@@ -2110,7 +2110,7 @@
             <w:noProof/>
             <w:webHidden/>
           </w:rPr>
-          <w:instrText xml:space="preserve"> PAGEREF _Toc242809481 \h </w:instrText>
+          <w:instrText xml:space="preserve"> PAGEREF _Toc242826987 \h </w:instrText>
         </w:r>
         <w:r>
           <w:rPr>
@@ -2130,7 +2130,7 @@
             <w:noProof/>
             <w:webHidden/>
           </w:rPr>
-          <w:t>22</w:t>
+          <w:t>24</w:t>
         </w:r>
         <w:r>
           <w:rPr>
@@ -2154,7 +2154,7 @@
           <w14:ligatures w14:val="standardContextual"/>
         </w:rPr>
       </w:pPr>
-      <w:hyperlink w:anchor="_Toc242809482" w:history="1">
+      <w:hyperlink w:anchor="_Toc242826988" w:history="1">
         <w:r>
           <w:rPr>
             <w:rStyle w:val="Hipervnculo"/>
@@ -2181,7 +2181,7 @@
             <w:noProof/>
             <w:webHidden/>
           </w:rPr>
-          <w:instrText xml:space="preserve"> PAGEREF _Toc242809482 \h </w:instrText>
+          <w:instrText xml:space="preserve"> PAGEREF _Toc242826988 \h </w:instrText>
         </w:r>
         <w:r>
           <w:rPr>
@@ -2201,7 +2201,7 @@
             <w:noProof/>
             <w:webHidden/>
           </w:rPr>
-          <w:t>22</w:t>
+          <w:t>24</w:t>
         </w:r>
         <w:r>
           <w:rPr>
@@ -2225,7 +2225,7 @@
           <w14:ligatures w14:val="standardContextual"/>
         </w:rPr>
       </w:pPr>
-      <w:hyperlink w:anchor="_Toc242809483" w:history="1">
+      <w:hyperlink w:anchor="_Toc242826989" w:history="1">
         <w:r>
           <w:rPr>
             <w:rStyle w:val="Hipervnculo"/>
@@ -2252,7 +2252,7 @@
             <w:noProof/>
             <w:webHidden/>
           </w:rPr>
-          <w:instrText xml:space="preserve"> PAGEREF _Toc242809483 \h </w:instrText>
+          <w:instrText xml:space="preserve"> PAGEREF _Toc242826989 \h </w:instrText>
         </w:r>
         <w:r>
           <w:rPr>
@@ -2272,7 +2272,7 @@
             <w:noProof/>
             <w:webHidden/>
           </w:rPr>
-          <w:t>23</w:t>
+          <w:t>25</w:t>
         </w:r>
         <w:r>
           <w:rPr>
@@ -2296,7 +2296,7 @@
           <w14:ligatures w14:val="standardContextual"/>
         </w:rPr>
       </w:pPr>
-      <w:hyperlink w:anchor="_Toc242809484" w:history="1">
+      <w:hyperlink w:anchor="_Toc242826990" w:history="1">
         <w:r>
           <w:rPr>
             <w:rStyle w:val="Hipervnculo"/>
@@ -2323,7 +2323,7 @@
             <w:noProof/>
             <w:webHidden/>
           </w:rPr>
-          <w:instrText xml:space="preserve"> PAGEREF _Toc242809484 \h </w:instrText>
+          <w:instrText xml:space="preserve"> PAGEREF _Toc242826990 \h </w:instrText>
         </w:r>
         <w:r>
           <w:rPr>
@@ -2343,7 +2343,7 @@
             <w:noProof/>
             <w:webHidden/>
           </w:rPr>
-          <w:t>24</w:t>
+          <w:t>26</w:t>
         </w:r>
         <w:r>
           <w:rPr>
@@ -2367,7 +2367,7 @@
           <w14:ligatures w14:val="standardContextual"/>
         </w:rPr>
       </w:pPr>
-      <w:hyperlink w:anchor="_Toc242809485" w:history="1">
+      <w:hyperlink w:anchor="_Toc242826991" w:history="1">
         <w:r>
           <w:rPr>
             <w:rStyle w:val="Hipervnculo"/>
@@ -2394,7 +2394,7 @@
             <w:noProof/>
             <w:webHidden/>
           </w:rPr>
-          <w:instrText xml:space="preserve"> PAGEREF _Toc242809485 \h </w:instrText>
+          <w:instrText xml:space="preserve"> PAGEREF _Toc242826991 \h </w:instrText>
         </w:r>
         <w:r>
           <w:rPr>
@@ -2414,7 +2414,7 @@
             <w:noProof/>
             <w:webHidden/>
           </w:rPr>
-          <w:t>27</w:t>
+          <w:t>29</w:t>
         </w:r>
         <w:r>
           <w:rPr>
@@ -2438,7 +2438,7 @@
           <w14:ligatures w14:val="standardContextual"/>
         </w:rPr>
       </w:pPr>
-      <w:hyperlink w:anchor="_Toc242809486" w:history="1">
+      <w:hyperlink w:anchor="_Toc242826992" w:history="1">
         <w:r>
           <w:rPr>
             <w:rStyle w:val="Hipervnculo"/>
@@ -2465,7 +2465,7 @@
             <w:noProof/>
             <w:webHidden/>
           </w:rPr>
-          <w:instrText xml:space="preserve"> PAGEREF _Toc242809486 \h </w:instrText>
+          <w:instrText xml:space="preserve"> PAGEREF _Toc242826992 \h </w:instrText>
         </w:r>
         <w:r>
           <w:rPr>
@@ -2485,7 +2485,7 @@
             <w:noProof/>
             <w:webHidden/>
           </w:rPr>
-          <w:t>27</w:t>
+          <w:t>29</w:t>
         </w:r>
         <w:r>
           <w:rPr>
@@ -2509,7 +2509,7 @@
           <w14:ligatures w14:val="standardContextual"/>
         </w:rPr>
       </w:pPr>
-      <w:hyperlink w:anchor="_Toc242809487" w:history="1">
+      <w:hyperlink w:anchor="_Toc242826993" w:history="1">
         <w:r>
           <w:rPr>
             <w:rStyle w:val="Hipervnculo"/>
@@ -2536,7 +2536,7 @@
             <w:noProof/>
             <w:webHidden/>
           </w:rPr>
-          <w:instrText xml:space="preserve"> PAGEREF _Toc242809487 \h </w:instrText>
+          <w:instrText xml:space="preserve"> PAGEREF _Toc242826993 \h </w:instrText>
         </w:r>
         <w:r>
           <w:rPr>
@@ -2556,7 +2556,7 @@
             <w:noProof/>
             <w:webHidden/>
           </w:rPr>
-          <w:t>27</w:t>
+          <w:t>29</w:t>
         </w:r>
         <w:r>
           <w:rPr>
@@ -2580,7 +2580,7 @@
           <w14:ligatures w14:val="standardContextual"/>
         </w:rPr>
       </w:pPr>
-      <w:hyperlink w:anchor="_Toc242809488" w:history="1">
+      <w:hyperlink w:anchor="_Toc242826994" w:history="1">
         <w:r>
           <w:rPr>
             <w:rStyle w:val="Hipervnculo"/>
@@ -2607,7 +2607,7 @@
             <w:noProof/>
             <w:webHidden/>
           </w:rPr>
-          <w:instrText xml:space="preserve"> PAGEREF _Toc242809488 \h </w:instrText>
+          <w:instrText xml:space="preserve"> PAGEREF _Toc242826994 \h </w:instrText>
         </w:r>
         <w:r>
           <w:rPr>
@@ -2627,7 +2627,7 @@
             <w:noProof/>
             <w:webHidden/>
           </w:rPr>
-          <w:t>27</w:t>
+          <w:t>29</w:t>
         </w:r>
         <w:r>
           <w:rPr>
@@ -2651,7 +2651,7 @@
           <w14:ligatures w14:val="standardContextual"/>
         </w:rPr>
       </w:pPr>
-      <w:hyperlink w:anchor="_Toc242809489" w:history="1">
+      <w:hyperlink w:anchor="_Toc242826995" w:history="1">
         <w:r>
           <w:rPr>
             <w:rStyle w:val="Hipervnculo"/>
@@ -2678,7 +2678,7 @@
             <w:noProof/>
             <w:webHidden/>
           </w:rPr>
-          <w:instrText xml:space="preserve"> PAGEREF _Toc242809489 \h </w:instrText>
+          <w:instrText xml:space="preserve"> PAGEREF _Toc242826995 \h </w:instrText>
         </w:r>
         <w:r>
           <w:rPr>
@@ -2698,7 +2698,7 @@
             <w:noProof/>
             <w:webHidden/>
           </w:rPr>
-          <w:t>28</w:t>
+          <w:t>30</w:t>
         </w:r>
         <w:r>
           <w:rPr>
@@ -2723,7 +2723,7 @@
       <w:pPr>
         <w:pStyle w:val="Ttulo1"/>
       </w:pPr>
-      <w:bookmarkStart w:id="0" w:name="_Toc242809452"/>
+      <w:bookmarkStart w:id="0" w:name="_Toc242826958"/>
       <w:r>
         <w:lastRenderedPageBreak/>
         <w:t>1. INTRODUCCIÓN Y OBJETIVO</w:t>
@@ -2742,7 +2742,7 @@
       <w:pPr>
         <w:pStyle w:val="Ttulo2"/>
       </w:pPr>
-      <w:bookmarkStart w:id="1" w:name="_Toc242809453"/>
+      <w:bookmarkStart w:id="1" w:name="_Toc242826959"/>
       <w:r>
         <w:t>1.1 El objetivo específico 4</w:t>
       </w:r>
@@ -2779,7 +2779,7 @@
       <w:pPr>
         <w:pStyle w:val="Ttulo2"/>
       </w:pPr>
-      <w:bookmarkStart w:id="2" w:name="_Toc242809454"/>
+      <w:bookmarkStart w:id="2" w:name="_Toc242826960"/>
       <w:r>
         <w:t>1.2 Indicadores</w:t>
       </w:r>
@@ -2797,7 +2797,7 @@
       <w:pPr>
         <w:pStyle w:val="Ttulo2"/>
       </w:pPr>
-      <w:bookmarkStart w:id="3" w:name="_Toc242809455"/>
+      <w:bookmarkStart w:id="3" w:name="_Toc242826961"/>
       <w:r>
         <w:t>1.3 Qué cubre este documento y qué no</w:t>
       </w:r>
@@ -2830,7 +2830,7 @@
       <w:pPr>
         <w:pStyle w:val="Ttulo2"/>
       </w:pPr>
-      <w:bookmarkStart w:id="4" w:name="_Toc242809456"/>
+      <w:bookmarkStart w:id="4" w:name="_Toc242826962"/>
       <w:r>
         <w:t>1.4 Corte del documento</w:t>
       </w:r>
@@ -2841,7 +2841,25 @@
         <w:pStyle w:val="PrimerprrafoOE3"/>
       </w:pPr>
       <w:r>
-        <w:t>Las cifras de este documento corresponden al candidato rc3 y a la pasada de pruebas hecha el 10/10/2026. Las pasadas sobre rc1 y rc2 (ambas del 01/10/2026) fueron previas; sus veredictos no se heredan, porque el juego cambió en 108 commits entre rc2 y rc3, y se citan solo como historia de las correcciones en el apartado 3.6.</w:t>
+        <w:t xml:space="preserve">Los veredictos de este documento corresponden al candidato rc3 y a la pasada de pruebas hecha el 10/10/2026. El 13/10/2026 se recompiló el candidato rc4 desde </w:t>
+      </w:r>
+      <w:r>
+        <w:rPr>
+          <w:rStyle w:val="CdigoenlneaOE3"/>
+        </w:rPr>
+        <w:t>0405eba</w:t>
+      </w:r>
+      <w:r>
+        <w:t xml:space="preserve">, con las correcciones de código del triaje (apartado 3.6); de rc4 se dan el tamaño, las cargas, la memoria y la suite (apartados 3.5 y 3.7), y no tiene pasada propia de los casos </w:t>
+      </w:r>
+      <w:r>
+        <w:rPr>
+          <w:rStyle w:val="CdigoenlneaOE3"/>
+        </w:rPr>
+        <w:t>PF-*</w:t>
+      </w:r>
+      <w:r>
+        <w:t>. Las pasadas sobre rc1 y rc2 (ambas del 01/10/2026) fueron previas; sus veredictos no se heredan, porque el juego cambió en 108 commits entre rc2 y rc3, y se citan solo como historia de las correcciones en el apartado 3.6.</w:t>
       </w:r>
     </w:p>
     <w:p>
@@ -2853,7 +2871,7 @@
       <w:pPr>
         <w:pStyle w:val="Ttulo1"/>
       </w:pPr>
-      <w:bookmarkStart w:id="5" w:name="_Toc242809457"/>
+      <w:bookmarkStart w:id="5" w:name="_Toc242826963"/>
       <w:r>
         <w:lastRenderedPageBreak/>
         <w:t>2. MÉTODO</w:t>
@@ -2864,7 +2882,7 @@
       <w:pPr>
         <w:pStyle w:val="Ttulo2"/>
       </w:pPr>
-      <w:bookmarkStart w:id="6" w:name="_Toc242809458"/>
+      <w:bookmarkStart w:id="6" w:name="_Toc242826964"/>
       <w:r>
         <w:t>2.1 El catálogo de casos PF</w:t>
       </w:r>
@@ -3000,7 +3018,7 @@
       <w:pPr>
         <w:pStyle w:val="Ttulo2"/>
       </w:pPr>
-      <w:bookmarkStart w:id="7" w:name="_Toc242809459"/>
+      <w:bookmarkStart w:id="7" w:name="_Toc242826965"/>
       <w:r>
         <w:t>2.2 Las sesiones</w:t>
       </w:r>
@@ -4344,7 +4362,7 @@
       <w:pPr>
         <w:pStyle w:val="Ttulo2"/>
       </w:pPr>
-      <w:bookmarkStart w:id="8" w:name="_Toc242809460"/>
+      <w:bookmarkStart w:id="8" w:name="_Toc242826966"/>
       <w:r>
         <w:t>2.3 Quién ejecuta cada caso</w:t>
       </w:r>
@@ -4923,7 +4941,7 @@
       <w:pPr>
         <w:pStyle w:val="Ttulo2"/>
       </w:pPr>
-      <w:bookmarkStart w:id="9" w:name="_Toc242809461"/>
+      <w:bookmarkStart w:id="9" w:name="_Toc242826967"/>
       <w:r>
         <w:t>2.4 Veredictos</w:t>
       </w:r>
@@ -5433,17 +5451,23 @@
         <w:pStyle w:val="PrimerprrafoOE3"/>
       </w:pPr>
       <w:r>
-        <w:t xml:space="preserve">Durante la pasada un caso puede estar a medias o sin ejecutar. Son estados de trabajo y no veredictos: NE (no ejecutado por el ejecutor automático) y PS (la fila de la Tabla 2.3). Al cierre de la pasada rc3 ningún caso está en B, NA ni NE, y cuatro están en PS (Tabla 3.1); cada uno de los otros 132 tiene uno de los veredictos de la tabla. Seis de esos 132 se cerraron el 13/10/2026 en una sesión manual sobre rc3, con la hoja HUM, y no con el arnés; en el corte del 10/10/2026 eran 126 con veredicto y diez en </w:t>
-      </w:r>
-      <w:r>
-        <w:t>PS. Un F pasa a PD solo si el triaje registra un INC con la decisión tomada, y la reclasificación se ve en la columna de la versión final sin reescribir la primera pasada.</w:t>
+        <w:t xml:space="preserve">Durante la pasada un caso puede estar a medias o sin ejecutar. Son estados de trabajo y no veredictos: NE (no ejecutado por el ejecutor automático) y PS (la fila de la Tabla 2.3). Al cierre de la pasada rc3 ningún caso está en B, NA ni NE, y tres están en PS (Tabla 3.1); cada uno de los otros 133 tiene uno de los veredictos de la tabla. Siete de esos 133 se cerraron el 13/10/2026: seis en una sesión manual sobre rc3, con la hoja HUM, y no con el arnés, y </w:t>
+      </w:r>
+      <w:r>
+        <w:rPr>
+          <w:rStyle w:val="CdigoenlneaOE3"/>
+        </w:rPr>
+        <w:t>PF-RNF12-01</w:t>
+      </w:r>
+      <w:r>
+        <w:t xml:space="preserve"> con el formato de consentimiento y los consentimientos firmados de esa sesión; en el corte del 10/10/2026 eran 126 con veredicto y diez en PS. Un F pasa a PD solo si el triaje registra un INC con la decisión tomada, y la reclasificación se ve en la columna de la versión final sin reescribir la primera pasada.</w:t>
       </w:r>
     </w:p>
     <w:p>
       <w:pPr>
         <w:pStyle w:val="Ttulo2"/>
       </w:pPr>
-      <w:bookmarkStart w:id="10" w:name="_Toc242809462"/>
+      <w:bookmarkStart w:id="10" w:name="_Toc242826968"/>
       <w:r>
         <w:t>2.5 Indicadores</w:t>
       </w:r>
@@ -5454,7 +5478,11 @@
         <w:pStyle w:val="PrimerprrafoOE3"/>
       </w:pPr>
       <w:r>
-        <w:t>La eficacia de las pruebas funcionales se calcula como (P + PD) / (P + PD + F) × 100 sobre los casos con veredicto de los 136 del catálogo, con meta de 90 % o más. Los casos en PS quedan fuera del cálculo, y el apartado 3.3 dice cuánto cambiaría el valor si fallaran. Se publica el valor global y el de cada etiqueta, porque el indicador nombra botones, sonidos y saltos de nivel y un promedio global podría ocultar una etiqueta por debajo de la meta.</w:t>
+        <w:t xml:space="preserve">La eficacia de las pruebas funcionales se calcula como (P + PD) / (P + PD + F) × 100 sobre los casos con veredicto de los 136 del catálogo, con meta de 90 % o más. Los casos en PS quedan fuera del cálculo, y el apartado 3.3 dice cuánto cambiaría el valor si fallaran. Se </w:t>
+      </w:r>
+      <w:r>
+        <w:lastRenderedPageBreak/>
+        <w:t>publica el valor global y el de cada etiqueta, porque el indicador nombra botones, sonidos y saltos de nivel y un promedio global podría ocultar una etiqueta por debajo de la meta.</w:t>
       </w:r>
     </w:p>
     <w:p>
@@ -5462,7 +5490,6 @@
         <w:pStyle w:val="TextoOE3"/>
       </w:pPr>
       <w:r>
-        <w:lastRenderedPageBreak/>
         <w:t>El cumplimiento de requerimientos de prioridad Alta se mide sobre 45 RF de prioridad Alta; RF-06 es de prioridad Media y RF-21 de prioridad Baja, según el OE1. Un RF de prioridad Alta cuenta como implementado si ninguno de sus casos termina en F con severidad Bloqueante o Mayor. Un F Menor, como un rótulo o un criterio secundario de una historia, resta en la eficacia pero no niega que el RF exista.</w:t>
       </w:r>
     </w:p>
@@ -5470,7 +5497,7 @@
       <w:pPr>
         <w:pStyle w:val="Ttulo2"/>
       </w:pPr>
-      <w:bookmarkStart w:id="11" w:name="_Toc242809463"/>
+      <w:bookmarkStart w:id="11" w:name="_Toc242826969"/>
       <w:r>
         <w:t>2.6 El candidato rc3</w:t>
       </w:r>
@@ -6143,9 +6170,128 @@
     </w:p>
     <w:p>
       <w:pPr>
+        <w:pStyle w:val="TextoOE3"/>
+      </w:pPr>
+      <w:r>
+        <w:t xml:space="preserve">El candidato rc4 se recompiló el 13/10/2026, de 23:02 a 23:03, desde </w:t>
+      </w:r>
+      <w:r>
+        <w:rPr>
+          <w:rStyle w:val="CdigoenlneaOE3"/>
+        </w:rPr>
+        <w:t>0405eba</w:t>
+      </w:r>
+      <w:r>
+        <w:t xml:space="preserve"> (rama </w:t>
+      </w:r>
+      <w:r>
+        <w:rPr>
+          <w:rStyle w:val="CdigoenlneaOE3"/>
+        </w:rPr>
+        <w:t>ajustes-OE4</w:t>
+      </w:r>
+      <w:r>
+        <w:t xml:space="preserve">), con </w:t>
+      </w:r>
+      <w:r>
+        <w:rPr>
+          <w:rStyle w:val="CdigoenlneaOE3"/>
+        </w:rPr>
+        <w:t>git diff HEAD</w:t>
+      </w:r>
+      <w:r>
+        <w:t xml:space="preserve"> vacío sobre </w:t>
+      </w:r>
+      <w:r>
+        <w:rPr>
+          <w:rStyle w:val="CdigoenlneaOE3"/>
+        </w:rPr>
+        <w:t>Assets/</w:t>
+      </w:r>
+      <w:r>
+        <w:t xml:space="preserve">, </w:t>
+      </w:r>
+      <w:r>
+        <w:rPr>
+          <w:rStyle w:val="CdigoenlneaOE3"/>
+        </w:rPr>
+        <w:t>Packages/</w:t>
+      </w:r>
+      <w:r>
+        <w:t xml:space="preserve"> y </w:t>
+      </w:r>
+      <w:r>
+        <w:rPr>
+          <w:rStyle w:val="CdigoenlneaOE3"/>
+        </w:rPr>
+        <w:t>ProjectSettings/</w:t>
+      </w:r>
+      <w:r>
+        <w:t xml:space="preserve"> y sin archivos sin seguimiento en ellas (fuente: </w:t>
+      </w:r>
+      <w:r>
+        <w:rPr>
+          <w:rStyle w:val="CdigoenlneaOE3"/>
+        </w:rPr>
+        <w:t>claudeDocs/tasks/OE4/evidencias/build-rc4.md</w:t>
+      </w:r>
+      <w:r>
+        <w:t xml:space="preserve">). El SHA-256 de </w:t>
+      </w:r>
+      <w:r>
+        <w:rPr>
+          <w:rStyle w:val="CdigoenlneaOE3"/>
+        </w:rPr>
+        <w:t>Algoritmia.exe</w:t>
+      </w:r>
+      <w:r>
+        <w:t xml:space="preserve"> es el mismo que el de rc1 a rc3; la huella del contenido de </w:t>
+      </w:r>
+      <w:r>
+        <w:rPr>
+          <w:rStyle w:val="CdigoenlneaOE3"/>
+        </w:rPr>
+        <w:t>Algoritmia_Data</w:t>
+      </w:r>
+      <w:r>
+        <w:t xml:space="preserve"> es </w:t>
+      </w:r>
+      <w:r>
+        <w:rPr>
+          <w:rStyle w:val="CdigoenlneaOE3"/>
+        </w:rPr>
+        <w:t>d6d35bd44cf9f4f3a296f948ec93833310e893342d241b545f63076b57930644</w:t>
+      </w:r>
+      <w:r>
+        <w:t xml:space="preserve"> (223 archivos) y la de la carpeta entregable, </w:t>
+      </w:r>
+      <w:r>
+        <w:rPr>
+          <w:rStyle w:val="CdigoenlneaOE3"/>
+        </w:rPr>
+        <w:t>21a35e0b19d33530ab317f9e59089a601a2c38422793ee1bb5868fb0d52b2076</w:t>
+      </w:r>
+      <w:r>
+        <w:t xml:space="preserve"> (252 archivos), sin cambios tras las</w:t>
+      </w:r>
+      <w:r>
+        <w:t xml:space="preserve"> cuatro sesiones de medición. Sustituye a un rc4 anterior compilado a las 18:31 desde </w:t>
+      </w:r>
+      <w:r>
+        <w:rPr>
+          <w:rStyle w:val="CdigoenlneaOE3"/>
+        </w:rPr>
+        <w:t>0839352</w:t>
+      </w:r>
+      <w:r>
+        <w:t>, que no se etiquetó. Tampoco este se etiquetó.</w:t>
+      </w:r>
+    </w:p>
+    <w:p>
+      <w:pPr>
         <w:pStyle w:val="Ttulo2"/>
       </w:pPr>
-      <w:bookmarkStart w:id="12" w:name="_Toc242809464"/>
+      <w:bookmarkStart w:id="12" w:name="_Toc242826970"/>
       <w:r>
         <w:t>2.7 Defectos y correcciones</w:t>
       </w:r>
@@ -6188,7 +6334,7 @@
       <w:pPr>
         <w:pStyle w:val="Ttulo1"/>
       </w:pPr>
-      <w:bookmarkStart w:id="13" w:name="_Toc242809465"/>
+      <w:bookmarkStart w:id="13" w:name="_Toc242826971"/>
       <w:r>
         <w:lastRenderedPageBreak/>
         <w:t>3. RESULTADOS</w:t>
@@ -6216,7 +6362,7 @@
       <w:pPr>
         <w:pStyle w:val="Ttulo2"/>
       </w:pPr>
-      <w:bookmarkStart w:id="14" w:name="_Toc242809466"/>
+      <w:bookmarkStart w:id="14" w:name="_Toc242826972"/>
       <w:r>
         <w:t>3.1 Veredictos por sesión</w:t>
       </w:r>
@@ -8890,7 +9036,7 @@
               <w:rPr>
                 <w:sz w:val="18"/>
               </w:rPr>
-              <w:t>7</w:t>
+              <w:t>8</w:t>
             </w:r>
           </w:p>
         </w:tc>
@@ -9016,7 +9162,7 @@
               <w:rPr>
                 <w:sz w:val="18"/>
               </w:rPr>
-              <w:t>3</w:t>
+              <w:t>2</w:t>
             </w:r>
           </w:p>
         </w:tc>
@@ -9037,7 +9183,7 @@
               <w:rPr>
                 <w:sz w:val="18"/>
               </w:rPr>
-              <w:t>70,0 %</w:t>
+              <w:t>72,7 %</w:t>
             </w:r>
           </w:p>
         </w:tc>
@@ -9314,7 +9460,7 @@
               <w:rPr>
                 <w:sz w:val="18"/>
               </w:rPr>
-              <w:t>128</w:t>
+              <w:t>129</w:t>
             </w:r>
           </w:p>
         </w:tc>
@@ -9440,7 +9586,7 @@
               <w:rPr>
                 <w:sz w:val="18"/>
               </w:rPr>
-              <w:t>4</w:t>
+              <w:t>3</w:t>
             </w:r>
           </w:p>
         </w:tc>
@@ -9543,7 +9689,7 @@
         <w:t>PF-RNF17-01</w:t>
       </w:r>
       <w:r>
-        <w:t xml:space="preserve"> (DEF-RC3-I02, commits sin tarjeta). Ninguno de los tres cambia lo que el juego hace. Por eso su eficacia, 70,0 % (7 de 10), no dice nada sobre la mecánica.</w:t>
+        <w:t xml:space="preserve"> (DEF-RC3-I02, commits sin tarjeta). Ninguno de los tres cambia lo que el juego hace. Por eso su eficacia, 72,7 % (8 de 11), no dice nada sobre la mecánica.</w:t>
       </w:r>
     </w:p>
     <w:p>
@@ -9551,7 +9697,7 @@
         <w:pStyle w:val="TextoOE3"/>
       </w:pPr>
       <w:r>
-        <w:t xml:space="preserve">Cuatro casos están en PS. Uno es de S-HUM: </w:t>
+        <w:t xml:space="preserve">Tres casos están en PS. Uno es de S-HUM: </w:t>
       </w:r>
       <w:r>
         <w:rPr>
@@ -9560,41 +9706,32 @@
         <w:t>PF-RNF13-01</w:t>
       </w:r>
       <w:r>
-        <w:t xml:space="preserve">, el recorrido completo, porque los dos recorridos del arnés sobre rc3 no se ejecutaron y la comprobación H8 registró la duración (40 a 45 min) pero no cubre por sí sola los tres recorridos que el caso pide (apartado 3.4). Tres son de S-INSP: </w:t>
+        <w:t xml:space="preserve">, el recorrido completo, porque los dos recorridos del arnés sobre rc3 no se ejecutaron y la comprobación H8 registró la duración (40 a 45 min) pero no cubre por sí sola los tres recorridos que el caso pide (apartado 3.4). Dos son de S-INSP: </w:t>
       </w:r>
       <w:r>
         <w:rPr>
           <w:rStyle w:val="CdigoenlneaOE3"/>
         </w:rPr>
-        <w:t>PF-RNF12-01</w:t>
-      </w:r>
-      <w:r>
-        <w:t xml:space="preserve"> (el formato de consentimiento informado; </w:t>
+        <w:t>PF-RNF22-01</w:t>
+      </w:r>
+      <w:r>
+        <w:t xml:space="preserve"> (la inspección está hecha, con 344 cadenas </w:t>
       </w:r>
       <w:r>
         <w:lastRenderedPageBreak/>
-        <w:t xml:space="preserve">ninguna comprobación de la hoja HUM lo cubre), </w:t>
+        <w:t xml:space="preserve">sin enlaces ni compras y 9 ilustraciones sin violencia, y falta la confirmación) y </w:t>
       </w:r>
       <w:r>
         <w:rPr>
           <w:rStyle w:val="CdigoenlneaOE3"/>
         </w:rPr>
-        <w:t>PF-RNF22-01</w:t>
-      </w:r>
-      <w:r>
-        <w:t xml:space="preserve"> (la inspección está hecha, con 344 cadenas sin enlaces ni compras y 9 ilustraciones sin violencia, y falta la confirmación) y </w:t>
-      </w:r>
-      <w:r>
-        <w:rPr>
-          <w:rStyle w:val="CdigoenlneaOE3"/>
-        </w:rPr>
         <w:t>PF-RNF23-01</w:t>
       </w:r>
       <w:r>
-        <w:t xml:space="preserve"> (los cré</w:t>
-      </w:r>
-      <w:r>
-        <w:t>ditos y las licencias coinciden con lo esperado, y falta el soporte escrito de la Familia Anonaky y de la colaboradora de arte). No hay casos en B, NA ni NE.</w:t>
+        <w:t xml:space="preserve"> (los créditos y las licencias coinciden con lo esperado, y falta el soporte escrito de la Familia Anonaky y d</w:t>
+      </w:r>
+      <w:r>
+        <w:t>e la colaboradora de arte). No hay casos en B, NA ni NE.</w:t>
       </w:r>
     </w:p>
     <w:p>
@@ -9602,7 +9739,7 @@
         <w:pStyle w:val="TextoOE3"/>
       </w:pPr>
       <w:r>
-        <w:t xml:space="preserve">En el corte del 10/10/2026 eran diez los casos en PS (126 con veredicto: 122 P y 4 F, eficacia 96,8 %). Seis pasaron a P el 13/10/2026 con la hoja HUM, en una sesión manual sobre rc3 con 4 estudiantes de grado quinto (apartado 5.2), cada uno con la comprobación que lo cubre y que se registró como «Aprobado»: </w:t>
+        <w:t xml:space="preserve">En el corte del 10/10/2026 eran diez los casos en PS (126 con veredicto: 122 P y 4 F, eficacia 96,8 %). Siete pasaron a P el 13/10/2026. Seis lo hicieron con la hoja HUM, en una sesión manual sobre rc3 con 4 estudiantes de grado quinto (apartado 5.2), cada uno con la comprobación que lo cubre y que se registró como «Aprobado»: </w:t>
       </w:r>
       <w:r>
         <w:rPr>
@@ -9656,12 +9793,21 @@
         <w:t>PF-SON-03</w:t>
       </w:r>
       <w:r>
-        <w:t xml:space="preserve">). Las comprobaciones H1 y H2 (PG-05 y PG-06) y H9 a H11 no corresponden a ningún caso nuevo, y H13 no se realizó: </w:t>
+        <w:t xml:space="preserve">). El séptimo, </w:t>
       </w:r>
       <w:r>
         <w:rPr>
           <w:rStyle w:val="CdigoenlneaOE3"/>
         </w:rPr>
+        <w:t>PF-RNF12-01</w:t>
+      </w:r>
+      <w:r>
+        <w:t xml:space="preserve">, pasó a P con el formato de consentimiento informado, que consta en el Anexo F, y los 4 consentimientos firmados de la sesión del 13/10/2026. Las comprobaciones H1 y H2 (PG-05 y PG-06) y H9 a H11 no corresponden a ningún caso nuevo, y H13 no se realizó: </w:t>
+      </w:r>
+      <w:r>
+        <w:rPr>
+          <w:rStyle w:val="CdigoenlneaOE3"/>
+        </w:rPr>
         <w:t>PF-RNF02-01</w:t>
       </w:r>
       <w:r>
@@ -9683,14 +9829,17 @@
         <w:t>PF-RF46-01</w:t>
       </w:r>
       <w:r>
-        <w:t xml:space="preserve"> conservan el P de rc3.</w:t>
+        <w:t xml:space="preserve"> conserva</w:t>
+      </w:r>
+      <w:r>
+        <w:t>n el P de rc3.</w:t>
       </w:r>
     </w:p>
     <w:p>
       <w:pPr>
         <w:pStyle w:val="Ttulo2"/>
       </w:pPr>
-      <w:bookmarkStart w:id="15" w:name="_Toc242809467"/>
+      <w:bookmarkStart w:id="15" w:name="_Toc242826973"/>
       <w:r>
         <w:t>3.2 Veredictos por etiqueta</w:t>
       </w:r>
@@ -11100,7 +11249,7 @@
               <w:rPr>
                 <w:sz w:val="18"/>
               </w:rPr>
-              <w:t>14</w:t>
+              <w:t>15</w:t>
             </w:r>
           </w:p>
         </w:tc>
@@ -11226,7 +11375,7 @@
               <w:rPr>
                 <w:sz w:val="18"/>
               </w:rPr>
-              <w:t>3</w:t>
+              <w:t>2</w:t>
             </w:r>
           </w:p>
         </w:tc>
@@ -11247,7 +11396,7 @@
               <w:rPr>
                 <w:sz w:val="18"/>
               </w:rPr>
-              <w:t>82,4 %</w:t>
+              <w:t>83,3 %</w:t>
             </w:r>
           </w:p>
         </w:tc>
@@ -11276,14 +11425,14 @@
         <w:t>PF-RNF13-01</w:t>
       </w:r>
       <w:r>
-        <w:t>, el recorrido completo). BOT cierra los 28 en P. SON queda en 100,0 % (3 de 3): sus tres casos son de oído, el arnés no mide el sonido y los aprobó una persona el 13/10/2026 (comprobaciones H12, H6 y H7 de la hoja HUM), así que es un juicio de oído y no una medición. La etiqueta RNF queda en 82,4 % (14 de 17 con veredicto) por los tres F de S-INSP; era 78,6 % (11 de 14) en el corte del 10/10/2026, antes de que H3, H4 y H5 pasaran a P. El indicador no nombra esa etiqueta.</w:t>
+        <w:t>, el recorrido completo). BOT cierra los 28 en P. SON queda en 100,0 % (3 de 3): sus tres casos son de oído, el arnés no mide el sonido y los aprobó una persona el 13/10/2026 (comprobaciones H12, H6 y H7 de la hoja HUM), así que es un juicio de oído y no una medición. La etiqueta RNF queda en 83,3 % (15 de 18 con veredicto) por los tres F de S-INSP; era 78,6 % (11 de 14) en el corte del 10/10/2026, antes de que H3, H4, H5 y el consentimiento pasaran a P. El indicador no nombra esa etiqueta.</w:t>
       </w:r>
     </w:p>
     <w:p>
       <w:pPr>
         <w:pStyle w:val="Ttulo2"/>
       </w:pPr>
-      <w:bookmarkStart w:id="16" w:name="_Toc242809468"/>
+      <w:bookmarkStart w:id="16" w:name="_Toc242826974"/>
       <w:r>
         <w:t>3.3 Indicadores del objetivo</w:t>
       </w:r>
@@ -11457,7 +11606,7 @@
               <w:rPr>
                 <w:sz w:val="18"/>
               </w:rPr>
-              <w:t xml:space="preserve">97,0 % = 128 / (128 + 0 + 4), sobre 132 casos con veredicto; 4 casos en PS fuera del cálculo. En el </w:t>
+              <w:t xml:space="preserve">97,0 % = 129 / (129 + 0 + 4), sobre 133 casos con veredicto; 3 casos en PS fuera del cálculo. En el </w:t>
             </w:r>
             <w:r>
               <w:rPr>
@@ -11685,14 +11834,14 @@
         <w:pStyle w:val="PrimerprrafoOE3"/>
       </w:pPr>
       <w:r>
-        <w:t>Los 4 F de la pasada son todos Menores y ninguno de los 16 defectos hallados es Bloqueante ni Mayor (apartado 3.6). Con la sesión del 13/10/2026 las tres etiquetas que nombra el indicador superan la meta, y la de sonidos se cierra con un juicio de oído de una persona y no con una medición. La eficacia global depende todavía de los 4 casos en PS: si los cuatro fallaran quedaría en 94,1 % (128 de 136) y seguiría sobre el 90 %.</w:t>
+        <w:t>Los 4 F de la pasada son todos Menores y ninguno de los 16 defectos hallados es Bloqueante ni Mayor (apartado 3.6). Con la sesión del 13/10/2026 las tres etiquetas que nombra el indicador superan la meta, y la de sonidos se cierra con un juicio de oído de una persona y no con una medición. La eficacia global depende todavía de los 3 casos en PS: si los tres fallaran quedaría en 94,9 % (129 de 136) y seguiría sobre el 90 %.</w:t>
       </w:r>
     </w:p>
     <w:p>
       <w:pPr>
         <w:pStyle w:val="Ttulo2"/>
       </w:pPr>
-      <w:bookmarkStart w:id="17" w:name="_Toc242809469"/>
+      <w:bookmarkStart w:id="17" w:name="_Toc242826975"/>
       <w:r>
         <w:t>3.4 Recorridos completos del juego</w:t>
       </w:r>
@@ -12279,7 +12428,7 @@
       <w:pPr>
         <w:pStyle w:val="Ttulo2"/>
       </w:pPr>
-      <w:bookmarkStart w:id="18" w:name="_Toc242809470"/>
+      <w:bookmarkStart w:id="18" w:name="_Toc242826976"/>
       <w:r>
         <w:t>3.5 Requerimientos no funcionales medidos en el ejecutable</w:t>
       </w:r>
@@ -12369,7 +12518,7 @@
         <w:t>Tabla 3.5.</w:t>
       </w:r>
       <w:r>
-        <w:t xml:space="preserve"> Presupuestos de rendimiento y de paquete en rc3.</w:t>
+        <w:t xml:space="preserve"> Presupuestos de rendimiento y de paquete en rc3 (10/10/2026) y en rc4 (13/10/2026).</w:t>
       </w:r>
     </w:p>
     <w:tbl>
@@ -12386,11 +12535,11 @@
         <w:tblLook w:val="0020" w:firstRow="1" w:lastRow="0" w:firstColumn="0" w:lastColumn="0" w:noHBand="0" w:noVBand="0"/>
       </w:tblPr>
       <w:tblGrid>
-        <w:gridCol w:w="2039"/>
-        <w:gridCol w:w="1128"/>
-        <w:gridCol w:w="3032"/>
-        <w:gridCol w:w="2534"/>
-        <w:gridCol w:w="1229"/>
+        <w:gridCol w:w="1885"/>
+        <w:gridCol w:w="1046"/>
+        <w:gridCol w:w="2969"/>
+        <w:gridCol w:w="2807"/>
+        <w:gridCol w:w="1255"/>
       </w:tblGrid>
       <w:tr>
         <w:trPr>
@@ -12398,7 +12547,7 @@
         </w:trPr>
         <w:tc>
           <w:tcPr>
-            <w:tcW w:w="1023" w:type="pct"/>
+            <w:tcW w:w="946" w:type="pct"/>
             <w:shd w:val="clear" w:color="auto" w:fill="D9D9D9"/>
           </w:tcPr>
           <w:p>
@@ -12421,7 +12570,7 @@
         </w:tc>
         <w:tc>
           <w:tcPr>
-            <w:tcW w:w="566" w:type="pct"/>
+            <w:tcW w:w="525" w:type="pct"/>
             <w:shd w:val="clear" w:color="auto" w:fill="D9D9D9"/>
           </w:tcPr>
           <w:p>
@@ -12444,7 +12593,7 @@
         </w:tc>
         <w:tc>
           <w:tcPr>
-            <w:tcW w:w="1522" w:type="pct"/>
+            <w:tcW w:w="1490" w:type="pct"/>
             <w:shd w:val="clear" w:color="auto" w:fill="D9D9D9"/>
           </w:tcPr>
           <w:p>
@@ -12461,13 +12610,13 @@
                 <w:b/>
                 <w:sz w:val="18"/>
               </w:rPr>
-              <w:t>Valor medido</w:t>
-            </w:r>
-          </w:p>
-        </w:tc>
-        <w:tc>
-          <w:tcPr>
-            <w:tcW w:w="1272" w:type="pct"/>
+              <w:t>rc3</w:t>
+            </w:r>
+          </w:p>
+        </w:tc>
+        <w:tc>
+          <w:tcPr>
+            <w:tcW w:w="1409" w:type="pct"/>
             <w:shd w:val="clear" w:color="auto" w:fill="D9D9D9"/>
           </w:tcPr>
           <w:p>
@@ -12484,13 +12633,13 @@
                 <w:b/>
                 <w:sz w:val="18"/>
               </w:rPr>
-              <w:t>Dónde se dio</w:t>
-            </w:r>
-          </w:p>
-        </w:tc>
-        <w:tc>
-          <w:tcPr>
-            <w:tcW w:w="617" w:type="pct"/>
+              <w:t>rc4</w:t>
+            </w:r>
+          </w:p>
+        </w:tc>
+        <w:tc>
+          <w:tcPr>
+            <w:tcW w:w="630" w:type="pct"/>
             <w:shd w:val="clear" w:color="auto" w:fill="D9D9D9"/>
           </w:tcPr>
           <w:p>
@@ -12507,7 +12656,7 @@
                 <w:b/>
                 <w:sz w:val="18"/>
               </w:rPr>
-              <w:t>Veredicto</w:t>
+              <w:t>Veredicto (rc3)</w:t>
             </w:r>
           </w:p>
         </w:tc>
@@ -12515,7 +12664,7 @@
       <w:tr>
         <w:tc>
           <w:tcPr>
-            <w:tcW w:w="1023" w:type="pct"/>
+            <w:tcW w:w="946" w:type="pct"/>
             <w:shd w:val="clear" w:color="auto" w:fill="auto"/>
           </w:tcPr>
           <w:p>
@@ -12536,7 +12685,7 @@
         </w:tc>
         <w:tc>
           <w:tcPr>
-            <w:tcW w:w="566" w:type="pct"/>
+            <w:tcW w:w="525" w:type="pct"/>
             <w:shd w:val="clear" w:color="auto" w:fill="auto"/>
           </w:tcPr>
           <w:p>
@@ -12557,7 +12706,7 @@
         </w:tc>
         <w:tc>
           <w:tcPr>
-            <w:tcW w:w="1522" w:type="pct"/>
+            <w:tcW w:w="1490" w:type="pct"/>
             <w:shd w:val="clear" w:color="auto" w:fill="auto"/>
           </w:tcPr>
           <w:p>
@@ -12598,28 +12747,7 @@
               <w:rPr>
                 <w:sz w:val="18"/>
               </w:rPr>
-              <w:t>, unos 3,4 s</w:t>
-            </w:r>
-          </w:p>
-        </w:tc>
-        <w:tc>
-          <w:tcPr>
-            <w:tcW w:w="1272" w:type="pct"/>
-            <w:shd w:val="clear" w:color="auto" w:fill="auto"/>
-          </w:tcPr>
-          <w:p>
-            <w:pPr>
-              <w:pStyle w:val="CompactoOE3"/>
-              <w:spacing w:after="0"/>
-              <w:rPr>
-                <w:sz w:val="18"/>
-              </w:rPr>
-            </w:pPr>
-            <w:r>
-              <w:rPr>
-                <w:sz w:val="18"/>
-              </w:rPr>
-              <w:t xml:space="preserve">Escena </w:t>
+              <w:t xml:space="preserve">, unos 3,4 s. Escena </w:t>
             </w:r>
             <w:r>
               <w:rPr>
@@ -12651,7 +12779,93 @@
         </w:tc>
         <w:tc>
           <w:tcPr>
-            <w:tcW w:w="617" w:type="pct"/>
+            <w:tcW w:w="1409" w:type="pct"/>
+            <w:shd w:val="clear" w:color="auto" w:fill="auto"/>
+          </w:tcPr>
+          <w:p>
+            <w:pPr>
+              <w:pStyle w:val="CompactoOE3"/>
+              <w:spacing w:after="0"/>
+              <w:rPr>
+                <w:sz w:val="18"/>
+              </w:rPr>
+            </w:pPr>
+            <w:r>
+              <w:rPr>
+                <w:sz w:val="18"/>
+              </w:rPr>
+              <w:t xml:space="preserve">0,403 s, el peor de 46 cargas en 4 lanzamientos (n = 1 a 2 por escena, salvo 17 en </w:t>
+            </w:r>
+            <w:r>
+              <w:rPr>
+                <w:rStyle w:val="CdigoenlneaOE3"/>
+                <w:sz w:val="18"/>
+              </w:rPr>
+              <w:t>Narrative</w:t>
+            </w:r>
+            <w:r>
+              <w:rPr>
+                <w:sz w:val="18"/>
+              </w:rPr>
+              <w:t xml:space="preserve">); </w:t>
+            </w:r>
+            <w:r>
+              <w:rPr>
+                <w:rStyle w:val="CdigoenlneaOE3"/>
+                <w:sz w:val="18"/>
+              </w:rPr>
+              <w:t>Boot</w:t>
+            </w:r>
+            <w:r>
+              <w:rPr>
+                <w:sz w:val="18"/>
+              </w:rPr>
+              <w:t xml:space="preserve"> a </w:t>
+            </w:r>
+            <w:r>
+              <w:rPr>
+                <w:rStyle w:val="CdigoenlneaOE3"/>
+                <w:sz w:val="18"/>
+              </w:rPr>
+              <w:t>MainMenu</w:t>
+            </w:r>
+            <w:r>
+              <w:rPr>
+                <w:sz w:val="18"/>
+              </w:rPr>
+              <w:t xml:space="preserve">, 2,76 s. Escena </w:t>
+            </w:r>
+            <w:r>
+              <w:rPr>
+                <w:rStyle w:val="CdigoenlneaOE3"/>
+                <w:sz w:val="18"/>
+              </w:rPr>
+              <w:t>Narrative</w:t>
+            </w:r>
+            <w:r>
+              <w:rPr>
+                <w:sz w:val="18"/>
+              </w:rPr>
+              <w:t xml:space="preserve"> (</w:t>
+            </w:r>
+            <w:r>
+              <w:rPr>
+                <w:rStyle w:val="CdigoenlneaOE3"/>
+                <w:sz w:val="18"/>
+              </w:rPr>
+              <w:t>evidencias/build-rc4.md</w:t>
+            </w:r>
+            <w:r>
+              <w:rPr>
+                <w:sz w:val="18"/>
+              </w:rPr>
+              <w:t>)</w:t>
+            </w:r>
+          </w:p>
+        </w:tc>
+        <w:tc>
+          <w:tcPr>
+            <w:tcW w:w="630" w:type="pct"/>
             <w:shd w:val="clear" w:color="auto" w:fill="auto"/>
           </w:tcPr>
           <w:p>
@@ -12674,7 +12888,7 @@
       <w:tr>
         <w:tc>
           <w:tcPr>
-            <w:tcW w:w="1023" w:type="pct"/>
+            <w:tcW w:w="946" w:type="pct"/>
             <w:shd w:val="clear" w:color="auto" w:fill="auto"/>
           </w:tcPr>
           <w:p>
@@ -12695,7 +12909,7 @@
         </w:tc>
         <w:tc>
           <w:tcPr>
-            <w:tcW w:w="566" w:type="pct"/>
+            <w:tcW w:w="525" w:type="pct"/>
             <w:shd w:val="clear" w:color="auto" w:fill="auto"/>
           </w:tcPr>
           <w:p>
@@ -12716,38 +12930,23 @@
         </w:tc>
         <w:tc>
           <w:tcPr>
-            <w:tcW w:w="1522" w:type="pct"/>
-            <w:shd w:val="clear" w:color="auto" w:fill="auto"/>
-          </w:tcPr>
-          <w:p>
-            <w:pPr>
-              <w:pStyle w:val="CompactoOE3"/>
-              <w:spacing w:after="0"/>
-              <w:rPr>
-                <w:sz w:val="18"/>
-              </w:rPr>
-            </w:pPr>
-            <w:r>
-              <w:rPr>
-                <w:sz w:val="18"/>
-              </w:rPr>
-              <w:t>1.094 MiB (1,15 GB) de memoria privada; 438 MiB de memoria de trabajo. Ninguna de las 4.213 muestras supera 2.048 MiB</w:t>
-            </w:r>
-          </w:p>
-        </w:tc>
-        <w:tc>
-          <w:tcPr>
-            <w:tcW w:w="1272" w:type="pct"/>
-            <w:shd w:val="clear" w:color="auto" w:fill="auto"/>
-          </w:tcPr>
-          <w:p>
-            <w:pPr>
-              <w:pStyle w:val="CompactoOE3"/>
-              <w:spacing w:after="0"/>
-              <w:rPr>
-                <w:sz w:val="18"/>
-              </w:rPr>
-            </w:pPr>
+            <w:tcW w:w="1490" w:type="pct"/>
+            <w:shd w:val="clear" w:color="auto" w:fill="auto"/>
+          </w:tcPr>
+          <w:p>
+            <w:pPr>
+              <w:pStyle w:val="CompactoOE3"/>
+              <w:spacing w:after="0"/>
+              <w:rPr>
+                <w:sz w:val="18"/>
+              </w:rPr>
+            </w:pPr>
+            <w:r>
+              <w:rPr>
+                <w:sz w:val="18"/>
+              </w:rPr>
+              <w:t xml:space="preserve">1.094 MiB (1,15 GB) de memoria privada; 438 MiB de memoria de trabajo. Ninguna de las 4.213 muestras supera 2.048 MiB. </w:t>
+            </w:r>
             <w:r>
               <w:rPr>
                 <w:rStyle w:val="CdigoenlneaOE3"/>
@@ -12778,7 +12977,54 @@
         </w:tc>
         <w:tc>
           <w:tcPr>
-            <w:tcW w:w="617" w:type="pct"/>
+            <w:tcW w:w="1409" w:type="pct"/>
+            <w:shd w:val="clear" w:color="auto" w:fill="auto"/>
+          </w:tcPr>
+          <w:p>
+            <w:pPr>
+              <w:pStyle w:val="CompactoOE3"/>
+              <w:spacing w:after="0"/>
+              <w:rPr>
+                <w:sz w:val="18"/>
+              </w:rPr>
+            </w:pPr>
+            <w:r>
+              <w:rPr>
+                <w:sz w:val="18"/>
+              </w:rPr>
+              <w:t xml:space="preserve">1.083,3 MiB (1,06 GiB) de memoria privada, en </w:t>
+            </w:r>
+            <w:r>
+              <w:rPr>
+                <w:rStyle w:val="CdigoenlneaOE3"/>
+                <w:sz w:val="18"/>
+              </w:rPr>
+              <w:t>Level1_Cave</w:t>
+            </w:r>
+            <w:r>
+              <w:rPr>
+                <w:sz w:val="18"/>
+              </w:rPr>
+              <w:t xml:space="preserve">; 434,6 MiB de memoria de trabajo, en </w:t>
+            </w:r>
+            <w:r>
+              <w:rPr>
+                <w:rStyle w:val="CdigoenlneaOE3"/>
+                <w:sz w:val="18"/>
+              </w:rPr>
+              <w:t>Level3_River</w:t>
+            </w:r>
+            <w:r>
+              <w:rPr>
+                <w:sz w:val="18"/>
+              </w:rPr>
+              <w:t>. 373 muestras, ninguna sobre 2.048 MiB</w:t>
+            </w:r>
+          </w:p>
+        </w:tc>
+        <w:tc>
+          <w:tcPr>
+            <w:tcW w:w="630" w:type="pct"/>
             <w:shd w:val="clear" w:color="auto" w:fill="auto"/>
           </w:tcPr>
           <w:p>
@@ -12801,7 +13047,7 @@
       <w:tr>
         <w:tc>
           <w:tcPr>
-            <w:tcW w:w="1023" w:type="pct"/>
+            <w:tcW w:w="946" w:type="pct"/>
             <w:shd w:val="clear" w:color="auto" w:fill="auto"/>
           </w:tcPr>
           <w:p>
@@ -12822,7 +13068,7 @@
         </w:tc>
         <w:tc>
           <w:tcPr>
-            <w:tcW w:w="566" w:type="pct"/>
+            <w:tcW w:w="525" w:type="pct"/>
             <w:shd w:val="clear" w:color="auto" w:fill="auto"/>
           </w:tcPr>
           <w:p>
@@ -12843,63 +13089,79 @@
         </w:tc>
         <w:tc>
           <w:tcPr>
-            <w:tcW w:w="1522" w:type="pct"/>
-            <w:shd w:val="clear" w:color="auto" w:fill="auto"/>
-          </w:tcPr>
-          <w:p>
-            <w:pPr>
-              <w:pStyle w:val="CompactoOE3"/>
-              <w:spacing w:after="0"/>
-              <w:rPr>
-                <w:sz w:val="18"/>
-              </w:rPr>
-            </w:pPr>
-            <w:r>
-              <w:rPr>
-                <w:sz w:val="18"/>
-              </w:rPr>
-              <w:t>426,6 MB (426.633.111 bytes, 406,9 MiB); margen de 73,4 MB</w:t>
-            </w:r>
-          </w:p>
-        </w:tc>
-        <w:tc>
-          <w:tcPr>
-            <w:tcW w:w="1272" w:type="pct"/>
-            <w:shd w:val="clear" w:color="auto" w:fill="auto"/>
-          </w:tcPr>
-          <w:p>
-            <w:pPr>
-              <w:pStyle w:val="CompactoOE3"/>
-              <w:spacing w:after="0"/>
-              <w:rPr>
-                <w:sz w:val="18"/>
-              </w:rPr>
-            </w:pPr>
-            <w:r>
-              <w:rPr>
-                <w:sz w:val="18"/>
-              </w:rPr>
+            <w:tcW w:w="1490" w:type="pct"/>
+            <w:shd w:val="clear" w:color="auto" w:fill="auto"/>
+          </w:tcPr>
+          <w:p>
+            <w:pPr>
+              <w:pStyle w:val="CompactoOE3"/>
+              <w:spacing w:after="0"/>
+              <w:rPr>
+                <w:sz w:val="18"/>
+              </w:rPr>
+            </w:pPr>
+            <w:r>
+              <w:rPr>
+                <w:sz w:val="18"/>
+              </w:rPr>
+              <w:t xml:space="preserve">426,6 MB (426.633.111 bytes, 406,9 MiB); margen de 73,4 MB. </w:t>
+            </w:r>
+            <w:r>
+              <w:rPr>
+                <w:sz w:val="18"/>
+              </w:rPr>
+              <w:lastRenderedPageBreak/>
               <w:t>Carpeta entregable, 253 archivos</w:t>
             </w:r>
           </w:p>
         </w:tc>
         <w:tc>
           <w:tcPr>
-            <w:tcW w:w="617" w:type="pct"/>
-            <w:shd w:val="clear" w:color="auto" w:fill="auto"/>
-          </w:tcPr>
-          <w:p>
-            <w:pPr>
-              <w:pStyle w:val="CompactoOE3"/>
-              <w:spacing w:after="0"/>
-              <w:rPr>
-                <w:sz w:val="18"/>
-              </w:rPr>
-            </w:pPr>
-            <w:r>
-              <w:rPr>
-                <w:sz w:val="18"/>
-              </w:rPr>
+            <w:tcW w:w="1409" w:type="pct"/>
+            <w:shd w:val="clear" w:color="auto" w:fill="auto"/>
+          </w:tcPr>
+          <w:p>
+            <w:pPr>
+              <w:pStyle w:val="CompactoOE3"/>
+              <w:spacing w:after="0"/>
+              <w:rPr>
+                <w:sz w:val="18"/>
+              </w:rPr>
+            </w:pPr>
+            <w:r>
+              <w:rPr>
+                <w:sz w:val="18"/>
+              </w:rPr>
+              <w:lastRenderedPageBreak/>
+              <w:t xml:space="preserve">426,9 MB (426.932.086 bytes, 407,2 MiB); margen de 73,1 MB. </w:t>
+            </w:r>
+            <w:r>
+              <w:rPr>
+                <w:sz w:val="18"/>
+              </w:rPr>
+              <w:lastRenderedPageBreak/>
+              <w:t>Carpeta entregable, 252 archivos</w:t>
+            </w:r>
+          </w:p>
+        </w:tc>
+        <w:tc>
+          <w:tcPr>
+            <w:tcW w:w="630" w:type="pct"/>
+            <w:shd w:val="clear" w:color="auto" w:fill="auto"/>
+          </w:tcPr>
+          <w:p>
+            <w:pPr>
+              <w:pStyle w:val="CompactoOE3"/>
+              <w:spacing w:after="0"/>
+              <w:rPr>
+                <w:sz w:val="18"/>
+              </w:rPr>
+            </w:pPr>
+            <w:r>
+              <w:rPr>
+                <w:sz w:val="18"/>
+              </w:rPr>
+              <w:lastRenderedPageBreak/>
               <w:t>P</w:t>
             </w:r>
           </w:p>
@@ -12911,34 +13173,25 @@
         <w:pStyle w:val="PrimerprrafoOE3"/>
       </w:pPr>
       <w:r>
-        <w:t xml:space="preserve">En el desglose del paquete, las texturas pesan 273,1 MB, el 95 % de los activos de usuario (BuildReport, </w:t>
+        <w:t xml:space="preserve">Fuente de rc4: </w:t>
       </w:r>
       <w:r>
         <w:rPr>
           <w:rStyle w:val="CdigoenlneaOE3"/>
         </w:rPr>
-        <w:t>evidencias/build-rc3.buildreport</w:t>
-      </w:r>
-      <w:r>
-        <w:t xml:space="preserve">). Para comparar, rc2 pesó 479,0 MB (01/10/2026), 21 MB por debajo del tope; la bajada a 426,6 MB sale de </w:t>
+        <w:t>claudeDocs/tasks/OE4/evidencias/build-rc4.md</w:t>
+      </w:r>
+      <w:r>
+        <w:t xml:space="preserve">, medido con </w:t>
       </w:r>
       <w:r>
         <w:rPr>
           <w:rStyle w:val="CdigoenlneaOE3"/>
         </w:rPr>
-        <w:t>INC-146</w:t>
-      </w:r>
-      <w:r>
-        <w:t xml:space="preserve"> (cinco props del Nivel 1 importados a 256 px, 09/10/2026), que dejó el paquete en 420,6 MB sobre </w:t>
-      </w:r>
-      <w:r>
-        <w:rPr>
-          <w:rStyle w:val="CdigoenlneaOE3"/>
-        </w:rPr>
-        <w:t>4062ae3</w:t>
-      </w:r>
-      <w:r>
-        <w:t xml:space="preserve"> antes de las imágenes nuevas. Las cifras de RNF-04 y RNF-05 en un segundo equipo son todas del equipo 1; las comprobaciones H3 y H5 del 13/10/2026, en otros dos equipos, están en el apartado 5.2.</w:t>
+        <w:t>oe4.ps1</w:t>
+      </w:r>
+      <w:r>
+        <w:t xml:space="preserve"> sobre el ejecutable, a 1920 × 1080 en el equipo 1.</w:t>
       </w:r>
     </w:p>
     <w:p>
@@ -12946,7 +13199,62 @@
         <w:pStyle w:val="TextoOE3"/>
       </w:pPr>
       <w:r>
-        <w:lastRenderedPageBreak/>
+        <w:t xml:space="preserve">En el desglose del paquete, las texturas pesan 273,1 MB, el 95 % de los activos de usuario (BuildReport, </w:t>
+      </w:r>
+      <w:r>
+        <w:rPr>
+          <w:rStyle w:val="CdigoenlneaOE3"/>
+        </w:rPr>
+        <w:t>evidencias/build-rc3.buildreport</w:t>
+      </w:r>
+      <w:r>
+        <w:t xml:space="preserve">). Para comparar, rc2 pesó 479,0 MB (01/10/2026), 21 MB por debajo del tope; la bajada a 426,6 MB sale de </w:t>
+      </w:r>
+      <w:r>
+        <w:rPr>
+          <w:rStyle w:val="CdigoenlneaOE3"/>
+        </w:rPr>
+        <w:t>INC-146</w:t>
+      </w:r>
+      <w:r>
+        <w:t xml:space="preserve"> (cinco props del Nivel 1 importados a 256 px, 09/10/2026), que dejó el paquete en 420,6 MB sobre </w:t>
+      </w:r>
+      <w:r>
+        <w:rPr>
+          <w:rStyle w:val="CdigoenlneaOE3"/>
+        </w:rPr>
+        <w:t>4062ae3</w:t>
+      </w:r>
+      <w:r>
+        <w:t xml:space="preserve"> antes de las imágenes nuevas. Las mediciones de rc4 confirman las de rc3 y no las sustituyen como evidencia de </w:t>
+      </w:r>
+      <w:r>
+        <w:rPr>
+          <w:rStyle w:val="CdigoenlneaOE3"/>
+        </w:rPr>
+        <w:t>PF-RNF04-01</w:t>
+      </w:r>
+      <w:r>
+        <w:t xml:space="preserve">: ese caso pide tres cargas por escena y rc4 tiene una o dos (17 en </w:t>
+      </w:r>
+      <w:r>
+        <w:rPr>
+          <w:rStyle w:val="CdigoenlneaOE3"/>
+        </w:rPr>
+        <w:t>Narrative</w:t>
+      </w:r>
+      <w:r>
+        <w:t>), por lo que la tabla de rc3 sigue siendo la del caso. En RNF</w:t>
+      </w:r>
+      <w:r>
+        <w:t>-10, las 373 filas de red del muestreo de rc4 no registraron ninguna conexión TCP ni UDP a una dirección que no fuera de loopback. Las cifras de RNF-04 y RNF-05 en un segundo equipo son todas del equipo 1; las comprobaciones H3 y H5 del 13/10/2026, en otros dos equipos, están en el apartado 5.2.</w:t>
+      </w:r>
+    </w:p>
+    <w:p>
+      <w:pPr>
+        <w:pStyle w:val="TextoOE3"/>
+      </w:pPr>
+      <w:r>
         <w:t>Las otras mediciones sobre el ejecutable dieron lo siguiente (cada caso está en el Anexo A):</w:t>
       </w:r>
     </w:p>
@@ -13164,7 +13472,7 @@
       <w:pPr>
         <w:pStyle w:val="Ttulo2"/>
       </w:pPr>
-      <w:bookmarkStart w:id="19" w:name="_Toc242809471"/>
+      <w:bookmarkStart w:id="19" w:name="_Toc242826977"/>
       <w:r>
         <w:t>3.6 Defectos</w:t>
       </w:r>
@@ -13193,7 +13501,11 @@
         <w:t>I04</w:t>
       </w:r>
       <w:r>
-        <w:t xml:space="preserve"> salen de verificaciones de apoyo (</w:t>
+        <w:t xml:space="preserve"> </w:t>
+      </w:r>
+      <w:r>
+        <w:lastRenderedPageBreak/>
+        <w:t>salen de verificaciones de apoyo (</w:t>
       </w:r>
       <w:r>
         <w:rPr>
@@ -13220,7 +13532,7 @@
         <w:t>PF</w:t>
       </w:r>
       <w:r>
-        <w:t>. Todos siguen abiertos al cierre de la pasada.</w:t>
+        <w:t>. Todos siguen abiertos al cierre de la pasada; el triaje del 13/10/2026 se recoge más abajo.</w:t>
       </w:r>
     </w:p>
     <w:p>
@@ -13236,7 +13548,7 @@
         <w:t>Tabla 3.6.</w:t>
       </w:r>
       <w:r>
-        <w:t xml:space="preserve"> Defectos hallados en rc3, con su severidad y el tipo de arreglo propuesto.</w:t>
+        <w:t xml:space="preserve"> Defectos hallados en rc3, con su severidad, el tipo de arreglo propuesto y la decisión del triaje del 13/10/2026.</w:t>
       </w:r>
     </w:p>
     <w:tbl>
@@ -13253,11 +13565,12 @@
         <w:tblLook w:val="0020" w:firstRow="1" w:lastRow="0" w:firstColumn="0" w:lastColumn="0" w:noHBand="0" w:noVBand="0"/>
       </w:tblPr>
       <w:tblGrid>
-        <w:gridCol w:w="1085"/>
-        <w:gridCol w:w="1191"/>
+        <w:gridCol w:w="1053"/>
+        <w:gridCol w:w="1064"/>
         <w:gridCol w:w="1562"/>
-        <w:gridCol w:w="4082"/>
-        <w:gridCol w:w="2042"/>
+        <w:gridCol w:w="2931"/>
+        <w:gridCol w:w="1674"/>
+        <w:gridCol w:w="1678"/>
       </w:tblGrid>
       <w:tr>
         <w:trPr>
@@ -13265,7 +13578,7 @@
         </w:trPr>
         <w:tc>
           <w:tcPr>
-            <w:tcW w:w="544" w:type="pct"/>
+            <w:tcW w:w="528" w:type="pct"/>
             <w:shd w:val="clear" w:color="auto" w:fill="D9D9D9"/>
           </w:tcPr>
           <w:p>
@@ -13288,7 +13601,7 @@
         </w:tc>
         <w:tc>
           <w:tcPr>
-            <w:tcW w:w="598" w:type="pct"/>
+            <w:tcW w:w="534" w:type="pct"/>
             <w:shd w:val="clear" w:color="auto" w:fill="D9D9D9"/>
           </w:tcPr>
           <w:p>
@@ -13334,7 +13647,7 @@
         </w:tc>
         <w:tc>
           <w:tcPr>
-            <w:tcW w:w="2049" w:type="pct"/>
+            <w:tcW w:w="1471" w:type="pct"/>
             <w:shd w:val="clear" w:color="auto" w:fill="D9D9D9"/>
           </w:tcPr>
           <w:p>
@@ -13357,7 +13670,7 @@
         </w:tc>
         <w:tc>
           <w:tcPr>
-            <w:tcW w:w="1025" w:type="pct"/>
+            <w:tcW w:w="840" w:type="pct"/>
             <w:shd w:val="clear" w:color="auto" w:fill="D9D9D9"/>
           </w:tcPr>
           <w:p>
@@ -13375,6 +13688,29 @@
                 <w:sz w:val="18"/>
               </w:rPr>
               <w:t>Tipo propuesto</w:t>
+            </w:r>
+          </w:p>
+        </w:tc>
+        <w:tc>
+          <w:tcPr>
+            <w:tcW w:w="842" w:type="pct"/>
+            <w:shd w:val="clear" w:color="auto" w:fill="D9D9D9"/>
+          </w:tcPr>
+          <w:p>
+            <w:pPr>
+              <w:pStyle w:val="CompactoOE3"/>
+              <w:spacing w:after="0"/>
+              <w:rPr>
+                <w:b/>
+                <w:sz w:val="18"/>
+              </w:rPr>
+            </w:pPr>
+            <w:r>
+              <w:rPr>
+                <w:b/>
+                <w:sz w:val="18"/>
+              </w:rPr>
+              <w:t>Triaje del 13/10/2026</w:t>
             </w:r>
           </w:p>
         </w:tc>
@@ -13382,7 +13718,7 @@
       <w:tr>
         <w:tc>
           <w:tcPr>
-            <w:tcW w:w="544" w:type="pct"/>
+            <w:tcW w:w="528" w:type="pct"/>
             <w:shd w:val="clear" w:color="auto" w:fill="auto"/>
           </w:tcPr>
           <w:p>
@@ -13403,7 +13739,7 @@
         </w:tc>
         <w:tc>
           <w:tcPr>
-            <w:tcW w:w="598" w:type="pct"/>
+            <w:tcW w:w="534" w:type="pct"/>
             <w:shd w:val="clear" w:color="auto" w:fill="auto"/>
           </w:tcPr>
           <w:p>
@@ -13446,7 +13782,7 @@
         </w:tc>
         <w:tc>
           <w:tcPr>
-            <w:tcW w:w="2049" w:type="pct"/>
+            <w:tcW w:w="1471" w:type="pct"/>
             <w:shd w:val="clear" w:color="auto" w:fill="auto"/>
           </w:tcPr>
           <w:p>
@@ -13467,7 +13803,7 @@
         </w:tc>
         <w:tc>
           <w:tcPr>
-            <w:tcW w:w="1025" w:type="pct"/>
+            <w:tcW w:w="840" w:type="pct"/>
             <w:shd w:val="clear" w:color="auto" w:fill="auto"/>
           </w:tcPr>
           <w:p>
@@ -13483,6 +13819,27 @@
                 <w:sz w:val="18"/>
               </w:rPr>
               <w:t>Decisión pendiente (documento o arte)</w:t>
+            </w:r>
+          </w:p>
+        </w:tc>
+        <w:tc>
+          <w:tcPr>
+            <w:tcW w:w="842" w:type="pct"/>
+            <w:shd w:val="clear" w:color="auto" w:fill="auto"/>
+          </w:tcPr>
+          <w:p>
+            <w:pPr>
+              <w:pStyle w:val="CompactoOE3"/>
+              <w:spacing w:after="0"/>
+              <w:rPr>
+                <w:sz w:val="18"/>
+              </w:rPr>
+            </w:pPr>
+            <w:r>
+              <w:rPr>
+                <w:sz w:val="18"/>
+              </w:rPr>
+              <w:t>Trabajo futuro: decisión de arte o de documento pendiente</w:t>
             </w:r>
           </w:p>
         </w:tc>
@@ -13490,7 +13847,7 @@
       <w:tr>
         <w:tc>
           <w:tcPr>
-            <w:tcW w:w="544" w:type="pct"/>
+            <w:tcW w:w="528" w:type="pct"/>
             <w:shd w:val="clear" w:color="auto" w:fill="auto"/>
           </w:tcPr>
           <w:p>
@@ -13511,7 +13868,7 @@
         </w:tc>
         <w:tc>
           <w:tcPr>
-            <w:tcW w:w="598" w:type="pct"/>
+            <w:tcW w:w="534" w:type="pct"/>
             <w:shd w:val="clear" w:color="auto" w:fill="auto"/>
           </w:tcPr>
           <w:p>
@@ -13554,7 +13911,7 @@
         </w:tc>
         <w:tc>
           <w:tcPr>
-            <w:tcW w:w="2049" w:type="pct"/>
+            <w:tcW w:w="1471" w:type="pct"/>
             <w:shd w:val="clear" w:color="auto" w:fill="auto"/>
           </w:tcPr>
           <w:p>
@@ -13582,7 +13939,7 @@
         </w:tc>
         <w:tc>
           <w:tcPr>
-            <w:tcW w:w="1025" w:type="pct"/>
+            <w:tcW w:w="840" w:type="pct"/>
             <w:shd w:val="clear" w:color="auto" w:fill="auto"/>
           </w:tcPr>
           <w:p>
@@ -13598,6 +13955,40 @@
                 <w:sz w:val="18"/>
               </w:rPr>
               <w:t>Documento</w:t>
+            </w:r>
+          </w:p>
+        </w:tc>
+        <w:tc>
+          <w:tcPr>
+            <w:tcW w:w="842" w:type="pct"/>
+            <w:shd w:val="clear" w:color="auto" w:fill="auto"/>
+          </w:tcPr>
+          <w:p>
+            <w:pPr>
+              <w:pStyle w:val="CompactoOE3"/>
+              <w:spacing w:after="0"/>
+              <w:rPr>
+                <w:sz w:val="18"/>
+              </w:rPr>
+            </w:pPr>
+            <w:r>
+              <w:rPr>
+                <w:sz w:val="18"/>
+              </w:rPr>
+              <w:t xml:space="preserve">Documento: </w:t>
+            </w:r>
+            <w:r>
+              <w:rPr>
+                <w:rStyle w:val="CdigoenlneaOE3"/>
+                <w:sz w:val="18"/>
+              </w:rPr>
+              <w:t>casos.md</w:t>
+            </w:r>
+            <w:r>
+              <w:rPr>
+                <w:sz w:val="18"/>
+              </w:rPr>
+              <w:t xml:space="preserve"> describe la portada como es</w:t>
             </w:r>
           </w:p>
         </w:tc>
@@ -13605,7 +13996,7 @@
       <w:tr>
         <w:tc>
           <w:tcPr>
-            <w:tcW w:w="544" w:type="pct"/>
+            <w:tcW w:w="528" w:type="pct"/>
             <w:shd w:val="clear" w:color="auto" w:fill="auto"/>
           </w:tcPr>
           <w:p>
@@ -13626,7 +14017,7 @@
         </w:tc>
         <w:tc>
           <w:tcPr>
-            <w:tcW w:w="598" w:type="pct"/>
+            <w:tcW w:w="534" w:type="pct"/>
             <w:shd w:val="clear" w:color="auto" w:fill="auto"/>
           </w:tcPr>
           <w:p>
@@ -13669,51 +14060,64 @@
         </w:tc>
         <w:tc>
           <w:tcPr>
-            <w:tcW w:w="2049" w:type="pct"/>
-            <w:shd w:val="clear" w:color="auto" w:fill="auto"/>
-          </w:tcPr>
-          <w:p>
-            <w:pPr>
-              <w:pStyle w:val="CompactoOE3"/>
-              <w:spacing w:after="0"/>
-              <w:rPr>
-                <w:sz w:val="18"/>
-              </w:rPr>
-            </w:pPr>
-            <w:r>
-              <w:rPr>
-                <w:sz w:val="18"/>
-              </w:rPr>
-              <w:t xml:space="preserve">El criterio «ningún personaje con la cara tapada» no contempla el gesto del Niño en reposo (la mano a la </w:t>
-            </w:r>
-            <w:r>
-              <w:rPr>
-                <w:sz w:val="18"/>
-              </w:rPr>
-              <w:lastRenderedPageBreak/>
-              <w:t>sien tapa parte de un ojo), registrado como excepción en el generador de poses</w:t>
-            </w:r>
-          </w:p>
-        </w:tc>
-        <w:tc>
-          <w:tcPr>
-            <w:tcW w:w="1025" w:type="pct"/>
-            <w:shd w:val="clear" w:color="auto" w:fill="auto"/>
-          </w:tcPr>
-          <w:p>
-            <w:pPr>
-              <w:pStyle w:val="CompactoOE3"/>
-              <w:spacing w:after="0"/>
-              <w:rPr>
-                <w:sz w:val="18"/>
-              </w:rPr>
-            </w:pPr>
-            <w:r>
-              <w:rPr>
-                <w:sz w:val="18"/>
-              </w:rPr>
-              <w:lastRenderedPageBreak/>
+            <w:tcW w:w="1471" w:type="pct"/>
+            <w:shd w:val="clear" w:color="auto" w:fill="auto"/>
+          </w:tcPr>
+          <w:p>
+            <w:pPr>
+              <w:pStyle w:val="CompactoOE3"/>
+              <w:spacing w:after="0"/>
+              <w:rPr>
+                <w:sz w:val="18"/>
+              </w:rPr>
+            </w:pPr>
+            <w:r>
+              <w:rPr>
+                <w:sz w:val="18"/>
+              </w:rPr>
+              <w:t>El criterio «ningún personaje con la cara tapada» no contempla el gesto del Niño en reposo (la mano a la sien tapa parte de un ojo), registrado como excepción en el generador de poses</w:t>
+            </w:r>
+          </w:p>
+        </w:tc>
+        <w:tc>
+          <w:tcPr>
+            <w:tcW w:w="840" w:type="pct"/>
+            <w:shd w:val="clear" w:color="auto" w:fill="auto"/>
+          </w:tcPr>
+          <w:p>
+            <w:pPr>
+              <w:pStyle w:val="CompactoOE3"/>
+              <w:spacing w:after="0"/>
+              <w:rPr>
+                <w:sz w:val="18"/>
+              </w:rPr>
+            </w:pPr>
+            <w:r>
+              <w:rPr>
+                <w:sz w:val="18"/>
+              </w:rPr>
               <w:t>Documento o arte</w:t>
+            </w:r>
+          </w:p>
+        </w:tc>
+        <w:tc>
+          <w:tcPr>
+            <w:tcW w:w="842" w:type="pct"/>
+            <w:shd w:val="clear" w:color="auto" w:fill="auto"/>
+          </w:tcPr>
+          <w:p>
+            <w:pPr>
+              <w:pStyle w:val="CompactoOE3"/>
+              <w:spacing w:after="0"/>
+              <w:rPr>
+                <w:sz w:val="18"/>
+              </w:rPr>
+            </w:pPr>
+            <w:r>
+              <w:rPr>
+                <w:sz w:val="18"/>
+              </w:rPr>
+              <w:t>Trabajo futuro: documento o arte, lo decide el equipo de arte</w:t>
             </w:r>
           </w:p>
         </w:tc>
@@ -13721,7 +14125,7 @@
       <w:tr>
         <w:tc>
           <w:tcPr>
-            <w:tcW w:w="544" w:type="pct"/>
+            <w:tcW w:w="528" w:type="pct"/>
             <w:shd w:val="clear" w:color="auto" w:fill="auto"/>
           </w:tcPr>
           <w:p>
@@ -13742,7 +14146,7 @@
         </w:tc>
         <w:tc>
           <w:tcPr>
-            <w:tcW w:w="598" w:type="pct"/>
+            <w:tcW w:w="534" w:type="pct"/>
             <w:shd w:val="clear" w:color="auto" w:fill="auto"/>
           </w:tcPr>
           <w:p>
@@ -13785,7 +14189,7 @@
         </w:tc>
         <w:tc>
           <w:tcPr>
-            <w:tcW w:w="2049" w:type="pct"/>
+            <w:tcW w:w="1471" w:type="pct"/>
             <w:shd w:val="clear" w:color="auto" w:fill="auto"/>
           </w:tcPr>
           <w:p>
@@ -13806,7 +14210,7 @@
         </w:tc>
         <w:tc>
           <w:tcPr>
-            <w:tcW w:w="1025" w:type="pct"/>
+            <w:tcW w:w="840" w:type="pct"/>
             <w:shd w:val="clear" w:color="auto" w:fill="auto"/>
           </w:tcPr>
           <w:p>
@@ -13822,6 +14226,40 @@
                 <w:sz w:val="18"/>
               </w:rPr>
               <w:t>Documento</w:t>
+            </w:r>
+          </w:p>
+        </w:tc>
+        <w:tc>
+          <w:tcPr>
+            <w:tcW w:w="842" w:type="pct"/>
+            <w:shd w:val="clear" w:color="auto" w:fill="auto"/>
+          </w:tcPr>
+          <w:p>
+            <w:pPr>
+              <w:pStyle w:val="CompactoOE3"/>
+              <w:spacing w:after="0"/>
+              <w:rPr>
+                <w:sz w:val="18"/>
+              </w:rPr>
+            </w:pPr>
+            <w:r>
+              <w:rPr>
+                <w:sz w:val="18"/>
+              </w:rPr>
+              <w:t xml:space="preserve">Documento: </w:t>
+            </w:r>
+            <w:r>
+              <w:rPr>
+                <w:rStyle w:val="CdigoenlneaOE3"/>
+                <w:sz w:val="18"/>
+              </w:rPr>
+              <w:t>casos.md</w:t>
+            </w:r>
+            <w:r>
+              <w:rPr>
+                <w:sz w:val="18"/>
+              </w:rPr>
+              <w:t xml:space="preserve"> sin coordenadas fijas de las piezas</w:t>
             </w:r>
           </w:p>
         </w:tc>
@@ -13829,7 +14267,7 @@
       <w:tr>
         <w:tc>
           <w:tcPr>
-            <w:tcW w:w="544" w:type="pct"/>
+            <w:tcW w:w="528" w:type="pct"/>
             <w:shd w:val="clear" w:color="auto" w:fill="auto"/>
           </w:tcPr>
           <w:p>
@@ -13850,7 +14288,7 @@
         </w:tc>
         <w:tc>
           <w:tcPr>
-            <w:tcW w:w="598" w:type="pct"/>
+            <w:tcW w:w="534" w:type="pct"/>
             <w:shd w:val="clear" w:color="auto" w:fill="auto"/>
           </w:tcPr>
           <w:p>
@@ -13912,43 +14350,72 @@
         </w:tc>
         <w:tc>
           <w:tcPr>
-            <w:tcW w:w="2049" w:type="pct"/>
-            <w:shd w:val="clear" w:color="auto" w:fill="auto"/>
-          </w:tcPr>
-          <w:p>
-            <w:pPr>
-              <w:pStyle w:val="CompactoOE3"/>
-              <w:spacing w:after="0"/>
-              <w:rPr>
-                <w:sz w:val="18"/>
-              </w:rPr>
-            </w:pPr>
-            <w:r>
-              <w:rPr>
-                <w:sz w:val="18"/>
-              </w:rPr>
-              <w:t>Informe docente: los iconos de «Errores corregidos» y «Tiempo de resolución» cruzan la primera línea de su cabecera, los de «Intentos» y «Pasos utilizados» quedan sueltos y pequeños, y «Volver al menú» parte su texto en dos líneas</w:t>
-            </w:r>
-          </w:p>
-        </w:tc>
-        <w:tc>
-          <w:tcPr>
-            <w:tcW w:w="1025" w:type="pct"/>
-            <w:shd w:val="clear" w:color="auto" w:fill="auto"/>
-          </w:tcPr>
-          <w:p>
-            <w:pPr>
-              <w:pStyle w:val="CompactoOE3"/>
-              <w:spacing w:after="0"/>
-              <w:rPr>
-                <w:sz w:val="18"/>
-              </w:rPr>
-            </w:pPr>
-            <w:r>
-              <w:rPr>
-                <w:sz w:val="18"/>
-              </w:rPr>
+            <w:tcW w:w="1471" w:type="pct"/>
+            <w:shd w:val="clear" w:color="auto" w:fill="auto"/>
+          </w:tcPr>
+          <w:p>
+            <w:pPr>
+              <w:pStyle w:val="CompactoOE3"/>
+              <w:spacing w:after="0"/>
+              <w:rPr>
+                <w:sz w:val="18"/>
+              </w:rPr>
+            </w:pPr>
+            <w:r>
+              <w:rPr>
+                <w:sz w:val="18"/>
+              </w:rPr>
+              <w:t xml:space="preserve">Informe docente: los iconos de «Errores corregidos» y «Tiempo de resolución» cruzan la primera línea de su cabecera, los de «Intentos» y «Pasos utilizados» quedan </w:t>
+            </w:r>
+            <w:r>
+              <w:rPr>
+                <w:sz w:val="18"/>
+              </w:rPr>
+              <w:lastRenderedPageBreak/>
+              <w:t>sueltos y pequeños, y «Volver al menú» parte su texto en dos líneas</w:t>
+            </w:r>
+          </w:p>
+        </w:tc>
+        <w:tc>
+          <w:tcPr>
+            <w:tcW w:w="840" w:type="pct"/>
+            <w:shd w:val="clear" w:color="auto" w:fill="auto"/>
+          </w:tcPr>
+          <w:p>
+            <w:pPr>
+              <w:pStyle w:val="CompactoOE3"/>
+              <w:spacing w:after="0"/>
+              <w:rPr>
+                <w:sz w:val="18"/>
+              </w:rPr>
+            </w:pPr>
+            <w:r>
+              <w:rPr>
+                <w:sz w:val="18"/>
+              </w:rPr>
+              <w:lastRenderedPageBreak/>
               <w:t>Código (disposición) o arte</w:t>
+            </w:r>
+          </w:p>
+        </w:tc>
+        <w:tc>
+          <w:tcPr>
+            <w:tcW w:w="842" w:type="pct"/>
+            <w:shd w:val="clear" w:color="auto" w:fill="auto"/>
+          </w:tcPr>
+          <w:p>
+            <w:pPr>
+              <w:pStyle w:val="CompactoOE3"/>
+              <w:spacing w:after="0"/>
+              <w:rPr>
+                <w:sz w:val="18"/>
+              </w:rPr>
+            </w:pPr>
+            <w:r>
+              <w:rPr>
+                <w:sz w:val="18"/>
+              </w:rPr>
+              <w:t>Código: se corrige en rc4</w:t>
             </w:r>
           </w:p>
         </w:tc>
@@ -13956,7 +14423,7 @@
       <w:tr>
         <w:tc>
           <w:tcPr>
-            <w:tcW w:w="544" w:type="pct"/>
+            <w:tcW w:w="528" w:type="pct"/>
             <w:shd w:val="clear" w:color="auto" w:fill="auto"/>
           </w:tcPr>
           <w:p>
@@ -13977,7 +14444,7 @@
         </w:tc>
         <w:tc>
           <w:tcPr>
-            <w:tcW w:w="598" w:type="pct"/>
+            <w:tcW w:w="534" w:type="pct"/>
             <w:shd w:val="clear" w:color="auto" w:fill="auto"/>
           </w:tcPr>
           <w:p>
@@ -14020,7 +14487,7 @@
         </w:tc>
         <w:tc>
           <w:tcPr>
-            <w:tcW w:w="2049" w:type="pct"/>
+            <w:tcW w:w="1471" w:type="pct"/>
             <w:shd w:val="clear" w:color="auto" w:fill="auto"/>
           </w:tcPr>
           <w:p>
@@ -14041,7 +14508,7 @@
         </w:tc>
         <w:tc>
           <w:tcPr>
-            <w:tcW w:w="1025" w:type="pct"/>
+            <w:tcW w:w="840" w:type="pct"/>
             <w:shd w:val="clear" w:color="auto" w:fill="auto"/>
           </w:tcPr>
           <w:p>
@@ -14057,6 +14524,27 @@
                 <w:sz w:val="18"/>
               </w:rPr>
               <w:t>Documento</w:t>
+            </w:r>
+          </w:p>
+        </w:tc>
+        <w:tc>
+          <w:tcPr>
+            <w:tcW w:w="842" w:type="pct"/>
+            <w:shd w:val="clear" w:color="auto" w:fill="auto"/>
+          </w:tcPr>
+          <w:p>
+            <w:pPr>
+              <w:pStyle w:val="CompactoOE3"/>
+              <w:spacing w:after="0"/>
+              <w:rPr>
+                <w:sz w:val="18"/>
+              </w:rPr>
+            </w:pPr>
+            <w:r>
+              <w:rPr>
+                <w:sz w:val="18"/>
+              </w:rPr>
+              <w:t>Documento: el paso 21 de S-N3 como se reproduce</w:t>
             </w:r>
           </w:p>
         </w:tc>
@@ -14064,7 +14552,7 @@
       <w:tr>
         <w:tc>
           <w:tcPr>
-            <w:tcW w:w="544" w:type="pct"/>
+            <w:tcW w:w="528" w:type="pct"/>
             <w:shd w:val="clear" w:color="auto" w:fill="auto"/>
           </w:tcPr>
           <w:p>
@@ -14085,7 +14573,7 @@
         </w:tc>
         <w:tc>
           <w:tcPr>
-            <w:tcW w:w="598" w:type="pct"/>
+            <w:tcW w:w="534" w:type="pct"/>
             <w:shd w:val="clear" w:color="auto" w:fill="auto"/>
           </w:tcPr>
           <w:p>
@@ -14128,7 +14616,7 @@
         </w:tc>
         <w:tc>
           <w:tcPr>
-            <w:tcW w:w="2049" w:type="pct"/>
+            <w:tcW w:w="1471" w:type="pct"/>
             <w:shd w:val="clear" w:color="auto" w:fill="auto"/>
           </w:tcPr>
           <w:p>
@@ -14201,7 +14689,7 @@
         </w:tc>
         <w:tc>
           <w:tcPr>
-            <w:tcW w:w="1025" w:type="pct"/>
+            <w:tcW w:w="840" w:type="pct"/>
             <w:shd w:val="clear" w:color="auto" w:fill="auto"/>
           </w:tcPr>
           <w:p>
@@ -14217,6 +14705,27 @@
                 <w:sz w:val="18"/>
               </w:rPr>
               <w:t>Documento (admitir ±1) o ninguno</w:t>
+            </w:r>
+          </w:p>
+        </w:tc>
+        <w:tc>
+          <w:tcPr>
+            <w:tcW w:w="842" w:type="pct"/>
+            <w:shd w:val="clear" w:color="auto" w:fill="auto"/>
+          </w:tcPr>
+          <w:p>
+            <w:pPr>
+              <w:pStyle w:val="CompactoOE3"/>
+              <w:spacing w:after="0"/>
+              <w:rPr>
+                <w:sz w:val="18"/>
+              </w:rPr>
+            </w:pPr>
+            <w:r>
+              <w:rPr>
+                <w:sz w:val="18"/>
+              </w:rPr>
+              <w:t>Documento: se admite ±1 en 8 bits</w:t>
             </w:r>
           </w:p>
         </w:tc>
@@ -14224,7 +14733,7 @@
       <w:tr>
         <w:tc>
           <w:tcPr>
-            <w:tcW w:w="544" w:type="pct"/>
+            <w:tcW w:w="528" w:type="pct"/>
             <w:shd w:val="clear" w:color="auto" w:fill="auto"/>
           </w:tcPr>
           <w:p>
@@ -14245,7 +14754,7 @@
         </w:tc>
         <w:tc>
           <w:tcPr>
-            <w:tcW w:w="598" w:type="pct"/>
+            <w:tcW w:w="534" w:type="pct"/>
             <w:shd w:val="clear" w:color="auto" w:fill="auto"/>
           </w:tcPr>
           <w:p>
@@ -14288,7 +14797,7 @@
         </w:tc>
         <w:tc>
           <w:tcPr>
-            <w:tcW w:w="2049" w:type="pct"/>
+            <w:tcW w:w="1471" w:type="pct"/>
             <w:shd w:val="clear" w:color="auto" w:fill="auto"/>
           </w:tcPr>
           <w:p>
@@ -14335,7 +14844,7 @@
         </w:tc>
         <w:tc>
           <w:tcPr>
-            <w:tcW w:w="1025" w:type="pct"/>
+            <w:tcW w:w="840" w:type="pct"/>
             <w:shd w:val="clear" w:color="auto" w:fill="auto"/>
           </w:tcPr>
           <w:p>
@@ -14351,6 +14860,27 @@
                 <w:sz w:val="18"/>
               </w:rPr>
               <w:t>Decisión pendiente o documento</w:t>
+            </w:r>
+          </w:p>
+        </w:tc>
+        <w:tc>
+          <w:tcPr>
+            <w:tcW w:w="842" w:type="pct"/>
+            <w:shd w:val="clear" w:color="auto" w:fill="auto"/>
+          </w:tcPr>
+          <w:p>
+            <w:pPr>
+              <w:pStyle w:val="CompactoOE3"/>
+              <w:spacing w:after="0"/>
+              <w:rPr>
+                <w:sz w:val="18"/>
+              </w:rPr>
+            </w:pPr>
+            <w:r>
+              <w:rPr>
+                <w:sz w:val="18"/>
+              </w:rPr>
+              <w:t>Trabajo futuro: confirmar si la forma es intencional, o documento</w:t>
             </w:r>
           </w:p>
         </w:tc>
@@ -14358,7 +14888,7 @@
       <w:tr>
         <w:tc>
           <w:tcPr>
-            <w:tcW w:w="544" w:type="pct"/>
+            <w:tcW w:w="528" w:type="pct"/>
             <w:shd w:val="clear" w:color="auto" w:fill="auto"/>
           </w:tcPr>
           <w:p>
@@ -14379,7 +14909,7 @@
         </w:tc>
         <w:tc>
           <w:tcPr>
-            <w:tcW w:w="598" w:type="pct"/>
+            <w:tcW w:w="534" w:type="pct"/>
             <w:shd w:val="clear" w:color="auto" w:fill="auto"/>
           </w:tcPr>
           <w:p>
@@ -14422,7 +14952,7 @@
         </w:tc>
         <w:tc>
           <w:tcPr>
-            <w:tcW w:w="2049" w:type="pct"/>
+            <w:tcW w:w="1471" w:type="pct"/>
             <w:shd w:val="clear" w:color="auto" w:fill="auto"/>
           </w:tcPr>
           <w:p>
@@ -14443,7 +14973,7 @@
         </w:tc>
         <w:tc>
           <w:tcPr>
-            <w:tcW w:w="1025" w:type="pct"/>
+            <w:tcW w:w="840" w:type="pct"/>
             <w:shd w:val="clear" w:color="auto" w:fill="auto"/>
           </w:tcPr>
           <w:p>
@@ -14459,6 +14989,27 @@
                 <w:sz w:val="18"/>
               </w:rPr>
               <w:t>Código (ignorar la entrada unos 300 ms tras cargar el resumen) o ajustar el caso</w:t>
+            </w:r>
+          </w:p>
+        </w:tc>
+        <w:tc>
+          <w:tcPr>
+            <w:tcW w:w="842" w:type="pct"/>
+            <w:shd w:val="clear" w:color="auto" w:fill="auto"/>
+          </w:tcPr>
+          <w:p>
+            <w:pPr>
+              <w:pStyle w:val="CompactoOE3"/>
+              <w:spacing w:after="0"/>
+              <w:rPr>
+                <w:sz w:val="18"/>
+              </w:rPr>
+            </w:pPr>
+            <w:r>
+              <w:rPr>
+                <w:sz w:val="18"/>
+              </w:rPr>
+              <w:t>Código: se corrige en rc4</w:t>
             </w:r>
           </w:p>
         </w:tc>
@@ -14466,7 +15017,7 @@
       <w:tr>
         <w:tc>
           <w:tcPr>
-            <w:tcW w:w="544" w:type="pct"/>
+            <w:tcW w:w="528" w:type="pct"/>
             <w:shd w:val="clear" w:color="auto" w:fill="auto"/>
           </w:tcPr>
           <w:p>
@@ -14487,7 +15038,7 @@
         </w:tc>
         <w:tc>
           <w:tcPr>
-            <w:tcW w:w="598" w:type="pct"/>
+            <w:tcW w:w="534" w:type="pct"/>
             <w:shd w:val="clear" w:color="auto" w:fill="auto"/>
           </w:tcPr>
           <w:p>
@@ -14530,7 +15081,7 @@
         </w:tc>
         <w:tc>
           <w:tcPr>
-            <w:tcW w:w="2049" w:type="pct"/>
+            <w:tcW w:w="1471" w:type="pct"/>
             <w:shd w:val="clear" w:color="auto" w:fill="auto"/>
           </w:tcPr>
           <w:p>
@@ -14551,7 +15102,7 @@
         </w:tc>
         <w:tc>
           <w:tcPr>
-            <w:tcW w:w="1025" w:type="pct"/>
+            <w:tcW w:w="840" w:type="pct"/>
             <w:shd w:val="clear" w:color="auto" w:fill="auto"/>
           </w:tcPr>
           <w:p>
@@ -14574,6 +15125,27 @@
                 <w:sz w:val="18"/>
               </w:rPr>
               <w:t>N2_Guia.asset</w:t>
+            </w:r>
+          </w:p>
+        </w:tc>
+        <w:tc>
+          <w:tcPr>
+            <w:tcW w:w="842" w:type="pct"/>
+            <w:shd w:val="clear" w:color="auto" w:fill="auto"/>
+          </w:tcPr>
+          <w:p>
+            <w:pPr>
+              <w:pStyle w:val="CompactoOE3"/>
+              <w:spacing w:after="0"/>
+              <w:rPr>
+                <w:sz w:val="18"/>
+              </w:rPr>
+            </w:pPr>
+            <w:r>
+              <w:rPr>
+                <w:sz w:val="18"/>
+              </w:rPr>
+              <w:t>Código: se corrige en rc4</w:t>
             </w:r>
           </w:p>
         </w:tc>
@@ -14581,28 +15153,29 @@
       <w:tr>
         <w:tc>
           <w:tcPr>
-            <w:tcW w:w="544" w:type="pct"/>
-            <w:shd w:val="clear" w:color="auto" w:fill="auto"/>
-          </w:tcPr>
-          <w:p>
-            <w:pPr>
-              <w:pStyle w:val="CompactoOE3"/>
-              <w:spacing w:after="0"/>
-              <w:rPr>
-                <w:sz w:val="18"/>
-              </w:rPr>
-            </w:pPr>
-            <w:r>
-              <w:rPr>
-                <w:sz w:val="18"/>
-              </w:rPr>
+            <w:tcW w:w="528" w:type="pct"/>
+            <w:shd w:val="clear" w:color="auto" w:fill="auto"/>
+          </w:tcPr>
+          <w:p>
+            <w:pPr>
+              <w:pStyle w:val="CompactoOE3"/>
+              <w:spacing w:after="0"/>
+              <w:rPr>
+                <w:sz w:val="18"/>
+              </w:rPr>
+            </w:pPr>
+            <w:r>
+              <w:rPr>
+                <w:sz w:val="18"/>
+              </w:rPr>
+              <w:lastRenderedPageBreak/>
               <w:t>DEF-RC3-11</w:t>
             </w:r>
           </w:p>
         </w:tc>
         <w:tc>
           <w:tcPr>
-            <w:tcW w:w="598" w:type="pct"/>
+            <w:tcW w:w="534" w:type="pct"/>
             <w:shd w:val="clear" w:color="auto" w:fill="auto"/>
           </w:tcPr>
           <w:p>
@@ -14645,51 +15218,64 @@
         </w:tc>
         <w:tc>
           <w:tcPr>
-            <w:tcW w:w="2049" w:type="pct"/>
-            <w:shd w:val="clear" w:color="auto" w:fill="auto"/>
-          </w:tcPr>
-          <w:p>
-            <w:pPr>
-              <w:pStyle w:val="CompactoOE3"/>
-              <w:spacing w:after="0"/>
-              <w:rPr>
-                <w:sz w:val="18"/>
-              </w:rPr>
-            </w:pPr>
-            <w:r>
-              <w:rPr>
-                <w:sz w:val="18"/>
-              </w:rPr>
-              <w:t xml:space="preserve">«Eliminar datos» se parte en dos líneas dentro de su botón; la ruta de </w:t>
-            </w:r>
-            <w:r>
-              <w:rPr>
-                <w:sz w:val="18"/>
-              </w:rPr>
-              <w:lastRenderedPageBreak/>
-              <w:t>respaldo del diálogo de salida queda a unos 8 px de los botones</w:t>
-            </w:r>
-          </w:p>
-        </w:tc>
-        <w:tc>
-          <w:tcPr>
-            <w:tcW w:w="1025" w:type="pct"/>
-            <w:shd w:val="clear" w:color="auto" w:fill="auto"/>
-          </w:tcPr>
-          <w:p>
-            <w:pPr>
-              <w:pStyle w:val="CompactoOE3"/>
-              <w:spacing w:after="0"/>
-              <w:rPr>
-                <w:sz w:val="18"/>
-              </w:rPr>
-            </w:pPr>
-            <w:r>
-              <w:rPr>
-                <w:sz w:val="18"/>
-              </w:rPr>
-              <w:lastRenderedPageBreak/>
+            <w:tcW w:w="1471" w:type="pct"/>
+            <w:shd w:val="clear" w:color="auto" w:fill="auto"/>
+          </w:tcPr>
+          <w:p>
+            <w:pPr>
+              <w:pStyle w:val="CompactoOE3"/>
+              <w:spacing w:after="0"/>
+              <w:rPr>
+                <w:sz w:val="18"/>
+              </w:rPr>
+            </w:pPr>
+            <w:r>
+              <w:rPr>
+                <w:sz w:val="18"/>
+              </w:rPr>
+              <w:t>«Eliminar datos» se parte en dos líneas dentro de su botón; la ruta de respaldo del diálogo de salida queda a unos 8 px de los botones</w:t>
+            </w:r>
+          </w:p>
+        </w:tc>
+        <w:tc>
+          <w:tcPr>
+            <w:tcW w:w="840" w:type="pct"/>
+            <w:shd w:val="clear" w:color="auto" w:fill="auto"/>
+          </w:tcPr>
+          <w:p>
+            <w:pPr>
+              <w:pStyle w:val="CompactoOE3"/>
+              <w:spacing w:after="0"/>
+              <w:rPr>
+                <w:sz w:val="18"/>
+              </w:rPr>
+            </w:pPr>
+            <w:r>
+              <w:rPr>
+                <w:sz w:val="18"/>
+              </w:rPr>
               <w:t>Disposición</w:t>
+            </w:r>
+          </w:p>
+        </w:tc>
+        <w:tc>
+          <w:tcPr>
+            <w:tcW w:w="842" w:type="pct"/>
+            <w:shd w:val="clear" w:color="auto" w:fill="auto"/>
+          </w:tcPr>
+          <w:p>
+            <w:pPr>
+              <w:pStyle w:val="CompactoOE3"/>
+              <w:spacing w:after="0"/>
+              <w:rPr>
+                <w:sz w:val="18"/>
+              </w:rPr>
+            </w:pPr>
+            <w:r>
+              <w:rPr>
+                <w:sz w:val="18"/>
+              </w:rPr>
+              <w:t>Código: se corrige en rc4</w:t>
             </w:r>
           </w:p>
         </w:tc>
@@ -14697,7 +15283,7 @@
       <w:tr>
         <w:tc>
           <w:tcPr>
-            <w:tcW w:w="544" w:type="pct"/>
+            <w:tcW w:w="528" w:type="pct"/>
             <w:shd w:val="clear" w:color="auto" w:fill="auto"/>
           </w:tcPr>
           <w:p>
@@ -14718,7 +15304,7 @@
         </w:tc>
         <w:tc>
           <w:tcPr>
-            <w:tcW w:w="598" w:type="pct"/>
+            <w:tcW w:w="534" w:type="pct"/>
             <w:shd w:val="clear" w:color="auto" w:fill="auto"/>
           </w:tcPr>
           <w:p>
@@ -14761,7 +15347,7 @@
         </w:tc>
         <w:tc>
           <w:tcPr>
-            <w:tcW w:w="2049" w:type="pct"/>
+            <w:tcW w:w="1471" w:type="pct"/>
             <w:shd w:val="clear" w:color="auto" w:fill="auto"/>
           </w:tcPr>
           <w:p>
@@ -14782,7 +15368,7 @@
         </w:tc>
         <w:tc>
           <w:tcPr>
-            <w:tcW w:w="1025" w:type="pct"/>
+            <w:tcW w:w="840" w:type="pct"/>
             <w:shd w:val="clear" w:color="auto" w:fill="auto"/>
           </w:tcPr>
           <w:p>
@@ -14798,6 +15384,27 @@
                 <w:sz w:val="18"/>
               </w:rPr>
               <w:t>Documento (listarlas como esperadas) o prueba (tolerar un nivel ausente)</w:t>
+            </w:r>
+          </w:p>
+        </w:tc>
+        <w:tc>
+          <w:tcPr>
+            <w:tcW w:w="842" w:type="pct"/>
+            <w:shd w:val="clear" w:color="auto" w:fill="auto"/>
+          </w:tcPr>
+          <w:p>
+            <w:pPr>
+              <w:pStyle w:val="CompactoOE3"/>
+              <w:spacing w:after="0"/>
+              <w:rPr>
+                <w:sz w:val="18"/>
+              </w:rPr>
+            </w:pPr>
+            <w:r>
+              <w:rPr>
+                <w:sz w:val="18"/>
+              </w:rPr>
+              <w:t>Documento: las cinco pruebas se listan como esperadas</w:t>
             </w:r>
           </w:p>
         </w:tc>
@@ -14805,7 +15412,7 @@
       <w:tr>
         <w:tc>
           <w:tcPr>
-            <w:tcW w:w="544" w:type="pct"/>
+            <w:tcW w:w="528" w:type="pct"/>
             <w:shd w:val="clear" w:color="auto" w:fill="auto"/>
           </w:tcPr>
           <w:p>
@@ -14826,7 +15433,7 @@
         </w:tc>
         <w:tc>
           <w:tcPr>
-            <w:tcW w:w="598" w:type="pct"/>
+            <w:tcW w:w="534" w:type="pct"/>
             <w:shd w:val="clear" w:color="auto" w:fill="auto"/>
           </w:tcPr>
           <w:p>
@@ -14869,7 +15476,7 @@
         </w:tc>
         <w:tc>
           <w:tcPr>
-            <w:tcW w:w="2049" w:type="pct"/>
+            <w:tcW w:w="1471" w:type="pct"/>
             <w:shd w:val="clear" w:color="auto" w:fill="auto"/>
           </w:tcPr>
           <w:p>
@@ -14923,7 +15530,7 @@
         </w:tc>
         <w:tc>
           <w:tcPr>
-            <w:tcW w:w="1025" w:type="pct"/>
+            <w:tcW w:w="840" w:type="pct"/>
             <w:shd w:val="clear" w:color="auto" w:fill="auto"/>
           </w:tcPr>
           <w:p>
@@ -14939,6 +15546,27 @@
                 <w:sz w:val="18"/>
               </w:rPr>
               <w:t>Estilo de código</w:t>
+            </w:r>
+          </w:p>
+        </w:tc>
+        <w:tc>
+          <w:tcPr>
+            <w:tcW w:w="842" w:type="pct"/>
+            <w:shd w:val="clear" w:color="auto" w:fill="auto"/>
+          </w:tcPr>
+          <w:p>
+            <w:pPr>
+              <w:pStyle w:val="CompactoOE3"/>
+              <w:spacing w:after="0"/>
+              <w:rPr>
+                <w:sz w:val="18"/>
+              </w:rPr>
+            </w:pPr>
+            <w:r>
+              <w:rPr>
+                <w:sz w:val="18"/>
+              </w:rPr>
+              <w:t>Trabajo futuro: estilo de código</w:t>
             </w:r>
           </w:p>
         </w:tc>
@@ -14946,7 +15574,7 @@
       <w:tr>
         <w:tc>
           <w:tcPr>
-            <w:tcW w:w="544" w:type="pct"/>
+            <w:tcW w:w="528" w:type="pct"/>
             <w:shd w:val="clear" w:color="auto" w:fill="auto"/>
           </w:tcPr>
           <w:p>
@@ -14967,7 +15595,7 @@
         </w:tc>
         <w:tc>
           <w:tcPr>
-            <w:tcW w:w="598" w:type="pct"/>
+            <w:tcW w:w="534" w:type="pct"/>
             <w:shd w:val="clear" w:color="auto" w:fill="auto"/>
           </w:tcPr>
           <w:p>
@@ -15010,7 +15638,7 @@
         </w:tc>
         <w:tc>
           <w:tcPr>
-            <w:tcW w:w="2049" w:type="pct"/>
+            <w:tcW w:w="1471" w:type="pct"/>
             <w:shd w:val="clear" w:color="auto" w:fill="auto"/>
           </w:tcPr>
           <w:p>
@@ -15044,7 +15672,7 @@
         </w:tc>
         <w:tc>
           <w:tcPr>
-            <w:tcW w:w="1025" w:type="pct"/>
+            <w:tcW w:w="840" w:type="pct"/>
             <w:shd w:val="clear" w:color="auto" w:fill="auto"/>
           </w:tcPr>
           <w:p>
@@ -15060,6 +15688,27 @@
                 <w:sz w:val="18"/>
               </w:rPr>
               <w:t>Proceso; no se corrige sin reescribir la historia</w:t>
+            </w:r>
+          </w:p>
+        </w:tc>
+        <w:tc>
+          <w:tcPr>
+            <w:tcW w:w="842" w:type="pct"/>
+            <w:shd w:val="clear" w:color="auto" w:fill="auto"/>
+          </w:tcPr>
+          <w:p>
+            <w:pPr>
+              <w:pStyle w:val="CompactoOE3"/>
+              <w:spacing w:after="0"/>
+              <w:rPr>
+                <w:sz w:val="18"/>
+              </w:rPr>
+            </w:pPr>
+            <w:r>
+              <w:rPr>
+                <w:sz w:val="18"/>
+              </w:rPr>
+              <w:t>Trabajo futuro: proceso; no se corrige sin reescribir la historia</w:t>
             </w:r>
           </w:p>
         </w:tc>
@@ -15067,7 +15716,7 @@
       <w:tr>
         <w:tc>
           <w:tcPr>
-            <w:tcW w:w="544" w:type="pct"/>
+            <w:tcW w:w="528" w:type="pct"/>
             <w:shd w:val="clear" w:color="auto" w:fill="auto"/>
           </w:tcPr>
           <w:p>
@@ -15088,7 +15737,7 @@
         </w:tc>
         <w:tc>
           <w:tcPr>
-            <w:tcW w:w="598" w:type="pct"/>
+            <w:tcW w:w="534" w:type="pct"/>
             <w:shd w:val="clear" w:color="auto" w:fill="auto"/>
           </w:tcPr>
           <w:p>
@@ -15137,7 +15786,7 @@
         </w:tc>
         <w:tc>
           <w:tcPr>
-            <w:tcW w:w="2049" w:type="pct"/>
+            <w:tcW w:w="1471" w:type="pct"/>
             <w:shd w:val="clear" w:color="auto" w:fill="auto"/>
           </w:tcPr>
           <w:p>
@@ -15158,7 +15807,7 @@
         </w:tc>
         <w:tc>
           <w:tcPr>
-            <w:tcW w:w="1025" w:type="pct"/>
+            <w:tcW w:w="840" w:type="pct"/>
             <w:shd w:val="clear" w:color="auto" w:fill="auto"/>
           </w:tcPr>
           <w:p>
@@ -15174,6 +15823,27 @@
                 <w:sz w:val="18"/>
               </w:rPr>
               <w:t>Arte</w:t>
+            </w:r>
+          </w:p>
+        </w:tc>
+        <w:tc>
+          <w:tcPr>
+            <w:tcW w:w="842" w:type="pct"/>
+            <w:shd w:val="clear" w:color="auto" w:fill="auto"/>
+          </w:tcPr>
+          <w:p>
+            <w:pPr>
+              <w:pStyle w:val="CompactoOE3"/>
+              <w:spacing w:after="0"/>
+              <w:rPr>
+                <w:sz w:val="18"/>
+              </w:rPr>
+            </w:pPr>
+            <w:r>
+              <w:rPr>
+                <w:sz w:val="18"/>
+              </w:rPr>
+              <w:t>Trabajo futuro: arte</w:t>
             </w:r>
           </w:p>
         </w:tc>
@@ -15181,7 +15851,7 @@
       <w:tr>
         <w:tc>
           <w:tcPr>
-            <w:tcW w:w="544" w:type="pct"/>
+            <w:tcW w:w="528" w:type="pct"/>
             <w:shd w:val="clear" w:color="auto" w:fill="auto"/>
           </w:tcPr>
           <w:p>
@@ -15202,7 +15872,7 @@
         </w:tc>
         <w:tc>
           <w:tcPr>
-            <w:tcW w:w="598" w:type="pct"/>
+            <w:tcW w:w="534" w:type="pct"/>
             <w:shd w:val="clear" w:color="auto" w:fill="auto"/>
           </w:tcPr>
           <w:p>
@@ -15251,7 +15921,7 @@
         </w:tc>
         <w:tc>
           <w:tcPr>
-            <w:tcW w:w="2049" w:type="pct"/>
+            <w:tcW w:w="1471" w:type="pct"/>
             <w:shd w:val="clear" w:color="auto" w:fill="auto"/>
           </w:tcPr>
           <w:p>
@@ -15298,7 +15968,7 @@
         </w:tc>
         <w:tc>
           <w:tcPr>
-            <w:tcW w:w="1025" w:type="pct"/>
+            <w:tcW w:w="840" w:type="pct"/>
             <w:shd w:val="clear" w:color="auto" w:fill="auto"/>
           </w:tcPr>
           <w:p>
@@ -15314,6 +15984,27 @@
                 <w:sz w:val="18"/>
               </w:rPr>
               <w:t>Proceso</w:t>
+            </w:r>
+          </w:p>
+        </w:tc>
+        <w:tc>
+          <w:tcPr>
+            <w:tcW w:w="842" w:type="pct"/>
+            <w:shd w:val="clear" w:color="auto" w:fill="auto"/>
+          </w:tcPr>
+          <w:p>
+            <w:pPr>
+              <w:pStyle w:val="CompactoOE3"/>
+              <w:spacing w:after="0"/>
+              <w:rPr>
+                <w:sz w:val="18"/>
+              </w:rPr>
+            </w:pPr>
+            <w:r>
+              <w:rPr>
+                <w:sz w:val="18"/>
+              </w:rPr>
+              <w:t>Trabajo futuro: proceso</w:t>
             </w:r>
           </w:p>
         </w:tc>
@@ -15369,7 +16060,11 @@
         <w:t>PF-RF46-01</w:t>
       </w:r>
       <w:r>
-        <w:t xml:space="preserve"> aprobó porque las cifras y los cuatro indicadores son correctos. El caso de DEF-RC3-09, </w:t>
+        <w:t xml:space="preserve"> aprobó porque las cifras y los cuatro indicadores son correctos. El caso de </w:t>
+      </w:r>
+      <w:r>
+        <w:lastRenderedPageBreak/>
+        <w:t xml:space="preserve">DEF-RC3-09, </w:t>
       </w:r>
       <w:r>
         <w:rPr>
@@ -15378,10 +16073,7 @@
         <w:t>PF-RF45-05</w:t>
       </w:r>
       <w:r>
-        <w:t>, había aprobado en rc2 (01/10/2026) con un doble clic de 95 ms sobre «Omitir»; en rc3 falla con 100 ms según la coordenada del clic, y la causa probable es la geometría del botón «Volver al menú de niveles» del resumen, que carga en 13 ms y queda bajo ese segundo clic (se infiere de las capturas, sin</w:t>
-      </w:r>
-      <w:r>
-        <w:t xml:space="preserve"> leer el código).</w:t>
+        <w:t>, había aprobado en rc2 (01/10/2026) con un doble clic de 95 ms sobre «Omitir»; en rc3 falla con 100 ms según la coordenada del clic, y la causa probable es la geometría del botón «Volver al menú de niveles» del resumen, que carga en 13 ms y queda bajo ese segundo clic (se infiere de las capturas, sin leer el código).</w:t>
       </w:r>
     </w:p>
     <w:p>
@@ -15389,22 +16081,314 @@
         <w:pStyle w:val="TextoOE3"/>
       </w:pPr>
       <w:r>
-        <w:t>[Pendiente: triaje de cada uno de los 16 defectos (corregir dentro del OE4, registrar un INC o dejar como trabajo futuro), con su fecha]</w:t>
+        <w:rPr>
+          <w:b/>
+          <w:bCs/>
+        </w:rPr>
+        <w:t>Triaje del 13/10/2026.</w:t>
+      </w:r>
+      <w:r>
+        <w:t xml:space="preserve"> Los 16 defectos se repartieron en tres destinos. Ninguno estaba corregido en rc3, y esta decisión no cambia ningún veredicto de las Tablas 3.1 a 3.3.</w:t>
       </w:r>
     </w:p>
     <w:p>
       <w:pPr>
-        <w:pStyle w:val="TextoOE3"/>
+        <w:pStyle w:val="CompactoOE3"/>
+        <w:numPr>
+          <w:ilvl w:val="0"/>
+          <w:numId w:val="5"/>
+        </w:numPr>
       </w:pPr>
       <w:r>
+        <w:rPr>
+          <w:b/>
+          <w:bCs/>
+        </w:rPr>
+        <w:t>Se corrigen en el documento de casos (5):</w:t>
+      </w:r>
+      <w:r>
+        <w:t xml:space="preserve"> DEF-RC3-02, -04, -06, -07 y -12. En </w:t>
+      </w:r>
+      <w:r>
+        <w:rPr>
+          <w:rStyle w:val="CdigoenlneaOE3"/>
+        </w:rPr>
+        <w:t>casos.md</w:t>
+      </w:r>
+      <w:r>
+        <w:t xml:space="preserve">, </w:t>
+      </w:r>
+      <w:r>
+        <w:rPr>
+          <w:rStyle w:val="CdigoenlneaOE3"/>
+        </w:rPr>
+        <w:t>PF-RF01-03</w:t>
+      </w:r>
+      <w:r>
+        <w:t xml:space="preserve"> describe la portada como es (panel ámbar a la izquierda con el título, el lema y los botones, y el bosque con los cinco personajes a la derecha); </w:t>
+      </w:r>
+      <w:r>
+        <w:rPr>
+          <w:rStyle w:val="CdigoenlneaOE3"/>
+        </w:rPr>
+        <w:t>PF-RF14-01</w:t>
+      </w:r>
+      <w:r>
+        <w:t xml:space="preserve"> no promete coordenadas de las siete piezas del Nivel 1, que caen en sitios distintos en cada entrada, y pide leer la pantalla antes de arrastrar; el paso 21 de S-N3 (</w:t>
+      </w:r>
+      <w:r>
+        <w:rPr>
+          <w:rStyle w:val="CdigoenlneaOE3"/>
+        </w:rPr>
+        <w:t>PF-RF44-01</w:t>
+      </w:r>
+      <w:r>
+        <w:t xml:space="preserve">) pide los clics hasta la línea 4, que es cuando arranca la balsa, y fotografiar entonces; </w:t>
+      </w:r>
+      <w:r>
+        <w:rPr>
+          <w:rStyle w:val="CdigoenlneaOE3"/>
+        </w:rPr>
+        <w:t>PF-RF30-02</w:t>
+      </w:r>
+      <w:r>
+        <w:t xml:space="preserve"> admite ±1 en cada c</w:t>
+      </w:r>
+      <w:r>
+        <w:t>anal de 8 bits (</w:t>
+      </w:r>
+      <w:r>
+        <w:rPr>
+          <w:rStyle w:val="CdigoenlneaOE3"/>
+        </w:rPr>
+        <w:t>#6A5A45</w:t>
+      </w:r>
+      <w:r>
+        <w:t xml:space="preserve"> frente a </w:t>
+      </w:r>
+      <w:r>
+        <w:rPr>
+          <w:rStyle w:val="CdigoenlneaOE3"/>
+        </w:rPr>
+        <w:t>#6A5A44</w:t>
+      </w:r>
+      <w:r>
+        <w:t xml:space="preserve">, </w:t>
+      </w:r>
+      <w:r>
+        <w:rPr>
+          <w:rStyle w:val="CdigoenlneaOE3"/>
+        </w:rPr>
+        <w:t>#A0320D</w:t>
+      </w:r>
+      <w:r>
+        <w:t xml:space="preserve"> frente a </w:t>
+      </w:r>
+      <w:r>
+        <w:rPr>
+          <w:rStyle w:val="CdigoenlneaOE3"/>
+        </w:rPr>
+        <w:t>#A0330D</w:t>
+      </w:r>
+      <w:r>
+        <w:t xml:space="preserve">); y </w:t>
+      </w:r>
+      <w:r>
+        <w:rPr>
+          <w:rStyle w:val="CdigoenlneaOE3"/>
+        </w:rPr>
+        <w:t>PF-RNF16-01</w:t>
+      </w:r>
+      <w:r>
+        <w:t xml:space="preserve"> lista como esperadas las cinco pruebas que fallan al retirar un nivel en los dos sentidos: </w:t>
+      </w:r>
+      <w:r>
+        <w:rPr>
+          <w:rStyle w:val="CdigoenlneaOE3"/>
+        </w:rPr>
+        <w:t>Architecture_RNF15_CadaModuloDeclaraSuAssemblyDeRuntimeYDePruebas</w:t>
+      </w:r>
+      <w:r>
+        <w:t xml:space="preserve">, </w:t>
+      </w:r>
+      <w:r>
+        <w:rPr>
+          <w:rStyle w:val="CdigoenlneaOE3"/>
+        </w:rPr>
+        <w:t>Architecture_RNF15_ElNombreDelAssemblyCoincideConSuRutaBajoScripts</w:t>
+      </w:r>
+      <w:r>
+        <w:t xml:space="preserve">, </w:t>
+      </w:r>
+      <w:r>
+        <w:rPr>
+          <w:rStyle w:val="CdigoenlneaOE3"/>
+        </w:rPr>
+        <w:t>Architecture_RNF16_NingunAssemblyDeNivelReferenciaAOtroNivel</w:t>
+      </w:r>
+      <w:r>
+        <w:t xml:space="preserve">, </w:t>
+      </w:r>
+      <w:r>
+        <w:rPr>
+          <w:rStyle w:val="CdigoenlneaOE3"/>
+        </w:rPr>
+        <w:t>Architecture_RNF16_RetirarUnNivelNoAfectaALosOtrosDos</w:t>
+      </w:r>
+      <w:r>
+        <w:t xml:space="preserve"> y </w:t>
+      </w:r>
+      <w:r>
+        <w:rPr>
+          <w:rStyle w:val="CdigoenlneaOE3"/>
+        </w:rPr>
+        <w:t>Traceability_CT10_TodoRFTieneAlMenosUnaPruebaQueLoNombra</w:t>
+      </w:r>
+      <w:r>
+        <w:t>.</w:t>
+      </w:r>
+    </w:p>
+    <w:p>
+      <w:pPr>
+        <w:pStyle w:val="CompactoOE3"/>
+        <w:numPr>
+          <w:ilvl w:val="0"/>
+          <w:numId w:val="5"/>
+        </w:numPr>
+      </w:pPr>
+      <w:r>
+        <w:rPr>
+          <w:b/>
+          <w:bCs/>
+        </w:rPr>
+        <w:t>Se corrigen en el código, en rc4 (4):</w:t>
+      </w:r>
+      <w:r>
+        <w:t xml:space="preserve"> DEF-RC3-05, -09, -10 y -11. Quedaron corregidas en el commit </w:t>
+      </w:r>
+      <w:r>
+        <w:rPr>
+          <w:rStyle w:val="CdigoenlneaOE3"/>
+        </w:rPr>
+        <w:t>0405eba</w:t>
+      </w:r>
+      <w:r>
+        <w:t xml:space="preserve"> (13/10/2026) y entraron en rc4: el informe docente ya no monta las cabeceras con sus iconos (DEF-RC3-05); </w:t>
+      </w:r>
+      <w:r>
+        <w:rPr>
+          <w:rStyle w:val="CdigoenlneaOE3"/>
+        </w:rPr>
+        <w:t>InputGuard</w:t>
+      </w:r>
+      <w:r>
+        <w:t xml:space="preserve"> ignora los clics durante 0,3 s tras cada carga de escena (DEF-RC3-09); la tablilla del bosque es más ancha y caben las tres líneas (DEF-RC3-10); y los textos de los botones del informe docente y de los diálogos de borrar y salir ya no se parten (DEF-RC3-11). Pruebas nuevas las vigilan (</w:t>
+      </w:r>
+      <w:r>
+        <w:rPr>
+          <w:rStyle w:val="CdigoenlneaOE3"/>
+        </w:rPr>
+        <w:t>InputGuard</w:t>
+      </w:r>
+      <w:r>
+        <w:t xml:space="preserve">, </w:t>
+      </w:r>
+      <w:r>
+        <w:rPr>
+          <w:rStyle w:val="CdigoenlneaOE3"/>
+        </w:rPr>
+        <w:t>TeacherReport</w:t>
+      </w:r>
+      <w:r>
+        <w:t xml:space="preserve">, </w:t>
+      </w:r>
+      <w:r>
+        <w:rPr>
+          <w:rStyle w:val="CdigoenlneaOE3"/>
+        </w:rPr>
+        <w:t>EraseDialog</w:t>
+      </w:r>
+      <w:r>
+        <w:t xml:space="preserve">, </w:t>
+      </w:r>
+      <w:r>
+        <w:rPr>
+          <w:rStyle w:val="CdigoenlneaOE3"/>
+        </w:rPr>
+        <w:t>MainMenu</w:t>
+      </w:r>
+      <w:r>
+        <w:t xml:space="preserve"> y </w:t>
+      </w:r>
+      <w:r>
+        <w:rPr>
+          <w:rStyle w:val="CdigoenlneaOE3"/>
+        </w:rPr>
+        <w:t>ForestScene</w:t>
+      </w:r>
+      <w:r>
+        <w:t xml:space="preserve">; </w:t>
+      </w:r>
+      <w:r>
+        <w:rPr>
+          <w:rStyle w:val="CdigoenlneaOE3"/>
+        </w:rPr>
+        <w:t>evidencias/build-rc4.md</w:t>
+      </w:r>
+      <w:r>
+        <w:t xml:space="preserve">). Los cuatro F de la Tabla 3.1 conservan el veredicto de rc3, porque los casos </w:t>
+      </w:r>
+      <w:r>
+        <w:rPr>
+          <w:rStyle w:val="CdigoenlneaOE3"/>
+        </w:rPr>
+        <w:t>PF-*</w:t>
+      </w:r>
+      <w:r>
+        <w:t xml:space="preserve"> no se volvieron a ejecutar sobre rc4.</w:t>
+      </w:r>
+    </w:p>
+    <w:p>
+      <w:pPr>
+        <w:pStyle w:val="CompactoOE3"/>
+        <w:numPr>
+          <w:ilvl w:val="0"/>
+          <w:numId w:val="5"/>
+        </w:numPr>
+      </w:pPr>
+      <w:r>
+        <w:rPr>
+          <w:b/>
+          <w:bCs/>
+        </w:rPr>
+        <w:t>Pasan a trabajo futuro (7):</w:t>
+      </w:r>
+      <w:r>
+        <w:t xml:space="preserve"> DEF-RC3-01, porque el resumen de nivel conserva un círculo con el texto «Algoritm» pese al diseño final del guía y falta decidir si se cambia el documento o el arte; DEF-RC3-03, porque el gesto del Niño en reposo, con la mano a la sien, está registrado como excepción en el generador de poses y el criterio de </w:t>
+      </w:r>
+      <w:r>
+        <w:rPr>
+          <w:rStyle w:val="CdigoenlneaOE3"/>
+        </w:rPr>
+        <w:t>PF-RF05-05</w:t>
+      </w:r>
+      <w:r>
+        <w:t xml:space="preserve"> no lo contempla, y lo decide el equipo de arte; DEF-RC3-08, porque Algoritm aparece con la forma del nivel anterior en las secuencias puente y falta confirmar si es intencional; DEF-RC3-I01,</w:t>
+      </w:r>
+      <w:r>
+        <w:t xml:space="preserve"> por los identificadores en español de tres controladores del Nivel 2, que es estilo de código; DEF-RC3-I02, porque solo 9 de 122 commits llevan tarjeta y corregirlo exigiría reescribir la historia; DEF-RC3-I03, por el halo de croma de nueve caras de la familia, que es arte; y DEF-RC3-I04, porque la suite no corrió sobre el contenido exacto de rc3, que es proceso.</w:t>
+      </w:r>
+    </w:p>
+    <w:p>
+      <w:pPr>
+        <w:pStyle w:val="PrimerprrafoOE3"/>
+      </w:pPr>
+      <w:r>
+        <w:lastRenderedPageBreak/>
         <w:t>La primera pasada, sobre rc1 (01/10/2026), halló nueve defectos: cuatro Mayores propuestos (DEF-SPIKE-01, la conexión del reproductor a servicios de Unity, que incumplía RNF-10; DEF-W5R-01, la lista de perfiles que dejaba fuera del panel o cortados a los de la quinta fila en adelante; DEF-GP1-01, el bloque que se quedaba pegado al cursor en el laberinto; y DEF-GP1-02, el resaltado que no seguía a la lista desplazada) y cinco Menores (DEF-GP1-03, DEF-SPER-01, DEF-SPER-02, DEF-W5R-02 y OBS-SDOC-2). Se corrigi</w:t>
       </w:r>
       <w:r>
-        <w:t xml:space="preserve">eron con pruebas nuevas que nombran su requisito y se reverificaron sobre el ejecutable rc2 (01/10/2026), que dejó 89 casos en P y 13 en P parcial de 127, ninguno en F; el único </w:t>
-      </w:r>
-      <w:r>
-        <w:lastRenderedPageBreak/>
-        <w:t xml:space="preserve">residuo fue DEF-RC2-01. En rc3 los casos </w:t>
+        <w:t xml:space="preserve">eron con pruebas nuevas que nombran su requisito y se reverificaron sobre el ejecutable rc2 (01/10/2026), que dejó 89 casos en P y 13 en P parcial de 127, ninguno en F; el único residuo fue DEF-RC2-01. En rc3 los casos </w:t>
       </w:r>
       <w:r>
         <w:rPr>
@@ -15483,7 +16467,7 @@
       <w:pPr>
         <w:pStyle w:val="Ttulo2"/>
       </w:pPr>
-      <w:bookmarkStart w:id="20" w:name="_Toc242809472"/>
+      <w:bookmarkStart w:id="20" w:name="_Toc242826978"/>
       <w:r>
         <w:t>3.7 Suite automatizada como evidencia de apoyo</w:t>
       </w:r>
@@ -16072,7 +17056,43 @@
         <w:pStyle w:val="TextoOE3"/>
       </w:pPr>
       <w:r>
-        <w:t>La suite del candidato rc4 (13/10/2026) dio EditMode 785 de 786 (una omitida por entorno) y PlayMode 427 de 427, con 1.213 pruebas listadas y las 1.213 ejecutadas; el apartado 5.3 da su contexto.</w:t>
+        <w:t xml:space="preserve">La suite del candidato rc4 (13/10/2026, </w:t>
+      </w:r>
+      <w:r>
+        <w:rPr>
+          <w:rStyle w:val="CdigoenlneaOE3"/>
+        </w:rPr>
+        <w:t>suite2.ps1</w:t>
+      </w:r>
+      <w:r>
+        <w:t xml:space="preserve">, 24,4 min) corrió sobre </w:t>
+      </w:r>
+      <w:r>
+        <w:rPr>
+          <w:rStyle w:val="CdigoenlneaOE3"/>
+        </w:rPr>
+        <w:t>0405eba</w:t>
+      </w:r>
+      <w:r>
+        <w:t>, el mismo commit del que se compiló: EditMode 793 pruebas, 792 pasan y una se omite por entorno, y PlayMode 435 de 435, con 1.228 pruebas listadas y las 1.228 ejecutadas, repetidas 0 y ninguna fallida (</w:t>
+      </w:r>
+      <w:r>
+        <w:rPr>
+          <w:rStyle w:val="CdigoenlneaOE3"/>
+        </w:rPr>
+        <w:t>evidencias/suites/rc4-0405eba/resumen.md</w:t>
+      </w:r>
+      <w:r>
+        <w:t xml:space="preserve">). Una suite anterior, sobre </w:t>
+      </w:r>
+      <w:r>
+        <w:rPr>
+          <w:rStyle w:val="CdigoenlneaOE3"/>
+        </w:rPr>
+        <w:t>0839352</w:t>
+      </w:r>
+      <w:r>
+        <w:t>, dio EditMode 785 de 786 y PlayMode 427 de 427; el apartado 5.3 da su contexto.</w:t>
       </w:r>
     </w:p>
     <w:p>
@@ -16101,7 +17121,7 @@
       <w:pPr>
         <w:pStyle w:val="Ttulo1"/>
       </w:pPr>
-      <w:bookmarkStart w:id="21" w:name="_Toc242809473"/>
+      <w:bookmarkStart w:id="21" w:name="_Toc242826979"/>
       <w:r>
         <w:lastRenderedPageBreak/>
         <w:t>4. OPORTUNIDADES DE MEJORA PARA TRABAJOS FUTUROS</w:t>
@@ -16113,17 +17133,17 @@
         <w:pStyle w:val="PrimerprrafoOE3"/>
       </w:pPr>
       <w:r>
-        <w:t>El objetivo pide identificar oportunidades de mejora, no solo contar casos aprobados. Este capítulo recoge lo que la pasada rc3 dejó abierto, cada punto con su origen y su causa, agrupado por el tema donde habría que trabajar. Entran cuatro clases de hallazgo: los defectos Menores y las Observaciones de la Tabla 3.6, que siguen abiertos hasta que se haga el triaje; los casos que aprobaron con una reserva; las fallas del propio instrumento de evaluación, y lo que el método no pudo observar. Cada fila trae el</w:t>
-      </w:r>
-      <w:r>
-        <w:t xml:space="preserve"> tipo de arreglo que propuso quien probó; la decisión de corregir, registrar un INC o dejarlo como trabajo futuro se decide en el triaje.</w:t>
+        <w:t>El objetivo pide identificar oportunidades de mejora, no solo contar casos aprobados. Este capítulo recoge lo que la pasada rc3 dejó abierto, cada punto con su origen y su causa, agrupado por el tema donde habría que trabajar. Entran cuatro clases de hallazgo: los defectos Menores y las Observaciones de la Tabla 3.6, cuyo triaje se decidió el 13/10/2026 (apartado 3.6); los casos que aprobaron con una reserva; las fallas del propio instrumento de evaluación, y lo que el método no pudo observar. Cada fila tra</w:t>
+      </w:r>
+      <w:r>
+        <w:t>e el tipo de arreglo que propuso quien probó; la decisión del triaje del 13/10/2026 (documento, código en rc4 o trabajo futuro) está en la Tabla 3.6.</w:t>
       </w:r>
     </w:p>
     <w:p>
       <w:pPr>
         <w:pStyle w:val="Ttulo2"/>
       </w:pPr>
-      <w:bookmarkStart w:id="22" w:name="_Toc242809474"/>
+      <w:bookmarkStart w:id="22" w:name="_Toc242826980"/>
       <w:r>
         <w:t>4.1 Interfaz</w:t>
       </w:r>
@@ -16659,7 +17679,7 @@
       <w:pPr>
         <w:pStyle w:val="Ttulo2"/>
       </w:pPr>
-      <w:bookmarkStart w:id="23" w:name="_Toc242809475"/>
+      <w:bookmarkStart w:id="23" w:name="_Toc242826981"/>
       <w:r>
         <w:lastRenderedPageBreak/>
         <w:t>4.2 Flujo del juego</w:t>
@@ -17240,7 +18260,7 @@
       <w:pPr>
         <w:pStyle w:val="Ttulo2"/>
       </w:pPr>
-      <w:bookmarkStart w:id="24" w:name="_Toc242809476"/>
+      <w:bookmarkStart w:id="24" w:name="_Toc242826982"/>
       <w:r>
         <w:t>4.3 Arte y paquete del ejecutable</w:t>
       </w:r>
@@ -17276,10 +18296,10 @@
         <w:tblLook w:val="0020" w:firstRow="1" w:lastRow="0" w:firstColumn="0" w:lastColumn="0" w:noHBand="0" w:noVBand="0"/>
       </w:tblPr>
       <w:tblGrid>
-        <w:gridCol w:w="3240"/>
-        <w:gridCol w:w="2471"/>
-        <w:gridCol w:w="2761"/>
-        <w:gridCol w:w="1490"/>
+        <w:gridCol w:w="3081"/>
+        <w:gridCol w:w="2807"/>
+        <w:gridCol w:w="2608"/>
+        <w:gridCol w:w="1466"/>
       </w:tblGrid>
       <w:tr>
         <w:trPr>
@@ -17287,7 +18307,7 @@
         </w:trPr>
         <w:tc>
           <w:tcPr>
-            <w:tcW w:w="1626" w:type="pct"/>
+            <w:tcW w:w="1546" w:type="pct"/>
             <w:shd w:val="clear" w:color="auto" w:fill="D9D9D9"/>
           </w:tcPr>
           <w:p>
@@ -17310,7 +18330,7 @@
         </w:tc>
         <w:tc>
           <w:tcPr>
-            <w:tcW w:w="1240" w:type="pct"/>
+            <w:tcW w:w="1409" w:type="pct"/>
             <w:shd w:val="clear" w:color="auto" w:fill="D9D9D9"/>
           </w:tcPr>
           <w:p>
@@ -17333,7 +18353,7 @@
         </w:tc>
         <w:tc>
           <w:tcPr>
-            <w:tcW w:w="1386" w:type="pct"/>
+            <w:tcW w:w="1309" w:type="pct"/>
             <w:shd w:val="clear" w:color="auto" w:fill="D9D9D9"/>
           </w:tcPr>
           <w:p>
@@ -17356,7 +18376,7 @@
         </w:tc>
         <w:tc>
           <w:tcPr>
-            <w:tcW w:w="748" w:type="pct"/>
+            <w:tcW w:w="736" w:type="pct"/>
             <w:shd w:val="clear" w:color="auto" w:fill="D9D9D9"/>
           </w:tcPr>
           <w:p>
@@ -17381,7 +18401,7 @@
       <w:tr>
         <w:tc>
           <w:tcPr>
-            <w:tcW w:w="1626" w:type="pct"/>
+            <w:tcW w:w="1546" w:type="pct"/>
             <w:shd w:val="clear" w:color="auto" w:fill="auto"/>
           </w:tcPr>
           <w:p>
@@ -17415,7 +18435,7 @@
         </w:tc>
         <w:tc>
           <w:tcPr>
-            <w:tcW w:w="1240" w:type="pct"/>
+            <w:tcW w:w="1409" w:type="pct"/>
             <w:shd w:val="clear" w:color="auto" w:fill="auto"/>
           </w:tcPr>
           <w:p>
@@ -17436,7 +18456,7 @@
         </w:tc>
         <w:tc>
           <w:tcPr>
-            <w:tcW w:w="1386" w:type="pct"/>
+            <w:tcW w:w="1309" w:type="pct"/>
             <w:shd w:val="clear" w:color="auto" w:fill="auto"/>
           </w:tcPr>
           <w:p>
@@ -17457,7 +18477,7 @@
         </w:tc>
         <w:tc>
           <w:tcPr>
-            <w:tcW w:w="748" w:type="pct"/>
+            <w:tcW w:w="736" w:type="pct"/>
             <w:shd w:val="clear" w:color="auto" w:fill="auto"/>
           </w:tcPr>
           <w:p>
@@ -17480,7 +18500,7 @@
       <w:tr>
         <w:tc>
           <w:tcPr>
-            <w:tcW w:w="1626" w:type="pct"/>
+            <w:tcW w:w="1546" w:type="pct"/>
             <w:shd w:val="clear" w:color="auto" w:fill="auto"/>
           </w:tcPr>
           <w:p>
@@ -17528,7 +18548,7 @@
         </w:tc>
         <w:tc>
           <w:tcPr>
-            <w:tcW w:w="1240" w:type="pct"/>
+            <w:tcW w:w="1409" w:type="pct"/>
             <w:shd w:val="clear" w:color="auto" w:fill="auto"/>
           </w:tcPr>
           <w:p>
@@ -17556,7 +18576,7 @@
         </w:tc>
         <w:tc>
           <w:tcPr>
-            <w:tcW w:w="1386" w:type="pct"/>
+            <w:tcW w:w="1309" w:type="pct"/>
             <w:shd w:val="clear" w:color="auto" w:fill="auto"/>
           </w:tcPr>
           <w:p>
@@ -17590,7 +18610,7 @@
         </w:tc>
         <w:tc>
           <w:tcPr>
-            <w:tcW w:w="748" w:type="pct"/>
+            <w:tcW w:w="736" w:type="pct"/>
             <w:shd w:val="clear" w:color="auto" w:fill="auto"/>
           </w:tcPr>
           <w:p>
@@ -17613,7 +18633,7 @@
       <w:tr>
         <w:tc>
           <w:tcPr>
-            <w:tcW w:w="1626" w:type="pct"/>
+            <w:tcW w:w="1546" w:type="pct"/>
             <w:shd w:val="clear" w:color="auto" w:fill="auto"/>
           </w:tcPr>
           <w:p>
@@ -17634,7 +18654,7 @@
         </w:tc>
         <w:tc>
           <w:tcPr>
-            <w:tcW w:w="1240" w:type="pct"/>
+            <w:tcW w:w="1409" w:type="pct"/>
             <w:shd w:val="clear" w:color="auto" w:fill="auto"/>
           </w:tcPr>
           <w:p>
@@ -17656,13 +18676,13 @@
               <w:rPr>
                 <w:sz w:val="18"/>
               </w:rPr>
-              <w:t>: 426,6 MB, margen de 73,4 MB; las texturas son el 95 % de los activos de usuario</w:t>
-            </w:r>
-          </w:p>
-        </w:tc>
-        <w:tc>
-          <w:tcPr>
-            <w:tcW w:w="1386" w:type="pct"/>
+              <w:t>: 426,6 MB, margen de 73,4 MB (rc4: 426,9 MB, margen de 73,1 MB); las texturas son el 95 % de los activos de usuario en rc3</w:t>
+            </w:r>
+          </w:p>
+        </w:tc>
+        <w:tc>
+          <w:tcPr>
+            <w:tcW w:w="1309" w:type="pct"/>
             <w:shd w:val="clear" w:color="auto" w:fill="auto"/>
           </w:tcPr>
           <w:p>
@@ -17696,7 +18716,7 @@
         </w:tc>
         <w:tc>
           <w:tcPr>
-            <w:tcW w:w="748" w:type="pct"/>
+            <w:tcW w:w="736" w:type="pct"/>
             <w:shd w:val="clear" w:color="auto" w:fill="auto"/>
           </w:tcPr>
           <w:p>
@@ -17719,7 +18739,7 @@
       <w:tr>
         <w:tc>
           <w:tcPr>
-            <w:tcW w:w="1626" w:type="pct"/>
+            <w:tcW w:w="1546" w:type="pct"/>
             <w:shd w:val="clear" w:color="auto" w:fill="auto"/>
           </w:tcPr>
           <w:p>
@@ -17792,7 +18812,7 @@
         </w:tc>
         <w:tc>
           <w:tcPr>
-            <w:tcW w:w="1240" w:type="pct"/>
+            <w:tcW w:w="1409" w:type="pct"/>
             <w:shd w:val="clear" w:color="auto" w:fill="auto"/>
           </w:tcPr>
           <w:p>
@@ -17813,7 +18833,7 @@
         </w:tc>
         <w:tc>
           <w:tcPr>
-            <w:tcW w:w="1386" w:type="pct"/>
+            <w:tcW w:w="1309" w:type="pct"/>
             <w:shd w:val="clear" w:color="auto" w:fill="auto"/>
           </w:tcPr>
           <w:p>
@@ -17834,7 +18854,7 @@
         </w:tc>
         <w:tc>
           <w:tcPr>
-            <w:tcW w:w="748" w:type="pct"/>
+            <w:tcW w:w="736" w:type="pct"/>
             <w:shd w:val="clear" w:color="auto" w:fill="auto"/>
           </w:tcPr>
           <w:p>
@@ -17859,7 +18879,7 @@
       <w:pPr>
         <w:pStyle w:val="Ttulo2"/>
       </w:pPr>
-      <w:bookmarkStart w:id="25" w:name="_Toc242809477"/>
+      <w:bookmarkStart w:id="25" w:name="_Toc242826983"/>
       <w:r>
         <w:t>4.4 Código y trazabilidad</w:t>
       </w:r>
@@ -18251,6 +19271,7 @@
               <w:rPr>
                 <w:sz w:val="18"/>
               </w:rPr>
+              <w:lastRenderedPageBreak/>
               <w:t xml:space="preserve">Exigir la tarjeta del Kanban en el mensaje de cada commit, con una plantilla o un hook de </w:t>
             </w:r>
             <w:r>
@@ -18258,7 +19279,6 @@
                 <w:rStyle w:val="CdigoenlneaOE3"/>
                 <w:sz w:val="18"/>
               </w:rPr>
-              <w:lastRenderedPageBreak/>
               <w:t>commit-msg</w:t>
             </w:r>
             <w:r>
@@ -18299,7 +19319,6 @@
               <w:rPr>
                 <w:sz w:val="18"/>
               </w:rPr>
-              <w:lastRenderedPageBreak/>
               <w:t xml:space="preserve">DEF-RC3-I02 (Menor), </w:t>
             </w:r>
             <w:r>
@@ -18307,15 +19326,7 @@
                 <w:rStyle w:val="CdigoenlneaOE3"/>
                 <w:sz w:val="18"/>
               </w:rPr>
-              <w:t>PF-</w:t>
-            </w:r>
-            <w:r>
-              <w:rPr>
-                <w:rStyle w:val="CdigoenlneaOE3"/>
-                <w:sz w:val="18"/>
-              </w:rPr>
-              <w:lastRenderedPageBreak/>
-              <w:t>RNF17-01</w:t>
+              <w:t>PF-RNF17-01</w:t>
             </w:r>
             <w:r>
               <w:rPr>
@@ -18342,15 +19353,7 @@
               <w:rPr>
                 <w:sz w:val="18"/>
               </w:rPr>
-              <w:lastRenderedPageBreak/>
-              <w:t xml:space="preserve">RNF-17 y CT-11 piden </w:t>
-            </w:r>
-            <w:r>
-              <w:rPr>
-                <w:sz w:val="18"/>
-              </w:rPr>
-              <w:lastRenderedPageBreak/>
-              <w:t>trazar cada commit de código a su tarjeta. Corregirlo en lo ya hecho exigiría reescribir la historia</w:t>
+              <w:t>RNF-17 y CT-11 piden trazar cada commit de código a su tarjeta. Corregirlo en lo ya hecho exigiría reescribir la historia</w:t>
             </w:r>
           </w:p>
         </w:tc>
@@ -18371,7 +19374,6 @@
               <w:rPr>
                 <w:sz w:val="18"/>
               </w:rPr>
-              <w:lastRenderedPageBreak/>
               <w:t>Proceso</w:t>
             </w:r>
           </w:p>
@@ -18765,7 +19767,14 @@
               <w:rPr>
                 <w:sz w:val="18"/>
               </w:rPr>
-              <w:t xml:space="preserve">DEF-RC3-I04 (Menor): la suite corrió sobre </w:t>
+              <w:t xml:space="preserve">DEF-RC3-I04 (Menor): la </w:t>
+            </w:r>
+            <w:r>
+              <w:rPr>
+                <w:sz w:val="18"/>
+              </w:rPr>
+              <w:lastRenderedPageBreak/>
+              <w:t xml:space="preserve">suite corrió sobre </w:t>
             </w:r>
             <w:r>
               <w:rPr>
@@ -18778,14 +19787,7 @@
               <w:rPr>
                 <w:sz w:val="18"/>
               </w:rPr>
-              <w:t xml:space="preserve"> </w:t>
-            </w:r>
-            <w:r>
-              <w:rPr>
-                <w:sz w:val="18"/>
-              </w:rPr>
-              <w:lastRenderedPageBreak/>
-              <w:t xml:space="preserve">y no sobre </w:t>
+              <w:t xml:space="preserve"> y no sobre </w:t>
             </w:r>
             <w:r>
               <w:rPr>
@@ -18821,26 +19823,21 @@
                 <w:rStyle w:val="CdigoenlneaOE3"/>
                 <w:sz w:val="18"/>
               </w:rPr>
-              <w:t>Level2_Maze.unity</w:t>
-            </w:r>
-            <w:r>
-              <w:rPr>
-                <w:sz w:val="18"/>
-              </w:rPr>
-              <w:t xml:space="preserve"> </w:t>
-            </w:r>
-            <w:r>
-              <w:rPr>
-                <w:sz w:val="18"/>
-              </w:rPr>
-              <w:t>reserializad</w:t>
-            </w:r>
-            <w:r>
-              <w:rPr>
+              <w:t>Level2_Maze.</w:t>
+            </w:r>
+            <w:r>
+              <w:rPr>
+                <w:rStyle w:val="CdigoenlneaOE3"/>
                 <w:sz w:val="18"/>
               </w:rPr>
               <w:lastRenderedPageBreak/>
-              <w:t xml:space="preserve">as en </w:t>
+              <w:t>unity</w:t>
+            </w:r>
+            <w:r>
+              <w:rPr>
+                <w:sz w:val="18"/>
+              </w:rPr>
+              <w:t xml:space="preserve"> reserializadas en </w:t>
             </w:r>
             <w:r>
               <w:rPr>
@@ -18853,7 +19850,20 @@
               <w:rPr>
                 <w:sz w:val="18"/>
               </w:rPr>
-              <w:t xml:space="preserve"> no tienen una corrida propia</w:t>
+              <w:t xml:space="preserve"> no tienen una corrida propia. En rc4 la suite sí corrió sobre </w:t>
+            </w:r>
+            <w:r>
+              <w:rPr>
+                <w:rStyle w:val="CdigoenlneaOE3"/>
+                <w:sz w:val="18"/>
+              </w:rPr>
+              <w:t>0405eba</w:t>
+            </w:r>
+            <w:r>
+              <w:rPr>
+                <w:sz w:val="18"/>
+              </w:rPr>
+              <w:t>, el commit del build</w:t>
             </w:r>
           </w:p>
         </w:tc>
@@ -18984,7 +19994,7 @@
       <w:pPr>
         <w:pStyle w:val="Ttulo2"/>
       </w:pPr>
-      <w:bookmarkStart w:id="26" w:name="_Toc242809478"/>
+      <w:bookmarkStart w:id="26" w:name="_Toc242826984"/>
       <w:r>
         <w:t>4.5 Instrumento y proceso de evaluación</w:t>
       </w:r>
@@ -19252,7 +20262,14 @@
               <w:rPr>
                 <w:sz w:val="18"/>
               </w:rPr>
-              <w:t>Poner en marcha la ráfaga de capturas antes de la acción: la primera captura llega con unos 1,3 s de retraso</w:t>
+              <w:t xml:space="preserve">Poner en marcha la ráfaga de capturas antes de la acción: la </w:t>
+            </w:r>
+            <w:r>
+              <w:rPr>
+                <w:sz w:val="18"/>
+              </w:rPr>
+              <w:lastRenderedPageBreak/>
+              <w:t>primera captura llega con unos 1,3 s de retraso</w:t>
             </w:r>
           </w:p>
         </w:tc>
@@ -19273,6 +20290,7 @@
               <w:rPr>
                 <w:sz w:val="18"/>
               </w:rPr>
+              <w:lastRenderedPageBreak/>
               <w:t>Sesiones S-N1, S-OMI y S-PAU</w:t>
             </w:r>
           </w:p>
@@ -19294,7 +20312,14 @@
               <w:rPr>
                 <w:sz w:val="18"/>
               </w:rPr>
-              <w:t>No hay cuadro de la ignición, del primer cuadro del acercamiento de la cueva ni de la pausa a mitad del recorrido del laberinto (se tomó a unos 0,3 s de pulsar «Ejecutar»)</w:t>
+              <w:t xml:space="preserve">No hay cuadro de la ignición, del primer cuadro del </w:t>
+            </w:r>
+            <w:r>
+              <w:rPr>
+                <w:sz w:val="18"/>
+              </w:rPr>
+              <w:lastRenderedPageBreak/>
+              <w:t>acercamiento de la cueva ni de la pausa a mitad del recorrido del laberinto (se tomó a unos 0,3 s de pulsar «Ejecutar»)</w:t>
             </w:r>
           </w:p>
         </w:tc>
@@ -19315,6 +20340,7 @@
               <w:rPr>
                 <w:sz w:val="18"/>
               </w:rPr>
+              <w:lastRenderedPageBreak/>
               <w:t>Herramienta</w:t>
             </w:r>
           </w:p>
@@ -19338,7 +20364,6 @@
               <w:rPr>
                 <w:sz w:val="18"/>
               </w:rPr>
-              <w:lastRenderedPageBreak/>
               <w:t>Desactivar la superposición de NVIDIA en el equipo de pruebas</w:t>
             </w:r>
           </w:p>
@@ -20046,6 +21071,7 @@
               <w:rPr>
                 <w:sz w:val="18"/>
               </w:rPr>
+              <w:lastRenderedPageBreak/>
               <w:t xml:space="preserve">Reformular la advertencia de riesgo de </w:t>
             </w:r>
             <w:r>
@@ -20059,14 +21085,7 @@
               <w:rPr>
                 <w:sz w:val="18"/>
               </w:rPr>
-              <w:t xml:space="preserve">: la narrativa de cierre entra a unos 1,3 s tras «Soplar», no a los 3,5 s que cita el caso, y el máximo de luz tras </w:t>
-            </w:r>
-            <w:r>
-              <w:rPr>
-                <w:sz w:val="18"/>
-              </w:rPr>
-              <w:lastRenderedPageBreak/>
-              <w:t>el cuarto golpe efectivo no se pudo medir</w:t>
+              <w:t>: la narrativa de cierre entra a unos 1,3 s tras «Soplar», no a los 3,5 s que cita el caso, y el máximo de luz tras el cuarto golpe efectivo no se pudo medir</w:t>
             </w:r>
           </w:p>
         </w:tc>
@@ -20087,7 +21106,6 @@
               <w:rPr>
                 <w:sz w:val="18"/>
               </w:rPr>
-              <w:lastRenderedPageBreak/>
               <w:t>Observación de S-OMI, sin id propio</w:t>
             </w:r>
           </w:p>
@@ -20238,9 +21256,35 @@
     </w:tbl>
     <w:p>
       <w:pPr>
+        <w:pStyle w:val="PrimerprrafoOE3"/>
+      </w:pPr>
+      <w:r>
+        <w:t xml:space="preserve">El 13/10/2026 se aplicaron en </w:t>
+      </w:r>
+      <w:r>
+        <w:rPr>
+          <w:rStyle w:val="CdigoenlneaOE3"/>
+        </w:rPr>
+        <w:t>casos.md</w:t>
+      </w:r>
+      <w:r>
+        <w:t xml:space="preserve"> las correcciones de DEF-RC3-02, -04, -06, -07 y -12 de esta tabla. Las de DEF-RC3-08 y DEF-RC3-03 siguen como trabajo futuro (apartado 3.6). Las filas de DEF-RC3-05, -09, -10 y -11 quedaron corregidas en el código en </w:t>
+      </w:r>
+      <w:r>
+        <w:rPr>
+          <w:rStyle w:val="CdigoenlneaOE3"/>
+        </w:rPr>
+        <w:t>0405eba</w:t>
+      </w:r>
+      <w:r>
+        <w:t xml:space="preserve"> y entraron en rc4 (apartado 3.6); sin pasada propia de los casos, el veredicto de rc3 se conserva.</w:t>
+      </w:r>
+    </w:p>
+    <w:p>
+      <w:pPr>
         <w:pStyle w:val="Ttulo2"/>
       </w:pPr>
-      <w:bookmarkStart w:id="27" w:name="_Toc242809479"/>
+      <w:bookmarkStart w:id="27" w:name="_Toc242826985"/>
       <w:r>
         <w:t>4.6 Lo que la evaluación con personas resolvió y lo que dejó abierto</w:t>
       </w:r>
@@ -20296,7 +21340,7 @@
         <w:pStyle w:val="CompactoOE3"/>
         <w:numPr>
           <w:ilvl w:val="0"/>
-          <w:numId w:val="5"/>
+          <w:numId w:val="6"/>
         </w:numPr>
       </w:pPr>
       <w:r>
@@ -20308,7 +21352,7 @@
         <w:pStyle w:val="CompactoOE3"/>
         <w:numPr>
           <w:ilvl w:val="0"/>
-          <w:numId w:val="5"/>
+          <w:numId w:val="6"/>
         </w:numPr>
       </w:pPr>
       <w:r>
@@ -20320,7 +21364,7 @@
         <w:pStyle w:val="CompactoOE3"/>
         <w:numPr>
           <w:ilvl w:val="0"/>
-          <w:numId w:val="5"/>
+          <w:numId w:val="6"/>
         </w:numPr>
       </w:pPr>
       <w:r>
@@ -20350,6 +21394,7 @@
         <w:pStyle w:val="PrimerprrafoOE3"/>
       </w:pPr>
       <w:r>
+        <w:lastRenderedPageBreak/>
         <w:t>Este documento no incluye cifras de carga ni de memoria de los dos equipos del colegio, así que RNF-04 y RNF-05 siguen medidos con cifras solo en el equipo 1.</w:t>
       </w:r>
     </w:p>
@@ -20357,7 +21402,7 @@
       <w:pPr>
         <w:pStyle w:val="Ttulo2"/>
       </w:pPr>
-      <w:bookmarkStart w:id="28" w:name="_Toc242809480"/>
+      <w:bookmarkStart w:id="28" w:name="_Toc242826986"/>
       <w:r>
         <w:t>4.7 Límites de la evaluación</w:t>
       </w:r>
@@ -20486,14 +21531,7 @@
               <w:rPr>
                 <w:sz w:val="18"/>
               </w:rPr>
-              <w:t xml:space="preserve">Los valores de carga y memoria valen para el equipo 1 (Ryzen 5 7600X, 32 GB, RTX 5070 </w:t>
-            </w:r>
-            <w:r>
-              <w:rPr>
-                <w:sz w:val="18"/>
-              </w:rPr>
-              <w:lastRenderedPageBreak/>
-              <w:t>Ti); un equipo modesto puede dar más. El tamaño del paquete no depende del equipo</w:t>
+              <w:t>Los valores de carga y memoria valen para el equipo 1 (Ryzen 5 7600X, 32 GB, RTX 5070 Ti); un equipo modesto puede dar más. El tamaño del paquete no depende del equipo</w:t>
             </w:r>
           </w:p>
         </w:tc>
@@ -20516,7 +21554,6 @@
               <w:rPr>
                 <w:sz w:val="18"/>
               </w:rPr>
-              <w:lastRenderedPageBreak/>
               <w:t xml:space="preserve">La línea </w:t>
             </w:r>
             <w:r>
@@ -20683,13 +21720,7 @@
               <w:rPr>
                 <w:sz w:val="18"/>
               </w:rPr>
-              <w:t xml:space="preserve"> </w:t>
-            </w:r>
-            <w:r>
-              <w:rPr>
-                <w:sz w:val="18"/>
-              </w:rPr>
-              <w:t>en copias sin un nivel</w:t>
+              <w:t xml:space="preserve"> en copias sin un nivel</w:t>
             </w:r>
           </w:p>
         </w:tc>
@@ -20894,7 +21925,13 @@
               <w:rPr>
                 <w:sz w:val="18"/>
               </w:rPr>
-              <w:t xml:space="preserve"> los aprobó una persona el 13/10/2026 (H12, con H6 y H7); es un juicio de oído sin medición propia</w:t>
+              <w:t xml:space="preserve"> </w:t>
+            </w:r>
+            <w:r>
+              <w:rPr>
+                <w:sz w:val="18"/>
+              </w:rPr>
+              <w:t>los aprobó una persona el 13/10/2026 (H12, con H6 y H7); es un juicio de oído sin medición propia</w:t>
             </w:r>
           </w:p>
         </w:tc>
@@ -21010,7 +22047,7 @@
       <w:pPr>
         <w:pStyle w:val="Ttulo1"/>
       </w:pPr>
-      <w:bookmarkStart w:id="29" w:name="_Toc242809481"/>
+      <w:bookmarkStart w:id="29" w:name="_Toc242826987"/>
       <w:r>
         <w:lastRenderedPageBreak/>
         <w:t>5. EVALUACIÓN CON ESTUDIANTES Y COMPROBACIONES HUMANAS</w:t>
@@ -21029,7 +22066,7 @@
       <w:pPr>
         <w:pStyle w:val="Ttulo2"/>
       </w:pPr>
-      <w:bookmarkStart w:id="30" w:name="_Toc242809482"/>
+      <w:bookmarkStart w:id="30" w:name="_Toc242826988"/>
       <w:r>
         <w:t>5.1 Sesión con estudiantes</w:t>
       </w:r>
@@ -21283,6 +22320,32 @@
               </w:rPr>
               <w:t>evidencias/consentimiento/Formato-consentimiento.md</w:t>
             </w:r>
+            <w:r>
+              <w:rPr>
+                <w:sz w:val="18"/>
+              </w:rPr>
+              <w:t xml:space="preserve">. Con el formato en el Anexo F y los 4 </w:t>
+            </w:r>
+            <w:r>
+              <w:rPr>
+                <w:sz w:val="18"/>
+              </w:rPr>
+              <w:lastRenderedPageBreak/>
+              <w:t xml:space="preserve">consentimientos firmados, </w:t>
+            </w:r>
+            <w:r>
+              <w:rPr>
+                <w:rStyle w:val="CdigoenlneaOE3"/>
+                <w:sz w:val="18"/>
+              </w:rPr>
+              <w:t>PF-RNF12-01</w:t>
+            </w:r>
+            <w:r>
+              <w:rPr>
+                <w:sz w:val="18"/>
+              </w:rPr>
+              <w:t xml:space="preserve"> pasó a P en la sesión del 13/10/2026</w:t>
+            </w:r>
           </w:p>
         </w:tc>
       </w:tr>
@@ -21304,6 +22367,7 @@
               <w:rPr>
                 <w:sz w:val="18"/>
               </w:rPr>
+              <w:lastRenderedPageBreak/>
               <w:t>Visto bueno del colegio</w:t>
             </w:r>
           </w:p>
@@ -21620,7 +22684,7 @@
       <w:pPr>
         <w:pStyle w:val="Ttulo2"/>
       </w:pPr>
-      <w:bookmarkStart w:id="31" w:name="_Toc242809483"/>
+      <w:bookmarkStart w:id="31" w:name="_Toc242826989"/>
       <w:r>
         <w:t>5.2 Comprobaciones de la hoja HUM</w:t>
       </w:r>
@@ -21647,7 +22711,10 @@
         <w:t>Tabla 5.2.</w:t>
       </w:r>
       <w:r>
-        <w:t xml:space="preserve"> Comprobaciones de la hoja HUM y su resultado.</w:t>
+        <w:t xml:space="preserve"> </w:t>
+      </w:r>
+      <w:r>
+        <w:t>Comprobaciones de la hoja HUM y su resultado.</w:t>
       </w:r>
     </w:p>
     <w:tbl>
@@ -23505,23 +24572,35 @@
         <w:t>PF-SON-03</w:t>
       </w:r>
       <w:r>
-        <w:t xml:space="preserve">; los seis pasaron de PS a P. H1 y H2 son puntos del guion y H9 a H11 corroboran casos que ya eran P, así que no cambian ninguna cifra. H8 no cierra </w:t>
+        <w:t xml:space="preserve">; los seis pasaron de PS a P, y </w:t>
       </w:r>
       <w:r>
         <w:rPr>
           <w:rStyle w:val="CdigoenlneaOE3"/>
         </w:rPr>
+        <w:t>PF-RNF12-01</w:t>
+      </w:r>
+      <w:r>
+        <w:t xml:space="preserve"> pasó también a P con el formato de consentimiento (Anexo F) y los 4 consentimientos firmados. H1 y H2 son puntos del guion y H9 a H11 corroboran casos que ya eran P, así que no cambian ninguna cifra. H8 no cierra </w:t>
+      </w:r>
+      <w:r>
+        <w:rPr>
+          <w:rStyle w:val="CdigoenlneaOE3"/>
+        </w:rPr>
         <w:t>PF-RNF13-01</w:t>
       </w:r>
       <w:r>
-        <w:t>, que pide además los dos recorridos del arnés, y H13 no se realizó. Con ello la eficacia pasó de 96,8 % (122 de 126) a 97,0 % (128 de 132).</w:t>
+        <w:t>, que pide además los dos recorridos del arnés, y H13 no se realizó. Con ello la eficacia pasó de 96,8 % (122 de 126) a 97,0 % (129 de 133)</w:t>
+      </w:r>
+      <w:r>
+        <w:t>.</w:t>
       </w:r>
     </w:p>
     <w:p>
       <w:pPr>
         <w:pStyle w:val="Ttulo2"/>
       </w:pPr>
-      <w:bookmarkStart w:id="32" w:name="_Toc242809484"/>
+      <w:bookmarkStart w:id="32" w:name="_Toc242826990"/>
       <w:r>
         <w:t>5.3 Hallazgos de la sesión y correcciones aplicadas</w:t>
       </w:r>
@@ -23604,10 +24683,7 @@
         <w:t>56897fd</w:t>
       </w:r>
       <w:r>
-        <w:t xml:space="preserve">. Todas ellas están en el candidato rc4. La sesión con estudiantes evaluó rc3, y rc4 no se </w:t>
-      </w:r>
-      <w:r>
-        <w:t>probó con estudiantes.</w:t>
+        <w:t>. Todas ellas están en el candidato rc4. La sesión con estudiantes evaluó rc3, y rc4 no se probó con estudiantes.</w:t>
       </w:r>
     </w:p>
     <w:p>
@@ -24004,6 +25080,7 @@
               <w:rPr>
                 <w:sz w:val="18"/>
               </w:rPr>
+              <w:lastRenderedPageBreak/>
               <w:t>El abrazo de la familia (</w:t>
             </w:r>
             <w:r>
@@ -24024,7 +25101,6 @@
                 <w:rStyle w:val="CdigoenlneaOE3"/>
                 <w:sz w:val="18"/>
               </w:rPr>
-              <w:lastRenderedPageBreak/>
               <w:t>N1_Hallazgo</w:t>
             </w:r>
             <w:r>
@@ -24053,7 +25129,6 @@
                 <w:rStyle w:val="CdigoenlneaOE3"/>
                 <w:sz w:val="18"/>
               </w:rPr>
-              <w:lastRenderedPageBreak/>
               <w:t>Hug</w:t>
             </w:r>
             <w:r>
@@ -24567,7 +25642,14 @@
               <w:rPr>
                 <w:sz w:val="18"/>
               </w:rPr>
-              <w:t>El menú de pausa pasó de 3 a 5 botones: Reanudar, Reiniciar, «Volver a ver la historia», Volver al menú de niveles y «Guardar y salir». «Guardar y salir» pide confirmación, guarda el perfil activo y después cierra. «Volver a ver la historia» lleva a la narrativa que presenta la fase y de ahí se regresa a la misma fase; la fase de amarre del Nivel 3 no tiene escena propia y no ofrece el botón</w:t>
+              <w:t xml:space="preserve">El menú de pausa pasó de 3 a 5 botones: Reanudar, Reiniciar, «Volver a ver la historia», Volver al menú de niveles y «Guardar y salir». «Guardar y salir» pide confirmación, guarda el perfil activo y después cierra. «Volver a ver la historia» lleva a la narrativa que presenta la fase y de ahí se regresa a la misma fase; la fase de </w:t>
+            </w:r>
+            <w:r>
+              <w:rPr>
+                <w:sz w:val="18"/>
+              </w:rPr>
+              <w:lastRenderedPageBreak/>
+              <w:t>amarre del Nivel 3 no tiene escena propia y no ofrece el botón</w:t>
             </w:r>
           </w:p>
         </w:tc>
@@ -24589,6 +25671,7 @@
                 <w:rStyle w:val="CdigoenlneaOE3"/>
                 <w:sz w:val="18"/>
               </w:rPr>
+              <w:lastRenderedPageBreak/>
               <w:t>INC-159</w:t>
             </w:r>
           </w:p>
@@ -24612,7 +25695,6 @@
               <w:rPr>
                 <w:sz w:val="18"/>
               </w:rPr>
-              <w:lastRenderedPageBreak/>
               <w:t>No se podía releer la línea anterior del diálogo</w:t>
             </w:r>
           </w:p>
@@ -24716,15 +25798,42 @@
         <w:t>Estado de la verificación.</w:t>
       </w:r>
       <w:r>
-        <w:t xml:space="preserve"> La suite completa (</w:t>
+        <w:t xml:space="preserve"> La suite completa sobre </w:t>
       </w:r>
       <w:r>
         <w:rPr>
           <w:rStyle w:val="CdigoenlneaOE3"/>
         </w:rPr>
+        <w:t>0405eba</w:t>
+      </w:r>
+      <w:r>
+        <w:t xml:space="preserve"> (</w:t>
+      </w:r>
+      <w:r>
+        <w:rPr>
+          <w:rStyle w:val="CdigoenlneaOE3"/>
+        </w:rPr>
         <w:t>suite2.ps1</w:t>
       </w:r>
       <w:r>
+        <w:t>, 13/10/2026, 24,4 min) dio EditMode 793, con 792 aprobadas y una omitida por entorno, y PlayMode 435 de 435, con 1.228 pruebas listadas y las 1.228 ejecutadas (</w:t>
+      </w:r>
+      <w:r>
+        <w:rPr>
+          <w:rStyle w:val="CdigoenlneaOE3"/>
+        </w:rPr>
+        <w:t>evidencias/suites/rc4-0405eba/</w:t>
+      </w:r>
+      <w:r>
+        <w:t>). Una suite anterior (</w:t>
+      </w:r>
+      <w:r>
+        <w:rPr>
+          <w:rStyle w:val="CdigoenlneaOE3"/>
+        </w:rPr>
+        <w:t>suite2.ps1</w:t>
+      </w:r>
+      <w:r>
         <w:t>, 13/10/2026, 24,8 min) dio EditMode 785 de 786, con una omitida por entorno (</w:t>
       </w:r>
       <w:r>
@@ -24740,15 +25849,21 @@
         <w:rPr>
           <w:rStyle w:val="CdigoenlneaOE3"/>
         </w:rPr>
-        <w:t>evidencias/suites/rc4-previa-al-boton-atras/</w:t>
-      </w:r>
-      <w:r>
-        <w:t xml:space="preserve">). Corrió sobre </w:t>
+        <w:t>evidencias/suites/</w:t>
       </w:r>
       <w:r>
         <w:rPr>
           <w:rStyle w:val="CdigoenlneaOE3"/>
         </w:rPr>
+        <w:t>rc4-previa-al-boton-atras/</w:t>
+      </w:r>
+      <w:r>
+        <w:t xml:space="preserve">). Esa corrida fue sobre </w:t>
+      </w:r>
+      <w:r>
+        <w:rPr>
+          <w:rStyle w:val="CdigoenlneaOE3"/>
+        </w:rPr>
         <w:t>0839352</w:t>
       </w:r>
       <w:r>
@@ -24767,58 +25882,58 @@
         <w:rPr>
           <w:rStyle w:val="CdigoenlneaOE3"/>
         </w:rPr>
-        <w:t>PauseMenu_HU17_ContinuarRestituyeElE</w:t>
+        <w:t>PauseMenu_HU17_ContinuarRestituyeElEstadoExacto</w:t>
+      </w:r>
+      <w:r>
+        <w:t xml:space="preserve">; ahora el aviso solo devuelve el tiempo, con la prueba de regresión </w:t>
       </w:r>
       <w:r>
         <w:rPr>
           <w:rStyle w:val="CdigoenlneaOE3"/>
         </w:rPr>
-        <w:t>stadoExacto</w:t>
-      </w:r>
-      <w:r>
-        <w:t xml:space="preserve">; ahora el aviso solo devuelve el tiempo, con la prueba de regresión </w:t>
+        <w:t>FireLevel_INC158_UnaEscenaQueSeDescargaConElAvisoAbiertoDevuelveElTiempoSinErrores</w:t>
+      </w:r>
+      <w:r>
+        <w:t xml:space="preserve">. Esa suite precedía al cambio de disposición del diálogo; lo que ese cambio afecta se volvió a correr </w:t>
+      </w:r>
+      <w:r>
+        <w:t>aparte y pasó (</w:t>
       </w:r>
       <w:r>
         <w:rPr>
           <w:rStyle w:val="CdigoenlneaOE3"/>
         </w:rPr>
-        <w:t>FireLevel_INC158_UnaEscenaQueSeDescargaConElAvisoAbiertoDevuelveElTiempoSinErrores</w:t>
-      </w:r>
-      <w:r>
-        <w:t>. La suite precede al cambio de disposición del diálogo; lo que ese cambio afecta se volvió a correr aparte y pasó (</w:t>
+        <w:t>NarrativeScene_INC160</w:t>
+      </w:r>
+      <w:r>
+        <w:t xml:space="preserve">, 3 pruebas, y RNF-03, 9 pruebas, entre otras que lista </w:t>
       </w:r>
       <w:r>
         <w:rPr>
           <w:rStyle w:val="CdigoenlneaOE3"/>
         </w:rPr>
-        <w:t>NarrativeScene_INC160</w:t>
-      </w:r>
-      <w:r>
-        <w:t xml:space="preserve">, 3 pruebas, y RNF-03, 9 pruebas, entre otras que lista </w:t>
+        <w:t>evidencias/build-rc4.md</w:t>
+      </w:r>
+      <w:r>
+        <w:t xml:space="preserve">). El candidato rc4, recompilado desde </w:t>
       </w:r>
       <w:r>
         <w:rPr>
           <w:rStyle w:val="CdigoenlneaOE3"/>
         </w:rPr>
+        <w:t>0405eba</w:t>
+      </w:r>
+      <w:r>
+        <w:t>, pesa 426,9 MB (426 932 086 bytes, 13/10/2026), con 73,1 MB de margen frente a los 500 MB de RNF-06; su peor carga de escena fue de 0,403 s y su pico de memoria privada, de 1.083,3 MiB (</w:t>
+      </w:r>
+      <w:r>
+        <w:rPr>
+          <w:rStyle w:val="CdigoenlneaOE3"/>
+        </w:rPr>
         <w:t>evidencias/build-rc4.md</w:t>
       </w:r>
       <w:r>
-        <w:t>). El candidato rc4 pesa 426,9 MB (426 930 226 bytes, 13/10/2026), con 73,1 MB de margen frente a los 500 MB de RNF-06 (</w:t>
-      </w:r>
-      <w:r>
-        <w:rPr>
-          <w:rStyle w:val="CdigoenlneaOE3"/>
-        </w:rPr>
-        <w:t>evidencias/bui</w:t>
-      </w:r>
-      <w:r>
-        <w:rPr>
-          <w:rStyle w:val="CdigoenlneaOE3"/>
-        </w:rPr>
-        <w:t>ld-rc4.md</w:t>
-      </w:r>
-      <w:r>
-        <w:t>). Ese archivo no registra mediciones de carga ni de memoria de rc4, así que las cifras de RNF-04 y RNF-05 de este documento siguen siendo las de rc3.</w:t>
+        <w:t>). Esas mediciones están en la Tabla 3.5, junto a las de rc3, que son las que sostienen los veredictos.</w:t>
       </w:r>
     </w:p>
     <w:p>
@@ -24869,10 +25984,32 @@
         <w:t>N1_AparicionGuia</w:t>
       </w:r>
       <w:r>
-        <w:t>) la familia se desplaza hacia la izquierda: de x entre 0,281 y 0,333 a x entre 0,180 y 0,220, de perfil. Al llegar, Papá (x = 0,180) queda parcialmente detrás de Algoritm (x =</w:t>
-      </w:r>
-      <w:r>
-        <w:t xml:space="preserve"> 0,168). Quedan dos debilidades sin corregir, el abrazo de la línea 12 y el solapamiento con Algoritm; ninguna se resolvió en rc4 y ambas están pendientes del equipo de desarrollo.</w:t>
+        <w:t xml:space="preserve">) la familia se desplaza hacia la izquierda: de x entre 0,281 y 0,333 a x entre 0,180 y 0,220, de perfil. Al llegar, Papá (x = 0,180) queda parcialmente detrás de </w:t>
+      </w:r>
+      <w:r>
+        <w:lastRenderedPageBreak/>
+        <w:t>Algoritm (x =</w:t>
+      </w:r>
+      <w:r>
+        <w:t xml:space="preserve"> 0,168). Esas dos debilidades, el abrazo de la línea 12 y el solapamiento con Algoritm, se retocaron después en </w:t>
+      </w:r>
+      <w:r>
+        <w:rPr>
+          <w:rStyle w:val="CdigoenlneaOE3"/>
+        </w:rPr>
+        <w:t>0405eba</w:t>
+      </w:r>
+      <w:r>
+        <w:t xml:space="preserve"> (Papá se inclina hacia el abrazo en la 1.4.4 y nadie queda escondido tras Algoritm en la 1.1), y el retoque entró en rc4. Este documento no registra que se hayan revisado las capturas nuevas (</w:t>
+      </w:r>
+      <w:r>
+        <w:rPr>
+          <w:rStyle w:val="CdigoenlneaOE3"/>
+        </w:rPr>
+        <w:t>Personajes_N1_*_v2.png</w:t>
+      </w:r>
+      <w:r>
+        <w:t>): el efecto del retoque está pendiente de revisión visual por el equipo de desarrollo.</w:t>
       </w:r>
     </w:p>
     <w:p>
@@ -24887,11 +26024,16 @@
         <w:t>Qué versión vio cada cosa.</w:t>
       </w:r>
       <w:r>
-        <w:t xml:space="preserve"> Los estudiantes jugaron rc3 el 13/10/2026 y los hallazgos de la Tabla 5.4 salen de esa sesión. Las correcciones están en rc4, que no se probó con </w:t>
-      </w:r>
-      <w:r>
-        <w:lastRenderedPageBreak/>
-        <w:t>estudiantes. Los veredictos de la hoja HUM y las cifras de RNF-04 y RNF-05 de este documento siguen siendo los de rc3; de RNF-06 hay una medida de rc4.</w:t>
+        <w:t xml:space="preserve"> Los estudiantes jugaron rc3 el 13/10/2026 y los hallazgos de la Tabla 5.4 salen de esa sesión. Las correcciones están en rc4, que no se probó con estudiantes. Los veredictos de la hoja HUM y los de los casos </w:t>
+      </w:r>
+      <w:r>
+        <w:rPr>
+          <w:rStyle w:val="CdigoenlneaOE3"/>
+        </w:rPr>
+        <w:t>PF-*</w:t>
+      </w:r>
+      <w:r>
+        <w:t xml:space="preserve"> siguen siendo los de rc3; de RNF-04, RNF-05 y RNF-06 hay además una medida de rc4 (Tabla 3.5).</w:t>
       </w:r>
     </w:p>
     <w:p>
@@ -24939,7 +26081,7 @@
       <w:pPr>
         <w:pStyle w:val="Ttulo1"/>
       </w:pPr>
-      <w:bookmarkStart w:id="33" w:name="_Toc242809485"/>
+      <w:bookmarkStart w:id="33" w:name="_Toc242826991"/>
       <w:r>
         <w:lastRenderedPageBreak/>
         <w:t>6. CONCLUSIONES</w:t>
@@ -24950,7 +26092,7 @@
       <w:pPr>
         <w:pStyle w:val="Ttulo2"/>
       </w:pPr>
-      <w:bookmarkStart w:id="34" w:name="_Toc242809486"/>
+      <w:bookmarkStart w:id="34" w:name="_Toc242826992"/>
       <w:r>
         <w:t>6.1 Respuesta al objetivo</w:t>
       </w:r>
@@ -24961,12 +26103,21 @@
         <w:pStyle w:val="PrimerprrafoOE3"/>
       </w:pPr>
       <w:r>
-        <w:t xml:space="preserve">El objetivo pedía comprobar el funcionamiento del prototipo con pruebas basadas en los requerimientos e identificar oportunidades de mejora. De los 136 casos del catálogo, 128 terminan en P y 4 en F, lo que da una eficacia de 97,0 % frente a la meta de 90 % (candidato rc3: 126 casos con veredicto el 10/10/2026, con eficacia de 96,8 %, y 6 más cerrados el 13/10/2026 en una sesión manual con la hoja HUM). Los 4 F son Menores. En las etiquetas que nombra el indicador, </w:t>
+        <w:t xml:space="preserve">El objetivo pedía comprobar el funcionamiento del prototipo con pruebas basadas en los requerimientos e identificar oportunidades de mejora. De los 136 casos del catálogo, 129 terminan en P y 4 en F, lo que da una eficacia de 97,0 % frente a la meta de 90 % (candidato rc3: 126 casos con veredicto el 10/10/2026, con eficacia de 96,8 %, y 7 más cerrados el 13/10/2026: 6 en una sesión manual con la hoja HUM y </w:t>
       </w:r>
       <w:r>
         <w:rPr>
           <w:rStyle w:val="CdigoenlneaOE3"/>
         </w:rPr>
+        <w:t>PF-RNF12-01</w:t>
+      </w:r>
+      <w:r>
+        <w:t xml:space="preserve"> con el consentimiento informado). Los 4 F son Menores. En las etiquetas que nombra el indicador, </w:t>
+      </w:r>
+      <w:r>
+        <w:rPr>
+          <w:rStyle w:val="CdigoenlneaOE3"/>
+        </w:rPr>
         <w:t>NAV</w:t>
       </w:r>
       <w:r>
@@ -24988,7 +26139,7 @@
         <w:t>SON</w:t>
       </w:r>
       <w:r>
-        <w:t xml:space="preserve"> a 100,0 %, esta última por el juicio de oído de una persona. De los 45 RF de prioridad Alta, ninguno tiene un defecto Bloqueante ni Mayor abierto, así que el segundo indicador es de 45 de 45. Cuatro casos están en PS y quedan fuera del cálculo (</w:t>
+        <w:t xml:space="preserve"> a 100,0 %, esta última por el juicio de oído de una persona. De los 45 RF de prioridad Alta, ninguno tiene un defecto Bloqueante ni Mayor abierto, así que el segundo indicador es de 45 de 45. Tres casos están en PS y quedan fuera del cálculo (</w:t>
       </w:r>
       <w:r>
         <w:rPr>
@@ -25003,28 +26154,19 @@
         <w:rPr>
           <w:rStyle w:val="CdigoenlneaOE3"/>
         </w:rPr>
-        <w:t>PF-RNF12-01</w:t>
-      </w:r>
-      <w:r>
-        <w:t xml:space="preserve">, </w:t>
+        <w:t>PF-RNF22-01</w:t>
+      </w:r>
+      <w:r>
+        <w:t xml:space="preserve"> y </w:t>
       </w:r>
       <w:r>
         <w:rPr>
           <w:rStyle w:val="CdigoenlneaOE3"/>
         </w:rPr>
-        <w:t>PF-RNF22-01</w:t>
-      </w:r>
-      <w:r>
-        <w:t xml:space="preserve"> y </w:t>
-      </w:r>
-      <w:r>
-        <w:rPr>
-          <w:rStyle w:val="CdigoenlneaOE3"/>
-        </w:rPr>
         <w:t>PF-RNF23-01</w:t>
       </w:r>
       <w:r>
-        <w:t>): si los cuatro fallaran, la eficacia sería 94,1 %.</w:t>
+        <w:t>): si los tres fallaran, la eficacia sería 94,9 %.</w:t>
       </w:r>
     </w:p>
     <w:p>
@@ -25039,7 +26181,7 @@
       <w:pPr>
         <w:pStyle w:val="Ttulo2"/>
       </w:pPr>
-      <w:bookmarkStart w:id="35" w:name="_Toc242809487"/>
+      <w:bookmarkStart w:id="35" w:name="_Toc242826993"/>
       <w:r>
         <w:t>6.2 Rendimiento y portabilidad</w:t>
       </w:r>
@@ -25077,12 +26219,24 @@
         <w:t>MainMenu</w:t>
       </w:r>
       <w:r>
-        <w:t xml:space="preserve"> tardó unos 3,4 s. El pico de memoria privada fue de 1.094 MiB (1,15 GB) frente a los 2 GB de RNF-05. El paquete pesa 426,6 MB frente a los 500 MB de RNF-06, con un margen de 73,4 MB; rc2 pesaba 479,0 MB. RNF-10 midió 0 conexiones en 4.516 muestras. Las comprobaciones del segundo equipo (H3, </w:t>
+        <w:t xml:space="preserve"> tardó unos 3,4 s. El pico de memoria privada fue de 1.094 MiB (1,15 GB) frente a los 2 GB de RNF-05. El paquete pesa 426,6 MB frente a los 500 MB de RNF-06, con un margen de 73,4 MB; rc2 pesaba 479,0 MB. El candidato rc4, recompilado el 13/10/2026 desde </w:t>
       </w:r>
       <w:r>
         <w:rPr>
           <w:rStyle w:val="CdigoenlneaOE3"/>
         </w:rPr>
+        <w:t>0405eba</w:t>
+      </w:r>
+      <w:r>
+        <w:t>, dio 0,403 s de peor carga, 1.083,3 MiB (1,06 GiB) de pico de memoria privada y 426,9 MB, con 73,1 MB de margen, y su suite, 792 de 793 en EditMode (una omitida) y 435 de 435 en</w:t>
+      </w:r>
+      <w:r>
+        <w:t xml:space="preserve"> PlayMode; sus veredictos de casos son los de rc3. RNF-10 midió 0 conexiones en 4.516 muestras. Las comprobaciones del segundo equipo (H3, </w:t>
+      </w:r>
+      <w:r>
+        <w:rPr>
+          <w:rStyle w:val="CdigoenlneaOE3"/>
+        </w:rPr>
         <w:t>PF-RNF07-02</w:t>
       </w:r>
       <w:r>
@@ -25104,17 +26258,14 @@
         <w:t>PF-RNF08-01</w:t>
       </w:r>
       <w:r>
-        <w:t xml:space="preserve">) se aprobaron el </w:t>
-      </w:r>
-      <w:r>
-        <w:t>13/10/2026 (apartado 5.2); las cifras de RNF-04 y RNF-05 de este apartado siguen siendo del equipo 1.</w:t>
+        <w:t>) se aprobaron el 13/10/2026 (apartado 5.2); las cifras de RNF-04 y RNF-05 de este apartado siguen siendo del equipo 1.</w:t>
       </w:r>
     </w:p>
     <w:p>
       <w:pPr>
         <w:pStyle w:val="Ttulo2"/>
       </w:pPr>
-      <w:bookmarkStart w:id="36" w:name="_Toc242809488"/>
+      <w:bookmarkStart w:id="36" w:name="_Toc242826994"/>
       <w:r>
         <w:t>6.3 Lo que no se evaluó</w:t>
       </w:r>
@@ -25128,7 +26279,11 @@
         <w:t>El 13/10/2026 se evaluó el juego con 4 estudiantes de grado quinto del Colegio El Libertador IED, con el consentimiento informado firmado de cada uno y la autorización institucional del 17/09/2026 (capítulo 5). PG-05 y PG-06 dieron resultado positivo, y las comprobaciones H1 a H7 y H9 a H12 de la hoja HUM se aprobaron. El recorrido con cronómetro (H8) dio entre 40 y 45 minutos frente a los 20 a 40 de la referencia del OE1, hasta 5 minutos por encima del tope y sin causa registrada. No se evaluó la comprobac</w:t>
       </w:r>
       <w:r>
-        <w:t xml:space="preserve">ión de mano H13 (el clic tras cargar una escena, la papelera del laberinto y la octava fila del informe), que pasa a trabajo futuro. Siguen sin confirmar los contenidos de RNF-22 y las autorizaciones de RNF-23. Los dos recorridos completos del arnés de </w:t>
+        <w:t xml:space="preserve">ión de mano H13 (el clic tras cargar una escena, la papelera del laberinto y la octava fila del informe), que pasa a trabajo futuro. Siguen sin confirmar los contenidos de RNF-22 y las autorizaciones de RNF-23. Los dos </w:t>
+      </w:r>
+      <w:r>
+        <w:lastRenderedPageBreak/>
+        <w:t xml:space="preserve">recorridos completos del arnés de </w:t>
       </w:r>
       <w:r>
         <w:rPr>
@@ -25144,9 +26299,8 @@
       <w:pPr>
         <w:pStyle w:val="Ttulo2"/>
       </w:pPr>
-      <w:bookmarkStart w:id="37" w:name="_Toc242809489"/>
-      <w:r>
-        <w:lastRenderedPageBreak/>
+      <w:bookmarkStart w:id="37" w:name="_Toc242826995"/>
+      <w:r>
         <w:t>6.4 Trabajos futuros</w:t>
       </w:r>
       <w:bookmarkEnd w:id="37"/>
@@ -25156,19 +26310,28 @@
         <w:pStyle w:val="PrimerprrafoOE3"/>
       </w:pPr>
       <w:r>
-        <w:t>Ordenadas por su efecto en quien usa el juego, las oportunidades del capítulo 4 empiezan por las que afectan al estudiante: el doble clic en «Omitir» que salta el resumen del Nivel 1 (DEF-RC3-09), la instrucción del bosque que se sale de su tablilla (DEF-RC3-10) y el avatar del resumen de nivel (DEF-RC3-01). Siguen las del docente: la cabecera del informe con los iconos sobre el texto (DEF-RC3-05) y el botón «Eliminar datos» partido en dos líneas (DEF-RC3-11). Después van las del equipo de desarrollo: los i</w:t>
-      </w:r>
-      <w:r>
-        <w:t>dentificadores en español de tres controladores del Nivel 2 (DEF-RC3-I01), la tarjeta del Kanban en cada commit (DEF-RC3-I02), las pruebas de arquitectura que no toleran un nivel ausente (DEF-RC3-12) y la suite sobre el contenido exacto del candidato (DEF-RC3-I04). Cierran las del instrumento: el arnés (</w:t>
+        <w:t xml:space="preserve">Ordenadas por su efecto en quien usa el juego, las oportunidades del capítulo 4 empiezan por las que afectan al estudiante: el avatar del resumen de nivel (DEF-RC3-01). Cuatro defectos de rc3 ya se corrigieron en el código en </w:t>
       </w:r>
       <w:r>
         <w:rPr>
           <w:rStyle w:val="CdigoenlneaOE3"/>
         </w:rPr>
+        <w:t>0405eba</w:t>
+      </w:r>
+      <w:r>
+        <w:t xml:space="preserve"> y entraron en rc4: el doble clic en «Omitir» que salta el resumen del Nivel 1 (DEF-RC3-09), la instrucción del bosque que se sale de su tablilla (DEF-RC3-10), la cabecera del informe con los iconos sobre el texto (DEF-RC3-05) y el botón «Eliminar datos» partido en dos líneas (DEF-RC3-11); su veredicto en los casos sigue siendo el de rc3, porque rc4 no tuvo pasada de casos. Después van las del equipo de desarrollo: los identificadores en español de tres controladores del Nivel 2 (DEF-RC3-I01), la tar</w:t>
+      </w:r>
+      <w:r>
+        <w:t>jeta del Kanban en cada commit (DEF-RC3-I02), las pruebas de arquitectura que no toleran un nivel ausente (DEF-RC3-12) y la suite sobre el contenido exacto del candidato (DEF-RC3-I04), que en rc4 sí corrió sobre el commit del build. Cierran las del instrumento: el arnés (</w:t>
+      </w:r>
+      <w:r>
+        <w:rPr>
+          <w:rStyle w:val="CdigoenlneaOE3"/>
+        </w:rPr>
         <w:t>Restaurar-Registro</w:t>
       </w:r>
       <w:r>
-        <w:t xml:space="preserve">, el retardo de la primera captura) y las correcciones de </w:t>
+        <w:t xml:space="preserve">, que falló al escribir un valor del registro en la sesión de rc4, y el retardo de la primera captura) y las correcciones de </w:t>
       </w:r>
       <w:r>
         <w:rPr>
@@ -25177,10 +26340,10 @@
         <w:t>casos.md</w:t>
       </w:r>
       <w:r>
-        <w:t>. El triaje de cada una está pendiente (apartado 3.6). A ellas se suman la comprobación de mano H13, sin realizar, y la dur</w:t>
-      </w:r>
-      <w:r>
-        <w:t>ación del recorrido completo, que superó la referencia del OE1 (H8).</w:t>
+        <w:t>. El triaje está en el apartado 3.6. A ellas se suman la comprobación de mano H13, sin re</w:t>
+      </w:r>
+      <w:r>
+        <w:t>alizar, y la duración del recorrido completo, que superó la referencia del OE1 (H8).</w:t>
       </w:r>
     </w:p>
     <w:sectPr>
@@ -25381,7 +26544,7 @@
   <w:abstractNum w:abstractNumId="0" w15:restartNumberingAfterBreak="0">
     <w:nsid w:val="0000A990"/>
     <w:multiLevelType w:val="multilevel"/>
-    <w:tmpl w:val="EFB486BA"/>
+    <w:tmpl w:val="5C48910A"/>
     <w:lvl w:ilvl="0">
       <w:numFmt w:val="bullet"/>
       <w:lvlText w:val=" "/>
@@ -25458,7 +26621,7 @@
   <w:abstractNum w:abstractNumId="1" w15:restartNumberingAfterBreak="0">
     <w:nsid w:val="0000A991"/>
     <w:multiLevelType w:val="multilevel"/>
-    <w:tmpl w:val="F014D3AE"/>
+    <w:tmpl w:val="F0023BF2"/>
     <w:lvl w:ilvl="0">
       <w:numFmt w:val="bullet"/>
       <w:lvlText w:val=""/>
@@ -25758,22 +26921,25 @@
       </w:pPr>
     </w:lvl>
   </w:abstractNum>
-  <w:num w:numId="1" w16cid:durableId="22443981">
+  <w:num w:numId="1" w16cid:durableId="480535624">
     <w:abstractNumId w:val="2"/>
   </w:num>
-  <w:num w:numId="2" w16cid:durableId="244339193">
+  <w:num w:numId="2" w16cid:durableId="202791306">
     <w:abstractNumId w:val="3"/>
     <w:lvlOverride w:ilvl="0">
       <w:startOverride w:val="1"/>
     </w:lvlOverride>
   </w:num>
-  <w:num w:numId="3" w16cid:durableId="1907719774">
+  <w:num w:numId="3" w16cid:durableId="1259412164">
     <w:abstractNumId w:val="0"/>
   </w:num>
-  <w:num w:numId="4" w16cid:durableId="1558082049">
+  <w:num w:numId="4" w16cid:durableId="1774548400">
     <w:abstractNumId w:val="1"/>
   </w:num>
-  <w:num w:numId="5" w16cid:durableId="1986817117">
+  <w:num w:numId="5" w16cid:durableId="1726680890">
+    <w:abstractNumId w:val="1"/>
+  </w:num>
+  <w:num w:numId="6" w16cid:durableId="1754811408">
     <w:abstractNumId w:val="1"/>
   </w:num>
 </w:numbering>
@@ -26579,7 +27745,7 @@
     <w:link w:val="EncabezadoCar"/>
     <w:uiPriority w:val="99"/>
     <w:unhideWhenUsed/>
-    <w:rsid w:val="00804C9A"/>
+    <w:rsid w:val="00263B39"/>
     <w:pPr>
       <w:tabs>
         <w:tab w:val="center" w:pos="4419"/>
@@ -26593,7 +27759,7 @@
     <w:basedOn w:val="Fuentedeprrafopredeter"/>
     <w:link w:val="Encabezado"/>
     <w:uiPriority w:val="99"/>
-    <w:rsid w:val="00804C9A"/>
+    <w:rsid w:val="00263B39"/>
   </w:style>
   <w:style w:type="paragraph" w:styleId="Piedepgina">
     <w:name w:val="footer"/>
@@ -26601,7 +27767,7 @@
     <w:link w:val="PiedepginaCar"/>
     <w:uiPriority w:val="99"/>
     <w:unhideWhenUsed/>
-    <w:rsid w:val="00804C9A"/>
+    <w:rsid w:val="00263B39"/>
     <w:pPr>
       <w:tabs>
         <w:tab w:val="center" w:pos="4419"/>
@@ -26615,7 +27781,7 @@
     <w:basedOn w:val="Fuentedeprrafopredeter"/>
     <w:link w:val="Piedepgina"/>
     <w:uiPriority w:val="99"/>
-    <w:rsid w:val="00804C9A"/>
+    <w:rsid w:val="00263B39"/>
   </w:style>
   <w:style w:type="character" w:styleId="Nmerodepgina">
     <w:name w:val="page number"/>
@@ -26623,7 +27789,7 @@
     <w:uiPriority w:val="99"/>
     <w:semiHidden/>
     <w:unhideWhenUsed/>
-    <w:rsid w:val="00804C9A"/>
+    <w:rsid w:val="00263B39"/>
   </w:style>
 </w:styles>
 </file>

--- a/docs/OE4/Solucion_OE4_Evaluacion_prototipo.docx
+++ b/docs/OE4/Solucion_OE4_Evaluacion_prototipo.docx
@@ -24,7 +24,7 @@
       <w:r>
         <w:fldChar w:fldCharType="separate"/>
       </w:r>
-      <w:hyperlink w:anchor="_Toc242826958" w:history="1">
+      <w:hyperlink w:anchor="_Toc242869313" w:history="1">
         <w:r>
           <w:rPr>
             <w:rStyle w:val="Hipervnculo"/>
@@ -51,7 +51,7 @@
             <w:noProof/>
             <w:webHidden/>
           </w:rPr>
-          <w:instrText xml:space="preserve"> PAGEREF _Toc242826958 \h </w:instrText>
+          <w:instrText xml:space="preserve"> PAGEREF _Toc242869313 \h </w:instrText>
         </w:r>
         <w:r>
           <w:rPr>
@@ -95,7 +95,7 @@
           <w14:ligatures w14:val="standardContextual"/>
         </w:rPr>
       </w:pPr>
-      <w:hyperlink w:anchor="_Toc242826959" w:history="1">
+      <w:hyperlink w:anchor="_Toc242869314" w:history="1">
         <w:r>
           <w:rPr>
             <w:rStyle w:val="Hipervnculo"/>
@@ -122,7 +122,7 @@
             <w:noProof/>
             <w:webHidden/>
           </w:rPr>
-          <w:instrText xml:space="preserve"> PAGEREF _Toc242826959 \h </w:instrText>
+          <w:instrText xml:space="preserve"> PAGEREF _Toc242869314 \h </w:instrText>
         </w:r>
         <w:r>
           <w:rPr>
@@ -166,7 +166,7 @@
           <w14:ligatures w14:val="standardContextual"/>
         </w:rPr>
       </w:pPr>
-      <w:hyperlink w:anchor="_Toc242826960" w:history="1">
+      <w:hyperlink w:anchor="_Toc242869315" w:history="1">
         <w:r>
           <w:rPr>
             <w:rStyle w:val="Hipervnculo"/>
@@ -193,7 +193,7 @@
             <w:noProof/>
             <w:webHidden/>
           </w:rPr>
-          <w:instrText xml:space="preserve"> PAGEREF _Toc242826960 \h </w:instrText>
+          <w:instrText xml:space="preserve"> PAGEREF _Toc242869315 \h </w:instrText>
         </w:r>
         <w:r>
           <w:rPr>
@@ -237,7 +237,7 @@
           <w14:ligatures w14:val="standardContextual"/>
         </w:rPr>
       </w:pPr>
-      <w:hyperlink w:anchor="_Toc242826961" w:history="1">
+      <w:hyperlink w:anchor="_Toc242869316" w:history="1">
         <w:r>
           <w:rPr>
             <w:rStyle w:val="Hipervnculo"/>
@@ -264,7 +264,7 @@
             <w:noProof/>
             <w:webHidden/>
           </w:rPr>
-          <w:instrText xml:space="preserve"> PAGEREF _Toc242826961 \h </w:instrText>
+          <w:instrText xml:space="preserve"> PAGEREF _Toc242869316 \h </w:instrText>
         </w:r>
         <w:r>
           <w:rPr>
@@ -308,7 +308,7 @@
           <w14:ligatures w14:val="standardContextual"/>
         </w:rPr>
       </w:pPr>
-      <w:hyperlink w:anchor="_Toc242826962" w:history="1">
+      <w:hyperlink w:anchor="_Toc242869317" w:history="1">
         <w:r>
           <w:rPr>
             <w:rStyle w:val="Hipervnculo"/>
@@ -335,7 +335,7 @@
             <w:noProof/>
             <w:webHidden/>
           </w:rPr>
-          <w:instrText xml:space="preserve"> PAGEREF _Toc242826962 \h </w:instrText>
+          <w:instrText xml:space="preserve"> PAGEREF _Toc242869317 \h </w:instrText>
         </w:r>
         <w:r>
           <w:rPr>
@@ -379,7 +379,7 @@
           <w14:ligatures w14:val="standardContextual"/>
         </w:rPr>
       </w:pPr>
-      <w:hyperlink w:anchor="_Toc242826963" w:history="1">
+      <w:hyperlink w:anchor="_Toc242869318" w:history="1">
         <w:r>
           <w:rPr>
             <w:rStyle w:val="Hipervnculo"/>
@@ -406,7 +406,7 @@
             <w:noProof/>
             <w:webHidden/>
           </w:rPr>
-          <w:instrText xml:space="preserve"> PAGEREF _Toc242826963 \h </w:instrText>
+          <w:instrText xml:space="preserve"> PAGEREF _Toc242869318 \h </w:instrText>
         </w:r>
         <w:r>
           <w:rPr>
@@ -450,7 +450,7 @@
           <w14:ligatures w14:val="standardContextual"/>
         </w:rPr>
       </w:pPr>
-      <w:hyperlink w:anchor="_Toc242826964" w:history="1">
+      <w:hyperlink w:anchor="_Toc242869319" w:history="1">
         <w:r>
           <w:rPr>
             <w:rStyle w:val="Hipervnculo"/>
@@ -477,7 +477,7 @@
             <w:noProof/>
             <w:webHidden/>
           </w:rPr>
-          <w:instrText xml:space="preserve"> PAGEREF _Toc242826964 \h </w:instrText>
+          <w:instrText xml:space="preserve"> PAGEREF _Toc242869319 \h </w:instrText>
         </w:r>
         <w:r>
           <w:rPr>
@@ -521,7 +521,7 @@
           <w14:ligatures w14:val="standardContextual"/>
         </w:rPr>
       </w:pPr>
-      <w:hyperlink w:anchor="_Toc242826965" w:history="1">
+      <w:hyperlink w:anchor="_Toc242869320" w:history="1">
         <w:r>
           <w:rPr>
             <w:rStyle w:val="Hipervnculo"/>
@@ -548,7 +548,7 @@
             <w:noProof/>
             <w:webHidden/>
           </w:rPr>
-          <w:instrText xml:space="preserve"> PAGEREF _Toc242826965 \h </w:instrText>
+          <w:instrText xml:space="preserve"> PAGEREF _Toc242869320 \h </w:instrText>
         </w:r>
         <w:r>
           <w:rPr>
@@ -592,7 +592,7 @@
           <w14:ligatures w14:val="standardContextual"/>
         </w:rPr>
       </w:pPr>
-      <w:hyperlink w:anchor="_Toc242826966" w:history="1">
+      <w:hyperlink w:anchor="_Toc242869321" w:history="1">
         <w:r>
           <w:rPr>
             <w:rStyle w:val="Hipervnculo"/>
@@ -619,7 +619,7 @@
             <w:noProof/>
             <w:webHidden/>
           </w:rPr>
-          <w:instrText xml:space="preserve"> PAGEREF _Toc242826966 \h </w:instrText>
+          <w:instrText xml:space="preserve"> PAGEREF _Toc242869321 \h </w:instrText>
         </w:r>
         <w:r>
           <w:rPr>
@@ -663,7 +663,7 @@
           <w14:ligatures w14:val="standardContextual"/>
         </w:rPr>
       </w:pPr>
-      <w:hyperlink w:anchor="_Toc242826967" w:history="1">
+      <w:hyperlink w:anchor="_Toc242869322" w:history="1">
         <w:r>
           <w:rPr>
             <w:rStyle w:val="Hipervnculo"/>
@@ -690,7 +690,7 @@
             <w:noProof/>
             <w:webHidden/>
           </w:rPr>
-          <w:instrText xml:space="preserve"> PAGEREF _Toc242826967 \h </w:instrText>
+          <w:instrText xml:space="preserve"> PAGEREF _Toc242869322 \h </w:instrText>
         </w:r>
         <w:r>
           <w:rPr>
@@ -734,7 +734,7 @@
           <w14:ligatures w14:val="standardContextual"/>
         </w:rPr>
       </w:pPr>
-      <w:hyperlink w:anchor="_Toc242826968" w:history="1">
+      <w:hyperlink w:anchor="_Toc242869323" w:history="1">
         <w:r>
           <w:rPr>
             <w:rStyle w:val="Hipervnculo"/>
@@ -761,7 +761,7 @@
             <w:noProof/>
             <w:webHidden/>
           </w:rPr>
-          <w:instrText xml:space="preserve"> PAGEREF _Toc242826968 \h </w:instrText>
+          <w:instrText xml:space="preserve"> PAGEREF _Toc242869323 \h </w:instrText>
         </w:r>
         <w:r>
           <w:rPr>
@@ -805,7 +805,7 @@
           <w14:ligatures w14:val="standardContextual"/>
         </w:rPr>
       </w:pPr>
-      <w:hyperlink w:anchor="_Toc242826969" w:history="1">
+      <w:hyperlink w:anchor="_Toc242869324" w:history="1">
         <w:r>
           <w:rPr>
             <w:rStyle w:val="Hipervnculo"/>
@@ -832,7 +832,7 @@
             <w:noProof/>
             <w:webHidden/>
           </w:rPr>
-          <w:instrText xml:space="preserve"> PAGEREF _Toc242826969 \h </w:instrText>
+          <w:instrText xml:space="preserve"> PAGEREF _Toc242869324 \h </w:instrText>
         </w:r>
         <w:r>
           <w:rPr>
@@ -876,7 +876,7 @@
           <w14:ligatures w14:val="standardContextual"/>
         </w:rPr>
       </w:pPr>
-      <w:hyperlink w:anchor="_Toc242826970" w:history="1">
+      <w:hyperlink w:anchor="_Toc242869325" w:history="1">
         <w:r>
           <w:rPr>
             <w:rStyle w:val="Hipervnculo"/>
@@ -903,7 +903,7 @@
             <w:noProof/>
             <w:webHidden/>
           </w:rPr>
-          <w:instrText xml:space="preserve"> PAGEREF _Toc242826970 \h </w:instrText>
+          <w:instrText xml:space="preserve"> PAGEREF _Toc242869325 \h </w:instrText>
         </w:r>
         <w:r>
           <w:rPr>
@@ -947,7 +947,7 @@
           <w14:ligatures w14:val="standardContextual"/>
         </w:rPr>
       </w:pPr>
-      <w:hyperlink w:anchor="_Toc242826971" w:history="1">
+      <w:hyperlink w:anchor="_Toc242869326" w:history="1">
         <w:r>
           <w:rPr>
             <w:rStyle w:val="Hipervnculo"/>
@@ -974,7 +974,7 @@
             <w:noProof/>
             <w:webHidden/>
           </w:rPr>
-          <w:instrText xml:space="preserve"> PAGEREF _Toc242826971 \h </w:instrText>
+          <w:instrText xml:space="preserve"> PAGEREF _Toc242869326 \h </w:instrText>
         </w:r>
         <w:r>
           <w:rPr>
@@ -1018,7 +1018,7 @@
           <w14:ligatures w14:val="standardContextual"/>
         </w:rPr>
       </w:pPr>
-      <w:hyperlink w:anchor="_Toc242826972" w:history="1">
+      <w:hyperlink w:anchor="_Toc242869327" w:history="1">
         <w:r>
           <w:rPr>
             <w:rStyle w:val="Hipervnculo"/>
@@ -1045,7 +1045,7 @@
             <w:noProof/>
             <w:webHidden/>
           </w:rPr>
-          <w:instrText xml:space="preserve"> PAGEREF _Toc242826972 \h </w:instrText>
+          <w:instrText xml:space="preserve"> PAGEREF _Toc242869327 \h </w:instrText>
         </w:r>
         <w:r>
           <w:rPr>
@@ -1089,7 +1089,7 @@
           <w14:ligatures w14:val="standardContextual"/>
         </w:rPr>
       </w:pPr>
-      <w:hyperlink w:anchor="_Toc242826973" w:history="1">
+      <w:hyperlink w:anchor="_Toc242869328" w:history="1">
         <w:r>
           <w:rPr>
             <w:rStyle w:val="Hipervnculo"/>
@@ -1116,7 +1116,7 @@
             <w:noProof/>
             <w:webHidden/>
           </w:rPr>
-          <w:instrText xml:space="preserve"> PAGEREF _Toc242826973 \h </w:instrText>
+          <w:instrText xml:space="preserve"> PAGEREF _Toc242869328 \h </w:instrText>
         </w:r>
         <w:r>
           <w:rPr>
@@ -1160,7 +1160,7 @@
           <w14:ligatures w14:val="standardContextual"/>
         </w:rPr>
       </w:pPr>
-      <w:hyperlink w:anchor="_Toc242826974" w:history="1">
+      <w:hyperlink w:anchor="_Toc242869329" w:history="1">
         <w:r>
           <w:rPr>
             <w:rStyle w:val="Hipervnculo"/>
@@ -1187,7 +1187,7 @@
             <w:noProof/>
             <w:webHidden/>
           </w:rPr>
-          <w:instrText xml:space="preserve"> PAGEREF _Toc242826974 \h </w:instrText>
+          <w:instrText xml:space="preserve"> PAGEREF _Toc242869329 \h </w:instrText>
         </w:r>
         <w:r>
           <w:rPr>
@@ -1231,7 +1231,7 @@
           <w14:ligatures w14:val="standardContextual"/>
         </w:rPr>
       </w:pPr>
-      <w:hyperlink w:anchor="_Toc242826975" w:history="1">
+      <w:hyperlink w:anchor="_Toc242869330" w:history="1">
         <w:r>
           <w:rPr>
             <w:rStyle w:val="Hipervnculo"/>
@@ -1258,7 +1258,7 @@
             <w:noProof/>
             <w:webHidden/>
           </w:rPr>
-          <w:instrText xml:space="preserve"> PAGEREF _Toc242826975 \h </w:instrText>
+          <w:instrText xml:space="preserve"> PAGEREF _Toc242869330 \h </w:instrText>
         </w:r>
         <w:r>
           <w:rPr>
@@ -1302,7 +1302,7 @@
           <w14:ligatures w14:val="standardContextual"/>
         </w:rPr>
       </w:pPr>
-      <w:hyperlink w:anchor="_Toc242826976" w:history="1">
+      <w:hyperlink w:anchor="_Toc242869331" w:history="1">
         <w:r>
           <w:rPr>
             <w:rStyle w:val="Hipervnculo"/>
@@ -1329,7 +1329,7 @@
             <w:noProof/>
             <w:webHidden/>
           </w:rPr>
-          <w:instrText xml:space="preserve"> PAGEREF _Toc242826976 \h </w:instrText>
+          <w:instrText xml:space="preserve"> PAGEREF _Toc242869331 \h </w:instrText>
         </w:r>
         <w:r>
           <w:rPr>
@@ -1373,7 +1373,7 @@
           <w14:ligatures w14:val="standardContextual"/>
         </w:rPr>
       </w:pPr>
-      <w:hyperlink w:anchor="_Toc242826977" w:history="1">
+      <w:hyperlink w:anchor="_Toc242869332" w:history="1">
         <w:r>
           <w:rPr>
             <w:rStyle w:val="Hipervnculo"/>
@@ -1400,7 +1400,7 @@
             <w:noProof/>
             <w:webHidden/>
           </w:rPr>
-          <w:instrText xml:space="preserve"> PAGEREF _Toc242826977 \h </w:instrText>
+          <w:instrText xml:space="preserve"> PAGEREF _Toc242869332 \h </w:instrText>
         </w:r>
         <w:r>
           <w:rPr>
@@ -1444,7 +1444,7 @@
           <w14:ligatures w14:val="standardContextual"/>
         </w:rPr>
       </w:pPr>
-      <w:hyperlink w:anchor="_Toc242826978" w:history="1">
+      <w:hyperlink w:anchor="_Toc242869333" w:history="1">
         <w:r>
           <w:rPr>
             <w:rStyle w:val="Hipervnculo"/>
@@ -1471,7 +1471,7 @@
             <w:noProof/>
             <w:webHidden/>
           </w:rPr>
-          <w:instrText xml:space="preserve"> PAGEREF _Toc242826978 \h </w:instrText>
+          <w:instrText xml:space="preserve"> PAGEREF _Toc242869333 \h </w:instrText>
         </w:r>
         <w:r>
           <w:rPr>
@@ -1515,7 +1515,7 @@
           <w14:ligatures w14:val="standardContextual"/>
         </w:rPr>
       </w:pPr>
-      <w:hyperlink w:anchor="_Toc242826979" w:history="1">
+      <w:hyperlink w:anchor="_Toc242869334" w:history="1">
         <w:r>
           <w:rPr>
             <w:rStyle w:val="Hipervnculo"/>
@@ -1542,7 +1542,7 @@
             <w:noProof/>
             <w:webHidden/>
           </w:rPr>
-          <w:instrText xml:space="preserve"> PAGEREF _Toc242826979 \h </w:instrText>
+          <w:instrText xml:space="preserve"> PAGEREF _Toc242869334 \h </w:instrText>
         </w:r>
         <w:r>
           <w:rPr>
@@ -1562,7 +1562,7 @@
             <w:noProof/>
             <w:webHidden/>
           </w:rPr>
-          <w:t>18</w:t>
+          <w:t>19</w:t>
         </w:r>
         <w:r>
           <w:rPr>
@@ -1586,7 +1586,7 @@
           <w14:ligatures w14:val="standardContextual"/>
         </w:rPr>
       </w:pPr>
-      <w:hyperlink w:anchor="_Toc242826980" w:history="1">
+      <w:hyperlink w:anchor="_Toc242869335" w:history="1">
         <w:r>
           <w:rPr>
             <w:rStyle w:val="Hipervnculo"/>
@@ -1613,7 +1613,7 @@
             <w:noProof/>
             <w:webHidden/>
           </w:rPr>
-          <w:instrText xml:space="preserve"> PAGEREF _Toc242826980 \h </w:instrText>
+          <w:instrText xml:space="preserve"> PAGEREF _Toc242869335 \h </w:instrText>
         </w:r>
         <w:r>
           <w:rPr>
@@ -1633,7 +1633,7 @@
             <w:noProof/>
             <w:webHidden/>
           </w:rPr>
-          <w:t>18</w:t>
+          <w:t>19</w:t>
         </w:r>
         <w:r>
           <w:rPr>
@@ -1657,7 +1657,7 @@
           <w14:ligatures w14:val="standardContextual"/>
         </w:rPr>
       </w:pPr>
-      <w:hyperlink w:anchor="_Toc242826981" w:history="1">
+      <w:hyperlink w:anchor="_Toc242869336" w:history="1">
         <w:r>
           <w:rPr>
             <w:rStyle w:val="Hipervnculo"/>
@@ -1684,7 +1684,7 @@
             <w:noProof/>
             <w:webHidden/>
           </w:rPr>
-          <w:instrText xml:space="preserve"> PAGEREF _Toc242826981 \h </w:instrText>
+          <w:instrText xml:space="preserve"> PAGEREF _Toc242869336 \h </w:instrText>
         </w:r>
         <w:r>
           <w:rPr>
@@ -1704,7 +1704,7 @@
             <w:noProof/>
             <w:webHidden/>
           </w:rPr>
-          <w:t>18</w:t>
+          <w:t>19</w:t>
         </w:r>
         <w:r>
           <w:rPr>
@@ -1728,7 +1728,7 @@
           <w14:ligatures w14:val="standardContextual"/>
         </w:rPr>
       </w:pPr>
-      <w:hyperlink w:anchor="_Toc242826982" w:history="1">
+      <w:hyperlink w:anchor="_Toc242869337" w:history="1">
         <w:r>
           <w:rPr>
             <w:rStyle w:val="Hipervnculo"/>
@@ -1755,7 +1755,7 @@
             <w:noProof/>
             <w:webHidden/>
           </w:rPr>
-          <w:instrText xml:space="preserve"> PAGEREF _Toc242826982 \h </w:instrText>
+          <w:instrText xml:space="preserve"> PAGEREF _Toc242869337 \h </w:instrText>
         </w:r>
         <w:r>
           <w:rPr>
@@ -1775,7 +1775,7 @@
             <w:noProof/>
             <w:webHidden/>
           </w:rPr>
-          <w:t>19</w:t>
+          <w:t>20</w:t>
         </w:r>
         <w:r>
           <w:rPr>
@@ -1799,7 +1799,7 @@
           <w14:ligatures w14:val="standardContextual"/>
         </w:rPr>
       </w:pPr>
-      <w:hyperlink w:anchor="_Toc242826983" w:history="1">
+      <w:hyperlink w:anchor="_Toc242869338" w:history="1">
         <w:r>
           <w:rPr>
             <w:rStyle w:val="Hipervnculo"/>
@@ -1826,7 +1826,7 @@
             <w:noProof/>
             <w:webHidden/>
           </w:rPr>
-          <w:instrText xml:space="preserve"> PAGEREF _Toc242826983 \h </w:instrText>
+          <w:instrText xml:space="preserve"> PAGEREF _Toc242869338 \h </w:instrText>
         </w:r>
         <w:r>
           <w:rPr>
@@ -1846,7 +1846,7 @@
             <w:noProof/>
             <w:webHidden/>
           </w:rPr>
-          <w:t>19</w:t>
+          <w:t>20</w:t>
         </w:r>
         <w:r>
           <w:rPr>
@@ -1870,7 +1870,7 @@
           <w14:ligatures w14:val="standardContextual"/>
         </w:rPr>
       </w:pPr>
-      <w:hyperlink w:anchor="_Toc242826984" w:history="1">
+      <w:hyperlink w:anchor="_Toc242869339" w:history="1">
         <w:r>
           <w:rPr>
             <w:rStyle w:val="Hipervnculo"/>
@@ -1897,7 +1897,7 @@
             <w:noProof/>
             <w:webHidden/>
           </w:rPr>
-          <w:instrText xml:space="preserve"> PAGEREF _Toc242826984 \h </w:instrText>
+          <w:instrText xml:space="preserve"> PAGEREF _Toc242869339 \h </w:instrText>
         </w:r>
         <w:r>
           <w:rPr>
@@ -1917,7 +1917,7 @@
             <w:noProof/>
             <w:webHidden/>
           </w:rPr>
-          <w:t>20</w:t>
+          <w:t>21</w:t>
         </w:r>
         <w:r>
           <w:rPr>
@@ -1941,7 +1941,7 @@
           <w14:ligatures w14:val="standardContextual"/>
         </w:rPr>
       </w:pPr>
-      <w:hyperlink w:anchor="_Toc242826985" w:history="1">
+      <w:hyperlink w:anchor="_Toc242869340" w:history="1">
         <w:r>
           <w:rPr>
             <w:rStyle w:val="Hipervnculo"/>
@@ -1968,7 +1968,7 @@
             <w:noProof/>
             <w:webHidden/>
           </w:rPr>
-          <w:instrText xml:space="preserve"> PAGEREF _Toc242826985 \h </w:instrText>
+          <w:instrText xml:space="preserve"> PAGEREF _Toc242869340 \h </w:instrText>
         </w:r>
         <w:r>
           <w:rPr>
@@ -1988,7 +1988,7 @@
             <w:noProof/>
             <w:webHidden/>
           </w:rPr>
-          <w:t>22</w:t>
+          <w:t>23</w:t>
         </w:r>
         <w:r>
           <w:rPr>
@@ -2012,7 +2012,7 @@
           <w14:ligatures w14:val="standardContextual"/>
         </w:rPr>
       </w:pPr>
-      <w:hyperlink w:anchor="_Toc242826986" w:history="1">
+      <w:hyperlink w:anchor="_Toc242869341" w:history="1">
         <w:r>
           <w:rPr>
             <w:rStyle w:val="Hipervnculo"/>
@@ -2039,7 +2039,7 @@
             <w:noProof/>
             <w:webHidden/>
           </w:rPr>
-          <w:instrText xml:space="preserve"> PAGEREF _Toc242826986 \h </w:instrText>
+          <w:instrText xml:space="preserve"> PAGEREF _Toc242869341 \h </w:instrText>
         </w:r>
         <w:r>
           <w:rPr>
@@ -2059,7 +2059,7 @@
             <w:noProof/>
             <w:webHidden/>
           </w:rPr>
-          <w:t>22</w:t>
+          <w:t>23</w:t>
         </w:r>
         <w:r>
           <w:rPr>
@@ -2083,7 +2083,7 @@
           <w14:ligatures w14:val="standardContextual"/>
         </w:rPr>
       </w:pPr>
-      <w:hyperlink w:anchor="_Toc242826987" w:history="1">
+      <w:hyperlink w:anchor="_Toc242869342" w:history="1">
         <w:r>
           <w:rPr>
             <w:rStyle w:val="Hipervnculo"/>
@@ -2110,7 +2110,7 @@
             <w:noProof/>
             <w:webHidden/>
           </w:rPr>
-          <w:instrText xml:space="preserve"> PAGEREF _Toc242826987 \h </w:instrText>
+          <w:instrText xml:space="preserve"> PAGEREF _Toc242869342 \h </w:instrText>
         </w:r>
         <w:r>
           <w:rPr>
@@ -2130,7 +2130,7 @@
             <w:noProof/>
             <w:webHidden/>
           </w:rPr>
-          <w:t>24</w:t>
+          <w:t>25</w:t>
         </w:r>
         <w:r>
           <w:rPr>
@@ -2154,7 +2154,7 @@
           <w14:ligatures w14:val="standardContextual"/>
         </w:rPr>
       </w:pPr>
-      <w:hyperlink w:anchor="_Toc242826988" w:history="1">
+      <w:hyperlink w:anchor="_Toc242869343" w:history="1">
         <w:r>
           <w:rPr>
             <w:rStyle w:val="Hipervnculo"/>
@@ -2181,7 +2181,7 @@
             <w:noProof/>
             <w:webHidden/>
           </w:rPr>
-          <w:instrText xml:space="preserve"> PAGEREF _Toc242826988 \h </w:instrText>
+          <w:instrText xml:space="preserve"> PAGEREF _Toc242869343 \h </w:instrText>
         </w:r>
         <w:r>
           <w:rPr>
@@ -2201,7 +2201,7 @@
             <w:noProof/>
             <w:webHidden/>
           </w:rPr>
-          <w:t>24</w:t>
+          <w:t>25</w:t>
         </w:r>
         <w:r>
           <w:rPr>
@@ -2225,7 +2225,7 @@
           <w14:ligatures w14:val="standardContextual"/>
         </w:rPr>
       </w:pPr>
-      <w:hyperlink w:anchor="_Toc242826989" w:history="1">
+      <w:hyperlink w:anchor="_Toc242869344" w:history="1">
         <w:r>
           <w:rPr>
             <w:rStyle w:val="Hipervnculo"/>
@@ -2252,7 +2252,7 @@
             <w:noProof/>
             <w:webHidden/>
           </w:rPr>
-          <w:instrText xml:space="preserve"> PAGEREF _Toc242826989 \h </w:instrText>
+          <w:instrText xml:space="preserve"> PAGEREF _Toc242869344 \h </w:instrText>
         </w:r>
         <w:r>
           <w:rPr>
@@ -2272,7 +2272,7 @@
             <w:noProof/>
             <w:webHidden/>
           </w:rPr>
-          <w:t>25</w:t>
+          <w:t>26</w:t>
         </w:r>
         <w:r>
           <w:rPr>
@@ -2296,7 +2296,7 @@
           <w14:ligatures w14:val="standardContextual"/>
         </w:rPr>
       </w:pPr>
-      <w:hyperlink w:anchor="_Toc242826990" w:history="1">
+      <w:hyperlink w:anchor="_Toc242869345" w:history="1">
         <w:r>
           <w:rPr>
             <w:rStyle w:val="Hipervnculo"/>
@@ -2323,7 +2323,7 @@
             <w:noProof/>
             <w:webHidden/>
           </w:rPr>
-          <w:instrText xml:space="preserve"> PAGEREF _Toc242826990 \h </w:instrText>
+          <w:instrText xml:space="preserve"> PAGEREF _Toc242869345 \h </w:instrText>
         </w:r>
         <w:r>
           <w:rPr>
@@ -2343,7 +2343,7 @@
             <w:noProof/>
             <w:webHidden/>
           </w:rPr>
-          <w:t>26</w:t>
+          <w:t>27</w:t>
         </w:r>
         <w:r>
           <w:rPr>
@@ -2367,7 +2367,7 @@
           <w14:ligatures w14:val="standardContextual"/>
         </w:rPr>
       </w:pPr>
-      <w:hyperlink w:anchor="_Toc242826991" w:history="1">
+      <w:hyperlink w:anchor="_Toc242869346" w:history="1">
         <w:r>
           <w:rPr>
             <w:rStyle w:val="Hipervnculo"/>
@@ -2394,7 +2394,7 @@
             <w:noProof/>
             <w:webHidden/>
           </w:rPr>
-          <w:instrText xml:space="preserve"> PAGEREF _Toc242826991 \h </w:instrText>
+          <w:instrText xml:space="preserve"> PAGEREF _Toc242869346 \h </w:instrText>
         </w:r>
         <w:r>
           <w:rPr>
@@ -2414,7 +2414,7 @@
             <w:noProof/>
             <w:webHidden/>
           </w:rPr>
-          <w:t>29</w:t>
+          <w:t>30</w:t>
         </w:r>
         <w:r>
           <w:rPr>
@@ -2438,7 +2438,7 @@
           <w14:ligatures w14:val="standardContextual"/>
         </w:rPr>
       </w:pPr>
-      <w:hyperlink w:anchor="_Toc242826992" w:history="1">
+      <w:hyperlink w:anchor="_Toc242869347" w:history="1">
         <w:r>
           <w:rPr>
             <w:rStyle w:val="Hipervnculo"/>
@@ -2465,7 +2465,7 @@
             <w:noProof/>
             <w:webHidden/>
           </w:rPr>
-          <w:instrText xml:space="preserve"> PAGEREF _Toc242826992 \h </w:instrText>
+          <w:instrText xml:space="preserve"> PAGEREF _Toc242869347 \h </w:instrText>
         </w:r>
         <w:r>
           <w:rPr>
@@ -2485,7 +2485,7 @@
             <w:noProof/>
             <w:webHidden/>
           </w:rPr>
-          <w:t>29</w:t>
+          <w:t>30</w:t>
         </w:r>
         <w:r>
           <w:rPr>
@@ -2509,7 +2509,7 @@
           <w14:ligatures w14:val="standardContextual"/>
         </w:rPr>
       </w:pPr>
-      <w:hyperlink w:anchor="_Toc242826993" w:history="1">
+      <w:hyperlink w:anchor="_Toc242869348" w:history="1">
         <w:r>
           <w:rPr>
             <w:rStyle w:val="Hipervnculo"/>
@@ -2536,7 +2536,7 @@
             <w:noProof/>
             <w:webHidden/>
           </w:rPr>
-          <w:instrText xml:space="preserve"> PAGEREF _Toc242826993 \h </w:instrText>
+          <w:instrText xml:space="preserve"> PAGEREF _Toc242869348 \h </w:instrText>
         </w:r>
         <w:r>
           <w:rPr>
@@ -2556,7 +2556,7 @@
             <w:noProof/>
             <w:webHidden/>
           </w:rPr>
-          <w:t>29</w:t>
+          <w:t>30</w:t>
         </w:r>
         <w:r>
           <w:rPr>
@@ -2580,7 +2580,7 @@
           <w14:ligatures w14:val="standardContextual"/>
         </w:rPr>
       </w:pPr>
-      <w:hyperlink w:anchor="_Toc242826994" w:history="1">
+      <w:hyperlink w:anchor="_Toc242869349" w:history="1">
         <w:r>
           <w:rPr>
             <w:rStyle w:val="Hipervnculo"/>
@@ -2607,7 +2607,7 @@
             <w:noProof/>
             <w:webHidden/>
           </w:rPr>
-          <w:instrText xml:space="preserve"> PAGEREF _Toc242826994 \h </w:instrText>
+          <w:instrText xml:space="preserve"> PAGEREF _Toc242869349 \h </w:instrText>
         </w:r>
         <w:r>
           <w:rPr>
@@ -2627,7 +2627,7 @@
             <w:noProof/>
             <w:webHidden/>
           </w:rPr>
-          <w:t>29</w:t>
+          <w:t>30</w:t>
         </w:r>
         <w:r>
           <w:rPr>
@@ -2651,7 +2651,7 @@
           <w14:ligatures w14:val="standardContextual"/>
         </w:rPr>
       </w:pPr>
-      <w:hyperlink w:anchor="_Toc242826995" w:history="1">
+      <w:hyperlink w:anchor="_Toc242869350" w:history="1">
         <w:r>
           <w:rPr>
             <w:rStyle w:val="Hipervnculo"/>
@@ -2678,7 +2678,7 @@
             <w:noProof/>
             <w:webHidden/>
           </w:rPr>
-          <w:instrText xml:space="preserve"> PAGEREF _Toc242826995 \h </w:instrText>
+          <w:instrText xml:space="preserve"> PAGEREF _Toc242869350 \h </w:instrText>
         </w:r>
         <w:r>
           <w:rPr>
@@ -2698,7 +2698,7 @@
             <w:noProof/>
             <w:webHidden/>
           </w:rPr>
-          <w:t>30</w:t>
+          <w:t>31</w:t>
         </w:r>
         <w:r>
           <w:rPr>
@@ -2723,7 +2723,7 @@
       <w:pPr>
         <w:pStyle w:val="Ttulo1"/>
       </w:pPr>
-      <w:bookmarkStart w:id="0" w:name="_Toc242826958"/>
+      <w:bookmarkStart w:id="0" w:name="_Toc242869313"/>
       <w:r>
         <w:lastRenderedPageBreak/>
         <w:t>1. INTRODUCCIÓN Y OBJETIVO</w:t>
@@ -2742,7 +2742,7 @@
       <w:pPr>
         <w:pStyle w:val="Ttulo2"/>
       </w:pPr>
-      <w:bookmarkStart w:id="1" w:name="_Toc242826959"/>
+      <w:bookmarkStart w:id="1" w:name="_Toc242869314"/>
       <w:r>
         <w:t>1.1 El objetivo específico 4</w:t>
       </w:r>
@@ -2779,7 +2779,7 @@
       <w:pPr>
         <w:pStyle w:val="Ttulo2"/>
       </w:pPr>
-      <w:bookmarkStart w:id="2" w:name="_Toc242826960"/>
+      <w:bookmarkStart w:id="2" w:name="_Toc242869315"/>
       <w:r>
         <w:t>1.2 Indicadores</w:t>
       </w:r>
@@ -2797,7 +2797,7 @@
       <w:pPr>
         <w:pStyle w:val="Ttulo2"/>
       </w:pPr>
-      <w:bookmarkStart w:id="3" w:name="_Toc242826961"/>
+      <w:bookmarkStart w:id="3" w:name="_Toc242869316"/>
       <w:r>
         <w:t>1.3 Qué cubre este documento y qué no</w:t>
       </w:r>
@@ -2830,7 +2830,7 @@
       <w:pPr>
         <w:pStyle w:val="Ttulo2"/>
       </w:pPr>
-      <w:bookmarkStart w:id="4" w:name="_Toc242826962"/>
+      <w:bookmarkStart w:id="4" w:name="_Toc242869317"/>
       <w:r>
         <w:t>1.4 Corte del documento</w:t>
       </w:r>
@@ -2871,7 +2871,7 @@
       <w:pPr>
         <w:pStyle w:val="Ttulo1"/>
       </w:pPr>
-      <w:bookmarkStart w:id="5" w:name="_Toc242826963"/>
+      <w:bookmarkStart w:id="5" w:name="_Toc242869318"/>
       <w:r>
         <w:lastRenderedPageBreak/>
         <w:t>2. MÉTODO</w:t>
@@ -2882,7 +2882,7 @@
       <w:pPr>
         <w:pStyle w:val="Ttulo2"/>
       </w:pPr>
-      <w:bookmarkStart w:id="6" w:name="_Toc242826964"/>
+      <w:bookmarkStart w:id="6" w:name="_Toc242869319"/>
       <w:r>
         <w:t>2.1 El catálogo de casos PF</w:t>
       </w:r>
@@ -3018,7 +3018,7 @@
       <w:pPr>
         <w:pStyle w:val="Ttulo2"/>
       </w:pPr>
-      <w:bookmarkStart w:id="7" w:name="_Toc242826965"/>
+      <w:bookmarkStart w:id="7" w:name="_Toc242869320"/>
       <w:r>
         <w:t>2.2 Las sesiones</w:t>
       </w:r>
@@ -4362,7 +4362,7 @@
       <w:pPr>
         <w:pStyle w:val="Ttulo2"/>
       </w:pPr>
-      <w:bookmarkStart w:id="8" w:name="_Toc242826966"/>
+      <w:bookmarkStart w:id="8" w:name="_Toc242869321"/>
       <w:r>
         <w:t>2.3 Quién ejecuta cada caso</w:t>
       </w:r>
@@ -4941,7 +4941,7 @@
       <w:pPr>
         <w:pStyle w:val="Ttulo2"/>
       </w:pPr>
-      <w:bookmarkStart w:id="9" w:name="_Toc242826967"/>
+      <w:bookmarkStart w:id="9" w:name="_Toc242869322"/>
       <w:r>
         <w:t>2.4 Veredictos</w:t>
       </w:r>
@@ -5467,7 +5467,7 @@
       <w:pPr>
         <w:pStyle w:val="Ttulo2"/>
       </w:pPr>
-      <w:bookmarkStart w:id="10" w:name="_Toc242826968"/>
+      <w:bookmarkStart w:id="10" w:name="_Toc242869323"/>
       <w:r>
         <w:t>2.5 Indicadores</w:t>
       </w:r>
@@ -5497,7 +5497,7 @@
       <w:pPr>
         <w:pStyle w:val="Ttulo2"/>
       </w:pPr>
-      <w:bookmarkStart w:id="11" w:name="_Toc242826969"/>
+      <w:bookmarkStart w:id="11" w:name="_Toc242869324"/>
       <w:r>
         <w:t>2.6 El candidato rc3</w:t>
       </w:r>
@@ -6291,7 +6291,7 @@
       <w:pPr>
         <w:pStyle w:val="Ttulo2"/>
       </w:pPr>
-      <w:bookmarkStart w:id="12" w:name="_Toc242826970"/>
+      <w:bookmarkStart w:id="12" w:name="_Toc242869325"/>
       <w:r>
         <w:t>2.7 Defectos y correcciones</w:t>
       </w:r>
@@ -6334,7 +6334,7 @@
       <w:pPr>
         <w:pStyle w:val="Ttulo1"/>
       </w:pPr>
-      <w:bookmarkStart w:id="13" w:name="_Toc242826971"/>
+      <w:bookmarkStart w:id="13" w:name="_Toc242869326"/>
       <w:r>
         <w:lastRenderedPageBreak/>
         <w:t>3. RESULTADOS</w:t>
@@ -6362,7 +6362,7 @@
       <w:pPr>
         <w:pStyle w:val="Ttulo2"/>
       </w:pPr>
-      <w:bookmarkStart w:id="14" w:name="_Toc242826972"/>
+      <w:bookmarkStart w:id="14" w:name="_Toc242869327"/>
       <w:r>
         <w:t>3.1 Veredictos por sesión</w:t>
       </w:r>
@@ -9839,7 +9839,7 @@
       <w:pPr>
         <w:pStyle w:val="Ttulo2"/>
       </w:pPr>
-      <w:bookmarkStart w:id="15" w:name="_Toc242826973"/>
+      <w:bookmarkStart w:id="15" w:name="_Toc242869328"/>
       <w:r>
         <w:t>3.2 Veredictos por etiqueta</w:t>
       </w:r>
@@ -11432,7 +11432,7 @@
       <w:pPr>
         <w:pStyle w:val="Ttulo2"/>
       </w:pPr>
-      <w:bookmarkStart w:id="16" w:name="_Toc242826974"/>
+      <w:bookmarkStart w:id="16" w:name="_Toc242869329"/>
       <w:r>
         <w:t>3.3 Indicadores del objetivo</w:t>
       </w:r>
@@ -11841,7 +11841,7 @@
       <w:pPr>
         <w:pStyle w:val="Ttulo2"/>
       </w:pPr>
-      <w:bookmarkStart w:id="17" w:name="_Toc242826975"/>
+      <w:bookmarkStart w:id="17" w:name="_Toc242869330"/>
       <w:r>
         <w:t>3.4 Recorridos completos del juego</w:t>
       </w:r>
@@ -12428,7 +12428,7 @@
       <w:pPr>
         <w:pStyle w:val="Ttulo2"/>
       </w:pPr>
-      <w:bookmarkStart w:id="18" w:name="_Toc242826976"/>
+      <w:bookmarkStart w:id="18" w:name="_Toc242869331"/>
       <w:r>
         <w:t>3.5 Requerimientos no funcionales medidos en el ejecutable</w:t>
       </w:r>
@@ -13472,7 +13472,7 @@
       <w:pPr>
         <w:pStyle w:val="Ttulo2"/>
       </w:pPr>
-      <w:bookmarkStart w:id="19" w:name="_Toc242826977"/>
+      <w:bookmarkStart w:id="19" w:name="_Toc242869332"/>
       <w:r>
         <w:t>3.6 Defectos</w:t>
       </w:r>
@@ -13565,12 +13565,12 @@
         <w:tblLook w:val="0020" w:firstRow="1" w:lastRow="0" w:firstColumn="0" w:lastColumn="0" w:noHBand="0" w:noVBand="0"/>
       </w:tblPr>
       <w:tblGrid>
-        <w:gridCol w:w="1053"/>
-        <w:gridCol w:w="1064"/>
+        <w:gridCol w:w="1051"/>
+        <w:gridCol w:w="1061"/>
         <w:gridCol w:w="1562"/>
-        <w:gridCol w:w="2931"/>
-        <w:gridCol w:w="1674"/>
-        <w:gridCol w:w="1678"/>
+        <w:gridCol w:w="2909"/>
+        <w:gridCol w:w="1668"/>
+        <w:gridCol w:w="1711"/>
       </w:tblGrid>
       <w:tr>
         <w:trPr>
@@ -13578,7 +13578,7 @@
         </w:trPr>
         <w:tc>
           <w:tcPr>
-            <w:tcW w:w="528" w:type="pct"/>
+            <w:tcW w:w="527" w:type="pct"/>
             <w:shd w:val="clear" w:color="auto" w:fill="D9D9D9"/>
           </w:tcPr>
           <w:p>
@@ -13601,7 +13601,7 @@
         </w:tc>
         <w:tc>
           <w:tcPr>
-            <w:tcW w:w="534" w:type="pct"/>
+            <w:tcW w:w="532" w:type="pct"/>
             <w:shd w:val="clear" w:color="auto" w:fill="D9D9D9"/>
           </w:tcPr>
           <w:p>
@@ -13647,7 +13647,7 @@
         </w:tc>
         <w:tc>
           <w:tcPr>
-            <w:tcW w:w="1471" w:type="pct"/>
+            <w:tcW w:w="1460" w:type="pct"/>
             <w:shd w:val="clear" w:color="auto" w:fill="D9D9D9"/>
           </w:tcPr>
           <w:p>
@@ -13670,7 +13670,7 @@
         </w:tc>
         <w:tc>
           <w:tcPr>
-            <w:tcW w:w="840" w:type="pct"/>
+            <w:tcW w:w="837" w:type="pct"/>
             <w:shd w:val="clear" w:color="auto" w:fill="D9D9D9"/>
           </w:tcPr>
           <w:p>
@@ -13693,7 +13693,7 @@
         </w:tc>
         <w:tc>
           <w:tcPr>
-            <w:tcW w:w="842" w:type="pct"/>
+            <w:tcW w:w="859" w:type="pct"/>
             <w:shd w:val="clear" w:color="auto" w:fill="D9D9D9"/>
           </w:tcPr>
           <w:p>
@@ -13718,7 +13718,7 @@
       <w:tr>
         <w:tc>
           <w:tcPr>
-            <w:tcW w:w="528" w:type="pct"/>
+            <w:tcW w:w="527" w:type="pct"/>
             <w:shd w:val="clear" w:color="auto" w:fill="auto"/>
           </w:tcPr>
           <w:p>
@@ -13739,7 +13739,7 @@
         </w:tc>
         <w:tc>
           <w:tcPr>
-            <w:tcW w:w="534" w:type="pct"/>
+            <w:tcW w:w="532" w:type="pct"/>
             <w:shd w:val="clear" w:color="auto" w:fill="auto"/>
           </w:tcPr>
           <w:p>
@@ -13782,7 +13782,7 @@
         </w:tc>
         <w:tc>
           <w:tcPr>
-            <w:tcW w:w="1471" w:type="pct"/>
+            <w:tcW w:w="1460" w:type="pct"/>
             <w:shd w:val="clear" w:color="auto" w:fill="auto"/>
           </w:tcPr>
           <w:p>
@@ -13803,43 +13803,56 @@
         </w:tc>
         <w:tc>
           <w:tcPr>
-            <w:tcW w:w="840" w:type="pct"/>
-            <w:shd w:val="clear" w:color="auto" w:fill="auto"/>
-          </w:tcPr>
-          <w:p>
-            <w:pPr>
-              <w:pStyle w:val="CompactoOE3"/>
-              <w:spacing w:after="0"/>
-              <w:rPr>
-                <w:sz w:val="18"/>
-              </w:rPr>
-            </w:pPr>
-            <w:r>
-              <w:rPr>
-                <w:sz w:val="18"/>
-              </w:rPr>
-              <w:t>Decisión pendiente (documento o arte)</w:t>
-            </w:r>
-          </w:p>
-        </w:tc>
-        <w:tc>
-          <w:tcPr>
-            <w:tcW w:w="842" w:type="pct"/>
-            <w:shd w:val="clear" w:color="auto" w:fill="auto"/>
-          </w:tcPr>
-          <w:p>
-            <w:pPr>
-              <w:pStyle w:val="CompactoOE3"/>
-              <w:spacing w:after="0"/>
-              <w:rPr>
-                <w:sz w:val="18"/>
-              </w:rPr>
-            </w:pPr>
-            <w:r>
-              <w:rPr>
-                <w:sz w:val="18"/>
-              </w:rPr>
-              <w:t>Trabajo futuro: decisión de arte o de documento pendiente</w:t>
+            <w:tcW w:w="837" w:type="pct"/>
+            <w:shd w:val="clear" w:color="auto" w:fill="auto"/>
+          </w:tcPr>
+          <w:p>
+            <w:pPr>
+              <w:pStyle w:val="CompactoOE3"/>
+              <w:spacing w:after="0"/>
+              <w:rPr>
+                <w:sz w:val="18"/>
+              </w:rPr>
+            </w:pPr>
+            <w:r>
+              <w:rPr>
+                <w:sz w:val="18"/>
+              </w:rPr>
+              <w:t>Corregido en el código el 14/10/2026 (</w:t>
+            </w:r>
+            <w:r>
+              <w:rPr>
+                <w:rStyle w:val="CdigoenlneaOE3"/>
+                <w:sz w:val="18"/>
+              </w:rPr>
+              <w:t>86a9898</w:t>
+            </w:r>
+            <w:r>
+              <w:rPr>
+                <w:sz w:val="18"/>
+              </w:rPr>
+              <w:t>, posterior a rc4)</w:t>
+            </w:r>
+          </w:p>
+        </w:tc>
+        <w:tc>
+          <w:tcPr>
+            <w:tcW w:w="859" w:type="pct"/>
+            <w:shd w:val="clear" w:color="auto" w:fill="auto"/>
+          </w:tcPr>
+          <w:p>
+            <w:pPr>
+              <w:pStyle w:val="CompactoOE3"/>
+              <w:spacing w:after="0"/>
+              <w:rPr>
+                <w:sz w:val="18"/>
+              </w:rPr>
+            </w:pPr>
+            <w:r>
+              <w:rPr>
+                <w:sz w:val="18"/>
+              </w:rPr>
+              <w:t>Trabajo futuro en el triaje del 13/10/2026; corregido después, entra en el siguiente candidato</w:t>
             </w:r>
           </w:p>
         </w:tc>
@@ -13847,7 +13860,7 @@
       <w:tr>
         <w:tc>
           <w:tcPr>
-            <w:tcW w:w="528" w:type="pct"/>
+            <w:tcW w:w="527" w:type="pct"/>
             <w:shd w:val="clear" w:color="auto" w:fill="auto"/>
           </w:tcPr>
           <w:p>
@@ -13868,7 +13881,7 @@
         </w:tc>
         <w:tc>
           <w:tcPr>
-            <w:tcW w:w="534" w:type="pct"/>
+            <w:tcW w:w="532" w:type="pct"/>
             <w:shd w:val="clear" w:color="auto" w:fill="auto"/>
           </w:tcPr>
           <w:p>
@@ -13911,7 +13924,7 @@
         </w:tc>
         <w:tc>
           <w:tcPr>
-            <w:tcW w:w="1471" w:type="pct"/>
+            <w:tcW w:w="1460" w:type="pct"/>
             <w:shd w:val="clear" w:color="auto" w:fill="auto"/>
           </w:tcPr>
           <w:p>
@@ -13939,7 +13952,7 @@
         </w:tc>
         <w:tc>
           <w:tcPr>
-            <w:tcW w:w="840" w:type="pct"/>
+            <w:tcW w:w="837" w:type="pct"/>
             <w:shd w:val="clear" w:color="auto" w:fill="auto"/>
           </w:tcPr>
           <w:p>
@@ -13960,7 +13973,7 @@
         </w:tc>
         <w:tc>
           <w:tcPr>
-            <w:tcW w:w="842" w:type="pct"/>
+            <w:tcW w:w="859" w:type="pct"/>
             <w:shd w:val="clear" w:color="auto" w:fill="auto"/>
           </w:tcPr>
           <w:p>
@@ -13996,7 +14009,7 @@
       <w:tr>
         <w:tc>
           <w:tcPr>
-            <w:tcW w:w="528" w:type="pct"/>
+            <w:tcW w:w="527" w:type="pct"/>
             <w:shd w:val="clear" w:color="auto" w:fill="auto"/>
           </w:tcPr>
           <w:p>
@@ -14017,7 +14030,7 @@
         </w:tc>
         <w:tc>
           <w:tcPr>
-            <w:tcW w:w="534" w:type="pct"/>
+            <w:tcW w:w="532" w:type="pct"/>
             <w:shd w:val="clear" w:color="auto" w:fill="auto"/>
           </w:tcPr>
           <w:p>
@@ -14060,7 +14073,7 @@
         </w:tc>
         <w:tc>
           <w:tcPr>
-            <w:tcW w:w="1471" w:type="pct"/>
+            <w:tcW w:w="1460" w:type="pct"/>
             <w:shd w:val="clear" w:color="auto" w:fill="auto"/>
           </w:tcPr>
           <w:p>
@@ -14081,7 +14094,7 @@
         </w:tc>
         <w:tc>
           <w:tcPr>
-            <w:tcW w:w="840" w:type="pct"/>
+            <w:tcW w:w="837" w:type="pct"/>
             <w:shd w:val="clear" w:color="auto" w:fill="auto"/>
           </w:tcPr>
           <w:p>
@@ -14102,7 +14115,7 @@
         </w:tc>
         <w:tc>
           <w:tcPr>
-            <w:tcW w:w="842" w:type="pct"/>
+            <w:tcW w:w="859" w:type="pct"/>
             <w:shd w:val="clear" w:color="auto" w:fill="auto"/>
           </w:tcPr>
           <w:p>
@@ -14125,7 +14138,7 @@
       <w:tr>
         <w:tc>
           <w:tcPr>
-            <w:tcW w:w="528" w:type="pct"/>
+            <w:tcW w:w="527" w:type="pct"/>
             <w:shd w:val="clear" w:color="auto" w:fill="auto"/>
           </w:tcPr>
           <w:p>
@@ -14146,7 +14159,7 @@
         </w:tc>
         <w:tc>
           <w:tcPr>
-            <w:tcW w:w="534" w:type="pct"/>
+            <w:tcW w:w="532" w:type="pct"/>
             <w:shd w:val="clear" w:color="auto" w:fill="auto"/>
           </w:tcPr>
           <w:p>
@@ -14189,7 +14202,7 @@
         </w:tc>
         <w:tc>
           <w:tcPr>
-            <w:tcW w:w="1471" w:type="pct"/>
+            <w:tcW w:w="1460" w:type="pct"/>
             <w:shd w:val="clear" w:color="auto" w:fill="auto"/>
           </w:tcPr>
           <w:p>
@@ -14210,7 +14223,7 @@
         </w:tc>
         <w:tc>
           <w:tcPr>
-            <w:tcW w:w="840" w:type="pct"/>
+            <w:tcW w:w="837" w:type="pct"/>
             <w:shd w:val="clear" w:color="auto" w:fill="auto"/>
           </w:tcPr>
           <w:p>
@@ -14231,7 +14244,7 @@
         </w:tc>
         <w:tc>
           <w:tcPr>
-            <w:tcW w:w="842" w:type="pct"/>
+            <w:tcW w:w="859" w:type="pct"/>
             <w:shd w:val="clear" w:color="auto" w:fill="auto"/>
           </w:tcPr>
           <w:p>
@@ -14267,7 +14280,7 @@
       <w:tr>
         <w:tc>
           <w:tcPr>
-            <w:tcW w:w="528" w:type="pct"/>
+            <w:tcW w:w="527" w:type="pct"/>
             <w:shd w:val="clear" w:color="auto" w:fill="auto"/>
           </w:tcPr>
           <w:p>
@@ -14288,7 +14301,7 @@
         </w:tc>
         <w:tc>
           <w:tcPr>
-            <w:tcW w:w="534" w:type="pct"/>
+            <w:tcW w:w="532" w:type="pct"/>
             <w:shd w:val="clear" w:color="auto" w:fill="auto"/>
           </w:tcPr>
           <w:p>
@@ -14350,35 +14363,35 @@
         </w:tc>
         <w:tc>
           <w:tcPr>
-            <w:tcW w:w="1471" w:type="pct"/>
-            <w:shd w:val="clear" w:color="auto" w:fill="auto"/>
-          </w:tcPr>
-          <w:p>
-            <w:pPr>
-              <w:pStyle w:val="CompactoOE3"/>
-              <w:spacing w:after="0"/>
-              <w:rPr>
-                <w:sz w:val="18"/>
-              </w:rPr>
-            </w:pPr>
-            <w:r>
-              <w:rPr>
-                <w:sz w:val="18"/>
-              </w:rPr>
-              <w:t xml:space="preserve">Informe docente: los iconos de «Errores corregidos» y «Tiempo de resolución» cruzan la primera línea de su cabecera, los de «Intentos» y «Pasos utilizados» quedan </w:t>
+            <w:tcW w:w="1460" w:type="pct"/>
+            <w:shd w:val="clear" w:color="auto" w:fill="auto"/>
+          </w:tcPr>
+          <w:p>
+            <w:pPr>
+              <w:pStyle w:val="CompactoOE3"/>
+              <w:spacing w:after="0"/>
+              <w:rPr>
+                <w:sz w:val="18"/>
+              </w:rPr>
+            </w:pPr>
+            <w:r>
+              <w:rPr>
+                <w:sz w:val="18"/>
+              </w:rPr>
+              <w:t xml:space="preserve">Informe docente: los iconos de «Errores corregidos» y «Tiempo de resolución» cruzan la primera línea de su </w:t>
             </w:r>
             <w:r>
               <w:rPr>
                 <w:sz w:val="18"/>
               </w:rPr>
               <w:lastRenderedPageBreak/>
-              <w:t>sueltos y pequeños, y «Volver al menú» parte su texto en dos líneas</w:t>
-            </w:r>
-          </w:p>
-        </w:tc>
-        <w:tc>
-          <w:tcPr>
-            <w:tcW w:w="840" w:type="pct"/>
+              <w:t>cabecera, los de «Intentos» y «Pasos utilizados» quedan sueltos y pequeños, y «Volver al menú» parte su texto en dos líneas</w:t>
+            </w:r>
+          </w:p>
+        </w:tc>
+        <w:tc>
+          <w:tcPr>
+            <w:tcW w:w="837" w:type="pct"/>
             <w:shd w:val="clear" w:color="auto" w:fill="auto"/>
           </w:tcPr>
           <w:p>
@@ -14400,7 +14413,7 @@
         </w:tc>
         <w:tc>
           <w:tcPr>
-            <w:tcW w:w="842" w:type="pct"/>
+            <w:tcW w:w="859" w:type="pct"/>
             <w:shd w:val="clear" w:color="auto" w:fill="auto"/>
           </w:tcPr>
           <w:p>
@@ -14423,7 +14436,7 @@
       <w:tr>
         <w:tc>
           <w:tcPr>
-            <w:tcW w:w="528" w:type="pct"/>
+            <w:tcW w:w="527" w:type="pct"/>
             <w:shd w:val="clear" w:color="auto" w:fill="auto"/>
           </w:tcPr>
           <w:p>
@@ -14444,7 +14457,7 @@
         </w:tc>
         <w:tc>
           <w:tcPr>
-            <w:tcW w:w="534" w:type="pct"/>
+            <w:tcW w:w="532" w:type="pct"/>
             <w:shd w:val="clear" w:color="auto" w:fill="auto"/>
           </w:tcPr>
           <w:p>
@@ -14487,7 +14500,7 @@
         </w:tc>
         <w:tc>
           <w:tcPr>
-            <w:tcW w:w="1471" w:type="pct"/>
+            <w:tcW w:w="1460" w:type="pct"/>
             <w:shd w:val="clear" w:color="auto" w:fill="auto"/>
           </w:tcPr>
           <w:p>
@@ -14508,7 +14521,7 @@
         </w:tc>
         <w:tc>
           <w:tcPr>
-            <w:tcW w:w="840" w:type="pct"/>
+            <w:tcW w:w="837" w:type="pct"/>
             <w:shd w:val="clear" w:color="auto" w:fill="auto"/>
           </w:tcPr>
           <w:p>
@@ -14529,7 +14542,7 @@
         </w:tc>
         <w:tc>
           <w:tcPr>
-            <w:tcW w:w="842" w:type="pct"/>
+            <w:tcW w:w="859" w:type="pct"/>
             <w:shd w:val="clear" w:color="auto" w:fill="auto"/>
           </w:tcPr>
           <w:p>
@@ -14552,7 +14565,7 @@
       <w:tr>
         <w:tc>
           <w:tcPr>
-            <w:tcW w:w="528" w:type="pct"/>
+            <w:tcW w:w="527" w:type="pct"/>
             <w:shd w:val="clear" w:color="auto" w:fill="auto"/>
           </w:tcPr>
           <w:p>
@@ -14573,7 +14586,7 @@
         </w:tc>
         <w:tc>
           <w:tcPr>
-            <w:tcW w:w="534" w:type="pct"/>
+            <w:tcW w:w="532" w:type="pct"/>
             <w:shd w:val="clear" w:color="auto" w:fill="auto"/>
           </w:tcPr>
           <w:p>
@@ -14616,7 +14629,7 @@
         </w:tc>
         <w:tc>
           <w:tcPr>
-            <w:tcW w:w="1471" w:type="pct"/>
+            <w:tcW w:w="1460" w:type="pct"/>
             <w:shd w:val="clear" w:color="auto" w:fill="auto"/>
           </w:tcPr>
           <w:p>
@@ -14689,7 +14702,7 @@
         </w:tc>
         <w:tc>
           <w:tcPr>
-            <w:tcW w:w="840" w:type="pct"/>
+            <w:tcW w:w="837" w:type="pct"/>
             <w:shd w:val="clear" w:color="auto" w:fill="auto"/>
           </w:tcPr>
           <w:p>
@@ -14710,7 +14723,7 @@
         </w:tc>
         <w:tc>
           <w:tcPr>
-            <w:tcW w:w="842" w:type="pct"/>
+            <w:tcW w:w="859" w:type="pct"/>
             <w:shd w:val="clear" w:color="auto" w:fill="auto"/>
           </w:tcPr>
           <w:p>
@@ -14733,7 +14746,7 @@
       <w:tr>
         <w:tc>
           <w:tcPr>
-            <w:tcW w:w="528" w:type="pct"/>
+            <w:tcW w:w="527" w:type="pct"/>
             <w:shd w:val="clear" w:color="auto" w:fill="auto"/>
           </w:tcPr>
           <w:p>
@@ -14754,7 +14767,7 @@
         </w:tc>
         <w:tc>
           <w:tcPr>
-            <w:tcW w:w="534" w:type="pct"/>
+            <w:tcW w:w="532" w:type="pct"/>
             <w:shd w:val="clear" w:color="auto" w:fill="auto"/>
           </w:tcPr>
           <w:p>
@@ -14797,7 +14810,7 @@
         </w:tc>
         <w:tc>
           <w:tcPr>
-            <w:tcW w:w="1471" w:type="pct"/>
+            <w:tcW w:w="1460" w:type="pct"/>
             <w:shd w:val="clear" w:color="auto" w:fill="auto"/>
           </w:tcPr>
           <w:p>
@@ -14844,7 +14857,7 @@
         </w:tc>
         <w:tc>
           <w:tcPr>
-            <w:tcW w:w="840" w:type="pct"/>
+            <w:tcW w:w="837" w:type="pct"/>
             <w:shd w:val="clear" w:color="auto" w:fill="auto"/>
           </w:tcPr>
           <w:p>
@@ -14865,7 +14878,7 @@
         </w:tc>
         <w:tc>
           <w:tcPr>
-            <w:tcW w:w="842" w:type="pct"/>
+            <w:tcW w:w="859" w:type="pct"/>
             <w:shd w:val="clear" w:color="auto" w:fill="auto"/>
           </w:tcPr>
           <w:p>
@@ -14888,7 +14901,7 @@
       <w:tr>
         <w:tc>
           <w:tcPr>
-            <w:tcW w:w="528" w:type="pct"/>
+            <w:tcW w:w="527" w:type="pct"/>
             <w:shd w:val="clear" w:color="auto" w:fill="auto"/>
           </w:tcPr>
           <w:p>
@@ -14909,7 +14922,7 @@
         </w:tc>
         <w:tc>
           <w:tcPr>
-            <w:tcW w:w="534" w:type="pct"/>
+            <w:tcW w:w="532" w:type="pct"/>
             <w:shd w:val="clear" w:color="auto" w:fill="auto"/>
           </w:tcPr>
           <w:p>
@@ -14952,7 +14965,7 @@
         </w:tc>
         <w:tc>
           <w:tcPr>
-            <w:tcW w:w="1471" w:type="pct"/>
+            <w:tcW w:w="1460" w:type="pct"/>
             <w:shd w:val="clear" w:color="auto" w:fill="auto"/>
           </w:tcPr>
           <w:p>
@@ -14973,7 +14986,7 @@
         </w:tc>
         <w:tc>
           <w:tcPr>
-            <w:tcW w:w="840" w:type="pct"/>
+            <w:tcW w:w="837" w:type="pct"/>
             <w:shd w:val="clear" w:color="auto" w:fill="auto"/>
           </w:tcPr>
           <w:p>
@@ -14994,7 +15007,7 @@
         </w:tc>
         <w:tc>
           <w:tcPr>
-            <w:tcW w:w="842" w:type="pct"/>
+            <w:tcW w:w="859" w:type="pct"/>
             <w:shd w:val="clear" w:color="auto" w:fill="auto"/>
           </w:tcPr>
           <w:p>
@@ -15017,7 +15030,7 @@
       <w:tr>
         <w:tc>
           <w:tcPr>
-            <w:tcW w:w="528" w:type="pct"/>
+            <w:tcW w:w="527" w:type="pct"/>
             <w:shd w:val="clear" w:color="auto" w:fill="auto"/>
           </w:tcPr>
           <w:p>
@@ -15038,7 +15051,7 @@
         </w:tc>
         <w:tc>
           <w:tcPr>
-            <w:tcW w:w="534" w:type="pct"/>
+            <w:tcW w:w="532" w:type="pct"/>
             <w:shd w:val="clear" w:color="auto" w:fill="auto"/>
           </w:tcPr>
           <w:p>
@@ -15081,7 +15094,7 @@
         </w:tc>
         <w:tc>
           <w:tcPr>
-            <w:tcW w:w="1471" w:type="pct"/>
+            <w:tcW w:w="1460" w:type="pct"/>
             <w:shd w:val="clear" w:color="auto" w:fill="auto"/>
           </w:tcPr>
           <w:p>
@@ -15102,7 +15115,7 @@
         </w:tc>
         <w:tc>
           <w:tcPr>
-            <w:tcW w:w="840" w:type="pct"/>
+            <w:tcW w:w="837" w:type="pct"/>
             <w:shd w:val="clear" w:color="auto" w:fill="auto"/>
           </w:tcPr>
           <w:p>
@@ -15130,7 +15143,7 @@
         </w:tc>
         <w:tc>
           <w:tcPr>
-            <w:tcW w:w="842" w:type="pct"/>
+            <w:tcW w:w="859" w:type="pct"/>
             <w:shd w:val="clear" w:color="auto" w:fill="auto"/>
           </w:tcPr>
           <w:p>
@@ -15153,7 +15166,7 @@
       <w:tr>
         <w:tc>
           <w:tcPr>
-            <w:tcW w:w="528" w:type="pct"/>
+            <w:tcW w:w="527" w:type="pct"/>
             <w:shd w:val="clear" w:color="auto" w:fill="auto"/>
           </w:tcPr>
           <w:p>
@@ -15175,7 +15188,7 @@
         </w:tc>
         <w:tc>
           <w:tcPr>
-            <w:tcW w:w="534" w:type="pct"/>
+            <w:tcW w:w="532" w:type="pct"/>
             <w:shd w:val="clear" w:color="auto" w:fill="auto"/>
           </w:tcPr>
           <w:p>
@@ -15218,7 +15231,7 @@
         </w:tc>
         <w:tc>
           <w:tcPr>
-            <w:tcW w:w="1471" w:type="pct"/>
+            <w:tcW w:w="1460" w:type="pct"/>
             <w:shd w:val="clear" w:color="auto" w:fill="auto"/>
           </w:tcPr>
           <w:p>
@@ -15239,7 +15252,7 @@
         </w:tc>
         <w:tc>
           <w:tcPr>
-            <w:tcW w:w="840" w:type="pct"/>
+            <w:tcW w:w="837" w:type="pct"/>
             <w:shd w:val="clear" w:color="auto" w:fill="auto"/>
           </w:tcPr>
           <w:p>
@@ -15260,7 +15273,7 @@
         </w:tc>
         <w:tc>
           <w:tcPr>
-            <w:tcW w:w="842" w:type="pct"/>
+            <w:tcW w:w="859" w:type="pct"/>
             <w:shd w:val="clear" w:color="auto" w:fill="auto"/>
           </w:tcPr>
           <w:p>
@@ -15283,7 +15296,7 @@
       <w:tr>
         <w:tc>
           <w:tcPr>
-            <w:tcW w:w="528" w:type="pct"/>
+            <w:tcW w:w="527" w:type="pct"/>
             <w:shd w:val="clear" w:color="auto" w:fill="auto"/>
           </w:tcPr>
           <w:p>
@@ -15304,7 +15317,7 @@
         </w:tc>
         <w:tc>
           <w:tcPr>
-            <w:tcW w:w="534" w:type="pct"/>
+            <w:tcW w:w="532" w:type="pct"/>
             <w:shd w:val="clear" w:color="auto" w:fill="auto"/>
           </w:tcPr>
           <w:p>
@@ -15347,7 +15360,7 @@
         </w:tc>
         <w:tc>
           <w:tcPr>
-            <w:tcW w:w="1471" w:type="pct"/>
+            <w:tcW w:w="1460" w:type="pct"/>
             <w:shd w:val="clear" w:color="auto" w:fill="auto"/>
           </w:tcPr>
           <w:p>
@@ -15368,7 +15381,7 @@
         </w:tc>
         <w:tc>
           <w:tcPr>
-            <w:tcW w:w="840" w:type="pct"/>
+            <w:tcW w:w="837" w:type="pct"/>
             <w:shd w:val="clear" w:color="auto" w:fill="auto"/>
           </w:tcPr>
           <w:p>
@@ -15389,7 +15402,7 @@
         </w:tc>
         <w:tc>
           <w:tcPr>
-            <w:tcW w:w="842" w:type="pct"/>
+            <w:tcW w:w="859" w:type="pct"/>
             <w:shd w:val="clear" w:color="auto" w:fill="auto"/>
           </w:tcPr>
           <w:p>
@@ -15412,7 +15425,7 @@
       <w:tr>
         <w:tc>
           <w:tcPr>
-            <w:tcW w:w="528" w:type="pct"/>
+            <w:tcW w:w="527" w:type="pct"/>
             <w:shd w:val="clear" w:color="auto" w:fill="auto"/>
           </w:tcPr>
           <w:p>
@@ -15433,7 +15446,7 @@
         </w:tc>
         <w:tc>
           <w:tcPr>
-            <w:tcW w:w="534" w:type="pct"/>
+            <w:tcW w:w="532" w:type="pct"/>
             <w:shd w:val="clear" w:color="auto" w:fill="auto"/>
           </w:tcPr>
           <w:p>
@@ -15476,7 +15489,7 @@
         </w:tc>
         <w:tc>
           <w:tcPr>
-            <w:tcW w:w="1471" w:type="pct"/>
+            <w:tcW w:w="1460" w:type="pct"/>
             <w:shd w:val="clear" w:color="auto" w:fill="auto"/>
           </w:tcPr>
           <w:p>
@@ -15530,7 +15543,7 @@
         </w:tc>
         <w:tc>
           <w:tcPr>
-            <w:tcW w:w="840" w:type="pct"/>
+            <w:tcW w:w="837" w:type="pct"/>
             <w:shd w:val="clear" w:color="auto" w:fill="auto"/>
           </w:tcPr>
           <w:p>
@@ -15551,7 +15564,7 @@
         </w:tc>
         <w:tc>
           <w:tcPr>
-            <w:tcW w:w="842" w:type="pct"/>
+            <w:tcW w:w="859" w:type="pct"/>
             <w:shd w:val="clear" w:color="auto" w:fill="auto"/>
           </w:tcPr>
           <w:p>
@@ -15574,7 +15587,7 @@
       <w:tr>
         <w:tc>
           <w:tcPr>
-            <w:tcW w:w="528" w:type="pct"/>
+            <w:tcW w:w="527" w:type="pct"/>
             <w:shd w:val="clear" w:color="auto" w:fill="auto"/>
           </w:tcPr>
           <w:p>
@@ -15595,7 +15608,7 @@
         </w:tc>
         <w:tc>
           <w:tcPr>
-            <w:tcW w:w="534" w:type="pct"/>
+            <w:tcW w:w="532" w:type="pct"/>
             <w:shd w:val="clear" w:color="auto" w:fill="auto"/>
           </w:tcPr>
           <w:p>
@@ -15638,7 +15651,7 @@
         </w:tc>
         <w:tc>
           <w:tcPr>
-            <w:tcW w:w="1471" w:type="pct"/>
+            <w:tcW w:w="1460" w:type="pct"/>
             <w:shd w:val="clear" w:color="auto" w:fill="auto"/>
           </w:tcPr>
           <w:p>
@@ -15672,7 +15685,7 @@
         </w:tc>
         <w:tc>
           <w:tcPr>
-            <w:tcW w:w="840" w:type="pct"/>
+            <w:tcW w:w="837" w:type="pct"/>
             <w:shd w:val="clear" w:color="auto" w:fill="auto"/>
           </w:tcPr>
           <w:p>
@@ -15693,7 +15706,7 @@
         </w:tc>
         <w:tc>
           <w:tcPr>
-            <w:tcW w:w="842" w:type="pct"/>
+            <w:tcW w:w="859" w:type="pct"/>
             <w:shd w:val="clear" w:color="auto" w:fill="auto"/>
           </w:tcPr>
           <w:p>
@@ -15716,7 +15729,7 @@
       <w:tr>
         <w:tc>
           <w:tcPr>
-            <w:tcW w:w="528" w:type="pct"/>
+            <w:tcW w:w="527" w:type="pct"/>
             <w:shd w:val="clear" w:color="auto" w:fill="auto"/>
           </w:tcPr>
           <w:p>
@@ -15737,7 +15750,7 @@
         </w:tc>
         <w:tc>
           <w:tcPr>
-            <w:tcW w:w="534" w:type="pct"/>
+            <w:tcW w:w="532" w:type="pct"/>
             <w:shd w:val="clear" w:color="auto" w:fill="auto"/>
           </w:tcPr>
           <w:p>
@@ -15786,7 +15799,7 @@
         </w:tc>
         <w:tc>
           <w:tcPr>
-            <w:tcW w:w="1471" w:type="pct"/>
+            <w:tcW w:w="1460" w:type="pct"/>
             <w:shd w:val="clear" w:color="auto" w:fill="auto"/>
           </w:tcPr>
           <w:p>
@@ -15807,7 +15820,7 @@
         </w:tc>
         <w:tc>
           <w:tcPr>
-            <w:tcW w:w="840" w:type="pct"/>
+            <w:tcW w:w="837" w:type="pct"/>
             <w:shd w:val="clear" w:color="auto" w:fill="auto"/>
           </w:tcPr>
           <w:p>
@@ -15828,7 +15841,7 @@
         </w:tc>
         <w:tc>
           <w:tcPr>
-            <w:tcW w:w="842" w:type="pct"/>
+            <w:tcW w:w="859" w:type="pct"/>
             <w:shd w:val="clear" w:color="auto" w:fill="auto"/>
           </w:tcPr>
           <w:p>
@@ -15851,7 +15864,7 @@
       <w:tr>
         <w:tc>
           <w:tcPr>
-            <w:tcW w:w="528" w:type="pct"/>
+            <w:tcW w:w="527" w:type="pct"/>
             <w:shd w:val="clear" w:color="auto" w:fill="auto"/>
           </w:tcPr>
           <w:p>
@@ -15872,7 +15885,7 @@
         </w:tc>
         <w:tc>
           <w:tcPr>
-            <w:tcW w:w="534" w:type="pct"/>
+            <w:tcW w:w="532" w:type="pct"/>
             <w:shd w:val="clear" w:color="auto" w:fill="auto"/>
           </w:tcPr>
           <w:p>
@@ -15921,7 +15934,7 @@
         </w:tc>
         <w:tc>
           <w:tcPr>
-            <w:tcW w:w="1471" w:type="pct"/>
+            <w:tcW w:w="1460" w:type="pct"/>
             <w:shd w:val="clear" w:color="auto" w:fill="auto"/>
           </w:tcPr>
           <w:p>
@@ -15968,7 +15981,7 @@
         </w:tc>
         <w:tc>
           <w:tcPr>
-            <w:tcW w:w="840" w:type="pct"/>
+            <w:tcW w:w="837" w:type="pct"/>
             <w:shd w:val="clear" w:color="auto" w:fill="auto"/>
           </w:tcPr>
           <w:p>
@@ -15989,7 +16002,7 @@
         </w:tc>
         <w:tc>
           <w:tcPr>
-            <w:tcW w:w="842" w:type="pct"/>
+            <w:tcW w:w="859" w:type="pct"/>
             <w:shd w:val="clear" w:color="auto" w:fill="auto"/>
           </w:tcPr>
           <w:p>
@@ -16051,7 +16064,10 @@
         <w:t>PF-RNF17-01</w:t>
       </w:r>
       <w:r>
-        <w:t xml:space="preserve"> de DEF-RC3-I02. DEF-RC3-05 se vio primero de paso en S-RNF y se confirmó en S-DOC, donde </w:t>
+        <w:t xml:space="preserve"> </w:t>
+      </w:r>
+      <w:r>
+        <w:t xml:space="preserve">de DEF-RC3-I02. DEF-RC3-05 se vio primero de paso en S-RNF y se confirmó en S-DOC, donde </w:t>
       </w:r>
       <w:r>
         <w:rPr>
@@ -16073,7 +16089,10 @@
         <w:t>PF-RF45-05</w:t>
       </w:r>
       <w:r>
-        <w:t>, había aprobado en rc2 (01/10/2026) con un doble clic de 95 ms sobre «Omitir»; en rc3 falla con 100 ms según la coordenada del clic, y la causa probable es la geometría del botón «Volver al menú de niveles» del resumen, que carga en 13 ms y queda bajo ese segundo clic (se infiere de las capturas, sin leer el código).</w:t>
+        <w:t>, había aprobado en rc2 (01/10/2026) con un doble clic de 95 ms sobre «Omitir»; en rc3 falla con 100 ms según la coordenada del clic, y la causa probable es la geometría del botón «Volver al menú de niveles» del resumen, que carga en 13 ms y queda bajo ese segundo clic (se infiere de las capturas, sin leer el cód</w:t>
+      </w:r>
+      <w:r>
+        <w:t>igo).</w:t>
       </w:r>
     </w:p>
     <w:p>
@@ -16385,6 +16404,50 @@
       </w:pPr>
       <w:r>
         <w:lastRenderedPageBreak/>
+        <w:t xml:space="preserve">El 14/10/2026, después del triaje, DEF-RC3-01 se corrigió en el código (commit </w:t>
+      </w:r>
+      <w:r>
+        <w:rPr>
+          <w:rStyle w:val="CdigoenlneaOE3"/>
+        </w:rPr>
+        <w:t>86a9898</w:t>
+      </w:r>
+      <w:r>
+        <w:t xml:space="preserve">): el avatar del resumen de nivel es ahora el guía con su diseño final, en la forma del nivel terminado (llama, disco de madera o gota). La corrección es posterior a rc4, que se compiló desde </w:t>
+      </w:r>
+      <w:r>
+        <w:rPr>
+          <w:rStyle w:val="CdigoenlneaOE3"/>
+        </w:rPr>
+        <w:t>0405eba</w:t>
+      </w:r>
+      <w:r>
+        <w:t xml:space="preserve"> y no se recompiló: el ejecutable rc4 todavía muestra el círculo, y la corrección entra en el siguiente candidato. Las pruebas </w:t>
+      </w:r>
+      <w:r>
+        <w:rPr>
+          <w:rStyle w:val="CdigoenlneaOE3"/>
+        </w:rPr>
+        <w:t>LevelSummary_DEFRC301_*</w:t>
+      </w:r>
+      <w:r>
+        <w:t xml:space="preserve"> pasan (3 en EditMode y 3 en PlayMode), pero el veredicto de </w:t>
+      </w:r>
+      <w:r>
+        <w:rPr>
+          <w:rStyle w:val="CdigoenlneaOE3"/>
+        </w:rPr>
+        <w:t>PF-RF45-01</w:t>
+      </w:r>
+      <w:r>
+        <w:t xml:space="preserve"> sigue siendo el de rc3.</w:t>
+      </w:r>
+    </w:p>
+    <w:p>
+      <w:pPr>
+        <w:pStyle w:val="TextoOE3"/>
+      </w:pPr>
+      <w:r>
         <w:t>La primera pasada, sobre rc1 (01/10/2026), halló nueve defectos: cuatro Mayores propuestos (DEF-SPIKE-01, la conexión del reproductor a servicios de Unity, que incumplía RNF-10; DEF-W5R-01, la lista de perfiles que dejaba fuera del panel o cortados a los de la quinta fila en adelante; DEF-GP1-01, el bloque que se quedaba pegado al cursor en el laberinto; y DEF-GP1-02, el resaltado que no seguía a la lista desplazada) y cinco Menores (DEF-GP1-03, DEF-SPER-01, DEF-SPER-02, DEF-W5R-02 y OBS-SDOC-2). Se corrigi</w:t>
       </w:r>
       <w:r>
@@ -16467,7 +16530,7 @@
       <w:pPr>
         <w:pStyle w:val="Ttulo2"/>
       </w:pPr>
-      <w:bookmarkStart w:id="20" w:name="_Toc242826978"/>
+      <w:bookmarkStart w:id="20" w:name="_Toc242869333"/>
       <w:r>
         <w:t>3.7 Suite automatizada como evidencia de apoyo</w:t>
       </w:r>
@@ -17100,6 +17163,7 @@
         <w:pStyle w:val="TextoOE3"/>
       </w:pPr>
       <w:r>
+        <w:lastRenderedPageBreak/>
         <w:t xml:space="preserve">Cada uno de los 47 RF tiene al menos una prueba automática que lo nombra (el mínimo es 1, en RF-21 y RF-27). Ninguna prueba nombra RNF-08, RNF-12, RNF-17 ni RNF-22, que se verifican por inspección o por documento. El recuento de pruebas por requerimiento está en el apartado 8 de </w:t>
       </w:r>
       <w:r>
@@ -17121,7 +17185,7 @@
       <w:pPr>
         <w:pStyle w:val="Ttulo1"/>
       </w:pPr>
-      <w:bookmarkStart w:id="21" w:name="_Toc242826979"/>
+      <w:bookmarkStart w:id="21" w:name="_Toc242869334"/>
       <w:r>
         <w:lastRenderedPageBreak/>
         <w:t>4. OPORTUNIDADES DE MEJORA PARA TRABAJOS FUTUROS</w:t>
@@ -17143,7 +17207,7 @@
       <w:pPr>
         <w:pStyle w:val="Ttulo2"/>
       </w:pPr>
-      <w:bookmarkStart w:id="22" w:name="_Toc242826980"/>
+      <w:bookmarkStart w:id="22" w:name="_Toc242869335"/>
       <w:r>
         <w:t>4.1 Interfaz</w:t>
       </w:r>
@@ -17179,10 +17243,10 @@
         <w:tblLook w:val="0020" w:firstRow="1" w:lastRow="0" w:firstColumn="0" w:lastColumn="0" w:noHBand="0" w:noVBand="0"/>
       </w:tblPr>
       <w:tblGrid>
-        <w:gridCol w:w="3111"/>
-        <w:gridCol w:w="2105"/>
-        <w:gridCol w:w="2839"/>
-        <w:gridCol w:w="1907"/>
+        <w:gridCol w:w="2879"/>
+        <w:gridCol w:w="2058"/>
+        <w:gridCol w:w="2612"/>
+        <w:gridCol w:w="2413"/>
       </w:tblGrid>
       <w:tr>
         <w:trPr>
@@ -17190,7 +17254,7 @@
         </w:trPr>
         <w:tc>
           <w:tcPr>
-            <w:tcW w:w="1561" w:type="pct"/>
+            <w:tcW w:w="1445" w:type="pct"/>
             <w:shd w:val="clear" w:color="auto" w:fill="D9D9D9"/>
           </w:tcPr>
           <w:p>
@@ -17213,7 +17277,7 @@
         </w:tc>
         <w:tc>
           <w:tcPr>
-            <w:tcW w:w="1056" w:type="pct"/>
+            <w:tcW w:w="1033" w:type="pct"/>
             <w:shd w:val="clear" w:color="auto" w:fill="D9D9D9"/>
           </w:tcPr>
           <w:p>
@@ -17236,7 +17300,7 @@
         </w:tc>
         <w:tc>
           <w:tcPr>
-            <w:tcW w:w="1425" w:type="pct"/>
+            <w:tcW w:w="1311" w:type="pct"/>
             <w:shd w:val="clear" w:color="auto" w:fill="D9D9D9"/>
           </w:tcPr>
           <w:p>
@@ -17259,7 +17323,7 @@
         </w:tc>
         <w:tc>
           <w:tcPr>
-            <w:tcW w:w="957" w:type="pct"/>
+            <w:tcW w:w="1211" w:type="pct"/>
             <w:shd w:val="clear" w:color="auto" w:fill="D9D9D9"/>
           </w:tcPr>
           <w:p>
@@ -17284,7 +17348,7 @@
       <w:tr>
         <w:tc>
           <w:tcPr>
-            <w:tcW w:w="1561" w:type="pct"/>
+            <w:tcW w:w="1445" w:type="pct"/>
             <w:shd w:val="clear" w:color="auto" w:fill="auto"/>
           </w:tcPr>
           <w:p>
@@ -17305,7 +17369,7 @@
         </w:tc>
         <w:tc>
           <w:tcPr>
-            <w:tcW w:w="1056" w:type="pct"/>
+            <w:tcW w:w="1033" w:type="pct"/>
             <w:shd w:val="clear" w:color="auto" w:fill="auto"/>
           </w:tcPr>
           <w:p>
@@ -17333,7 +17397,7 @@
         </w:tc>
         <w:tc>
           <w:tcPr>
-            <w:tcW w:w="1425" w:type="pct"/>
+            <w:tcW w:w="1311" w:type="pct"/>
             <w:shd w:val="clear" w:color="auto" w:fill="auto"/>
           </w:tcPr>
           <w:p>
@@ -17354,7 +17418,7 @@
         </w:tc>
         <w:tc>
           <w:tcPr>
-            <w:tcW w:w="957" w:type="pct"/>
+            <w:tcW w:w="1211" w:type="pct"/>
             <w:shd w:val="clear" w:color="auto" w:fill="auto"/>
           </w:tcPr>
           <w:p>
@@ -17377,7 +17441,7 @@
       <w:tr>
         <w:tc>
           <w:tcPr>
-            <w:tcW w:w="1561" w:type="pct"/>
+            <w:tcW w:w="1445" w:type="pct"/>
             <w:shd w:val="clear" w:color="auto" w:fill="auto"/>
           </w:tcPr>
           <w:p>
@@ -17411,7 +17475,7 @@
         </w:tc>
         <w:tc>
           <w:tcPr>
-            <w:tcW w:w="1056" w:type="pct"/>
+            <w:tcW w:w="1033" w:type="pct"/>
             <w:shd w:val="clear" w:color="auto" w:fill="auto"/>
           </w:tcPr>
           <w:p>
@@ -17439,7 +17503,7 @@
         </w:tc>
         <w:tc>
           <w:tcPr>
-            <w:tcW w:w="1425" w:type="pct"/>
+            <w:tcW w:w="1311" w:type="pct"/>
             <w:shd w:val="clear" w:color="auto" w:fill="auto"/>
           </w:tcPr>
           <w:p>
@@ -17460,7 +17524,7 @@
         </w:tc>
         <w:tc>
           <w:tcPr>
-            <w:tcW w:w="957" w:type="pct"/>
+            <w:tcW w:w="1211" w:type="pct"/>
             <w:shd w:val="clear" w:color="auto" w:fill="auto"/>
           </w:tcPr>
           <w:p>
@@ -17483,7 +17547,7 @@
       <w:tr>
         <w:tc>
           <w:tcPr>
-            <w:tcW w:w="1561" w:type="pct"/>
+            <w:tcW w:w="1445" w:type="pct"/>
             <w:shd w:val="clear" w:color="auto" w:fill="auto"/>
           </w:tcPr>
           <w:p>
@@ -17504,7 +17568,7 @@
         </w:tc>
         <w:tc>
           <w:tcPr>
-            <w:tcW w:w="1056" w:type="pct"/>
+            <w:tcW w:w="1033" w:type="pct"/>
             <w:shd w:val="clear" w:color="auto" w:fill="auto"/>
           </w:tcPr>
           <w:p>
@@ -17532,7 +17596,7 @@
         </w:tc>
         <w:tc>
           <w:tcPr>
-            <w:tcW w:w="1425" w:type="pct"/>
+            <w:tcW w:w="1311" w:type="pct"/>
             <w:shd w:val="clear" w:color="auto" w:fill="auto"/>
           </w:tcPr>
           <w:p>
@@ -17553,7 +17617,7 @@
         </w:tc>
         <w:tc>
           <w:tcPr>
-            <w:tcW w:w="957" w:type="pct"/>
+            <w:tcW w:w="1211" w:type="pct"/>
             <w:shd w:val="clear" w:color="auto" w:fill="auto"/>
           </w:tcPr>
           <w:p>
@@ -17576,7 +17640,7 @@
       <w:tr>
         <w:tc>
           <w:tcPr>
-            <w:tcW w:w="1561" w:type="pct"/>
+            <w:tcW w:w="1445" w:type="pct"/>
             <w:shd w:val="clear" w:color="auto" w:fill="auto"/>
           </w:tcPr>
           <w:p>
@@ -17597,7 +17661,7 @@
         </w:tc>
         <w:tc>
           <w:tcPr>
-            <w:tcW w:w="1056" w:type="pct"/>
+            <w:tcW w:w="1033" w:type="pct"/>
             <w:shd w:val="clear" w:color="auto" w:fill="auto"/>
           </w:tcPr>
           <w:p>
@@ -17625,43 +17689,56 @@
         </w:tc>
         <w:tc>
           <w:tcPr>
-            <w:tcW w:w="1425" w:type="pct"/>
-            <w:shd w:val="clear" w:color="auto" w:fill="auto"/>
-          </w:tcPr>
-          <w:p>
-            <w:pPr>
-              <w:pStyle w:val="CompactoOE3"/>
-              <w:spacing w:after="0"/>
-              <w:rPr>
-                <w:sz w:val="18"/>
-              </w:rPr>
-            </w:pPr>
-            <w:r>
-              <w:rPr>
-                <w:sz w:val="18"/>
-              </w:rPr>
-              <w:t>El estudiante ve, al terminar el Nivel 1, un círculo naranja que parece un rótulo de trabajo</w:t>
-            </w:r>
-          </w:p>
-        </w:tc>
-        <w:tc>
-          <w:tcPr>
-            <w:tcW w:w="957" w:type="pct"/>
-            <w:shd w:val="clear" w:color="auto" w:fill="auto"/>
-          </w:tcPr>
-          <w:p>
-            <w:pPr>
-              <w:pStyle w:val="CompactoOE3"/>
-              <w:spacing w:after="0"/>
-              <w:rPr>
-                <w:sz w:val="18"/>
-              </w:rPr>
-            </w:pPr>
-            <w:r>
-              <w:rPr>
-                <w:sz w:val="18"/>
-              </w:rPr>
-              <w:t>Decisión pendiente (documento o arte)</w:t>
+            <w:tcW w:w="1311" w:type="pct"/>
+            <w:shd w:val="clear" w:color="auto" w:fill="auto"/>
+          </w:tcPr>
+          <w:p>
+            <w:pPr>
+              <w:pStyle w:val="CompactoOE3"/>
+              <w:spacing w:after="0"/>
+              <w:rPr>
+                <w:sz w:val="18"/>
+              </w:rPr>
+            </w:pPr>
+            <w:r>
+              <w:rPr>
+                <w:sz w:val="18"/>
+              </w:rPr>
+              <w:t>El estudiante ve, al terminar el Nivel 1, un círculo naranja que parece un rótulo de trabajo (rc4 todavía lo muestra)</w:t>
+            </w:r>
+          </w:p>
+        </w:tc>
+        <w:tc>
+          <w:tcPr>
+            <w:tcW w:w="1211" w:type="pct"/>
+            <w:shd w:val="clear" w:color="auto" w:fill="auto"/>
+          </w:tcPr>
+          <w:p>
+            <w:pPr>
+              <w:pStyle w:val="CompactoOE3"/>
+              <w:spacing w:after="0"/>
+              <w:rPr>
+                <w:sz w:val="18"/>
+              </w:rPr>
+            </w:pPr>
+            <w:r>
+              <w:rPr>
+                <w:sz w:val="18"/>
+              </w:rPr>
+              <w:t>Código: corregido el 14/10/2026 (</w:t>
+            </w:r>
+            <w:r>
+              <w:rPr>
+                <w:rStyle w:val="CdigoenlneaOE3"/>
+                <w:sz w:val="18"/>
+              </w:rPr>
+              <w:t>86a9898</w:t>
+            </w:r>
+            <w:r>
+              <w:rPr>
+                <w:sz w:val="18"/>
+              </w:rPr>
+              <w:t>), posterior a rc4; entra en el siguiente candidato</w:t>
             </w:r>
           </w:p>
         </w:tc>
@@ -17672,6 +17749,7 @@
         <w:pStyle w:val="PrimerprrafoOE3"/>
       </w:pPr>
       <w:r>
+        <w:lastRenderedPageBreak/>
         <w:t>Las pruebas automáticas que nombran RNF-03 pasaron en la suite del 10/10/2026 (34 de 34 resultados) y las capturas del ejecutable mostraron igualmente los dos desbordes de la Tabla 4.1. Esas pruebas no cubren la tablilla del bosque ni la cabecera del informe; si la suite ha de vigilarlas, hay que añadirlas.</w:t>
       </w:r>
     </w:p>
@@ -17679,9 +17757,8 @@
       <w:pPr>
         <w:pStyle w:val="Ttulo2"/>
       </w:pPr>
-      <w:bookmarkStart w:id="23" w:name="_Toc242826981"/>
-      <w:r>
-        <w:lastRenderedPageBreak/>
+      <w:bookmarkStart w:id="23" w:name="_Toc242869336"/>
+      <w:r>
         <w:t>4.2 Flujo del juego</w:t>
       </w:r>
       <w:bookmarkEnd w:id="23"/>
@@ -18260,7 +18337,7 @@
       <w:pPr>
         <w:pStyle w:val="Ttulo2"/>
       </w:pPr>
-      <w:bookmarkStart w:id="24" w:name="_Toc242826982"/>
+      <w:bookmarkStart w:id="24" w:name="_Toc242869337"/>
       <w:r>
         <w:t>4.3 Arte y paquete del ejecutable</w:t>
       </w:r>
@@ -18324,6 +18401,7 @@
                 <w:b/>
                 <w:sz w:val="18"/>
               </w:rPr>
+              <w:lastRenderedPageBreak/>
               <w:t>Oportunidad</w:t>
             </w:r>
           </w:p>
@@ -18515,7 +18593,6 @@
               <w:rPr>
                 <w:sz w:val="18"/>
               </w:rPr>
-              <w:lastRenderedPageBreak/>
               <w:t xml:space="preserve">Quitar del paquete </w:t>
             </w:r>
             <w:r>
@@ -18879,7 +18956,7 @@
       <w:pPr>
         <w:pStyle w:val="Ttulo2"/>
       </w:pPr>
-      <w:bookmarkStart w:id="25" w:name="_Toc242826983"/>
+      <w:bookmarkStart w:id="25" w:name="_Toc242869338"/>
       <w:r>
         <w:t>4.4 Código y trazabilidad</w:t>
       </w:r>
@@ -19227,7 +19304,14 @@
               <w:rPr>
                 <w:sz w:val="18"/>
               </w:rPr>
-              <w:t>RNF-15 pide una nomenclatura uniforme en inglés; las otras siete clases de la muestra la cumplen. El cambio no afecta al juego</w:t>
+              <w:t xml:space="preserve">RNF-15 pide una nomenclatura uniforme en inglés; las otras siete clases de la </w:t>
+            </w:r>
+            <w:r>
+              <w:rPr>
+                <w:sz w:val="18"/>
+              </w:rPr>
+              <w:lastRenderedPageBreak/>
+              <w:t>muestra la cumplen. El cambio no afecta al juego</w:t>
             </w:r>
           </w:p>
         </w:tc>
@@ -19248,6 +19332,7 @@
               <w:rPr>
                 <w:sz w:val="18"/>
               </w:rPr>
+              <w:lastRenderedPageBreak/>
               <w:t>Estilo de código</w:t>
             </w:r>
           </w:p>
@@ -19271,7 +19356,6 @@
               <w:rPr>
                 <w:sz w:val="18"/>
               </w:rPr>
-              <w:lastRenderedPageBreak/>
               <w:t xml:space="preserve">Exigir la tarjeta del Kanban en el mensaje de cada commit, con una plantilla o un hook de </w:t>
             </w:r>
             <w:r>
@@ -19594,13 +19678,96 @@
               <w:rPr>
                 <w:sz w:val="18"/>
               </w:rPr>
+              <w:t xml:space="preserve"> en lote: 15 pruebas de River, Wheel y UI (RNF-03, RNF-19, RNF-20, RNF-21) fallan a 640 × 480 también en la copia completa y pasan con </w:t>
+            </w:r>
+            <w:r>
+              <w:rPr>
+                <w:rStyle w:val="CdigoenlneaOE3"/>
+                <w:sz w:val="18"/>
+              </w:rPr>
+              <w:t>editor.ps1</w:t>
+            </w:r>
+            <w:r>
+              <w:rPr>
+                <w:sz w:val="18"/>
+              </w:rPr>
+              <w:t xml:space="preserve"> a 1920 × 1080</w:t>
+            </w:r>
+          </w:p>
+        </w:tc>
+        <w:tc>
+          <w:tcPr>
+            <w:tcW w:w="894" w:type="pct"/>
+            <w:shd w:val="clear" w:color="auto" w:fill="auto"/>
+          </w:tcPr>
+          <w:p>
+            <w:pPr>
+              <w:pStyle w:val="CompactoOE3"/>
+              <w:spacing w:after="0"/>
+              <w:rPr>
+                <w:sz w:val="18"/>
+              </w:rPr>
+            </w:pPr>
+            <w:r>
+              <w:rPr>
+                <w:rStyle w:val="CdigoenlneaOE3"/>
+                <w:sz w:val="18"/>
+              </w:rPr>
+              <w:t>PF-RNF16-01</w:t>
+            </w:r>
+            <w:r>
+              <w:rPr>
+                <w:sz w:val="18"/>
+              </w:rPr>
+              <w:t xml:space="preserve">, </w:t>
+            </w:r>
+            <w:r>
+              <w:rPr>
+                <w:rStyle w:val="CdigoenlneaOE3"/>
+                <w:sz w:val="18"/>
+              </w:rPr>
+              <w:t>S-RNF/rnf16/resumen.md</w:t>
+            </w:r>
+          </w:p>
+        </w:tc>
+        <w:tc>
+          <w:tcPr>
+            <w:tcW w:w="776" w:type="pct"/>
+            <w:shd w:val="clear" w:color="auto" w:fill="auto"/>
+          </w:tcPr>
+          <w:p>
+            <w:pPr>
+              <w:pStyle w:val="CompactoOE3"/>
+              <w:spacing w:after="0"/>
+              <w:rPr>
+                <w:sz w:val="18"/>
+              </w:rPr>
+            </w:pPr>
+            <w:r>
+              <w:rPr>
+                <w:sz w:val="18"/>
+              </w:rPr>
+              <w:t xml:space="preserve">Un fallo de entorno se lee como fallo del juego; </w:t>
+            </w:r>
+            <w:r>
+              <w:rPr>
+                <w:rStyle w:val="CdigoenlneaOE3"/>
+                <w:sz w:val="18"/>
+              </w:rPr>
+              <w:t>NORMA-PRUEBAS.md</w:t>
+            </w:r>
+            <w:r>
+              <w:rPr>
+                <w:sz w:val="18"/>
+              </w:rPr>
               <w:t xml:space="preserve"> </w:t>
             </w:r>
             <w:r>
               <w:rPr>
                 <w:sz w:val="18"/>
               </w:rPr>
-              <w:t xml:space="preserve">en lote: 15 pruebas de River, Wheel y UI (RNF-03, RNF-19, RNF-20, RNF-21) fallan a 640 × 480 también en la copia completa y pasan con </w:t>
+              <w:lastRenderedPageBreak/>
+              <w:t xml:space="preserve">ya manda la vía de </w:t>
             </w:r>
             <w:r>
               <w:rPr>
@@ -19609,88 +19776,6 @@
               </w:rPr>
               <w:t>editor.ps1</w:t>
             </w:r>
-            <w:r>
-              <w:rPr>
-                <w:sz w:val="18"/>
-              </w:rPr>
-              <w:t xml:space="preserve"> a 1920 × 1080</w:t>
-            </w:r>
-          </w:p>
-        </w:tc>
-        <w:tc>
-          <w:tcPr>
-            <w:tcW w:w="894" w:type="pct"/>
-            <w:shd w:val="clear" w:color="auto" w:fill="auto"/>
-          </w:tcPr>
-          <w:p>
-            <w:pPr>
-              <w:pStyle w:val="CompactoOE3"/>
-              <w:spacing w:after="0"/>
-              <w:rPr>
-                <w:sz w:val="18"/>
-              </w:rPr>
-            </w:pPr>
-            <w:r>
-              <w:rPr>
-                <w:rStyle w:val="CdigoenlneaOE3"/>
-                <w:sz w:val="18"/>
-              </w:rPr>
-              <w:t>PF-RNF16-01</w:t>
-            </w:r>
-            <w:r>
-              <w:rPr>
-                <w:sz w:val="18"/>
-              </w:rPr>
-              <w:t xml:space="preserve">, </w:t>
-            </w:r>
-            <w:r>
-              <w:rPr>
-                <w:rStyle w:val="CdigoenlneaOE3"/>
-                <w:sz w:val="18"/>
-              </w:rPr>
-              <w:t>S-RNF/rnf16/resumen.md</w:t>
-            </w:r>
-          </w:p>
-        </w:tc>
-        <w:tc>
-          <w:tcPr>
-            <w:tcW w:w="776" w:type="pct"/>
-            <w:shd w:val="clear" w:color="auto" w:fill="auto"/>
-          </w:tcPr>
-          <w:p>
-            <w:pPr>
-              <w:pStyle w:val="CompactoOE3"/>
-              <w:spacing w:after="0"/>
-              <w:rPr>
-                <w:sz w:val="18"/>
-              </w:rPr>
-            </w:pPr>
-            <w:r>
-              <w:rPr>
-                <w:sz w:val="18"/>
-              </w:rPr>
-              <w:t xml:space="preserve">Un fallo de entorno se lee como fallo del juego; </w:t>
-            </w:r>
-            <w:r>
-              <w:rPr>
-                <w:rStyle w:val="CdigoenlneaOE3"/>
-                <w:sz w:val="18"/>
-              </w:rPr>
-              <w:t>NORMA-PRUEBAS.md</w:t>
-            </w:r>
-            <w:r>
-              <w:rPr>
-                <w:sz w:val="18"/>
-              </w:rPr>
-              <w:t xml:space="preserve"> ya manda la vía de </w:t>
-            </w:r>
-            <w:r>
-              <w:rPr>
-                <w:rStyle w:val="CdigoenlneaOE3"/>
-                <w:sz w:val="18"/>
-              </w:rPr>
-              <w:t>editor.ps1</w:t>
-            </w:r>
           </w:p>
         </w:tc>
         <w:tc>
@@ -19710,6 +19795,7 @@
               <w:rPr>
                 <w:sz w:val="18"/>
               </w:rPr>
+              <w:lastRenderedPageBreak/>
               <w:t>Herramienta</w:t>
             </w:r>
           </w:p>
@@ -19767,14 +19853,7 @@
               <w:rPr>
                 <w:sz w:val="18"/>
               </w:rPr>
-              <w:t xml:space="preserve">DEF-RC3-I04 (Menor): la </w:t>
-            </w:r>
-            <w:r>
-              <w:rPr>
-                <w:sz w:val="18"/>
-              </w:rPr>
-              <w:lastRenderedPageBreak/>
-              <w:t xml:space="preserve">suite corrió sobre </w:t>
+              <w:t xml:space="preserve">DEF-RC3-I04 (Menor): la suite corrió sobre </w:t>
             </w:r>
             <w:r>
               <w:rPr>
@@ -19815,7 +19894,6 @@
               <w:rPr>
                 <w:sz w:val="18"/>
               </w:rPr>
-              <w:lastRenderedPageBreak/>
               <w:t xml:space="preserve">Las 78 líneas de </w:t>
             </w:r>
             <w:r>
@@ -19823,40 +19901,32 @@
                 <w:rStyle w:val="CdigoenlneaOE3"/>
                 <w:sz w:val="18"/>
               </w:rPr>
-              <w:t>Level2_Maze.</w:t>
+              <w:t>Level2_Maze.unity</w:t>
+            </w:r>
+            <w:r>
+              <w:rPr>
+                <w:sz w:val="18"/>
+              </w:rPr>
+              <w:t xml:space="preserve"> reserializadas en </w:t>
             </w:r>
             <w:r>
               <w:rPr>
                 <w:rStyle w:val="CdigoenlneaOE3"/>
                 <w:sz w:val="18"/>
               </w:rPr>
-              <w:lastRenderedPageBreak/>
-              <w:t>unity</w:t>
-            </w:r>
-            <w:r>
-              <w:rPr>
-                <w:sz w:val="18"/>
-              </w:rPr>
-              <w:t xml:space="preserve"> reserializadas en </w:t>
+              <w:t>f49ccc9</w:t>
+            </w:r>
+            <w:r>
+              <w:rPr>
+                <w:sz w:val="18"/>
+              </w:rPr>
+              <w:t xml:space="preserve"> no tienen una corrida propia. En rc4 la suite sí corrió sobre </w:t>
             </w:r>
             <w:r>
               <w:rPr>
                 <w:rStyle w:val="CdigoenlneaOE3"/>
                 <w:sz w:val="18"/>
               </w:rPr>
-              <w:t>f49ccc9</w:t>
-            </w:r>
-            <w:r>
-              <w:rPr>
-                <w:sz w:val="18"/>
-              </w:rPr>
-              <w:t xml:space="preserve"> no tienen una corrida propia. En rc4 la suite sí corrió sobre </w:t>
-            </w:r>
-            <w:r>
-              <w:rPr>
-                <w:rStyle w:val="CdigoenlneaOE3"/>
-                <w:sz w:val="18"/>
-              </w:rPr>
               <w:t>0405eba</w:t>
             </w:r>
             <w:r>
@@ -19884,7 +19954,6 @@
               <w:rPr>
                 <w:sz w:val="18"/>
               </w:rPr>
-              <w:lastRenderedPageBreak/>
               <w:t>Proceso</w:t>
             </w:r>
           </w:p>
@@ -19994,7 +20063,7 @@
       <w:pPr>
         <w:pStyle w:val="Ttulo2"/>
       </w:pPr>
-      <w:bookmarkStart w:id="26" w:name="_Toc242826984"/>
+      <w:bookmarkStart w:id="26" w:name="_Toc242869339"/>
       <w:r>
         <w:t>4.5 Instrumento y proceso de evaluación</w:t>
       </w:r>
@@ -20176,7 +20245,14 @@
               <w:rPr>
                 <w:sz w:val="18"/>
               </w:rPr>
-              <w:t>: sale con código 2 («The type of the value object did not match the specified RegistryValueKind», línea 1502) y no repone los valores cambiados, solo borra los nuevos</w:t>
+              <w:t xml:space="preserve">: sale con código 2 («The type of the value object did not match the specified RegistryValueKind», línea 1502) </w:t>
+            </w:r>
+            <w:r>
+              <w:rPr>
+                <w:sz w:val="18"/>
+              </w:rPr>
+              <w:lastRenderedPageBreak/>
+              <w:t>y no repone los valores cambiados, solo borra los nuevos</w:t>
             </w:r>
           </w:p>
         </w:tc>
@@ -20197,6 +20273,7 @@
               <w:rPr>
                 <w:sz w:val="18"/>
               </w:rPr>
+              <w:lastRenderedPageBreak/>
               <w:t>Sesiones S-INI, S-N3, S-N2R, S-PAU, S-OMI, S-PER y S-DOC</w:t>
             </w:r>
           </w:p>
@@ -20218,7 +20295,14 @@
               <w:rPr>
                 <w:sz w:val="18"/>
               </w:rPr>
-              <w:t>Los valores que cambia Unity (sesión y pantalla) no se reponen; hubo que reimportar la clave del reproductor desde una copia hecha antes</w:t>
+              <w:t xml:space="preserve">Los valores que cambia Unity (sesión y pantalla) no se reponen; hubo que reimportar la clave del </w:t>
+            </w:r>
+            <w:r>
+              <w:rPr>
+                <w:sz w:val="18"/>
+              </w:rPr>
+              <w:lastRenderedPageBreak/>
+              <w:t>reproductor desde una copia hecha antes</w:t>
             </w:r>
           </w:p>
         </w:tc>
@@ -20239,6 +20323,7 @@
               <w:rPr>
                 <w:sz w:val="18"/>
               </w:rPr>
+              <w:lastRenderedPageBreak/>
               <w:t>Herramienta</w:t>
             </w:r>
           </w:p>
@@ -20262,14 +20347,7 @@
               <w:rPr>
                 <w:sz w:val="18"/>
               </w:rPr>
-              <w:t xml:space="preserve">Poner en marcha la ráfaga de capturas antes de la acción: la </w:t>
-            </w:r>
-            <w:r>
-              <w:rPr>
-                <w:sz w:val="18"/>
-              </w:rPr>
-              <w:lastRenderedPageBreak/>
-              <w:t>primera captura llega con unos 1,3 s de retraso</w:t>
+              <w:t>Poner en marcha la ráfaga de capturas antes de la acción: la primera captura llega con unos 1,3 s de retraso</w:t>
             </w:r>
           </w:p>
         </w:tc>
@@ -20290,7 +20368,6 @@
               <w:rPr>
                 <w:sz w:val="18"/>
               </w:rPr>
-              <w:lastRenderedPageBreak/>
               <w:t>Sesiones S-N1, S-OMI y S-PAU</w:t>
             </w:r>
           </w:p>
@@ -20312,14 +20389,7 @@
               <w:rPr>
                 <w:sz w:val="18"/>
               </w:rPr>
-              <w:t xml:space="preserve">No hay cuadro de la ignición, del primer cuadro del </w:t>
-            </w:r>
-            <w:r>
-              <w:rPr>
-                <w:sz w:val="18"/>
-              </w:rPr>
-              <w:lastRenderedPageBreak/>
-              <w:t>acercamiento de la cueva ni de la pausa a mitad del recorrido del laberinto (se tomó a unos 0,3 s de pulsar «Ejecutar»)</w:t>
+              <w:t>No hay cuadro de la ignición, del primer cuadro del acercamiento de la cueva ni de la pausa a mitad del recorrido del laberinto (se tomó a unos 0,3 s de pulsar «Ejecutar»)</w:t>
             </w:r>
           </w:p>
         </w:tc>
@@ -20340,7 +20410,6 @@
               <w:rPr>
                 <w:sz w:val="18"/>
               </w:rPr>
-              <w:lastRenderedPageBreak/>
               <w:t>Herramienta</w:t>
             </w:r>
           </w:p>
@@ -20877,7 +20946,14 @@
               <w:rPr>
                 <w:sz w:val="18"/>
               </w:rPr>
-              <w:t xml:space="preserve">, y contemplar el gesto del Niño en el criterio de </w:t>
+              <w:t xml:space="preserve">, y contemplar el gesto </w:t>
+            </w:r>
+            <w:r>
+              <w:rPr>
+                <w:sz w:val="18"/>
+              </w:rPr>
+              <w:lastRenderedPageBreak/>
+              <w:t xml:space="preserve">del Niño en el criterio de </w:t>
             </w:r>
             <w:r>
               <w:rPr>
@@ -20905,6 +20981,7 @@
               <w:rPr>
                 <w:sz w:val="18"/>
               </w:rPr>
+              <w:lastRenderedPageBreak/>
               <w:t>DEF-RC3-08 y DEF-RC3-03</w:t>
             </w:r>
           </w:p>
@@ -21071,7 +21148,6 @@
               <w:rPr>
                 <w:sz w:val="18"/>
               </w:rPr>
-              <w:lastRenderedPageBreak/>
               <w:t xml:space="preserve">Reformular la advertencia de riesgo de </w:t>
             </w:r>
             <w:r>
@@ -21284,7 +21360,7 @@
       <w:pPr>
         <w:pStyle w:val="Ttulo2"/>
       </w:pPr>
-      <w:bookmarkStart w:id="27" w:name="_Toc242826985"/>
+      <w:bookmarkStart w:id="27" w:name="_Toc242869340"/>
       <w:r>
         <w:t>4.6 Lo que la evaluación con personas resolvió y lo que dejó abierto</w:t>
       </w:r>
@@ -21344,7 +21420,11 @@
         </w:numPr>
       </w:pPr>
       <w:r>
-        <w:t>H8, el recorrido con cronómetro, dio entre 40 y 45 minutos frente a la referencia de 20 a 40 del OE1. Supera el tope en hasta 5 minutos y no se registró la causa. Medir cuánto de ese tiempo es lectura de narrativas, cuánto reto y cuánto espera del estudiante exige una sesión con registro por fase.</w:t>
+        <w:t xml:space="preserve">H8, el recorrido con cronómetro, dio entre 40 y 45 minutos frente a la referencia de 20 a 40 del OE1. Supera el tope en hasta 5 minutos y no se registró la causa. Medir </w:t>
+      </w:r>
+      <w:r>
+        <w:lastRenderedPageBreak/>
+        <w:t>cuánto de ese tiempo es lectura de narrativas, cuánto reto y cuánto espera del estudiante exige una sesión con registro por fase.</w:t>
       </w:r>
     </w:p>
     <w:p>
@@ -21394,7 +21474,6 @@
         <w:pStyle w:val="PrimerprrafoOE3"/>
       </w:pPr>
       <w:r>
-        <w:lastRenderedPageBreak/>
         <w:t>Este documento no incluye cifras de carga ni de memoria de los dos equipos del colegio, así que RNF-04 y RNF-05 siguen medidos con cifras solo en el equipo 1.</w:t>
       </w:r>
     </w:p>
@@ -21402,7 +21481,7 @@
       <w:pPr>
         <w:pStyle w:val="Ttulo2"/>
       </w:pPr>
-      <w:bookmarkStart w:id="28" w:name="_Toc242826986"/>
+      <w:bookmarkStart w:id="28" w:name="_Toc242869341"/>
       <w:r>
         <w:t>4.7 Límites de la evaluación</w:t>
       </w:r>
@@ -21925,13 +22004,7 @@
               <w:rPr>
                 <w:sz w:val="18"/>
               </w:rPr>
-              <w:t xml:space="preserve"> </w:t>
-            </w:r>
-            <w:r>
-              <w:rPr>
-                <w:sz w:val="18"/>
-              </w:rPr>
-              <w:t>los aprobó una persona el 13/10/2026 (H12, con H6 y H7); es un juicio de oído sin medición propia</w:t>
+              <w:t xml:space="preserve"> los aprobó una persona el 13/10/2026 (H12, con H6 y H7); es un juicio de oído sin medición propia</w:t>
             </w:r>
           </w:p>
         </w:tc>
@@ -21998,6 +22071,7 @@
               <w:rPr>
                 <w:sz w:val="18"/>
               </w:rPr>
+              <w:lastRenderedPageBreak/>
               <w:t xml:space="preserve">Los dos recorridos del arnés de </w:t>
             </w:r>
             <w:r>
@@ -22047,7 +22121,7 @@
       <w:pPr>
         <w:pStyle w:val="Ttulo1"/>
       </w:pPr>
-      <w:bookmarkStart w:id="29" w:name="_Toc242826987"/>
+      <w:bookmarkStart w:id="29" w:name="_Toc242869342"/>
       <w:r>
         <w:lastRenderedPageBreak/>
         <w:t>5. EVALUACIÓN CON ESTUDIANTES Y COMPROBACIONES HUMANAS</w:t>
@@ -22066,7 +22140,7 @@
       <w:pPr>
         <w:pStyle w:val="Ttulo2"/>
       </w:pPr>
-      <w:bookmarkStart w:id="30" w:name="_Toc242826988"/>
+      <w:bookmarkStart w:id="30" w:name="_Toc242869343"/>
       <w:r>
         <w:t>5.1 Sesión con estudiantes</w:t>
       </w:r>
@@ -22684,7 +22758,7 @@
       <w:pPr>
         <w:pStyle w:val="Ttulo2"/>
       </w:pPr>
-      <w:bookmarkStart w:id="31" w:name="_Toc242826989"/>
+      <w:bookmarkStart w:id="31" w:name="_Toc242869344"/>
       <w:r>
         <w:t>5.2 Comprobaciones de la hoja HUM</w:t>
       </w:r>
@@ -22711,10 +22785,7 @@
         <w:t>Tabla 5.2.</w:t>
       </w:r>
       <w:r>
-        <w:t xml:space="preserve"> </w:t>
-      </w:r>
-      <w:r>
-        <w:t>Comprobaciones de la hoja HUM y su resultado.</w:t>
+        <w:t xml:space="preserve"> Comprobaciones de la hoja HUM y su resultado.</w:t>
       </w:r>
     </w:p>
     <w:tbl>
@@ -24581,7 +24652,10 @@
         <w:t>PF-RNF12-01</w:t>
       </w:r>
       <w:r>
-        <w:t xml:space="preserve"> pasó también a P con el formato de consentimiento (Anexo F) y los 4 consentimientos firmados. H1 y H2 son puntos del guion y H9 a H11 corroboran casos que ya eran P, así que no cambian ninguna cifra. H8 no cierra </w:t>
+        <w:t xml:space="preserve"> </w:t>
+      </w:r>
+      <w:r>
+        <w:t xml:space="preserve">pasó también a P con el formato de consentimiento (Anexo F) y los 4 consentimientos firmados. H1 y H2 son puntos del guion y H9 a H11 corroboran casos que ya eran P, así que no cambian ninguna cifra. H8 no cierra </w:t>
       </w:r>
       <w:r>
         <w:rPr>
@@ -24590,17 +24664,14 @@
         <w:t>PF-RNF13-01</w:t>
       </w:r>
       <w:r>
-        <w:t>, que pide además los dos recorridos del arnés, y H13 no se realizó. Con ello la eficacia pasó de 96,8 % (122 de 126) a 97,0 % (129 de 133)</w:t>
-      </w:r>
-      <w:r>
-        <w:t>.</w:t>
+        <w:t>, que pide además los dos recorridos del arnés, y H13 no se realizó. Con ello la eficacia pasó de 96,8 % (122 de 126) a 97,0 % (129 de 133).</w:t>
       </w:r>
     </w:p>
     <w:p>
       <w:pPr>
         <w:pStyle w:val="Ttulo2"/>
       </w:pPr>
-      <w:bookmarkStart w:id="32" w:name="_Toc242826990"/>
+      <w:bookmarkStart w:id="32" w:name="_Toc242869345"/>
       <w:r>
         <w:t>5.3 Hallazgos de la sesión y correcciones aplicadas</w:t>
       </w:r>
@@ -24683,7 +24754,10 @@
         <w:t>56897fd</w:t>
       </w:r>
       <w:r>
-        <w:t>. Todas ellas están en el candidato rc4. La sesión con estudiantes evaluó rc3, y rc4 no se probó con estudiantes.</w:t>
+        <w:t xml:space="preserve">. Todas ellas están en el candidato rc4. La sesión con estudiantes evaluó rc3, y rc4 no se </w:t>
+      </w:r>
+      <w:r>
+        <w:t>probó con estudiantes.</w:t>
       </w:r>
     </w:p>
     <w:p>
@@ -24885,13 +24959,7 @@
               <w:rPr>
                 <w:sz w:val="18"/>
               </w:rPr>
-              <w:t xml:space="preserve"> </w:t>
-            </w:r>
-            <w:r>
-              <w:rPr>
-                <w:sz w:val="18"/>
-              </w:rPr>
-              <w:t xml:space="preserve">de la luz inicial y de cada parada, con un mínimo de 0,15 (por ejemplo, 0,06 pasó a 0,18 y 0,02 a 0,15). Se conservaron el negro intencional de la línea 6 de </w:t>
+              <w:t xml:space="preserve"> de la luz inicial y de cada parada, con un mínimo de 0,15 (por ejemplo, 0,06 pasó a 0,18 y 0,02 a 0,15). Se conservaron el negro intencional de la línea 6 de </w:t>
             </w:r>
             <w:r>
               <w:rPr>
@@ -26000,7 +26068,10 @@
         <w:t>0405eba</w:t>
       </w:r>
       <w:r>
-        <w:t xml:space="preserve"> (Papá se inclina hacia el abrazo en la 1.4.4 y nadie queda escondido tras Algoritm en la 1.1), y el retoque entró en rc4. Este documento no registra que se hayan revisado las capturas nuevas (</w:t>
+        <w:t xml:space="preserve"> </w:t>
+      </w:r>
+      <w:r>
+        <w:t>(Papá se inclina hacia el abrazo en la 1.4.4 y nadie queda escondido tras Algoritm en la 1.1), y el retoque entró en rc4. Este documento no registra que se hayan revisado las capturas nuevas (</w:t>
       </w:r>
       <w:r>
         <w:rPr>
@@ -26066,10 +26137,7 @@
         <w:t>PF-RF07-*</w:t>
       </w:r>
       <w:r>
-        <w:t xml:space="preserve"> </w:t>
-      </w:r>
-      <w:r>
-        <w:t>describen el menú de tres botones de rc3; su veredicto se conserva con la versión en que se obtuvo y no cubre el menú nuevo.</w:t>
+        <w:t xml:space="preserve"> describen el menú de tres botones de rc3; su veredicto se conserva con la versión en que se obtuvo y no cubre el menú nuevo.</w:t>
       </w:r>
     </w:p>
     <w:p>
@@ -26081,7 +26149,7 @@
       <w:pPr>
         <w:pStyle w:val="Ttulo1"/>
       </w:pPr>
-      <w:bookmarkStart w:id="33" w:name="_Toc242826991"/>
+      <w:bookmarkStart w:id="33" w:name="_Toc242869346"/>
       <w:r>
         <w:lastRenderedPageBreak/>
         <w:t>6. CONCLUSIONES</w:t>
@@ -26092,7 +26160,7 @@
       <w:pPr>
         <w:pStyle w:val="Ttulo2"/>
       </w:pPr>
-      <w:bookmarkStart w:id="34" w:name="_Toc242826992"/>
+      <w:bookmarkStart w:id="34" w:name="_Toc242869347"/>
       <w:r>
         <w:t>6.1 Respuesta al objetivo</w:t>
       </w:r>
@@ -26181,7 +26249,7 @@
       <w:pPr>
         <w:pStyle w:val="Ttulo2"/>
       </w:pPr>
-      <w:bookmarkStart w:id="35" w:name="_Toc242826993"/>
+      <w:bookmarkStart w:id="35" w:name="_Toc242869348"/>
       <w:r>
         <w:t>6.2 Rendimiento y portabilidad</w:t>
       </w:r>
@@ -26265,7 +26333,7 @@
       <w:pPr>
         <w:pStyle w:val="Ttulo2"/>
       </w:pPr>
-      <w:bookmarkStart w:id="36" w:name="_Toc242826994"/>
+      <w:bookmarkStart w:id="36" w:name="_Toc242869349"/>
       <w:r>
         <w:t>6.3 Lo que no se evaluó</w:t>
       </w:r>
@@ -26299,7 +26367,7 @@
       <w:pPr>
         <w:pStyle w:val="Ttulo2"/>
       </w:pPr>
-      <w:bookmarkStart w:id="37" w:name="_Toc242826995"/>
+      <w:bookmarkStart w:id="37" w:name="_Toc242869350"/>
       <w:r>
         <w:t>6.4 Trabajos futuros</w:t>
       </w:r>
@@ -26310,19 +26378,28 @@
         <w:pStyle w:val="PrimerprrafoOE3"/>
       </w:pPr>
       <w:r>
-        <w:t xml:space="preserve">Ordenadas por su efecto en quien usa el juego, las oportunidades del capítulo 4 empiezan por las que afectan al estudiante: el avatar del resumen de nivel (DEF-RC3-01). Cuatro defectos de rc3 ya se corrigieron en el código en </w:t>
+        <w:t xml:space="preserve">Ordenadas por su efecto en quien usa el juego, las oportunidades del capítulo 4 empiezan por las que afectan al estudiante: el avatar del resumen de nivel (DEF-RC3-01), corregido en el código el 14/10/2026 en </w:t>
       </w:r>
       <w:r>
         <w:rPr>
           <w:rStyle w:val="CdigoenlneaOE3"/>
         </w:rPr>
+        <w:t>86a9898</w:t>
+      </w:r>
+      <w:r>
+        <w:t xml:space="preserve">, después de rc4, y por tanto presente todavía en el ejecutable rc4. Cuatro defectos de rc3 ya se corrigieron en el código en </w:t>
+      </w:r>
+      <w:r>
+        <w:rPr>
+          <w:rStyle w:val="CdigoenlneaOE3"/>
+        </w:rPr>
         <w:t>0405eba</w:t>
       </w:r>
       <w:r>
-        <w:t xml:space="preserve"> y entraron en rc4: el doble clic en «Omitir» que salta el resumen del Nivel 1 (DEF-RC3-09), la instrucción del bosque que se sale de su tablilla (DEF-RC3-10), la cabecera del informe con los iconos sobre el texto (DEF-RC3-05) y el botón «Eliminar datos» partido en dos líneas (DEF-RC3-11); su veredicto en los casos sigue siendo el de rc3, porque rc4 no tuvo pasada de casos. Después van las del equipo de desarrollo: los identificadores en español de tres controladores del Nivel 2 (DEF-RC3-I01), la tar</w:t>
-      </w:r>
-      <w:r>
-        <w:t>jeta del Kanban en cada commit (DEF-RC3-I02), las pruebas de arquitectura que no toleran un nivel ausente (DEF-RC3-12) y la suite sobre el contenido exacto del candidato (DEF-RC3-I04), que en rc4 sí corrió sobre el commit del build. Cierran las del instrumento: el arnés (</w:t>
+        <w:t xml:space="preserve"> y entraron en rc4: el doble clic en «Omitir» que salta el resumen del Nivel 1 (DEF-RC3-09), la instrucción del bosque que se sale de su tablilla (DEF-RC3-10), la cabecera del informe con los iconos sobre el texto (DEF-RC3-05) y el botón «Eliminar datos» partido en dos líneas (DEF-RC3-11); su veredicto en los casos sigue siendo el de rc3, porque rc4 no tuvo pasada de ca</w:t>
+      </w:r>
+      <w:r>
+        <w:t>sos. Después van las del equipo de desarrollo: los identificadores en español de tres controladores del Nivel 2 (DEF-RC3-I01), la tarjeta del Kanban en cada commit (DEF-RC3-I02), las pruebas de arquitectura que no toleran un nivel ausente (DEF-RC3-12) y la suite sobre el contenido exacto del candidato (DEF-RC3-I04), que en rc4 sí corrió sobre el commit del build. Cierran las del instrumento: el arnés (</w:t>
       </w:r>
       <w:r>
         <w:rPr>
@@ -26331,7 +26408,10 @@
         <w:t>Restaurar-Registro</w:t>
       </w:r>
       <w:r>
-        <w:t xml:space="preserve">, que falló al escribir un valor del registro en la sesión de rc4, y el retardo de la primera captura) y las correcciones de </w:t>
+        <w:t>, que falló al escribir un valor del registro en la sesión de rc4, y el retardo de la pri</w:t>
+      </w:r>
+      <w:r>
+        <w:t xml:space="preserve">mera captura) y las correcciones de </w:t>
       </w:r>
       <w:r>
         <w:rPr>
@@ -26340,10 +26420,7 @@
         <w:t>casos.md</w:t>
       </w:r>
       <w:r>
-        <w:t>. El triaje está en el apartado 3.6. A ellas se suman la comprobación de mano H13, sin re</w:t>
-      </w:r>
-      <w:r>
-        <w:t>alizar, y la duración del recorrido completo, que superó la referencia del OE1 (H8).</w:t>
+        <w:t>. El triaje está en el apartado 3.6. A ellas se suman la comprobación de mano H13, sin realizar, y la duración del recorrido completo, que superó la referencia del OE1 (H8).</w:t>
       </w:r>
     </w:p>
     <w:sectPr>
@@ -26544,7 +26621,7 @@
   <w:abstractNum w:abstractNumId="0" w15:restartNumberingAfterBreak="0">
     <w:nsid w:val="0000A990"/>
     <w:multiLevelType w:val="multilevel"/>
-    <w:tmpl w:val="5C48910A"/>
+    <w:tmpl w:val="4ACE2D26"/>
     <w:lvl w:ilvl="0">
       <w:numFmt w:val="bullet"/>
       <w:lvlText w:val=" "/>
@@ -26621,7 +26698,7 @@
   <w:abstractNum w:abstractNumId="1" w15:restartNumberingAfterBreak="0">
     <w:nsid w:val="0000A991"/>
     <w:multiLevelType w:val="multilevel"/>
-    <w:tmpl w:val="F0023BF2"/>
+    <w:tmpl w:val="5FA4ADA8"/>
     <w:lvl w:ilvl="0">
       <w:numFmt w:val="bullet"/>
       <w:lvlText w:val=""/>
@@ -26921,25 +26998,25 @@
       </w:pPr>
     </w:lvl>
   </w:abstractNum>
-  <w:num w:numId="1" w16cid:durableId="480535624">
+  <w:num w:numId="1" w16cid:durableId="2139906091">
     <w:abstractNumId w:val="2"/>
   </w:num>
-  <w:num w:numId="2" w16cid:durableId="202791306">
+  <w:num w:numId="2" w16cid:durableId="1660381853">
     <w:abstractNumId w:val="3"/>
     <w:lvlOverride w:ilvl="0">
       <w:startOverride w:val="1"/>
     </w:lvlOverride>
   </w:num>
-  <w:num w:numId="3" w16cid:durableId="1259412164">
+  <w:num w:numId="3" w16cid:durableId="1844589736">
     <w:abstractNumId w:val="0"/>
   </w:num>
-  <w:num w:numId="4" w16cid:durableId="1774548400">
+  <w:num w:numId="4" w16cid:durableId="1045642387">
     <w:abstractNumId w:val="1"/>
   </w:num>
-  <w:num w:numId="5" w16cid:durableId="1726680890">
+  <w:num w:numId="5" w16cid:durableId="2062554892">
     <w:abstractNumId w:val="1"/>
   </w:num>
-  <w:num w:numId="6" w16cid:durableId="1754811408">
+  <w:num w:numId="6" w16cid:durableId="2140562086">
     <w:abstractNumId w:val="1"/>
   </w:num>
 </w:numbering>
@@ -27745,7 +27822,7 @@
     <w:link w:val="EncabezadoCar"/>
     <w:uiPriority w:val="99"/>
     <w:unhideWhenUsed/>
-    <w:rsid w:val="00263B39"/>
+    <w:rsid w:val="0094400F"/>
     <w:pPr>
       <w:tabs>
         <w:tab w:val="center" w:pos="4419"/>
@@ -27759,7 +27836,7 @@
     <w:basedOn w:val="Fuentedeprrafopredeter"/>
     <w:link w:val="Encabezado"/>
     <w:uiPriority w:val="99"/>
-    <w:rsid w:val="00263B39"/>
+    <w:rsid w:val="0094400F"/>
   </w:style>
   <w:style w:type="paragraph" w:styleId="Piedepgina">
     <w:name w:val="footer"/>
@@ -27767,7 +27844,7 @@
     <w:link w:val="PiedepginaCar"/>
     <w:uiPriority w:val="99"/>
     <w:unhideWhenUsed/>
-    <w:rsid w:val="00263B39"/>
+    <w:rsid w:val="0094400F"/>
     <w:pPr>
       <w:tabs>
         <w:tab w:val="center" w:pos="4419"/>
@@ -27781,7 +27858,7 @@
     <w:basedOn w:val="Fuentedeprrafopredeter"/>
     <w:link w:val="Piedepgina"/>
     <w:uiPriority w:val="99"/>
-    <w:rsid w:val="00263B39"/>
+    <w:rsid w:val="0094400F"/>
   </w:style>
   <w:style w:type="character" w:styleId="Nmerodepgina">
     <w:name w:val="page number"/>
@@ -27789,7 +27866,7 @@
     <w:uiPriority w:val="99"/>
     <w:semiHidden/>
     <w:unhideWhenUsed/>
-    <w:rsid w:val="00263B39"/>
+    <w:rsid w:val="0094400F"/>
   </w:style>
 </w:styles>
 </file>

--- a/docs/OE4/Solucion_OE4_Evaluacion_prototipo.docx
+++ b/docs/OE4/Solucion_OE4_Evaluacion_prototipo.docx
@@ -24,7 +24,7 @@
       <w:r>
         <w:fldChar w:fldCharType="separate"/>
       </w:r>
-      <w:hyperlink w:anchor="_Toc242869313" w:history="1">
+      <w:hyperlink w:anchor="_Toc242887143" w:history="1">
         <w:r>
           <w:rPr>
             <w:rStyle w:val="Hipervnculo"/>
@@ -51,7 +51,7 @@
             <w:noProof/>
             <w:webHidden/>
           </w:rPr>
-          <w:instrText xml:space="preserve"> PAGEREF _Toc242869313 \h </w:instrText>
+          <w:instrText xml:space="preserve"> PAGEREF _Toc242887143 \h </w:instrText>
         </w:r>
         <w:r>
           <w:rPr>
@@ -95,7 +95,7 @@
           <w14:ligatures w14:val="standardContextual"/>
         </w:rPr>
       </w:pPr>
-      <w:hyperlink w:anchor="_Toc242869314" w:history="1">
+      <w:hyperlink w:anchor="_Toc242887144" w:history="1">
         <w:r>
           <w:rPr>
             <w:rStyle w:val="Hipervnculo"/>
@@ -122,7 +122,7 @@
             <w:noProof/>
             <w:webHidden/>
           </w:rPr>
-          <w:instrText xml:space="preserve"> PAGEREF _Toc242869314 \h </w:instrText>
+          <w:instrText xml:space="preserve"> PAGEREF _Toc242887144 \h </w:instrText>
         </w:r>
         <w:r>
           <w:rPr>
@@ -166,7 +166,7 @@
           <w14:ligatures w14:val="standardContextual"/>
         </w:rPr>
       </w:pPr>
-      <w:hyperlink w:anchor="_Toc242869315" w:history="1">
+      <w:hyperlink w:anchor="_Toc242887145" w:history="1">
         <w:r>
           <w:rPr>
             <w:rStyle w:val="Hipervnculo"/>
@@ -193,7 +193,7 @@
             <w:noProof/>
             <w:webHidden/>
           </w:rPr>
-          <w:instrText xml:space="preserve"> PAGEREF _Toc242869315 \h </w:instrText>
+          <w:instrText xml:space="preserve"> PAGEREF _Toc242887145 \h </w:instrText>
         </w:r>
         <w:r>
           <w:rPr>
@@ -237,7 +237,7 @@
           <w14:ligatures w14:val="standardContextual"/>
         </w:rPr>
       </w:pPr>
-      <w:hyperlink w:anchor="_Toc242869316" w:history="1">
+      <w:hyperlink w:anchor="_Toc242887146" w:history="1">
         <w:r>
           <w:rPr>
             <w:rStyle w:val="Hipervnculo"/>
@@ -264,7 +264,7 @@
             <w:noProof/>
             <w:webHidden/>
           </w:rPr>
-          <w:instrText xml:space="preserve"> PAGEREF _Toc242869316 \h </w:instrText>
+          <w:instrText xml:space="preserve"> PAGEREF _Toc242887146 \h </w:instrText>
         </w:r>
         <w:r>
           <w:rPr>
@@ -308,7 +308,7 @@
           <w14:ligatures w14:val="standardContextual"/>
         </w:rPr>
       </w:pPr>
-      <w:hyperlink w:anchor="_Toc242869317" w:history="1">
+      <w:hyperlink w:anchor="_Toc242887147" w:history="1">
         <w:r>
           <w:rPr>
             <w:rStyle w:val="Hipervnculo"/>
@@ -335,7 +335,7 @@
             <w:noProof/>
             <w:webHidden/>
           </w:rPr>
-          <w:instrText xml:space="preserve"> PAGEREF _Toc242869317 \h </w:instrText>
+          <w:instrText xml:space="preserve"> PAGEREF _Toc242887147 \h </w:instrText>
         </w:r>
         <w:r>
           <w:rPr>
@@ -379,7 +379,7 @@
           <w14:ligatures w14:val="standardContextual"/>
         </w:rPr>
       </w:pPr>
-      <w:hyperlink w:anchor="_Toc242869318" w:history="1">
+      <w:hyperlink w:anchor="_Toc242887148" w:history="1">
         <w:r>
           <w:rPr>
             <w:rStyle w:val="Hipervnculo"/>
@@ -406,7 +406,7 @@
             <w:noProof/>
             <w:webHidden/>
           </w:rPr>
-          <w:instrText xml:space="preserve"> PAGEREF _Toc242869318 \h </w:instrText>
+          <w:instrText xml:space="preserve"> PAGEREF _Toc242887148 \h </w:instrText>
         </w:r>
         <w:r>
           <w:rPr>
@@ -450,7 +450,7 @@
           <w14:ligatures w14:val="standardContextual"/>
         </w:rPr>
       </w:pPr>
-      <w:hyperlink w:anchor="_Toc242869319" w:history="1">
+      <w:hyperlink w:anchor="_Toc242887149" w:history="1">
         <w:r>
           <w:rPr>
             <w:rStyle w:val="Hipervnculo"/>
@@ -477,7 +477,7 @@
             <w:noProof/>
             <w:webHidden/>
           </w:rPr>
-          <w:instrText xml:space="preserve"> PAGEREF _Toc242869319 \h </w:instrText>
+          <w:instrText xml:space="preserve"> PAGEREF _Toc242887149 \h </w:instrText>
         </w:r>
         <w:r>
           <w:rPr>
@@ -521,7 +521,7 @@
           <w14:ligatures w14:val="standardContextual"/>
         </w:rPr>
       </w:pPr>
-      <w:hyperlink w:anchor="_Toc242869320" w:history="1">
+      <w:hyperlink w:anchor="_Toc242887150" w:history="1">
         <w:r>
           <w:rPr>
             <w:rStyle w:val="Hipervnculo"/>
@@ -548,7 +548,7 @@
             <w:noProof/>
             <w:webHidden/>
           </w:rPr>
-          <w:instrText xml:space="preserve"> PAGEREF _Toc242869320 \h </w:instrText>
+          <w:instrText xml:space="preserve"> PAGEREF _Toc242887150 \h </w:instrText>
         </w:r>
         <w:r>
           <w:rPr>
@@ -592,7 +592,7 @@
           <w14:ligatures w14:val="standardContextual"/>
         </w:rPr>
       </w:pPr>
-      <w:hyperlink w:anchor="_Toc242869321" w:history="1">
+      <w:hyperlink w:anchor="_Toc242887151" w:history="1">
         <w:r>
           <w:rPr>
             <w:rStyle w:val="Hipervnculo"/>
@@ -619,7 +619,7 @@
             <w:noProof/>
             <w:webHidden/>
           </w:rPr>
-          <w:instrText xml:space="preserve"> PAGEREF _Toc242869321 \h </w:instrText>
+          <w:instrText xml:space="preserve"> PAGEREF _Toc242887151 \h </w:instrText>
         </w:r>
         <w:r>
           <w:rPr>
@@ -663,7 +663,7 @@
           <w14:ligatures w14:val="standardContextual"/>
         </w:rPr>
       </w:pPr>
-      <w:hyperlink w:anchor="_Toc242869322" w:history="1">
+      <w:hyperlink w:anchor="_Toc242887152" w:history="1">
         <w:r>
           <w:rPr>
             <w:rStyle w:val="Hipervnculo"/>
@@ -690,7 +690,7 @@
             <w:noProof/>
             <w:webHidden/>
           </w:rPr>
-          <w:instrText xml:space="preserve"> PAGEREF _Toc242869322 \h </w:instrText>
+          <w:instrText xml:space="preserve"> PAGEREF _Toc242887152 \h </w:instrText>
         </w:r>
         <w:r>
           <w:rPr>
@@ -734,7 +734,7 @@
           <w14:ligatures w14:val="standardContextual"/>
         </w:rPr>
       </w:pPr>
-      <w:hyperlink w:anchor="_Toc242869323" w:history="1">
+      <w:hyperlink w:anchor="_Toc242887153" w:history="1">
         <w:r>
           <w:rPr>
             <w:rStyle w:val="Hipervnculo"/>
@@ -761,7 +761,7 @@
             <w:noProof/>
             <w:webHidden/>
           </w:rPr>
-          <w:instrText xml:space="preserve"> PAGEREF _Toc242869323 \h </w:instrText>
+          <w:instrText xml:space="preserve"> PAGEREF _Toc242887153 \h </w:instrText>
         </w:r>
         <w:r>
           <w:rPr>
@@ -805,7 +805,7 @@
           <w14:ligatures w14:val="standardContextual"/>
         </w:rPr>
       </w:pPr>
-      <w:hyperlink w:anchor="_Toc242869324" w:history="1">
+      <w:hyperlink w:anchor="_Toc242887154" w:history="1">
         <w:r>
           <w:rPr>
             <w:rStyle w:val="Hipervnculo"/>
@@ -832,7 +832,7 @@
             <w:noProof/>
             <w:webHidden/>
           </w:rPr>
-          <w:instrText xml:space="preserve"> PAGEREF _Toc242869324 \h </w:instrText>
+          <w:instrText xml:space="preserve"> PAGEREF _Toc242887154 \h </w:instrText>
         </w:r>
         <w:r>
           <w:rPr>
@@ -876,7 +876,7 @@
           <w14:ligatures w14:val="standardContextual"/>
         </w:rPr>
       </w:pPr>
-      <w:hyperlink w:anchor="_Toc242869325" w:history="1">
+      <w:hyperlink w:anchor="_Toc242887155" w:history="1">
         <w:r>
           <w:rPr>
             <w:rStyle w:val="Hipervnculo"/>
@@ -903,7 +903,7 @@
             <w:noProof/>
             <w:webHidden/>
           </w:rPr>
-          <w:instrText xml:space="preserve"> PAGEREF _Toc242869325 \h </w:instrText>
+          <w:instrText xml:space="preserve"> PAGEREF _Toc242887155 \h </w:instrText>
         </w:r>
         <w:r>
           <w:rPr>
@@ -923,7 +923,7 @@
             <w:noProof/>
             <w:webHidden/>
           </w:rPr>
-          <w:t>8</w:t>
+          <w:t>9</w:t>
         </w:r>
         <w:r>
           <w:rPr>
@@ -947,7 +947,7 @@
           <w14:ligatures w14:val="standardContextual"/>
         </w:rPr>
       </w:pPr>
-      <w:hyperlink w:anchor="_Toc242869326" w:history="1">
+      <w:hyperlink w:anchor="_Toc242887156" w:history="1">
         <w:r>
           <w:rPr>
             <w:rStyle w:val="Hipervnculo"/>
@@ -974,7 +974,7 @@
             <w:noProof/>
             <w:webHidden/>
           </w:rPr>
-          <w:instrText xml:space="preserve"> PAGEREF _Toc242869326 \h </w:instrText>
+          <w:instrText xml:space="preserve"> PAGEREF _Toc242887156 \h </w:instrText>
         </w:r>
         <w:r>
           <w:rPr>
@@ -1018,7 +1018,7 @@
           <w14:ligatures w14:val="standardContextual"/>
         </w:rPr>
       </w:pPr>
-      <w:hyperlink w:anchor="_Toc242869327" w:history="1">
+      <w:hyperlink w:anchor="_Toc242887157" w:history="1">
         <w:r>
           <w:rPr>
             <w:rStyle w:val="Hipervnculo"/>
@@ -1045,7 +1045,7 @@
             <w:noProof/>
             <w:webHidden/>
           </w:rPr>
-          <w:instrText xml:space="preserve"> PAGEREF _Toc242869327 \h </w:instrText>
+          <w:instrText xml:space="preserve"> PAGEREF _Toc242887157 \h </w:instrText>
         </w:r>
         <w:r>
           <w:rPr>
@@ -1089,7 +1089,7 @@
           <w14:ligatures w14:val="standardContextual"/>
         </w:rPr>
       </w:pPr>
-      <w:hyperlink w:anchor="_Toc242869328" w:history="1">
+      <w:hyperlink w:anchor="_Toc242887158" w:history="1">
         <w:r>
           <w:rPr>
             <w:rStyle w:val="Hipervnculo"/>
@@ -1116,7 +1116,7 @@
             <w:noProof/>
             <w:webHidden/>
           </w:rPr>
-          <w:instrText xml:space="preserve"> PAGEREF _Toc242869328 \h </w:instrText>
+          <w:instrText xml:space="preserve"> PAGEREF _Toc242887158 \h </w:instrText>
         </w:r>
         <w:r>
           <w:rPr>
@@ -1160,7 +1160,7 @@
           <w14:ligatures w14:val="standardContextual"/>
         </w:rPr>
       </w:pPr>
-      <w:hyperlink w:anchor="_Toc242869329" w:history="1">
+      <w:hyperlink w:anchor="_Toc242887159" w:history="1">
         <w:r>
           <w:rPr>
             <w:rStyle w:val="Hipervnculo"/>
@@ -1187,7 +1187,7 @@
             <w:noProof/>
             <w:webHidden/>
           </w:rPr>
-          <w:instrText xml:space="preserve"> PAGEREF _Toc242869329 \h </w:instrText>
+          <w:instrText xml:space="preserve"> PAGEREF _Toc242887159 \h </w:instrText>
         </w:r>
         <w:r>
           <w:rPr>
@@ -1231,7 +1231,7 @@
           <w14:ligatures w14:val="standardContextual"/>
         </w:rPr>
       </w:pPr>
-      <w:hyperlink w:anchor="_Toc242869330" w:history="1">
+      <w:hyperlink w:anchor="_Toc242887160" w:history="1">
         <w:r>
           <w:rPr>
             <w:rStyle w:val="Hipervnculo"/>
@@ -1258,7 +1258,7 @@
             <w:noProof/>
             <w:webHidden/>
           </w:rPr>
-          <w:instrText xml:space="preserve"> PAGEREF _Toc242869330 \h </w:instrText>
+          <w:instrText xml:space="preserve"> PAGEREF _Toc242887160 \h </w:instrText>
         </w:r>
         <w:r>
           <w:rPr>
@@ -1302,7 +1302,7 @@
           <w14:ligatures w14:val="standardContextual"/>
         </w:rPr>
       </w:pPr>
-      <w:hyperlink w:anchor="_Toc242869331" w:history="1">
+      <w:hyperlink w:anchor="_Toc242887161" w:history="1">
         <w:r>
           <w:rPr>
             <w:rStyle w:val="Hipervnculo"/>
@@ -1329,7 +1329,7 @@
             <w:noProof/>
             <w:webHidden/>
           </w:rPr>
-          <w:instrText xml:space="preserve"> PAGEREF _Toc242869331 \h </w:instrText>
+          <w:instrText xml:space="preserve"> PAGEREF _Toc242887161 \h </w:instrText>
         </w:r>
         <w:r>
           <w:rPr>
@@ -1373,7 +1373,7 @@
           <w14:ligatures w14:val="standardContextual"/>
         </w:rPr>
       </w:pPr>
-      <w:hyperlink w:anchor="_Toc242869332" w:history="1">
+      <w:hyperlink w:anchor="_Toc242887162" w:history="1">
         <w:r>
           <w:rPr>
             <w:rStyle w:val="Hipervnculo"/>
@@ -1400,7 +1400,7 @@
             <w:noProof/>
             <w:webHidden/>
           </w:rPr>
-          <w:instrText xml:space="preserve"> PAGEREF _Toc242869332 \h </w:instrText>
+          <w:instrText xml:space="preserve"> PAGEREF _Toc242887162 \h </w:instrText>
         </w:r>
         <w:r>
           <w:rPr>
@@ -1444,7 +1444,7 @@
           <w14:ligatures w14:val="standardContextual"/>
         </w:rPr>
       </w:pPr>
-      <w:hyperlink w:anchor="_Toc242869333" w:history="1">
+      <w:hyperlink w:anchor="_Toc242887163" w:history="1">
         <w:r>
           <w:rPr>
             <w:rStyle w:val="Hipervnculo"/>
@@ -1471,7 +1471,7 @@
             <w:noProof/>
             <w:webHidden/>
           </w:rPr>
-          <w:instrText xml:space="preserve"> PAGEREF _Toc242869333 \h </w:instrText>
+          <w:instrText xml:space="preserve"> PAGEREF _Toc242887163 \h </w:instrText>
         </w:r>
         <w:r>
           <w:rPr>
@@ -1515,7 +1515,7 @@
           <w14:ligatures w14:val="standardContextual"/>
         </w:rPr>
       </w:pPr>
-      <w:hyperlink w:anchor="_Toc242869334" w:history="1">
+      <w:hyperlink w:anchor="_Toc242887164" w:history="1">
         <w:r>
           <w:rPr>
             <w:rStyle w:val="Hipervnculo"/>
@@ -1542,7 +1542,7 @@
             <w:noProof/>
             <w:webHidden/>
           </w:rPr>
-          <w:instrText xml:space="preserve"> PAGEREF _Toc242869334 \h </w:instrText>
+          <w:instrText xml:space="preserve"> PAGEREF _Toc242887164 \h </w:instrText>
         </w:r>
         <w:r>
           <w:rPr>
@@ -1586,7 +1586,7 @@
           <w14:ligatures w14:val="standardContextual"/>
         </w:rPr>
       </w:pPr>
-      <w:hyperlink w:anchor="_Toc242869335" w:history="1">
+      <w:hyperlink w:anchor="_Toc242887165" w:history="1">
         <w:r>
           <w:rPr>
             <w:rStyle w:val="Hipervnculo"/>
@@ -1613,7 +1613,7 @@
             <w:noProof/>
             <w:webHidden/>
           </w:rPr>
-          <w:instrText xml:space="preserve"> PAGEREF _Toc242869335 \h </w:instrText>
+          <w:instrText xml:space="preserve"> PAGEREF _Toc242887165 \h </w:instrText>
         </w:r>
         <w:r>
           <w:rPr>
@@ -1657,7 +1657,7 @@
           <w14:ligatures w14:val="standardContextual"/>
         </w:rPr>
       </w:pPr>
-      <w:hyperlink w:anchor="_Toc242869336" w:history="1">
+      <w:hyperlink w:anchor="_Toc242887166" w:history="1">
         <w:r>
           <w:rPr>
             <w:rStyle w:val="Hipervnculo"/>
@@ -1684,7 +1684,7 @@
             <w:noProof/>
             <w:webHidden/>
           </w:rPr>
-          <w:instrText xml:space="preserve"> PAGEREF _Toc242869336 \h </w:instrText>
+          <w:instrText xml:space="preserve"> PAGEREF _Toc242887166 \h </w:instrText>
         </w:r>
         <w:r>
           <w:rPr>
@@ -1728,7 +1728,7 @@
           <w14:ligatures w14:val="standardContextual"/>
         </w:rPr>
       </w:pPr>
-      <w:hyperlink w:anchor="_Toc242869337" w:history="1">
+      <w:hyperlink w:anchor="_Toc242887167" w:history="1">
         <w:r>
           <w:rPr>
             <w:rStyle w:val="Hipervnculo"/>
@@ -1755,7 +1755,7 @@
             <w:noProof/>
             <w:webHidden/>
           </w:rPr>
-          <w:instrText xml:space="preserve"> PAGEREF _Toc242869337 \h </w:instrText>
+          <w:instrText xml:space="preserve"> PAGEREF _Toc242887167 \h </w:instrText>
         </w:r>
         <w:r>
           <w:rPr>
@@ -1799,7 +1799,7 @@
           <w14:ligatures w14:val="standardContextual"/>
         </w:rPr>
       </w:pPr>
-      <w:hyperlink w:anchor="_Toc242869338" w:history="1">
+      <w:hyperlink w:anchor="_Toc242887168" w:history="1">
         <w:r>
           <w:rPr>
             <w:rStyle w:val="Hipervnculo"/>
@@ -1826,7 +1826,7 @@
             <w:noProof/>
             <w:webHidden/>
           </w:rPr>
-          <w:instrText xml:space="preserve"> PAGEREF _Toc242869338 \h </w:instrText>
+          <w:instrText xml:space="preserve"> PAGEREF _Toc242887168 \h </w:instrText>
         </w:r>
         <w:r>
           <w:rPr>
@@ -1870,7 +1870,7 @@
           <w14:ligatures w14:val="standardContextual"/>
         </w:rPr>
       </w:pPr>
-      <w:hyperlink w:anchor="_Toc242869339" w:history="1">
+      <w:hyperlink w:anchor="_Toc242887169" w:history="1">
         <w:r>
           <w:rPr>
             <w:rStyle w:val="Hipervnculo"/>
@@ -1897,7 +1897,7 @@
             <w:noProof/>
             <w:webHidden/>
           </w:rPr>
-          <w:instrText xml:space="preserve"> PAGEREF _Toc242869339 \h </w:instrText>
+          <w:instrText xml:space="preserve"> PAGEREF _Toc242887169 \h </w:instrText>
         </w:r>
         <w:r>
           <w:rPr>
@@ -1941,7 +1941,7 @@
           <w14:ligatures w14:val="standardContextual"/>
         </w:rPr>
       </w:pPr>
-      <w:hyperlink w:anchor="_Toc242869340" w:history="1">
+      <w:hyperlink w:anchor="_Toc242887170" w:history="1">
         <w:r>
           <w:rPr>
             <w:rStyle w:val="Hipervnculo"/>
@@ -1968,7 +1968,7 @@
             <w:noProof/>
             <w:webHidden/>
           </w:rPr>
-          <w:instrText xml:space="preserve"> PAGEREF _Toc242869340 \h </w:instrText>
+          <w:instrText xml:space="preserve"> PAGEREF _Toc242887170 \h </w:instrText>
         </w:r>
         <w:r>
           <w:rPr>
@@ -2012,7 +2012,7 @@
           <w14:ligatures w14:val="standardContextual"/>
         </w:rPr>
       </w:pPr>
-      <w:hyperlink w:anchor="_Toc242869341" w:history="1">
+      <w:hyperlink w:anchor="_Toc242887171" w:history="1">
         <w:r>
           <w:rPr>
             <w:rStyle w:val="Hipervnculo"/>
@@ -2039,7 +2039,7 @@
             <w:noProof/>
             <w:webHidden/>
           </w:rPr>
-          <w:instrText xml:space="preserve"> PAGEREF _Toc242869341 \h </w:instrText>
+          <w:instrText xml:space="preserve"> PAGEREF _Toc242887171 \h </w:instrText>
         </w:r>
         <w:r>
           <w:rPr>
@@ -2083,7 +2083,7 @@
           <w14:ligatures w14:val="standardContextual"/>
         </w:rPr>
       </w:pPr>
-      <w:hyperlink w:anchor="_Toc242869342" w:history="1">
+      <w:hyperlink w:anchor="_Toc242887172" w:history="1">
         <w:r>
           <w:rPr>
             <w:rStyle w:val="Hipervnculo"/>
@@ -2110,7 +2110,7 @@
             <w:noProof/>
             <w:webHidden/>
           </w:rPr>
-          <w:instrText xml:space="preserve"> PAGEREF _Toc242869342 \h </w:instrText>
+          <w:instrText xml:space="preserve"> PAGEREF _Toc242887172 \h </w:instrText>
         </w:r>
         <w:r>
           <w:rPr>
@@ -2154,7 +2154,7 @@
           <w14:ligatures w14:val="standardContextual"/>
         </w:rPr>
       </w:pPr>
-      <w:hyperlink w:anchor="_Toc242869343" w:history="1">
+      <w:hyperlink w:anchor="_Toc242887173" w:history="1">
         <w:r>
           <w:rPr>
             <w:rStyle w:val="Hipervnculo"/>
@@ -2181,7 +2181,7 @@
             <w:noProof/>
             <w:webHidden/>
           </w:rPr>
-          <w:instrText xml:space="preserve"> PAGEREF _Toc242869343 \h </w:instrText>
+          <w:instrText xml:space="preserve"> PAGEREF _Toc242887173 \h </w:instrText>
         </w:r>
         <w:r>
           <w:rPr>
@@ -2225,7 +2225,7 @@
           <w14:ligatures w14:val="standardContextual"/>
         </w:rPr>
       </w:pPr>
-      <w:hyperlink w:anchor="_Toc242869344" w:history="1">
+      <w:hyperlink w:anchor="_Toc242887174" w:history="1">
         <w:r>
           <w:rPr>
             <w:rStyle w:val="Hipervnculo"/>
@@ -2252,7 +2252,7 @@
             <w:noProof/>
             <w:webHidden/>
           </w:rPr>
-          <w:instrText xml:space="preserve"> PAGEREF _Toc242869344 \h </w:instrText>
+          <w:instrText xml:space="preserve"> PAGEREF _Toc242887174 \h </w:instrText>
         </w:r>
         <w:r>
           <w:rPr>
@@ -2296,7 +2296,7 @@
           <w14:ligatures w14:val="standardContextual"/>
         </w:rPr>
       </w:pPr>
-      <w:hyperlink w:anchor="_Toc242869345" w:history="1">
+      <w:hyperlink w:anchor="_Toc242887175" w:history="1">
         <w:r>
           <w:rPr>
             <w:rStyle w:val="Hipervnculo"/>
@@ -2323,7 +2323,7 @@
             <w:noProof/>
             <w:webHidden/>
           </w:rPr>
-          <w:instrText xml:space="preserve"> PAGEREF _Toc242869345 \h </w:instrText>
+          <w:instrText xml:space="preserve"> PAGEREF _Toc242887175 \h </w:instrText>
         </w:r>
         <w:r>
           <w:rPr>
@@ -2367,7 +2367,7 @@
           <w14:ligatures w14:val="standardContextual"/>
         </w:rPr>
       </w:pPr>
-      <w:hyperlink w:anchor="_Toc242869346" w:history="1">
+      <w:hyperlink w:anchor="_Toc242887176" w:history="1">
         <w:r>
           <w:rPr>
             <w:rStyle w:val="Hipervnculo"/>
@@ -2394,7 +2394,7 @@
             <w:noProof/>
             <w:webHidden/>
           </w:rPr>
-          <w:instrText xml:space="preserve"> PAGEREF _Toc242869346 \h </w:instrText>
+          <w:instrText xml:space="preserve"> PAGEREF _Toc242887176 \h </w:instrText>
         </w:r>
         <w:r>
           <w:rPr>
@@ -2438,7 +2438,7 @@
           <w14:ligatures w14:val="standardContextual"/>
         </w:rPr>
       </w:pPr>
-      <w:hyperlink w:anchor="_Toc242869347" w:history="1">
+      <w:hyperlink w:anchor="_Toc242887177" w:history="1">
         <w:r>
           <w:rPr>
             <w:rStyle w:val="Hipervnculo"/>
@@ -2465,7 +2465,7 @@
             <w:noProof/>
             <w:webHidden/>
           </w:rPr>
-          <w:instrText xml:space="preserve"> PAGEREF _Toc242869347 \h </w:instrText>
+          <w:instrText xml:space="preserve"> PAGEREF _Toc242887177 \h </w:instrText>
         </w:r>
         <w:r>
           <w:rPr>
@@ -2509,7 +2509,7 @@
           <w14:ligatures w14:val="standardContextual"/>
         </w:rPr>
       </w:pPr>
-      <w:hyperlink w:anchor="_Toc242869348" w:history="1">
+      <w:hyperlink w:anchor="_Toc242887178" w:history="1">
         <w:r>
           <w:rPr>
             <w:rStyle w:val="Hipervnculo"/>
@@ -2536,7 +2536,7 @@
             <w:noProof/>
             <w:webHidden/>
           </w:rPr>
-          <w:instrText xml:space="preserve"> PAGEREF _Toc242869348 \h </w:instrText>
+          <w:instrText xml:space="preserve"> PAGEREF _Toc242887178 \h </w:instrText>
         </w:r>
         <w:r>
           <w:rPr>
@@ -2580,7 +2580,7 @@
           <w14:ligatures w14:val="standardContextual"/>
         </w:rPr>
       </w:pPr>
-      <w:hyperlink w:anchor="_Toc242869349" w:history="1">
+      <w:hyperlink w:anchor="_Toc242887179" w:history="1">
         <w:r>
           <w:rPr>
             <w:rStyle w:val="Hipervnculo"/>
@@ -2607,7 +2607,7 @@
             <w:noProof/>
             <w:webHidden/>
           </w:rPr>
-          <w:instrText xml:space="preserve"> PAGEREF _Toc242869349 \h </w:instrText>
+          <w:instrText xml:space="preserve"> PAGEREF _Toc242887179 \h </w:instrText>
         </w:r>
         <w:r>
           <w:rPr>
@@ -2651,7 +2651,7 @@
           <w14:ligatures w14:val="standardContextual"/>
         </w:rPr>
       </w:pPr>
-      <w:hyperlink w:anchor="_Toc242869350" w:history="1">
+      <w:hyperlink w:anchor="_Toc242887180" w:history="1">
         <w:r>
           <w:rPr>
             <w:rStyle w:val="Hipervnculo"/>
@@ -2678,7 +2678,7 @@
             <w:noProof/>
             <w:webHidden/>
           </w:rPr>
-          <w:instrText xml:space="preserve"> PAGEREF _Toc242869350 \h </w:instrText>
+          <w:instrText xml:space="preserve"> PAGEREF _Toc242887180 \h </w:instrText>
         </w:r>
         <w:r>
           <w:rPr>
@@ -2723,7 +2723,7 @@
       <w:pPr>
         <w:pStyle w:val="Ttulo1"/>
       </w:pPr>
-      <w:bookmarkStart w:id="0" w:name="_Toc242869313"/>
+      <w:bookmarkStart w:id="0" w:name="_Toc242887143"/>
       <w:r>
         <w:lastRenderedPageBreak/>
         <w:t>1. INTRODUCCIÓN Y OBJETIVO</w:t>
@@ -2742,7 +2742,7 @@
       <w:pPr>
         <w:pStyle w:val="Ttulo2"/>
       </w:pPr>
-      <w:bookmarkStart w:id="1" w:name="_Toc242869314"/>
+      <w:bookmarkStart w:id="1" w:name="_Toc242887144"/>
       <w:r>
         <w:t>1.1 El objetivo específico 4</w:t>
       </w:r>
@@ -2779,7 +2779,7 @@
       <w:pPr>
         <w:pStyle w:val="Ttulo2"/>
       </w:pPr>
-      <w:bookmarkStart w:id="2" w:name="_Toc242869315"/>
+      <w:bookmarkStart w:id="2" w:name="_Toc242887145"/>
       <w:r>
         <w:t>1.2 Indicadores</w:t>
       </w:r>
@@ -2797,7 +2797,7 @@
       <w:pPr>
         <w:pStyle w:val="Ttulo2"/>
       </w:pPr>
-      <w:bookmarkStart w:id="3" w:name="_Toc242869316"/>
+      <w:bookmarkStart w:id="3" w:name="_Toc242887146"/>
       <w:r>
         <w:t>1.3 Qué cubre este documento y qué no</w:t>
       </w:r>
@@ -2830,7 +2830,7 @@
       <w:pPr>
         <w:pStyle w:val="Ttulo2"/>
       </w:pPr>
-      <w:bookmarkStart w:id="4" w:name="_Toc242869317"/>
+      <w:bookmarkStart w:id="4" w:name="_Toc242887147"/>
       <w:r>
         <w:t>1.4 Corte del documento</w:t>
       </w:r>
@@ -2859,7 +2859,31 @@
         <w:t>PF-*</w:t>
       </w:r>
       <w:r>
-        <w:t>. Las pasadas sobre rc1 y rc2 (ambas del 01/10/2026) fueron previas; sus veredictos no se heredan, porque el juego cambió en 108 commits entre rc2 y rc3, y se citan solo como historia de las correcciones en el apartado 3.6.</w:t>
+        <w:t xml:space="preserve">. El 14/10/2026 se compiló rc5 desde </w:t>
+      </w:r>
+      <w:r>
+        <w:rPr>
+          <w:rStyle w:val="CdigoenlneaOE3"/>
+        </w:rPr>
+        <w:t>ca6fd91</w:t>
+      </w:r>
+      <w:r>
+        <w:t xml:space="preserve">, con las correcciones de DEF-RC3-01 y DEF-RC4-01 (apartado 3.6); de rc5 solo se da la procedencia y el tamaño (apartado 2.6), sin pasada de casos, sin medidas de carga ni de memoria y sin suite, de modo que las medidas y la suite vigentes son las de rc4 y los veredictos, los </w:t>
+      </w:r>
+      <w:r>
+        <w:t xml:space="preserve">de rc3. El 14/10/2026 se compiló rc5 desde </w:t>
+      </w:r>
+      <w:r>
+        <w:rPr>
+          <w:rStyle w:val="CdigoenlneaOE3"/>
+        </w:rPr>
+        <w:t>ca6fd91</w:t>
+      </w:r>
+      <w:r>
+        <w:t>, con las correcciones de DEF-RC3-01 y DEF-RC4-01 (apartado 3.6); de rc5 solo se da la procedencia y el tamaño (apartado 2.6), sin pasada de casos, sin medidas de carga ni de memoria y sin suite, de modo que las medidas y la suite vigentes son las de rc4 y los veredictos, los de rc3. Las pasadas sobre rc1 y rc2 (ambas del 01/10/2026) fueron previas; sus veredictos no se heredan, porque el juego cambió en 108 commits entre rc2 y rc3, y se citan solo como hist</w:t>
+      </w:r>
+      <w:r>
+        <w:t>oria de las correcciones en el apartado 3.6.</w:t>
       </w:r>
     </w:p>
     <w:p>
@@ -2871,7 +2895,7 @@
       <w:pPr>
         <w:pStyle w:val="Ttulo1"/>
       </w:pPr>
-      <w:bookmarkStart w:id="5" w:name="_Toc242869318"/>
+      <w:bookmarkStart w:id="5" w:name="_Toc242887148"/>
       <w:r>
         <w:lastRenderedPageBreak/>
         <w:t>2. MÉTODO</w:t>
@@ -2882,7 +2906,7 @@
       <w:pPr>
         <w:pStyle w:val="Ttulo2"/>
       </w:pPr>
-      <w:bookmarkStart w:id="6" w:name="_Toc242869319"/>
+      <w:bookmarkStart w:id="6" w:name="_Toc242887149"/>
       <w:r>
         <w:t>2.1 El catálogo de casos PF</w:t>
       </w:r>
@@ -3018,7 +3042,7 @@
       <w:pPr>
         <w:pStyle w:val="Ttulo2"/>
       </w:pPr>
-      <w:bookmarkStart w:id="7" w:name="_Toc242869320"/>
+      <w:bookmarkStart w:id="7" w:name="_Toc242887150"/>
       <w:r>
         <w:t>2.2 Las sesiones</w:t>
       </w:r>
@@ -4362,7 +4386,7 @@
       <w:pPr>
         <w:pStyle w:val="Ttulo2"/>
       </w:pPr>
-      <w:bookmarkStart w:id="8" w:name="_Toc242869321"/>
+      <w:bookmarkStart w:id="8" w:name="_Toc242887151"/>
       <w:r>
         <w:t>2.3 Quién ejecuta cada caso</w:t>
       </w:r>
@@ -4391,10 +4415,7 @@
         <w:t>Algoritmia.exe</w:t>
       </w:r>
       <w:r>
-        <w:t xml:space="preserve"> </w:t>
-      </w:r>
-      <w:r>
-        <w:t xml:space="preserve">como lo haría un jugador: lanza el ejecutable tras comprobar su SHA-256, hace clic, clic sostenido y arrastre en coordenadas relativas al área cliente de la ventana, escribe en el único campo de texto del juego (el nombre del perfil) y captura la pantalla. No lee el código ni la memoria del juego; solo ve lo que ve un jugador, y de ahí viene el nombre de caja negra. Mide además la carga de cada escena a partir de la línea </w:t>
+        <w:t xml:space="preserve"> como lo haría un jugador: lanza el ejecutable tras comprobar su SHA-256, hace clic, clic sostenido y arrastre en coordenadas relativas al área cliente de la ventana, escribe en el único campo de texto del juego (el nombre del perfil) y captura la pantalla. No lee el código ni la memoria del juego; solo ve lo que ve un jugador, y de ahí viene el nombre de caja negra. Mide además la carga de cada escena a partir de la línea </w:t>
       </w:r>
       <w:r>
         <w:rPr>
@@ -4421,10 +4442,10 @@
         <w:t>Player.log</w:t>
       </w:r>
       <w:r>
-        <w:t xml:space="preserve">, la memoria con un muestreo cada 2 s del </w:t>
-      </w:r>
-      <w:r>
-        <w:t>proceso y las conexiones de red del proceso en el mismo muestreo.</w:t>
+        <w:t>, la me</w:t>
+      </w:r>
+      <w:r>
+        <w:t>moria con un muestreo cada 2 s del proceso y las conexiones de red del proceso en el mismo muestreo.</w:t>
       </w:r>
     </w:p>
     <w:p>
@@ -4941,7 +4962,7 @@
       <w:pPr>
         <w:pStyle w:val="Ttulo2"/>
       </w:pPr>
-      <w:bookmarkStart w:id="9" w:name="_Toc242869322"/>
+      <w:bookmarkStart w:id="9" w:name="_Toc242887152"/>
       <w:r>
         <w:t>2.4 Veredictos</w:t>
       </w:r>
@@ -5467,7 +5488,7 @@
       <w:pPr>
         <w:pStyle w:val="Ttulo2"/>
       </w:pPr>
-      <w:bookmarkStart w:id="10" w:name="_Toc242869323"/>
+      <w:bookmarkStart w:id="10" w:name="_Toc242887153"/>
       <w:r>
         <w:t>2.5 Indicadores</w:t>
       </w:r>
@@ -5497,7 +5518,7 @@
       <w:pPr>
         <w:pStyle w:val="Ttulo2"/>
       </w:pPr>
-      <w:bookmarkStart w:id="11" w:name="_Toc242869324"/>
+      <w:bookmarkStart w:id="11" w:name="_Toc242887154"/>
       <w:r>
         <w:t>2.6 El candidato rc3</w:t>
       </w:r>
@@ -6289,9 +6310,158 @@
     </w:p>
     <w:p>
       <w:pPr>
+        <w:pStyle w:val="TextoOE3"/>
+      </w:pPr>
+      <w:r>
+        <w:t xml:space="preserve">El candidato rc5 se compiló el 14/10/2026 a las 11:37 desde </w:t>
+      </w:r>
+      <w:r>
+        <w:rPr>
+          <w:rStyle w:val="CdigoenlneaOE3"/>
+        </w:rPr>
+        <w:t>ca6fd91</w:t>
+      </w:r>
+      <w:r>
+        <w:t xml:space="preserve"> (rama </w:t>
+      </w:r>
+      <w:r>
+        <w:rPr>
+          <w:rStyle w:val="CdigoenlneaOE3"/>
+        </w:rPr>
+        <w:t>ajustes-OE4</w:t>
+      </w:r>
+      <w:r>
+        <w:t xml:space="preserve">), con </w:t>
+      </w:r>
+      <w:r>
+        <w:rPr>
+          <w:rStyle w:val="CdigoenlneaOE3"/>
+        </w:rPr>
+        <w:t>Assets/Game/Scenes/LevelSummary.unity</w:t>
+      </w:r>
+      <w:r>
+        <w:t xml:space="preserve"> </w:t>
+      </w:r>
+      <w:r>
+        <w:t xml:space="preserve">como único archivo con cambios en </w:t>
+      </w:r>
+      <w:r>
+        <w:rPr>
+          <w:rStyle w:val="CdigoenlneaOE3"/>
+        </w:rPr>
+        <w:t>Assets/</w:t>
+      </w:r>
+      <w:r>
+        <w:t xml:space="preserve"> respecto de </w:t>
+      </w:r>
+      <w:r>
+        <w:rPr>
+          <w:rStyle w:val="CdigoenlneaOE3"/>
+        </w:rPr>
+        <w:t>9dfe513</w:t>
+      </w:r>
+      <w:r>
+        <w:t xml:space="preserve">, es decir, la corrección de DEF-RC4-01 antes de su commit, y sin archivos sin seguimiento en </w:t>
+      </w:r>
+      <w:r>
+        <w:rPr>
+          <w:rStyle w:val="CdigoenlneaOE3"/>
+        </w:rPr>
+        <w:t>Assets/</w:t>
+      </w:r>
+      <w:r>
+        <w:t xml:space="preserve">, </w:t>
+      </w:r>
+      <w:r>
+        <w:rPr>
+          <w:rStyle w:val="CdigoenlneaOE3"/>
+        </w:rPr>
+        <w:t>Packages/</w:t>
+      </w:r>
+      <w:r>
+        <w:t xml:space="preserve"> ni </w:t>
+      </w:r>
+      <w:r>
+        <w:rPr>
+          <w:rStyle w:val="CdigoenlneaOE3"/>
+        </w:rPr>
+        <w:t>ProjectSettings/</w:t>
+      </w:r>
+      <w:r>
+        <w:t xml:space="preserve"> (fuente: </w:t>
+      </w:r>
+      <w:r>
+        <w:rPr>
+          <w:rStyle w:val="CdigoenlneaOE3"/>
+        </w:rPr>
+        <w:t>claudeDocs/tasks/OE4/evidencias/build-rc5.md</w:t>
+      </w:r>
+      <w:r>
+        <w:t xml:space="preserve">). Frente a rc4 solo cambian el avatar del resumen de nivel (DEF-RC3-01, </w:t>
+      </w:r>
+      <w:r>
+        <w:rPr>
+          <w:rStyle w:val="CdigoenlneaOE3"/>
+        </w:rPr>
+        <w:t>86a9898</w:t>
+      </w:r>
+      <w:r>
+        <w:t xml:space="preserve">) y las medidas de la tarjeta del resumen (DEF-RC4-01, </w:t>
+      </w:r>
+      <w:r>
+        <w:rPr>
+          <w:rStyle w:val="CdigoenlneaOE3"/>
+        </w:rPr>
+        <w:t>ca6fd91</w:t>
+      </w:r>
+      <w:r>
+        <w:t xml:space="preserve">). La huella del contenido de </w:t>
+      </w:r>
+      <w:r>
+        <w:rPr>
+          <w:rStyle w:val="CdigoenlneaOE3"/>
+        </w:rPr>
+        <w:t>Algoritmia_Data</w:t>
+      </w:r>
+      <w:r>
+        <w:t xml:space="preserve"> es </w:t>
+      </w:r>
+      <w:r>
+        <w:rPr>
+          <w:rStyle w:val="CdigoenlneaOE3"/>
+        </w:rPr>
+        <w:t>e9ab154985d3a3d97a4ac5c558e494c677461d4c7e0c289222b419b28c2c6e05</w:t>
+      </w:r>
+      <w:r>
+        <w:t xml:space="preserve"> (223 arch</w:t>
+      </w:r>
+      <w:r>
+        <w:t xml:space="preserve">ivos) y la de la carpeta entregable, </w:t>
+      </w:r>
+      <w:r>
+        <w:rPr>
+          <w:rStyle w:val="CdigoenlneaOE3"/>
+        </w:rPr>
+        <w:t>ab0c386e87045a4c525548109fa5f9e1905a7336dbd14f21f93b97c8bcb246c3</w:t>
+      </w:r>
+      <w:r>
+        <w:t xml:space="preserve"> (252 archivos). Pesó 426 935 666 bytes, 426,9 MB, con 73,1 MB de margen frente a los 500 MB de RNF-06. No se ejecutó ni se midió como ejecutable, no tuvo pasada de los casos </w:t>
+      </w:r>
+      <w:r>
+        <w:rPr>
+          <w:rStyle w:val="CdigoenlneaOE3"/>
+        </w:rPr>
+        <w:t>PF-*</w:t>
+      </w:r>
+      <w:r>
+        <w:t xml:space="preserve"> ni medidas de RNF-04 y RNF-05, y la suite de pruebas no corrió sobre su árbol. Tampoco se etiquetó.</w:t>
+      </w:r>
+    </w:p>
+    <w:p>
+      <w:pPr>
         <w:pStyle w:val="Ttulo2"/>
       </w:pPr>
-      <w:bookmarkStart w:id="12" w:name="_Toc242869325"/>
+      <w:bookmarkStart w:id="12" w:name="_Toc242887155"/>
       <w:r>
         <w:t>2.7 Defectos y correcciones</w:t>
       </w:r>
@@ -6305,7 +6475,11 @@
         <w:t>Cada F abre un defecto con su caso, la versión en que se halló, la severidad, la reproducción mínima, el resultado esperado y el observado, la evidencia y la decisión tomada. La severidad es Bloqueante cuando impide terminar la ruta principal, cierra el juego, pierde progreso confirmado o deja un estado del que no se sale; Mayor cuando no se cumple un RF o un criterio de aceptación pero el juego sigue; y Menor cuando afecta un texto, el aspecto o un criterio secundario sin efecto sobre el reto. Los Bloquean</w:t>
       </w:r>
       <w:r>
-        <w:t>tes y Mayores se corrigen dentro del OE4 salvo decisión contraria; los Menores se deciden en el triaje. Tras cada tanda de correcciones se compila un candidato nuevo y se repiten la suite completa, el caso fallido y todos los casos de su sesión.</w:t>
+        <w:t xml:space="preserve">tes y Mayores se corrigen dentro del OE4 salvo decisión contraria; los Menores se deciden en el triaje. Tras cada tanda de </w:t>
+      </w:r>
+      <w:r>
+        <w:lastRenderedPageBreak/>
+        <w:t>correcciones se compila un candidato nuevo y se repiten la suite completa, el caso fallido y todos los casos de su sesión.</w:t>
       </w:r>
     </w:p>
     <w:p>
@@ -6334,7 +6508,7 @@
       <w:pPr>
         <w:pStyle w:val="Ttulo1"/>
       </w:pPr>
-      <w:bookmarkStart w:id="13" w:name="_Toc242869326"/>
+      <w:bookmarkStart w:id="13" w:name="_Toc242887156"/>
       <w:r>
         <w:lastRenderedPageBreak/>
         <w:t>3. RESULTADOS</w:t>
@@ -6362,7 +6536,7 @@
       <w:pPr>
         <w:pStyle w:val="Ttulo2"/>
       </w:pPr>
-      <w:bookmarkStart w:id="14" w:name="_Toc242869327"/>
+      <w:bookmarkStart w:id="14" w:name="_Toc242887157"/>
       <w:r>
         <w:t>3.1 Veredictos por sesión</w:t>
       </w:r>
@@ -9839,7 +10013,7 @@
       <w:pPr>
         <w:pStyle w:val="Ttulo2"/>
       </w:pPr>
-      <w:bookmarkStart w:id="15" w:name="_Toc242869328"/>
+      <w:bookmarkStart w:id="15" w:name="_Toc242887158"/>
       <w:r>
         <w:t>3.2 Veredictos por etiqueta</w:t>
       </w:r>
@@ -11432,7 +11606,7 @@
       <w:pPr>
         <w:pStyle w:val="Ttulo2"/>
       </w:pPr>
-      <w:bookmarkStart w:id="16" w:name="_Toc242869329"/>
+      <w:bookmarkStart w:id="16" w:name="_Toc242887159"/>
       <w:r>
         <w:t>3.3 Indicadores del objetivo</w:t>
       </w:r>
@@ -11841,7 +12015,7 @@
       <w:pPr>
         <w:pStyle w:val="Ttulo2"/>
       </w:pPr>
-      <w:bookmarkStart w:id="17" w:name="_Toc242869330"/>
+      <w:bookmarkStart w:id="17" w:name="_Toc242887160"/>
       <w:r>
         <w:t>3.4 Recorridos completos del juego</w:t>
       </w:r>
@@ -12428,7 +12602,7 @@
       <w:pPr>
         <w:pStyle w:val="Ttulo2"/>
       </w:pPr>
-      <w:bookmarkStart w:id="18" w:name="_Toc242869331"/>
+      <w:bookmarkStart w:id="18" w:name="_Toc242887161"/>
       <w:r>
         <w:t>3.5 Requerimientos no funcionales medidos en el ejecutable</w:t>
       </w:r>
@@ -13472,7 +13646,7 @@
       <w:pPr>
         <w:pStyle w:val="Ttulo2"/>
       </w:pPr>
-      <w:bookmarkStart w:id="19" w:name="_Toc242869332"/>
+      <w:bookmarkStart w:id="19" w:name="_Toc242887162"/>
       <w:r>
         <w:t>3.6 Defectos</w:t>
       </w:r>
@@ -13565,12 +13739,12 @@
         <w:tblLook w:val="0020" w:firstRow="1" w:lastRow="0" w:firstColumn="0" w:lastColumn="0" w:noHBand="0" w:noVBand="0"/>
       </w:tblPr>
       <w:tblGrid>
-        <w:gridCol w:w="1051"/>
-        <w:gridCol w:w="1061"/>
+        <w:gridCol w:w="1053"/>
+        <w:gridCol w:w="1062"/>
         <w:gridCol w:w="1562"/>
-        <w:gridCol w:w="2909"/>
-        <w:gridCol w:w="1668"/>
-        <w:gridCol w:w="1711"/>
+        <w:gridCol w:w="2923"/>
+        <w:gridCol w:w="1672"/>
+        <w:gridCol w:w="1690"/>
       </w:tblGrid>
       <w:tr>
         <w:trPr>
@@ -13578,7 +13752,7 @@
         </w:trPr>
         <w:tc>
           <w:tcPr>
-            <w:tcW w:w="527" w:type="pct"/>
+            <w:tcW w:w="528" w:type="pct"/>
             <w:shd w:val="clear" w:color="auto" w:fill="D9D9D9"/>
           </w:tcPr>
           <w:p>
@@ -13601,7 +13775,7 @@
         </w:tc>
         <w:tc>
           <w:tcPr>
-            <w:tcW w:w="532" w:type="pct"/>
+            <w:tcW w:w="533" w:type="pct"/>
             <w:shd w:val="clear" w:color="auto" w:fill="D9D9D9"/>
           </w:tcPr>
           <w:p>
@@ -13647,7 +13821,7 @@
         </w:tc>
         <w:tc>
           <w:tcPr>
-            <w:tcW w:w="1460" w:type="pct"/>
+            <w:tcW w:w="1467" w:type="pct"/>
             <w:shd w:val="clear" w:color="auto" w:fill="D9D9D9"/>
           </w:tcPr>
           <w:p>
@@ -13670,7 +13844,7 @@
         </w:tc>
         <w:tc>
           <w:tcPr>
-            <w:tcW w:w="837" w:type="pct"/>
+            <w:tcW w:w="839" w:type="pct"/>
             <w:shd w:val="clear" w:color="auto" w:fill="D9D9D9"/>
           </w:tcPr>
           <w:p>
@@ -13693,7 +13867,7 @@
         </w:tc>
         <w:tc>
           <w:tcPr>
-            <w:tcW w:w="859" w:type="pct"/>
+            <w:tcW w:w="848" w:type="pct"/>
             <w:shd w:val="clear" w:color="auto" w:fill="D9D9D9"/>
           </w:tcPr>
           <w:p>
@@ -13718,7 +13892,7 @@
       <w:tr>
         <w:tc>
           <w:tcPr>
-            <w:tcW w:w="527" w:type="pct"/>
+            <w:tcW w:w="528" w:type="pct"/>
             <w:shd w:val="clear" w:color="auto" w:fill="auto"/>
           </w:tcPr>
           <w:p>
@@ -13739,7 +13913,7 @@
         </w:tc>
         <w:tc>
           <w:tcPr>
-            <w:tcW w:w="532" w:type="pct"/>
+            <w:tcW w:w="533" w:type="pct"/>
             <w:shd w:val="clear" w:color="auto" w:fill="auto"/>
           </w:tcPr>
           <w:p>
@@ -13782,7 +13956,7 @@
         </w:tc>
         <w:tc>
           <w:tcPr>
-            <w:tcW w:w="1460" w:type="pct"/>
+            <w:tcW w:w="1467" w:type="pct"/>
             <w:shd w:val="clear" w:color="auto" w:fill="auto"/>
           </w:tcPr>
           <w:p>
@@ -13803,7 +13977,7 @@
         </w:tc>
         <w:tc>
           <w:tcPr>
-            <w:tcW w:w="837" w:type="pct"/>
+            <w:tcW w:w="839" w:type="pct"/>
             <w:shd w:val="clear" w:color="auto" w:fill="auto"/>
           </w:tcPr>
           <w:p>
@@ -13837,22 +14011,22 @@
         </w:tc>
         <w:tc>
           <w:tcPr>
-            <w:tcW w:w="859" w:type="pct"/>
-            <w:shd w:val="clear" w:color="auto" w:fill="auto"/>
-          </w:tcPr>
-          <w:p>
-            <w:pPr>
-              <w:pStyle w:val="CompactoOE3"/>
-              <w:spacing w:after="0"/>
-              <w:rPr>
-                <w:sz w:val="18"/>
-              </w:rPr>
-            </w:pPr>
-            <w:r>
-              <w:rPr>
-                <w:sz w:val="18"/>
-              </w:rPr>
-              <w:t>Trabajo futuro en el triaje del 13/10/2026; corregido después, entra en el siguiente candidato</w:t>
+            <w:tcW w:w="848" w:type="pct"/>
+            <w:shd w:val="clear" w:color="auto" w:fill="auto"/>
+          </w:tcPr>
+          <w:p>
+            <w:pPr>
+              <w:pStyle w:val="CompactoOE3"/>
+              <w:spacing w:after="0"/>
+              <w:rPr>
+                <w:sz w:val="18"/>
+              </w:rPr>
+            </w:pPr>
+            <w:r>
+              <w:rPr>
+                <w:sz w:val="18"/>
+              </w:rPr>
+              <w:t>Trabajo futuro en el triaje del 13/10/2026; corregido después, entra en rc5</w:t>
             </w:r>
           </w:p>
         </w:tc>
@@ -13860,7 +14034,7 @@
       <w:tr>
         <w:tc>
           <w:tcPr>
-            <w:tcW w:w="527" w:type="pct"/>
+            <w:tcW w:w="528" w:type="pct"/>
             <w:shd w:val="clear" w:color="auto" w:fill="auto"/>
           </w:tcPr>
           <w:p>
@@ -13881,7 +14055,7 @@
         </w:tc>
         <w:tc>
           <w:tcPr>
-            <w:tcW w:w="532" w:type="pct"/>
+            <w:tcW w:w="533" w:type="pct"/>
             <w:shd w:val="clear" w:color="auto" w:fill="auto"/>
           </w:tcPr>
           <w:p>
@@ -13924,7 +14098,7 @@
         </w:tc>
         <w:tc>
           <w:tcPr>
-            <w:tcW w:w="1460" w:type="pct"/>
+            <w:tcW w:w="1467" w:type="pct"/>
             <w:shd w:val="clear" w:color="auto" w:fill="auto"/>
           </w:tcPr>
           <w:p>
@@ -13952,7 +14126,7 @@
         </w:tc>
         <w:tc>
           <w:tcPr>
-            <w:tcW w:w="837" w:type="pct"/>
+            <w:tcW w:w="839" w:type="pct"/>
             <w:shd w:val="clear" w:color="auto" w:fill="auto"/>
           </w:tcPr>
           <w:p>
@@ -13973,7 +14147,7 @@
         </w:tc>
         <w:tc>
           <w:tcPr>
-            <w:tcW w:w="859" w:type="pct"/>
+            <w:tcW w:w="848" w:type="pct"/>
             <w:shd w:val="clear" w:color="auto" w:fill="auto"/>
           </w:tcPr>
           <w:p>
@@ -14009,7 +14183,7 @@
       <w:tr>
         <w:tc>
           <w:tcPr>
-            <w:tcW w:w="527" w:type="pct"/>
+            <w:tcW w:w="528" w:type="pct"/>
             <w:shd w:val="clear" w:color="auto" w:fill="auto"/>
           </w:tcPr>
           <w:p>
@@ -14030,7 +14204,7 @@
         </w:tc>
         <w:tc>
           <w:tcPr>
-            <w:tcW w:w="532" w:type="pct"/>
+            <w:tcW w:w="533" w:type="pct"/>
             <w:shd w:val="clear" w:color="auto" w:fill="auto"/>
           </w:tcPr>
           <w:p>
@@ -14073,7 +14247,7 @@
         </w:tc>
         <w:tc>
           <w:tcPr>
-            <w:tcW w:w="1460" w:type="pct"/>
+            <w:tcW w:w="1467" w:type="pct"/>
             <w:shd w:val="clear" w:color="auto" w:fill="auto"/>
           </w:tcPr>
           <w:p>
@@ -14094,7 +14268,7 @@
         </w:tc>
         <w:tc>
           <w:tcPr>
-            <w:tcW w:w="837" w:type="pct"/>
+            <w:tcW w:w="839" w:type="pct"/>
             <w:shd w:val="clear" w:color="auto" w:fill="auto"/>
           </w:tcPr>
           <w:p>
@@ -14115,7 +14289,7 @@
         </w:tc>
         <w:tc>
           <w:tcPr>
-            <w:tcW w:w="859" w:type="pct"/>
+            <w:tcW w:w="848" w:type="pct"/>
             <w:shd w:val="clear" w:color="auto" w:fill="auto"/>
           </w:tcPr>
           <w:p>
@@ -14138,7 +14312,7 @@
       <w:tr>
         <w:tc>
           <w:tcPr>
-            <w:tcW w:w="527" w:type="pct"/>
+            <w:tcW w:w="528" w:type="pct"/>
             <w:shd w:val="clear" w:color="auto" w:fill="auto"/>
           </w:tcPr>
           <w:p>
@@ -14159,7 +14333,7 @@
         </w:tc>
         <w:tc>
           <w:tcPr>
-            <w:tcW w:w="532" w:type="pct"/>
+            <w:tcW w:w="533" w:type="pct"/>
             <w:shd w:val="clear" w:color="auto" w:fill="auto"/>
           </w:tcPr>
           <w:p>
@@ -14202,7 +14376,7 @@
         </w:tc>
         <w:tc>
           <w:tcPr>
-            <w:tcW w:w="1460" w:type="pct"/>
+            <w:tcW w:w="1467" w:type="pct"/>
             <w:shd w:val="clear" w:color="auto" w:fill="auto"/>
           </w:tcPr>
           <w:p>
@@ -14223,7 +14397,7 @@
         </w:tc>
         <w:tc>
           <w:tcPr>
-            <w:tcW w:w="837" w:type="pct"/>
+            <w:tcW w:w="839" w:type="pct"/>
             <w:shd w:val="clear" w:color="auto" w:fill="auto"/>
           </w:tcPr>
           <w:p>
@@ -14244,7 +14418,7 @@
         </w:tc>
         <w:tc>
           <w:tcPr>
-            <w:tcW w:w="859" w:type="pct"/>
+            <w:tcW w:w="848" w:type="pct"/>
             <w:shd w:val="clear" w:color="auto" w:fill="auto"/>
           </w:tcPr>
           <w:p>
@@ -14280,7 +14454,7 @@
       <w:tr>
         <w:tc>
           <w:tcPr>
-            <w:tcW w:w="527" w:type="pct"/>
+            <w:tcW w:w="528" w:type="pct"/>
             <w:shd w:val="clear" w:color="auto" w:fill="auto"/>
           </w:tcPr>
           <w:p>
@@ -14301,7 +14475,7 @@
         </w:tc>
         <w:tc>
           <w:tcPr>
-            <w:tcW w:w="532" w:type="pct"/>
+            <w:tcW w:w="533" w:type="pct"/>
             <w:shd w:val="clear" w:color="auto" w:fill="auto"/>
           </w:tcPr>
           <w:p>
@@ -14363,35 +14537,35 @@
         </w:tc>
         <w:tc>
           <w:tcPr>
-            <w:tcW w:w="1460" w:type="pct"/>
-            <w:shd w:val="clear" w:color="auto" w:fill="auto"/>
-          </w:tcPr>
-          <w:p>
-            <w:pPr>
-              <w:pStyle w:val="CompactoOE3"/>
-              <w:spacing w:after="0"/>
-              <w:rPr>
-                <w:sz w:val="18"/>
-              </w:rPr>
-            </w:pPr>
-            <w:r>
-              <w:rPr>
-                <w:sz w:val="18"/>
-              </w:rPr>
-              <w:t xml:space="preserve">Informe docente: los iconos de «Errores corregidos» y «Tiempo de resolución» cruzan la primera línea de su </w:t>
+            <w:tcW w:w="1467" w:type="pct"/>
+            <w:shd w:val="clear" w:color="auto" w:fill="auto"/>
+          </w:tcPr>
+          <w:p>
+            <w:pPr>
+              <w:pStyle w:val="CompactoOE3"/>
+              <w:spacing w:after="0"/>
+              <w:rPr>
+                <w:sz w:val="18"/>
+              </w:rPr>
+            </w:pPr>
+            <w:r>
+              <w:rPr>
+                <w:sz w:val="18"/>
+              </w:rPr>
+              <w:t xml:space="preserve">Informe docente: los iconos de «Errores corregidos» y «Tiempo de resolución» cruzan la primera línea de su cabecera, los de «Intentos» y «Pasos </w:t>
             </w:r>
             <w:r>
               <w:rPr>
                 <w:sz w:val="18"/>
               </w:rPr>
               <w:lastRenderedPageBreak/>
-              <w:t>cabecera, los de «Intentos» y «Pasos utilizados» quedan sueltos y pequeños, y «Volver al menú» parte su texto en dos líneas</w:t>
-            </w:r>
-          </w:p>
-        </w:tc>
-        <w:tc>
-          <w:tcPr>
-            <w:tcW w:w="837" w:type="pct"/>
+              <w:t>utilizados» quedan sueltos y pequeños, y «Volver al menú» parte su texto en dos líneas</w:t>
+            </w:r>
+          </w:p>
+        </w:tc>
+        <w:tc>
+          <w:tcPr>
+            <w:tcW w:w="839" w:type="pct"/>
             <w:shd w:val="clear" w:color="auto" w:fill="auto"/>
           </w:tcPr>
           <w:p>
@@ -14413,7 +14587,7 @@
         </w:tc>
         <w:tc>
           <w:tcPr>
-            <w:tcW w:w="859" w:type="pct"/>
+            <w:tcW w:w="848" w:type="pct"/>
             <w:shd w:val="clear" w:color="auto" w:fill="auto"/>
           </w:tcPr>
           <w:p>
@@ -14436,7 +14610,7 @@
       <w:tr>
         <w:tc>
           <w:tcPr>
-            <w:tcW w:w="527" w:type="pct"/>
+            <w:tcW w:w="528" w:type="pct"/>
             <w:shd w:val="clear" w:color="auto" w:fill="auto"/>
           </w:tcPr>
           <w:p>
@@ -14457,7 +14631,7 @@
         </w:tc>
         <w:tc>
           <w:tcPr>
-            <w:tcW w:w="532" w:type="pct"/>
+            <w:tcW w:w="533" w:type="pct"/>
             <w:shd w:val="clear" w:color="auto" w:fill="auto"/>
           </w:tcPr>
           <w:p>
@@ -14500,7 +14674,7 @@
         </w:tc>
         <w:tc>
           <w:tcPr>
-            <w:tcW w:w="1460" w:type="pct"/>
+            <w:tcW w:w="1467" w:type="pct"/>
             <w:shd w:val="clear" w:color="auto" w:fill="auto"/>
           </w:tcPr>
           <w:p>
@@ -14521,7 +14695,7 @@
         </w:tc>
         <w:tc>
           <w:tcPr>
-            <w:tcW w:w="837" w:type="pct"/>
+            <w:tcW w:w="839" w:type="pct"/>
             <w:shd w:val="clear" w:color="auto" w:fill="auto"/>
           </w:tcPr>
           <w:p>
@@ -14542,7 +14716,7 @@
         </w:tc>
         <w:tc>
           <w:tcPr>
-            <w:tcW w:w="859" w:type="pct"/>
+            <w:tcW w:w="848" w:type="pct"/>
             <w:shd w:val="clear" w:color="auto" w:fill="auto"/>
           </w:tcPr>
           <w:p>
@@ -14565,7 +14739,7 @@
       <w:tr>
         <w:tc>
           <w:tcPr>
-            <w:tcW w:w="527" w:type="pct"/>
+            <w:tcW w:w="528" w:type="pct"/>
             <w:shd w:val="clear" w:color="auto" w:fill="auto"/>
           </w:tcPr>
           <w:p>
@@ -14586,7 +14760,7 @@
         </w:tc>
         <w:tc>
           <w:tcPr>
-            <w:tcW w:w="532" w:type="pct"/>
+            <w:tcW w:w="533" w:type="pct"/>
             <w:shd w:val="clear" w:color="auto" w:fill="auto"/>
           </w:tcPr>
           <w:p>
@@ -14629,7 +14803,7 @@
         </w:tc>
         <w:tc>
           <w:tcPr>
-            <w:tcW w:w="1460" w:type="pct"/>
+            <w:tcW w:w="1467" w:type="pct"/>
             <w:shd w:val="clear" w:color="auto" w:fill="auto"/>
           </w:tcPr>
           <w:p>
@@ -14702,7 +14876,7 @@
         </w:tc>
         <w:tc>
           <w:tcPr>
-            <w:tcW w:w="837" w:type="pct"/>
+            <w:tcW w:w="839" w:type="pct"/>
             <w:shd w:val="clear" w:color="auto" w:fill="auto"/>
           </w:tcPr>
           <w:p>
@@ -14723,7 +14897,7 @@
         </w:tc>
         <w:tc>
           <w:tcPr>
-            <w:tcW w:w="859" w:type="pct"/>
+            <w:tcW w:w="848" w:type="pct"/>
             <w:shd w:val="clear" w:color="auto" w:fill="auto"/>
           </w:tcPr>
           <w:p>
@@ -14746,7 +14920,7 @@
       <w:tr>
         <w:tc>
           <w:tcPr>
-            <w:tcW w:w="527" w:type="pct"/>
+            <w:tcW w:w="528" w:type="pct"/>
             <w:shd w:val="clear" w:color="auto" w:fill="auto"/>
           </w:tcPr>
           <w:p>
@@ -14767,7 +14941,7 @@
         </w:tc>
         <w:tc>
           <w:tcPr>
-            <w:tcW w:w="532" w:type="pct"/>
+            <w:tcW w:w="533" w:type="pct"/>
             <w:shd w:val="clear" w:color="auto" w:fill="auto"/>
           </w:tcPr>
           <w:p>
@@ -14810,7 +14984,7 @@
         </w:tc>
         <w:tc>
           <w:tcPr>
-            <w:tcW w:w="1460" w:type="pct"/>
+            <w:tcW w:w="1467" w:type="pct"/>
             <w:shd w:val="clear" w:color="auto" w:fill="auto"/>
           </w:tcPr>
           <w:p>
@@ -14857,7 +15031,7 @@
         </w:tc>
         <w:tc>
           <w:tcPr>
-            <w:tcW w:w="837" w:type="pct"/>
+            <w:tcW w:w="839" w:type="pct"/>
             <w:shd w:val="clear" w:color="auto" w:fill="auto"/>
           </w:tcPr>
           <w:p>
@@ -14878,7 +15052,7 @@
         </w:tc>
         <w:tc>
           <w:tcPr>
-            <w:tcW w:w="859" w:type="pct"/>
+            <w:tcW w:w="848" w:type="pct"/>
             <w:shd w:val="clear" w:color="auto" w:fill="auto"/>
           </w:tcPr>
           <w:p>
@@ -14901,7 +15075,7 @@
       <w:tr>
         <w:tc>
           <w:tcPr>
-            <w:tcW w:w="527" w:type="pct"/>
+            <w:tcW w:w="528" w:type="pct"/>
             <w:shd w:val="clear" w:color="auto" w:fill="auto"/>
           </w:tcPr>
           <w:p>
@@ -14922,7 +15096,7 @@
         </w:tc>
         <w:tc>
           <w:tcPr>
-            <w:tcW w:w="532" w:type="pct"/>
+            <w:tcW w:w="533" w:type="pct"/>
             <w:shd w:val="clear" w:color="auto" w:fill="auto"/>
           </w:tcPr>
           <w:p>
@@ -14965,7 +15139,7 @@
         </w:tc>
         <w:tc>
           <w:tcPr>
-            <w:tcW w:w="1460" w:type="pct"/>
+            <w:tcW w:w="1467" w:type="pct"/>
             <w:shd w:val="clear" w:color="auto" w:fill="auto"/>
           </w:tcPr>
           <w:p>
@@ -14986,7 +15160,7 @@
         </w:tc>
         <w:tc>
           <w:tcPr>
-            <w:tcW w:w="837" w:type="pct"/>
+            <w:tcW w:w="839" w:type="pct"/>
             <w:shd w:val="clear" w:color="auto" w:fill="auto"/>
           </w:tcPr>
           <w:p>
@@ -15007,7 +15181,7 @@
         </w:tc>
         <w:tc>
           <w:tcPr>
-            <w:tcW w:w="859" w:type="pct"/>
+            <w:tcW w:w="848" w:type="pct"/>
             <w:shd w:val="clear" w:color="auto" w:fill="auto"/>
           </w:tcPr>
           <w:p>
@@ -15030,7 +15204,7 @@
       <w:tr>
         <w:tc>
           <w:tcPr>
-            <w:tcW w:w="527" w:type="pct"/>
+            <w:tcW w:w="528" w:type="pct"/>
             <w:shd w:val="clear" w:color="auto" w:fill="auto"/>
           </w:tcPr>
           <w:p>
@@ -15051,7 +15225,7 @@
         </w:tc>
         <w:tc>
           <w:tcPr>
-            <w:tcW w:w="532" w:type="pct"/>
+            <w:tcW w:w="533" w:type="pct"/>
             <w:shd w:val="clear" w:color="auto" w:fill="auto"/>
           </w:tcPr>
           <w:p>
@@ -15094,7 +15268,7 @@
         </w:tc>
         <w:tc>
           <w:tcPr>
-            <w:tcW w:w="1460" w:type="pct"/>
+            <w:tcW w:w="1467" w:type="pct"/>
             <w:shd w:val="clear" w:color="auto" w:fill="auto"/>
           </w:tcPr>
           <w:p>
@@ -15115,7 +15289,7 @@
         </w:tc>
         <w:tc>
           <w:tcPr>
-            <w:tcW w:w="837" w:type="pct"/>
+            <w:tcW w:w="839" w:type="pct"/>
             <w:shd w:val="clear" w:color="auto" w:fill="auto"/>
           </w:tcPr>
           <w:p>
@@ -15143,7 +15317,7 @@
         </w:tc>
         <w:tc>
           <w:tcPr>
-            <w:tcW w:w="859" w:type="pct"/>
+            <w:tcW w:w="848" w:type="pct"/>
             <w:shd w:val="clear" w:color="auto" w:fill="auto"/>
           </w:tcPr>
           <w:p>
@@ -15166,7 +15340,7 @@
       <w:tr>
         <w:tc>
           <w:tcPr>
-            <w:tcW w:w="527" w:type="pct"/>
+            <w:tcW w:w="528" w:type="pct"/>
             <w:shd w:val="clear" w:color="auto" w:fill="auto"/>
           </w:tcPr>
           <w:p>
@@ -15188,7 +15362,7 @@
         </w:tc>
         <w:tc>
           <w:tcPr>
-            <w:tcW w:w="532" w:type="pct"/>
+            <w:tcW w:w="533" w:type="pct"/>
             <w:shd w:val="clear" w:color="auto" w:fill="auto"/>
           </w:tcPr>
           <w:p>
@@ -15231,7 +15405,7 @@
         </w:tc>
         <w:tc>
           <w:tcPr>
-            <w:tcW w:w="1460" w:type="pct"/>
+            <w:tcW w:w="1467" w:type="pct"/>
             <w:shd w:val="clear" w:color="auto" w:fill="auto"/>
           </w:tcPr>
           <w:p>
@@ -15252,7 +15426,7 @@
         </w:tc>
         <w:tc>
           <w:tcPr>
-            <w:tcW w:w="837" w:type="pct"/>
+            <w:tcW w:w="839" w:type="pct"/>
             <w:shd w:val="clear" w:color="auto" w:fill="auto"/>
           </w:tcPr>
           <w:p>
@@ -15273,7 +15447,7 @@
         </w:tc>
         <w:tc>
           <w:tcPr>
-            <w:tcW w:w="859" w:type="pct"/>
+            <w:tcW w:w="848" w:type="pct"/>
             <w:shd w:val="clear" w:color="auto" w:fill="auto"/>
           </w:tcPr>
           <w:p>
@@ -15296,7 +15470,7 @@
       <w:tr>
         <w:tc>
           <w:tcPr>
-            <w:tcW w:w="527" w:type="pct"/>
+            <w:tcW w:w="528" w:type="pct"/>
             <w:shd w:val="clear" w:color="auto" w:fill="auto"/>
           </w:tcPr>
           <w:p>
@@ -15317,7 +15491,7 @@
         </w:tc>
         <w:tc>
           <w:tcPr>
-            <w:tcW w:w="532" w:type="pct"/>
+            <w:tcW w:w="533" w:type="pct"/>
             <w:shd w:val="clear" w:color="auto" w:fill="auto"/>
           </w:tcPr>
           <w:p>
@@ -15360,7 +15534,7 @@
         </w:tc>
         <w:tc>
           <w:tcPr>
-            <w:tcW w:w="1460" w:type="pct"/>
+            <w:tcW w:w="1467" w:type="pct"/>
             <w:shd w:val="clear" w:color="auto" w:fill="auto"/>
           </w:tcPr>
           <w:p>
@@ -15381,7 +15555,7 @@
         </w:tc>
         <w:tc>
           <w:tcPr>
-            <w:tcW w:w="837" w:type="pct"/>
+            <w:tcW w:w="839" w:type="pct"/>
             <w:shd w:val="clear" w:color="auto" w:fill="auto"/>
           </w:tcPr>
           <w:p>
@@ -15402,7 +15576,7 @@
         </w:tc>
         <w:tc>
           <w:tcPr>
-            <w:tcW w:w="859" w:type="pct"/>
+            <w:tcW w:w="848" w:type="pct"/>
             <w:shd w:val="clear" w:color="auto" w:fill="auto"/>
           </w:tcPr>
           <w:p>
@@ -15425,7 +15599,7 @@
       <w:tr>
         <w:tc>
           <w:tcPr>
-            <w:tcW w:w="527" w:type="pct"/>
+            <w:tcW w:w="528" w:type="pct"/>
             <w:shd w:val="clear" w:color="auto" w:fill="auto"/>
           </w:tcPr>
           <w:p>
@@ -15446,7 +15620,7 @@
         </w:tc>
         <w:tc>
           <w:tcPr>
-            <w:tcW w:w="532" w:type="pct"/>
+            <w:tcW w:w="533" w:type="pct"/>
             <w:shd w:val="clear" w:color="auto" w:fill="auto"/>
           </w:tcPr>
           <w:p>
@@ -15489,7 +15663,7 @@
         </w:tc>
         <w:tc>
           <w:tcPr>
-            <w:tcW w:w="1460" w:type="pct"/>
+            <w:tcW w:w="1467" w:type="pct"/>
             <w:shd w:val="clear" w:color="auto" w:fill="auto"/>
           </w:tcPr>
           <w:p>
@@ -15543,7 +15717,7 @@
         </w:tc>
         <w:tc>
           <w:tcPr>
-            <w:tcW w:w="837" w:type="pct"/>
+            <w:tcW w:w="839" w:type="pct"/>
             <w:shd w:val="clear" w:color="auto" w:fill="auto"/>
           </w:tcPr>
           <w:p>
@@ -15564,7 +15738,7 @@
         </w:tc>
         <w:tc>
           <w:tcPr>
-            <w:tcW w:w="859" w:type="pct"/>
+            <w:tcW w:w="848" w:type="pct"/>
             <w:shd w:val="clear" w:color="auto" w:fill="auto"/>
           </w:tcPr>
           <w:p>
@@ -15587,7 +15761,7 @@
       <w:tr>
         <w:tc>
           <w:tcPr>
-            <w:tcW w:w="527" w:type="pct"/>
+            <w:tcW w:w="528" w:type="pct"/>
             <w:shd w:val="clear" w:color="auto" w:fill="auto"/>
           </w:tcPr>
           <w:p>
@@ -15608,7 +15782,7 @@
         </w:tc>
         <w:tc>
           <w:tcPr>
-            <w:tcW w:w="532" w:type="pct"/>
+            <w:tcW w:w="533" w:type="pct"/>
             <w:shd w:val="clear" w:color="auto" w:fill="auto"/>
           </w:tcPr>
           <w:p>
@@ -15651,7 +15825,7 @@
         </w:tc>
         <w:tc>
           <w:tcPr>
-            <w:tcW w:w="1460" w:type="pct"/>
+            <w:tcW w:w="1467" w:type="pct"/>
             <w:shd w:val="clear" w:color="auto" w:fill="auto"/>
           </w:tcPr>
           <w:p>
@@ -15685,7 +15859,7 @@
         </w:tc>
         <w:tc>
           <w:tcPr>
-            <w:tcW w:w="837" w:type="pct"/>
+            <w:tcW w:w="839" w:type="pct"/>
             <w:shd w:val="clear" w:color="auto" w:fill="auto"/>
           </w:tcPr>
           <w:p>
@@ -15706,7 +15880,7 @@
         </w:tc>
         <w:tc>
           <w:tcPr>
-            <w:tcW w:w="859" w:type="pct"/>
+            <w:tcW w:w="848" w:type="pct"/>
             <w:shd w:val="clear" w:color="auto" w:fill="auto"/>
           </w:tcPr>
           <w:p>
@@ -15729,7 +15903,7 @@
       <w:tr>
         <w:tc>
           <w:tcPr>
-            <w:tcW w:w="527" w:type="pct"/>
+            <w:tcW w:w="528" w:type="pct"/>
             <w:shd w:val="clear" w:color="auto" w:fill="auto"/>
           </w:tcPr>
           <w:p>
@@ -15750,7 +15924,7 @@
         </w:tc>
         <w:tc>
           <w:tcPr>
-            <w:tcW w:w="532" w:type="pct"/>
+            <w:tcW w:w="533" w:type="pct"/>
             <w:shd w:val="clear" w:color="auto" w:fill="auto"/>
           </w:tcPr>
           <w:p>
@@ -15799,7 +15973,7 @@
         </w:tc>
         <w:tc>
           <w:tcPr>
-            <w:tcW w:w="1460" w:type="pct"/>
+            <w:tcW w:w="1467" w:type="pct"/>
             <w:shd w:val="clear" w:color="auto" w:fill="auto"/>
           </w:tcPr>
           <w:p>
@@ -15820,7 +15994,7 @@
         </w:tc>
         <w:tc>
           <w:tcPr>
-            <w:tcW w:w="837" w:type="pct"/>
+            <w:tcW w:w="839" w:type="pct"/>
             <w:shd w:val="clear" w:color="auto" w:fill="auto"/>
           </w:tcPr>
           <w:p>
@@ -15841,7 +16015,7 @@
         </w:tc>
         <w:tc>
           <w:tcPr>
-            <w:tcW w:w="859" w:type="pct"/>
+            <w:tcW w:w="848" w:type="pct"/>
             <w:shd w:val="clear" w:color="auto" w:fill="auto"/>
           </w:tcPr>
           <w:p>
@@ -15864,7 +16038,7 @@
       <w:tr>
         <w:tc>
           <w:tcPr>
-            <w:tcW w:w="527" w:type="pct"/>
+            <w:tcW w:w="528" w:type="pct"/>
             <w:shd w:val="clear" w:color="auto" w:fill="auto"/>
           </w:tcPr>
           <w:p>
@@ -15885,7 +16059,7 @@
         </w:tc>
         <w:tc>
           <w:tcPr>
-            <w:tcW w:w="532" w:type="pct"/>
+            <w:tcW w:w="533" w:type="pct"/>
             <w:shd w:val="clear" w:color="auto" w:fill="auto"/>
           </w:tcPr>
           <w:p>
@@ -15934,7 +16108,7 @@
         </w:tc>
         <w:tc>
           <w:tcPr>
-            <w:tcW w:w="1460" w:type="pct"/>
+            <w:tcW w:w="1467" w:type="pct"/>
             <w:shd w:val="clear" w:color="auto" w:fill="auto"/>
           </w:tcPr>
           <w:p>
@@ -15981,7 +16155,7 @@
         </w:tc>
         <w:tc>
           <w:tcPr>
-            <w:tcW w:w="837" w:type="pct"/>
+            <w:tcW w:w="839" w:type="pct"/>
             <w:shd w:val="clear" w:color="auto" w:fill="auto"/>
           </w:tcPr>
           <w:p>
@@ -16002,7 +16176,7 @@
         </w:tc>
         <w:tc>
           <w:tcPr>
-            <w:tcW w:w="859" w:type="pct"/>
+            <w:tcW w:w="848" w:type="pct"/>
             <w:shd w:val="clear" w:color="auto" w:fill="auto"/>
           </w:tcPr>
           <w:p>
@@ -16383,7 +16557,10 @@
         <w:t>Pasan a trabajo futuro (7):</w:t>
       </w:r>
       <w:r>
-        <w:t xml:space="preserve"> DEF-RC3-01, porque el resumen de nivel conserva un círculo con el texto «Algoritm» pese al diseño final del guía y falta decidir si se cambia el documento o el arte; DEF-RC3-03, porque el gesto del Niño en reposo, con la mano a la sien, está registrado como excepción en el generador de poses y el criterio de </w:t>
+        <w:t xml:space="preserve"> </w:t>
+      </w:r>
+      <w:r>
+        <w:t xml:space="preserve">DEF-RC3-01, el círculo con el texto «Algoritm» en el resumen de nivel, que después se corrigió en el código (párrafo siguiente); DEF-RC3-03, porque el gesto del Niño en reposo, con la mano a la sien, está registrado como excepción en el generador de poses y el criterio de </w:t>
       </w:r>
       <w:r>
         <w:rPr>
@@ -16392,10 +16569,10 @@
         <w:t>PF-RF05-05</w:t>
       </w:r>
       <w:r>
-        <w:t xml:space="preserve"> no lo contempla, y lo decide el equipo de arte; DEF-RC3-08, porque Algoritm aparece con la forma del nivel anterior en las secuencias puente y falta confirmar si es intencional; DEF-RC3-I01,</w:t>
-      </w:r>
-      <w:r>
-        <w:t xml:space="preserve"> por los identificadores en español de tres controladores del Nivel 2, que es estilo de código; DEF-RC3-I02, porque solo 9 de 122 commits llevan tarjeta y corregirlo exigiría reescribir la historia; DEF-RC3-I03, por el halo de croma de nueve caras de la familia, que es arte; y DEF-RC3-I04, porque la suite no corrió sobre el contenido exacto de rc3, que es proceso.</w:t>
+        <w:t xml:space="preserve"> no lo contempla, y lo decide el equipo de arte; DEF-RC3-08, porque Algoritm aparece con la forma del nivel anterior en las secuencias puente y falta confirmar si es intencional; DEF-RC3-I01, por los identificadores en español de</w:t>
+      </w:r>
+      <w:r>
+        <w:t xml:space="preserve"> tres controladores del Nivel 2, que es estilo de código; DEF-RC3-I02, porque solo 9 de 122 commits llevan tarjeta y corregirlo exigiría reescribir la historia; DEF-RC3-I03, por el halo de croma de nueve caras de la familia, que es arte; y DEF-RC3-I04, porque la suite no corrió sobre el contenido exacto de rc3, que es proceso.</w:t>
       </w:r>
     </w:p>
     <w:p>
@@ -16422,7 +16599,7 @@
         <w:t>0405eba</w:t>
       </w:r>
       <w:r>
-        <w:t xml:space="preserve"> y no se recompiló: el ejecutable rc4 todavía muestra el círculo, y la corrección entra en el siguiente candidato. Las pruebas </w:t>
+        <w:t xml:space="preserve">: el ejecutable rc4 todavía muestra el círculo, y la corrección entra en rc5. Las pruebas </w:t>
       </w:r>
       <w:r>
         <w:rPr>
@@ -16440,7 +16617,7 @@
         <w:t>PF-RF45-01</w:t>
       </w:r>
       <w:r>
-        <w:t xml:space="preserve"> sigue siendo el de rc3.</w:t>
+        <w:t xml:space="preserve"> sigue siendo el de rc3, porque el caso no se repitió sobre ningún ejecutable con la corrección.</w:t>
       </w:r>
     </w:p>
     <w:p>
@@ -16448,6 +16625,53 @@
         <w:pStyle w:val="TextoOE3"/>
       </w:pPr>
       <w:r>
+        <w:t xml:space="preserve">La captura del resumen del Nivel 3 sobre el ejecutable rc4 mostró además que la tarjeta medía más de 1080 px de alto a 1920 × 1080 y se cortaban sus bordes superior e inferior (DEF-RC4-01, Observación, </w:t>
+      </w:r>
+      <w:r>
+        <w:rPr>
+          <w:rStyle w:val="CdigoenlneaOE3"/>
+        </w:rPr>
+        <w:t>PF-RF45-01</w:t>
+      </w:r>
+      <w:r>
+        <w:t xml:space="preserve">). Se corrigió el 14/10/2026 en </w:t>
+      </w:r>
+      <w:r>
+        <w:rPr>
+          <w:rStyle w:val="CdigoenlneaOE3"/>
+        </w:rPr>
+        <w:t>ca6fd91</w:t>
+      </w:r>
+      <w:r>
+        <w:t xml:space="preserve">: el espaciado vertical entre bloques bajó de 48 a 32 px y el texto de la habilidad se ensanchó de 710 a 900 px, de modo que la del Nivel 3 ocupa dos líneas. En el Editor, a 1920 × 1080, la tarjeta mide ahora de 927 a 989 px en los tres niveles (capturas en </w:t>
+      </w:r>
+      <w:r>
+        <w:rPr>
+          <w:rStyle w:val="CdigoenlneaOE3"/>
+        </w:rPr>
+        <w:t>claudeDocs/tasks/OE4/evidencias/rc5/</w:t>
+      </w:r>
+      <w:r>
+        <w:t xml:space="preserve">). rc5 incluye la corrección, pero no se ha ejecutado ni medido, así que la medida sobre un ejecutable queda pendiente; la repetición de </w:t>
+      </w:r>
+      <w:r>
+        <w:rPr>
+          <w:rStyle w:val="CdigoenlneaOE3"/>
+        </w:rPr>
+        <w:t>PF-RF45-01</w:t>
+      </w:r>
+      <w:r>
+        <w:t xml:space="preserve"> sobre rc5 queda pendi</w:t>
+      </w:r>
+      <w:r>
+        <w:t>ente de Santiago Benavides Rey.</w:t>
+      </w:r>
+    </w:p>
+    <w:p>
+      <w:pPr>
+        <w:pStyle w:val="TextoOE3"/>
+      </w:pPr>
+      <w:r>
         <w:t>La primera pasada, sobre rc1 (01/10/2026), halló nueve defectos: cuatro Mayores propuestos (DEF-SPIKE-01, la conexión del reproductor a servicios de Unity, que incumplía RNF-10; DEF-W5R-01, la lista de perfiles que dejaba fuera del panel o cortados a los de la quinta fila en adelante; DEF-GP1-01, el bloque que se quedaba pegado al cursor en el laberinto; y DEF-GP1-02, el resaltado que no seguía a la lista desplazada) y cinco Menores (DEF-GP1-03, DEF-SPER-01, DEF-SPER-02, DEF-W5R-02 y OBS-SDOC-2). Se corrigi</w:t>
       </w:r>
       <w:r>
@@ -16530,7 +16754,7 @@
       <w:pPr>
         <w:pStyle w:val="Ttulo2"/>
       </w:pPr>
-      <w:bookmarkStart w:id="20" w:name="_Toc242869333"/>
+      <w:bookmarkStart w:id="20" w:name="_Toc242887163"/>
       <w:r>
         <w:t>3.7 Suite automatizada como evidencia de apoyo</w:t>
       </w:r>
@@ -17054,7 +17278,11 @@
         <w:t>RiverLevel_RNF21_NingunaAnimacionDelNivel3TieneDestellos</w:t>
       </w:r>
       <w:r>
-        <w:t xml:space="preserve">: mide un salto de cuadro de 0,056 frente al límite de 0,05 con dos Editores compitiendo por CPU, y pasa corrida sola (1 de 1). La suite corrió sobre </w:t>
+        <w:t xml:space="preserve">: mide </w:t>
+      </w:r>
+      <w:r>
+        <w:lastRenderedPageBreak/>
+        <w:t xml:space="preserve">un salto de cuadro de 0,056 frente al límite de 0,05 con dos Editores compitiendo por CPU, y pasa corrida sola (1 de 1). La suite corrió sobre </w:t>
       </w:r>
       <w:r>
         <w:rPr>
@@ -17099,10 +17327,7 @@
         <w:t>Level2_Maze.unity</w:t>
       </w:r>
       <w:r>
-        <w:t xml:space="preserve"> (78 líneas d</w:t>
-      </w:r>
-      <w:r>
-        <w:t xml:space="preserve">e reserialización del Editor, en </w:t>
+        <w:t xml:space="preserve"> (78 líneas de reserialización del Editor, en </w:t>
       </w:r>
       <w:r>
         <w:rPr>
@@ -17163,7 +17388,6 @@
         <w:pStyle w:val="TextoOE3"/>
       </w:pPr>
       <w:r>
-        <w:lastRenderedPageBreak/>
         <w:t xml:space="preserve">Cada uno de los 47 RF tiene al menos una prueba automática que lo nombra (el mínimo es 1, en RF-21 y RF-27). Ninguna prueba nombra RNF-08, RNF-12, RNF-17 ni RNF-22, que se verifican por inspección o por documento. El recuento de pruebas por requerimiento está en el apartado 8 de </w:t>
       </w:r>
       <w:r>
@@ -17185,7 +17409,7 @@
       <w:pPr>
         <w:pStyle w:val="Ttulo1"/>
       </w:pPr>
-      <w:bookmarkStart w:id="21" w:name="_Toc242869334"/>
+      <w:bookmarkStart w:id="21" w:name="_Toc242887164"/>
       <w:r>
         <w:lastRenderedPageBreak/>
         <w:t>4. OPORTUNIDADES DE MEJORA PARA TRABAJOS FUTUROS</w:t>
@@ -17207,7 +17431,7 @@
       <w:pPr>
         <w:pStyle w:val="Ttulo2"/>
       </w:pPr>
-      <w:bookmarkStart w:id="22" w:name="_Toc242869335"/>
+      <w:bookmarkStart w:id="22" w:name="_Toc242887165"/>
       <w:r>
         <w:t>4.1 Interfaz</w:t>
       </w:r>
@@ -17243,10 +17467,10 @@
         <w:tblLook w:val="0020" w:firstRow="1" w:lastRow="0" w:firstColumn="0" w:lastColumn="0" w:noHBand="0" w:noVBand="0"/>
       </w:tblPr>
       <w:tblGrid>
-        <w:gridCol w:w="2879"/>
-        <w:gridCol w:w="2058"/>
-        <w:gridCol w:w="2612"/>
-        <w:gridCol w:w="2413"/>
+        <w:gridCol w:w="2790"/>
+        <w:gridCol w:w="2038"/>
+        <w:gridCol w:w="2526"/>
+        <w:gridCol w:w="2608"/>
       </w:tblGrid>
       <w:tr>
         <w:trPr>
@@ -17254,7 +17478,7 @@
         </w:trPr>
         <w:tc>
           <w:tcPr>
-            <w:tcW w:w="1445" w:type="pct"/>
+            <w:tcW w:w="1400" w:type="pct"/>
             <w:shd w:val="clear" w:color="auto" w:fill="D9D9D9"/>
           </w:tcPr>
           <w:p>
@@ -17277,7 +17501,7 @@
         </w:tc>
         <w:tc>
           <w:tcPr>
-            <w:tcW w:w="1033" w:type="pct"/>
+            <w:tcW w:w="1023" w:type="pct"/>
             <w:shd w:val="clear" w:color="auto" w:fill="D9D9D9"/>
           </w:tcPr>
           <w:p>
@@ -17300,7 +17524,7 @@
         </w:tc>
         <w:tc>
           <w:tcPr>
-            <w:tcW w:w="1311" w:type="pct"/>
+            <w:tcW w:w="1268" w:type="pct"/>
             <w:shd w:val="clear" w:color="auto" w:fill="D9D9D9"/>
           </w:tcPr>
           <w:p>
@@ -17323,7 +17547,7 @@
         </w:tc>
         <w:tc>
           <w:tcPr>
-            <w:tcW w:w="1211" w:type="pct"/>
+            <w:tcW w:w="1309" w:type="pct"/>
             <w:shd w:val="clear" w:color="auto" w:fill="D9D9D9"/>
           </w:tcPr>
           <w:p>
@@ -17348,7 +17572,7 @@
       <w:tr>
         <w:tc>
           <w:tcPr>
-            <w:tcW w:w="1445" w:type="pct"/>
+            <w:tcW w:w="1400" w:type="pct"/>
             <w:shd w:val="clear" w:color="auto" w:fill="auto"/>
           </w:tcPr>
           <w:p>
@@ -17369,7 +17593,7 @@
         </w:tc>
         <w:tc>
           <w:tcPr>
-            <w:tcW w:w="1033" w:type="pct"/>
+            <w:tcW w:w="1023" w:type="pct"/>
             <w:shd w:val="clear" w:color="auto" w:fill="auto"/>
           </w:tcPr>
           <w:p>
@@ -17397,7 +17621,7 @@
         </w:tc>
         <w:tc>
           <w:tcPr>
-            <w:tcW w:w="1311" w:type="pct"/>
+            <w:tcW w:w="1268" w:type="pct"/>
             <w:shd w:val="clear" w:color="auto" w:fill="auto"/>
           </w:tcPr>
           <w:p>
@@ -17418,7 +17642,7 @@
         </w:tc>
         <w:tc>
           <w:tcPr>
-            <w:tcW w:w="1211" w:type="pct"/>
+            <w:tcW w:w="1309" w:type="pct"/>
             <w:shd w:val="clear" w:color="auto" w:fill="auto"/>
           </w:tcPr>
           <w:p>
@@ -17441,7 +17665,7 @@
       <w:tr>
         <w:tc>
           <w:tcPr>
-            <w:tcW w:w="1445" w:type="pct"/>
+            <w:tcW w:w="1400" w:type="pct"/>
             <w:shd w:val="clear" w:color="auto" w:fill="auto"/>
           </w:tcPr>
           <w:p>
@@ -17475,7 +17699,7 @@
         </w:tc>
         <w:tc>
           <w:tcPr>
-            <w:tcW w:w="1033" w:type="pct"/>
+            <w:tcW w:w="1023" w:type="pct"/>
             <w:shd w:val="clear" w:color="auto" w:fill="auto"/>
           </w:tcPr>
           <w:p>
@@ -17503,7 +17727,7 @@
         </w:tc>
         <w:tc>
           <w:tcPr>
-            <w:tcW w:w="1311" w:type="pct"/>
+            <w:tcW w:w="1268" w:type="pct"/>
             <w:shd w:val="clear" w:color="auto" w:fill="auto"/>
           </w:tcPr>
           <w:p>
@@ -17524,7 +17748,7 @@
         </w:tc>
         <w:tc>
           <w:tcPr>
-            <w:tcW w:w="1211" w:type="pct"/>
+            <w:tcW w:w="1309" w:type="pct"/>
             <w:shd w:val="clear" w:color="auto" w:fill="auto"/>
           </w:tcPr>
           <w:p>
@@ -17547,7 +17771,7 @@
       <w:tr>
         <w:tc>
           <w:tcPr>
-            <w:tcW w:w="1445" w:type="pct"/>
+            <w:tcW w:w="1400" w:type="pct"/>
             <w:shd w:val="clear" w:color="auto" w:fill="auto"/>
           </w:tcPr>
           <w:p>
@@ -17568,7 +17792,7 @@
         </w:tc>
         <w:tc>
           <w:tcPr>
-            <w:tcW w:w="1033" w:type="pct"/>
+            <w:tcW w:w="1023" w:type="pct"/>
             <w:shd w:val="clear" w:color="auto" w:fill="auto"/>
           </w:tcPr>
           <w:p>
@@ -17596,7 +17820,7 @@
         </w:tc>
         <w:tc>
           <w:tcPr>
-            <w:tcW w:w="1311" w:type="pct"/>
+            <w:tcW w:w="1268" w:type="pct"/>
             <w:shd w:val="clear" w:color="auto" w:fill="auto"/>
           </w:tcPr>
           <w:p>
@@ -17617,7 +17841,7 @@
         </w:tc>
         <w:tc>
           <w:tcPr>
-            <w:tcW w:w="1211" w:type="pct"/>
+            <w:tcW w:w="1309" w:type="pct"/>
             <w:shd w:val="clear" w:color="auto" w:fill="auto"/>
           </w:tcPr>
           <w:p>
@@ -17640,7 +17864,7 @@
       <w:tr>
         <w:tc>
           <w:tcPr>
-            <w:tcW w:w="1445" w:type="pct"/>
+            <w:tcW w:w="1400" w:type="pct"/>
             <w:shd w:val="clear" w:color="auto" w:fill="auto"/>
           </w:tcPr>
           <w:p>
@@ -17661,7 +17885,7 @@
         </w:tc>
         <w:tc>
           <w:tcPr>
-            <w:tcW w:w="1033" w:type="pct"/>
+            <w:tcW w:w="1023" w:type="pct"/>
             <w:shd w:val="clear" w:color="auto" w:fill="auto"/>
           </w:tcPr>
           <w:p>
@@ -17689,7 +17913,7 @@
         </w:tc>
         <w:tc>
           <w:tcPr>
-            <w:tcW w:w="1311" w:type="pct"/>
+            <w:tcW w:w="1268" w:type="pct"/>
             <w:shd w:val="clear" w:color="auto" w:fill="auto"/>
           </w:tcPr>
           <w:p>
@@ -17710,7 +17934,7 @@
         </w:tc>
         <w:tc>
           <w:tcPr>
-            <w:tcW w:w="1211" w:type="pct"/>
+            <w:tcW w:w="1309" w:type="pct"/>
             <w:shd w:val="clear" w:color="auto" w:fill="auto"/>
           </w:tcPr>
           <w:p>
@@ -17738,7 +17962,20 @@
               <w:rPr>
                 <w:sz w:val="18"/>
               </w:rPr>
-              <w:t>), posterior a rc4; entra en el siguiente candidato</w:t>
+              <w:t xml:space="preserve">), posterior a rc4; entra en rc5, sin repetir </w:t>
+            </w:r>
+            <w:r>
+              <w:rPr>
+                <w:rStyle w:val="CdigoenlneaOE3"/>
+                <w:sz w:val="18"/>
+              </w:rPr>
+              <w:t>PF-RF45-01</w:t>
+            </w:r>
+            <w:r>
+              <w:rPr>
+                <w:sz w:val="18"/>
+              </w:rPr>
+              <w:t xml:space="preserve"> sobre ese ejecutable</w:t>
             </w:r>
           </w:p>
         </w:tc>
@@ -17757,7 +17994,7 @@
       <w:pPr>
         <w:pStyle w:val="Ttulo2"/>
       </w:pPr>
-      <w:bookmarkStart w:id="23" w:name="_Toc242869336"/>
+      <w:bookmarkStart w:id="23" w:name="_Toc242887166"/>
       <w:r>
         <w:t>4.2 Flujo del juego</w:t>
       </w:r>
@@ -18337,7 +18574,7 @@
       <w:pPr>
         <w:pStyle w:val="Ttulo2"/>
       </w:pPr>
-      <w:bookmarkStart w:id="24" w:name="_Toc242869337"/>
+      <w:bookmarkStart w:id="24" w:name="_Toc242887167"/>
       <w:r>
         <w:t>4.3 Arte y paquete del ejecutable</w:t>
       </w:r>
@@ -18956,7 +19193,7 @@
       <w:pPr>
         <w:pStyle w:val="Ttulo2"/>
       </w:pPr>
-      <w:bookmarkStart w:id="25" w:name="_Toc242869338"/>
+      <w:bookmarkStart w:id="25" w:name="_Toc242887168"/>
       <w:r>
         <w:t>4.4 Código y trazabilidad</w:t>
       </w:r>
@@ -18975,7 +19212,10 @@
         <w:t>Tabla 4.4.</w:t>
       </w:r>
       <w:r>
-        <w:t xml:space="preserve"> Oportunidades de mejora del código y de la trazabilidad.</w:t>
+        <w:t xml:space="preserve"> </w:t>
+      </w:r>
+      <w:r>
+        <w:t>Oportunidades de mejora del código y de la trazabilidad.</w:t>
       </w:r>
     </w:p>
     <w:tbl>
@@ -19678,7 +19918,13 @@
               <w:rPr>
                 <w:sz w:val="18"/>
               </w:rPr>
-              <w:t xml:space="preserve"> en lote: 15 pruebas de River, Wheel y UI (RNF-03, RNF-19, RNF-20, RNF-21) fallan a 640 × 480 también en la copia completa y pasan con </w:t>
+              <w:t xml:space="preserve"> </w:t>
+            </w:r>
+            <w:r>
+              <w:rPr>
+                <w:sz w:val="18"/>
+              </w:rPr>
+              <w:t xml:space="preserve">en lote: 15 pruebas de River, Wheel y UI (RNF-03, RNF-19, RNF-20, RNF-21) fallan a 640 × 480 también en la copia completa y pasan con </w:t>
             </w:r>
             <w:r>
               <w:rPr>
@@ -20063,7 +20309,7 @@
       <w:pPr>
         <w:pStyle w:val="Ttulo2"/>
       </w:pPr>
-      <w:bookmarkStart w:id="26" w:name="_Toc242869339"/>
+      <w:bookmarkStart w:id="26" w:name="_Toc242887169"/>
       <w:r>
         <w:t>4.5 Instrumento y proceso de evaluación</w:t>
       </w:r>
@@ -21360,7 +21606,7 @@
       <w:pPr>
         <w:pStyle w:val="Ttulo2"/>
       </w:pPr>
-      <w:bookmarkStart w:id="27" w:name="_Toc242869340"/>
+      <w:bookmarkStart w:id="27" w:name="_Toc242887170"/>
       <w:r>
         <w:t>4.6 Lo que la evaluación con personas resolvió y lo que dejó abierto</w:t>
       </w:r>
@@ -21481,7 +21727,7 @@
       <w:pPr>
         <w:pStyle w:val="Ttulo2"/>
       </w:pPr>
-      <w:bookmarkStart w:id="28" w:name="_Toc242869341"/>
+      <w:bookmarkStart w:id="28" w:name="_Toc242887171"/>
       <w:r>
         <w:t>4.7 Límites de la evaluación</w:t>
       </w:r>
@@ -22004,7 +22250,13 @@
               <w:rPr>
                 <w:sz w:val="18"/>
               </w:rPr>
-              <w:t xml:space="preserve"> los aprobó una persona el 13/10/2026 (H12, con H6 y H7); es un juicio de oído sin medición propia</w:t>
+              <w:t xml:space="preserve"> </w:t>
+            </w:r>
+            <w:r>
+              <w:rPr>
+                <w:sz w:val="18"/>
+              </w:rPr>
+              <w:t>los aprobó una persona el 13/10/2026 (H12, con H6 y H7); es un juicio de oído sin medición propia</w:t>
             </w:r>
           </w:p>
         </w:tc>
@@ -22121,7 +22373,7 @@
       <w:pPr>
         <w:pStyle w:val="Ttulo1"/>
       </w:pPr>
-      <w:bookmarkStart w:id="29" w:name="_Toc242869342"/>
+      <w:bookmarkStart w:id="29" w:name="_Toc242887172"/>
       <w:r>
         <w:lastRenderedPageBreak/>
         <w:t>5. EVALUACIÓN CON ESTUDIANTES Y COMPROBACIONES HUMANAS</w:t>
@@ -22140,7 +22392,7 @@
       <w:pPr>
         <w:pStyle w:val="Ttulo2"/>
       </w:pPr>
-      <w:bookmarkStart w:id="30" w:name="_Toc242869343"/>
+      <w:bookmarkStart w:id="30" w:name="_Toc242887173"/>
       <w:r>
         <w:t>5.1 Sesión con estudiantes</w:t>
       </w:r>
@@ -22758,7 +23010,7 @@
       <w:pPr>
         <w:pStyle w:val="Ttulo2"/>
       </w:pPr>
-      <w:bookmarkStart w:id="31" w:name="_Toc242869344"/>
+      <w:bookmarkStart w:id="31" w:name="_Toc242887174"/>
       <w:r>
         <w:t>5.2 Comprobaciones de la hoja HUM</w:t>
       </w:r>
@@ -24652,10 +24904,7 @@
         <w:t>PF-RNF12-01</w:t>
       </w:r>
       <w:r>
-        <w:t xml:space="preserve"> </w:t>
-      </w:r>
-      <w:r>
-        <w:t xml:space="preserve">pasó también a P con el formato de consentimiento (Anexo F) y los 4 consentimientos firmados. H1 y H2 son puntos del guion y H9 a H11 corroboran casos que ya eran P, así que no cambian ninguna cifra. H8 no cierra </w:t>
+        <w:t xml:space="preserve"> pasó también a P con el formato de consentimiento (Anexo F) y los 4 consentimientos firmados. H1 y H2 son puntos del guion y H9 a H11 corroboran casos que ya eran P, así que no cambian ninguna cifra. H8 no cierra </w:t>
       </w:r>
       <w:r>
         <w:rPr>
@@ -24664,14 +24913,17 @@
         <w:t>PF-RNF13-01</w:t>
       </w:r>
       <w:r>
-        <w:t>, que pide además los dos recorridos del arnés, y H13 no se realizó. Con ello la eficacia pasó de 96,8 % (122 de 126) a 97,0 % (129 de 133).</w:t>
+        <w:t>, que pide además los dos recorridos del arnés, y H13 no se realizó. Con ello la eficacia pasó de 96,8 % (122 de 126) a 97,0 % (129 de 133)</w:t>
+      </w:r>
+      <w:r>
+        <w:t>.</w:t>
       </w:r>
     </w:p>
     <w:p>
       <w:pPr>
         <w:pStyle w:val="Ttulo2"/>
       </w:pPr>
-      <w:bookmarkStart w:id="32" w:name="_Toc242869345"/>
+      <w:bookmarkStart w:id="32" w:name="_Toc242887175"/>
       <w:r>
         <w:t>5.3 Hallazgos de la sesión y correcciones aplicadas</w:t>
       </w:r>
@@ -24959,7 +25211,13 @@
               <w:rPr>
                 <w:sz w:val="18"/>
               </w:rPr>
-              <w:t xml:space="preserve"> de la luz inicial y de cada parada, con un mínimo de 0,15 (por ejemplo, 0,06 pasó a 0,18 y 0,02 a 0,15). Se conservaron el negro intencional de la línea 6 de </w:t>
+              <w:t xml:space="preserve"> </w:t>
+            </w:r>
+            <w:r>
+              <w:rPr>
+                <w:sz w:val="18"/>
+              </w:rPr>
+              <w:t xml:space="preserve">de la luz inicial y de cada parada, con un mínimo de 0,15 (por ejemplo, 0,06 pasó a 0,18 y 0,02 a 0,15). Se conservaron el negro intencional de la línea 6 de </w:t>
             </w:r>
             <w:r>
               <w:rPr>
@@ -26068,10 +26326,7 @@
         <w:t>0405eba</w:t>
       </w:r>
       <w:r>
-        <w:t xml:space="preserve"> </w:t>
-      </w:r>
-      <w:r>
-        <w:t>(Papá se inclina hacia el abrazo en la 1.4.4 y nadie queda escondido tras Algoritm en la 1.1), y el retoque entró en rc4. Este documento no registra que se hayan revisado las capturas nuevas (</w:t>
+        <w:t xml:space="preserve"> (Papá se inclina hacia el abrazo en la 1.4.4 y nadie queda escondido tras Algoritm en la 1.1), y el retoque entró en rc4. Este documento no registra que se hayan revisado las capturas nuevas (</w:t>
       </w:r>
       <w:r>
         <w:rPr>
@@ -26149,7 +26404,7 @@
       <w:pPr>
         <w:pStyle w:val="Ttulo1"/>
       </w:pPr>
-      <w:bookmarkStart w:id="33" w:name="_Toc242869346"/>
+      <w:bookmarkStart w:id="33" w:name="_Toc242887176"/>
       <w:r>
         <w:lastRenderedPageBreak/>
         <w:t>6. CONCLUSIONES</w:t>
@@ -26160,7 +26415,7 @@
       <w:pPr>
         <w:pStyle w:val="Ttulo2"/>
       </w:pPr>
-      <w:bookmarkStart w:id="34" w:name="_Toc242869347"/>
+      <w:bookmarkStart w:id="34" w:name="_Toc242887177"/>
       <w:r>
         <w:t>6.1 Respuesta al objetivo</w:t>
       </w:r>
@@ -26249,7 +26504,7 @@
       <w:pPr>
         <w:pStyle w:val="Ttulo2"/>
       </w:pPr>
-      <w:bookmarkStart w:id="35" w:name="_Toc242869348"/>
+      <w:bookmarkStart w:id="35" w:name="_Toc242887178"/>
       <w:r>
         <w:t>6.2 Rendimiento y portabilidad</w:t>
       </w:r>
@@ -26296,10 +26551,7 @@
         <w:t>0405eba</w:t>
       </w:r>
       <w:r>
-        <w:t>, dio 0,403 s de peor carga, 1.083,3 MiB (1,06 GiB) de pico de memoria privada y 426,9 MB, con 73,1 MB de margen, y su suite, 792 de 793 en EditMode (una omitida) y 435 de 435 en</w:t>
-      </w:r>
-      <w:r>
-        <w:t xml:space="preserve"> PlayMode; sus veredictos de casos son los de rc3. RNF-10 midió 0 conexiones en 4.516 muestras. Las comprobaciones del segundo equipo (H3, </w:t>
+        <w:t xml:space="preserve">, dio 0,403 s de peor carga, 1.083,3 MiB (1,06 GiB) de pico de memoria privada y 426,9 MB, con 73,1 MB de margen, y su suite, 792 de 793 en EditMode (una omitida) y 435 de 435 en PlayMode; sus veredictos de casos son los de rc3. RNF-10 midió 0 conexiones en 4.516 muestras. Las comprobaciones del segundo equipo (H3, </w:t>
       </w:r>
       <w:r>
         <w:rPr>
@@ -26326,14 +26578,17 @@
         <w:t>PF-RNF08-01</w:t>
       </w:r>
       <w:r>
-        <w:t>) se aprobaron el 13/10/2026 (apartado 5.2); las cifras de RNF-04 y RNF-05 de este apartado siguen siendo del equipo 1.</w:t>
+        <w:t xml:space="preserve">) se aprobaron el 13/10/2026 (apartado 5.2); las cifras de RNF-04 </w:t>
+      </w:r>
+      <w:r>
+        <w:t>y RNF-05 de este apartado siguen siendo del equipo 1.</w:t>
       </w:r>
     </w:p>
     <w:p>
       <w:pPr>
         <w:pStyle w:val="Ttulo2"/>
       </w:pPr>
-      <w:bookmarkStart w:id="36" w:name="_Toc242869349"/>
+      <w:bookmarkStart w:id="36" w:name="_Toc242887179"/>
       <w:r>
         <w:t>6.3 Lo que no se evaluó</w:t>
       </w:r>
@@ -26367,7 +26622,7 @@
       <w:pPr>
         <w:pStyle w:val="Ttulo2"/>
       </w:pPr>
-      <w:bookmarkStart w:id="37" w:name="_Toc242869350"/>
+      <w:bookmarkStart w:id="37" w:name="_Toc242887180"/>
       <w:r>
         <w:t>6.4 Trabajos futuros</w:t>
       </w:r>
@@ -26387,19 +26642,31 @@
         <w:t>86a9898</w:t>
       </w:r>
       <w:r>
-        <w:t xml:space="preserve">, después de rc4, y por tanto presente todavía en el ejecutable rc4. Cuatro defectos de rc3 ya se corrigieron en el código en </w:t>
+        <w:t xml:space="preserve">, después de rc4, y por tanto presente todavía en el ejecutable rc4; la tarjeta del resumen que no cabía en 1080 px en el Nivel 3 (DEF-RC4-01) se corrigió en </w:t>
       </w:r>
       <w:r>
         <w:rPr>
           <w:rStyle w:val="CdigoenlneaOE3"/>
         </w:rPr>
+        <w:t>ca6fd91</w:t>
+      </w:r>
+      <w:r>
+        <w:t xml:space="preserve">. Ambas correcciones están en rc5, que no tuvo pasada de casos ni medidas de carga y memoria. Cuatro defectos de rc3 ya se corrigieron en el código en </w:t>
+      </w:r>
+      <w:r>
+        <w:rPr>
+          <w:rStyle w:val="CdigoenlneaOE3"/>
+        </w:rPr>
         <w:t>0405eba</w:t>
       </w:r>
       <w:r>
-        <w:t xml:space="preserve"> y entraron en rc4: el doble clic en «Omitir» que salta el resumen del Nivel 1 (DEF-RC3-09), la instrucción del bosque que se sale de su tablilla (DEF-RC3-10), la cabecera del informe con los iconos sobre el texto (DEF-RC3-05) y el botón «Eliminar datos» partido en dos líneas (DEF-RC3-11); su veredicto en los casos sigue siendo el de rc3, porque rc4 no tuvo pasada de ca</w:t>
-      </w:r>
-      <w:r>
-        <w:t>sos. Después van las del equipo de desarrollo: los identificadores en español de tres controladores del Nivel 2 (DEF-RC3-I01), la tarjeta del Kanban en cada commit (DEF-RC3-I02), las pruebas de arquitectura que no toleran un nivel ausente (DEF-RC3-12) y la suite sobre el contenido exacto del candidato (DEF-RC3-I04), que en rc4 sí corrió sobre el commit del build. Cierran las del instrumento: el arnés (</w:t>
+        <w:t xml:space="preserve"> y entraron en rc4: el doble clic en «Omitir» que salta el resumen del Nivel 1 (DEF-RC3-09), la instrucción del bosque que se sale de su tablilla (DEF-RC3-10), la cabecera del inform</w:t>
+      </w:r>
+      <w:r>
+        <w:t xml:space="preserve">e con los iconos sobre el texto (DEF-RC3-05) y el botón «Eliminar datos» partido en dos líneas (DEF-RC3-11); su veredicto en los casos sigue siendo el de rc3, porque rc4 no tuvo pasada de casos. Después van las del equipo de desarrollo: los identificadores en español de tres controladores del Nivel 2 (DEF-RC3-I01), la tarjeta del Kanban en cada commit (DEF-RC3-I02), las pruebas de arquitectura que no toleran un nivel ausente (DEF-RC3-12) y la suite sobre el contenido exacto del candidato (DEF-RC3-I04), que </w:t>
+      </w:r>
+      <w:r>
+        <w:t>en rc4 sí corrió sobre el commit del build. Cierran las del instrumento: el arnés (</w:t>
       </w:r>
       <w:r>
         <w:rPr>
@@ -26408,10 +26675,7 @@
         <w:t>Restaurar-Registro</w:t>
       </w:r>
       <w:r>
-        <w:t>, que falló al escribir un valor del registro en la sesión de rc4, y el retardo de la pri</w:t>
-      </w:r>
-      <w:r>
-        <w:t xml:space="preserve">mera captura) y las correcciones de </w:t>
+        <w:t xml:space="preserve">, que falló al escribir un valor del registro en la sesión de rc4, y el retardo de la primera captura) y las correcciones de </w:t>
       </w:r>
       <w:r>
         <w:rPr>
@@ -26621,7 +26885,7 @@
   <w:abstractNum w:abstractNumId="0" w15:restartNumberingAfterBreak="0">
     <w:nsid w:val="0000A990"/>
     <w:multiLevelType w:val="multilevel"/>
-    <w:tmpl w:val="4ACE2D26"/>
+    <w:tmpl w:val="B010031A"/>
     <w:lvl w:ilvl="0">
       <w:numFmt w:val="bullet"/>
       <w:lvlText w:val=" "/>
@@ -26698,7 +26962,7 @@
   <w:abstractNum w:abstractNumId="1" w15:restartNumberingAfterBreak="0">
     <w:nsid w:val="0000A991"/>
     <w:multiLevelType w:val="multilevel"/>
-    <w:tmpl w:val="5FA4ADA8"/>
+    <w:tmpl w:val="6D8E5C06"/>
     <w:lvl w:ilvl="0">
       <w:numFmt w:val="bullet"/>
       <w:lvlText w:val=""/>
@@ -26998,25 +27262,25 @@
       </w:pPr>
     </w:lvl>
   </w:abstractNum>
-  <w:num w:numId="1" w16cid:durableId="2139906091">
+  <w:num w:numId="1" w16cid:durableId="1983188557">
     <w:abstractNumId w:val="2"/>
   </w:num>
-  <w:num w:numId="2" w16cid:durableId="1660381853">
+  <w:num w:numId="2" w16cid:durableId="2018578855">
     <w:abstractNumId w:val="3"/>
     <w:lvlOverride w:ilvl="0">
       <w:startOverride w:val="1"/>
     </w:lvlOverride>
   </w:num>
-  <w:num w:numId="3" w16cid:durableId="1844589736">
+  <w:num w:numId="3" w16cid:durableId="1725175735">
     <w:abstractNumId w:val="0"/>
   </w:num>
-  <w:num w:numId="4" w16cid:durableId="1045642387">
+  <w:num w:numId="4" w16cid:durableId="310987784">
     <w:abstractNumId w:val="1"/>
   </w:num>
-  <w:num w:numId="5" w16cid:durableId="2062554892">
+  <w:num w:numId="5" w16cid:durableId="915478795">
     <w:abstractNumId w:val="1"/>
   </w:num>
-  <w:num w:numId="6" w16cid:durableId="2140562086">
+  <w:num w:numId="6" w16cid:durableId="1504978064">
     <w:abstractNumId w:val="1"/>
   </w:num>
 </w:numbering>
@@ -27822,7 +28086,7 @@
     <w:link w:val="EncabezadoCar"/>
     <w:uiPriority w:val="99"/>
     <w:unhideWhenUsed/>
-    <w:rsid w:val="0094400F"/>
+    <w:rsid w:val="005C111B"/>
     <w:pPr>
       <w:tabs>
         <w:tab w:val="center" w:pos="4419"/>
@@ -27836,7 +28100,7 @@
     <w:basedOn w:val="Fuentedeprrafopredeter"/>
     <w:link w:val="Encabezado"/>
     <w:uiPriority w:val="99"/>
-    <w:rsid w:val="0094400F"/>
+    <w:rsid w:val="005C111B"/>
   </w:style>
   <w:style w:type="paragraph" w:styleId="Piedepgina">
     <w:name w:val="footer"/>
@@ -27844,7 +28108,7 @@
     <w:link w:val="PiedepginaCar"/>
     <w:uiPriority w:val="99"/>
     <w:unhideWhenUsed/>
-    <w:rsid w:val="0094400F"/>
+    <w:rsid w:val="005C111B"/>
     <w:pPr>
       <w:tabs>
         <w:tab w:val="center" w:pos="4419"/>
@@ -27858,7 +28122,7 @@
     <w:basedOn w:val="Fuentedeprrafopredeter"/>
     <w:link w:val="Piedepgina"/>
     <w:uiPriority w:val="99"/>
-    <w:rsid w:val="0094400F"/>
+    <w:rsid w:val="005C111B"/>
   </w:style>
   <w:style w:type="character" w:styleId="Nmerodepgina">
     <w:name w:val="page number"/>
@@ -27866,7 +28130,7 @@
     <w:uiPriority w:val="99"/>
     <w:semiHidden/>
     <w:unhideWhenUsed/>
-    <w:rsid w:val="0094400F"/>
+    <w:rsid w:val="005C111B"/>
   </w:style>
 </w:styles>
 </file>

--- a/docs/OE4/Solucion_OE4_Evaluacion_prototipo.docx
+++ b/docs/OE4/Solucion_OE4_Evaluacion_prototipo.docx
@@ -24,7 +24,7 @@
       <w:r>
         <w:fldChar w:fldCharType="separate"/>
       </w:r>
-      <w:hyperlink w:anchor="_Toc242887143" w:history="1">
+      <w:hyperlink w:anchor="_Toc243054984" w:history="1">
         <w:r>
           <w:rPr>
             <w:rStyle w:val="Hipervnculo"/>
@@ -51,7 +51,7 @@
             <w:noProof/>
             <w:webHidden/>
           </w:rPr>
-          <w:instrText xml:space="preserve"> PAGEREF _Toc242887143 \h </w:instrText>
+          <w:instrText xml:space="preserve"> PAGEREF _Toc243054984 \h </w:instrText>
         </w:r>
         <w:r>
           <w:rPr>
@@ -95,7 +95,7 @@
           <w14:ligatures w14:val="standardContextual"/>
         </w:rPr>
       </w:pPr>
-      <w:hyperlink w:anchor="_Toc242887144" w:history="1">
+      <w:hyperlink w:anchor="_Toc243054985" w:history="1">
         <w:r>
           <w:rPr>
             <w:rStyle w:val="Hipervnculo"/>
@@ -122,7 +122,7 @@
             <w:noProof/>
             <w:webHidden/>
           </w:rPr>
-          <w:instrText xml:space="preserve"> PAGEREF _Toc242887144 \h </w:instrText>
+          <w:instrText xml:space="preserve"> PAGEREF _Toc243054985 \h </w:instrText>
         </w:r>
         <w:r>
           <w:rPr>
@@ -166,7 +166,7 @@
           <w14:ligatures w14:val="standardContextual"/>
         </w:rPr>
       </w:pPr>
-      <w:hyperlink w:anchor="_Toc242887145" w:history="1">
+      <w:hyperlink w:anchor="_Toc243054986" w:history="1">
         <w:r>
           <w:rPr>
             <w:rStyle w:val="Hipervnculo"/>
@@ -193,7 +193,7 @@
             <w:noProof/>
             <w:webHidden/>
           </w:rPr>
-          <w:instrText xml:space="preserve"> PAGEREF _Toc242887145 \h </w:instrText>
+          <w:instrText xml:space="preserve"> PAGEREF _Toc243054986 \h </w:instrText>
         </w:r>
         <w:r>
           <w:rPr>
@@ -237,7 +237,7 @@
           <w14:ligatures w14:val="standardContextual"/>
         </w:rPr>
       </w:pPr>
-      <w:hyperlink w:anchor="_Toc242887146" w:history="1">
+      <w:hyperlink w:anchor="_Toc243054987" w:history="1">
         <w:r>
           <w:rPr>
             <w:rStyle w:val="Hipervnculo"/>
@@ -264,7 +264,7 @@
             <w:noProof/>
             <w:webHidden/>
           </w:rPr>
-          <w:instrText xml:space="preserve"> PAGEREF _Toc242887146 \h </w:instrText>
+          <w:instrText xml:space="preserve"> PAGEREF _Toc243054987 \h </w:instrText>
         </w:r>
         <w:r>
           <w:rPr>
@@ -308,7 +308,7 @@
           <w14:ligatures w14:val="standardContextual"/>
         </w:rPr>
       </w:pPr>
-      <w:hyperlink w:anchor="_Toc242887147" w:history="1">
+      <w:hyperlink w:anchor="_Toc243054988" w:history="1">
         <w:r>
           <w:rPr>
             <w:rStyle w:val="Hipervnculo"/>
@@ -335,7 +335,7 @@
             <w:noProof/>
             <w:webHidden/>
           </w:rPr>
-          <w:instrText xml:space="preserve"> PAGEREF _Toc242887147 \h </w:instrText>
+          <w:instrText xml:space="preserve"> PAGEREF _Toc243054988 \h </w:instrText>
         </w:r>
         <w:r>
           <w:rPr>
@@ -379,7 +379,7 @@
           <w14:ligatures w14:val="standardContextual"/>
         </w:rPr>
       </w:pPr>
-      <w:hyperlink w:anchor="_Toc242887148" w:history="1">
+      <w:hyperlink w:anchor="_Toc243054989" w:history="1">
         <w:r>
           <w:rPr>
             <w:rStyle w:val="Hipervnculo"/>
@@ -406,7 +406,7 @@
             <w:noProof/>
             <w:webHidden/>
           </w:rPr>
-          <w:instrText xml:space="preserve"> PAGEREF _Toc242887148 \h </w:instrText>
+          <w:instrText xml:space="preserve"> PAGEREF _Toc243054989 \h </w:instrText>
         </w:r>
         <w:r>
           <w:rPr>
@@ -450,7 +450,7 @@
           <w14:ligatures w14:val="standardContextual"/>
         </w:rPr>
       </w:pPr>
-      <w:hyperlink w:anchor="_Toc242887149" w:history="1">
+      <w:hyperlink w:anchor="_Toc243054990" w:history="1">
         <w:r>
           <w:rPr>
             <w:rStyle w:val="Hipervnculo"/>
@@ -477,7 +477,7 @@
             <w:noProof/>
             <w:webHidden/>
           </w:rPr>
-          <w:instrText xml:space="preserve"> PAGEREF _Toc242887149 \h </w:instrText>
+          <w:instrText xml:space="preserve"> PAGEREF _Toc243054990 \h </w:instrText>
         </w:r>
         <w:r>
           <w:rPr>
@@ -521,7 +521,7 @@
           <w14:ligatures w14:val="standardContextual"/>
         </w:rPr>
       </w:pPr>
-      <w:hyperlink w:anchor="_Toc242887150" w:history="1">
+      <w:hyperlink w:anchor="_Toc243054991" w:history="1">
         <w:r>
           <w:rPr>
             <w:rStyle w:val="Hipervnculo"/>
@@ -548,7 +548,7 @@
             <w:noProof/>
             <w:webHidden/>
           </w:rPr>
-          <w:instrText xml:space="preserve"> PAGEREF _Toc242887150 \h </w:instrText>
+          <w:instrText xml:space="preserve"> PAGEREF _Toc243054991 \h </w:instrText>
         </w:r>
         <w:r>
           <w:rPr>
@@ -592,7 +592,7 @@
           <w14:ligatures w14:val="standardContextual"/>
         </w:rPr>
       </w:pPr>
-      <w:hyperlink w:anchor="_Toc242887151" w:history="1">
+      <w:hyperlink w:anchor="_Toc243054992" w:history="1">
         <w:r>
           <w:rPr>
             <w:rStyle w:val="Hipervnculo"/>
@@ -619,7 +619,7 @@
             <w:noProof/>
             <w:webHidden/>
           </w:rPr>
-          <w:instrText xml:space="preserve"> PAGEREF _Toc242887151 \h </w:instrText>
+          <w:instrText xml:space="preserve"> PAGEREF _Toc243054992 \h </w:instrText>
         </w:r>
         <w:r>
           <w:rPr>
@@ -663,7 +663,7 @@
           <w14:ligatures w14:val="standardContextual"/>
         </w:rPr>
       </w:pPr>
-      <w:hyperlink w:anchor="_Toc242887152" w:history="1">
+      <w:hyperlink w:anchor="_Toc243054993" w:history="1">
         <w:r>
           <w:rPr>
             <w:rStyle w:val="Hipervnculo"/>
@@ -690,7 +690,7 @@
             <w:noProof/>
             <w:webHidden/>
           </w:rPr>
-          <w:instrText xml:space="preserve"> PAGEREF _Toc242887152 \h </w:instrText>
+          <w:instrText xml:space="preserve"> PAGEREF _Toc243054993 \h </w:instrText>
         </w:r>
         <w:r>
           <w:rPr>
@@ -734,7 +734,7 @@
           <w14:ligatures w14:val="standardContextual"/>
         </w:rPr>
       </w:pPr>
-      <w:hyperlink w:anchor="_Toc242887153" w:history="1">
+      <w:hyperlink w:anchor="_Toc243054994" w:history="1">
         <w:r>
           <w:rPr>
             <w:rStyle w:val="Hipervnculo"/>
@@ -761,7 +761,7 @@
             <w:noProof/>
             <w:webHidden/>
           </w:rPr>
-          <w:instrText xml:space="preserve"> PAGEREF _Toc242887153 \h </w:instrText>
+          <w:instrText xml:space="preserve"> PAGEREF _Toc243054994 \h </w:instrText>
         </w:r>
         <w:r>
           <w:rPr>
@@ -805,7 +805,7 @@
           <w14:ligatures w14:val="standardContextual"/>
         </w:rPr>
       </w:pPr>
-      <w:hyperlink w:anchor="_Toc242887154" w:history="1">
+      <w:hyperlink w:anchor="_Toc243054995" w:history="1">
         <w:r>
           <w:rPr>
             <w:rStyle w:val="Hipervnculo"/>
@@ -832,7 +832,7 @@
             <w:noProof/>
             <w:webHidden/>
           </w:rPr>
-          <w:instrText xml:space="preserve"> PAGEREF _Toc242887154 \h </w:instrText>
+          <w:instrText xml:space="preserve"> PAGEREF _Toc243054995 \h </w:instrText>
         </w:r>
         <w:r>
           <w:rPr>
@@ -876,7 +876,7 @@
           <w14:ligatures w14:val="standardContextual"/>
         </w:rPr>
       </w:pPr>
-      <w:hyperlink w:anchor="_Toc242887155" w:history="1">
+      <w:hyperlink w:anchor="_Toc243054996" w:history="1">
         <w:r>
           <w:rPr>
             <w:rStyle w:val="Hipervnculo"/>
@@ -903,7 +903,7 @@
             <w:noProof/>
             <w:webHidden/>
           </w:rPr>
-          <w:instrText xml:space="preserve"> PAGEREF _Toc242887155 \h </w:instrText>
+          <w:instrText xml:space="preserve"> PAGEREF _Toc243054996 \h </w:instrText>
         </w:r>
         <w:r>
           <w:rPr>
@@ -947,7 +947,7 @@
           <w14:ligatures w14:val="standardContextual"/>
         </w:rPr>
       </w:pPr>
-      <w:hyperlink w:anchor="_Toc242887156" w:history="1">
+      <w:hyperlink w:anchor="_Toc243054997" w:history="1">
         <w:r>
           <w:rPr>
             <w:rStyle w:val="Hipervnculo"/>
@@ -974,7 +974,7 @@
             <w:noProof/>
             <w:webHidden/>
           </w:rPr>
-          <w:instrText xml:space="preserve"> PAGEREF _Toc242887156 \h </w:instrText>
+          <w:instrText xml:space="preserve"> PAGEREF _Toc243054997 \h </w:instrText>
         </w:r>
         <w:r>
           <w:rPr>
@@ -1018,7 +1018,7 @@
           <w14:ligatures w14:val="standardContextual"/>
         </w:rPr>
       </w:pPr>
-      <w:hyperlink w:anchor="_Toc242887157" w:history="1">
+      <w:hyperlink w:anchor="_Toc243054998" w:history="1">
         <w:r>
           <w:rPr>
             <w:rStyle w:val="Hipervnculo"/>
@@ -1045,7 +1045,7 @@
             <w:noProof/>
             <w:webHidden/>
           </w:rPr>
-          <w:instrText xml:space="preserve"> PAGEREF _Toc242887157 \h </w:instrText>
+          <w:instrText xml:space="preserve"> PAGEREF _Toc243054998 \h </w:instrText>
         </w:r>
         <w:r>
           <w:rPr>
@@ -1089,7 +1089,7 @@
           <w14:ligatures w14:val="standardContextual"/>
         </w:rPr>
       </w:pPr>
-      <w:hyperlink w:anchor="_Toc242887158" w:history="1">
+      <w:hyperlink w:anchor="_Toc243054999" w:history="1">
         <w:r>
           <w:rPr>
             <w:rStyle w:val="Hipervnculo"/>
@@ -1116,7 +1116,7 @@
             <w:noProof/>
             <w:webHidden/>
           </w:rPr>
-          <w:instrText xml:space="preserve"> PAGEREF _Toc242887158 \h </w:instrText>
+          <w:instrText xml:space="preserve"> PAGEREF _Toc243054999 \h </w:instrText>
         </w:r>
         <w:r>
           <w:rPr>
@@ -1160,7 +1160,7 @@
           <w14:ligatures w14:val="standardContextual"/>
         </w:rPr>
       </w:pPr>
-      <w:hyperlink w:anchor="_Toc242887159" w:history="1">
+      <w:hyperlink w:anchor="_Toc243055000" w:history="1">
         <w:r>
           <w:rPr>
             <w:rStyle w:val="Hipervnculo"/>
@@ -1187,7 +1187,7 @@
             <w:noProof/>
             <w:webHidden/>
           </w:rPr>
-          <w:instrText xml:space="preserve"> PAGEREF _Toc242887159 \h </w:instrText>
+          <w:instrText xml:space="preserve"> PAGEREF _Toc243055000 \h </w:instrText>
         </w:r>
         <w:r>
           <w:rPr>
@@ -1231,7 +1231,7 @@
           <w14:ligatures w14:val="standardContextual"/>
         </w:rPr>
       </w:pPr>
-      <w:hyperlink w:anchor="_Toc242887160" w:history="1">
+      <w:hyperlink w:anchor="_Toc243055001" w:history="1">
         <w:r>
           <w:rPr>
             <w:rStyle w:val="Hipervnculo"/>
@@ -1258,7 +1258,7 @@
             <w:noProof/>
             <w:webHidden/>
           </w:rPr>
-          <w:instrText xml:space="preserve"> PAGEREF _Toc242887160 \h </w:instrText>
+          <w:instrText xml:space="preserve"> PAGEREF _Toc243055001 \h </w:instrText>
         </w:r>
         <w:r>
           <w:rPr>
@@ -1302,7 +1302,7 @@
           <w14:ligatures w14:val="standardContextual"/>
         </w:rPr>
       </w:pPr>
-      <w:hyperlink w:anchor="_Toc242887161" w:history="1">
+      <w:hyperlink w:anchor="_Toc243055002" w:history="1">
         <w:r>
           <w:rPr>
             <w:rStyle w:val="Hipervnculo"/>
@@ -1329,7 +1329,7 @@
             <w:noProof/>
             <w:webHidden/>
           </w:rPr>
-          <w:instrText xml:space="preserve"> PAGEREF _Toc242887161 \h </w:instrText>
+          <w:instrText xml:space="preserve"> PAGEREF _Toc243055002 \h </w:instrText>
         </w:r>
         <w:r>
           <w:rPr>
@@ -1373,7 +1373,7 @@
           <w14:ligatures w14:val="standardContextual"/>
         </w:rPr>
       </w:pPr>
-      <w:hyperlink w:anchor="_Toc242887162" w:history="1">
+      <w:hyperlink w:anchor="_Toc243055003" w:history="1">
         <w:r>
           <w:rPr>
             <w:rStyle w:val="Hipervnculo"/>
@@ -1400,7 +1400,7 @@
             <w:noProof/>
             <w:webHidden/>
           </w:rPr>
-          <w:instrText xml:space="preserve"> PAGEREF _Toc242887162 \h </w:instrText>
+          <w:instrText xml:space="preserve"> PAGEREF _Toc243055003 \h </w:instrText>
         </w:r>
         <w:r>
           <w:rPr>
@@ -1444,7 +1444,7 @@
           <w14:ligatures w14:val="standardContextual"/>
         </w:rPr>
       </w:pPr>
-      <w:hyperlink w:anchor="_Toc242887163" w:history="1">
+      <w:hyperlink w:anchor="_Toc243055004" w:history="1">
         <w:r>
           <w:rPr>
             <w:rStyle w:val="Hipervnculo"/>
@@ -1471,7 +1471,7 @@
             <w:noProof/>
             <w:webHidden/>
           </w:rPr>
-          <w:instrText xml:space="preserve"> PAGEREF _Toc242887163 \h </w:instrText>
+          <w:instrText xml:space="preserve"> PAGEREF _Toc243055004 \h </w:instrText>
         </w:r>
         <w:r>
           <w:rPr>
@@ -1491,7 +1491,7 @@
             <w:noProof/>
             <w:webHidden/>
           </w:rPr>
-          <w:t>17</w:t>
+          <w:t>18</w:t>
         </w:r>
         <w:r>
           <w:rPr>
@@ -1515,7 +1515,7 @@
           <w14:ligatures w14:val="standardContextual"/>
         </w:rPr>
       </w:pPr>
-      <w:hyperlink w:anchor="_Toc242887164" w:history="1">
+      <w:hyperlink w:anchor="_Toc243055005" w:history="1">
         <w:r>
           <w:rPr>
             <w:rStyle w:val="Hipervnculo"/>
@@ -1542,7 +1542,7 @@
             <w:noProof/>
             <w:webHidden/>
           </w:rPr>
-          <w:instrText xml:space="preserve"> PAGEREF _Toc242887164 \h </w:instrText>
+          <w:instrText xml:space="preserve"> PAGEREF _Toc243055005 \h </w:instrText>
         </w:r>
         <w:r>
           <w:rPr>
@@ -1562,7 +1562,7 @@
             <w:noProof/>
             <w:webHidden/>
           </w:rPr>
-          <w:t>19</w:t>
+          <w:t>20</w:t>
         </w:r>
         <w:r>
           <w:rPr>
@@ -1586,7 +1586,7 @@
           <w14:ligatures w14:val="standardContextual"/>
         </w:rPr>
       </w:pPr>
-      <w:hyperlink w:anchor="_Toc242887165" w:history="1">
+      <w:hyperlink w:anchor="_Toc243055006" w:history="1">
         <w:r>
           <w:rPr>
             <w:rStyle w:val="Hipervnculo"/>
@@ -1613,7 +1613,7 @@
             <w:noProof/>
             <w:webHidden/>
           </w:rPr>
-          <w:instrText xml:space="preserve"> PAGEREF _Toc242887165 \h </w:instrText>
+          <w:instrText xml:space="preserve"> PAGEREF _Toc243055006 \h </w:instrText>
         </w:r>
         <w:r>
           <w:rPr>
@@ -1633,7 +1633,7 @@
             <w:noProof/>
             <w:webHidden/>
           </w:rPr>
-          <w:t>19</w:t>
+          <w:t>20</w:t>
         </w:r>
         <w:r>
           <w:rPr>
@@ -1657,7 +1657,7 @@
           <w14:ligatures w14:val="standardContextual"/>
         </w:rPr>
       </w:pPr>
-      <w:hyperlink w:anchor="_Toc242887166" w:history="1">
+      <w:hyperlink w:anchor="_Toc243055007" w:history="1">
         <w:r>
           <w:rPr>
             <w:rStyle w:val="Hipervnculo"/>
@@ -1684,7 +1684,7 @@
             <w:noProof/>
             <w:webHidden/>
           </w:rPr>
-          <w:instrText xml:space="preserve"> PAGEREF _Toc242887166 \h </w:instrText>
+          <w:instrText xml:space="preserve"> PAGEREF _Toc243055007 \h </w:instrText>
         </w:r>
         <w:r>
           <w:rPr>
@@ -1704,7 +1704,7 @@
             <w:noProof/>
             <w:webHidden/>
           </w:rPr>
-          <w:t>19</w:t>
+          <w:t>20</w:t>
         </w:r>
         <w:r>
           <w:rPr>
@@ -1728,7 +1728,7 @@
           <w14:ligatures w14:val="standardContextual"/>
         </w:rPr>
       </w:pPr>
-      <w:hyperlink w:anchor="_Toc242887167" w:history="1">
+      <w:hyperlink w:anchor="_Toc243055008" w:history="1">
         <w:r>
           <w:rPr>
             <w:rStyle w:val="Hipervnculo"/>
@@ -1755,7 +1755,7 @@
             <w:noProof/>
             <w:webHidden/>
           </w:rPr>
-          <w:instrText xml:space="preserve"> PAGEREF _Toc242887167 \h </w:instrText>
+          <w:instrText xml:space="preserve"> PAGEREF _Toc243055008 \h </w:instrText>
         </w:r>
         <w:r>
           <w:rPr>
@@ -1775,7 +1775,7 @@
             <w:noProof/>
             <w:webHidden/>
           </w:rPr>
-          <w:t>20</w:t>
+          <w:t>21</w:t>
         </w:r>
         <w:r>
           <w:rPr>
@@ -1799,7 +1799,7 @@
           <w14:ligatures w14:val="standardContextual"/>
         </w:rPr>
       </w:pPr>
-      <w:hyperlink w:anchor="_Toc242887168" w:history="1">
+      <w:hyperlink w:anchor="_Toc243055009" w:history="1">
         <w:r>
           <w:rPr>
             <w:rStyle w:val="Hipervnculo"/>
@@ -1826,7 +1826,7 @@
             <w:noProof/>
             <w:webHidden/>
           </w:rPr>
-          <w:instrText xml:space="preserve"> PAGEREF _Toc242887168 \h </w:instrText>
+          <w:instrText xml:space="preserve"> PAGEREF _Toc243055009 \h </w:instrText>
         </w:r>
         <w:r>
           <w:rPr>
@@ -1846,7 +1846,7 @@
             <w:noProof/>
             <w:webHidden/>
           </w:rPr>
-          <w:t>20</w:t>
+          <w:t>21</w:t>
         </w:r>
         <w:r>
           <w:rPr>
@@ -1870,7 +1870,7 @@
           <w14:ligatures w14:val="standardContextual"/>
         </w:rPr>
       </w:pPr>
-      <w:hyperlink w:anchor="_Toc242887169" w:history="1">
+      <w:hyperlink w:anchor="_Toc243055010" w:history="1">
         <w:r>
           <w:rPr>
             <w:rStyle w:val="Hipervnculo"/>
@@ -1897,7 +1897,7 @@
             <w:noProof/>
             <w:webHidden/>
           </w:rPr>
-          <w:instrText xml:space="preserve"> PAGEREF _Toc242887169 \h </w:instrText>
+          <w:instrText xml:space="preserve"> PAGEREF _Toc243055010 \h </w:instrText>
         </w:r>
         <w:r>
           <w:rPr>
@@ -1917,7 +1917,7 @@
             <w:noProof/>
             <w:webHidden/>
           </w:rPr>
-          <w:t>21</w:t>
+          <w:t>23</w:t>
         </w:r>
         <w:r>
           <w:rPr>
@@ -1941,7 +1941,7 @@
           <w14:ligatures w14:val="standardContextual"/>
         </w:rPr>
       </w:pPr>
-      <w:hyperlink w:anchor="_Toc242887170" w:history="1">
+      <w:hyperlink w:anchor="_Toc243055011" w:history="1">
         <w:r>
           <w:rPr>
             <w:rStyle w:val="Hipervnculo"/>
@@ -1968,7 +1968,7 @@
             <w:noProof/>
             <w:webHidden/>
           </w:rPr>
-          <w:instrText xml:space="preserve"> PAGEREF _Toc242887170 \h </w:instrText>
+          <w:instrText xml:space="preserve"> PAGEREF _Toc243055011 \h </w:instrText>
         </w:r>
         <w:r>
           <w:rPr>
@@ -1988,7 +1988,7 @@
             <w:noProof/>
             <w:webHidden/>
           </w:rPr>
-          <w:t>23</w:t>
+          <w:t>24</w:t>
         </w:r>
         <w:r>
           <w:rPr>
@@ -2012,7 +2012,7 @@
           <w14:ligatures w14:val="standardContextual"/>
         </w:rPr>
       </w:pPr>
-      <w:hyperlink w:anchor="_Toc242887171" w:history="1">
+      <w:hyperlink w:anchor="_Toc243055012" w:history="1">
         <w:r>
           <w:rPr>
             <w:rStyle w:val="Hipervnculo"/>
@@ -2039,7 +2039,7 @@
             <w:noProof/>
             <w:webHidden/>
           </w:rPr>
-          <w:instrText xml:space="preserve"> PAGEREF _Toc242887171 \h </w:instrText>
+          <w:instrText xml:space="preserve"> PAGEREF _Toc243055012 \h </w:instrText>
         </w:r>
         <w:r>
           <w:rPr>
@@ -2059,7 +2059,7 @@
             <w:noProof/>
             <w:webHidden/>
           </w:rPr>
-          <w:t>23</w:t>
+          <w:t>24</w:t>
         </w:r>
         <w:r>
           <w:rPr>
@@ -2083,7 +2083,7 @@
           <w14:ligatures w14:val="standardContextual"/>
         </w:rPr>
       </w:pPr>
-      <w:hyperlink w:anchor="_Toc242887172" w:history="1">
+      <w:hyperlink w:anchor="_Toc243055013" w:history="1">
         <w:r>
           <w:rPr>
             <w:rStyle w:val="Hipervnculo"/>
@@ -2110,7 +2110,7 @@
             <w:noProof/>
             <w:webHidden/>
           </w:rPr>
-          <w:instrText xml:space="preserve"> PAGEREF _Toc242887172 \h </w:instrText>
+          <w:instrText xml:space="preserve"> PAGEREF _Toc243055013 \h </w:instrText>
         </w:r>
         <w:r>
           <w:rPr>
@@ -2130,7 +2130,7 @@
             <w:noProof/>
             <w:webHidden/>
           </w:rPr>
-          <w:t>25</w:t>
+          <w:t>26</w:t>
         </w:r>
         <w:r>
           <w:rPr>
@@ -2154,7 +2154,7 @@
           <w14:ligatures w14:val="standardContextual"/>
         </w:rPr>
       </w:pPr>
-      <w:hyperlink w:anchor="_Toc242887173" w:history="1">
+      <w:hyperlink w:anchor="_Toc243055014" w:history="1">
         <w:r>
           <w:rPr>
             <w:rStyle w:val="Hipervnculo"/>
@@ -2181,7 +2181,7 @@
             <w:noProof/>
             <w:webHidden/>
           </w:rPr>
-          <w:instrText xml:space="preserve"> PAGEREF _Toc242887173 \h </w:instrText>
+          <w:instrText xml:space="preserve"> PAGEREF _Toc243055014 \h </w:instrText>
         </w:r>
         <w:r>
           <w:rPr>
@@ -2201,7 +2201,7 @@
             <w:noProof/>
             <w:webHidden/>
           </w:rPr>
-          <w:t>25</w:t>
+          <w:t>26</w:t>
         </w:r>
         <w:r>
           <w:rPr>
@@ -2225,7 +2225,7 @@
           <w14:ligatures w14:val="standardContextual"/>
         </w:rPr>
       </w:pPr>
-      <w:hyperlink w:anchor="_Toc242887174" w:history="1">
+      <w:hyperlink w:anchor="_Toc243055015" w:history="1">
         <w:r>
           <w:rPr>
             <w:rStyle w:val="Hipervnculo"/>
@@ -2252,7 +2252,7 @@
             <w:noProof/>
             <w:webHidden/>
           </w:rPr>
-          <w:instrText xml:space="preserve"> PAGEREF _Toc242887174 \h </w:instrText>
+          <w:instrText xml:space="preserve"> PAGEREF _Toc243055015 \h </w:instrText>
         </w:r>
         <w:r>
           <w:rPr>
@@ -2272,7 +2272,7 @@
             <w:noProof/>
             <w:webHidden/>
           </w:rPr>
-          <w:t>26</w:t>
+          <w:t>27</w:t>
         </w:r>
         <w:r>
           <w:rPr>
@@ -2296,7 +2296,7 @@
           <w14:ligatures w14:val="standardContextual"/>
         </w:rPr>
       </w:pPr>
-      <w:hyperlink w:anchor="_Toc242887175" w:history="1">
+      <w:hyperlink w:anchor="_Toc243055016" w:history="1">
         <w:r>
           <w:rPr>
             <w:rStyle w:val="Hipervnculo"/>
@@ -2323,7 +2323,7 @@
             <w:noProof/>
             <w:webHidden/>
           </w:rPr>
-          <w:instrText xml:space="preserve"> PAGEREF _Toc242887175 \h </w:instrText>
+          <w:instrText xml:space="preserve"> PAGEREF _Toc243055016 \h </w:instrText>
         </w:r>
         <w:r>
           <w:rPr>
@@ -2343,7 +2343,78 @@
             <w:noProof/>
             <w:webHidden/>
           </w:rPr>
-          <w:t>27</w:t>
+          <w:t>28</w:t>
+        </w:r>
+        <w:r>
+          <w:rPr>
+            <w:noProof/>
+            <w:webHidden/>
+          </w:rPr>
+          <w:fldChar w:fldCharType="end"/>
+        </w:r>
+      </w:hyperlink>
+    </w:p>
+    <w:p>
+      <w:pPr>
+        <w:pStyle w:val="TDC2"/>
+        <w:tabs>
+          <w:tab w:val="right" w:leader="dot" w:pos="9962"/>
+        </w:tabs>
+        <w:rPr>
+          <w:rFonts w:asciiTheme="minorHAnsi" w:eastAsiaTheme="minorEastAsia" w:hAnsiTheme="minorHAnsi" w:cstheme="minorBidi"/>
+          <w:noProof/>
+          <w:kern w:val="2"/>
+          <w14:ligatures w14:val="standardContextual"/>
+        </w:rPr>
+      </w:pPr>
+      <w:hyperlink w:anchor="_Toc243055017" w:history="1">
+        <w:r>
+          <w:rPr>
+            <w:rStyle w:val="Hipervnculo"/>
+            <w:noProof/>
+          </w:rPr>
+          <w:t>5.4 Segunda sesión: un curso completo con rc5</w:t>
+        </w:r>
+        <w:r>
+          <w:rPr>
+            <w:noProof/>
+            <w:webHidden/>
+          </w:rPr>
+          <w:tab/>
+        </w:r>
+        <w:r>
+          <w:rPr>
+            <w:noProof/>
+            <w:webHidden/>
+          </w:rPr>
+          <w:fldChar w:fldCharType="begin"/>
+        </w:r>
+        <w:r>
+          <w:rPr>
+            <w:noProof/>
+            <w:webHidden/>
+          </w:rPr>
+          <w:instrText xml:space="preserve"> PAGEREF _Toc243055017 \h </w:instrText>
+        </w:r>
+        <w:r>
+          <w:rPr>
+            <w:noProof/>
+            <w:webHidden/>
+          </w:rPr>
+        </w:r>
+        <w:r>
+          <w:rPr>
+            <w:noProof/>
+            <w:webHidden/>
+          </w:rPr>
+          <w:fldChar w:fldCharType="separate"/>
+        </w:r>
+        <w:r>
+          <w:rPr>
+            <w:noProof/>
+            <w:webHidden/>
+          </w:rPr>
+          <w:t>31</w:t>
         </w:r>
         <w:r>
           <w:rPr>
@@ -2367,7 +2438,7 @@
           <w14:ligatures w14:val="standardContextual"/>
         </w:rPr>
       </w:pPr>
-      <w:hyperlink w:anchor="_Toc242887176" w:history="1">
+      <w:hyperlink w:anchor="_Toc243055018" w:history="1">
         <w:r>
           <w:rPr>
             <w:rStyle w:val="Hipervnculo"/>
@@ -2394,7 +2465,7 @@
             <w:noProof/>
             <w:webHidden/>
           </w:rPr>
-          <w:instrText xml:space="preserve"> PAGEREF _Toc242887176 \h </w:instrText>
+          <w:instrText xml:space="preserve"> PAGEREF _Toc243055018 \h </w:instrText>
         </w:r>
         <w:r>
           <w:rPr>
@@ -2414,7 +2485,7 @@
             <w:noProof/>
             <w:webHidden/>
           </w:rPr>
-          <w:t>30</w:t>
+          <w:t>33</w:t>
         </w:r>
         <w:r>
           <w:rPr>
@@ -2438,7 +2509,7 @@
           <w14:ligatures w14:val="standardContextual"/>
         </w:rPr>
       </w:pPr>
-      <w:hyperlink w:anchor="_Toc242887177" w:history="1">
+      <w:hyperlink w:anchor="_Toc243055019" w:history="1">
         <w:r>
           <w:rPr>
             <w:rStyle w:val="Hipervnculo"/>
@@ -2465,7 +2536,7 @@
             <w:noProof/>
             <w:webHidden/>
           </w:rPr>
-          <w:instrText xml:space="preserve"> PAGEREF _Toc242887177 \h </w:instrText>
+          <w:instrText xml:space="preserve"> PAGEREF _Toc243055019 \h </w:instrText>
         </w:r>
         <w:r>
           <w:rPr>
@@ -2485,7 +2556,7 @@
             <w:noProof/>
             <w:webHidden/>
           </w:rPr>
-          <w:t>30</w:t>
+          <w:t>33</w:t>
         </w:r>
         <w:r>
           <w:rPr>
@@ -2509,7 +2580,7 @@
           <w14:ligatures w14:val="standardContextual"/>
         </w:rPr>
       </w:pPr>
-      <w:hyperlink w:anchor="_Toc242887178" w:history="1">
+      <w:hyperlink w:anchor="_Toc243055020" w:history="1">
         <w:r>
           <w:rPr>
             <w:rStyle w:val="Hipervnculo"/>
@@ -2536,7 +2607,7 @@
             <w:noProof/>
             <w:webHidden/>
           </w:rPr>
-          <w:instrText xml:space="preserve"> PAGEREF _Toc242887178 \h </w:instrText>
+          <w:instrText xml:space="preserve"> PAGEREF _Toc243055020 \h </w:instrText>
         </w:r>
         <w:r>
           <w:rPr>
@@ -2556,7 +2627,7 @@
             <w:noProof/>
             <w:webHidden/>
           </w:rPr>
-          <w:t>30</w:t>
+          <w:t>33</w:t>
         </w:r>
         <w:r>
           <w:rPr>
@@ -2580,7 +2651,7 @@
           <w14:ligatures w14:val="standardContextual"/>
         </w:rPr>
       </w:pPr>
-      <w:hyperlink w:anchor="_Toc242887179" w:history="1">
+      <w:hyperlink w:anchor="_Toc243055021" w:history="1">
         <w:r>
           <w:rPr>
             <w:rStyle w:val="Hipervnculo"/>
@@ -2607,7 +2678,7 @@
             <w:noProof/>
             <w:webHidden/>
           </w:rPr>
-          <w:instrText xml:space="preserve"> PAGEREF _Toc242887179 \h </w:instrText>
+          <w:instrText xml:space="preserve"> PAGEREF _Toc243055021 \h </w:instrText>
         </w:r>
         <w:r>
           <w:rPr>
@@ -2627,7 +2698,7 @@
             <w:noProof/>
             <w:webHidden/>
           </w:rPr>
-          <w:t>30</w:t>
+          <w:t>33</w:t>
         </w:r>
         <w:r>
           <w:rPr>
@@ -2651,7 +2722,7 @@
           <w14:ligatures w14:val="standardContextual"/>
         </w:rPr>
       </w:pPr>
-      <w:hyperlink w:anchor="_Toc242887180" w:history="1">
+      <w:hyperlink w:anchor="_Toc243055022" w:history="1">
         <w:r>
           <w:rPr>
             <w:rStyle w:val="Hipervnculo"/>
@@ -2678,7 +2749,7 @@
             <w:noProof/>
             <w:webHidden/>
           </w:rPr>
-          <w:instrText xml:space="preserve"> PAGEREF _Toc242887180 \h </w:instrText>
+          <w:instrText xml:space="preserve"> PAGEREF _Toc243055022 \h </w:instrText>
         </w:r>
         <w:r>
           <w:rPr>
@@ -2698,7 +2769,78 @@
             <w:noProof/>
             <w:webHidden/>
           </w:rPr>
-          <w:t>31</w:t>
+          <w:t>34</w:t>
+        </w:r>
+        <w:r>
+          <w:rPr>
+            <w:noProof/>
+            <w:webHidden/>
+          </w:rPr>
+          <w:fldChar w:fldCharType="end"/>
+        </w:r>
+      </w:hyperlink>
+    </w:p>
+    <w:p>
+      <w:pPr>
+        <w:pStyle w:val="TDC1"/>
+        <w:tabs>
+          <w:tab w:val="right" w:leader="dot" w:pos="9962"/>
+        </w:tabs>
+        <w:rPr>
+          <w:rFonts w:asciiTheme="minorHAnsi" w:eastAsiaTheme="minorEastAsia" w:hAnsiTheme="minorHAnsi" w:cstheme="minorBidi"/>
+          <w:noProof/>
+          <w:kern w:val="2"/>
+          <w14:ligatures w14:val="standardContextual"/>
+        </w:rPr>
+      </w:pPr>
+      <w:hyperlink w:anchor="_Toc243055023" w:history="1">
+        <w:r>
+          <w:rPr>
+            <w:rStyle w:val="Hipervnculo"/>
+            <w:noProof/>
+          </w:rPr>
+          <w:t>7. ANEXOS</w:t>
+        </w:r>
+        <w:r>
+          <w:rPr>
+            <w:noProof/>
+            <w:webHidden/>
+          </w:rPr>
+          <w:tab/>
+        </w:r>
+        <w:r>
+          <w:rPr>
+            <w:noProof/>
+            <w:webHidden/>
+          </w:rPr>
+          <w:fldChar w:fldCharType="begin"/>
+        </w:r>
+        <w:r>
+          <w:rPr>
+            <w:noProof/>
+            <w:webHidden/>
+          </w:rPr>
+          <w:instrText xml:space="preserve"> PAGEREF _Toc243055023 \h </w:instrText>
+        </w:r>
+        <w:r>
+          <w:rPr>
+            <w:noProof/>
+            <w:webHidden/>
+          </w:rPr>
+        </w:r>
+        <w:r>
+          <w:rPr>
+            <w:noProof/>
+            <w:webHidden/>
+          </w:rPr>
+          <w:fldChar w:fldCharType="separate"/>
+        </w:r>
+        <w:r>
+          <w:rPr>
+            <w:noProof/>
+            <w:webHidden/>
+          </w:rPr>
+          <w:t>35</w:t>
         </w:r>
         <w:r>
           <w:rPr>
@@ -2723,7 +2865,7 @@
       <w:pPr>
         <w:pStyle w:val="Ttulo1"/>
       </w:pPr>
-      <w:bookmarkStart w:id="0" w:name="_Toc242887143"/>
+      <w:bookmarkStart w:id="0" w:name="_Toc243054984"/>
       <w:r>
         <w:lastRenderedPageBreak/>
         <w:t>1. INTRODUCCIÓN Y OBJETIVO</w:t>
@@ -2742,7 +2884,7 @@
       <w:pPr>
         <w:pStyle w:val="Ttulo2"/>
       </w:pPr>
-      <w:bookmarkStart w:id="1" w:name="_Toc242887144"/>
+      <w:bookmarkStart w:id="1" w:name="_Toc243054985"/>
       <w:r>
         <w:t>1.1 El objetivo específico 4</w:t>
       </w:r>
@@ -2779,7 +2921,7 @@
       <w:pPr>
         <w:pStyle w:val="Ttulo2"/>
       </w:pPr>
-      <w:bookmarkStart w:id="2" w:name="_Toc242887145"/>
+      <w:bookmarkStart w:id="2" w:name="_Toc243054986"/>
       <w:r>
         <w:t>1.2 Indicadores</w:t>
       </w:r>
@@ -2797,7 +2939,7 @@
       <w:pPr>
         <w:pStyle w:val="Ttulo2"/>
       </w:pPr>
-      <w:bookmarkStart w:id="3" w:name="_Toc242887146"/>
+      <w:bookmarkStart w:id="3" w:name="_Toc243054987"/>
       <w:r>
         <w:t>1.3 Qué cubre este documento y qué no</w:t>
       </w:r>
@@ -2808,10 +2950,10 @@
         <w:pStyle w:val="PrimerprrafoOE3"/>
       </w:pPr>
       <w:r>
-        <w:t>El documento cubre la evaluación funcional hecha sobre el ejecutable del candidato rc3: 136 casos de prueba, agrupados en 13 sesiones, con el veredicto de 132 de ellos (126 del corte del 10/10/2026 y 6 que cerró el 13/10/2026 la hoja de comprobaciones humanas, en una sesión manual sobre rc3 cuyo resultado completo está en el capítulo 5); los otros 4 siguen pendientes, las mediciones de carga, memoria y tamaño del paquete, y los defectos hallados. El capítulo 2 explica el método, el capítulo 3 da los resulta</w:t>
-      </w:r>
-      <w:r>
-        <w:t>dos, el capítulo 4 las oportunidades de mejora, el capítulo 5 lo que depende de personas ajenas al equipo de desarrollo y el capítulo 6 las conclusiones. El Anexo A relaciona cada caso con el requerimiento que prueba y con su veredicto.</w:t>
+        <w:t xml:space="preserve">El documento cubre la evaluación funcional hecha sobre el ejecutable del candidato rc3: 136 casos de prueba, agrupados en 13 sesiones, con el veredicto de todos ellos (126 del corte del 10/10/2026, 7 cerrados el 13/10/2026 con la hoja de comprobaciones humanas y el consentimiento informado, en una sesión manual sobre rc3 cuyo resultado completo está en el capítulo 5, y 3 cerrados el 16/10/2026), las mediciones de carga, memoria y tamaño del paquete, y los defectos hallados. El capítulo 2 explica el método, </w:t>
+      </w:r>
+      <w:r>
+        <w:t>el capítulo 3 da los resultados, el capítulo 4 las oportunidades de mejora, el capítulo 5 lo que depende de personas ajenas al equipo de desarrollo y el capítulo 6 las conclusiones. El Anexo A relaciona cada caso con el requerimiento que prueba y con su veredicto.</w:t>
       </w:r>
     </w:p>
     <w:p>
@@ -2823,14 +2965,17 @@
       </w:r>
       <w:r>
         <w:lastRenderedPageBreak/>
-        <w:t>no genera confusión) y PG-06 (los valores del Nivel 1 son propuestas, no valores validados) piden observar a niños jugando, y esa observación exige el consentimiento informado de los acudientes que pide RNF-12. Se hizo el 13/10/2026 en el Colegio El Libertador IED, con 4 estudiantes y con el consentimiento firmado de cada uno; el capítulo 5 la registra. Tampoco repite la suite de pruebas automatizadas del OE3: la suite es evidencia de apoyo en la matriz del Anexo A y no cuenta en los indicadores.</w:t>
+        <w:t>no genera confusión) y PG-06 (los valores del Nivel 1 son propuestas, no valores validados) piden observar a niños jugando, y esa observación exige el consentimiento informado de los acudientes que pide RNF-12. Se hizo el 13/10/2026 en el Colegio El Libertador IED, con 4 estudiantes y con el consentimiento firmado de cada uno. El 16/10/2026 jugaron rc5 los 30 estudiantes de un curso de grado quinto, en una sesión de la investigación doctoral de la docente del colegio. El capítulo 5 registra las dos. Tampoco</w:t>
+      </w:r>
+      <w:r>
+        <w:t xml:space="preserve"> repite la suite de pruebas automatizadas del OE3: la suite es evidencia de apoyo en la matriz del Anexo A y no cuenta en los indicadores.</w:t>
       </w:r>
     </w:p>
     <w:p>
       <w:pPr>
         <w:pStyle w:val="Ttulo2"/>
       </w:pPr>
-      <w:bookmarkStart w:id="4" w:name="_Toc242887147"/>
+      <w:bookmarkStart w:id="4" w:name="_Toc243054988"/>
       <w:r>
         <w:t>1.4 Corte del documento</w:t>
       </w:r>
@@ -2868,22 +3013,13 @@
         <w:t>ca6fd91</w:t>
       </w:r>
       <w:r>
-        <w:t xml:space="preserve">, con las correcciones de DEF-RC3-01 y DEF-RC4-01 (apartado 3.6); de rc5 solo se da la procedencia y el tamaño (apartado 2.6), sin pasada de casos, sin medidas de carga ni de memoria y sin suite, de modo que las medidas y la suite vigentes son las de rc4 y los veredictos, los </w:t>
-      </w:r>
-      <w:r>
-        <w:t xml:space="preserve">de rc3. El 14/10/2026 se compiló rc5 desde </w:t>
-      </w:r>
-      <w:r>
-        <w:rPr>
-          <w:rStyle w:val="CdigoenlneaOE3"/>
-        </w:rPr>
-        <w:t>ca6fd91</w:t>
-      </w:r>
-      <w:r>
-        <w:t>, con las correcciones de DEF-RC3-01 y DEF-RC4-01 (apartado 3.6); de rc5 solo se da la procedencia y el tamaño (apartado 2.6), sin pasada de casos, sin medidas de carga ni de memoria y sin suite, de modo que las medidas y la suite vigentes son las de rc4 y los veredictos, los de rc3. Las pasadas sobre rc1 y rc2 (ambas del 01/10/2026) fueron previas; sus veredictos no se heredan, porque el juego cambió en 108 commits entre rc2 y rc3, y se citan solo como hist</w:t>
-      </w:r>
-      <w:r>
-        <w:t>oria de las correcciones en el apartado 3.6.</w:t>
+        <w:t>, con las correcciones de DEF-RC3-01 y DEF-RC4-01 (apartado 3.6). De rc5 se dan la procedencia y el tamaño (apartado 2.6) y el resultado de la sesión del 16/10/2026, en la que 30 estudiantes lo jugaron en 30 equipos del colegio (apartado 5.4). Ese mismo día se midieron su carg</w:t>
+      </w:r>
+      <w:r>
+        <w:t>a y su memoria en un equipo del colegio, durante el Nivel 1 (apartado 3.5), y la suite completa corrió sobre el contenido del commit de su build (apartado 3.7). No tuvo pasada de casos: la suite vigente es la de rc5, las medidas completas de todas las escenas son las de rc4 y los veredictos, los de rc3. Las pasadas sobre rc1 y rc2 (ambas del 01/10/2026) fueron previas; sus veredictos no se heredan, porque el juego cambió en 108 commits entre rc2 y rc3, y se citan solo como historia de las correcciones en el</w:t>
+      </w:r>
+      <w:r>
+        <w:t xml:space="preserve"> apartado 3.6.</w:t>
       </w:r>
     </w:p>
     <w:p>
@@ -2895,7 +3031,7 @@
       <w:pPr>
         <w:pStyle w:val="Ttulo1"/>
       </w:pPr>
-      <w:bookmarkStart w:id="5" w:name="_Toc242887148"/>
+      <w:bookmarkStart w:id="5" w:name="_Toc243054989"/>
       <w:r>
         <w:lastRenderedPageBreak/>
         <w:t>2. MÉTODO</w:t>
@@ -2906,7 +3042,7 @@
       <w:pPr>
         <w:pStyle w:val="Ttulo2"/>
       </w:pPr>
-      <w:bookmarkStart w:id="6" w:name="_Toc242887149"/>
+      <w:bookmarkStart w:id="6" w:name="_Toc243054990"/>
       <w:r>
         <w:t>2.1 El catálogo de casos PF</w:t>
       </w:r>
@@ -3042,7 +3178,7 @@
       <w:pPr>
         <w:pStyle w:val="Ttulo2"/>
       </w:pPr>
-      <w:bookmarkStart w:id="7" w:name="_Toc242887150"/>
+      <w:bookmarkStart w:id="7" w:name="_Toc243054991"/>
       <w:r>
         <w:t>2.2 Las sesiones</w:t>
       </w:r>
@@ -4386,7 +4522,7 @@
       <w:pPr>
         <w:pStyle w:val="Ttulo2"/>
       </w:pPr>
-      <w:bookmarkStart w:id="8" w:name="_Toc242887151"/>
+      <w:bookmarkStart w:id="8" w:name="_Toc243054992"/>
       <w:r>
         <w:t>2.3 Quién ejecuta cada caso</w:t>
       </w:r>
@@ -4415,7 +4551,10 @@
         <w:t>Algoritmia.exe</w:t>
       </w:r>
       <w:r>
-        <w:t xml:space="preserve"> como lo haría un jugador: lanza el ejecutable tras comprobar su SHA-256, hace clic, clic sostenido y arrastre en coordenadas relativas al área cliente de la ventana, escribe en el único campo de texto del juego (el nombre del perfil) y captura la pantalla. No lee el código ni la memoria del juego; solo ve lo que ve un jugador, y de ahí viene el nombre de caja negra. Mide además la carga de cada escena a partir de la línea </w:t>
+        <w:t xml:space="preserve"> </w:t>
+      </w:r>
+      <w:r>
+        <w:t xml:space="preserve">como lo haría un jugador: lanza el ejecutable tras comprobar su SHA-256, hace clic, clic sostenido y arrastre en coordenadas relativas al área cliente de la ventana, escribe en el único campo de texto del juego (el nombre del perfil) y captura la pantalla. No lee el código ni la memoria del juego; solo ve lo que ve un jugador, y de ahí viene el nombre de caja negra. Mide además la carga de cada escena a partir de la línea </w:t>
       </w:r>
       <w:r>
         <w:rPr>
@@ -4442,10 +4581,10 @@
         <w:t>Player.log</w:t>
       </w:r>
       <w:r>
-        <w:t>, la me</w:t>
-      </w:r>
-      <w:r>
-        <w:t>moria con un muestreo cada 2 s del proceso y las conexiones de red del proceso en el mismo muestreo.</w:t>
+        <w:t xml:space="preserve">, la memoria con un muestreo cada 2 s del </w:t>
+      </w:r>
+      <w:r>
+        <w:t>proceso y las conexiones de red del proceso en el mismo muestreo.</w:t>
       </w:r>
     </w:p>
     <w:p>
@@ -4962,7 +5101,7 @@
       <w:pPr>
         <w:pStyle w:val="Ttulo2"/>
       </w:pPr>
-      <w:bookmarkStart w:id="9" w:name="_Toc242887152"/>
+      <w:bookmarkStart w:id="9" w:name="_Toc243054993"/>
       <w:r>
         <w:t>2.4 Veredictos</w:t>
       </w:r>
@@ -5472,7 +5611,7 @@
         <w:pStyle w:val="PrimerprrafoOE3"/>
       </w:pPr>
       <w:r>
-        <w:t xml:space="preserve">Durante la pasada un caso puede estar a medias o sin ejecutar. Son estados de trabajo y no veredictos: NE (no ejecutado por el ejecutor automático) y PS (la fila de la Tabla 2.3). Al cierre de la pasada rc3 ningún caso está en B, NA ni NE, y tres están en PS (Tabla 3.1); cada uno de los otros 133 tiene uno de los veredictos de la tabla. Siete de esos 133 se cerraron el 13/10/2026: seis en una sesión manual sobre rc3, con la hoja HUM, y no con el arnés, y </w:t>
+        <w:t xml:space="preserve">Durante la pasada un caso puede estar a medias o sin ejecutar. Son estados de trabajo y no veredictos: NE (no ejecutado por el ejecutor automático) y PS (la fila de la Tabla 2.3). Al cierre de la evaluación ningún caso está en B, NA, NE ni PS (Tabla 3.1): los 136 tienen uno de los veredictos de la tabla. Siete se cerraron el 13/10/2026: seis en una sesión manual sobre rc3, con la hoja HUM, y no con el arnés, y </w:t>
       </w:r>
       <w:r>
         <w:rPr>
@@ -5481,14 +5620,41 @@
         <w:t>PF-RNF12-01</w:t>
       </w:r>
       <w:r>
-        <w:t xml:space="preserve"> con el formato de consentimiento y los consentimientos firmados de esa sesión; en el corte del 10/10/2026 eran 126 con veredicto y diez en PS. Un F pasa a PD solo si el triaje registra un INC con la decisión tomada, y la reclasificación se ve en la columna de la versión final sin reescribir la primera pasada.</w:t>
+        <w:t xml:space="preserve"> con el formato de consentimiento y los consentimientos firmados de esa sesión; y los tres últimos, </w:t>
+      </w:r>
+      <w:r>
+        <w:rPr>
+          <w:rStyle w:val="CdigoenlneaOE3"/>
+        </w:rPr>
+        <w:t>PF-RNF13-01</w:t>
+      </w:r>
+      <w:r>
+        <w:t xml:space="preserve">, </w:t>
+      </w:r>
+      <w:r>
+        <w:rPr>
+          <w:rStyle w:val="CdigoenlneaOE3"/>
+        </w:rPr>
+        <w:t>PF-RNF22-01</w:t>
+      </w:r>
+      <w:r>
+        <w:t xml:space="preserve"> y </w:t>
+      </w:r>
+      <w:r>
+        <w:rPr>
+          <w:rStyle w:val="CdigoenlneaOE3"/>
+        </w:rPr>
+        <w:t>PF-RNF23-01</w:t>
+      </w:r>
+      <w:r>
+        <w:t>, el 16/10/2026 (apartado 3.1). En el corte del 10/10/2026 eran 126 con veredicto y diez en PS. Un F pasa a PD solo si el triaje registra un INC con la decisión tomada, y la reclasificación se ve en la columna de la versión final sin reescribir la primera pasada.</w:t>
       </w:r>
     </w:p>
     <w:p>
       <w:pPr>
         <w:pStyle w:val="Ttulo2"/>
       </w:pPr>
-      <w:bookmarkStart w:id="10" w:name="_Toc242887153"/>
+      <w:bookmarkStart w:id="10" w:name="_Toc243054994"/>
       <w:r>
         <w:t>2.5 Indicadores</w:t>
       </w:r>
@@ -5518,7 +5684,7 @@
       <w:pPr>
         <w:pStyle w:val="Ttulo2"/>
       </w:pPr>
-      <w:bookmarkStart w:id="11" w:name="_Toc242887154"/>
+      <w:bookmarkStart w:id="11" w:name="_Toc243054995"/>
       <w:r>
         <w:t>2.6 El candidato rc3</w:t>
       </w:r>
@@ -6445,7 +6611,7 @@
         <w:t>ab0c386e87045a4c525548109fa5f9e1905a7336dbd14f21f93b97c8bcb246c3</w:t>
       </w:r>
       <w:r>
-        <w:t xml:space="preserve"> (252 archivos). Pesó 426 935 666 bytes, 426,9 MB, con 73,1 MB de margen frente a los 500 MB de RNF-06. No se ejecutó ni se midió como ejecutable, no tuvo pasada de los casos </w:t>
+        <w:t xml:space="preserve"> (252 archivos). Pesó 426 935 666 bytes, 426,9 MB, con 73,1 MB de margen frente a los 500 MB de RNF-06. No tuvo pasada de los casos </w:t>
       </w:r>
       <w:r>
         <w:rPr>
@@ -6454,14 +6620,62 @@
         <w:t>PF-*</w:t>
       </w:r>
       <w:r>
-        <w:t xml:space="preserve"> ni medidas de RNF-04 y RNF-05, y la suite de pruebas no corrió sobre su árbol. Tampoco se etiquetó.</w:t>
+        <w:t xml:space="preserve">. El 16/10/2026 lo jugaron 30 estudiantes en el colegio (apartado 5.4), se midieron RNF-04 y RNF-05 en uno de esos equipos durante el Nivel 1 (apartado 3.5) y la suite completa corrió sobre </w:t>
+      </w:r>
+      <w:r>
+        <w:rPr>
+          <w:rStyle w:val="CdigoenlneaOE3"/>
+        </w:rPr>
+        <w:t>06a5b61</w:t>
+      </w:r>
+      <w:r>
+        <w:t xml:space="preserve">, que en </w:t>
+      </w:r>
+      <w:r>
+        <w:rPr>
+          <w:rStyle w:val="CdigoenlneaOE3"/>
+        </w:rPr>
+        <w:t>Assets/</w:t>
+      </w:r>
+      <w:r>
+        <w:t xml:space="preserve">, </w:t>
+      </w:r>
+      <w:r>
+        <w:rPr>
+          <w:rStyle w:val="CdigoenlneaOE3"/>
+        </w:rPr>
+        <w:t>Packages/</w:t>
+      </w:r>
+      <w:r>
+        <w:t xml:space="preserve"> y </w:t>
+      </w:r>
+      <w:r>
+        <w:rPr>
+          <w:rStyle w:val="CdigoenlneaOE3"/>
+        </w:rPr>
+        <w:t>ProjectSettings/</w:t>
+      </w:r>
+      <w:r>
+        <w:t xml:space="preserve"> es idéntico a </w:t>
+      </w:r>
+      <w:r>
+        <w:rPr>
+          <w:rStyle w:val="CdigoenlneaOE3"/>
+        </w:rPr>
+        <w:t>ca6fd91</w:t>
+      </w:r>
+      <w:r>
+        <w:t xml:space="preserve"> (apartado</w:t>
+      </w:r>
+      <w:r>
+        <w:t xml:space="preserve"> 3.7). Tampoco se etiquetó.</w:t>
       </w:r>
     </w:p>
     <w:p>
       <w:pPr>
         <w:pStyle w:val="Ttulo2"/>
       </w:pPr>
-      <w:bookmarkStart w:id="12" w:name="_Toc242887155"/>
+      <w:bookmarkStart w:id="12" w:name="_Toc243054996"/>
       <w:r>
         <w:t>2.7 Defectos y correcciones</w:t>
       </w:r>
@@ -6508,7 +6722,7 @@
       <w:pPr>
         <w:pStyle w:val="Ttulo1"/>
       </w:pPr>
-      <w:bookmarkStart w:id="13" w:name="_Toc242887156"/>
+      <w:bookmarkStart w:id="13" w:name="_Toc243054997"/>
       <w:r>
         <w:lastRenderedPageBreak/>
         <w:t>3. RESULTADOS</w:t>
@@ -6536,7 +6750,7 @@
       <w:pPr>
         <w:pStyle w:val="Ttulo2"/>
       </w:pPr>
-      <w:bookmarkStart w:id="14" w:name="_Toc242887157"/>
+      <w:bookmarkStart w:id="14" w:name="_Toc243054998"/>
       <w:r>
         <w:t>3.1 Veredictos por sesión</w:t>
       </w:r>
@@ -6555,7 +6769,10 @@
         <w:t>Tabla 3.1.</w:t>
       </w:r>
       <w:r>
-        <w:t xml:space="preserve"> Veredictos de rc3 por sesión. La eficacia es (P + PD) / (P + PD + F).</w:t>
+        <w:t xml:space="preserve"> </w:t>
+      </w:r>
+      <w:r>
+        <w:t>Veredictos de rc3 por sesión. La eficacia es (P + PD) / (P + PD + F).</w:t>
       </w:r>
     </w:p>
     <w:tbl>
@@ -9210,7 +9427,7 @@
               <w:rPr>
                 <w:sz w:val="18"/>
               </w:rPr>
-              <w:t>8</w:t>
+              <w:t>10</w:t>
             </w:r>
           </w:p>
         </w:tc>
@@ -9336,7 +9553,7 @@
               <w:rPr>
                 <w:sz w:val="18"/>
               </w:rPr>
-              <w:t>2</w:t>
+              <w:t>0</w:t>
             </w:r>
           </w:p>
         </w:tc>
@@ -9357,7 +9574,7 @@
               <w:rPr>
                 <w:sz w:val="18"/>
               </w:rPr>
-              <w:t>72,7 %</w:t>
+              <w:t>76,9 %</w:t>
             </w:r>
           </w:p>
         </w:tc>
@@ -9422,7 +9639,7 @@
               <w:rPr>
                 <w:sz w:val="18"/>
               </w:rPr>
-              <w:t>5</w:t>
+              <w:t>6</w:t>
             </w:r>
           </w:p>
         </w:tc>
@@ -9548,7 +9765,7 @@
               <w:rPr>
                 <w:sz w:val="18"/>
               </w:rPr>
-              <w:t>1</w:t>
+              <w:t>0</w:t>
             </w:r>
           </w:p>
         </w:tc>
@@ -9634,7 +9851,7 @@
               <w:rPr>
                 <w:sz w:val="18"/>
               </w:rPr>
-              <w:t>129</w:t>
+              <w:t>132</w:t>
             </w:r>
           </w:p>
         </w:tc>
@@ -9760,7 +9977,7 @@
               <w:rPr>
                 <w:sz w:val="18"/>
               </w:rPr>
-              <w:t>3</w:t>
+              <w:t>0</w:t>
             </w:r>
           </w:p>
         </w:tc>
@@ -9781,7 +9998,7 @@
               <w:rPr>
                 <w:sz w:val="18"/>
               </w:rPr>
-              <w:t>97,0 %</w:t>
+              <w:t>97,1 %</w:t>
             </w:r>
           </w:p>
         </w:tc>
@@ -9871,7 +10088,7 @@
         <w:pStyle w:val="TextoOE3"/>
       </w:pPr>
       <w:r>
-        <w:t xml:space="preserve">Tres casos están en PS. Uno es de S-HUM: </w:t>
+        <w:t xml:space="preserve">Ningún caso queda en PS. Los tres últimos se cerraron el 16/10/2026. </w:t>
       </w:r>
       <w:r>
         <w:rPr>
@@ -9880,7 +10097,7 @@
         <w:t>PF-RNF13-01</w:t>
       </w:r>
       <w:r>
-        <w:t xml:space="preserve">, el recorrido completo, porque los dos recorridos del arnés sobre rc3 no se ejecutaron y la comprobación H8 registró la duración (40 a 45 min) pero no cubre por sí sola los tres recorridos que el caso pide (apartado 3.4). Dos son de S-INSP: </w:t>
+        <w:t xml:space="preserve">, el recorrido completo, pasó a P con los dos recorridos del arnés, que se ejecutaron sobre rc5 (apartado 3.4); la comprobación H8 ya había registrado la duración con cronómetro. </w:t>
       </w:r>
       <w:r>
         <w:rPr>
@@ -9889,11 +10106,11 @@
         <w:t>PF-RNF22-01</w:t>
       </w:r>
       <w:r>
-        <w:t xml:space="preserve"> (la inspección está hecha, con 344 cadenas </w:t>
+        <w:t xml:space="preserve"> pasó a P cuando el equipo confirmó, sobre la inspección de 344 cadenas sin enlaces ni </w:t>
       </w:r>
       <w:r>
         <w:lastRenderedPageBreak/>
-        <w:t xml:space="preserve">sin enlaces ni compras y 9 ilustraciones sin violencia, y falta la confirmación) y </w:t>
+        <w:t xml:space="preserve">compras y 9 ilustraciones, que el juego no tiene violencia explícita, publicidad, compras ni enlaces. </w:t>
       </w:r>
       <w:r>
         <w:rPr>
@@ -9902,10 +10119,10 @@
         <w:t>PF-RNF23-01</w:t>
       </w:r>
       <w:r>
-        <w:t xml:space="preserve"> (los créditos y las licencias coinciden con lo esperado, y falta el soporte escrito de la Familia Anonaky y d</w:t>
-      </w:r>
-      <w:r>
-        <w:t>e la colaboradora de arte). No hay casos en B, NA ni NE.</w:t>
+        <w:t xml:space="preserve"> pasó a P con las autorizaciones firmadas de los autores de la Familia Anonaky y de la colaboradora de arte, qu</w:t>
+      </w:r>
+      <w:r>
+        <w:t>e se suman a los créditos y las licencias. No hay casos en B, NA ni NE.</w:t>
       </w:r>
     </w:p>
     <w:p>
@@ -9976,7 +10193,7 @@
         <w:t>PF-RNF12-01</w:t>
       </w:r>
       <w:r>
-        <w:t xml:space="preserve">, pasó a P con el formato de consentimiento informado, que consta en el Anexo F, y los 4 consentimientos firmados de la sesión del 13/10/2026. Las comprobaciones H1 y H2 (PG-05 y PG-06) y H9 a H11 no corresponden a ningún caso nuevo, y H13 no se realizó: </w:t>
+        <w:t xml:space="preserve">, pasó a P con el formato de consentimiento informado, que consta en el Anexo F, y los 4 consentimientos firmados de la sesión del 13/10/2026. Las comprobaciones H1 y H2 (PG-05 y PG-06) y H9 a H11 no corresponden a ningún caso nuevo, y H13, aprobada, confirma el P de rc3 de </w:t>
       </w:r>
       <w:r>
         <w:rPr>
@@ -9994,7 +10211,10 @@
         <w:t>PF-RF34-01</w:t>
       </w:r>
       <w:r>
-        <w:t xml:space="preserve"> y </w:t>
+        <w:t xml:space="preserve"> y</w:t>
+      </w:r>
+      <w:r>
+        <w:t xml:space="preserve"> </w:t>
       </w:r>
       <w:r>
         <w:rPr>
@@ -10003,17 +10223,14 @@
         <w:t>PF-RF46-01</w:t>
       </w:r>
       <w:r>
-        <w:t xml:space="preserve"> conserva</w:t>
-      </w:r>
-      <w:r>
-        <w:t>n el P de rc3.</w:t>
+        <w:t>.</w:t>
       </w:r>
     </w:p>
     <w:p>
       <w:pPr>
         <w:pStyle w:val="Ttulo2"/>
       </w:pPr>
-      <w:bookmarkStart w:id="15" w:name="_Toc242887158"/>
+      <w:bookmarkStart w:id="15" w:name="_Toc243054999"/>
       <w:r>
         <w:t>3.2 Veredictos por etiqueta</w:t>
       </w:r>
@@ -10363,7 +10580,7 @@
               <w:rPr>
                 <w:sz w:val="18"/>
               </w:rPr>
-              <w:t>16</w:t>
+              <w:t>17</w:t>
             </w:r>
           </w:p>
         </w:tc>
@@ -10489,7 +10706,7 @@
               <w:rPr>
                 <w:sz w:val="18"/>
               </w:rPr>
-              <w:t>1</w:t>
+              <w:t>0</w:t>
             </w:r>
           </w:p>
         </w:tc>
@@ -10510,7 +10727,7 @@
               <w:rPr>
                 <w:sz w:val="18"/>
               </w:rPr>
-              <w:t>94,1 %</w:t>
+              <w:t>94,4 %</w:t>
             </w:r>
           </w:p>
         </w:tc>
@@ -11423,7 +11640,7 @@
               <w:rPr>
                 <w:sz w:val="18"/>
               </w:rPr>
-              <w:t>15</w:t>
+              <w:t>17</w:t>
             </w:r>
           </w:p>
         </w:tc>
@@ -11549,7 +11766,7 @@
               <w:rPr>
                 <w:sz w:val="18"/>
               </w:rPr>
-              <w:t>2</w:t>
+              <w:t>0</w:t>
             </w:r>
           </w:p>
         </w:tc>
@@ -11570,7 +11787,7 @@
               <w:rPr>
                 <w:sz w:val="18"/>
               </w:rPr>
-              <w:t>83,3 %</w:t>
+              <w:t>85,0 %</w:t>
             </w:r>
           </w:p>
         </w:tc>
@@ -11581,7 +11798,7 @@
         <w:pStyle w:val="PrimerprrafoOE3"/>
       </w:pPr>
       <w:r>
-        <w:t>NAV tiene 18 casos: 16 en P, 1 en F (</w:t>
+        <w:t>NAV tiene 18 casos: 17 en P y 1 en F (</w:t>
       </w:r>
       <w:r>
         <w:rPr>
@@ -11590,23 +11807,14 @@
         <w:t>PF-RF45-05</w:t>
       </w:r>
       <w:r>
-        <w:t>) y 1 en PS (</w:t>
-      </w:r>
-      <w:r>
-        <w:rPr>
-          <w:rStyle w:val="CdigoenlneaOE3"/>
-        </w:rPr>
-        <w:t>PF-RNF13-01</w:t>
-      </w:r>
-      <w:r>
-        <w:t>, el recorrido completo). BOT cierra los 28 en P. SON queda en 100,0 % (3 de 3): sus tres casos son de oído, el arnés no mide el sonido y los aprobó una persona el 13/10/2026 (comprobaciones H12, H6 y H7 de la hoja HUM), así que es un juicio de oído y no una medición. La etiqueta RNF queda en 83,3 % (15 de 18 con veredicto) por los tres F de S-INSP; era 78,6 % (11 de 14) en el corte del 10/10/2026, antes de que H3, H4, H5 y el consentimiento pasaran a P. El indicador no nombra esa etiqueta.</w:t>
+        <w:t>). BOT cierra los 28 en P. SON queda en 100,0 % (3 de 3): sus tres casos son de oído, el arnés no mide el sonido y los aprobó una persona el 13/10/2026 (comprobaciones H12, H6 y H7 de la hoja HUM), así que es un juicio de oído y no una medición. La etiqueta RNF queda en 85,0 % (17 de 20) por los tres F de S-INSP; era 78,6 % (11 de 14) en el corte del 10/10/2026, antes de que H3, H4, H5, el consentimiento y las confirmaciones de RNF-22 y RNF-23 pasaran a P. El indicador no nombra esa etiqueta.</w:t>
       </w:r>
     </w:p>
     <w:p>
       <w:pPr>
         <w:pStyle w:val="Ttulo2"/>
       </w:pPr>
-      <w:bookmarkStart w:id="16" w:name="_Toc242887159"/>
+      <w:bookmarkStart w:id="16" w:name="_Toc243055000"/>
       <w:r>
         <w:t>3.3 Indicadores del objetivo</w:t>
       </w:r>
@@ -11642,9 +11850,9 @@
         <w:tblLook w:val="0020" w:firstRow="1" w:lastRow="0" w:firstColumn="0" w:lastColumn="0" w:noHBand="0" w:noVBand="0"/>
       </w:tblPr>
       <w:tblGrid>
-        <w:gridCol w:w="2794"/>
-        <w:gridCol w:w="1480"/>
-        <w:gridCol w:w="5688"/>
+        <w:gridCol w:w="2843"/>
+        <w:gridCol w:w="1494"/>
+        <w:gridCol w:w="5625"/>
       </w:tblGrid>
       <w:tr>
         <w:trPr>
@@ -11652,7 +11860,7 @@
         </w:trPr>
         <w:tc>
           <w:tcPr>
-            <w:tcW w:w="1402" w:type="pct"/>
+            <w:tcW w:w="1427" w:type="pct"/>
             <w:shd w:val="clear" w:color="auto" w:fill="D9D9D9"/>
           </w:tcPr>
           <w:p>
@@ -11669,13 +11877,14 @@
                 <w:b/>
                 <w:sz w:val="18"/>
               </w:rPr>
+              <w:lastRenderedPageBreak/>
               <w:t>Indicador</w:t>
             </w:r>
           </w:p>
         </w:tc>
         <w:tc>
           <w:tcPr>
-            <w:tcW w:w="743" w:type="pct"/>
+            <w:tcW w:w="750" w:type="pct"/>
             <w:shd w:val="clear" w:color="auto" w:fill="D9D9D9"/>
           </w:tcPr>
           <w:p>
@@ -11698,7 +11907,7 @@
         </w:tc>
         <w:tc>
           <w:tcPr>
-            <w:tcW w:w="2855" w:type="pct"/>
+            <w:tcW w:w="2823" w:type="pct"/>
             <w:shd w:val="clear" w:color="auto" w:fill="D9D9D9"/>
           </w:tcPr>
           <w:p>
@@ -11723,7 +11932,7 @@
       <w:tr>
         <w:tc>
           <w:tcPr>
-            <w:tcW w:w="1402" w:type="pct"/>
+            <w:tcW w:w="1427" w:type="pct"/>
             <w:shd w:val="clear" w:color="auto" w:fill="auto"/>
           </w:tcPr>
           <w:p>
@@ -11744,7 +11953,7 @@
         </w:tc>
         <w:tc>
           <w:tcPr>
-            <w:tcW w:w="743" w:type="pct"/>
+            <w:tcW w:w="750" w:type="pct"/>
             <w:shd w:val="clear" w:color="auto" w:fill="auto"/>
           </w:tcPr>
           <w:p>
@@ -11765,29 +11974,22 @@
         </w:tc>
         <w:tc>
           <w:tcPr>
-            <w:tcW w:w="2855" w:type="pct"/>
-            <w:shd w:val="clear" w:color="auto" w:fill="auto"/>
-          </w:tcPr>
-          <w:p>
-            <w:pPr>
-              <w:pStyle w:val="CompactoOE3"/>
-              <w:spacing w:after="0"/>
-              <w:rPr>
-                <w:sz w:val="18"/>
-              </w:rPr>
-            </w:pPr>
-            <w:r>
-              <w:rPr>
-                <w:sz w:val="18"/>
-              </w:rPr>
-              <w:t xml:space="preserve">97,0 % = 129 / (129 + 0 + 4), sobre 133 casos con veredicto; 3 casos en PS fuera del cálculo. En el </w:t>
-            </w:r>
-            <w:r>
-              <w:rPr>
-                <w:sz w:val="18"/>
-              </w:rPr>
-              <w:lastRenderedPageBreak/>
-              <w:t>corte del 10/10/2026 era 96,8 % = 122 / (122 + 0 + 4), sobre 126</w:t>
+            <w:tcW w:w="2823" w:type="pct"/>
+            <w:shd w:val="clear" w:color="auto" w:fill="auto"/>
+          </w:tcPr>
+          <w:p>
+            <w:pPr>
+              <w:pStyle w:val="CompactoOE3"/>
+              <w:spacing w:after="0"/>
+              <w:rPr>
+                <w:sz w:val="18"/>
+              </w:rPr>
+            </w:pPr>
+            <w:r>
+              <w:rPr>
+                <w:sz w:val="18"/>
+              </w:rPr>
+              <w:t>97,1 % = 132 / (132 + 0 + 4), sobre los 136 casos, todos con veredicto. En el corte del 10/10/2026 era 96,8 % = 122 / (122 + 0 + 4), sobre 126</w:t>
             </w:r>
           </w:p>
         </w:tc>
@@ -11795,22 +11997,21 @@
       <w:tr>
         <w:tc>
           <w:tcPr>
-            <w:tcW w:w="1402" w:type="pct"/>
-            <w:shd w:val="clear" w:color="auto" w:fill="auto"/>
-          </w:tcPr>
-          <w:p>
-            <w:pPr>
-              <w:pStyle w:val="CompactoOE3"/>
-              <w:spacing w:after="0"/>
-              <w:rPr>
-                <w:sz w:val="18"/>
-              </w:rPr>
-            </w:pPr>
-            <w:r>
-              <w:rPr>
-                <w:sz w:val="18"/>
-              </w:rPr>
-              <w:lastRenderedPageBreak/>
+            <w:tcW w:w="1427" w:type="pct"/>
+            <w:shd w:val="clear" w:color="auto" w:fill="auto"/>
+          </w:tcPr>
+          <w:p>
+            <w:pPr>
+              <w:pStyle w:val="CompactoOE3"/>
+              <w:spacing w:after="0"/>
+              <w:rPr>
+                <w:sz w:val="18"/>
+              </w:rPr>
+            </w:pPr>
+            <w:r>
+              <w:rPr>
+                <w:sz w:val="18"/>
+              </w:rPr>
               <w:t xml:space="preserve">Eficacia en las etiquetas </w:t>
             </w:r>
             <w:r>
@@ -11850,7 +12051,7 @@
         </w:tc>
         <w:tc>
           <w:tcPr>
-            <w:tcW w:w="743" w:type="pct"/>
+            <w:tcW w:w="750" w:type="pct"/>
             <w:shd w:val="clear" w:color="auto" w:fill="auto"/>
           </w:tcPr>
           <w:p>
@@ -11871,7 +12072,7 @@
         </w:tc>
         <w:tc>
           <w:tcPr>
-            <w:tcW w:w="2855" w:type="pct"/>
+            <w:tcW w:w="2823" w:type="pct"/>
             <w:shd w:val="clear" w:color="auto" w:fill="auto"/>
           </w:tcPr>
           <w:p>
@@ -11893,7 +12094,7 @@
               <w:rPr>
                 <w:sz w:val="18"/>
               </w:rPr>
-              <w:t xml:space="preserve"> 94,1 % (16 de 17) · </w:t>
+              <w:t xml:space="preserve"> 94,4 % (17 de 18) · </w:t>
             </w:r>
             <w:r>
               <w:rPr>
@@ -11927,7 +12128,7 @@
       <w:tr>
         <w:tc>
           <w:tcPr>
-            <w:tcW w:w="1402" w:type="pct"/>
+            <w:tcW w:w="1427" w:type="pct"/>
             <w:shd w:val="clear" w:color="auto" w:fill="auto"/>
           </w:tcPr>
           <w:p>
@@ -11948,7 +12149,7 @@
         </w:tc>
         <w:tc>
           <w:tcPr>
-            <w:tcW w:w="743" w:type="pct"/>
+            <w:tcW w:w="750" w:type="pct"/>
             <w:shd w:val="clear" w:color="auto" w:fill="auto"/>
           </w:tcPr>
           <w:p>
@@ -11969,7 +12170,7 @@
         </w:tc>
         <w:tc>
           <w:tcPr>
-            <w:tcW w:w="2855" w:type="pct"/>
+            <w:tcW w:w="2823" w:type="pct"/>
             <w:shd w:val="clear" w:color="auto" w:fill="auto"/>
           </w:tcPr>
           <w:p>
@@ -12008,14 +12209,14 @@
         <w:pStyle w:val="PrimerprrafoOE3"/>
       </w:pPr>
       <w:r>
-        <w:t>Los 4 F de la pasada son todos Menores y ninguno de los 16 defectos hallados es Bloqueante ni Mayor (apartado 3.6). Con la sesión del 13/10/2026 las tres etiquetas que nombra el indicador superan la meta, y la de sonidos se cierra con un juicio de oído de una persona y no con una medición. La eficacia global depende todavía de los 3 casos en PS: si los tres fallaran quedaría en 94,9 % (129 de 136) y seguiría sobre el 90 %.</w:t>
+        <w:t>Los 4 F de la pasada son todos Menores y ninguno de los 16 defectos hallados es Bloqueante ni Mayor (apartado 3.6). Con la sesión del 13/10/2026 las tres etiquetas que nombra el indicador superan la meta, y la de sonidos se cierra con un juicio de oído de una persona y no con una medición. Ningún caso queda fuera del cálculo.</w:t>
       </w:r>
     </w:p>
     <w:p>
       <w:pPr>
         <w:pStyle w:val="Ttulo2"/>
       </w:pPr>
-      <w:bookmarkStart w:id="17" w:name="_Toc242887160"/>
+      <w:bookmarkStart w:id="17" w:name="_Toc243055001"/>
       <w:r>
         <w:t>3.4 Recorridos completos del juego</w:t>
       </w:r>
@@ -12035,10 +12236,58 @@
         <w:t>PF-RNF13-01</w:t>
       </w:r>
       <w:r>
-        <w:t xml:space="preserve"> exige recorrer el juego entero, de la pantalla de inicio a los créditos y sin omitir ninguna narrativa, sin bloqueos, cierres inesperados ni estados irrecuperables. Lo planearon dos recorridos del arnés, uno en ventana de 1920 × 1080 y otro a pantalla completa, y uno con cronómetro, la comprobación H8 de la hoja HUM (apartado 5.2). Los dos recorridos del arnés no se ejecutaron en esta pasada: las sesiones EXE jugaron cada nivel con semillas y perfiles distintos, no el juego entero con un perfil </w:t>
-      </w:r>
-      <w:r>
-        <w:t>nuevo. Si se ejecutan, además del recorrido con cronómetro de H8, es una decisión abierta (apartado 4.5). La duración de los recorridos del arnés incluye la latencia de cada llamada y las capturas de control, y no mide a un estudiante; la referencia de 20 a 40 minutos del OE1 se contrasta con la comprobación H8, que el 13/10/2026 registró entre 40 y 45 minutos (Tabla 3.4).</w:t>
+        <w:t xml:space="preserve"> exige recorrer el juego entero, de la pantalla de inicio a los créditos y sin omitir ninguna narrativa, sin bloqueos, cierres inesperados ni estados irrecuperables. Lo planearon dos recorridos del arnés, uno en ventana de 1920 × 1080 y otro a pantalla completa, y uno con cronómetro, la comprobación H8 de la hoja HUM (apartado 5.2). En la pasada sobre rc3 las sesiones EXE jugaron cada nivel con semillas y perfiles distintos, no el juego entero con un perfil nuevo. Los dos recorridos del arnés se </w:t>
+      </w:r>
+      <w:r>
+        <w:t xml:space="preserve">ejecutaron el 16/10/2026 sobre rc5, cada uno con un perfil nuevo y sin «Omitir»: terminaron en los créditos sin bloqueos, cierres inesperados ni estados irrecuperables, y sin </w:t>
+      </w:r>
+      <w:r>
+        <w:rPr>
+          <w:rStyle w:val="CdigoenlneaOE3"/>
+        </w:rPr>
+        <w:t>Exception</w:t>
+      </w:r>
+      <w:r>
+        <w:t xml:space="preserve">, </w:t>
+      </w:r>
+      <w:r>
+        <w:rPr>
+          <w:rStyle w:val="CdigoenlneaOE3"/>
+        </w:rPr>
+        <w:t>Error</w:t>
+      </w:r>
+      <w:r>
+        <w:t xml:space="preserve"> ni </w:t>
+      </w:r>
+      <w:r>
+        <w:rPr>
+          <w:rStyle w:val="CdigoenlneaOE3"/>
+        </w:rPr>
+        <w:t>Assert</w:t>
+      </w:r>
+      <w:r>
+        <w:t xml:space="preserve"> en </w:t>
+      </w:r>
+      <w:r>
+        <w:rPr>
+          <w:rStyle w:val="CdigoenlneaOE3"/>
+        </w:rPr>
+        <w:t>Player.log</w:t>
+      </w:r>
+      <w:r>
+        <w:t xml:space="preserve"> (</w:t>
+      </w:r>
+      <w:r>
+        <w:rPr>
+          <w:rStyle w:val="CdigoenlneaOE3"/>
+        </w:rPr>
+        <w:t>evidencias/rc5/GP/</w:t>
+      </w:r>
+      <w:r>
+        <w:t>). En los dos los tres niveles quedaron completados, con su resumen de nivel y su desbloqueo en el menú. La duración de los recorridos del arnés incluye la latencia de cada llamada y las capturas de control, y no mide a un estudiante; la referencia de 20 a 40 minutos del OE1 s</w:t>
+      </w:r>
+      <w:r>
+        <w:t>e contrasta con la comprobación H8, que el 13/10/2026 registró entre 40 y 45 minutos (Tabla 3.4).</w:t>
       </w:r>
     </w:p>
     <w:p>
@@ -12116,7 +12365,7 @@
         <w:t>Tabla 3.4.</w:t>
       </w:r>
       <w:r>
-        <w:t xml:space="preserve"> Recorridos completos sobre rc3.</w:t>
+        <w:t xml:space="preserve"> Recorridos completos del juego.</w:t>
       </w:r>
     </w:p>
     <w:tbl>
@@ -12133,11 +12382,11 @@
         <w:tblLook w:val="0020" w:firstRow="1" w:lastRow="0" w:firstColumn="0" w:lastColumn="0" w:noHBand="0" w:noVBand="0"/>
       </w:tblPr>
       <w:tblGrid>
-        <w:gridCol w:w="2092"/>
-        <w:gridCol w:w="1990"/>
-        <w:gridCol w:w="2947"/>
-        <w:gridCol w:w="1425"/>
-        <w:gridCol w:w="1508"/>
+        <w:gridCol w:w="1992"/>
+        <w:gridCol w:w="1941"/>
+        <w:gridCol w:w="2429"/>
+        <w:gridCol w:w="1797"/>
+        <w:gridCol w:w="1803"/>
       </w:tblGrid>
       <w:tr>
         <w:trPr>
@@ -12145,7 +12394,7 @@
         </w:trPr>
         <w:tc>
           <w:tcPr>
-            <w:tcW w:w="1050" w:type="pct"/>
+            <w:tcW w:w="1000" w:type="pct"/>
             <w:shd w:val="clear" w:color="auto" w:fill="D9D9D9"/>
           </w:tcPr>
           <w:p>
@@ -12162,13 +12411,14 @@
                 <w:b/>
                 <w:sz w:val="18"/>
               </w:rPr>
+              <w:lastRenderedPageBreak/>
               <w:t>Recorrido</w:t>
             </w:r>
           </w:p>
         </w:tc>
         <w:tc>
           <w:tcPr>
-            <w:tcW w:w="999" w:type="pct"/>
+            <w:tcW w:w="974" w:type="pct"/>
             <w:shd w:val="clear" w:color="auto" w:fill="D9D9D9"/>
           </w:tcPr>
           <w:p>
@@ -12191,7 +12441,7 @@
         </w:tc>
         <w:tc>
           <w:tcPr>
-            <w:tcW w:w="1479" w:type="pct"/>
+            <w:tcW w:w="1219" w:type="pct"/>
             <w:shd w:val="clear" w:color="auto" w:fill="D9D9D9"/>
           </w:tcPr>
           <w:p>
@@ -12214,7 +12464,7 @@
         </w:tc>
         <w:tc>
           <w:tcPr>
-            <w:tcW w:w="715" w:type="pct"/>
+            <w:tcW w:w="902" w:type="pct"/>
             <w:shd w:val="clear" w:color="auto" w:fill="D9D9D9"/>
           </w:tcPr>
           <w:p>
@@ -12231,13 +12481,13 @@
                 <w:b/>
                 <w:sz w:val="18"/>
               </w:rPr>
-              <w:t>Fases en el JSON</w:t>
-            </w:r>
-          </w:p>
-        </w:tc>
-        <w:tc>
-          <w:tcPr>
-            <w:tcW w:w="757" w:type="pct"/>
+              <w:t>Niveles</w:t>
+            </w:r>
+          </w:p>
+        </w:tc>
+        <w:tc>
+          <w:tcPr>
+            <w:tcW w:w="906" w:type="pct"/>
             <w:shd w:val="clear" w:color="auto" w:fill="D9D9D9"/>
           </w:tcPr>
           <w:p>
@@ -12278,28 +12528,28 @@
       <w:tr>
         <w:tc>
           <w:tcPr>
-            <w:tcW w:w="1050" w:type="pct"/>
-            <w:shd w:val="clear" w:color="auto" w:fill="auto"/>
-          </w:tcPr>
-          <w:p>
-            <w:pPr>
-              <w:pStyle w:val="CompactoOE3"/>
-              <w:spacing w:after="0"/>
-              <w:rPr>
-                <w:sz w:val="18"/>
-              </w:rPr>
-            </w:pPr>
-            <w:r>
-              <w:rPr>
-                <w:sz w:val="18"/>
-              </w:rPr>
-              <w:t>Arnés 1</w:t>
-            </w:r>
-          </w:p>
-        </w:tc>
-        <w:tc>
-          <w:tcPr>
-            <w:tcW w:w="999" w:type="pct"/>
+            <w:tcW w:w="1000" w:type="pct"/>
+            <w:shd w:val="clear" w:color="auto" w:fill="auto"/>
+          </w:tcPr>
+          <w:p>
+            <w:pPr>
+              <w:pStyle w:val="CompactoOE3"/>
+              <w:spacing w:after="0"/>
+              <w:rPr>
+                <w:sz w:val="18"/>
+              </w:rPr>
+            </w:pPr>
+            <w:r>
+              <w:rPr>
+                <w:sz w:val="18"/>
+              </w:rPr>
+              <w:t>Arnés 1, rc5, 16/10/2026</w:t>
+            </w:r>
+          </w:p>
+        </w:tc>
+        <w:tc>
+          <w:tcPr>
+            <w:tcW w:w="974" w:type="pct"/>
             <w:shd w:val="clear" w:color="auto" w:fill="auto"/>
           </w:tcPr>
           <w:p>
@@ -12320,64 +12570,64 @@
         </w:tc>
         <w:tc>
           <w:tcPr>
-            <w:tcW w:w="1479" w:type="pct"/>
-            <w:shd w:val="clear" w:color="auto" w:fill="auto"/>
-          </w:tcPr>
-          <w:p>
-            <w:pPr>
-              <w:pStyle w:val="CompactoOE3"/>
-              <w:spacing w:after="0"/>
-              <w:rPr>
-                <w:sz w:val="18"/>
-              </w:rPr>
-            </w:pPr>
-            <w:r>
-              <w:rPr>
-                <w:sz w:val="18"/>
-              </w:rPr>
-              <w:t>No ejecutado en esta pasada</w:t>
-            </w:r>
-          </w:p>
-        </w:tc>
-        <w:tc>
-          <w:tcPr>
-            <w:tcW w:w="715" w:type="pct"/>
-            <w:shd w:val="clear" w:color="auto" w:fill="auto"/>
-          </w:tcPr>
-          <w:p>
-            <w:pPr>
-              <w:pStyle w:val="CompactoOE3"/>
-              <w:spacing w:after="0"/>
-              <w:rPr>
-                <w:sz w:val="18"/>
-              </w:rPr>
-            </w:pPr>
-            <w:r>
-              <w:rPr>
-                <w:sz w:val="18"/>
-              </w:rPr>
-              <w:t>No ejecutado</w:t>
-            </w:r>
-          </w:p>
-        </w:tc>
-        <w:tc>
-          <w:tcPr>
-            <w:tcW w:w="757" w:type="pct"/>
-            <w:shd w:val="clear" w:color="auto" w:fill="auto"/>
-          </w:tcPr>
-          <w:p>
-            <w:pPr>
-              <w:pStyle w:val="CompactoOE3"/>
-              <w:spacing w:after="0"/>
-              <w:rPr>
-                <w:sz w:val="18"/>
-              </w:rPr>
-            </w:pPr>
-            <w:r>
-              <w:rPr>
-                <w:sz w:val="18"/>
-              </w:rPr>
-              <w:t>No ejecutado</w:t>
+            <w:tcW w:w="1219" w:type="pct"/>
+            <w:shd w:val="clear" w:color="auto" w:fill="auto"/>
+          </w:tcPr>
+          <w:p>
+            <w:pPr>
+              <w:pStyle w:val="CompactoOE3"/>
+              <w:spacing w:after="0"/>
+              <w:rPr>
+                <w:sz w:val="18"/>
+              </w:rPr>
+            </w:pPr>
+            <w:r>
+              <w:rPr>
+                <w:sz w:val="18"/>
+              </w:rPr>
+              <w:t>23 min (con la latencia del arnés)</w:t>
+            </w:r>
+          </w:p>
+        </w:tc>
+        <w:tc>
+          <w:tcPr>
+            <w:tcW w:w="902" w:type="pct"/>
+            <w:shd w:val="clear" w:color="auto" w:fill="auto"/>
+          </w:tcPr>
+          <w:p>
+            <w:pPr>
+              <w:pStyle w:val="CompactoOE3"/>
+              <w:spacing w:after="0"/>
+              <w:rPr>
+                <w:sz w:val="18"/>
+              </w:rPr>
+            </w:pPr>
+            <w:r>
+              <w:rPr>
+                <w:sz w:val="18"/>
+              </w:rPr>
+              <w:t>Los tres niveles completados</w:t>
+            </w:r>
+          </w:p>
+        </w:tc>
+        <w:tc>
+          <w:tcPr>
+            <w:tcW w:w="906" w:type="pct"/>
+            <w:shd w:val="clear" w:color="auto" w:fill="auto"/>
+          </w:tcPr>
+          <w:p>
+            <w:pPr>
+              <w:pStyle w:val="CompactoOE3"/>
+              <w:spacing w:after="0"/>
+              <w:rPr>
+                <w:sz w:val="18"/>
+              </w:rPr>
+            </w:pPr>
+            <w:r>
+              <w:rPr>
+                <w:sz w:val="18"/>
+              </w:rPr>
+              <w:t>Ninguna; 30 cargas de escena, la peor de 0,314 s</w:t>
             </w:r>
           </w:p>
         </w:tc>
@@ -12385,107 +12635,106 @@
       <w:tr>
         <w:tc>
           <w:tcPr>
-            <w:tcW w:w="1050" w:type="pct"/>
-            <w:shd w:val="clear" w:color="auto" w:fill="auto"/>
-          </w:tcPr>
-          <w:p>
-            <w:pPr>
-              <w:pStyle w:val="CompactoOE3"/>
-              <w:spacing w:after="0"/>
-              <w:rPr>
-                <w:sz w:val="18"/>
-              </w:rPr>
-            </w:pPr>
-            <w:r>
-              <w:rPr>
-                <w:sz w:val="18"/>
-              </w:rPr>
-              <w:lastRenderedPageBreak/>
-              <w:t>Arnés 2</w:t>
-            </w:r>
-          </w:p>
-        </w:tc>
-        <w:tc>
-          <w:tcPr>
-            <w:tcW w:w="999" w:type="pct"/>
-            <w:shd w:val="clear" w:color="auto" w:fill="auto"/>
-          </w:tcPr>
-          <w:p>
-            <w:pPr>
-              <w:pStyle w:val="CompactoOE3"/>
-              <w:spacing w:after="0"/>
-              <w:rPr>
-                <w:sz w:val="18"/>
-              </w:rPr>
-            </w:pPr>
-            <w:r>
-              <w:rPr>
-                <w:sz w:val="18"/>
-              </w:rPr>
-              <w:t>Pantalla completa, perfil nuevo</w:t>
-            </w:r>
-          </w:p>
-        </w:tc>
-        <w:tc>
-          <w:tcPr>
-            <w:tcW w:w="1479" w:type="pct"/>
-            <w:shd w:val="clear" w:color="auto" w:fill="auto"/>
-          </w:tcPr>
-          <w:p>
-            <w:pPr>
-              <w:pStyle w:val="CompactoOE3"/>
-              <w:spacing w:after="0"/>
-              <w:rPr>
-                <w:sz w:val="18"/>
-              </w:rPr>
-            </w:pPr>
-            <w:r>
-              <w:rPr>
-                <w:sz w:val="18"/>
-              </w:rPr>
-              <w:t>No ejecutado en esta pasada</w:t>
-            </w:r>
-          </w:p>
-        </w:tc>
-        <w:tc>
-          <w:tcPr>
-            <w:tcW w:w="715" w:type="pct"/>
-            <w:shd w:val="clear" w:color="auto" w:fill="auto"/>
-          </w:tcPr>
-          <w:p>
-            <w:pPr>
-              <w:pStyle w:val="CompactoOE3"/>
-              <w:spacing w:after="0"/>
-              <w:rPr>
-                <w:sz w:val="18"/>
-              </w:rPr>
-            </w:pPr>
-            <w:r>
-              <w:rPr>
-                <w:sz w:val="18"/>
-              </w:rPr>
-              <w:t>No ejecutado</w:t>
-            </w:r>
-          </w:p>
-        </w:tc>
-        <w:tc>
-          <w:tcPr>
-            <w:tcW w:w="757" w:type="pct"/>
-            <w:shd w:val="clear" w:color="auto" w:fill="auto"/>
-          </w:tcPr>
-          <w:p>
-            <w:pPr>
-              <w:pStyle w:val="CompactoOE3"/>
-              <w:spacing w:after="0"/>
-              <w:rPr>
-                <w:sz w:val="18"/>
-              </w:rPr>
-            </w:pPr>
-            <w:r>
-              <w:rPr>
-                <w:sz w:val="18"/>
-              </w:rPr>
-              <w:t>No ejecutado</w:t>
+            <w:tcW w:w="1000" w:type="pct"/>
+            <w:shd w:val="clear" w:color="auto" w:fill="auto"/>
+          </w:tcPr>
+          <w:p>
+            <w:pPr>
+              <w:pStyle w:val="CompactoOE3"/>
+              <w:spacing w:after="0"/>
+              <w:rPr>
+                <w:sz w:val="18"/>
+              </w:rPr>
+            </w:pPr>
+            <w:r>
+              <w:rPr>
+                <w:sz w:val="18"/>
+              </w:rPr>
+              <w:t>Arnés 2, rc5, 16/10/2026</w:t>
+            </w:r>
+          </w:p>
+        </w:tc>
+        <w:tc>
+          <w:tcPr>
+            <w:tcW w:w="974" w:type="pct"/>
+            <w:shd w:val="clear" w:color="auto" w:fill="auto"/>
+          </w:tcPr>
+          <w:p>
+            <w:pPr>
+              <w:pStyle w:val="CompactoOE3"/>
+              <w:spacing w:after="0"/>
+              <w:rPr>
+                <w:sz w:val="18"/>
+              </w:rPr>
+            </w:pPr>
+            <w:r>
+              <w:rPr>
+                <w:sz w:val="18"/>
+              </w:rPr>
+              <w:t>Pantalla completa (2560 × 1440), perfil nuevo</w:t>
+            </w:r>
+          </w:p>
+        </w:tc>
+        <w:tc>
+          <w:tcPr>
+            <w:tcW w:w="1219" w:type="pct"/>
+            <w:shd w:val="clear" w:color="auto" w:fill="auto"/>
+          </w:tcPr>
+          <w:p>
+            <w:pPr>
+              <w:pStyle w:val="CompactoOE3"/>
+              <w:spacing w:after="0"/>
+              <w:rPr>
+                <w:sz w:val="18"/>
+              </w:rPr>
+            </w:pPr>
+            <w:r>
+              <w:rPr>
+                <w:sz w:val="18"/>
+              </w:rPr>
+              <w:t>19 min (con la latencia del arnés)</w:t>
+            </w:r>
+          </w:p>
+        </w:tc>
+        <w:tc>
+          <w:tcPr>
+            <w:tcW w:w="902" w:type="pct"/>
+            <w:shd w:val="clear" w:color="auto" w:fill="auto"/>
+          </w:tcPr>
+          <w:p>
+            <w:pPr>
+              <w:pStyle w:val="CompactoOE3"/>
+              <w:spacing w:after="0"/>
+              <w:rPr>
+                <w:sz w:val="18"/>
+              </w:rPr>
+            </w:pPr>
+            <w:r>
+              <w:rPr>
+                <w:sz w:val="18"/>
+              </w:rPr>
+              <w:t>Los tres niveles completados</w:t>
+            </w:r>
+          </w:p>
+        </w:tc>
+        <w:tc>
+          <w:tcPr>
+            <w:tcW w:w="906" w:type="pct"/>
+            <w:shd w:val="clear" w:color="auto" w:fill="auto"/>
+          </w:tcPr>
+          <w:p>
+            <w:pPr>
+              <w:pStyle w:val="CompactoOE3"/>
+              <w:spacing w:after="0"/>
+              <w:rPr>
+                <w:sz w:val="18"/>
+              </w:rPr>
+            </w:pPr>
+            <w:r>
+              <w:rPr>
+                <w:sz w:val="18"/>
+              </w:rPr>
+              <w:t>Ninguna; 30 cargas de escena, la peor de 0,239 s</w:t>
             </w:r>
           </w:p>
         </w:tc>
@@ -12493,7 +12742,7 @@
       <w:tr>
         <w:tc>
           <w:tcPr>
-            <w:tcW w:w="1050" w:type="pct"/>
+            <w:tcW w:w="1000" w:type="pct"/>
             <w:shd w:val="clear" w:color="auto" w:fill="auto"/>
           </w:tcPr>
           <w:p>
@@ -12514,7 +12763,7 @@
         </w:tc>
         <w:tc>
           <w:tcPr>
-            <w:tcW w:w="999" w:type="pct"/>
+            <w:tcW w:w="974" w:type="pct"/>
             <w:shd w:val="clear" w:color="auto" w:fill="auto"/>
           </w:tcPr>
           <w:p>
@@ -12535,7 +12784,7 @@
         </w:tc>
         <w:tc>
           <w:tcPr>
-            <w:tcW w:w="1479" w:type="pct"/>
+            <w:tcW w:w="1219" w:type="pct"/>
             <w:shd w:val="clear" w:color="auto" w:fill="auto"/>
           </w:tcPr>
           <w:p>
@@ -12556,7 +12805,7 @@
         </w:tc>
         <w:tc>
           <w:tcPr>
-            <w:tcW w:w="715" w:type="pct"/>
+            <w:tcW w:w="902" w:type="pct"/>
             <w:shd w:val="clear" w:color="auto" w:fill="auto"/>
           </w:tcPr>
           <w:p>
@@ -12577,7 +12826,7 @@
         </w:tc>
         <w:tc>
           <w:tcPr>
-            <w:tcW w:w="757" w:type="pct"/>
+            <w:tcW w:w="906" w:type="pct"/>
             <w:shd w:val="clear" w:color="auto" w:fill="auto"/>
           </w:tcPr>
           <w:p>
@@ -12602,7 +12851,7 @@
       <w:pPr>
         <w:pStyle w:val="Ttulo2"/>
       </w:pPr>
-      <w:bookmarkStart w:id="18" w:name="_Toc242887161"/>
+      <w:bookmarkStart w:id="18" w:name="_Toc243055002"/>
       <w:r>
         <w:t>3.5 Requerimientos no funcionales medidos en el ejecutable</w:t>
       </w:r>
@@ -13119,7 +13368,14 @@
               <w:rPr>
                 <w:sz w:val="18"/>
               </w:rPr>
-              <w:t xml:space="preserve">1.094 MiB (1,15 GB) de memoria privada; 438 MiB de memoria de trabajo. Ninguna de las 4.213 muestras supera 2.048 MiB. </w:t>
+              <w:t xml:space="preserve">1.094 MiB (1,15 GB) de memoria privada; 438 MiB de memoria de </w:t>
+            </w:r>
+            <w:r>
+              <w:rPr>
+                <w:sz w:val="18"/>
+              </w:rPr>
+              <w:lastRenderedPageBreak/>
+              <w:t xml:space="preserve">trabajo. Ninguna de las 4.213 muestras supera 2.048 MiB. </w:t>
             </w:r>
             <w:r>
               <w:rPr>
@@ -13166,6 +13422,7 @@
               <w:rPr>
                 <w:sz w:val="18"/>
               </w:rPr>
+              <w:lastRenderedPageBreak/>
               <w:t xml:space="preserve">1.083,3 MiB (1,06 GiB) de memoria privada, en </w:t>
             </w:r>
             <w:r>
@@ -13179,7 +13436,14 @@
               <w:rPr>
                 <w:sz w:val="18"/>
               </w:rPr>
-              <w:t xml:space="preserve">; 434,6 MiB de memoria de trabajo, en </w:t>
+              <w:t xml:space="preserve">; 434,6 MiB </w:t>
+            </w:r>
+            <w:r>
+              <w:rPr>
+                <w:sz w:val="18"/>
+              </w:rPr>
+              <w:lastRenderedPageBreak/>
+              <w:t xml:space="preserve">de memoria de trabajo, en </w:t>
             </w:r>
             <w:r>
               <w:rPr>
@@ -13213,6 +13477,7 @@
               <w:rPr>
                 <w:sz w:val="18"/>
               </w:rPr>
+              <w:lastRenderedPageBreak/>
               <w:t>P</w:t>
             </w:r>
           </w:p>
@@ -13278,14 +13543,7 @@
               <w:rPr>
                 <w:sz w:val="18"/>
               </w:rPr>
-              <w:t xml:space="preserve">426,6 MB (426.633.111 bytes, 406,9 MiB); margen de 73,4 MB. </w:t>
-            </w:r>
-            <w:r>
-              <w:rPr>
-                <w:sz w:val="18"/>
-              </w:rPr>
-              <w:lastRenderedPageBreak/>
-              <w:t>Carpeta entregable, 253 archivos</w:t>
+              <w:t>426,6 MB (426.633.111 bytes, 406,9 MiB); margen de 73,4 MB. Carpeta entregable, 253 archivos</w:t>
             </w:r>
           </w:p>
         </w:tc>
@@ -13306,15 +13564,7 @@
               <w:rPr>
                 <w:sz w:val="18"/>
               </w:rPr>
-              <w:lastRenderedPageBreak/>
-              <w:t xml:space="preserve">426,9 MB (426.932.086 bytes, 407,2 MiB); margen de 73,1 MB. </w:t>
-            </w:r>
-            <w:r>
-              <w:rPr>
-                <w:sz w:val="18"/>
-              </w:rPr>
-              <w:lastRenderedPageBreak/>
-              <w:t>Carpeta entregable, 252 archivos</w:t>
+              <w:t>426,9 MB (426.932.086 bytes, 407,2 MiB); margen de 73,1 MB. Carpeta entregable, 252 archivos</w:t>
             </w:r>
           </w:p>
         </w:tc>
@@ -13335,7 +13585,6 @@
               <w:rPr>
                 <w:sz w:val="18"/>
               </w:rPr>
-              <w:lastRenderedPageBreak/>
               <w:t>P</w:t>
             </w:r>
           </w:p>
@@ -13421,7 +13670,154 @@
         <w:t>), por lo que la tabla de rc3 sigue siendo la del caso. En RNF</w:t>
       </w:r>
       <w:r>
-        <w:t>-10, las 373 filas de red del muestreo de rc4 no registraron ninguna conexión TCP ni UDP a una dirección que no fuera de loopback. Las cifras de RNF-04 y RNF-05 en un segundo equipo son todas del equipo 1; las comprobaciones H3 y H5 del 13/10/2026, en otros dos equipos, están en el apartado 5.2.</w:t>
+        <w:t>-10, las 373 filas de red del muestreo de rc4 no registraron ninguna conexión TCP ni UDP a una dirección que no fuera de loopback. Las comprobaciones H3 y H5 del 13/10/2026, en otros dos equipos, están en el apartado 5.2.</w:t>
+      </w:r>
+    </w:p>
+    <w:p>
+      <w:pPr>
+        <w:pStyle w:val="TextoOE3"/>
+      </w:pPr>
+      <w:r>
+        <w:rPr>
+          <w:b/>
+          <w:bCs/>
+        </w:rPr>
+        <w:t>Medición en un equipo del colegio sobre rc5.</w:t>
+      </w:r>
+      <w:r>
+        <w:t xml:space="preserve"> El 16/10/2026, durante la sesión del apartado 5.4, se midió rc5 con el medidor compilado </w:t>
+      </w:r>
+      <w:r>
+        <w:rPr>
+          <w:rStyle w:val="CdigoenlneaOE3"/>
+        </w:rPr>
+        <w:t>MedirAlgoritmia.exe</w:t>
+      </w:r>
+      <w:r>
+        <w:t xml:space="preserve"> (</w:t>
+      </w:r>
+      <w:r>
+        <w:rPr>
+          <w:rStyle w:val="CdigoenlneaOE3"/>
+        </w:rPr>
+        <w:t>claudeDocs/tasks/OE4/herramientas/medidor/</w:t>
+      </w:r>
+      <w:r>
+        <w:t xml:space="preserve">) en uno de los equipos del colegio: un AMD A10-9600P con gráficos integrados Radeon R5 y 3,9 GB de RAM, bajo Windows 10 Education, el mismo modelo del equipo A de la Tabla 5.3. El recorrido duró 0,9 min y pasó por </w:t>
+      </w:r>
+      <w:r>
+        <w:rPr>
+          <w:rStyle w:val="CdigoenlneaOE3"/>
+        </w:rPr>
+        <w:t>MainMenu</w:t>
+      </w:r>
+      <w:r>
+        <w:t xml:space="preserve">, </w:t>
+      </w:r>
+      <w:r>
+        <w:rPr>
+          <w:rStyle w:val="CdigoenlneaOE3"/>
+        </w:rPr>
+        <w:t>LevelSelect</w:t>
+      </w:r>
+      <w:r>
+        <w:t xml:space="preserve">, </w:t>
+      </w:r>
+      <w:r>
+        <w:rPr>
+          <w:rStyle w:val="CdigoenlneaOE3"/>
+        </w:rPr>
+        <w:t>Narrative</w:t>
+      </w:r>
+      <w:r>
+        <w:t xml:space="preserve"> (tres cargas) y </w:t>
+      </w:r>
+      <w:r>
+        <w:rPr>
+          <w:rStyle w:val="CdigoenlneaOE3"/>
+        </w:rPr>
+        <w:t>Level1_Cave</w:t>
+      </w:r>
+      <w:r>
+        <w:t>, con 200 muestras de memoria. La peor carga fue de 1,223 s (</w:t>
+      </w:r>
+      <w:r>
+        <w:rPr>
+          <w:rStyle w:val="CdigoenlneaOE3"/>
+        </w:rPr>
+        <w:t>MainMenu</w:t>
+      </w:r>
+      <w:r>
+        <w:t xml:space="preserve">; </w:t>
+      </w:r>
+      <w:r>
+        <w:rPr>
+          <w:rStyle w:val="CdigoenlneaOE3"/>
+        </w:rPr>
+        <w:t>Narrative</w:t>
+      </w:r>
+      <w:r>
+        <w:t>, 1,</w:t>
+      </w:r>
+      <w:r>
+        <w:t xml:space="preserve">075 s), frente a los 10 s de RNF-04, y el máximo de memoria privada, de 633 MiB (589 MiB de memoria de trabajo), frente a los 2.048 MiB de RNF-05. El </w:t>
+      </w:r>
+      <w:r>
+        <w:rPr>
+          <w:rStyle w:val="CdigoenlneaOE3"/>
+        </w:rPr>
+        <w:t>Player.log</w:t>
+      </w:r>
+      <w:r>
+        <w:t xml:space="preserve"> no registró ninguna excepción (</w:t>
+      </w:r>
+      <w:r>
+        <w:rPr>
+          <w:rStyle w:val="CdigoenlneaOE3"/>
+        </w:rPr>
+        <w:t>evidencias/rc5/medicion-colegio/</w:t>
+      </w:r>
+      <w:r>
+        <w:t xml:space="preserve">). En el equipo 1, </w:t>
+      </w:r>
+      <w:r>
+        <w:rPr>
+          <w:rStyle w:val="CdigoenlneaOE3"/>
+        </w:rPr>
+        <w:t>Narrative</w:t>
+      </w:r>
+      <w:r>
+        <w:t xml:space="preserve"> dio la peor carga y </w:t>
+      </w:r>
+      <w:r>
+        <w:rPr>
+          <w:rStyle w:val="CdigoenlneaOE3"/>
+        </w:rPr>
+        <w:t>Level1_Cave</w:t>
+      </w:r>
+      <w:r>
+        <w:t xml:space="preserve"> el pico de memoria, así que el recorrido medido pasa por las dos escenas que marcaron el máximo de cada presupuesto. El medidor no comprueba el SHA-256 del ejecutable; la carpeta es la que se distribuyó para la sesión de rc5. N</w:t>
+      </w:r>
+      <w:r>
+        <w:t xml:space="preserve">o cubre los Niveles 2 y 3 ni los demás equipos, y no sustituye a la tabla de rc3 como evidencia de </w:t>
+      </w:r>
+      <w:r>
+        <w:rPr>
+          <w:rStyle w:val="CdigoenlneaOE3"/>
+        </w:rPr>
+        <w:t>PF-RNF04-01</w:t>
+      </w:r>
+      <w:r>
+        <w:t xml:space="preserve"> ni de </w:t>
+      </w:r>
+      <w:r>
+        <w:rPr>
+          <w:rStyle w:val="CdigoenlneaOE3"/>
+        </w:rPr>
+        <w:t>PF-RNF05-01</w:t>
+      </w:r>
+      <w:r>
+        <w:t>.</w:t>
       </w:r>
     </w:p>
     <w:p>
@@ -13459,7 +13855,11 @@
         <w:t>globalgamemanagers</w:t>
       </w:r>
       <w:r>
-        <w:t xml:space="preserve">. La comprobación H4 (RNF-08, sin conexión a internet) se aprobó el 13/10/2026 (apartado 5.2); </w:t>
+        <w:t xml:space="preserve">. La comprobación H4 </w:t>
+      </w:r>
+      <w:r>
+        <w:lastRenderedPageBreak/>
+        <w:t xml:space="preserve">(RNF-08, sin conexión a internet) se aprobó el 13/10/2026 (apartado 5.2); </w:t>
       </w:r>
       <w:r>
         <w:rPr>
@@ -13646,7 +14046,7 @@
       <w:pPr>
         <w:pStyle w:val="Ttulo2"/>
       </w:pPr>
-      <w:bookmarkStart w:id="19" w:name="_Toc242887162"/>
+      <w:bookmarkStart w:id="19" w:name="_Toc243055003"/>
       <w:r>
         <w:t>3.6 Defectos</w:t>
       </w:r>
@@ -13675,11 +14075,7 @@
         <w:t>I04</w:t>
       </w:r>
       <w:r>
-        <w:t xml:space="preserve"> </w:t>
-      </w:r>
-      <w:r>
-        <w:lastRenderedPageBreak/>
-        <w:t>salen de verificaciones de apoyo (</w:t>
+        <w:t xml:space="preserve"> salen de verificaciones de apoyo (</w:t>
       </w:r>
       <w:r>
         <w:rPr>
@@ -13706,7 +14102,7 @@
         <w:t>PF</w:t>
       </w:r>
       <w:r>
-        <w:t>. Todos siguen abiertos al cierre de la pasada; el triaje del 13/10/2026 se recoge más abajo.</w:t>
+        <w:t>. Todos siguen abiertos al cierre de la pasada; el triaje del 13/10/2026 se recoge más abajo, y DEF-RC3-I04 se cerró el 16/10/2026 (apartado 3.7).</w:t>
       </w:r>
     </w:p>
     <w:p>
@@ -13740,11 +14136,11 @@
       </w:tblPr>
       <w:tblGrid>
         <w:gridCol w:w="1053"/>
-        <w:gridCol w:w="1062"/>
+        <w:gridCol w:w="1061"/>
         <w:gridCol w:w="1562"/>
-        <w:gridCol w:w="2923"/>
-        <w:gridCol w:w="1672"/>
-        <w:gridCol w:w="1690"/>
+        <w:gridCol w:w="2909"/>
+        <w:gridCol w:w="1666"/>
+        <w:gridCol w:w="1711"/>
       </w:tblGrid>
       <w:tr>
         <w:trPr>
@@ -13775,7 +14171,7 @@
         </w:tc>
         <w:tc>
           <w:tcPr>
-            <w:tcW w:w="533" w:type="pct"/>
+            <w:tcW w:w="532" w:type="pct"/>
             <w:shd w:val="clear" w:color="auto" w:fill="D9D9D9"/>
           </w:tcPr>
           <w:p>
@@ -13821,7 +14217,7 @@
         </w:tc>
         <w:tc>
           <w:tcPr>
-            <w:tcW w:w="1467" w:type="pct"/>
+            <w:tcW w:w="1460" w:type="pct"/>
             <w:shd w:val="clear" w:color="auto" w:fill="D9D9D9"/>
           </w:tcPr>
           <w:p>
@@ -13844,7 +14240,7 @@
         </w:tc>
         <w:tc>
           <w:tcPr>
-            <w:tcW w:w="839" w:type="pct"/>
+            <w:tcW w:w="836" w:type="pct"/>
             <w:shd w:val="clear" w:color="auto" w:fill="D9D9D9"/>
           </w:tcPr>
           <w:p>
@@ -13867,7 +14263,7 @@
         </w:tc>
         <w:tc>
           <w:tcPr>
-            <w:tcW w:w="848" w:type="pct"/>
+            <w:tcW w:w="859" w:type="pct"/>
             <w:shd w:val="clear" w:color="auto" w:fill="D9D9D9"/>
           </w:tcPr>
           <w:p>
@@ -13913,7 +14309,7 @@
         </w:tc>
         <w:tc>
           <w:tcPr>
-            <w:tcW w:w="533" w:type="pct"/>
+            <w:tcW w:w="532" w:type="pct"/>
             <w:shd w:val="clear" w:color="auto" w:fill="auto"/>
           </w:tcPr>
           <w:p>
@@ -13956,7 +14352,7 @@
         </w:tc>
         <w:tc>
           <w:tcPr>
-            <w:tcW w:w="1467" w:type="pct"/>
+            <w:tcW w:w="1460" w:type="pct"/>
             <w:shd w:val="clear" w:color="auto" w:fill="auto"/>
           </w:tcPr>
           <w:p>
@@ -13977,7 +14373,7 @@
         </w:tc>
         <w:tc>
           <w:tcPr>
-            <w:tcW w:w="839" w:type="pct"/>
+            <w:tcW w:w="836" w:type="pct"/>
             <w:shd w:val="clear" w:color="auto" w:fill="auto"/>
           </w:tcPr>
           <w:p>
@@ -14011,7 +14407,7 @@
         </w:tc>
         <w:tc>
           <w:tcPr>
-            <w:tcW w:w="848" w:type="pct"/>
+            <w:tcW w:w="859" w:type="pct"/>
             <w:shd w:val="clear" w:color="auto" w:fill="auto"/>
           </w:tcPr>
           <w:p>
@@ -14055,7 +14451,7 @@
         </w:tc>
         <w:tc>
           <w:tcPr>
-            <w:tcW w:w="533" w:type="pct"/>
+            <w:tcW w:w="532" w:type="pct"/>
             <w:shd w:val="clear" w:color="auto" w:fill="auto"/>
           </w:tcPr>
           <w:p>
@@ -14098,7 +14494,7 @@
         </w:tc>
         <w:tc>
           <w:tcPr>
-            <w:tcW w:w="1467" w:type="pct"/>
+            <w:tcW w:w="1460" w:type="pct"/>
             <w:shd w:val="clear" w:color="auto" w:fill="auto"/>
           </w:tcPr>
           <w:p>
@@ -14126,7 +14522,7 @@
         </w:tc>
         <w:tc>
           <w:tcPr>
-            <w:tcW w:w="839" w:type="pct"/>
+            <w:tcW w:w="836" w:type="pct"/>
             <w:shd w:val="clear" w:color="auto" w:fill="auto"/>
           </w:tcPr>
           <w:p>
@@ -14147,7 +14543,7 @@
         </w:tc>
         <w:tc>
           <w:tcPr>
-            <w:tcW w:w="848" w:type="pct"/>
+            <w:tcW w:w="859" w:type="pct"/>
             <w:shd w:val="clear" w:color="auto" w:fill="auto"/>
           </w:tcPr>
           <w:p>
@@ -14175,7 +14571,13 @@
               <w:rPr>
                 <w:sz w:val="18"/>
               </w:rPr>
-              <w:t xml:space="preserve"> describe la portada como es</w:t>
+              <w:t xml:space="preserve"> </w:t>
+            </w:r>
+            <w:r>
+              <w:rPr>
+                <w:sz w:val="18"/>
+              </w:rPr>
+              <w:t>describe la portada como es</w:t>
             </w:r>
           </w:p>
         </w:tc>
@@ -14198,13 +14600,14 @@
               <w:rPr>
                 <w:sz w:val="18"/>
               </w:rPr>
+              <w:lastRenderedPageBreak/>
               <w:t>DEF-RC3-03</w:t>
             </w:r>
           </w:p>
         </w:tc>
         <w:tc>
           <w:tcPr>
-            <w:tcW w:w="533" w:type="pct"/>
+            <w:tcW w:w="532" w:type="pct"/>
             <w:shd w:val="clear" w:color="auto" w:fill="auto"/>
           </w:tcPr>
           <w:p>
@@ -14247,7 +14650,7 @@
         </w:tc>
         <w:tc>
           <w:tcPr>
-            <w:tcW w:w="1467" w:type="pct"/>
+            <w:tcW w:w="1460" w:type="pct"/>
             <w:shd w:val="clear" w:color="auto" w:fill="auto"/>
           </w:tcPr>
           <w:p>
@@ -14268,7 +14671,7 @@
         </w:tc>
         <w:tc>
           <w:tcPr>
-            <w:tcW w:w="839" w:type="pct"/>
+            <w:tcW w:w="836" w:type="pct"/>
             <w:shd w:val="clear" w:color="auto" w:fill="auto"/>
           </w:tcPr>
           <w:p>
@@ -14289,22 +14692,35 @@
         </w:tc>
         <w:tc>
           <w:tcPr>
-            <w:tcW w:w="848" w:type="pct"/>
-            <w:shd w:val="clear" w:color="auto" w:fill="auto"/>
-          </w:tcPr>
-          <w:p>
-            <w:pPr>
-              <w:pStyle w:val="CompactoOE3"/>
-              <w:spacing w:after="0"/>
-              <w:rPr>
-                <w:sz w:val="18"/>
-              </w:rPr>
-            </w:pPr>
-            <w:r>
-              <w:rPr>
-                <w:sz w:val="18"/>
-              </w:rPr>
-              <w:t>Trabajo futuro: documento o arte, lo decide el equipo de arte</w:t>
+            <w:tcW w:w="859" w:type="pct"/>
+            <w:shd w:val="clear" w:color="auto" w:fill="auto"/>
+          </w:tcPr>
+          <w:p>
+            <w:pPr>
+              <w:pStyle w:val="CompactoOE3"/>
+              <w:spacing w:after="0"/>
+              <w:rPr>
+                <w:sz w:val="18"/>
+              </w:rPr>
+            </w:pPr>
+            <w:r>
+              <w:rPr>
+                <w:sz w:val="18"/>
+              </w:rPr>
+              <w:t xml:space="preserve">Trabajo futuro en el triaje; el 16/10/2026 se aceptó como diseño y </w:t>
+            </w:r>
+            <w:r>
+              <w:rPr>
+                <w:rStyle w:val="CdigoenlneaOE3"/>
+                <w:sz w:val="18"/>
+              </w:rPr>
+              <w:t>casos.md</w:t>
+            </w:r>
+            <w:r>
+              <w:rPr>
+                <w:sz w:val="18"/>
+              </w:rPr>
+              <w:t xml:space="preserve"> lo contempla</w:t>
             </w:r>
           </w:p>
         </w:tc>
@@ -14333,7 +14749,7 @@
         </w:tc>
         <w:tc>
           <w:tcPr>
-            <w:tcW w:w="533" w:type="pct"/>
+            <w:tcW w:w="532" w:type="pct"/>
             <w:shd w:val="clear" w:color="auto" w:fill="auto"/>
           </w:tcPr>
           <w:p>
@@ -14376,7 +14792,7 @@
         </w:tc>
         <w:tc>
           <w:tcPr>
-            <w:tcW w:w="1467" w:type="pct"/>
+            <w:tcW w:w="1460" w:type="pct"/>
             <w:shd w:val="clear" w:color="auto" w:fill="auto"/>
           </w:tcPr>
           <w:p>
@@ -14397,7 +14813,7 @@
         </w:tc>
         <w:tc>
           <w:tcPr>
-            <w:tcW w:w="839" w:type="pct"/>
+            <w:tcW w:w="836" w:type="pct"/>
             <w:shd w:val="clear" w:color="auto" w:fill="auto"/>
           </w:tcPr>
           <w:p>
@@ -14418,7 +14834,7 @@
         </w:tc>
         <w:tc>
           <w:tcPr>
-            <w:tcW w:w="848" w:type="pct"/>
+            <w:tcW w:w="859" w:type="pct"/>
             <w:shd w:val="clear" w:color="auto" w:fill="auto"/>
           </w:tcPr>
           <w:p>
@@ -14475,7 +14891,7 @@
         </w:tc>
         <w:tc>
           <w:tcPr>
-            <w:tcW w:w="533" w:type="pct"/>
+            <w:tcW w:w="532" w:type="pct"/>
             <w:shd w:val="clear" w:color="auto" w:fill="auto"/>
           </w:tcPr>
           <w:p>
@@ -14537,57 +14953,49 @@
         </w:tc>
         <w:tc>
           <w:tcPr>
-            <w:tcW w:w="1467" w:type="pct"/>
-            <w:shd w:val="clear" w:color="auto" w:fill="auto"/>
-          </w:tcPr>
-          <w:p>
-            <w:pPr>
-              <w:pStyle w:val="CompactoOE3"/>
-              <w:spacing w:after="0"/>
-              <w:rPr>
-                <w:sz w:val="18"/>
-              </w:rPr>
-            </w:pPr>
-            <w:r>
-              <w:rPr>
-                <w:sz w:val="18"/>
-              </w:rPr>
-              <w:t xml:space="preserve">Informe docente: los iconos de «Errores corregidos» y «Tiempo de resolución» cruzan la primera línea de su cabecera, los de «Intentos» y «Pasos </w:t>
-            </w:r>
-            <w:r>
-              <w:rPr>
-                <w:sz w:val="18"/>
-              </w:rPr>
-              <w:lastRenderedPageBreak/>
-              <w:t>utilizados» quedan sueltos y pequeños, y «Volver al menú» parte su texto en dos líneas</w:t>
-            </w:r>
-          </w:p>
-        </w:tc>
-        <w:tc>
-          <w:tcPr>
-            <w:tcW w:w="839" w:type="pct"/>
-            <w:shd w:val="clear" w:color="auto" w:fill="auto"/>
-          </w:tcPr>
-          <w:p>
-            <w:pPr>
-              <w:pStyle w:val="CompactoOE3"/>
-              <w:spacing w:after="0"/>
-              <w:rPr>
-                <w:sz w:val="18"/>
-              </w:rPr>
-            </w:pPr>
-            <w:r>
-              <w:rPr>
-                <w:sz w:val="18"/>
-              </w:rPr>
-              <w:lastRenderedPageBreak/>
+            <w:tcW w:w="1460" w:type="pct"/>
+            <w:shd w:val="clear" w:color="auto" w:fill="auto"/>
+          </w:tcPr>
+          <w:p>
+            <w:pPr>
+              <w:pStyle w:val="CompactoOE3"/>
+              <w:spacing w:after="0"/>
+              <w:rPr>
+                <w:sz w:val="18"/>
+              </w:rPr>
+            </w:pPr>
+            <w:r>
+              <w:rPr>
+                <w:sz w:val="18"/>
+              </w:rPr>
+              <w:t>Informe docente: los iconos de «Errores corregidos» y «Tiempo de resolución» cruzan la primera línea de su cabecera, los de «Intentos» y «Pasos utilizados» quedan sueltos y pequeños, y «Volver al menú» parte su texto en dos líneas</w:t>
+            </w:r>
+          </w:p>
+        </w:tc>
+        <w:tc>
+          <w:tcPr>
+            <w:tcW w:w="836" w:type="pct"/>
+            <w:shd w:val="clear" w:color="auto" w:fill="auto"/>
+          </w:tcPr>
+          <w:p>
+            <w:pPr>
+              <w:pStyle w:val="CompactoOE3"/>
+              <w:spacing w:after="0"/>
+              <w:rPr>
+                <w:sz w:val="18"/>
+              </w:rPr>
+            </w:pPr>
+            <w:r>
+              <w:rPr>
+                <w:sz w:val="18"/>
+              </w:rPr>
               <w:t>Código (disposición) o arte</w:t>
             </w:r>
           </w:p>
         </w:tc>
         <w:tc>
           <w:tcPr>
-            <w:tcW w:w="848" w:type="pct"/>
+            <w:tcW w:w="859" w:type="pct"/>
             <w:shd w:val="clear" w:color="auto" w:fill="auto"/>
           </w:tcPr>
           <w:p>
@@ -14631,7 +15039,7 @@
         </w:tc>
         <w:tc>
           <w:tcPr>
-            <w:tcW w:w="533" w:type="pct"/>
+            <w:tcW w:w="532" w:type="pct"/>
             <w:shd w:val="clear" w:color="auto" w:fill="auto"/>
           </w:tcPr>
           <w:p>
@@ -14674,7 +15082,7 @@
         </w:tc>
         <w:tc>
           <w:tcPr>
-            <w:tcW w:w="1467" w:type="pct"/>
+            <w:tcW w:w="1460" w:type="pct"/>
             <w:shd w:val="clear" w:color="auto" w:fill="auto"/>
           </w:tcPr>
           <w:p>
@@ -14695,7 +15103,7 @@
         </w:tc>
         <w:tc>
           <w:tcPr>
-            <w:tcW w:w="839" w:type="pct"/>
+            <w:tcW w:w="836" w:type="pct"/>
             <w:shd w:val="clear" w:color="auto" w:fill="auto"/>
           </w:tcPr>
           <w:p>
@@ -14716,7 +15124,7 @@
         </w:tc>
         <w:tc>
           <w:tcPr>
-            <w:tcW w:w="848" w:type="pct"/>
+            <w:tcW w:w="859" w:type="pct"/>
             <w:shd w:val="clear" w:color="auto" w:fill="auto"/>
           </w:tcPr>
           <w:p>
@@ -14760,7 +15168,7 @@
         </w:tc>
         <w:tc>
           <w:tcPr>
-            <w:tcW w:w="533" w:type="pct"/>
+            <w:tcW w:w="532" w:type="pct"/>
             <w:shd w:val="clear" w:color="auto" w:fill="auto"/>
           </w:tcPr>
           <w:p>
@@ -14803,7 +15211,7 @@
         </w:tc>
         <w:tc>
           <w:tcPr>
-            <w:tcW w:w="1467" w:type="pct"/>
+            <w:tcW w:w="1460" w:type="pct"/>
             <w:shd w:val="clear" w:color="auto" w:fill="auto"/>
           </w:tcPr>
           <w:p>
@@ -14876,7 +15284,7 @@
         </w:tc>
         <w:tc>
           <w:tcPr>
-            <w:tcW w:w="839" w:type="pct"/>
+            <w:tcW w:w="836" w:type="pct"/>
             <w:shd w:val="clear" w:color="auto" w:fill="auto"/>
           </w:tcPr>
           <w:p>
@@ -14897,7 +15305,7 @@
         </w:tc>
         <w:tc>
           <w:tcPr>
-            <w:tcW w:w="848" w:type="pct"/>
+            <w:tcW w:w="859" w:type="pct"/>
             <w:shd w:val="clear" w:color="auto" w:fill="auto"/>
           </w:tcPr>
           <w:p>
@@ -14935,13 +15343,14 @@
               <w:rPr>
                 <w:sz w:val="18"/>
               </w:rPr>
+              <w:lastRenderedPageBreak/>
               <w:t>DEF-RC3-08</w:t>
             </w:r>
           </w:p>
         </w:tc>
         <w:tc>
           <w:tcPr>
-            <w:tcW w:w="533" w:type="pct"/>
+            <w:tcW w:w="532" w:type="pct"/>
             <w:shd w:val="clear" w:color="auto" w:fill="auto"/>
           </w:tcPr>
           <w:p>
@@ -14984,7 +15393,7 @@
         </w:tc>
         <w:tc>
           <w:tcPr>
-            <w:tcW w:w="1467" w:type="pct"/>
+            <w:tcW w:w="1460" w:type="pct"/>
             <w:shd w:val="clear" w:color="auto" w:fill="auto"/>
           </w:tcPr>
           <w:p>
@@ -15031,7 +15440,7 @@
         </w:tc>
         <w:tc>
           <w:tcPr>
-            <w:tcW w:w="839" w:type="pct"/>
+            <w:tcW w:w="836" w:type="pct"/>
             <w:shd w:val="clear" w:color="auto" w:fill="auto"/>
           </w:tcPr>
           <w:p>
@@ -15052,22 +15461,35 @@
         </w:tc>
         <w:tc>
           <w:tcPr>
-            <w:tcW w:w="848" w:type="pct"/>
-            <w:shd w:val="clear" w:color="auto" w:fill="auto"/>
-          </w:tcPr>
-          <w:p>
-            <w:pPr>
-              <w:pStyle w:val="CompactoOE3"/>
-              <w:spacing w:after="0"/>
-              <w:rPr>
-                <w:sz w:val="18"/>
-              </w:rPr>
-            </w:pPr>
-            <w:r>
-              <w:rPr>
-                <w:sz w:val="18"/>
-              </w:rPr>
-              <w:t>Trabajo futuro: confirmar si la forma es intencional, o documento</w:t>
+            <w:tcW w:w="859" w:type="pct"/>
+            <w:shd w:val="clear" w:color="auto" w:fill="auto"/>
+          </w:tcPr>
+          <w:p>
+            <w:pPr>
+              <w:pStyle w:val="CompactoOE3"/>
+              <w:spacing w:after="0"/>
+              <w:rPr>
+                <w:sz w:val="18"/>
+              </w:rPr>
+            </w:pPr>
+            <w:r>
+              <w:rPr>
+                <w:sz w:val="18"/>
+              </w:rPr>
+              <w:t xml:space="preserve">Trabajo futuro en el triaje; el 16/10/2026 se confirmó que es intencional y </w:t>
+            </w:r>
+            <w:r>
+              <w:rPr>
+                <w:rStyle w:val="CdigoenlneaOE3"/>
+                <w:sz w:val="18"/>
+              </w:rPr>
+              <w:t>casos.md</w:t>
+            </w:r>
+            <w:r>
+              <w:rPr>
+                <w:sz w:val="18"/>
+              </w:rPr>
+              <w:t xml:space="preserve"> lo describe</w:t>
             </w:r>
           </w:p>
         </w:tc>
@@ -15096,7 +15518,7 @@
         </w:tc>
         <w:tc>
           <w:tcPr>
-            <w:tcW w:w="533" w:type="pct"/>
+            <w:tcW w:w="532" w:type="pct"/>
             <w:shd w:val="clear" w:color="auto" w:fill="auto"/>
           </w:tcPr>
           <w:p>
@@ -15139,7 +15561,7 @@
         </w:tc>
         <w:tc>
           <w:tcPr>
-            <w:tcW w:w="1467" w:type="pct"/>
+            <w:tcW w:w="1460" w:type="pct"/>
             <w:shd w:val="clear" w:color="auto" w:fill="auto"/>
           </w:tcPr>
           <w:p>
@@ -15160,7 +15582,7 @@
         </w:tc>
         <w:tc>
           <w:tcPr>
-            <w:tcW w:w="839" w:type="pct"/>
+            <w:tcW w:w="836" w:type="pct"/>
             <w:shd w:val="clear" w:color="auto" w:fill="auto"/>
           </w:tcPr>
           <w:p>
@@ -15181,7 +15603,7 @@
         </w:tc>
         <w:tc>
           <w:tcPr>
-            <w:tcW w:w="848" w:type="pct"/>
+            <w:tcW w:w="859" w:type="pct"/>
             <w:shd w:val="clear" w:color="auto" w:fill="auto"/>
           </w:tcPr>
           <w:p>
@@ -15225,7 +15647,7 @@
         </w:tc>
         <w:tc>
           <w:tcPr>
-            <w:tcW w:w="533" w:type="pct"/>
+            <w:tcW w:w="532" w:type="pct"/>
             <w:shd w:val="clear" w:color="auto" w:fill="auto"/>
           </w:tcPr>
           <w:p>
@@ -15268,7 +15690,7 @@
         </w:tc>
         <w:tc>
           <w:tcPr>
-            <w:tcW w:w="1467" w:type="pct"/>
+            <w:tcW w:w="1460" w:type="pct"/>
             <w:shd w:val="clear" w:color="auto" w:fill="auto"/>
           </w:tcPr>
           <w:p>
@@ -15289,7 +15711,7 @@
         </w:tc>
         <w:tc>
           <w:tcPr>
-            <w:tcW w:w="839" w:type="pct"/>
+            <w:tcW w:w="836" w:type="pct"/>
             <w:shd w:val="clear" w:color="auto" w:fill="auto"/>
           </w:tcPr>
           <w:p>
@@ -15317,7 +15739,7 @@
         </w:tc>
         <w:tc>
           <w:tcPr>
-            <w:tcW w:w="848" w:type="pct"/>
+            <w:tcW w:w="859" w:type="pct"/>
             <w:shd w:val="clear" w:color="auto" w:fill="auto"/>
           </w:tcPr>
           <w:p>
@@ -15355,14 +15777,13 @@
               <w:rPr>
                 <w:sz w:val="18"/>
               </w:rPr>
-              <w:lastRenderedPageBreak/>
               <w:t>DEF-RC3-11</w:t>
             </w:r>
           </w:p>
         </w:tc>
         <w:tc>
           <w:tcPr>
-            <w:tcW w:w="533" w:type="pct"/>
+            <w:tcW w:w="532" w:type="pct"/>
             <w:shd w:val="clear" w:color="auto" w:fill="auto"/>
           </w:tcPr>
           <w:p>
@@ -15405,7 +15826,7 @@
         </w:tc>
         <w:tc>
           <w:tcPr>
-            <w:tcW w:w="1467" w:type="pct"/>
+            <w:tcW w:w="1460" w:type="pct"/>
             <w:shd w:val="clear" w:color="auto" w:fill="auto"/>
           </w:tcPr>
           <w:p>
@@ -15426,7 +15847,7 @@
         </w:tc>
         <w:tc>
           <w:tcPr>
-            <w:tcW w:w="839" w:type="pct"/>
+            <w:tcW w:w="836" w:type="pct"/>
             <w:shd w:val="clear" w:color="auto" w:fill="auto"/>
           </w:tcPr>
           <w:p>
@@ -15447,7 +15868,7 @@
         </w:tc>
         <w:tc>
           <w:tcPr>
-            <w:tcW w:w="848" w:type="pct"/>
+            <w:tcW w:w="859" w:type="pct"/>
             <w:shd w:val="clear" w:color="auto" w:fill="auto"/>
           </w:tcPr>
           <w:p>
@@ -15491,7 +15912,7 @@
         </w:tc>
         <w:tc>
           <w:tcPr>
-            <w:tcW w:w="533" w:type="pct"/>
+            <w:tcW w:w="532" w:type="pct"/>
             <w:shd w:val="clear" w:color="auto" w:fill="auto"/>
           </w:tcPr>
           <w:p>
@@ -15534,7 +15955,7 @@
         </w:tc>
         <w:tc>
           <w:tcPr>
-            <w:tcW w:w="1467" w:type="pct"/>
+            <w:tcW w:w="1460" w:type="pct"/>
             <w:shd w:val="clear" w:color="auto" w:fill="auto"/>
           </w:tcPr>
           <w:p>
@@ -15555,7 +15976,7 @@
         </w:tc>
         <w:tc>
           <w:tcPr>
-            <w:tcW w:w="839" w:type="pct"/>
+            <w:tcW w:w="836" w:type="pct"/>
             <w:shd w:val="clear" w:color="auto" w:fill="auto"/>
           </w:tcPr>
           <w:p>
@@ -15576,7 +15997,7 @@
         </w:tc>
         <w:tc>
           <w:tcPr>
-            <w:tcW w:w="848" w:type="pct"/>
+            <w:tcW w:w="859" w:type="pct"/>
             <w:shd w:val="clear" w:color="auto" w:fill="auto"/>
           </w:tcPr>
           <w:p>
@@ -15614,13 +16035,14 @@
               <w:rPr>
                 <w:sz w:val="18"/>
               </w:rPr>
+              <w:lastRenderedPageBreak/>
               <w:t>DEF-RC3-I01</w:t>
             </w:r>
           </w:p>
         </w:tc>
         <w:tc>
           <w:tcPr>
-            <w:tcW w:w="533" w:type="pct"/>
+            <w:tcW w:w="532" w:type="pct"/>
             <w:shd w:val="clear" w:color="auto" w:fill="auto"/>
           </w:tcPr>
           <w:p>
@@ -15663,7 +16085,7 @@
         </w:tc>
         <w:tc>
           <w:tcPr>
-            <w:tcW w:w="1467" w:type="pct"/>
+            <w:tcW w:w="1460" w:type="pct"/>
             <w:shd w:val="clear" w:color="auto" w:fill="auto"/>
           </w:tcPr>
           <w:p>
@@ -15717,7 +16139,7 @@
         </w:tc>
         <w:tc>
           <w:tcPr>
-            <w:tcW w:w="839" w:type="pct"/>
+            <w:tcW w:w="836" w:type="pct"/>
             <w:shd w:val="clear" w:color="auto" w:fill="auto"/>
           </w:tcPr>
           <w:p>
@@ -15738,7 +16160,7 @@
         </w:tc>
         <w:tc>
           <w:tcPr>
-            <w:tcW w:w="848" w:type="pct"/>
+            <w:tcW w:w="859" w:type="pct"/>
             <w:shd w:val="clear" w:color="auto" w:fill="auto"/>
           </w:tcPr>
           <w:p>
@@ -15782,7 +16204,7 @@
         </w:tc>
         <w:tc>
           <w:tcPr>
-            <w:tcW w:w="533" w:type="pct"/>
+            <w:tcW w:w="532" w:type="pct"/>
             <w:shd w:val="clear" w:color="auto" w:fill="auto"/>
           </w:tcPr>
           <w:p>
@@ -15825,7 +16247,7 @@
         </w:tc>
         <w:tc>
           <w:tcPr>
-            <w:tcW w:w="1467" w:type="pct"/>
+            <w:tcW w:w="1460" w:type="pct"/>
             <w:shd w:val="clear" w:color="auto" w:fill="auto"/>
           </w:tcPr>
           <w:p>
@@ -15859,7 +16281,7 @@
         </w:tc>
         <w:tc>
           <w:tcPr>
-            <w:tcW w:w="839" w:type="pct"/>
+            <w:tcW w:w="836" w:type="pct"/>
             <w:shd w:val="clear" w:color="auto" w:fill="auto"/>
           </w:tcPr>
           <w:p>
@@ -15880,7 +16302,7 @@
         </w:tc>
         <w:tc>
           <w:tcPr>
-            <w:tcW w:w="848" w:type="pct"/>
+            <w:tcW w:w="859" w:type="pct"/>
             <w:shd w:val="clear" w:color="auto" w:fill="auto"/>
           </w:tcPr>
           <w:p>
@@ -15924,7 +16346,7 @@
         </w:tc>
         <w:tc>
           <w:tcPr>
-            <w:tcW w:w="533" w:type="pct"/>
+            <w:tcW w:w="532" w:type="pct"/>
             <w:shd w:val="clear" w:color="auto" w:fill="auto"/>
           </w:tcPr>
           <w:p>
@@ -15973,7 +16395,7 @@
         </w:tc>
         <w:tc>
           <w:tcPr>
-            <w:tcW w:w="1467" w:type="pct"/>
+            <w:tcW w:w="1460" w:type="pct"/>
             <w:shd w:val="clear" w:color="auto" w:fill="auto"/>
           </w:tcPr>
           <w:p>
@@ -15994,7 +16416,7 @@
         </w:tc>
         <w:tc>
           <w:tcPr>
-            <w:tcW w:w="839" w:type="pct"/>
+            <w:tcW w:w="836" w:type="pct"/>
             <w:shd w:val="clear" w:color="auto" w:fill="auto"/>
           </w:tcPr>
           <w:p>
@@ -16015,7 +16437,7 @@
         </w:tc>
         <w:tc>
           <w:tcPr>
-            <w:tcW w:w="848" w:type="pct"/>
+            <w:tcW w:w="859" w:type="pct"/>
             <w:shd w:val="clear" w:color="auto" w:fill="auto"/>
           </w:tcPr>
           <w:p>
@@ -16059,7 +16481,7 @@
         </w:tc>
         <w:tc>
           <w:tcPr>
-            <w:tcW w:w="533" w:type="pct"/>
+            <w:tcW w:w="532" w:type="pct"/>
             <w:shd w:val="clear" w:color="auto" w:fill="auto"/>
           </w:tcPr>
           <w:p>
@@ -16108,7 +16530,7 @@
         </w:tc>
         <w:tc>
           <w:tcPr>
-            <w:tcW w:w="1467" w:type="pct"/>
+            <w:tcW w:w="1460" w:type="pct"/>
             <w:shd w:val="clear" w:color="auto" w:fill="auto"/>
           </w:tcPr>
           <w:p>
@@ -16155,7 +16577,7 @@
         </w:tc>
         <w:tc>
           <w:tcPr>
-            <w:tcW w:w="839" w:type="pct"/>
+            <w:tcW w:w="836" w:type="pct"/>
             <w:shd w:val="clear" w:color="auto" w:fill="auto"/>
           </w:tcPr>
           <w:p>
@@ -16176,22 +16598,22 @@
         </w:tc>
         <w:tc>
           <w:tcPr>
-            <w:tcW w:w="848" w:type="pct"/>
-            <w:shd w:val="clear" w:color="auto" w:fill="auto"/>
-          </w:tcPr>
-          <w:p>
-            <w:pPr>
-              <w:pStyle w:val="CompactoOE3"/>
-              <w:spacing w:after="0"/>
-              <w:rPr>
-                <w:sz w:val="18"/>
-              </w:rPr>
-            </w:pPr>
-            <w:r>
-              <w:rPr>
-                <w:sz w:val="18"/>
-              </w:rPr>
-              <w:t>Trabajo futuro: proceso</w:t>
+            <w:tcW w:w="859" w:type="pct"/>
+            <w:shd w:val="clear" w:color="auto" w:fill="auto"/>
+          </w:tcPr>
+          <w:p>
+            <w:pPr>
+              <w:pStyle w:val="CompactoOE3"/>
+              <w:spacing w:after="0"/>
+              <w:rPr>
+                <w:sz w:val="18"/>
+              </w:rPr>
+            </w:pPr>
+            <w:r>
+              <w:rPr>
+                <w:sz w:val="18"/>
+              </w:rPr>
+              <w:t>Cerrado el 16/10/2026: suite completa sobre el contenido de rc5</w:t>
             </w:r>
           </w:p>
         </w:tc>
@@ -16238,10 +16660,7 @@
         <w:t>PF-RNF17-01</w:t>
       </w:r>
       <w:r>
-        <w:t xml:space="preserve"> </w:t>
-      </w:r>
-      <w:r>
-        <w:t xml:space="preserve">de DEF-RC3-I02. DEF-RC3-05 se vio primero de paso en S-RNF y se confirmó en S-DOC, donde </w:t>
+        <w:t xml:space="preserve"> de DEF-RC3-I02. DEF-RC3-05 se vio primero de paso en S-RNF y se confirmó en S-DOC, donde </w:t>
       </w:r>
       <w:r>
         <w:rPr>
@@ -16250,11 +16669,7 @@
         <w:t>PF-RF46-01</w:t>
       </w:r>
       <w:r>
-        <w:t xml:space="preserve"> aprobó porque las cifras y los cuatro indicadores son correctos. El caso de </w:t>
-      </w:r>
-      <w:r>
-        <w:lastRenderedPageBreak/>
-        <w:t xml:space="preserve">DEF-RC3-09, </w:t>
+        <w:t xml:space="preserve"> aprobó porque las cifras y los cuatro indicadores son correctos. El caso de DEF-RC3-09, </w:t>
       </w:r>
       <w:r>
         <w:rPr>
@@ -16263,10 +16678,10 @@
         <w:t>PF-RF45-05</w:t>
       </w:r>
       <w:r>
-        <w:t>, había aprobado en rc2 (01/10/2026) con un doble clic de 95 ms sobre «Omitir»; en rc3 falla con 100 ms según la coordenada del clic, y la causa probable es la geometría del botón «Volver al menú de niveles» del resumen, que carga en 13 ms y queda bajo ese segundo clic (se infiere de las capturas, sin leer el cód</w:t>
-      </w:r>
-      <w:r>
-        <w:t>igo).</w:t>
+        <w:t>, había aprobado en rc2 (01/10/2026) con un doble clic de 95 ms sobre «Omitir»; en rc3 falla con 100 ms según la coordenada del clic, y la causa probable es la geometría del botón «Volver al menú de niveles»</w:t>
+      </w:r>
+      <w:r>
+        <w:t xml:space="preserve"> del resumen, que carga en 13 ms y queda bajo ese segundo clic (se infiere de las capturas, sin leer el código).</w:t>
       </w:r>
     </w:p>
     <w:p>
@@ -16281,7 +16696,10 @@
         <w:t>Triaje del 13/10/2026.</w:t>
       </w:r>
       <w:r>
-        <w:t xml:space="preserve"> Los 16 defectos se repartieron en tres destinos. Ninguno estaba corregido en rc3, y esta decisión no cambia ningún veredicto de las Tablas 3.1 a 3.3.</w:t>
+        <w:t xml:space="preserve"> </w:t>
+      </w:r>
+      <w:r>
+        <w:t>Los 16 defectos se repartieron en tres destinos. Ninguno estaba corregido en rc3, y esta decisión no cambia ningún veredicto de las Tablas 3.1 a 3.3.</w:t>
       </w:r>
     </w:p>
     <w:p>
@@ -16327,7 +16745,11 @@
         <w:t>PF-RF14-01</w:t>
       </w:r>
       <w:r>
-        <w:t xml:space="preserve"> no promete coordenadas de las siete piezas del Nivel 1, que caen en sitios distintos en cada entrada, y pide leer la pantalla antes de arrastrar; el paso 21 de S-N3 (</w:t>
+        <w:t xml:space="preserve"> no promete coordenadas de las siete piezas del Nivel 1, que caen en sitios distintos en cada entrada, y pide leer la pantalla antes de arrastrar; el paso 21 de S-N3 </w:t>
+      </w:r>
+      <w:r>
+        <w:lastRenderedPageBreak/>
+        <w:t>(</w:t>
       </w:r>
       <w:r>
         <w:rPr>
@@ -16554,13 +16976,10 @@
           <w:b/>
           <w:bCs/>
         </w:rPr>
-        <w:t>Pasan a trabajo futuro (7):</w:t>
-      </w:r>
-      <w:r>
-        <w:t xml:space="preserve"> </w:t>
-      </w:r>
-      <w:r>
-        <w:t xml:space="preserve">DEF-RC3-01, el círculo con el texto «Algoritm» en el resumen de nivel, que después se corrigió en el código (párrafo siguiente); DEF-RC3-03, porque el gesto del Niño en reposo, con la mano a la sien, está registrado como excepción en el generador de poses y el criterio de </w:t>
+        <w:t>Pasaron a trabajo futuro (7):</w:t>
+      </w:r>
+      <w:r>
+        <w:t xml:space="preserve"> DEF-RC3-01, el círculo con el texto «Algoritm» en el resumen de nivel, que después se corrigió en el código (párrafo siguiente); DEF-RC3-03, porque el gesto del Niño en reposo, con la mano a la sien, está registrado como excepción en el generador de poses y el criterio de </w:t>
       </w:r>
       <w:r>
         <w:rPr>
@@ -16569,10 +16988,40 @@
         <w:t>PF-RF05-05</w:t>
       </w:r>
       <w:r>
-        <w:t xml:space="preserve"> no lo contempla, y lo decide el equipo de arte; DEF-RC3-08, porque Algoritm aparece con la forma del nivel anterior en las secuencias puente y falta confirmar si es intencional; DEF-RC3-I01, por los identificadores en español de</w:t>
-      </w:r>
-      <w:r>
-        <w:t xml:space="preserve"> tres controladores del Nivel 2, que es estilo de código; DEF-RC3-I02, porque solo 9 de 122 commits llevan tarjeta y corregirlo exigiría reescribir la historia; DEF-RC3-I03, por el halo de croma de nueve caras de la familia, que es arte; y DEF-RC3-I04, porque la suite no corrió sobre el contenido exacto de rc3, que es proceso.</w:t>
+        <w:t xml:space="preserve"> no lo contempla; DEF-RC3-08, porque Algoritm aparece con la forma del nivel anterior en las secuencias puente y faltaba confirmar si era intencional. El 16/10/2026 el equipo cerró estos dos como decisión de diseño: el gesto del</w:t>
+      </w:r>
+      <w:r>
+        <w:t xml:space="preserve"> Niño se acepta y la forma del guía en los puentes es intencional, y los criterios de </w:t>
+      </w:r>
+      <w:r>
+        <w:rPr>
+          <w:rStyle w:val="CdigoenlneaOE3"/>
+        </w:rPr>
+        <w:t>PF-RF05-04</w:t>
+      </w:r>
+      <w:r>
+        <w:t xml:space="preserve"> y </w:t>
+      </w:r>
+      <w:r>
+        <w:rPr>
+          <w:rStyle w:val="CdigoenlneaOE3"/>
+        </w:rPr>
+        <w:t>PF-RF05-05</w:t>
+      </w:r>
+      <w:r>
+        <w:t xml:space="preserve"> en </w:t>
+      </w:r>
+      <w:r>
+        <w:rPr>
+          <w:rStyle w:val="CdigoenlneaOE3"/>
+        </w:rPr>
+        <w:t>casos.md</w:t>
+      </w:r>
+      <w:r>
+        <w:t xml:space="preserve"> ya lo describen. Siguen en trabajo futuro DEF-RC3-I01, por los identificadores en español de tres controladores del Nivel 2, que es estilo de código; DEF-RC3-I02, porque solo 9 de 122 commits llevan tarjeta y corregirlo exigiría reescribir la historia; y DEF-RC3-I03, por el halo de croma de nueve caras de la familia, que es arte. DEF-RC3-I04, porque la suite no corrió sobre el contenido </w:t>
+      </w:r>
+      <w:r>
+        <w:t>exacto de rc3, se cerró el 16/10/2026 con una suite completa sobre el contenido de rc5 (apartado 3.7).</w:t>
       </w:r>
     </w:p>
     <w:p>
@@ -16580,7 +17029,6 @@
         <w:pStyle w:val="PrimerprrafoOE3"/>
       </w:pPr>
       <w:r>
-        <w:lastRenderedPageBreak/>
         <w:t xml:space="preserve">El 14/10/2026, después del triaje, DEF-RC3-01 se corrigió en el código (commit </w:t>
       </w:r>
       <w:r>
@@ -16643,7 +17091,11 @@
         <w:t>ca6fd91</w:t>
       </w:r>
       <w:r>
-        <w:t xml:space="preserve">: el espaciado vertical entre bloques bajó de 48 a 32 px y el texto de la habilidad se ensanchó de 710 a 900 px, de modo que la del Nivel 3 ocupa dos líneas. En el Editor, a 1920 × 1080, la tarjeta mide ahora de 927 a 989 px en los tres niveles (capturas en </w:t>
+        <w:t xml:space="preserve">: el espaciado </w:t>
+      </w:r>
+      <w:r>
+        <w:lastRenderedPageBreak/>
+        <w:t xml:space="preserve">vertical entre bloques bajó de 48 a 32 px y el texto de la habilidad se ensanchó de 710 a 900 px, de modo que la del Nivel 3 ocupa dos líneas. En el Editor, a 1920 × 1080, la tarjeta mide ahora de 927 a 989 px en los tres niveles (capturas en </w:t>
       </w:r>
       <w:r>
         <w:rPr>
@@ -16754,7 +17206,7 @@
       <w:pPr>
         <w:pStyle w:val="Ttulo2"/>
       </w:pPr>
-      <w:bookmarkStart w:id="20" w:name="_Toc242887163"/>
+      <w:bookmarkStart w:id="20" w:name="_Toc243055004"/>
       <w:r>
         <w:t>3.7 Suite automatizada como evidencia de apoyo</w:t>
       </w:r>
@@ -17278,11 +17730,7 @@
         <w:t>RiverLevel_RNF21_NingunaAnimacionDelNivel3TieneDestellos</w:t>
       </w:r>
       <w:r>
-        <w:t xml:space="preserve">: mide </w:t>
-      </w:r>
-      <w:r>
-        <w:lastRenderedPageBreak/>
-        <w:t xml:space="preserve">un salto de cuadro de 0,056 frente al límite de 0,05 con dos Editores compitiendo por CPU, y pasa corrida sola (1 de 1). La suite corrió sobre </w:t>
+        <w:t xml:space="preserve">: mide un salto de cuadro de 0,056 frente al límite de 0,05 con dos Editores compitiendo por CPU, y pasa corrida sola (1 de 1). La suite corrió sobre </w:t>
       </w:r>
       <w:r>
         <w:rPr>
@@ -17327,7 +17775,10 @@
         <w:t>Level2_Maze.unity</w:t>
       </w:r>
       <w:r>
-        <w:t xml:space="preserve"> (78 líneas de reserialización del Editor, en </w:t>
+        <w:t xml:space="preserve"> (78 líneas d</w:t>
+      </w:r>
+      <w:r>
+        <w:t xml:space="preserve">e reserialización del Editor, en </w:t>
       </w:r>
       <w:r>
         <w:rPr>
@@ -17388,6 +17839,87 @@
         <w:pStyle w:val="TextoOE3"/>
       </w:pPr>
       <w:r>
+        <w:lastRenderedPageBreak/>
+        <w:t xml:space="preserve">La suite del candidato rc5 (16/10/2026, </w:t>
+      </w:r>
+      <w:r>
+        <w:rPr>
+          <w:rStyle w:val="CdigoenlneaOE3"/>
+        </w:rPr>
+        <w:t>suite2.ps1</w:t>
+      </w:r>
+      <w:r>
+        <w:t xml:space="preserve">, 25,5 min) corrió sobre </w:t>
+      </w:r>
+      <w:r>
+        <w:rPr>
+          <w:rStyle w:val="CdigoenlneaOE3"/>
+        </w:rPr>
+        <w:t>06a5b61</w:t>
+      </w:r>
+      <w:r>
+        <w:t xml:space="preserve">, cuyo </w:t>
+      </w:r>
+      <w:r>
+        <w:rPr>
+          <w:rStyle w:val="CdigoenlneaOE3"/>
+        </w:rPr>
+        <w:t>Assets/</w:t>
+      </w:r>
+      <w:r>
+        <w:t xml:space="preserve">, </w:t>
+      </w:r>
+      <w:r>
+        <w:rPr>
+          <w:rStyle w:val="CdigoenlneaOE3"/>
+        </w:rPr>
+        <w:t>Packages/</w:t>
+      </w:r>
+      <w:r>
+        <w:t xml:space="preserve"> y </w:t>
+      </w:r>
+      <w:r>
+        <w:rPr>
+          <w:rStyle w:val="CdigoenlneaOE3"/>
+        </w:rPr>
+        <w:t>ProjectSettings/</w:t>
+      </w:r>
+      <w:r>
+        <w:t xml:space="preserve"> coinciden con </w:t>
+      </w:r>
+      <w:r>
+        <w:rPr>
+          <w:rStyle w:val="CdigoenlneaOE3"/>
+        </w:rPr>
+        <w:t>ca6fd91</w:t>
+      </w:r>
+      <w:r>
+        <w:t xml:space="preserve">, el commit del que se compiló rc5; solo difiere </w:t>
+      </w:r>
+      <w:r>
+        <w:rPr>
+          <w:rStyle w:val="CdigoenlneaOE3"/>
+        </w:rPr>
+        <w:t>Assets/Game/Art/Inventario.md</w:t>
+      </w:r>
+      <w:r>
+        <w:t>, un índice en texto que no entra al ejecutable. EditMode dio 796 pruebas, 795 aprobadas y la omitida por entorno de siempre, y PlayMode 438 de 438, con 1.234 pruebas listadas y las 1.234 ejecutadas, repetidas 0 y ninguna fallida (</w:t>
+      </w:r>
+      <w:r>
+        <w:rPr>
+          <w:rStyle w:val="CdigoenlneaOE3"/>
+        </w:rPr>
+        <w:t>evidencias/suites/rc5-06a5b61/resumen.md</w:t>
+      </w:r>
+      <w:r>
+        <w:t>). Es la primera suite sobre el contenido exacto de un candidato que se probó con estudiantes, y con ella se cierra DEF-RC3-I04.</w:t>
+      </w:r>
+    </w:p>
+    <w:p>
+      <w:pPr>
+        <w:pStyle w:val="TextoOE3"/>
+      </w:pPr>
+      <w:r>
         <w:t xml:space="preserve">Cada uno de los 47 RF tiene al menos una prueba automática que lo nombra (el mínimo es 1, en RF-21 y RF-27). Ninguna prueba nombra RNF-08, RNF-12, RNF-17 ni RNF-22, que se verifican por inspección o por documento. El recuento de pruebas por requerimiento está en el apartado 8 de </w:t>
       </w:r>
       <w:r>
@@ -17409,7 +17941,7 @@
       <w:pPr>
         <w:pStyle w:val="Ttulo1"/>
       </w:pPr>
-      <w:bookmarkStart w:id="21" w:name="_Toc242887164"/>
+      <w:bookmarkStart w:id="21" w:name="_Toc243055005"/>
       <w:r>
         <w:lastRenderedPageBreak/>
         <w:t>4. OPORTUNIDADES DE MEJORA PARA TRABAJOS FUTUROS</w:t>
@@ -17431,7 +17963,7 @@
       <w:pPr>
         <w:pStyle w:val="Ttulo2"/>
       </w:pPr>
-      <w:bookmarkStart w:id="22" w:name="_Toc242887165"/>
+      <w:bookmarkStart w:id="22" w:name="_Toc243055006"/>
       <w:r>
         <w:t>4.1 Interfaz</w:t>
       </w:r>
@@ -17994,7 +18526,7 @@
       <w:pPr>
         <w:pStyle w:val="Ttulo2"/>
       </w:pPr>
-      <w:bookmarkStart w:id="23" w:name="_Toc242887166"/>
+      <w:bookmarkStart w:id="23" w:name="_Toc243055007"/>
       <w:r>
         <w:t>4.2 Flujo del juego</w:t>
       </w:r>
@@ -18030,10 +18562,10 @@
         <w:tblLook w:val="0020" w:firstRow="1" w:lastRow="0" w:firstColumn="0" w:lastColumn="0" w:noHBand="0" w:noVBand="0"/>
       </w:tblPr>
       <w:tblGrid>
-        <w:gridCol w:w="3724"/>
-        <w:gridCol w:w="1994"/>
-        <w:gridCol w:w="2620"/>
-        <w:gridCol w:w="1624"/>
+        <w:gridCol w:w="3076"/>
+        <w:gridCol w:w="2182"/>
+        <w:gridCol w:w="3076"/>
+        <w:gridCol w:w="1628"/>
       </w:tblGrid>
       <w:tr>
         <w:trPr>
@@ -18041,7 +18573,7 @@
         </w:trPr>
         <w:tc>
           <w:tcPr>
-            <w:tcW w:w="1869" w:type="pct"/>
+            <w:tcW w:w="1544" w:type="pct"/>
             <w:shd w:val="clear" w:color="auto" w:fill="D9D9D9"/>
           </w:tcPr>
           <w:p>
@@ -18064,7 +18596,7 @@
         </w:tc>
         <w:tc>
           <w:tcPr>
-            <w:tcW w:w="1001" w:type="pct"/>
+            <w:tcW w:w="1095" w:type="pct"/>
             <w:shd w:val="clear" w:color="auto" w:fill="D9D9D9"/>
           </w:tcPr>
           <w:p>
@@ -18087,7 +18619,7 @@
         </w:tc>
         <w:tc>
           <w:tcPr>
-            <w:tcW w:w="1315" w:type="pct"/>
+            <w:tcW w:w="1544" w:type="pct"/>
             <w:shd w:val="clear" w:color="auto" w:fill="D9D9D9"/>
           </w:tcPr>
           <w:p>
@@ -18110,7 +18642,7 @@
         </w:tc>
         <w:tc>
           <w:tcPr>
-            <w:tcW w:w="815" w:type="pct"/>
+            <w:tcW w:w="817" w:type="pct"/>
             <w:shd w:val="clear" w:color="auto" w:fill="D9D9D9"/>
           </w:tcPr>
           <w:p>
@@ -18135,7 +18667,7 @@
       <w:tr>
         <w:tc>
           <w:tcPr>
-            <w:tcW w:w="1869" w:type="pct"/>
+            <w:tcW w:w="1544" w:type="pct"/>
             <w:shd w:val="clear" w:color="auto" w:fill="auto"/>
           </w:tcPr>
           <w:p>
@@ -18156,7 +18688,7 @@
         </w:tc>
         <w:tc>
           <w:tcPr>
-            <w:tcW w:w="1001" w:type="pct"/>
+            <w:tcW w:w="1095" w:type="pct"/>
             <w:shd w:val="clear" w:color="auto" w:fill="auto"/>
           </w:tcPr>
           <w:p>
@@ -18190,7 +18722,7 @@
         </w:tc>
         <w:tc>
           <w:tcPr>
-            <w:tcW w:w="1315" w:type="pct"/>
+            <w:tcW w:w="1544" w:type="pct"/>
             <w:shd w:val="clear" w:color="auto" w:fill="auto"/>
           </w:tcPr>
           <w:p>
@@ -18211,7 +18743,7 @@
         </w:tc>
         <w:tc>
           <w:tcPr>
-            <w:tcW w:w="815" w:type="pct"/>
+            <w:tcW w:w="817" w:type="pct"/>
             <w:shd w:val="clear" w:color="auto" w:fill="auto"/>
           </w:tcPr>
           <w:p>
@@ -18234,7 +18766,7 @@
       <w:tr>
         <w:tc>
           <w:tcPr>
-            <w:tcW w:w="1869" w:type="pct"/>
+            <w:tcW w:w="1544" w:type="pct"/>
             <w:shd w:val="clear" w:color="auto" w:fill="auto"/>
           </w:tcPr>
           <w:p>
@@ -18255,7 +18787,7 @@
         </w:tc>
         <w:tc>
           <w:tcPr>
-            <w:tcW w:w="1001" w:type="pct"/>
+            <w:tcW w:w="1095" w:type="pct"/>
             <w:shd w:val="clear" w:color="auto" w:fill="auto"/>
           </w:tcPr>
           <w:p>
@@ -18283,7 +18815,7 @@
         </w:tc>
         <w:tc>
           <w:tcPr>
-            <w:tcW w:w="1315" w:type="pct"/>
+            <w:tcW w:w="1544" w:type="pct"/>
             <w:shd w:val="clear" w:color="auto" w:fill="auto"/>
           </w:tcPr>
           <w:p>
@@ -18304,7 +18836,7 @@
         </w:tc>
         <w:tc>
           <w:tcPr>
-            <w:tcW w:w="815" w:type="pct"/>
+            <w:tcW w:w="817" w:type="pct"/>
             <w:shd w:val="clear" w:color="auto" w:fill="auto"/>
           </w:tcPr>
           <w:p>
@@ -18327,138 +18859,92 @@
       <w:tr>
         <w:tc>
           <w:tcPr>
-            <w:tcW w:w="1869" w:type="pct"/>
-            <w:shd w:val="clear" w:color="auto" w:fill="auto"/>
-          </w:tcPr>
-          <w:p>
-            <w:pPr>
-              <w:pStyle w:val="CompactoOE3"/>
-              <w:spacing w:after="0"/>
-              <w:rPr>
-                <w:sz w:val="18"/>
-              </w:rPr>
-            </w:pPr>
-            <w:r>
-              <w:rPr>
-                <w:sz w:val="18"/>
-              </w:rPr>
-              <w:t xml:space="preserve">Confirmar que es intencional la forma de Algoritm en las secuencias puente: llama en </w:t>
+            <w:tcW w:w="1544" w:type="pct"/>
+            <w:shd w:val="clear" w:color="auto" w:fill="auto"/>
+          </w:tcPr>
+          <w:p>
+            <w:pPr>
+              <w:pStyle w:val="CompactoOE3"/>
+              <w:spacing w:after="0"/>
+              <w:rPr>
+                <w:sz w:val="18"/>
+              </w:rPr>
+            </w:pPr>
+            <w:r>
+              <w:rPr>
+                <w:sz w:val="18"/>
+              </w:rPr>
+              <w:t xml:space="preserve">Revisar con más estudiantes la franja de cercanía de las piedras del Nivel 1, un parámetro de </w:t>
             </w:r>
             <w:r>
               <w:rPr>
                 <w:rStyle w:val="CdigoenlneaOE3"/>
                 <w:sz w:val="18"/>
               </w:rPr>
-              <w:t>N2_PuenteI</w:t>
-            </w:r>
-            <w:r>
-              <w:rPr>
-                <w:sz w:val="18"/>
-              </w:rPr>
-              <w:t xml:space="preserve">, disco en </w:t>
-            </w:r>
-            <w:r>
-              <w:rPr>
-                <w:rStyle w:val="CdigoenlneaOE3"/>
-                <w:sz w:val="18"/>
-              </w:rPr>
-              <w:t>N3_PuenteII</w:t>
-            </w:r>
-            <w:r>
-              <w:rPr>
-                <w:sz w:val="18"/>
-              </w:rPr>
-              <w:t xml:space="preserve"> y </w:t>
-            </w:r>
-            <w:r>
-              <w:rPr>
-                <w:rStyle w:val="CdigoenlneaOE3"/>
-                <w:sz w:val="18"/>
-              </w:rPr>
-              <w:t>N3_PuenteII_Horizonte</w:t>
-            </w:r>
-            <w:r>
-              <w:rPr>
-                <w:sz w:val="18"/>
-              </w:rPr>
-              <w:t xml:space="preserve">, gota desde </w:t>
-            </w:r>
-            <w:r>
-              <w:rPr>
-                <w:rStyle w:val="CdigoenlneaOE3"/>
-                <w:sz w:val="18"/>
-              </w:rPr>
-              <w:t>N3_PuenteII_Rio</w:t>
-            </w:r>
-          </w:p>
-        </w:tc>
-        <w:tc>
-          <w:tcPr>
-            <w:tcW w:w="1001" w:type="pct"/>
-            <w:shd w:val="clear" w:color="auto" w:fill="auto"/>
-          </w:tcPr>
-          <w:p>
-            <w:pPr>
-              <w:pStyle w:val="CompactoOE3"/>
-              <w:spacing w:after="0"/>
-              <w:rPr>
-                <w:sz w:val="18"/>
-              </w:rPr>
-            </w:pPr>
-            <w:r>
-              <w:rPr>
-                <w:sz w:val="18"/>
-              </w:rPr>
-              <w:t xml:space="preserve">DEF-RC3-08 (Observación), </w:t>
-            </w:r>
-            <w:r>
-              <w:rPr>
-                <w:rStyle w:val="CdigoenlneaOE3"/>
-                <w:sz w:val="18"/>
-              </w:rPr>
-              <w:t>PF-RF05-04</w:t>
-            </w:r>
-          </w:p>
-        </w:tc>
-        <w:tc>
-          <w:tcPr>
-            <w:tcW w:w="1315" w:type="pct"/>
-            <w:shd w:val="clear" w:color="auto" w:fill="auto"/>
-          </w:tcPr>
-          <w:p>
-            <w:pPr>
-              <w:pStyle w:val="CompactoOE3"/>
-              <w:spacing w:after="0"/>
-              <w:rPr>
-                <w:sz w:val="18"/>
-              </w:rPr>
-            </w:pPr>
-            <w:r>
-              <w:rPr>
-                <w:sz w:val="18"/>
-              </w:rPr>
-              <w:t>El estudiante ve al guía con la forma del nivel que acaba de terminar</w:t>
-            </w:r>
-          </w:p>
-        </w:tc>
-        <w:tc>
-          <w:tcPr>
-            <w:tcW w:w="815" w:type="pct"/>
-            <w:shd w:val="clear" w:color="auto" w:fill="auto"/>
-          </w:tcPr>
-          <w:p>
-            <w:pPr>
-              <w:pStyle w:val="CompactoOE3"/>
-              <w:spacing w:after="0"/>
-              <w:rPr>
-                <w:sz w:val="18"/>
-              </w:rPr>
-            </w:pPr>
-            <w:r>
-              <w:rPr>
-                <w:sz w:val="18"/>
-              </w:rPr>
-              <w:t>Decisión pendiente o documento</w:t>
+              <w:t>FireLevelConfig</w:t>
+            </w:r>
+          </w:p>
+        </w:tc>
+        <w:tc>
+          <w:tcPr>
+            <w:tcW w:w="1095" w:type="pct"/>
+            <w:shd w:val="clear" w:color="auto" w:fill="auto"/>
+          </w:tcPr>
+          <w:p>
+            <w:pPr>
+              <w:pStyle w:val="CompactoOE3"/>
+              <w:spacing w:after="0"/>
+              <w:rPr>
+                <w:sz w:val="18"/>
+              </w:rPr>
+            </w:pPr>
+            <w:r>
+              <w:rPr>
+                <w:sz w:val="18"/>
+              </w:rPr>
+              <w:t>Sesión del 16/10/2026 (apartado 5.4)</w:t>
+            </w:r>
+          </w:p>
+        </w:tc>
+        <w:tc>
+          <w:tcPr>
+            <w:tcW w:w="1544" w:type="pct"/>
+            <w:shd w:val="clear" w:color="auto" w:fill="auto"/>
+          </w:tcPr>
+          <w:p>
+            <w:pPr>
+              <w:pStyle w:val="CompactoOE3"/>
+              <w:spacing w:after="0"/>
+              <w:rPr>
+                <w:sz w:val="18"/>
+              </w:rPr>
+            </w:pPr>
+            <w:r>
+              <w:rPr>
+                <w:sz w:val="18"/>
+              </w:rPr>
+              <w:t>A una estudiante le costó encender el fuego porque las piedras quedaban demasiado juntas o demasiado separadas; PG-06 había dado los valores por buenos con 4 estudiantes</w:t>
+            </w:r>
+          </w:p>
+        </w:tc>
+        <w:tc>
+          <w:tcPr>
+            <w:tcW w:w="817" w:type="pct"/>
+            <w:shd w:val="clear" w:color="auto" w:fill="auto"/>
+          </w:tcPr>
+          <w:p>
+            <w:pPr>
+              <w:pStyle w:val="CompactoOE3"/>
+              <w:spacing w:after="0"/>
+              <w:rPr>
+                <w:sz w:val="18"/>
+              </w:rPr>
+            </w:pPr>
+            <w:r>
+              <w:rPr>
+                <w:sz w:val="18"/>
+              </w:rPr>
+              <w:t>Parámetro, sin recompilar (CT-05)</w:t>
             </w:r>
           </w:p>
         </w:tc>
@@ -18466,105 +18952,171 @@
       <w:tr>
         <w:tc>
           <w:tcPr>
-            <w:tcW w:w="1869" w:type="pct"/>
-            <w:shd w:val="clear" w:color="auto" w:fill="auto"/>
-          </w:tcPr>
-          <w:p>
-            <w:pPr>
-              <w:pStyle w:val="CompactoOE3"/>
-              <w:spacing w:after="0"/>
-              <w:rPr>
-                <w:sz w:val="18"/>
-              </w:rPr>
-            </w:pPr>
-            <w:r>
-              <w:rPr>
-                <w:sz w:val="18"/>
-              </w:rPr>
-              <w:t>Decidir si el gesto del Niño en reposo, con la mano a la sien tapando parte de un ojo, se acepta como excepción (</w:t>
-            </w:r>
-            <w:r>
-              <w:rPr>
-                <w:rStyle w:val="CdigoenlneaOE3"/>
-                <w:sz w:val="18"/>
-              </w:rPr>
-              <w:t>CARA_TAPADA</w:t>
-            </w:r>
-            <w:r>
-              <w:rPr>
-                <w:sz w:val="18"/>
-              </w:rPr>
-              <w:t>) o se corrige en el arte</w:t>
-            </w:r>
-          </w:p>
-        </w:tc>
-        <w:tc>
-          <w:tcPr>
-            <w:tcW w:w="1001" w:type="pct"/>
-            <w:shd w:val="clear" w:color="auto" w:fill="auto"/>
-          </w:tcPr>
-          <w:p>
-            <w:pPr>
-              <w:pStyle w:val="CompactoOE3"/>
-              <w:spacing w:after="0"/>
-              <w:rPr>
-                <w:sz w:val="18"/>
-              </w:rPr>
-            </w:pPr>
-            <w:r>
-              <w:rPr>
-                <w:sz w:val="18"/>
-              </w:rPr>
-              <w:t xml:space="preserve">DEF-RC3-03 (Observación), </w:t>
-            </w:r>
-            <w:r>
-              <w:rPr>
-                <w:rStyle w:val="CdigoenlneaOE3"/>
-                <w:sz w:val="18"/>
-              </w:rPr>
-              <w:t>PF-RF05-05</w:t>
-            </w:r>
-          </w:p>
-        </w:tc>
-        <w:tc>
-          <w:tcPr>
-            <w:tcW w:w="1315" w:type="pct"/>
-            <w:shd w:val="clear" w:color="auto" w:fill="auto"/>
-          </w:tcPr>
-          <w:p>
-            <w:pPr>
-              <w:pStyle w:val="CompactoOE3"/>
-              <w:spacing w:after="0"/>
-              <w:rPr>
-                <w:sz w:val="18"/>
-              </w:rPr>
-            </w:pPr>
-            <w:r>
-              <w:rPr>
-                <w:sz w:val="18"/>
-              </w:rPr>
-              <w:t>Un ojo parcialmente tapado en la portada y en la cueva</w:t>
-            </w:r>
-          </w:p>
-        </w:tc>
-        <w:tc>
-          <w:tcPr>
-            <w:tcW w:w="815" w:type="pct"/>
-            <w:shd w:val="clear" w:color="auto" w:fill="auto"/>
-          </w:tcPr>
-          <w:p>
-            <w:pPr>
-              <w:pStyle w:val="CompactoOE3"/>
-              <w:spacing w:after="0"/>
-              <w:rPr>
-                <w:sz w:val="18"/>
-              </w:rPr>
-            </w:pPr>
-            <w:r>
-              <w:rPr>
-                <w:sz w:val="18"/>
-              </w:rPr>
-              <w:t>Documento o arte</w:t>
+            <w:tcW w:w="1544" w:type="pct"/>
+            <w:shd w:val="clear" w:color="auto" w:fill="auto"/>
+          </w:tcPr>
+          <w:p>
+            <w:pPr>
+              <w:pStyle w:val="CompactoOE3"/>
+              <w:spacing w:after="0"/>
+              <w:rPr>
+                <w:sz w:val="18"/>
+              </w:rPr>
+            </w:pPr>
+            <w:r>
+              <w:rPr>
+                <w:sz w:val="18"/>
+              </w:rPr>
+              <w:t>Equilibrar la dificultad del Nivel 3, o reforzar su instrucción, después de observar a más estudiantes</w:t>
+            </w:r>
+          </w:p>
+        </w:tc>
+        <w:tc>
+          <w:tcPr>
+            <w:tcW w:w="1095" w:type="pct"/>
+            <w:shd w:val="clear" w:color="auto" w:fill="auto"/>
+          </w:tcPr>
+          <w:p>
+            <w:pPr>
+              <w:pStyle w:val="CompactoOE3"/>
+              <w:spacing w:after="0"/>
+              <w:rPr>
+                <w:sz w:val="18"/>
+              </w:rPr>
+            </w:pPr>
+            <w:r>
+              <w:rPr>
+                <w:sz w:val="18"/>
+              </w:rPr>
+              <w:t>Sesión del 16/10/2026 (apartado 5.4)</w:t>
+            </w:r>
+          </w:p>
+        </w:tc>
+        <w:tc>
+          <w:tcPr>
+            <w:tcW w:w="1544" w:type="pct"/>
+            <w:shd w:val="clear" w:color="auto" w:fill="auto"/>
+          </w:tcPr>
+          <w:p>
+            <w:pPr>
+              <w:pStyle w:val="CompactoOE3"/>
+              <w:spacing w:after="0"/>
+              <w:rPr>
+                <w:sz w:val="18"/>
+              </w:rPr>
+            </w:pPr>
+            <w:r>
+              <w:rPr>
+                <w:sz w:val="18"/>
+              </w:rPr>
+              <w:t>A un estudiante el nivel le pareció muy fácil y a otra le costó entender qué hacer</w:t>
+            </w:r>
+          </w:p>
+        </w:tc>
+        <w:tc>
+          <w:tcPr>
+            <w:tcW w:w="817" w:type="pct"/>
+            <w:shd w:val="clear" w:color="auto" w:fill="auto"/>
+          </w:tcPr>
+          <w:p>
+            <w:pPr>
+              <w:pStyle w:val="CompactoOE3"/>
+              <w:spacing w:after="0"/>
+              <w:rPr>
+                <w:sz w:val="18"/>
+              </w:rPr>
+            </w:pPr>
+            <w:r>
+              <w:rPr>
+                <w:sz w:val="18"/>
+              </w:rPr>
+              <w:t>Diseño, por decidir con más datos</w:t>
+            </w:r>
+          </w:p>
+        </w:tc>
+      </w:tr>
+      <w:tr>
+        <w:tc>
+          <w:tcPr>
+            <w:tcW w:w="1544" w:type="pct"/>
+            <w:shd w:val="clear" w:color="auto" w:fill="auto"/>
+          </w:tcPr>
+          <w:p>
+            <w:pPr>
+              <w:pStyle w:val="CompactoOE3"/>
+              <w:spacing w:after="0"/>
+              <w:rPr>
+                <w:sz w:val="18"/>
+              </w:rPr>
+            </w:pPr>
+            <w:r>
+              <w:rPr>
+                <w:sz w:val="18"/>
+              </w:rPr>
+              <w:t>Mostrar en el inventario del Nivel 3 cuántas sogas faltan por amarrar, como ya lo hace con los troncos</w:t>
+            </w:r>
+          </w:p>
+        </w:tc>
+        <w:tc>
+          <w:tcPr>
+            <w:tcW w:w="1095" w:type="pct"/>
+            <w:shd w:val="clear" w:color="auto" w:fill="auto"/>
+          </w:tcPr>
+          <w:p>
+            <w:pPr>
+              <w:pStyle w:val="CompactoOE3"/>
+              <w:spacing w:after="0"/>
+              <w:rPr>
+                <w:sz w:val="18"/>
+              </w:rPr>
+            </w:pPr>
+            <w:r>
+              <w:rPr>
+                <w:sz w:val="18"/>
+              </w:rPr>
+              <w:t>Sesión del 16/10/2026 (apartado 5.4), persona externa</w:t>
+            </w:r>
+          </w:p>
+        </w:tc>
+        <w:tc>
+          <w:tcPr>
+            <w:tcW w:w="1544" w:type="pct"/>
+            <w:shd w:val="clear" w:color="auto" w:fill="auto"/>
+          </w:tcPr>
+          <w:p>
+            <w:pPr>
+              <w:pStyle w:val="CompactoOE3"/>
+              <w:spacing w:after="0"/>
+              <w:rPr>
+                <w:sz w:val="18"/>
+              </w:rPr>
+            </w:pPr>
+            <w:r>
+              <w:rPr>
+                <w:sz w:val="18"/>
+              </w:rPr>
+              <w:t>Quien amarra no sabe cuántos de los diez amarres le quedan</w:t>
+            </w:r>
+          </w:p>
+        </w:tc>
+        <w:tc>
+          <w:tcPr>
+            <w:tcW w:w="817" w:type="pct"/>
+            <w:shd w:val="clear" w:color="auto" w:fill="auto"/>
+          </w:tcPr>
+          <w:p>
+            <w:pPr>
+              <w:pStyle w:val="CompactoOE3"/>
+              <w:spacing w:after="0"/>
+              <w:rPr>
+                <w:sz w:val="18"/>
+              </w:rPr>
+            </w:pPr>
+            <w:r>
+              <w:rPr>
+                <w:sz w:val="18"/>
+              </w:rPr>
+              <w:t>Interfaz</w:t>
             </w:r>
           </w:p>
         </w:tc>
@@ -18574,8 +19126,9 @@
       <w:pPr>
         <w:pStyle w:val="Ttulo2"/>
       </w:pPr>
-      <w:bookmarkStart w:id="24" w:name="_Toc242887167"/>
-      <w:r>
+      <w:bookmarkStart w:id="24" w:name="_Toc243055008"/>
+      <w:r>
+        <w:lastRenderedPageBreak/>
         <w:t>4.3 Arte y paquete del ejecutable</w:t>
       </w:r>
       <w:bookmarkEnd w:id="24"/>
@@ -18638,7 +19191,6 @@
                 <w:b/>
                 <w:sz w:val="18"/>
               </w:rPr>
-              <w:lastRenderedPageBreak/>
               <w:t>Oportunidad</w:t>
             </w:r>
           </w:p>
@@ -19193,7 +19745,7 @@
       <w:pPr>
         <w:pStyle w:val="Ttulo2"/>
       </w:pPr>
-      <w:bookmarkStart w:id="25" w:name="_Toc242887168"/>
+      <w:bookmarkStart w:id="25" w:name="_Toc243055009"/>
       <w:r>
         <w:t>4.4 Código y trazabilidad</w:t>
       </w:r>
@@ -19212,10 +19764,7 @@
         <w:t>Tabla 4.4.</w:t>
       </w:r>
       <w:r>
-        <w:t xml:space="preserve"> </w:t>
-      </w:r>
-      <w:r>
-        <w:t>Oportunidades de mejora del código y de la trazabilidad.</w:t>
+        <w:t xml:space="preserve"> Oportunidades de mejora del código y de la trazabilidad.</w:t>
       </w:r>
     </w:p>
     <w:tbl>
@@ -19232,10 +19781,10 @@
         <w:tblLook w:val="0020" w:firstRow="1" w:lastRow="0" w:firstColumn="0" w:lastColumn="0" w:noHBand="0" w:noVBand="0"/>
       </w:tblPr>
       <w:tblGrid>
-        <w:gridCol w:w="5546"/>
-        <w:gridCol w:w="1819"/>
-        <w:gridCol w:w="1579"/>
-        <w:gridCol w:w="1018"/>
+        <w:gridCol w:w="5826"/>
+        <w:gridCol w:w="1904"/>
+        <w:gridCol w:w="1171"/>
+        <w:gridCol w:w="1061"/>
       </w:tblGrid>
       <w:tr>
         <w:trPr>
@@ -19243,7 +19792,7 @@
         </w:trPr>
         <w:tc>
           <w:tcPr>
-            <w:tcW w:w="2726" w:type="pct"/>
+            <w:tcW w:w="2787" w:type="pct"/>
             <w:shd w:val="clear" w:color="auto" w:fill="D9D9D9"/>
           </w:tcPr>
           <w:p>
@@ -19266,7 +19815,7 @@
         </w:tc>
         <w:tc>
           <w:tcPr>
-            <w:tcW w:w="894" w:type="pct"/>
+            <w:tcW w:w="913" w:type="pct"/>
             <w:shd w:val="clear" w:color="auto" w:fill="D9D9D9"/>
           </w:tcPr>
           <w:p>
@@ -19289,7 +19838,7 @@
         </w:tc>
         <w:tc>
           <w:tcPr>
-            <w:tcW w:w="776" w:type="pct"/>
+            <w:tcW w:w="683" w:type="pct"/>
             <w:shd w:val="clear" w:color="auto" w:fill="D9D9D9"/>
           </w:tcPr>
           <w:p>
@@ -19312,7 +19861,7 @@
         </w:tc>
         <w:tc>
           <w:tcPr>
-            <w:tcW w:w="605" w:type="pct"/>
+            <w:tcW w:w="617" w:type="pct"/>
             <w:shd w:val="clear" w:color="auto" w:fill="D9D9D9"/>
           </w:tcPr>
           <w:p>
@@ -19337,7 +19886,7 @@
       <w:tr>
         <w:tc>
           <w:tcPr>
-            <w:tcW w:w="2726" w:type="pct"/>
+            <w:tcW w:w="2787" w:type="pct"/>
             <w:shd w:val="clear" w:color="auto" w:fill="auto"/>
           </w:tcPr>
           <w:p>
@@ -19450,6 +19999,7 @@
                 <w:rStyle w:val="CdigoenlneaOE3"/>
                 <w:sz w:val="18"/>
               </w:rPr>
+              <w:lastRenderedPageBreak/>
               <w:t>MazeSceneController</w:t>
             </w:r>
             <w:r>
@@ -19495,21 +20045,22 @@
         </w:tc>
         <w:tc>
           <w:tcPr>
-            <w:tcW w:w="894" w:type="pct"/>
-            <w:shd w:val="clear" w:color="auto" w:fill="auto"/>
-          </w:tcPr>
-          <w:p>
-            <w:pPr>
-              <w:pStyle w:val="CompactoOE3"/>
-              <w:spacing w:after="0"/>
-              <w:rPr>
-                <w:sz w:val="18"/>
-              </w:rPr>
-            </w:pPr>
-            <w:r>
-              <w:rPr>
-                <w:sz w:val="18"/>
-              </w:rPr>
+            <w:tcW w:w="913" w:type="pct"/>
+            <w:shd w:val="clear" w:color="auto" w:fill="auto"/>
+          </w:tcPr>
+          <w:p>
+            <w:pPr>
+              <w:pStyle w:val="CompactoOE3"/>
+              <w:spacing w:after="0"/>
+              <w:rPr>
+                <w:sz w:val="18"/>
+              </w:rPr>
+            </w:pPr>
+            <w:r>
+              <w:rPr>
+                <w:sz w:val="18"/>
+              </w:rPr>
+              <w:lastRenderedPageBreak/>
               <w:t xml:space="preserve">DEF-RC3-I01 (Menor), </w:t>
             </w:r>
             <w:r>
@@ -19529,35 +20080,35 @@
         </w:tc>
         <w:tc>
           <w:tcPr>
-            <w:tcW w:w="776" w:type="pct"/>
-            <w:shd w:val="clear" w:color="auto" w:fill="auto"/>
-          </w:tcPr>
-          <w:p>
-            <w:pPr>
-              <w:pStyle w:val="CompactoOE3"/>
-              <w:spacing w:after="0"/>
-              <w:rPr>
-                <w:sz w:val="18"/>
-              </w:rPr>
-            </w:pPr>
-            <w:r>
-              <w:rPr>
-                <w:sz w:val="18"/>
-              </w:rPr>
-              <w:t xml:space="preserve">RNF-15 pide una nomenclatura uniforme en inglés; las otras siete clases de la </w:t>
+            <w:tcW w:w="683" w:type="pct"/>
+            <w:shd w:val="clear" w:color="auto" w:fill="auto"/>
+          </w:tcPr>
+          <w:p>
+            <w:pPr>
+              <w:pStyle w:val="CompactoOE3"/>
+              <w:spacing w:after="0"/>
+              <w:rPr>
+                <w:sz w:val="18"/>
+              </w:rPr>
+            </w:pPr>
+            <w:r>
+              <w:rPr>
+                <w:sz w:val="18"/>
+              </w:rPr>
+              <w:t xml:space="preserve">RNF-15 pide una nomenclatura uniforme </w:t>
             </w:r>
             <w:r>
               <w:rPr>
                 <w:sz w:val="18"/>
               </w:rPr>
               <w:lastRenderedPageBreak/>
-              <w:t>muestra la cumplen. El cambio no afecta al juego</w:t>
-            </w:r>
-          </w:p>
-        </w:tc>
-        <w:tc>
-          <w:tcPr>
-            <w:tcW w:w="605" w:type="pct"/>
+              <w:t>en inglés; las otras siete clases de la muestra la cumplen. El cambio no afecta al juego</w:t>
+            </w:r>
+          </w:p>
+        </w:tc>
+        <w:tc>
+          <w:tcPr>
+            <w:tcW w:w="617" w:type="pct"/>
             <w:shd w:val="clear" w:color="auto" w:fill="auto"/>
           </w:tcPr>
           <w:p>
@@ -19581,7 +20132,7 @@
       <w:tr>
         <w:tc>
           <w:tcPr>
-            <w:tcW w:w="2726" w:type="pct"/>
+            <w:tcW w:w="2787" w:type="pct"/>
             <w:shd w:val="clear" w:color="auto" w:fill="auto"/>
           </w:tcPr>
           <w:p>
@@ -19628,7 +20179,7 @@
         </w:tc>
         <w:tc>
           <w:tcPr>
-            <w:tcW w:w="894" w:type="pct"/>
+            <w:tcW w:w="913" w:type="pct"/>
             <w:shd w:val="clear" w:color="auto" w:fill="auto"/>
           </w:tcPr>
           <w:p>
@@ -19662,7 +20213,7 @@
         </w:tc>
         <w:tc>
           <w:tcPr>
-            <w:tcW w:w="776" w:type="pct"/>
+            <w:tcW w:w="683" w:type="pct"/>
             <w:shd w:val="clear" w:color="auto" w:fill="auto"/>
           </w:tcPr>
           <w:p>
@@ -19683,7 +20234,7 @@
         </w:tc>
         <w:tc>
           <w:tcPr>
-            <w:tcW w:w="605" w:type="pct"/>
+            <w:tcW w:w="617" w:type="pct"/>
             <w:shd w:val="clear" w:color="auto" w:fill="auto"/>
           </w:tcPr>
           <w:p>
@@ -19706,7 +20257,7 @@
       <w:tr>
         <w:tc>
           <w:tcPr>
-            <w:tcW w:w="2726" w:type="pct"/>
+            <w:tcW w:w="2787" w:type="pct"/>
             <w:shd w:val="clear" w:color="auto" w:fill="auto"/>
           </w:tcPr>
           <w:p>
@@ -19786,7 +20337,7 @@
         </w:tc>
         <w:tc>
           <w:tcPr>
-            <w:tcW w:w="894" w:type="pct"/>
+            <w:tcW w:w="913" w:type="pct"/>
             <w:shd w:val="clear" w:color="auto" w:fill="auto"/>
           </w:tcPr>
           <w:p>
@@ -19846,42 +20397,50 @@
         </w:tc>
         <w:tc>
           <w:tcPr>
-            <w:tcW w:w="776" w:type="pct"/>
-            <w:shd w:val="clear" w:color="auto" w:fill="auto"/>
-          </w:tcPr>
-          <w:p>
-            <w:pPr>
-              <w:pStyle w:val="CompactoOE3"/>
-              <w:spacing w:after="0"/>
-              <w:rPr>
-                <w:sz w:val="18"/>
-              </w:rPr>
-            </w:pPr>
-            <w:r>
-              <w:rPr>
-                <w:sz w:val="18"/>
-              </w:rPr>
-              <w:t>Hoy exigen los tres assemblies y todos los RF, no detectan acoplamiento; con ellas tolerantes, RNF-16 podría afirmar cero fallos de acoplamiento</w:t>
-            </w:r>
-          </w:p>
-        </w:tc>
-        <w:tc>
-          <w:tcPr>
-            <w:tcW w:w="605" w:type="pct"/>
-            <w:shd w:val="clear" w:color="auto" w:fill="auto"/>
-          </w:tcPr>
-          <w:p>
-            <w:pPr>
-              <w:pStyle w:val="CompactoOE3"/>
-              <w:spacing w:after="0"/>
-              <w:rPr>
-                <w:sz w:val="18"/>
-              </w:rPr>
-            </w:pPr>
-            <w:r>
-              <w:rPr>
-                <w:sz w:val="18"/>
-              </w:rPr>
+            <w:tcW w:w="683" w:type="pct"/>
+            <w:shd w:val="clear" w:color="auto" w:fill="auto"/>
+          </w:tcPr>
+          <w:p>
+            <w:pPr>
+              <w:pStyle w:val="CompactoOE3"/>
+              <w:spacing w:after="0"/>
+              <w:rPr>
+                <w:sz w:val="18"/>
+              </w:rPr>
+            </w:pPr>
+            <w:r>
+              <w:rPr>
+                <w:sz w:val="18"/>
+              </w:rPr>
+              <w:t xml:space="preserve">Hoy exigen los tres assemblies y todos los RF, no detectan acoplamiento; con ellas tolerantes, RNF-16 podría afirmar cero fallos </w:t>
+            </w:r>
+            <w:r>
+              <w:rPr>
+                <w:sz w:val="18"/>
+              </w:rPr>
+              <w:lastRenderedPageBreak/>
+              <w:t>de acoplamiento</w:t>
+            </w:r>
+          </w:p>
+        </w:tc>
+        <w:tc>
+          <w:tcPr>
+            <w:tcW w:w="617" w:type="pct"/>
+            <w:shd w:val="clear" w:color="auto" w:fill="auto"/>
+          </w:tcPr>
+          <w:p>
+            <w:pPr>
+              <w:pStyle w:val="CompactoOE3"/>
+              <w:spacing w:after="0"/>
+              <w:rPr>
+                <w:sz w:val="18"/>
+              </w:rPr>
+            </w:pPr>
+            <w:r>
+              <w:rPr>
+                <w:sz w:val="18"/>
+              </w:rPr>
+              <w:lastRenderedPageBreak/>
               <w:t>Prueba</w:t>
             </w:r>
           </w:p>
@@ -19890,7 +20449,7 @@
       <w:tr>
         <w:tc>
           <w:tcPr>
-            <w:tcW w:w="2726" w:type="pct"/>
+            <w:tcW w:w="2787" w:type="pct"/>
             <w:shd w:val="clear" w:color="auto" w:fill="auto"/>
           </w:tcPr>
           <w:p>
@@ -19918,13 +20477,7 @@
               <w:rPr>
                 <w:sz w:val="18"/>
               </w:rPr>
-              <w:t xml:space="preserve"> </w:t>
-            </w:r>
-            <w:r>
-              <w:rPr>
-                <w:sz w:val="18"/>
-              </w:rPr>
-              <w:t xml:space="preserve">en lote: 15 pruebas de River, Wheel y UI (RNF-03, RNF-19, RNF-20, RNF-21) fallan a 640 × 480 también en la copia completa y pasan con </w:t>
+              <w:t xml:space="preserve"> en lote: 15 pruebas de River, Wheel y UI (RNF-03, RNF-19, RNF-20, RNF-21) fallan a 640 × 480 también en la copia completa y pasan con </w:t>
             </w:r>
             <w:r>
               <w:rPr>
@@ -19943,7 +20496,7 @@
         </w:tc>
         <w:tc>
           <w:tcPr>
-            <w:tcW w:w="894" w:type="pct"/>
+            <w:tcW w:w="913" w:type="pct"/>
             <w:shd w:val="clear" w:color="auto" w:fill="auto"/>
           </w:tcPr>
           <w:p>
@@ -19978,7 +20531,7 @@
         </w:tc>
         <w:tc>
           <w:tcPr>
-            <w:tcW w:w="776" w:type="pct"/>
+            <w:tcW w:w="683" w:type="pct"/>
             <w:shd w:val="clear" w:color="auto" w:fill="auto"/>
           </w:tcPr>
           <w:p>
@@ -20006,14 +20559,7 @@
               <w:rPr>
                 <w:sz w:val="18"/>
               </w:rPr>
-              <w:t xml:space="preserve"> </w:t>
-            </w:r>
-            <w:r>
-              <w:rPr>
-                <w:sz w:val="18"/>
-              </w:rPr>
-              <w:lastRenderedPageBreak/>
-              <w:t xml:space="preserve">ya manda la vía de </w:t>
+              <w:t xml:space="preserve"> ya manda la vía de </w:t>
             </w:r>
             <w:r>
               <w:rPr>
@@ -20026,22 +20572,21 @@
         </w:tc>
         <w:tc>
           <w:tcPr>
-            <w:tcW w:w="605" w:type="pct"/>
-            <w:shd w:val="clear" w:color="auto" w:fill="auto"/>
-          </w:tcPr>
-          <w:p>
-            <w:pPr>
-              <w:pStyle w:val="CompactoOE3"/>
-              <w:spacing w:after="0"/>
-              <w:rPr>
-                <w:sz w:val="18"/>
-              </w:rPr>
-            </w:pPr>
-            <w:r>
-              <w:rPr>
-                <w:sz w:val="18"/>
-              </w:rPr>
-              <w:lastRenderedPageBreak/>
+            <w:tcW w:w="617" w:type="pct"/>
+            <w:shd w:val="clear" w:color="auto" w:fill="auto"/>
+          </w:tcPr>
+          <w:p>
+            <w:pPr>
+              <w:pStyle w:val="CompactoOE3"/>
+              <w:spacing w:after="0"/>
+              <w:rPr>
+                <w:sz w:val="18"/>
+              </w:rPr>
+            </w:pPr>
+            <w:r>
+              <w:rPr>
+                <w:sz w:val="18"/>
+              </w:rPr>
               <w:t>Herramienta</w:t>
             </w:r>
           </w:p>
@@ -20050,186 +20595,28 @@
       <w:tr>
         <w:tc>
           <w:tcPr>
-            <w:tcW w:w="2726" w:type="pct"/>
-            <w:shd w:val="clear" w:color="auto" w:fill="auto"/>
-          </w:tcPr>
-          <w:p>
-            <w:pPr>
-              <w:pStyle w:val="CompactoOE3"/>
-              <w:spacing w:after="0"/>
-              <w:rPr>
-                <w:sz w:val="18"/>
-              </w:rPr>
-            </w:pPr>
-            <w:r>
-              <w:rPr>
-                <w:sz w:val="18"/>
-              </w:rPr>
-              <w:t xml:space="preserve">Correr la suite completa, o al menos </w:t>
+            <w:tcW w:w="2787" w:type="pct"/>
+            <w:shd w:val="clear" w:color="auto" w:fill="auto"/>
+          </w:tcPr>
+          <w:p>
+            <w:pPr>
+              <w:pStyle w:val="CompactoOE3"/>
+              <w:spacing w:after="0"/>
+              <w:rPr>
+                <w:sz w:val="18"/>
+              </w:rPr>
+            </w:pPr>
+            <w:r>
+              <w:rPr>
+                <w:sz w:val="18"/>
+              </w:rPr>
+              <w:t xml:space="preserve">Revisar si </w:t>
             </w:r>
             <w:r>
               <w:rPr>
                 <w:rStyle w:val="CdigoenlneaOE3"/>
                 <w:sz w:val="18"/>
               </w:rPr>
-              <w:t>Maze</w:t>
-            </w:r>
-            <w:r>
-              <w:rPr>
-                <w:sz w:val="18"/>
-              </w:rPr>
-              <w:t xml:space="preserve"> en PlayMode, sobre el HEAD que se entregue</w:t>
-            </w:r>
-          </w:p>
-        </w:tc>
-        <w:tc>
-          <w:tcPr>
-            <w:tcW w:w="894" w:type="pct"/>
-            <w:shd w:val="clear" w:color="auto" w:fill="auto"/>
-          </w:tcPr>
-          <w:p>
-            <w:pPr>
-              <w:pStyle w:val="CompactoOE3"/>
-              <w:spacing w:after="0"/>
-              <w:rPr>
-                <w:sz w:val="18"/>
-              </w:rPr>
-            </w:pPr>
-            <w:r>
-              <w:rPr>
-                <w:sz w:val="18"/>
-              </w:rPr>
-              <w:t xml:space="preserve">DEF-RC3-I04 (Menor): la suite corrió sobre </w:t>
-            </w:r>
-            <w:r>
-              <w:rPr>
-                <w:rStyle w:val="CdigoenlneaOE3"/>
-                <w:sz w:val="18"/>
-              </w:rPr>
-              <w:t>292b108</w:t>
-            </w:r>
-            <w:r>
-              <w:rPr>
-                <w:sz w:val="18"/>
-              </w:rPr>
-              <w:t xml:space="preserve"> y no sobre </w:t>
-            </w:r>
-            <w:r>
-              <w:rPr>
-                <w:rStyle w:val="CdigoenlneaOE3"/>
-                <w:sz w:val="18"/>
-              </w:rPr>
-              <w:t>f49ccc9</w:t>
-            </w:r>
-          </w:p>
-        </w:tc>
-        <w:tc>
-          <w:tcPr>
-            <w:tcW w:w="776" w:type="pct"/>
-            <w:shd w:val="clear" w:color="auto" w:fill="auto"/>
-          </w:tcPr>
-          <w:p>
-            <w:pPr>
-              <w:pStyle w:val="CompactoOE3"/>
-              <w:spacing w:after="0"/>
-              <w:rPr>
-                <w:sz w:val="18"/>
-              </w:rPr>
-            </w:pPr>
-            <w:r>
-              <w:rPr>
-                <w:sz w:val="18"/>
-              </w:rPr>
-              <w:t xml:space="preserve">Las 78 líneas de </w:t>
-            </w:r>
-            <w:r>
-              <w:rPr>
-                <w:rStyle w:val="CdigoenlneaOE3"/>
-                <w:sz w:val="18"/>
-              </w:rPr>
-              <w:t>Level2_Maze.unity</w:t>
-            </w:r>
-            <w:r>
-              <w:rPr>
-                <w:sz w:val="18"/>
-              </w:rPr>
-              <w:t xml:space="preserve"> reserializadas en </w:t>
-            </w:r>
-            <w:r>
-              <w:rPr>
-                <w:rStyle w:val="CdigoenlneaOE3"/>
-                <w:sz w:val="18"/>
-              </w:rPr>
-              <w:t>f49ccc9</w:t>
-            </w:r>
-            <w:r>
-              <w:rPr>
-                <w:sz w:val="18"/>
-              </w:rPr>
-              <w:t xml:space="preserve"> no tienen una corrida propia. En rc4 la suite sí corrió sobre </w:t>
-            </w:r>
-            <w:r>
-              <w:rPr>
-                <w:rStyle w:val="CdigoenlneaOE3"/>
-                <w:sz w:val="18"/>
-              </w:rPr>
-              <w:t>0405eba</w:t>
-            </w:r>
-            <w:r>
-              <w:rPr>
-                <w:sz w:val="18"/>
-              </w:rPr>
-              <w:t>, el commit del build</w:t>
-            </w:r>
-          </w:p>
-        </w:tc>
-        <w:tc>
-          <w:tcPr>
-            <w:tcW w:w="605" w:type="pct"/>
-            <w:shd w:val="clear" w:color="auto" w:fill="auto"/>
-          </w:tcPr>
-          <w:p>
-            <w:pPr>
-              <w:pStyle w:val="CompactoOE3"/>
-              <w:spacing w:after="0"/>
-              <w:rPr>
-                <w:sz w:val="18"/>
-              </w:rPr>
-            </w:pPr>
-            <w:r>
-              <w:rPr>
-                <w:sz w:val="18"/>
-              </w:rPr>
-              <w:t>Proceso</w:t>
-            </w:r>
-          </w:p>
-        </w:tc>
-      </w:tr>
-      <w:tr>
-        <w:tc>
-          <w:tcPr>
-            <w:tcW w:w="2726" w:type="pct"/>
-            <w:shd w:val="clear" w:color="auto" w:fill="auto"/>
-          </w:tcPr>
-          <w:p>
-            <w:pPr>
-              <w:pStyle w:val="CompactoOE3"/>
-              <w:spacing w:after="0"/>
-              <w:rPr>
-                <w:sz w:val="18"/>
-              </w:rPr>
-            </w:pPr>
-            <w:r>
-              <w:rPr>
-                <w:sz w:val="18"/>
-              </w:rPr>
-              <w:t xml:space="preserve">Revisar si </w:t>
-            </w:r>
-            <w:r>
-              <w:rPr>
-                <w:rStyle w:val="CdigoenlneaOE3"/>
-                <w:sz w:val="18"/>
-              </w:rPr>
               <w:t>RiverLevel_RNF21_NingunaAnimacionDelNivel3TieneDestellos</w:t>
             </w:r>
             <w:r>
@@ -20242,7 +20629,7 @@
         </w:tc>
         <w:tc>
           <w:tcPr>
-            <w:tcW w:w="894" w:type="pct"/>
+            <w:tcW w:w="913" w:type="pct"/>
             <w:shd w:val="clear" w:color="auto" w:fill="auto"/>
           </w:tcPr>
           <w:p>
@@ -20263,7 +20650,7 @@
         </w:tc>
         <w:tc>
           <w:tcPr>
-            <w:tcW w:w="776" w:type="pct"/>
+            <w:tcW w:w="683" w:type="pct"/>
             <w:shd w:val="clear" w:color="auto" w:fill="auto"/>
           </w:tcPr>
           <w:p>
@@ -20284,7 +20671,7 @@
         </w:tc>
         <w:tc>
           <w:tcPr>
-            <w:tcW w:w="605" w:type="pct"/>
+            <w:tcW w:w="617" w:type="pct"/>
             <w:shd w:val="clear" w:color="auto" w:fill="auto"/>
           </w:tcPr>
           <w:p>
@@ -20309,7 +20696,7 @@
       <w:pPr>
         <w:pStyle w:val="Ttulo2"/>
       </w:pPr>
-      <w:bookmarkStart w:id="26" w:name="_Toc242887169"/>
+      <w:bookmarkStart w:id="26" w:name="_Toc243055010"/>
       <w:r>
         <w:t>4.5 Instrumento y proceso de evaluación</w:t>
       </w:r>
@@ -20328,7 +20715,10 @@
         <w:t>Tabla 4.5.</w:t>
       </w:r>
       <w:r>
-        <w:t xml:space="preserve"> Oportunidades de mejora del instrumento de evaluación.</w:t>
+        <w:t xml:space="preserve"> </w:t>
+      </w:r>
+      <w:r>
+        <w:t>Oportunidades de mejora del instrumento de evaluación.</w:t>
       </w:r>
     </w:p>
     <w:tbl>
@@ -20345,10 +20735,10 @@
         <w:tblLook w:val="0020" w:firstRow="1" w:lastRow="0" w:firstColumn="0" w:lastColumn="0" w:noHBand="0" w:noVBand="0"/>
       </w:tblPr>
       <w:tblGrid>
-        <w:gridCol w:w="3690"/>
-        <w:gridCol w:w="1927"/>
-        <w:gridCol w:w="2761"/>
-        <w:gridCol w:w="1584"/>
+        <w:gridCol w:w="3703"/>
+        <w:gridCol w:w="1932"/>
+        <w:gridCol w:w="2773"/>
+        <w:gridCol w:w="1554"/>
       </w:tblGrid>
       <w:tr>
         <w:trPr>
@@ -20356,7 +20746,7 @@
         </w:trPr>
         <w:tc>
           <w:tcPr>
-            <w:tcW w:w="1852" w:type="pct"/>
+            <w:tcW w:w="1858" w:type="pct"/>
             <w:shd w:val="clear" w:color="auto" w:fill="D9D9D9"/>
           </w:tcPr>
           <w:p>
@@ -20379,7 +20769,7 @@
         </w:tc>
         <w:tc>
           <w:tcPr>
-            <w:tcW w:w="967" w:type="pct"/>
+            <w:tcW w:w="969" w:type="pct"/>
             <w:shd w:val="clear" w:color="auto" w:fill="D9D9D9"/>
           </w:tcPr>
           <w:p>
@@ -20402,7 +20792,7 @@
         </w:tc>
         <w:tc>
           <w:tcPr>
-            <w:tcW w:w="1386" w:type="pct"/>
+            <w:tcW w:w="1392" w:type="pct"/>
             <w:shd w:val="clear" w:color="auto" w:fill="D9D9D9"/>
           </w:tcPr>
           <w:p>
@@ -20425,7 +20815,7 @@
         </w:tc>
         <w:tc>
           <w:tcPr>
-            <w:tcW w:w="795" w:type="pct"/>
+            <w:tcW w:w="780" w:type="pct"/>
             <w:shd w:val="clear" w:color="auto" w:fill="D9D9D9"/>
           </w:tcPr>
           <w:p>
@@ -20450,7 +20840,7 @@
       <w:tr>
         <w:tc>
           <w:tcPr>
-            <w:tcW w:w="1852" w:type="pct"/>
+            <w:tcW w:w="1858" w:type="pct"/>
             <w:shd w:val="clear" w:color="auto" w:fill="auto"/>
           </w:tcPr>
           <w:p>
@@ -20491,20 +20881,106 @@
               <w:rPr>
                 <w:sz w:val="18"/>
               </w:rPr>
-              <w:t xml:space="preserve">: sale con código 2 («The type of the value object did not match the specified RegistryValueKind», línea 1502) </w:t>
+              <w:t>: sale con código 2 («The type of the value object did not match the specified RegistryValueKind», línea 1502) y no repone los valores cambiados, solo borra los nuevos</w:t>
+            </w:r>
+          </w:p>
+        </w:tc>
+        <w:tc>
+          <w:tcPr>
+            <w:tcW w:w="969" w:type="pct"/>
+            <w:shd w:val="clear" w:color="auto" w:fill="auto"/>
+          </w:tcPr>
+          <w:p>
+            <w:pPr>
+              <w:pStyle w:val="CompactoOE3"/>
+              <w:spacing w:after="0"/>
+              <w:rPr>
+                <w:sz w:val="18"/>
+              </w:rPr>
+            </w:pPr>
+            <w:r>
+              <w:rPr>
+                <w:sz w:val="18"/>
+              </w:rPr>
+              <w:t>Sesiones S-INI, S-N3, S-N2R, S-PAU, S-OMI, S-PER y S-DOC</w:t>
+            </w:r>
+          </w:p>
+        </w:tc>
+        <w:tc>
+          <w:tcPr>
+            <w:tcW w:w="1392" w:type="pct"/>
+            <w:shd w:val="clear" w:color="auto" w:fill="auto"/>
+          </w:tcPr>
+          <w:p>
+            <w:pPr>
+              <w:pStyle w:val="CompactoOE3"/>
+              <w:spacing w:after="0"/>
+              <w:rPr>
+                <w:sz w:val="18"/>
+              </w:rPr>
+            </w:pPr>
+            <w:r>
+              <w:rPr>
+                <w:sz w:val="18"/>
+              </w:rPr>
+              <w:t>Los valores que cambia Unity (sesión y pantalla) no se reponen; hubo que reimportar la clave del reproductor desde una copia hecha antes</w:t>
+            </w:r>
+          </w:p>
+        </w:tc>
+        <w:tc>
+          <w:tcPr>
+            <w:tcW w:w="780" w:type="pct"/>
+            <w:shd w:val="clear" w:color="auto" w:fill="auto"/>
+          </w:tcPr>
+          <w:p>
+            <w:pPr>
+              <w:pStyle w:val="CompactoOE3"/>
+              <w:spacing w:after="0"/>
+              <w:rPr>
+                <w:sz w:val="18"/>
+              </w:rPr>
+            </w:pPr>
+            <w:r>
+              <w:rPr>
+                <w:sz w:val="18"/>
+              </w:rPr>
+              <w:t>Herramienta</w:t>
+            </w:r>
+          </w:p>
+        </w:tc>
+      </w:tr>
+      <w:tr>
+        <w:tc>
+          <w:tcPr>
+            <w:tcW w:w="1858" w:type="pct"/>
+            <w:shd w:val="clear" w:color="auto" w:fill="auto"/>
+          </w:tcPr>
+          <w:p>
+            <w:pPr>
+              <w:pStyle w:val="CompactoOE3"/>
+              <w:spacing w:after="0"/>
+              <w:rPr>
+                <w:sz w:val="18"/>
+              </w:rPr>
+            </w:pPr>
+            <w:r>
+              <w:rPr>
+                <w:sz w:val="18"/>
+              </w:rPr>
+              <w:t xml:space="preserve">Poner en marcha la ráfaga de capturas antes de la acción: la </w:t>
             </w:r>
             <w:r>
               <w:rPr>
                 <w:sz w:val="18"/>
               </w:rPr>
               <w:lastRenderedPageBreak/>
-              <w:t>y no repone los valores cambiados, solo borra los nuevos</w:t>
-            </w:r>
-          </w:p>
-        </w:tc>
-        <w:tc>
-          <w:tcPr>
-            <w:tcW w:w="967" w:type="pct"/>
+              <w:t>primera captura llega con unos 1,3 s de retraso</w:t>
+            </w:r>
+          </w:p>
+        </w:tc>
+        <w:tc>
+          <w:tcPr>
+            <w:tcW w:w="969" w:type="pct"/>
             <w:shd w:val="clear" w:color="auto" w:fill="auto"/>
           </w:tcPr>
           <w:p>
@@ -20520,41 +20996,41 @@
                 <w:sz w:val="18"/>
               </w:rPr>
               <w:lastRenderedPageBreak/>
-              <w:t>Sesiones S-INI, S-N3, S-N2R, S-PAU, S-OMI, S-PER y S-DOC</w:t>
-            </w:r>
-          </w:p>
-        </w:tc>
-        <w:tc>
-          <w:tcPr>
-            <w:tcW w:w="1386" w:type="pct"/>
-            <w:shd w:val="clear" w:color="auto" w:fill="auto"/>
-          </w:tcPr>
-          <w:p>
-            <w:pPr>
-              <w:pStyle w:val="CompactoOE3"/>
-              <w:spacing w:after="0"/>
-              <w:rPr>
-                <w:sz w:val="18"/>
-              </w:rPr>
-            </w:pPr>
-            <w:r>
-              <w:rPr>
-                <w:sz w:val="18"/>
-              </w:rPr>
-              <w:t xml:space="preserve">Los valores que cambia Unity (sesión y pantalla) no se reponen; hubo que reimportar la clave del </w:t>
+              <w:t>Sesiones S-N1, S-OMI y S-PAU</w:t>
+            </w:r>
+          </w:p>
+        </w:tc>
+        <w:tc>
+          <w:tcPr>
+            <w:tcW w:w="1392" w:type="pct"/>
+            <w:shd w:val="clear" w:color="auto" w:fill="auto"/>
+          </w:tcPr>
+          <w:p>
+            <w:pPr>
+              <w:pStyle w:val="CompactoOE3"/>
+              <w:spacing w:after="0"/>
+              <w:rPr>
+                <w:sz w:val="18"/>
+              </w:rPr>
+            </w:pPr>
+            <w:r>
+              <w:rPr>
+                <w:sz w:val="18"/>
+              </w:rPr>
+              <w:t xml:space="preserve">No hay cuadro de la ignición, del primer cuadro del </w:t>
             </w:r>
             <w:r>
               <w:rPr>
                 <w:sz w:val="18"/>
               </w:rPr>
               <w:lastRenderedPageBreak/>
-              <w:t>reproductor desde una copia hecha antes</w:t>
-            </w:r>
-          </w:p>
-        </w:tc>
-        <w:tc>
-          <w:tcPr>
-            <w:tcW w:w="795" w:type="pct"/>
+              <w:t>acercamiento de la cueva ni de la pausa a mitad del recorrido del laberinto (se tomó a unos 0,3 s de pulsar «Ejecutar»)</w:t>
+            </w:r>
+          </w:p>
+        </w:tc>
+        <w:tc>
+          <w:tcPr>
+            <w:tcW w:w="780" w:type="pct"/>
             <w:shd w:val="clear" w:color="auto" w:fill="auto"/>
           </w:tcPr>
           <w:p>
@@ -20578,85 +21054,105 @@
       <w:tr>
         <w:tc>
           <w:tcPr>
-            <w:tcW w:w="1852" w:type="pct"/>
-            <w:shd w:val="clear" w:color="auto" w:fill="auto"/>
-          </w:tcPr>
-          <w:p>
-            <w:pPr>
-              <w:pStyle w:val="CompactoOE3"/>
-              <w:spacing w:after="0"/>
-              <w:rPr>
-                <w:sz w:val="18"/>
-              </w:rPr>
-            </w:pPr>
-            <w:r>
-              <w:rPr>
-                <w:sz w:val="18"/>
-              </w:rPr>
-              <w:t>Poner en marcha la ráfaga de capturas antes de la acción: la primera captura llega con unos 1,3 s de retraso</w:t>
-            </w:r>
-          </w:p>
-        </w:tc>
-        <w:tc>
-          <w:tcPr>
-            <w:tcW w:w="967" w:type="pct"/>
-            <w:shd w:val="clear" w:color="auto" w:fill="auto"/>
-          </w:tcPr>
-          <w:p>
-            <w:pPr>
-              <w:pStyle w:val="CompactoOE3"/>
-              <w:spacing w:after="0"/>
-              <w:rPr>
-                <w:sz w:val="18"/>
-              </w:rPr>
-            </w:pPr>
-            <w:r>
-              <w:rPr>
-                <w:sz w:val="18"/>
-              </w:rPr>
-              <w:t>Sesiones S-N1, S-OMI y S-PAU</w:t>
-            </w:r>
-          </w:p>
-        </w:tc>
-        <w:tc>
-          <w:tcPr>
-            <w:tcW w:w="1386" w:type="pct"/>
-            <w:shd w:val="clear" w:color="auto" w:fill="auto"/>
-          </w:tcPr>
-          <w:p>
-            <w:pPr>
-              <w:pStyle w:val="CompactoOE3"/>
-              <w:spacing w:after="0"/>
-              <w:rPr>
-                <w:sz w:val="18"/>
-              </w:rPr>
-            </w:pPr>
-            <w:r>
-              <w:rPr>
-                <w:sz w:val="18"/>
-              </w:rPr>
-              <w:t>No hay cuadro de la ignición, del primer cuadro del acercamiento de la cueva ni de la pausa a mitad del recorrido del laberinto (se tomó a unos 0,3 s de pulsar «Ejecutar»)</w:t>
-            </w:r>
-          </w:p>
-        </w:tc>
-        <w:tc>
-          <w:tcPr>
-            <w:tcW w:w="795" w:type="pct"/>
-            <w:shd w:val="clear" w:color="auto" w:fill="auto"/>
-          </w:tcPr>
-          <w:p>
-            <w:pPr>
-              <w:pStyle w:val="CompactoOE3"/>
-              <w:spacing w:after="0"/>
-              <w:rPr>
-                <w:sz w:val="18"/>
-              </w:rPr>
-            </w:pPr>
-            <w:r>
-              <w:rPr>
-                <w:sz w:val="18"/>
-              </w:rPr>
-              <w:t>Herramienta</w:t>
+            <w:tcW w:w="1858" w:type="pct"/>
+            <w:shd w:val="clear" w:color="auto" w:fill="auto"/>
+          </w:tcPr>
+          <w:p>
+            <w:pPr>
+              <w:pStyle w:val="CompactoOE3"/>
+              <w:spacing w:after="0"/>
+              <w:rPr>
+                <w:sz w:val="18"/>
+              </w:rPr>
+            </w:pPr>
+            <w:r>
+              <w:rPr>
+                <w:sz w:val="18"/>
+              </w:rPr>
+              <w:t>Desactivar la superposición de NVIDIA en el equipo de pruebas</w:t>
+            </w:r>
+          </w:p>
+        </w:tc>
+        <w:tc>
+          <w:tcPr>
+            <w:tcW w:w="969" w:type="pct"/>
+            <w:shd w:val="clear" w:color="auto" w:fill="auto"/>
+          </w:tcPr>
+          <w:p>
+            <w:pPr>
+              <w:pStyle w:val="CompactoOE3"/>
+              <w:spacing w:after="0"/>
+              <w:rPr>
+                <w:sz w:val="18"/>
+              </w:rPr>
+            </w:pPr>
+            <w:r>
+              <w:rPr>
+                <w:sz w:val="18"/>
+              </w:rPr>
+              <w:t xml:space="preserve">Aviso «Presione Alt+Z…» en </w:t>
+            </w:r>
+            <w:r>
+              <w:rPr>
+                <w:rStyle w:val="CdigoenlneaOE3"/>
+                <w:sz w:val="18"/>
+              </w:rPr>
+              <w:t>PF-RF01-01_1.png</w:t>
+            </w:r>
+            <w:r>
+              <w:rPr>
+                <w:sz w:val="18"/>
+              </w:rPr>
+              <w:t xml:space="preserve"> y </w:t>
+            </w:r>
+            <w:r>
+              <w:rPr>
+                <w:rStyle w:val="CdigoenlneaOE3"/>
+                <w:sz w:val="18"/>
+              </w:rPr>
+              <w:t>PF-RF06-01_1a.png</w:t>
+            </w:r>
+          </w:p>
+        </w:tc>
+        <w:tc>
+          <w:tcPr>
+            <w:tcW w:w="1392" w:type="pct"/>
+            <w:shd w:val="clear" w:color="auto" w:fill="auto"/>
+          </w:tcPr>
+          <w:p>
+            <w:pPr>
+              <w:pStyle w:val="CompactoOE3"/>
+              <w:spacing w:after="0"/>
+              <w:rPr>
+                <w:sz w:val="18"/>
+              </w:rPr>
+            </w:pPr>
+            <w:r>
+              <w:rPr>
+                <w:sz w:val="18"/>
+              </w:rPr>
+              <w:t>Cae unos segundos sobre la esquina superior derecha tras el arranque y puede tapar un control en una captura</w:t>
+            </w:r>
+          </w:p>
+        </w:tc>
+        <w:tc>
+          <w:tcPr>
+            <w:tcW w:w="780" w:type="pct"/>
+            <w:shd w:val="clear" w:color="auto" w:fill="auto"/>
+          </w:tcPr>
+          <w:p>
+            <w:pPr>
+              <w:pStyle w:val="CompactoOE3"/>
+              <w:spacing w:after="0"/>
+              <w:rPr>
+                <w:sz w:val="18"/>
+              </w:rPr>
+            </w:pPr>
+            <w:r>
+              <w:rPr>
+                <w:sz w:val="18"/>
+              </w:rPr>
+              <w:t>Entorno</w:t>
             </w:r>
           </w:p>
         </w:tc>
@@ -20664,105 +21160,99 @@
       <w:tr>
         <w:tc>
           <w:tcPr>
-            <w:tcW w:w="1852" w:type="pct"/>
-            <w:shd w:val="clear" w:color="auto" w:fill="auto"/>
-          </w:tcPr>
-          <w:p>
-            <w:pPr>
-              <w:pStyle w:val="CompactoOE3"/>
-              <w:spacing w:after="0"/>
-              <w:rPr>
-                <w:sz w:val="18"/>
-              </w:rPr>
-            </w:pPr>
-            <w:r>
-              <w:rPr>
-                <w:sz w:val="18"/>
-              </w:rPr>
-              <w:t>Desactivar la superposición de NVIDIA en el equipo de pruebas</w:t>
-            </w:r>
-          </w:p>
-        </w:tc>
-        <w:tc>
-          <w:tcPr>
-            <w:tcW w:w="967" w:type="pct"/>
-            <w:shd w:val="clear" w:color="auto" w:fill="auto"/>
-          </w:tcPr>
-          <w:p>
-            <w:pPr>
-              <w:pStyle w:val="CompactoOE3"/>
-              <w:spacing w:after="0"/>
-              <w:rPr>
-                <w:sz w:val="18"/>
-              </w:rPr>
-            </w:pPr>
-            <w:r>
-              <w:rPr>
-                <w:sz w:val="18"/>
-              </w:rPr>
-              <w:t xml:space="preserve">Aviso «Presione Alt+Z…» en </w:t>
+            <w:tcW w:w="1858" w:type="pct"/>
+            <w:shd w:val="clear" w:color="auto" w:fill="auto"/>
+          </w:tcPr>
+          <w:p>
+            <w:pPr>
+              <w:pStyle w:val="CompactoOE3"/>
+              <w:spacing w:after="0"/>
+              <w:rPr>
+                <w:sz w:val="18"/>
+              </w:rPr>
+            </w:pPr>
+            <w:r>
+              <w:rPr>
+                <w:sz w:val="18"/>
+              </w:rPr>
+              <w:t xml:space="preserve">Reescribir la portada de </w:t>
             </w:r>
             <w:r>
               <w:rPr>
                 <w:rStyle w:val="CdigoenlneaOE3"/>
                 <w:sz w:val="18"/>
               </w:rPr>
-              <w:t>PF-RF01-01_1.png</w:t>
-            </w:r>
-            <w:r>
-              <w:rPr>
-                <w:sz w:val="18"/>
-              </w:rPr>
-              <w:t xml:space="preserve"> y </w:t>
-            </w:r>
+              <w:t>PF-RF01-03</w:t>
+            </w:r>
+            <w:r>
+              <w:rPr>
+                <w:sz w:val="18"/>
+              </w:rPr>
+              <w:t>: panel ámbar a la izquierda con título, lema y botones, bosque con los cinco personajes a la derecha</w:t>
+            </w:r>
+          </w:p>
+        </w:tc>
+        <w:tc>
+          <w:tcPr>
+            <w:tcW w:w="969" w:type="pct"/>
+            <w:shd w:val="clear" w:color="auto" w:fill="auto"/>
+          </w:tcPr>
+          <w:p>
+            <w:pPr>
+              <w:pStyle w:val="CompactoOE3"/>
+              <w:spacing w:after="0"/>
+              <w:rPr>
+                <w:sz w:val="18"/>
+              </w:rPr>
+            </w:pPr>
+            <w:r>
+              <w:rPr>
+                <w:sz w:val="18"/>
+              </w:rPr>
+              <w:t>DEF-RC3-02</w:t>
+            </w:r>
+          </w:p>
+        </w:tc>
+        <w:tc>
+          <w:tcPr>
+            <w:tcW w:w="1392" w:type="pct"/>
+            <w:shd w:val="clear" w:color="auto" w:fill="auto"/>
+          </w:tcPr>
+          <w:p>
+            <w:pPr>
+              <w:pStyle w:val="CompactoOE3"/>
+              <w:spacing w:after="0"/>
+              <w:rPr>
+                <w:sz w:val="18"/>
+              </w:rPr>
+            </w:pPr>
+            <w:r>
+              <w:rPr>
+                <w:sz w:val="18"/>
+              </w:rPr>
+              <w:t>El caso describe un título «sobre una tarjeta más baja» que el juego ya no tiene</w:t>
+            </w:r>
+          </w:p>
+        </w:tc>
+        <w:tc>
+          <w:tcPr>
+            <w:tcW w:w="780" w:type="pct"/>
+            <w:shd w:val="clear" w:color="auto" w:fill="auto"/>
+          </w:tcPr>
+          <w:p>
+            <w:pPr>
+              <w:pStyle w:val="CompactoOE3"/>
+              <w:spacing w:after="0"/>
+              <w:rPr>
+                <w:sz w:val="18"/>
+              </w:rPr>
+            </w:pPr>
             <w:r>
               <w:rPr>
                 <w:rStyle w:val="CdigoenlneaOE3"/>
                 <w:sz w:val="18"/>
               </w:rPr>
-              <w:t>PF-RF06-01_1a.png</w:t>
-            </w:r>
-          </w:p>
-        </w:tc>
-        <w:tc>
-          <w:tcPr>
-            <w:tcW w:w="1386" w:type="pct"/>
-            <w:shd w:val="clear" w:color="auto" w:fill="auto"/>
-          </w:tcPr>
-          <w:p>
-            <w:pPr>
-              <w:pStyle w:val="CompactoOE3"/>
-              <w:spacing w:after="0"/>
-              <w:rPr>
-                <w:sz w:val="18"/>
-              </w:rPr>
-            </w:pPr>
-            <w:r>
-              <w:rPr>
-                <w:sz w:val="18"/>
-              </w:rPr>
-              <w:t>Cae unos segundos sobre la esquina superior derecha tras el arranque y puede tapar un control en una captura</w:t>
-            </w:r>
-          </w:p>
-        </w:tc>
-        <w:tc>
-          <w:tcPr>
-            <w:tcW w:w="795" w:type="pct"/>
-            <w:shd w:val="clear" w:color="auto" w:fill="auto"/>
-          </w:tcPr>
-          <w:p>
-            <w:pPr>
-              <w:pStyle w:val="CompactoOE3"/>
-              <w:spacing w:after="0"/>
-              <w:rPr>
-                <w:sz w:val="18"/>
-              </w:rPr>
-            </w:pPr>
-            <w:r>
-              <w:rPr>
-                <w:sz w:val="18"/>
-              </w:rPr>
-              <w:t>Entorno</w:t>
+              <w:t>casos.md</w:t>
             </w:r>
           </w:p>
         </w:tc>
@@ -20770,83 +21260,83 @@
       <w:tr>
         <w:tc>
           <w:tcPr>
-            <w:tcW w:w="1852" w:type="pct"/>
-            <w:shd w:val="clear" w:color="auto" w:fill="auto"/>
-          </w:tcPr>
-          <w:p>
-            <w:pPr>
-              <w:pStyle w:val="CompactoOE3"/>
-              <w:spacing w:after="0"/>
-              <w:rPr>
-                <w:sz w:val="18"/>
-              </w:rPr>
-            </w:pPr>
-            <w:r>
-              <w:rPr>
-                <w:sz w:val="18"/>
-              </w:rPr>
-              <w:t xml:space="preserve">Reescribir la portada de </w:t>
+            <w:tcW w:w="1858" w:type="pct"/>
+            <w:shd w:val="clear" w:color="auto" w:fill="auto"/>
+          </w:tcPr>
+          <w:p>
+            <w:pPr>
+              <w:pStyle w:val="CompactoOE3"/>
+              <w:spacing w:after="0"/>
+              <w:rPr>
+                <w:sz w:val="18"/>
+              </w:rPr>
+            </w:pPr>
+            <w:r>
+              <w:rPr>
+                <w:sz w:val="18"/>
+              </w:rPr>
+              <w:t xml:space="preserve">No prometer coordenadas de las piezas en </w:t>
             </w:r>
             <w:r>
               <w:rPr>
                 <w:rStyle w:val="CdigoenlneaOE3"/>
                 <w:sz w:val="18"/>
               </w:rPr>
-              <w:t>PF-RF01-03</w:t>
-            </w:r>
-            <w:r>
-              <w:rPr>
-                <w:sz w:val="18"/>
-              </w:rPr>
-              <w:t>: panel ámbar a la izquierda con título, lema y botones, bosque con los cinco personajes a la derecha</w:t>
-            </w:r>
-          </w:p>
-        </w:tc>
-        <w:tc>
-          <w:tcPr>
-            <w:tcW w:w="967" w:type="pct"/>
-            <w:shd w:val="clear" w:color="auto" w:fill="auto"/>
-          </w:tcPr>
-          <w:p>
-            <w:pPr>
-              <w:pStyle w:val="CompactoOE3"/>
-              <w:spacing w:after="0"/>
-              <w:rPr>
-                <w:sz w:val="18"/>
-              </w:rPr>
-            </w:pPr>
-            <w:r>
-              <w:rPr>
-                <w:sz w:val="18"/>
-              </w:rPr>
-              <w:t>DEF-RC3-02</w:t>
-            </w:r>
-          </w:p>
-        </w:tc>
-        <w:tc>
-          <w:tcPr>
-            <w:tcW w:w="1386" w:type="pct"/>
-            <w:shd w:val="clear" w:color="auto" w:fill="auto"/>
-          </w:tcPr>
-          <w:p>
-            <w:pPr>
-              <w:pStyle w:val="CompactoOE3"/>
-              <w:spacing w:after="0"/>
-              <w:rPr>
-                <w:sz w:val="18"/>
-              </w:rPr>
-            </w:pPr>
-            <w:r>
-              <w:rPr>
-                <w:sz w:val="18"/>
-              </w:rPr>
-              <w:t>El caso describe un título «sobre una tarjeta más baja» que el juego ya no tiene</w:t>
-            </w:r>
-          </w:p>
-        </w:tc>
-        <w:tc>
-          <w:tcPr>
-            <w:tcW w:w="795" w:type="pct"/>
+              <w:t>PF-RF14-01</w:t>
+            </w:r>
+            <w:r>
+              <w:rPr>
+                <w:sz w:val="18"/>
+              </w:rPr>
+              <w:t>: pedir leer la pantalla antes de arrastrar</w:t>
+            </w:r>
+          </w:p>
+        </w:tc>
+        <w:tc>
+          <w:tcPr>
+            <w:tcW w:w="969" w:type="pct"/>
+            <w:shd w:val="clear" w:color="auto" w:fill="auto"/>
+          </w:tcPr>
+          <w:p>
+            <w:pPr>
+              <w:pStyle w:val="CompactoOE3"/>
+              <w:spacing w:after="0"/>
+              <w:rPr>
+                <w:sz w:val="18"/>
+              </w:rPr>
+            </w:pPr>
+            <w:r>
+              <w:rPr>
+                <w:sz w:val="18"/>
+              </w:rPr>
+              <w:t>DEF-RC3-04</w:t>
+            </w:r>
+          </w:p>
+        </w:tc>
+        <w:tc>
+          <w:tcPr>
+            <w:tcW w:w="1392" w:type="pct"/>
+            <w:shd w:val="clear" w:color="auto" w:fill="auto"/>
+          </w:tcPr>
+          <w:p>
+            <w:pPr>
+              <w:pStyle w:val="CompactoOE3"/>
+              <w:spacing w:after="0"/>
+              <w:rPr>
+                <w:sz w:val="18"/>
+              </w:rPr>
+            </w:pPr>
+            <w:r>
+              <w:rPr>
+                <w:sz w:val="18"/>
+              </w:rPr>
+              <w:t>Las coordenadas del caso no valen, y los pasos 7 y 8 se rehicieron leyendo la pantalla</w:t>
+            </w:r>
+          </w:p>
+        </w:tc>
+        <w:tc>
+          <w:tcPr>
+            <w:tcW w:w="780" w:type="pct"/>
             <w:shd w:val="clear" w:color="auto" w:fill="auto"/>
           </w:tcPr>
           <w:p>
@@ -20870,83 +21360,83 @@
       <w:tr>
         <w:tc>
           <w:tcPr>
-            <w:tcW w:w="1852" w:type="pct"/>
-            <w:shd w:val="clear" w:color="auto" w:fill="auto"/>
-          </w:tcPr>
-          <w:p>
-            <w:pPr>
-              <w:pStyle w:val="CompactoOE3"/>
-              <w:spacing w:after="0"/>
-              <w:rPr>
-                <w:sz w:val="18"/>
-              </w:rPr>
-            </w:pPr>
-            <w:r>
-              <w:rPr>
-                <w:sz w:val="18"/>
-              </w:rPr>
-              <w:t xml:space="preserve">No prometer coordenadas de las piezas en </w:t>
+            <w:tcW w:w="1858" w:type="pct"/>
+            <w:shd w:val="clear" w:color="auto" w:fill="auto"/>
+          </w:tcPr>
+          <w:p>
+            <w:pPr>
+              <w:pStyle w:val="CompactoOE3"/>
+              <w:spacing w:after="0"/>
+              <w:rPr>
+                <w:sz w:val="18"/>
+              </w:rPr>
+            </w:pPr>
+            <w:r>
+              <w:rPr>
+                <w:sz w:val="18"/>
+              </w:rPr>
+              <w:t xml:space="preserve">En el paso 21 de </w:t>
             </w:r>
             <w:r>
               <w:rPr>
                 <w:rStyle w:val="CdigoenlneaOE3"/>
                 <w:sz w:val="18"/>
               </w:rPr>
-              <w:t>PF-RF14-01</w:t>
-            </w:r>
-            <w:r>
-              <w:rPr>
-                <w:sz w:val="18"/>
-              </w:rPr>
-              <w:t>: pedir leer la pantalla antes de arrastrar</w:t>
-            </w:r>
-          </w:p>
-        </w:tc>
-        <w:tc>
-          <w:tcPr>
-            <w:tcW w:w="967" w:type="pct"/>
-            <w:shd w:val="clear" w:color="auto" w:fill="auto"/>
-          </w:tcPr>
-          <w:p>
-            <w:pPr>
-              <w:pStyle w:val="CompactoOE3"/>
-              <w:spacing w:after="0"/>
-              <w:rPr>
-                <w:sz w:val="18"/>
-              </w:rPr>
-            </w:pPr>
-            <w:r>
-              <w:rPr>
-                <w:sz w:val="18"/>
-              </w:rPr>
-              <w:t>DEF-RC3-04</w:t>
-            </w:r>
-          </w:p>
-        </w:tc>
-        <w:tc>
-          <w:tcPr>
-            <w:tcW w:w="1386" w:type="pct"/>
-            <w:shd w:val="clear" w:color="auto" w:fill="auto"/>
-          </w:tcPr>
-          <w:p>
-            <w:pPr>
-              <w:pStyle w:val="CompactoOE3"/>
-              <w:spacing w:after="0"/>
-              <w:rPr>
-                <w:sz w:val="18"/>
-              </w:rPr>
-            </w:pPr>
-            <w:r>
-              <w:rPr>
-                <w:sz w:val="18"/>
-              </w:rPr>
-              <w:t>Las coordenadas del caso no valen, y los pasos 7 y 8 se rehicieron leyendo la pantalla</w:t>
-            </w:r>
-          </w:p>
-        </w:tc>
-        <w:tc>
-          <w:tcPr>
-            <w:tcW w:w="795" w:type="pct"/>
+              <w:t>PF-RF44-01</w:t>
+            </w:r>
+            <w:r>
+              <w:rPr>
+                <w:sz w:val="18"/>
+              </w:rPr>
+              <w:t>, pedir los clics hasta la línea 4 y fotografiar entonces</w:t>
+            </w:r>
+          </w:p>
+        </w:tc>
+        <w:tc>
+          <w:tcPr>
+            <w:tcW w:w="969" w:type="pct"/>
+            <w:shd w:val="clear" w:color="auto" w:fill="auto"/>
+          </w:tcPr>
+          <w:p>
+            <w:pPr>
+              <w:pStyle w:val="CompactoOE3"/>
+              <w:spacing w:after="0"/>
+              <w:rPr>
+                <w:sz w:val="18"/>
+              </w:rPr>
+            </w:pPr>
+            <w:r>
+              <w:rPr>
+                <w:sz w:val="18"/>
+              </w:rPr>
+              <w:t>DEF-RC3-06</w:t>
+            </w:r>
+          </w:p>
+        </w:tc>
+        <w:tc>
+          <w:tcPr>
+            <w:tcW w:w="1392" w:type="pct"/>
+            <w:shd w:val="clear" w:color="auto" w:fill="auto"/>
+          </w:tcPr>
+          <w:p>
+            <w:pPr>
+              <w:pStyle w:val="CompactoOE3"/>
+              <w:spacing w:after="0"/>
+              <w:rPr>
+                <w:sz w:val="18"/>
+              </w:rPr>
+            </w:pPr>
+            <w:r>
+              <w:rPr>
+                <w:sz w:val="18"/>
+              </w:rPr>
+              <w:t>Con un clic por segundo la última línea y «a mitad del río» no coinciden nunca</w:t>
+            </w:r>
+          </w:p>
+        </w:tc>
+        <w:tc>
+          <w:tcPr>
+            <w:tcW w:w="780" w:type="pct"/>
             <w:shd w:val="clear" w:color="auto" w:fill="auto"/>
           </w:tcPr>
           <w:p>
@@ -20970,83 +21460,77 @@
       <w:tr>
         <w:tc>
           <w:tcPr>
-            <w:tcW w:w="1852" w:type="pct"/>
-            <w:shd w:val="clear" w:color="auto" w:fill="auto"/>
-          </w:tcPr>
-          <w:p>
-            <w:pPr>
-              <w:pStyle w:val="CompactoOE3"/>
-              <w:spacing w:after="0"/>
-              <w:rPr>
-                <w:sz w:val="18"/>
-              </w:rPr>
-            </w:pPr>
-            <w:r>
-              <w:rPr>
-                <w:sz w:val="18"/>
-              </w:rPr>
-              <w:t xml:space="preserve">En el paso 21 de </w:t>
+            <w:tcW w:w="1858" w:type="pct"/>
+            <w:shd w:val="clear" w:color="auto" w:fill="auto"/>
+          </w:tcPr>
+          <w:p>
+            <w:pPr>
+              <w:pStyle w:val="CompactoOE3"/>
+              <w:spacing w:after="0"/>
+              <w:rPr>
+                <w:sz w:val="18"/>
+              </w:rPr>
+            </w:pPr>
+            <w:r>
+              <w:rPr>
+                <w:sz w:val="18"/>
+              </w:rPr>
+              <w:t xml:space="preserve">Admitir ±1 en los colores medidos por píxel de </w:t>
             </w:r>
             <w:r>
               <w:rPr>
                 <w:rStyle w:val="CdigoenlneaOE3"/>
                 <w:sz w:val="18"/>
               </w:rPr>
-              <w:t>PF-RF44-01</w:t>
-            </w:r>
-            <w:r>
-              <w:rPr>
-                <w:sz w:val="18"/>
-              </w:rPr>
-              <w:t>, pedir los clics hasta la línea 4 y fotografiar entonces</w:t>
-            </w:r>
-          </w:p>
-        </w:tc>
-        <w:tc>
-          <w:tcPr>
-            <w:tcW w:w="967" w:type="pct"/>
-            <w:shd w:val="clear" w:color="auto" w:fill="auto"/>
-          </w:tcPr>
-          <w:p>
-            <w:pPr>
-              <w:pStyle w:val="CompactoOE3"/>
-              <w:spacing w:after="0"/>
-              <w:rPr>
-                <w:sz w:val="18"/>
-              </w:rPr>
-            </w:pPr>
-            <w:r>
-              <w:rPr>
-                <w:sz w:val="18"/>
-              </w:rPr>
-              <w:t>DEF-RC3-06</w:t>
-            </w:r>
-          </w:p>
-        </w:tc>
-        <w:tc>
-          <w:tcPr>
-            <w:tcW w:w="1386" w:type="pct"/>
-            <w:shd w:val="clear" w:color="auto" w:fill="auto"/>
-          </w:tcPr>
-          <w:p>
-            <w:pPr>
-              <w:pStyle w:val="CompactoOE3"/>
-              <w:spacing w:after="0"/>
-              <w:rPr>
-                <w:sz w:val="18"/>
-              </w:rPr>
-            </w:pPr>
-            <w:r>
-              <w:rPr>
-                <w:sz w:val="18"/>
-              </w:rPr>
-              <w:t>Con un clic por segundo la última línea y «a mitad del río» no coinciden nunca</w:t>
-            </w:r>
-          </w:p>
-        </w:tc>
-        <w:tc>
-          <w:tcPr>
-            <w:tcW w:w="795" w:type="pct"/>
+              <w:t>PF-RF30-02</w:t>
+            </w:r>
+          </w:p>
+        </w:tc>
+        <w:tc>
+          <w:tcPr>
+            <w:tcW w:w="969" w:type="pct"/>
+            <w:shd w:val="clear" w:color="auto" w:fill="auto"/>
+          </w:tcPr>
+          <w:p>
+            <w:pPr>
+              <w:pStyle w:val="CompactoOE3"/>
+              <w:spacing w:after="0"/>
+              <w:rPr>
+                <w:sz w:val="18"/>
+              </w:rPr>
+            </w:pPr>
+            <w:r>
+              <w:rPr>
+                <w:sz w:val="18"/>
+              </w:rPr>
+              <w:t>DEF-RC3-07</w:t>
+            </w:r>
+          </w:p>
+        </w:tc>
+        <w:tc>
+          <w:tcPr>
+            <w:tcW w:w="1392" w:type="pct"/>
+            <w:shd w:val="clear" w:color="auto" w:fill="auto"/>
+          </w:tcPr>
+          <w:p>
+            <w:pPr>
+              <w:pStyle w:val="CompactoOE3"/>
+              <w:spacing w:after="0"/>
+              <w:rPr>
+                <w:sz w:val="18"/>
+              </w:rPr>
+            </w:pPr>
+            <w:r>
+              <w:rPr>
+                <w:sz w:val="18"/>
+              </w:rPr>
+              <w:t>Quien compare píxeles puede dar por defecto un redondeo de color que no se ve</w:t>
+            </w:r>
+          </w:p>
+        </w:tc>
+        <w:tc>
+          <w:tcPr>
+            <w:tcW w:w="780" w:type="pct"/>
             <w:shd w:val="clear" w:color="auto" w:fill="auto"/>
           </w:tcPr>
           <w:p>
@@ -21070,77 +21554,83 @@
       <w:tr>
         <w:tc>
           <w:tcPr>
-            <w:tcW w:w="1852" w:type="pct"/>
-            <w:shd w:val="clear" w:color="auto" w:fill="auto"/>
-          </w:tcPr>
-          <w:p>
-            <w:pPr>
-              <w:pStyle w:val="CompactoOE3"/>
-              <w:spacing w:after="0"/>
-              <w:rPr>
-                <w:sz w:val="18"/>
-              </w:rPr>
-            </w:pPr>
-            <w:r>
-              <w:rPr>
-                <w:sz w:val="18"/>
-              </w:rPr>
-              <w:t xml:space="preserve">Admitir ±1 en los colores medidos por píxel de </w:t>
+            <w:tcW w:w="1858" w:type="pct"/>
+            <w:shd w:val="clear" w:color="auto" w:fill="auto"/>
+          </w:tcPr>
+          <w:p>
+            <w:pPr>
+              <w:pStyle w:val="CompactoOE3"/>
+              <w:spacing w:after="0"/>
+              <w:rPr>
+                <w:sz w:val="18"/>
+              </w:rPr>
+            </w:pPr>
+            <w:r>
+              <w:rPr>
+                <w:sz w:val="18"/>
+              </w:rPr>
+              <w:t xml:space="preserve">Listar las cinco pruebas de arquitectura como esperadas en </w:t>
             </w:r>
             <w:r>
               <w:rPr>
                 <w:rStyle w:val="CdigoenlneaOE3"/>
                 <w:sz w:val="18"/>
               </w:rPr>
-              <w:t>PF-RF30-02</w:t>
-            </w:r>
-          </w:p>
-        </w:tc>
-        <w:tc>
-          <w:tcPr>
-            <w:tcW w:w="967" w:type="pct"/>
-            <w:shd w:val="clear" w:color="auto" w:fill="auto"/>
-          </w:tcPr>
-          <w:p>
-            <w:pPr>
-              <w:pStyle w:val="CompactoOE3"/>
-              <w:spacing w:after="0"/>
-              <w:rPr>
-                <w:sz w:val="18"/>
-              </w:rPr>
-            </w:pPr>
-            <w:r>
-              <w:rPr>
-                <w:sz w:val="18"/>
-              </w:rPr>
-              <w:t>DEF-RC3-07</w:t>
-            </w:r>
-          </w:p>
-        </w:tc>
-        <w:tc>
-          <w:tcPr>
-            <w:tcW w:w="1386" w:type="pct"/>
-            <w:shd w:val="clear" w:color="auto" w:fill="auto"/>
-          </w:tcPr>
-          <w:p>
-            <w:pPr>
-              <w:pStyle w:val="CompactoOE3"/>
-              <w:spacing w:after="0"/>
-              <w:rPr>
-                <w:sz w:val="18"/>
-              </w:rPr>
-            </w:pPr>
-            <w:r>
-              <w:rPr>
-                <w:sz w:val="18"/>
-              </w:rPr>
-              <w:t>Quien compare píxeles puede dar por defecto un redondeo de color que no se ve</w:t>
-            </w:r>
-          </w:p>
-        </w:tc>
-        <w:tc>
-          <w:tcPr>
-            <w:tcW w:w="795" w:type="pct"/>
+              <w:t>PF-RNF16-01</w:t>
+            </w:r>
+            <w:r>
+              <w:rPr>
+                <w:sz w:val="18"/>
+              </w:rPr>
+              <w:t>, o dejarlas de listar si se corrigen</w:t>
+            </w:r>
+          </w:p>
+        </w:tc>
+        <w:tc>
+          <w:tcPr>
+            <w:tcW w:w="969" w:type="pct"/>
+            <w:shd w:val="clear" w:color="auto" w:fill="auto"/>
+          </w:tcPr>
+          <w:p>
+            <w:pPr>
+              <w:pStyle w:val="CompactoOE3"/>
+              <w:spacing w:after="0"/>
+              <w:rPr>
+                <w:sz w:val="18"/>
+              </w:rPr>
+            </w:pPr>
+            <w:r>
+              <w:rPr>
+                <w:sz w:val="18"/>
+              </w:rPr>
+              <w:t>DEF-RC3-12</w:t>
+            </w:r>
+          </w:p>
+        </w:tc>
+        <w:tc>
+          <w:tcPr>
+            <w:tcW w:w="1392" w:type="pct"/>
+            <w:shd w:val="clear" w:color="auto" w:fill="auto"/>
+          </w:tcPr>
+          <w:p>
+            <w:pPr>
+              <w:pStyle w:val="CompactoOE3"/>
+              <w:spacing w:after="0"/>
+              <w:rPr>
+                <w:sz w:val="18"/>
+              </w:rPr>
+            </w:pPr>
+            <w:r>
+              <w:rPr>
+                <w:sz w:val="18"/>
+              </w:rPr>
+              <w:t>El caso solo admite fallos de pruebas que cargan una escena por nombre</w:t>
+            </w:r>
+          </w:p>
+        </w:tc>
+        <w:tc>
+          <w:tcPr>
+            <w:tcW w:w="780" w:type="pct"/>
             <w:shd w:val="clear" w:color="auto" w:fill="auto"/>
           </w:tcPr>
           <w:p>
@@ -21164,413 +21654,107 @@
       <w:tr>
         <w:tc>
           <w:tcPr>
-            <w:tcW w:w="1852" w:type="pct"/>
-            <w:shd w:val="clear" w:color="auto" w:fill="auto"/>
-          </w:tcPr>
-          <w:p>
-            <w:pPr>
-              <w:pStyle w:val="CompactoOE3"/>
-              <w:spacing w:after="0"/>
-              <w:rPr>
-                <w:sz w:val="18"/>
-              </w:rPr>
-            </w:pPr>
-            <w:r>
-              <w:rPr>
-                <w:sz w:val="18"/>
-              </w:rPr>
-              <w:t xml:space="preserve">Decir qué forma de Algoritm lleva cada secuencia puente en </w:t>
+            <w:tcW w:w="1858" w:type="pct"/>
+            <w:shd w:val="clear" w:color="auto" w:fill="auto"/>
+          </w:tcPr>
+          <w:p>
+            <w:pPr>
+              <w:pStyle w:val="CompactoOE3"/>
+              <w:spacing w:after="0"/>
+              <w:rPr>
+                <w:sz w:val="18"/>
+              </w:rPr>
+            </w:pPr>
+            <w:r>
+              <w:rPr>
+                <w:sz w:val="18"/>
+              </w:rPr>
+              <w:t xml:space="preserve">Reformular la advertencia de riesgo de </w:t>
             </w:r>
             <w:r>
               <w:rPr>
                 <w:rStyle w:val="CdigoenlneaOE3"/>
                 <w:sz w:val="18"/>
               </w:rPr>
-              <w:t>PF-RF05-04</w:t>
-            </w:r>
-            <w:r>
-              <w:rPr>
-                <w:sz w:val="18"/>
-              </w:rPr>
-              <w:t xml:space="preserve">, y contemplar el gesto </w:t>
+              <w:t>PF-RF21-02</w:t>
+            </w:r>
+            <w:r>
+              <w:rPr>
+                <w:sz w:val="18"/>
+              </w:rPr>
+              <w:t xml:space="preserve">: la narrativa de cierre entra a unos 1,3 s tras «Soplar», no a los 3,5 s que cita el caso, y el máximo de luz tras </w:t>
             </w:r>
             <w:r>
               <w:rPr>
                 <w:sz w:val="18"/>
               </w:rPr>
               <w:lastRenderedPageBreak/>
-              <w:t xml:space="preserve">del Niño en el criterio de </w:t>
-            </w:r>
+              <w:t>el cuarto golpe efectivo no se pudo medir</w:t>
+            </w:r>
+          </w:p>
+        </w:tc>
+        <w:tc>
+          <w:tcPr>
+            <w:tcW w:w="969" w:type="pct"/>
+            <w:shd w:val="clear" w:color="auto" w:fill="auto"/>
+          </w:tcPr>
+          <w:p>
+            <w:pPr>
+              <w:pStyle w:val="CompactoOE3"/>
+              <w:spacing w:after="0"/>
+              <w:rPr>
+                <w:sz w:val="18"/>
+              </w:rPr>
+            </w:pPr>
+            <w:r>
+              <w:rPr>
+                <w:sz w:val="18"/>
+              </w:rPr>
+              <w:lastRenderedPageBreak/>
+              <w:t>Observación de S-OMI, sin id propio</w:t>
+            </w:r>
+          </w:p>
+        </w:tc>
+        <w:tc>
+          <w:tcPr>
+            <w:tcW w:w="1392" w:type="pct"/>
+            <w:shd w:val="clear" w:color="auto" w:fill="auto"/>
+          </w:tcPr>
+          <w:p>
+            <w:pPr>
+              <w:pStyle w:val="CompactoOE3"/>
+              <w:spacing w:after="0"/>
+              <w:rPr>
+                <w:sz w:val="18"/>
+              </w:rPr>
+            </w:pPr>
+            <w:r>
+              <w:rPr>
+                <w:sz w:val="18"/>
+              </w:rPr>
+              <w:t>El caso no se puede comprobar como está escrito</w:t>
+            </w:r>
+          </w:p>
+        </w:tc>
+        <w:tc>
+          <w:tcPr>
+            <w:tcW w:w="780" w:type="pct"/>
+            <w:shd w:val="clear" w:color="auto" w:fill="auto"/>
+          </w:tcPr>
+          <w:p>
+            <w:pPr>
+              <w:pStyle w:val="CompactoOE3"/>
+              <w:spacing w:after="0"/>
+              <w:rPr>
+                <w:sz w:val="18"/>
+              </w:rPr>
+            </w:pPr>
             <w:r>
               <w:rPr>
                 <w:rStyle w:val="CdigoenlneaOE3"/>
                 <w:sz w:val="18"/>
               </w:rPr>
-              <w:t>PF-RF05-05</w:t>
-            </w:r>
-          </w:p>
-        </w:tc>
-        <w:tc>
-          <w:tcPr>
-            <w:tcW w:w="967" w:type="pct"/>
-            <w:shd w:val="clear" w:color="auto" w:fill="auto"/>
-          </w:tcPr>
-          <w:p>
-            <w:pPr>
-              <w:pStyle w:val="CompactoOE3"/>
-              <w:spacing w:after="0"/>
-              <w:rPr>
-                <w:sz w:val="18"/>
-              </w:rPr>
-            </w:pPr>
-            <w:r>
-              <w:rPr>
-                <w:sz w:val="18"/>
-              </w:rPr>
-              <w:lastRenderedPageBreak/>
-              <w:t>DEF-RC3-08 y DEF-RC3-03</w:t>
-            </w:r>
-          </w:p>
-        </w:tc>
-        <w:tc>
-          <w:tcPr>
-            <w:tcW w:w="1386" w:type="pct"/>
-            <w:shd w:val="clear" w:color="auto" w:fill="auto"/>
-          </w:tcPr>
-          <w:p>
-            <w:pPr>
-              <w:pStyle w:val="CompactoOE3"/>
-              <w:spacing w:after="0"/>
-              <w:rPr>
-                <w:sz w:val="18"/>
-              </w:rPr>
-            </w:pPr>
-            <w:r>
-              <w:rPr>
-                <w:sz w:val="18"/>
-              </w:rPr>
-              <w:t>Los criterios de esos casos no describen lo que el juego hace</w:t>
-            </w:r>
-          </w:p>
-        </w:tc>
-        <w:tc>
-          <w:tcPr>
-            <w:tcW w:w="795" w:type="pct"/>
-            <w:shd w:val="clear" w:color="auto" w:fill="auto"/>
-          </w:tcPr>
-          <w:p>
-            <w:pPr>
-              <w:pStyle w:val="CompactoOE3"/>
-              <w:spacing w:after="0"/>
-              <w:rPr>
-                <w:sz w:val="18"/>
-              </w:rPr>
-            </w:pPr>
-            <w:r>
-              <w:rPr>
-                <w:rStyle w:val="CdigoenlneaOE3"/>
-                <w:sz w:val="18"/>
-              </w:rPr>
               <w:t>casos.md</w:t>
-            </w:r>
-          </w:p>
-        </w:tc>
-      </w:tr>
-      <w:tr>
-        <w:tc>
-          <w:tcPr>
-            <w:tcW w:w="1852" w:type="pct"/>
-            <w:shd w:val="clear" w:color="auto" w:fill="auto"/>
-          </w:tcPr>
-          <w:p>
-            <w:pPr>
-              <w:pStyle w:val="CompactoOE3"/>
-              <w:spacing w:after="0"/>
-              <w:rPr>
-                <w:sz w:val="18"/>
-              </w:rPr>
-            </w:pPr>
-            <w:r>
-              <w:rPr>
-                <w:sz w:val="18"/>
-              </w:rPr>
-              <w:t xml:space="preserve">Listar las cinco pruebas de arquitectura como esperadas en </w:t>
-            </w:r>
-            <w:r>
-              <w:rPr>
-                <w:rStyle w:val="CdigoenlneaOE3"/>
-                <w:sz w:val="18"/>
-              </w:rPr>
-              <w:t>PF-RNF16-01</w:t>
-            </w:r>
-            <w:r>
-              <w:rPr>
-                <w:sz w:val="18"/>
-              </w:rPr>
-              <w:t>, o dejarlas de listar si se corrigen</w:t>
-            </w:r>
-          </w:p>
-        </w:tc>
-        <w:tc>
-          <w:tcPr>
-            <w:tcW w:w="967" w:type="pct"/>
-            <w:shd w:val="clear" w:color="auto" w:fill="auto"/>
-          </w:tcPr>
-          <w:p>
-            <w:pPr>
-              <w:pStyle w:val="CompactoOE3"/>
-              <w:spacing w:after="0"/>
-              <w:rPr>
-                <w:sz w:val="18"/>
-              </w:rPr>
-            </w:pPr>
-            <w:r>
-              <w:rPr>
-                <w:sz w:val="18"/>
-              </w:rPr>
-              <w:t>DEF-RC3-12</w:t>
-            </w:r>
-          </w:p>
-        </w:tc>
-        <w:tc>
-          <w:tcPr>
-            <w:tcW w:w="1386" w:type="pct"/>
-            <w:shd w:val="clear" w:color="auto" w:fill="auto"/>
-          </w:tcPr>
-          <w:p>
-            <w:pPr>
-              <w:pStyle w:val="CompactoOE3"/>
-              <w:spacing w:after="0"/>
-              <w:rPr>
-                <w:sz w:val="18"/>
-              </w:rPr>
-            </w:pPr>
-            <w:r>
-              <w:rPr>
-                <w:sz w:val="18"/>
-              </w:rPr>
-              <w:t>El caso solo admite fallos de pruebas que cargan una escena por nombre</w:t>
-            </w:r>
-          </w:p>
-        </w:tc>
-        <w:tc>
-          <w:tcPr>
-            <w:tcW w:w="795" w:type="pct"/>
-            <w:shd w:val="clear" w:color="auto" w:fill="auto"/>
-          </w:tcPr>
-          <w:p>
-            <w:pPr>
-              <w:pStyle w:val="CompactoOE3"/>
-              <w:spacing w:after="0"/>
-              <w:rPr>
-                <w:sz w:val="18"/>
-              </w:rPr>
-            </w:pPr>
-            <w:r>
-              <w:rPr>
-                <w:rStyle w:val="CdigoenlneaOE3"/>
-                <w:sz w:val="18"/>
-              </w:rPr>
-              <w:t>casos.md</w:t>
-            </w:r>
-          </w:p>
-        </w:tc>
-      </w:tr>
-      <w:tr>
-        <w:tc>
-          <w:tcPr>
-            <w:tcW w:w="1852" w:type="pct"/>
-            <w:shd w:val="clear" w:color="auto" w:fill="auto"/>
-          </w:tcPr>
-          <w:p>
-            <w:pPr>
-              <w:pStyle w:val="CompactoOE3"/>
-              <w:spacing w:after="0"/>
-              <w:rPr>
-                <w:sz w:val="18"/>
-              </w:rPr>
-            </w:pPr>
-            <w:r>
-              <w:rPr>
-                <w:sz w:val="18"/>
-              </w:rPr>
-              <w:t xml:space="preserve">Reformular la advertencia de riesgo de </w:t>
-            </w:r>
-            <w:r>
-              <w:rPr>
-                <w:rStyle w:val="CdigoenlneaOE3"/>
-                <w:sz w:val="18"/>
-              </w:rPr>
-              <w:t>PF-RF21-02</w:t>
-            </w:r>
-            <w:r>
-              <w:rPr>
-                <w:sz w:val="18"/>
-              </w:rPr>
-              <w:t>: la narrativa de cierre entra a unos 1,3 s tras «Soplar», no a los 3,5 s que cita el caso, y el máximo de luz tras el cuarto golpe efectivo no se pudo medir</w:t>
-            </w:r>
-          </w:p>
-        </w:tc>
-        <w:tc>
-          <w:tcPr>
-            <w:tcW w:w="967" w:type="pct"/>
-            <w:shd w:val="clear" w:color="auto" w:fill="auto"/>
-          </w:tcPr>
-          <w:p>
-            <w:pPr>
-              <w:pStyle w:val="CompactoOE3"/>
-              <w:spacing w:after="0"/>
-              <w:rPr>
-                <w:sz w:val="18"/>
-              </w:rPr>
-            </w:pPr>
-            <w:r>
-              <w:rPr>
-                <w:sz w:val="18"/>
-              </w:rPr>
-              <w:t>Observación de S-OMI, sin id propio</w:t>
-            </w:r>
-          </w:p>
-        </w:tc>
-        <w:tc>
-          <w:tcPr>
-            <w:tcW w:w="1386" w:type="pct"/>
-            <w:shd w:val="clear" w:color="auto" w:fill="auto"/>
-          </w:tcPr>
-          <w:p>
-            <w:pPr>
-              <w:pStyle w:val="CompactoOE3"/>
-              <w:spacing w:after="0"/>
-              <w:rPr>
-                <w:sz w:val="18"/>
-              </w:rPr>
-            </w:pPr>
-            <w:r>
-              <w:rPr>
-                <w:sz w:val="18"/>
-              </w:rPr>
-              <w:t>El caso no se puede comprobar como está escrito</w:t>
-            </w:r>
-          </w:p>
-        </w:tc>
-        <w:tc>
-          <w:tcPr>
-            <w:tcW w:w="795" w:type="pct"/>
-            <w:shd w:val="clear" w:color="auto" w:fill="auto"/>
-          </w:tcPr>
-          <w:p>
-            <w:pPr>
-              <w:pStyle w:val="CompactoOE3"/>
-              <w:spacing w:after="0"/>
-              <w:rPr>
-                <w:sz w:val="18"/>
-              </w:rPr>
-            </w:pPr>
-            <w:r>
-              <w:rPr>
-                <w:rStyle w:val="CdigoenlneaOE3"/>
-                <w:sz w:val="18"/>
-              </w:rPr>
-              <w:t>casos.md</w:t>
-            </w:r>
-          </w:p>
-        </w:tc>
-      </w:tr>
-      <w:tr>
-        <w:tc>
-          <w:tcPr>
-            <w:tcW w:w="1852" w:type="pct"/>
-            <w:shd w:val="clear" w:color="auto" w:fill="auto"/>
-          </w:tcPr>
-          <w:p>
-            <w:pPr>
-              <w:pStyle w:val="CompactoOE3"/>
-              <w:spacing w:after="0"/>
-              <w:rPr>
-                <w:sz w:val="18"/>
-              </w:rPr>
-            </w:pPr>
-            <w:r>
-              <w:rPr>
-                <w:sz w:val="18"/>
-              </w:rPr>
-              <w:t xml:space="preserve">Decidir si Claude ejecuta los dos recorridos completos del arnés de </w:t>
-            </w:r>
-            <w:r>
-              <w:rPr>
-                <w:rStyle w:val="CdigoenlneaOE3"/>
-                <w:sz w:val="18"/>
-              </w:rPr>
-              <w:t>PF-RNF13-01</w:t>
-            </w:r>
-            <w:r>
-              <w:rPr>
-                <w:sz w:val="18"/>
-              </w:rPr>
-              <w:t>, además del recorrido con cronómetro de H8</w:t>
-            </w:r>
-          </w:p>
-        </w:tc>
-        <w:tc>
-          <w:tcPr>
-            <w:tcW w:w="967" w:type="pct"/>
-            <w:shd w:val="clear" w:color="auto" w:fill="auto"/>
-          </w:tcPr>
-          <w:p>
-            <w:pPr>
-              <w:pStyle w:val="CompactoOE3"/>
-              <w:spacing w:after="0"/>
-              <w:rPr>
-                <w:sz w:val="18"/>
-              </w:rPr>
-            </w:pPr>
-            <w:r>
-              <w:rPr>
-                <w:sz w:val="18"/>
-              </w:rPr>
-              <w:t>Tabla 3.4</w:t>
-            </w:r>
-          </w:p>
-        </w:tc>
-        <w:tc>
-          <w:tcPr>
-            <w:tcW w:w="1386" w:type="pct"/>
-            <w:shd w:val="clear" w:color="auto" w:fill="auto"/>
-          </w:tcPr>
-          <w:p>
-            <w:pPr>
-              <w:pStyle w:val="CompactoOE3"/>
-              <w:spacing w:after="0"/>
-              <w:rPr>
-                <w:sz w:val="18"/>
-              </w:rPr>
-            </w:pPr>
-            <w:r>
-              <w:rPr>
-                <w:sz w:val="18"/>
-              </w:rPr>
-              <w:t>El caso está en PS y sus dos recorridos del arnés, planeados, no se corrieron</w:t>
-            </w:r>
-          </w:p>
-        </w:tc>
-        <w:tc>
-          <w:tcPr>
-            <w:tcW w:w="795" w:type="pct"/>
-            <w:shd w:val="clear" w:color="auto" w:fill="auto"/>
-          </w:tcPr>
-          <w:p>
-            <w:pPr>
-              <w:pStyle w:val="CompactoOE3"/>
-              <w:spacing w:after="0"/>
-              <w:rPr>
-                <w:sz w:val="18"/>
-              </w:rPr>
-            </w:pPr>
-            <w:r>
-              <w:rPr>
-                <w:sz w:val="18"/>
-              </w:rPr>
-              <w:t>Decisión pendiente</w:t>
             </w:r>
           </w:p>
         </w:tc>
@@ -21590,7 +21774,7 @@
         <w:t>casos.md</w:t>
       </w:r>
       <w:r>
-        <w:t xml:space="preserve"> las correcciones de DEF-RC3-02, -04, -06, -07 y -12 de esta tabla. Las de DEF-RC3-08 y DEF-RC3-03 siguen como trabajo futuro (apartado 3.6). Las filas de DEF-RC3-05, -09, -10 y -11 quedaron corregidas en el código en </w:t>
+        <w:t xml:space="preserve"> las correcciones de DEF-RC3-02, -04, -06, -07 y -12 de esta tabla. Las de DEF-RC3-08 y DEF-RC3-03 se aplicaron el 16/10/2026, cuando el equipo los aceptó como diseño (apartado 3.6). Las filas de DEF-RC3-05, -09, -10 y -11 quedaron corregidas en el código en </w:t>
       </w:r>
       <w:r>
         <w:rPr>
@@ -21606,7 +21790,7 @@
       <w:pPr>
         <w:pStyle w:val="Ttulo2"/>
       </w:pPr>
-      <w:bookmarkStart w:id="27" w:name="_Toc242887170"/>
+      <w:bookmarkStart w:id="27" w:name="_Toc243055011"/>
       <w:r>
         <w:t>4.6 Lo que la evaluación con personas resolvió y lo que dejó abierto</w:t>
       </w:r>
@@ -21617,7 +21801,7 @@
         <w:pStyle w:val="PrimerprrafoOE3"/>
       </w:pPr>
       <w:r>
-        <w:t xml:space="preserve">El 13/10/2026 se ejecutó la hoja HUM con 4 estudiantes de grado quinto del Colegio El Libertador IED (apartado 5.1). PG-05 y PG-06 del guion dieron resultado positivo (H1 y H2), y las comprobaciones H3 a H7 y H9 a H12 se aprobaron (Tabla 5.2): el segundo equipo, la ejecución sin conexión a internet, el equipo sin tarjeta gráfica dedicada, el oído de la escena final y del hundimiento de la balsa, la vista del cruce de la escena 3.3 y de la recolección del Nivel 3, y las piezas que suenan. En H11 la balsa se </w:t>
+        <w:t xml:space="preserve">El 13/10/2026 se ejecutó la hoja HUM con 4 estudiantes de grado quinto del Colegio El Libertador IED (apartado 5.1). PG-05 y PG-06 del guion dieron resultado positivo (H1 y H2), y las comprobaciones H3 a H7 y H9 a H13 se aprobaron (Tabla 5.2): el segundo equipo, la ejecución sin conexión a internet, el equipo sin tarjeta gráfica dedicada, el oído de la escena final y del hundimiento de la balsa, la vista del cruce de la escena 3.3 y de la recolección del Nivel 3, y las piezas que suenan. En H11 la balsa se </w:t>
       </w:r>
       <w:r>
         <w:t>hundió, se comprendió por qué, se arregló y finalmente cruzó.</w:t>
@@ -21646,7 +21830,10 @@
         <w:t>INC-160</w:t>
       </w:r>
       <w:r>
-        <w:t xml:space="preserve"> (Tabla 5.4, apartado 5.3); ninguna se probó todavía en un ejecutable.</w:t>
+        <w:t xml:space="preserve"> (Tabla 5.4, apartado 5.3). Entraron en rc4 y en rc5, y el 16/10/2026 los 30 estudiantes de un curso jugaron rc5 en 30 equipos del colegio, sin conexión y sin tarjeta gráfica dedicada, sin ninguna complicación y hasta terminar los tres niveles (apartado 5.4). Esa sesión no revisó cada corrección por separado ni siguió el catálogo de casos. De sus testimonios salen tres oportunidades nuevas de la Tabla 4.2: la cercanía de las piedras del Nivel 1, la dificultad del Nivel 3 y el conteo de soga</w:t>
+      </w:r>
+      <w:r>
+        <w:t>s en su inventario.</w:t>
       </w:r>
     </w:p>
     <w:p>
@@ -21654,7 +21841,7 @@
         <w:pStyle w:val="TextoOE3"/>
       </w:pPr>
       <w:r>
-        <w:t>Quedan abiertos tres puntos:</w:t>
+        <w:t>Queda abierto un punto:</w:t>
       </w:r>
     </w:p>
     <w:p>
@@ -21666,53 +21853,7 @@
         </w:numPr>
       </w:pPr>
       <w:r>
-        <w:t xml:space="preserve">H8, el recorrido con cronómetro, dio entre 40 y 45 minutos frente a la referencia de 20 a 40 del OE1. Supera el tope en hasta 5 minutos y no se registró la causa. Medir </w:t>
-      </w:r>
-      <w:r>
-        <w:lastRenderedPageBreak/>
-        <w:t>cuánto de ese tiempo es lectura de narrativas, cuánto reto y cuánto espera del estudiante exige una sesión con registro por fase.</w:t>
-      </w:r>
-    </w:p>
-    <w:p>
-      <w:pPr>
-        <w:pStyle w:val="CompactoOE3"/>
-        <w:numPr>
-          <w:ilvl w:val="0"/>
-          <w:numId w:val="6"/>
-        </w:numPr>
-      </w:pPr>
-      <w:r>
-        <w:t>H13, la comprobación de mano, no se realizó. Cubre el clic tras cargar una escena sin mover el puntero, la papelera del laberinto y la octava fila del informe, tres cosas que el arnés enmascara; pasa a trabajo futuro.</w:t>
-      </w:r>
-    </w:p>
-    <w:p>
-      <w:pPr>
-        <w:pStyle w:val="CompactoOE3"/>
-        <w:numPr>
-          <w:ilvl w:val="0"/>
-          <w:numId w:val="6"/>
-        </w:numPr>
-      </w:pPr>
-      <w:r>
-        <w:t xml:space="preserve">Las confirmaciones documentales de </w:t>
-      </w:r>
-      <w:r>
-        <w:rPr>
-          <w:rStyle w:val="CdigoenlneaOE3"/>
-        </w:rPr>
-        <w:t>PF-RNF22-01</w:t>
-      </w:r>
-      <w:r>
-        <w:t xml:space="preserve"> y </w:t>
-      </w:r>
-      <w:r>
-        <w:rPr>
-          <w:rStyle w:val="CdigoenlneaOE3"/>
-        </w:rPr>
-        <w:t>PF-RNF23-01</w:t>
-      </w:r>
-      <w:r>
-        <w:t xml:space="preserve"> siguen pendientes (apartado 3.1).</w:t>
+        <w:t>H8, el recorrido con cronómetro, dio entre 40 y 45 minutos frente a la referencia de 20 a 40 del OE1. Supera el tope en hasta 5 minutos y no se registró la causa. Medir cuánto de ese tiempo es lectura de narrativas, cuánto reto y cuánto espera del estudiante exige una sesión con registro por fase.</w:t>
       </w:r>
     </w:p>
     <w:p>
@@ -21720,14 +21861,14 @@
         <w:pStyle w:val="PrimerprrafoOE3"/>
       </w:pPr>
       <w:r>
-        <w:t>Este documento no incluye cifras de carga ni de memoria de los dos equipos del colegio, así que RNF-04 y RNF-05 siguen medidos con cifras solo en el equipo 1.</w:t>
+        <w:t>De los equipos del colegio hay cifras de carga y memoria de uno solo, medido sobre rc5 el 16/10/2026 en un recorrido de 0,9 min por el Nivel 1 (1,223 s de peor carga y 633 MiB de memoria privada, apartado 3.5). Medir el recorrido completo en varios equipos del colegio, con el mismo medidor, completaría RNF-04 y RNF-05 en el hardware de destino.</w:t>
       </w:r>
     </w:p>
     <w:p>
       <w:pPr>
         <w:pStyle w:val="Ttulo2"/>
       </w:pPr>
-      <w:bookmarkStart w:id="28" w:name="_Toc242887171"/>
+      <w:bookmarkStart w:id="28" w:name="_Toc243055012"/>
       <w:r>
         <w:t>4.7 Límites de la evaluación</w:t>
       </w:r>
@@ -21763,8 +21904,8 @@
         <w:tblLook w:val="0020" w:firstRow="1" w:lastRow="0" w:firstColumn="0" w:lastColumn="0" w:noHBand="0" w:noVBand="0"/>
       </w:tblPr>
       <w:tblGrid>
-        <w:gridCol w:w="4668"/>
-        <w:gridCol w:w="5294"/>
+        <w:gridCol w:w="3800"/>
+        <w:gridCol w:w="6162"/>
       </w:tblGrid>
       <w:tr>
         <w:trPr>
@@ -21772,7 +21913,7 @@
         </w:trPr>
         <w:tc>
           <w:tcPr>
-            <w:tcW w:w="2343" w:type="pct"/>
+            <w:tcW w:w="1907" w:type="pct"/>
             <w:shd w:val="clear" w:color="auto" w:fill="D9D9D9"/>
           </w:tcPr>
           <w:p>
@@ -21789,13 +21930,14 @@
                 <w:b/>
                 <w:sz w:val="18"/>
               </w:rPr>
+              <w:lastRenderedPageBreak/>
               <w:t>Límite</w:t>
             </w:r>
           </w:p>
         </w:tc>
         <w:tc>
           <w:tcPr>
-            <w:tcW w:w="2657" w:type="pct"/>
+            <w:tcW w:w="3093" w:type="pct"/>
             <w:shd w:val="clear" w:color="auto" w:fill="D9D9D9"/>
           </w:tcPr>
           <w:p>
@@ -21820,43 +21962,43 @@
       <w:tr>
         <w:tc>
           <w:tcPr>
-            <w:tcW w:w="2343" w:type="pct"/>
-            <w:shd w:val="clear" w:color="auto" w:fill="auto"/>
-          </w:tcPr>
-          <w:p>
-            <w:pPr>
-              <w:pStyle w:val="CompactoOE3"/>
-              <w:spacing w:after="0"/>
-              <w:rPr>
-                <w:sz w:val="18"/>
-              </w:rPr>
-            </w:pPr>
-            <w:r>
-              <w:rPr>
-                <w:sz w:val="18"/>
-              </w:rPr>
-              <w:t>Un solo equipo en las mediciones de RNF-04, RNF-05 y RNF-06</w:t>
-            </w:r>
-          </w:p>
-        </w:tc>
-        <w:tc>
-          <w:tcPr>
-            <w:tcW w:w="2657" w:type="pct"/>
-            <w:shd w:val="clear" w:color="auto" w:fill="auto"/>
-          </w:tcPr>
-          <w:p>
-            <w:pPr>
-              <w:pStyle w:val="CompactoOE3"/>
-              <w:spacing w:after="0"/>
-              <w:rPr>
-                <w:sz w:val="18"/>
-              </w:rPr>
-            </w:pPr>
-            <w:r>
-              <w:rPr>
-                <w:sz w:val="18"/>
-              </w:rPr>
-              <w:t>Los valores de carga y memoria valen para el equipo 1 (Ryzen 5 7600X, 32 GB, RTX 5070 Ti); un equipo modesto puede dar más. El tamaño del paquete no depende del equipo</w:t>
+            <w:tcW w:w="1907" w:type="pct"/>
+            <w:shd w:val="clear" w:color="auto" w:fill="auto"/>
+          </w:tcPr>
+          <w:p>
+            <w:pPr>
+              <w:pStyle w:val="CompactoOE3"/>
+              <w:spacing w:after="0"/>
+              <w:rPr>
+                <w:sz w:val="18"/>
+              </w:rPr>
+            </w:pPr>
+            <w:r>
+              <w:rPr>
+                <w:sz w:val="18"/>
+              </w:rPr>
+              <w:t>Las mediciones completas de RNF-04 y RNF-05 son de un solo equipo</w:t>
+            </w:r>
+          </w:p>
+        </w:tc>
+        <w:tc>
+          <w:tcPr>
+            <w:tcW w:w="3093" w:type="pct"/>
+            <w:shd w:val="clear" w:color="auto" w:fill="auto"/>
+          </w:tcPr>
+          <w:p>
+            <w:pPr>
+              <w:pStyle w:val="CompactoOE3"/>
+              <w:spacing w:after="0"/>
+              <w:rPr>
+                <w:sz w:val="18"/>
+              </w:rPr>
+            </w:pPr>
+            <w:r>
+              <w:rPr>
+                <w:sz w:val="18"/>
+              </w:rPr>
+              <w:t>Los valores de carga y memoria de todas las escenas valen para el equipo 1 (Ryzen 5 7600X, 32 GB, RTX 5070 Ti). En un equipo del colegio (AMD A10-9600P, 3,9 GB, gráficos integrados) se midió solo el Nivel 1 de rc5: la peor carga subió a 1,223 s y la memoria privada quedó en 633 MiB, ambas dentro del límite. El tamaño del paquete no depende del equipo</w:t>
             </w:r>
           </w:p>
         </w:tc>
@@ -21864,7 +22006,7 @@
       <w:tr>
         <w:tc>
           <w:tcPr>
-            <w:tcW w:w="2343" w:type="pct"/>
+            <w:tcW w:w="1907" w:type="pct"/>
             <w:shd w:val="clear" w:color="auto" w:fill="auto"/>
           </w:tcPr>
           <w:p>
@@ -21911,7 +22053,7 @@
         </w:tc>
         <w:tc>
           <w:tcPr>
-            <w:tcW w:w="2657" w:type="pct"/>
+            <w:tcW w:w="3093" w:type="pct"/>
             <w:shd w:val="clear" w:color="auto" w:fill="auto"/>
           </w:tcPr>
           <w:p>
@@ -21960,7 +22102,7 @@
       <w:tr>
         <w:tc>
           <w:tcPr>
-            <w:tcW w:w="2343" w:type="pct"/>
+            <w:tcW w:w="1907" w:type="pct"/>
             <w:shd w:val="clear" w:color="auto" w:fill="auto"/>
           </w:tcPr>
           <w:p>
@@ -21981,7 +22123,7 @@
         </w:tc>
         <w:tc>
           <w:tcPr>
-            <w:tcW w:w="2657" w:type="pct"/>
+            <w:tcW w:w="3093" w:type="pct"/>
             <w:shd w:val="clear" w:color="auto" w:fill="auto"/>
           </w:tcPr>
           <w:p>
@@ -22017,7 +22159,7 @@
       <w:tr>
         <w:tc>
           <w:tcPr>
-            <w:tcW w:w="2343" w:type="pct"/>
+            <w:tcW w:w="1907" w:type="pct"/>
             <w:shd w:val="clear" w:color="auto" w:fill="auto"/>
           </w:tcPr>
           <w:p>
@@ -22051,7 +22193,7 @@
         </w:tc>
         <w:tc>
           <w:tcPr>
-            <w:tcW w:w="2657" w:type="pct"/>
+            <w:tcW w:w="3093" w:type="pct"/>
             <w:shd w:val="clear" w:color="auto" w:fill="auto"/>
           </w:tcPr>
           <w:p>
@@ -22074,7 +22216,7 @@
       <w:tr>
         <w:tc>
           <w:tcPr>
-            <w:tcW w:w="2343" w:type="pct"/>
+            <w:tcW w:w="1907" w:type="pct"/>
             <w:shd w:val="clear" w:color="auto" w:fill="auto"/>
           </w:tcPr>
           <w:p>
@@ -22095,7 +22237,7 @@
         </w:tc>
         <w:tc>
           <w:tcPr>
-            <w:tcW w:w="2657" w:type="pct"/>
+            <w:tcW w:w="3093" w:type="pct"/>
             <w:shd w:val="clear" w:color="auto" w:fill="auto"/>
           </w:tcPr>
           <w:p>
@@ -22118,82 +22260,56 @@
       <w:tr>
         <w:tc>
           <w:tcPr>
-            <w:tcW w:w="2343" w:type="pct"/>
-            <w:shd w:val="clear" w:color="auto" w:fill="auto"/>
-          </w:tcPr>
-          <w:p>
-            <w:pPr>
-              <w:pStyle w:val="CompactoOE3"/>
-              <w:spacing w:after="0"/>
-              <w:rPr>
-                <w:sz w:val="18"/>
-              </w:rPr>
-            </w:pPr>
-            <w:r>
-              <w:rPr>
-                <w:sz w:val="18"/>
-              </w:rPr>
-              <w:t>La suite no corrió sobre el contenido exacto de rc3</w:t>
-            </w:r>
-          </w:p>
-        </w:tc>
-        <w:tc>
-          <w:tcPr>
-            <w:tcW w:w="2657" w:type="pct"/>
-            <w:shd w:val="clear" w:color="auto" w:fill="auto"/>
-          </w:tcPr>
-          <w:p>
-            <w:pPr>
-              <w:pStyle w:val="CompactoOE3"/>
-              <w:spacing w:after="0"/>
-              <w:rPr>
-                <w:sz w:val="18"/>
-              </w:rPr>
-            </w:pPr>
-            <w:r>
-              <w:rPr>
-                <w:sz w:val="18"/>
-              </w:rPr>
-              <w:t xml:space="preserve">Entre </w:t>
+            <w:tcW w:w="1907" w:type="pct"/>
+            <w:shd w:val="clear" w:color="auto" w:fill="auto"/>
+          </w:tcPr>
+          <w:p>
+            <w:pPr>
+              <w:pStyle w:val="CompactoOE3"/>
+              <w:spacing w:after="0"/>
+              <w:rPr>
+                <w:sz w:val="18"/>
+              </w:rPr>
+            </w:pPr>
+            <w:r>
+              <w:rPr>
+                <w:sz w:val="18"/>
+              </w:rPr>
+              <w:t>El sonido no lo mide el arnés</w:t>
+            </w:r>
+          </w:p>
+        </w:tc>
+        <w:tc>
+          <w:tcPr>
+            <w:tcW w:w="3093" w:type="pct"/>
+            <w:shd w:val="clear" w:color="auto" w:fill="auto"/>
+          </w:tcPr>
+          <w:p>
+            <w:pPr>
+              <w:pStyle w:val="CompactoOE3"/>
+              <w:spacing w:after="0"/>
+              <w:rPr>
+                <w:sz w:val="18"/>
+              </w:rPr>
+            </w:pPr>
+            <w:r>
+              <w:rPr>
+                <w:sz w:val="18"/>
+              </w:rPr>
+              <w:t xml:space="preserve">Los tres casos </w:t>
             </w:r>
             <w:r>
               <w:rPr>
                 <w:rStyle w:val="CdigoenlneaOE3"/>
                 <w:sz w:val="18"/>
               </w:rPr>
-              <w:t>23d7e8c</w:t>
-            </w:r>
-            <w:r>
-              <w:rPr>
-                <w:sz w:val="18"/>
-              </w:rPr>
-              <w:t xml:space="preserve"> y rc3 no cambió ningún </w:t>
-            </w:r>
-            <w:r>
-              <w:rPr>
-                <w:rStyle w:val="CdigoenlneaOE3"/>
-                <w:sz w:val="18"/>
-              </w:rPr>
-              <w:t>.cs</w:t>
-            </w:r>
-            <w:r>
-              <w:rPr>
-                <w:sz w:val="18"/>
-              </w:rPr>
-              <w:t xml:space="preserve">; la reserialización de </w:t>
-            </w:r>
-            <w:r>
-              <w:rPr>
-                <w:rStyle w:val="CdigoenlneaOE3"/>
-                <w:sz w:val="18"/>
-              </w:rPr>
-              <w:t>Level2_Maze.unity</w:t>
-            </w:r>
-            <w:r>
-              <w:rPr>
-                <w:sz w:val="18"/>
-              </w:rPr>
-              <w:t xml:space="preserve"> queda sin corrida propia (DEF-RC3-I04)</w:t>
+              <w:t>SON</w:t>
+            </w:r>
+            <w:r>
+              <w:rPr>
+                <w:sz w:val="18"/>
+              </w:rPr>
+              <w:t xml:space="preserve"> los aprobó una persona el 13/10/2026 (H12, con H6 y H7); es un juicio de oído sin medición propia</w:t>
             </w:r>
           </w:p>
         </w:tc>
@@ -22201,62 +22317,43 @@
       <w:tr>
         <w:tc>
           <w:tcPr>
-            <w:tcW w:w="2343" w:type="pct"/>
-            <w:shd w:val="clear" w:color="auto" w:fill="auto"/>
-          </w:tcPr>
-          <w:p>
-            <w:pPr>
-              <w:pStyle w:val="CompactoOE3"/>
-              <w:spacing w:after="0"/>
-              <w:rPr>
-                <w:sz w:val="18"/>
-              </w:rPr>
-            </w:pPr>
-            <w:r>
-              <w:rPr>
-                <w:sz w:val="18"/>
-              </w:rPr>
-              <w:t>El sonido no lo mide el arnés</w:t>
-            </w:r>
-          </w:p>
-        </w:tc>
-        <w:tc>
-          <w:tcPr>
-            <w:tcW w:w="2657" w:type="pct"/>
-            <w:shd w:val="clear" w:color="auto" w:fill="auto"/>
-          </w:tcPr>
-          <w:p>
-            <w:pPr>
-              <w:pStyle w:val="CompactoOE3"/>
-              <w:spacing w:after="0"/>
-              <w:rPr>
-                <w:sz w:val="18"/>
-              </w:rPr>
-            </w:pPr>
-            <w:r>
-              <w:rPr>
-                <w:sz w:val="18"/>
-              </w:rPr>
-              <w:t xml:space="preserve">Los tres casos </w:t>
-            </w:r>
-            <w:r>
-              <w:rPr>
-                <w:rStyle w:val="CdigoenlneaOE3"/>
-                <w:sz w:val="18"/>
-              </w:rPr>
-              <w:t>SON</w:t>
-            </w:r>
-            <w:r>
-              <w:rPr>
-                <w:sz w:val="18"/>
-              </w:rPr>
-              <w:t xml:space="preserve"> </w:t>
-            </w:r>
-            <w:r>
-              <w:rPr>
-                <w:sz w:val="18"/>
-              </w:rPr>
-              <w:t>los aprobó una persona el 13/10/2026 (H12, con H6 y H7); es un juicio de oído sin medición propia</w:t>
+            <w:tcW w:w="1907" w:type="pct"/>
+            <w:shd w:val="clear" w:color="auto" w:fill="auto"/>
+          </w:tcPr>
+          <w:p>
+            <w:pPr>
+              <w:pStyle w:val="CompactoOE3"/>
+              <w:spacing w:after="0"/>
+              <w:rPr>
+                <w:sz w:val="18"/>
+              </w:rPr>
+            </w:pPr>
+            <w:r>
+              <w:rPr>
+                <w:sz w:val="18"/>
+              </w:rPr>
+              <w:t>La pausa del laberinto se tomó a unos 0,3 s de pulsar «Ejecutar», no a mitad del recorrido</w:t>
+            </w:r>
+          </w:p>
+        </w:tc>
+        <w:tc>
+          <w:tcPr>
+            <w:tcW w:w="3093" w:type="pct"/>
+            <w:shd w:val="clear" w:color="auto" w:fill="auto"/>
+          </w:tcPr>
+          <w:p>
+            <w:pPr>
+              <w:pStyle w:val="CompactoOE3"/>
+              <w:spacing w:after="0"/>
+              <w:rPr>
+                <w:sz w:val="18"/>
+              </w:rPr>
+            </w:pPr>
+            <w:r>
+              <w:rPr>
+                <w:sz w:val="18"/>
+              </w:rPr>
+              <w:t>La carretilla ya se movía y siguió tras «Reanudar»; la parada a mitad del recorrido no tiene captura</w:t>
             </w:r>
           </w:p>
         </w:tc>
@@ -22264,66 +22361,21 @@
       <w:tr>
         <w:tc>
           <w:tcPr>
-            <w:tcW w:w="2343" w:type="pct"/>
-            <w:shd w:val="clear" w:color="auto" w:fill="auto"/>
-          </w:tcPr>
-          <w:p>
-            <w:pPr>
-              <w:pStyle w:val="CompactoOE3"/>
-              <w:spacing w:after="0"/>
-              <w:rPr>
-                <w:sz w:val="18"/>
-              </w:rPr>
-            </w:pPr>
-            <w:r>
-              <w:rPr>
-                <w:sz w:val="18"/>
-              </w:rPr>
-              <w:t>La pausa del laberinto se tomó a unos 0,3 s de pulsar «Ejecutar», no a mitad del recorrido</w:t>
-            </w:r>
-          </w:p>
-        </w:tc>
-        <w:tc>
-          <w:tcPr>
-            <w:tcW w:w="2657" w:type="pct"/>
-            <w:shd w:val="clear" w:color="auto" w:fill="auto"/>
-          </w:tcPr>
-          <w:p>
-            <w:pPr>
-              <w:pStyle w:val="CompactoOE3"/>
-              <w:spacing w:after="0"/>
-              <w:rPr>
-                <w:sz w:val="18"/>
-              </w:rPr>
-            </w:pPr>
-            <w:r>
-              <w:rPr>
-                <w:sz w:val="18"/>
-              </w:rPr>
-              <w:t>La carretilla ya se movía y siguió tras «Reanudar»; la parada a mitad del recorrido no tiene captura</w:t>
-            </w:r>
-          </w:p>
-        </w:tc>
-      </w:tr>
-      <w:tr>
-        <w:tc>
-          <w:tcPr>
-            <w:tcW w:w="2343" w:type="pct"/>
-            <w:shd w:val="clear" w:color="auto" w:fill="auto"/>
-          </w:tcPr>
-          <w:p>
-            <w:pPr>
-              <w:pStyle w:val="CompactoOE3"/>
-              <w:spacing w:after="0"/>
-              <w:rPr>
-                <w:sz w:val="18"/>
-              </w:rPr>
-            </w:pPr>
-            <w:r>
-              <w:rPr>
-                <w:sz w:val="18"/>
-              </w:rPr>
-              <w:lastRenderedPageBreak/>
+            <w:tcW w:w="1907" w:type="pct"/>
+            <w:shd w:val="clear" w:color="auto" w:fill="auto"/>
+          </w:tcPr>
+          <w:p>
+            <w:pPr>
+              <w:pStyle w:val="CompactoOE3"/>
+              <w:spacing w:after="0"/>
+              <w:rPr>
+                <w:sz w:val="18"/>
+              </w:rPr>
+            </w:pPr>
+            <w:r>
+              <w:rPr>
+                <w:sz w:val="18"/>
+              </w:rPr>
               <w:t xml:space="preserve">Los dos recorridos del arnés de </w:t>
             </w:r>
             <w:r>
@@ -22337,28 +22389,28 @@
               <w:rPr>
                 <w:sz w:val="18"/>
               </w:rPr>
-              <w:t xml:space="preserve"> no se ejecutaron</w:t>
-            </w:r>
-          </w:p>
-        </w:tc>
-        <w:tc>
-          <w:tcPr>
-            <w:tcW w:w="2657" w:type="pct"/>
-            <w:shd w:val="clear" w:color="auto" w:fill="auto"/>
-          </w:tcPr>
-          <w:p>
-            <w:pPr>
-              <w:pStyle w:val="CompactoOE3"/>
-              <w:spacing w:after="0"/>
-              <w:rPr>
-                <w:sz w:val="18"/>
-              </w:rPr>
-            </w:pPr>
-            <w:r>
-              <w:rPr>
-                <w:sz w:val="18"/>
-              </w:rPr>
-              <w:t>No hay duración medida del juego entero con un perfil nuevo; solo la del Nivel 1 en S-N1</w:t>
+              <w:t xml:space="preserve"> se hicieron sobre rc5, no sobre rc3</w:t>
+            </w:r>
+          </w:p>
+        </w:tc>
+        <w:tc>
+          <w:tcPr>
+            <w:tcW w:w="3093" w:type="pct"/>
+            <w:shd w:val="clear" w:color="auto" w:fill="auto"/>
+          </w:tcPr>
+          <w:p>
+            <w:pPr>
+              <w:pStyle w:val="CompactoOE3"/>
+              <w:spacing w:after="0"/>
+              <w:rPr>
+                <w:sz w:val="18"/>
+              </w:rPr>
+            </w:pPr>
+            <w:r>
+              <w:rPr>
+                <w:sz w:val="18"/>
+              </w:rPr>
+              <w:t>El recorrido completo sin bloqueos se comprobó en la versión que se entrega; sus tiempos incluyen la latencia del arnés y no miden a un estudiante</w:t>
             </w:r>
           </w:p>
         </w:tc>
@@ -22373,7 +22425,7 @@
       <w:pPr>
         <w:pStyle w:val="Ttulo1"/>
       </w:pPr>
-      <w:bookmarkStart w:id="29" w:name="_Toc242887172"/>
+      <w:bookmarkStart w:id="29" w:name="_Toc243055013"/>
       <w:r>
         <w:lastRenderedPageBreak/>
         <w:t>5. EVALUACIÓN CON ESTUDIANTES Y COMPROBACIONES HUMANAS</w:t>
@@ -22385,14 +22437,14 @@
         <w:pStyle w:val="PrimerprrafoOE3"/>
       </w:pPr>
       <w:r>
-        <w:t>Dos tipos de prueba no los puede ejecutar el arnés: las que necesitan niños de grado quinto jugando y las que necesitan los sentidos de una persona o un segundo equipo. Este capítulo da el resultado de ambas, obtenido en una sola sesión el 13/10/2026. Lo que no se realizó en esa sesión se dice como tal y pasa a trabajo futuro.</w:t>
+        <w:t>Dos tipos de prueba no los puede ejecutar el arnés: las que necesitan niños de grado quinto jugando y las que necesitan los sentidos de una persona o un segundo equipo. Este capítulo da el resultado de ambas, obtenido en la sesión del 13/10/2026, y el de una segunda sesión, el 16/10/2026, en la que un curso completo jugó rc5 (apartado 5.4). Lo que no se realizó se dice como tal y pasa a trabajo futuro.</w:t>
       </w:r>
     </w:p>
     <w:p>
       <w:pPr>
         <w:pStyle w:val="Ttulo2"/>
       </w:pPr>
-      <w:bookmarkStart w:id="30" w:name="_Toc242887173"/>
+      <w:bookmarkStart w:id="30" w:name="_Toc243055014"/>
       <w:r>
         <w:t>5.1 Sesión con estudiantes</w:t>
       </w:r>
@@ -23010,7 +23062,7 @@
       <w:pPr>
         <w:pStyle w:val="Ttulo2"/>
       </w:pPr>
-      <w:bookmarkStart w:id="31" w:name="_Toc242887174"/>
+      <w:bookmarkStart w:id="31" w:name="_Toc243055015"/>
       <w:r>
         <w:t>5.2 Comprobaciones de la hoja HUM</w:t>
       </w:r>
@@ -23021,7 +23073,7 @@
         <w:pStyle w:val="PrimerprrafoOE3"/>
       </w:pPr>
       <w:r>
-        <w:t>La hoja HUM reúne las 13 comprobaciones que no puede ejecutar el arnés. Cada una trae su precondición, sus pasos y una plantilla de resultado; se registra solo lo que la plantilla diga. Doce se ejecutaron en la sesión del 13/10/2026 y la H13 no.</w:t>
+        <w:t>La hoja HUM reúne las 13 comprobaciones que no puede ejecutar el arnés. Cada una trae su precondición, sus pasos y una plantilla de resultado; se registra solo lo que la plantilla diga. Las 13 se ejecutaron: doce en la sesión del 13/10/2026 y la H13 después.</w:t>
       </w:r>
     </w:p>
     <w:p>
@@ -24318,7 +24370,7 @@
               <w:rPr>
                 <w:sz w:val="18"/>
               </w:rPr>
-              <w:t>No se realizó en la sesión; pasa a trabajo futuro</w:t>
+              <w:t>Aprobado</w:t>
             </w:r>
           </w:p>
         </w:tc>
@@ -24336,7 +24388,10 @@
         <w:t>H5 y los equipos.</w:t>
       </w:r>
       <w:r>
-        <w:t xml:space="preserve"> La sesión usó dos equipos, ambos sin conexión a internet. La sala tenía internet disponible, de 20 Mb/s de bajada y 7 Mb/s de subida, y no se usó.</w:t>
+        <w:t xml:space="preserve"> </w:t>
+      </w:r>
+      <w:r>
+        <w:t>La sesión usó dos equipos, ambos sin conexión a internet. La sala tenía internet disponible, de 20 Mb/s de bajada y 7 Mb/s de subida, y no se usó.</w:t>
       </w:r>
     </w:p>
     <w:p>
@@ -24781,7 +24836,7 @@
         <w:pStyle w:val="PrimerprrafoOE3"/>
       </w:pPr>
       <w:r>
-        <w:t>Esos dos equipos no son el equipo 1 de las mediciones sobre rc3 (apartado 2.6), un Ryzen 5 7600X con una RTX 5070 Ti. Las cargas de escena y la memoria de RNF-04 y RNF-05 que cita este documento se midieron en ese equipo 1.</w:t>
+        <w:t>Esos dos equipos no son el equipo 1 de las mediciones sobre rc3 (apartado 2.6), un Ryzen 5 7600X con una RTX 5070 Ti. Las cargas de escena y la memoria de RNF-04 y RNF-05 de todas las escenas se midieron en ese equipo 1; en un equipo del colegio del mismo modelo que el equipo A se midió el Nivel 1 de rc5 el 16/10/2026 (apartado 3.5).</w:t>
       </w:r>
     </w:p>
     <w:p>
@@ -24808,10 +24863,10 @@
           <w:b/>
           <w:bCs/>
         </w:rPr>
-        <w:t>H13, trabajo futuro.</w:t>
-      </w:r>
-      <w:r>
-        <w:t xml:space="preserve"> La comprobación de mano se queda sin ejecutar. Cubre lo que el arnés enmascara porque mueve el puntero un píxel antes de cada clic: el clic tras cargar una escena sin mover el puntero (</w:t>
+        <w:t>H13, la comprobación de mano.</w:t>
+      </w:r>
+      <w:r>
+        <w:t xml:space="preserve"> Cubre lo que el arnés enmascara porque mueve el puntero un píxel antes de cada clic: el clic tras cargar una escena sin mover el puntero (</w:t>
       </w:r>
       <w:r>
         <w:rPr>
@@ -24820,7 +24875,11 @@
         <w:t>PF-RNF02-01</w:t>
       </w:r>
       <w:r>
-        <w:t>), la papelera del laberinto (</w:t>
+        <w:t xml:space="preserve">), </w:t>
+      </w:r>
+      <w:r>
+        <w:lastRenderedPageBreak/>
+        <w:t>la papelera del laberinto (</w:t>
       </w:r>
       <w:r>
         <w:rPr>
@@ -24829,11 +24888,7 @@
         <w:t>PF-RF34-01</w:t>
       </w:r>
       <w:r>
-        <w:t xml:space="preserve">) y la octava fila </w:t>
-      </w:r>
-      <w:r>
-        <w:lastRenderedPageBreak/>
-        <w:t>del informe docente (</w:t>
+        <w:t>) y la octava fila del informe docente (</w:t>
       </w:r>
       <w:r>
         <w:rPr>
@@ -24842,7 +24897,7 @@
         <w:t>PF-RF46-01</w:t>
       </w:r>
       <w:r>
-        <w:t>). Mientras no se haga, esos tres casos conservan el veredicto de rc3.</w:t>
+        <w:t>). Se aprobó y confirma el P de rc3 de esos tres casos.</w:t>
       </w:r>
     </w:p>
     <w:p>
@@ -24904,7 +24959,7 @@
         <w:t>PF-RNF12-01</w:t>
       </w:r>
       <w:r>
-        <w:t xml:space="preserve"> pasó también a P con el formato de consentimiento (Anexo F) y los 4 consentimientos firmados. H1 y H2 son puntos del guion y H9 a H11 corroboran casos que ya eran P, así que no cambian ninguna cifra. H8 no cierra </w:t>
+        <w:t xml:space="preserve"> pasó también a P con el formato de consentimiento (Anexo F) y los 4 consentimientos firmados. H1 y H2 son puntos del guion y H9 a H11 corroboran casos que ya eran P, así que no cambian ninguna cifra. H8 no cierra por sí sola </w:t>
       </w:r>
       <w:r>
         <w:rPr>
@@ -24913,7 +24968,25 @@
         <w:t>PF-RNF13-01</w:t>
       </w:r>
       <w:r>
-        <w:t>, que pide además los dos recorridos del arnés, y H13 no se realizó. Con ello la eficacia pasó de 96,8 % (122 de 126) a 97,0 % (129 de 133)</w:t>
+        <w:t>, que pide además los dos recorridos del arnés; esos recorridos se hicieron sobre rc5 el 16/10/2026 y el caso pasó a P (apartad</w:t>
+      </w:r>
+      <w:r>
+        <w:t xml:space="preserve">o 3.4). H13 confirma casos que ya eran P. Con ello la eficacia pasó de 96,8 % (122 de 126) a 97,0 % (129 de 133) el 13/10/2026, y a 97,1 % (132 de 136) el 16/10/2026, cuando se cerraron también </w:t>
+      </w:r>
+      <w:r>
+        <w:rPr>
+          <w:rStyle w:val="CdigoenlneaOE3"/>
+        </w:rPr>
+        <w:t>PF-RNF22-01</w:t>
+      </w:r>
+      <w:r>
+        <w:t xml:space="preserve"> y </w:t>
+      </w:r>
+      <w:r>
+        <w:rPr>
+          <w:rStyle w:val="CdigoenlneaOE3"/>
+        </w:rPr>
+        <w:t>PF-RNF23-01</w:t>
       </w:r>
       <w:r>
         <w:t>.</w:t>
@@ -24923,7 +24996,7 @@
       <w:pPr>
         <w:pStyle w:val="Ttulo2"/>
       </w:pPr>
-      <w:bookmarkStart w:id="32" w:name="_Toc242887175"/>
+      <w:bookmarkStart w:id="32" w:name="_Toc243055016"/>
       <w:r>
         <w:t>5.3 Hallazgos de la sesión y correcciones aplicadas</w:t>
       </w:r>
@@ -25006,10 +25079,7 @@
         <w:t>56897fd</w:t>
       </w:r>
       <w:r>
-        <w:t xml:space="preserve">. Todas ellas están en el candidato rc4. La sesión con estudiantes evaluó rc3, y rc4 no se </w:t>
-      </w:r>
-      <w:r>
-        <w:t>probó con estudiantes.</w:t>
+        <w:t>. Todas ellas están en el candidato rc4. La sesión con estudiantes evaluó rc3, y rc4 no se probó con estudiantes.</w:t>
       </w:r>
     </w:p>
     <w:p>
@@ -26124,7 +26194,25 @@
         <w:t>Estado de la verificación.</w:t>
       </w:r>
       <w:r>
-        <w:t xml:space="preserve"> La suite completa sobre </w:t>
+        <w:t xml:space="preserve"> La suite vigente es la de rc5: corrió el 16/10/2026 sobre el contenido de </w:t>
+      </w:r>
+      <w:r>
+        <w:rPr>
+          <w:rStyle w:val="CdigoenlneaOE3"/>
+        </w:rPr>
+        <w:t>ca6fd91</w:t>
+      </w:r>
+      <w:r>
+        <w:t>, el commit del build, con EditMode 795 de 796 (una omitida por entorno) y PlayMode 438 de 438, 1.234 pruebas listadas y las 1.234 ejecutadas (</w:t>
+      </w:r>
+      <w:r>
+        <w:rPr>
+          <w:rStyle w:val="CdigoenlneaOE3"/>
+        </w:rPr>
+        <w:t>evidencias/suites/rc5-06a5b61/</w:t>
+      </w:r>
+      <w:r>
+        <w:t xml:space="preserve">, apartado 3.7). Antes, la suite completa sobre </w:t>
       </w:r>
       <w:r>
         <w:rPr>
@@ -26148,7 +26236,13 @@
         <w:rPr>
           <w:rStyle w:val="CdigoenlneaOE3"/>
         </w:rPr>
-        <w:t>evidencias/suites/rc4-0405eba/</w:t>
+        <w:t>evidencias/suites/rc4-0405eba</w:t>
+      </w:r>
+      <w:r>
+        <w:rPr>
+          <w:rStyle w:val="CdigoenlneaOE3"/>
+        </w:rPr>
+        <w:t>/</w:t>
       </w:r>
       <w:r>
         <w:t>). Una suite anterior (</w:t>
@@ -26175,13 +26269,7 @@
         <w:rPr>
           <w:rStyle w:val="CdigoenlneaOE3"/>
         </w:rPr>
-        <w:t>evidencias/suites/</w:t>
-      </w:r>
-      <w:r>
-        <w:rPr>
-          <w:rStyle w:val="CdigoenlneaOE3"/>
-        </w:rPr>
-        <w:t>rc4-previa-al-boton-atras/</w:t>
+        <w:t>evidencias/suites/rc4-previa-al-boton-atras/</w:t>
       </w:r>
       <w:r>
         <w:t xml:space="preserve">). Esa corrida fue sobre </w:t>
@@ -26208,7 +26296,13 @@
         <w:rPr>
           <w:rStyle w:val="CdigoenlneaOE3"/>
         </w:rPr>
-        <w:t>PauseMenu_HU17_ContinuarRestituyeElEstadoExacto</w:t>
+        <w:t>PauseMenu_HU17_Continua</w:t>
+      </w:r>
+      <w:r>
+        <w:rPr>
+          <w:rStyle w:val="CdigoenlneaOE3"/>
+        </w:rPr>
+        <w:t>rRestituyeElEstadoExacto</w:t>
       </w:r>
       <w:r>
         <w:t xml:space="preserve">; ahora el aviso solo devuelve el tiempo, con la prueba de regresión </w:t>
@@ -26220,10 +26314,7 @@
         <w:t>FireLevel_INC158_UnaEscenaQueSeDescargaConElAvisoAbiertoDevuelveElTiempoSinErrores</w:t>
       </w:r>
       <w:r>
-        <w:t xml:space="preserve">. Esa suite precedía al cambio de disposición del diálogo; lo que ese cambio afecta se volvió a correr </w:t>
-      </w:r>
-      <w:r>
-        <w:t>aparte y pasó (</w:t>
+        <w:t>. Esa suite precedía al cambio de disposición del diálogo; lo que ese cambio afecta se volvió a correr aparte y pasó (</w:t>
       </w:r>
       <w:r>
         <w:rPr>
@@ -26250,7 +26341,10 @@
         <w:t>0405eba</w:t>
       </w:r>
       <w:r>
-        <w:t>, pesa 426,9 MB (426 932 086 bytes, 13/10/2026), con 73,1 MB de margen frente a los 500 MB de RNF-06; su peor carga de escena fue de 0,403 s y su pico de memoria privada, de 1.083,3 MiB (</w:t>
+        <w:t>, pesa 426,9 MB (426 932 086 bytes, 13/10/2026), con 73,1 MB de margen fr</w:t>
+      </w:r>
+      <w:r>
+        <w:t>ente a los 500 MB de RNF-06; su peor carga de escena fue de 0,403 s y su pico de memoria privada, de 1.083,3 MiB (</w:t>
       </w:r>
       <w:r>
         <w:rPr>
@@ -26301,7 +26395,11 @@
         <w:t>N1_NacimientoDelFuego</w:t>
       </w:r>
       <w:r>
-        <w:t xml:space="preserve"> se lee; la línea 12 se lee a medias, porque Papá no rodea a la Niña. El sueño de perfil no tapa el fuego. En la caminata de la escena 1.1 (línea 7 de </w:t>
+        <w:t xml:space="preserve"> se lee; la línea 12 se lee a medias, porque Papá no </w:t>
+      </w:r>
+      <w:r>
+        <w:lastRenderedPageBreak/>
+        <w:t xml:space="preserve">rodea a la Niña. El sueño de perfil no tapa el fuego. En la caminata de la escena 1.1 (línea 7 de </w:t>
       </w:r>
       <w:r>
         <w:rPr>
@@ -26310,11 +26408,7 @@
         <w:t>N1_AparicionGuia</w:t>
       </w:r>
       <w:r>
-        <w:t xml:space="preserve">) la familia se desplaza hacia la izquierda: de x entre 0,281 y 0,333 a x entre 0,180 y 0,220, de perfil. Al llegar, Papá (x = 0,180) queda parcialmente detrás de </w:t>
-      </w:r>
-      <w:r>
-        <w:lastRenderedPageBreak/>
-        <w:t>Algoritm (x =</w:t>
+        <w:t>) la familia se desplaza hacia la izquierda: de x entre 0,281 y 0,333 a x entre 0,180 y 0,220, de perfil. Al llegar, Papá (x = 0,180) queda parcialmente detrás de Algoritm (x =</w:t>
       </w:r>
       <w:r>
         <w:t xml:space="preserve"> 0,168). Esas dos debilidades, el abrazo de la línea 12 y el solapamiento con Algoritm, se retocaron después en </w:t>
@@ -26350,7 +26444,7 @@
         <w:t>Qué versión vio cada cosa.</w:t>
       </w:r>
       <w:r>
-        <w:t xml:space="preserve"> Los estudiantes jugaron rc3 el 13/10/2026 y los hallazgos de la Tabla 5.4 salen de esa sesión. Las correcciones están en rc4, que no se probó con estudiantes. Los veredictos de la hoja HUM y los de los casos </w:t>
+        <w:t xml:space="preserve"> Los estudiantes jugaron rc3 el 13/10/2026 y los hallazgos de la Tabla 5.4 salen de esa sesión. Las correcciones están en rc4 y en rc5. rc4 no se probó con estudiantes; rc5 lo jugaron 30 estudiantes el 16/10/2026 (apartado 5.4). Los veredictos de la hoja HUM y los de los casos </w:t>
       </w:r>
       <w:r>
         <w:rPr>
@@ -26396,6 +26490,749 @@
       </w:r>
     </w:p>
     <w:p>
+      <w:pPr>
+        <w:pStyle w:val="Ttulo2"/>
+      </w:pPr>
+      <w:bookmarkStart w:id="33" w:name="_Toc243055017"/>
+      <w:r>
+        <w:t>5.4 Segunda sesión: un curso completo con rc5</w:t>
+      </w:r>
+      <w:bookmarkEnd w:id="33"/>
+    </w:p>
+    <w:p>
+      <w:pPr>
+        <w:pStyle w:val="PrimerprrafoOE3"/>
+      </w:pPr>
+      <w:r>
+        <w:t xml:space="preserve">El 16/10/2026 los 30 estudiantes del curso 501 de grado quinto del Colegio El Libertador IED, sede A, jugaron el candidato rc5, cada uno en su computador. La sesión se hizo dentro de la investigación doctoral de la docente Bibiana Patricia Rey Barrote, con la autorización institucional del 17/09/2026 (apartado 5.1). Los testimonios en video y la guía que respondieron los estudiantes son de esa investigación; este documento toma de ellos lo que la docente autorizó, sin nombres ni otro dato que identifique a </w:t>
+      </w:r>
+      <w:r>
+        <w:t>un estudiante.</w:t>
+      </w:r>
+    </w:p>
+    <w:p>
+      <w:pPr>
+        <w:pStyle w:val="TextoOE3"/>
+        <w:keepNext/>
+      </w:pPr>
+      <w:r>
+        <w:rPr>
+          <w:b/>
+          <w:bCs/>
+        </w:rPr>
+        <w:t>Tabla 5.5.</w:t>
+      </w:r>
+      <w:r>
+        <w:t xml:space="preserve"> Sesión del 16/10/2026 con rc5.</w:t>
+      </w:r>
+    </w:p>
+    <w:tbl>
+      <w:tblPr>
+        <w:tblW w:w="5000" w:type="pct"/>
+        <w:tblBorders>
+          <w:top w:val="single" w:sz="4" w:space="0" w:color="auto"/>
+          <w:left w:val="single" w:sz="4" w:space="0" w:color="auto"/>
+          <w:bottom w:val="single" w:sz="4" w:space="0" w:color="auto"/>
+          <w:right w:val="single" w:sz="4" w:space="0" w:color="auto"/>
+          <w:insideH w:val="single" w:sz="4" w:space="0" w:color="auto"/>
+          <w:insideV w:val="single" w:sz="4" w:space="0" w:color="auto"/>
+        </w:tblBorders>
+        <w:tblLook w:val="0020" w:firstRow="1" w:lastRow="0" w:firstColumn="0" w:lastColumn="0" w:noHBand="0" w:noVBand="0"/>
+      </w:tblPr>
+      <w:tblGrid>
+        <w:gridCol w:w="2261"/>
+        <w:gridCol w:w="7701"/>
+      </w:tblGrid>
+      <w:tr>
+        <w:trPr>
+          <w:tblHeader/>
+        </w:trPr>
+        <w:tc>
+          <w:tcPr>
+            <w:tcW w:w="1135" w:type="pct"/>
+            <w:shd w:val="clear" w:color="auto" w:fill="D9D9D9"/>
+          </w:tcPr>
+          <w:p>
+            <w:pPr>
+              <w:pStyle w:val="CompactoOE3"/>
+              <w:spacing w:after="0"/>
+              <w:rPr>
+                <w:b/>
+                <w:sz w:val="18"/>
+              </w:rPr>
+            </w:pPr>
+            <w:r>
+              <w:rPr>
+                <w:b/>
+                <w:sz w:val="18"/>
+              </w:rPr>
+              <w:t>Elemento</w:t>
+            </w:r>
+          </w:p>
+        </w:tc>
+        <w:tc>
+          <w:tcPr>
+            <w:tcW w:w="3865" w:type="pct"/>
+            <w:shd w:val="clear" w:color="auto" w:fill="D9D9D9"/>
+          </w:tcPr>
+          <w:p>
+            <w:pPr>
+              <w:pStyle w:val="CompactoOE3"/>
+              <w:spacing w:after="0"/>
+              <w:rPr>
+                <w:b/>
+                <w:sz w:val="18"/>
+              </w:rPr>
+            </w:pPr>
+            <w:r>
+              <w:rPr>
+                <w:b/>
+                <w:sz w:val="18"/>
+              </w:rPr>
+              <w:t>Resultado</w:t>
+            </w:r>
+          </w:p>
+        </w:tc>
+      </w:tr>
+      <w:tr>
+        <w:tc>
+          <w:tcPr>
+            <w:tcW w:w="1135" w:type="pct"/>
+            <w:shd w:val="clear" w:color="auto" w:fill="auto"/>
+          </w:tcPr>
+          <w:p>
+            <w:pPr>
+              <w:pStyle w:val="CompactoOE3"/>
+              <w:spacing w:after="0"/>
+              <w:rPr>
+                <w:sz w:val="18"/>
+              </w:rPr>
+            </w:pPr>
+            <w:r>
+              <w:rPr>
+                <w:sz w:val="18"/>
+              </w:rPr>
+              <w:t>Fecha y lugar</w:t>
+            </w:r>
+          </w:p>
+        </w:tc>
+        <w:tc>
+          <w:tcPr>
+            <w:tcW w:w="3865" w:type="pct"/>
+            <w:shd w:val="clear" w:color="auto" w:fill="auto"/>
+          </w:tcPr>
+          <w:p>
+            <w:pPr>
+              <w:pStyle w:val="CompactoOE3"/>
+              <w:spacing w:after="0"/>
+              <w:rPr>
+                <w:sz w:val="18"/>
+              </w:rPr>
+            </w:pPr>
+            <w:r>
+              <w:rPr>
+                <w:sz w:val="18"/>
+              </w:rPr>
+              <w:t>16/10/2026, Colegio El Libertador IED, sede A, curso 501</w:t>
+            </w:r>
+          </w:p>
+        </w:tc>
+      </w:tr>
+      <w:tr>
+        <w:tc>
+          <w:tcPr>
+            <w:tcW w:w="1135" w:type="pct"/>
+            <w:shd w:val="clear" w:color="auto" w:fill="auto"/>
+          </w:tcPr>
+          <w:p>
+            <w:pPr>
+              <w:pStyle w:val="CompactoOE3"/>
+              <w:spacing w:after="0"/>
+              <w:rPr>
+                <w:sz w:val="18"/>
+              </w:rPr>
+            </w:pPr>
+            <w:r>
+              <w:rPr>
+                <w:sz w:val="18"/>
+              </w:rPr>
+              <w:t>Candidato</w:t>
+            </w:r>
+          </w:p>
+        </w:tc>
+        <w:tc>
+          <w:tcPr>
+            <w:tcW w:w="3865" w:type="pct"/>
+            <w:shd w:val="clear" w:color="auto" w:fill="auto"/>
+          </w:tcPr>
+          <w:p>
+            <w:pPr>
+              <w:pStyle w:val="CompactoOE3"/>
+              <w:spacing w:after="0"/>
+              <w:rPr>
+                <w:sz w:val="18"/>
+              </w:rPr>
+            </w:pPr>
+            <w:r>
+              <w:rPr>
+                <w:sz w:val="18"/>
+              </w:rPr>
+              <w:t xml:space="preserve">rc5, compilado desde </w:t>
+            </w:r>
+            <w:r>
+              <w:rPr>
+                <w:rStyle w:val="CdigoenlneaOE3"/>
+                <w:sz w:val="18"/>
+              </w:rPr>
+              <w:t>ca6fd91</w:t>
+            </w:r>
+            <w:r>
+              <w:rPr>
+                <w:sz w:val="18"/>
+              </w:rPr>
+              <w:t xml:space="preserve"> (apartado 2.6)</w:t>
+            </w:r>
+          </w:p>
+        </w:tc>
+      </w:tr>
+      <w:tr>
+        <w:tc>
+          <w:tcPr>
+            <w:tcW w:w="1135" w:type="pct"/>
+            <w:shd w:val="clear" w:color="auto" w:fill="auto"/>
+          </w:tcPr>
+          <w:p>
+            <w:pPr>
+              <w:pStyle w:val="CompactoOE3"/>
+              <w:spacing w:after="0"/>
+              <w:rPr>
+                <w:sz w:val="18"/>
+              </w:rPr>
+            </w:pPr>
+            <w:r>
+              <w:rPr>
+                <w:sz w:val="18"/>
+              </w:rPr>
+              <w:t>Participantes</w:t>
+            </w:r>
+          </w:p>
+        </w:tc>
+        <w:tc>
+          <w:tcPr>
+            <w:tcW w:w="3865" w:type="pct"/>
+            <w:shd w:val="clear" w:color="auto" w:fill="auto"/>
+          </w:tcPr>
+          <w:p>
+            <w:pPr>
+              <w:pStyle w:val="CompactoOE3"/>
+              <w:spacing w:after="0"/>
+              <w:rPr>
+                <w:sz w:val="18"/>
+              </w:rPr>
+            </w:pPr>
+            <w:r>
+              <w:rPr>
+                <w:sz w:val="18"/>
+              </w:rPr>
+              <w:t>30 estudiantes de grado quinto, uno por computador</w:t>
+            </w:r>
+          </w:p>
+        </w:tc>
+      </w:tr>
+      <w:tr>
+        <w:tc>
+          <w:tcPr>
+            <w:tcW w:w="1135" w:type="pct"/>
+            <w:shd w:val="clear" w:color="auto" w:fill="auto"/>
+          </w:tcPr>
+          <w:p>
+            <w:pPr>
+              <w:pStyle w:val="CompactoOE3"/>
+              <w:spacing w:after="0"/>
+              <w:rPr>
+                <w:sz w:val="18"/>
+              </w:rPr>
+            </w:pPr>
+            <w:r>
+              <w:rPr>
+                <w:sz w:val="18"/>
+              </w:rPr>
+              <w:t>Equipos</w:t>
+            </w:r>
+          </w:p>
+        </w:tc>
+        <w:tc>
+          <w:tcPr>
+            <w:tcW w:w="3865" w:type="pct"/>
+            <w:shd w:val="clear" w:color="auto" w:fill="auto"/>
+          </w:tcPr>
+          <w:p>
+            <w:pPr>
+              <w:pStyle w:val="CompactoOE3"/>
+              <w:spacing w:after="0"/>
+              <w:rPr>
+                <w:sz w:val="18"/>
+              </w:rPr>
+            </w:pPr>
+            <w:r>
+              <w:rPr>
+                <w:sz w:val="18"/>
+              </w:rPr>
+              <w:t>30, con las especificaciones de los equipos de la Tabla 5.3: 16 con procesador Intel y 14 con AMD, sin tarjeta gráfica dedicada</w:t>
+            </w:r>
+          </w:p>
+        </w:tc>
+      </w:tr>
+      <w:tr>
+        <w:tc>
+          <w:tcPr>
+            <w:tcW w:w="1135" w:type="pct"/>
+            <w:shd w:val="clear" w:color="auto" w:fill="auto"/>
+          </w:tcPr>
+          <w:p>
+            <w:pPr>
+              <w:pStyle w:val="CompactoOE3"/>
+              <w:spacing w:after="0"/>
+              <w:rPr>
+                <w:sz w:val="18"/>
+              </w:rPr>
+            </w:pPr>
+            <w:r>
+              <w:rPr>
+                <w:sz w:val="18"/>
+              </w:rPr>
+              <w:t>Red</w:t>
+            </w:r>
+          </w:p>
+        </w:tc>
+        <w:tc>
+          <w:tcPr>
+            <w:tcW w:w="3865" w:type="pct"/>
+            <w:shd w:val="clear" w:color="auto" w:fill="auto"/>
+          </w:tcPr>
+          <w:p>
+            <w:pPr>
+              <w:pStyle w:val="CompactoOE3"/>
+              <w:spacing w:after="0"/>
+              <w:rPr>
+                <w:sz w:val="18"/>
+              </w:rPr>
+            </w:pPr>
+            <w:r>
+              <w:rPr>
+                <w:sz w:val="18"/>
+              </w:rPr>
+              <w:t>Sin conexión a internet en los 30 equipos</w:t>
+            </w:r>
+          </w:p>
+        </w:tc>
+      </w:tr>
+      <w:tr>
+        <w:tc>
+          <w:tcPr>
+            <w:tcW w:w="1135" w:type="pct"/>
+            <w:shd w:val="clear" w:color="auto" w:fill="auto"/>
+          </w:tcPr>
+          <w:p>
+            <w:pPr>
+              <w:pStyle w:val="CompactoOE3"/>
+              <w:spacing w:after="0"/>
+              <w:rPr>
+                <w:sz w:val="18"/>
+              </w:rPr>
+            </w:pPr>
+            <w:r>
+              <w:rPr>
+                <w:sz w:val="18"/>
+              </w:rPr>
+              <w:t>Funcionamiento</w:t>
+            </w:r>
+          </w:p>
+        </w:tc>
+        <w:tc>
+          <w:tcPr>
+            <w:tcW w:w="3865" w:type="pct"/>
+            <w:shd w:val="clear" w:color="auto" w:fill="auto"/>
+          </w:tcPr>
+          <w:p>
+            <w:pPr>
+              <w:pStyle w:val="CompactoOE3"/>
+              <w:spacing w:after="0"/>
+              <w:rPr>
+                <w:sz w:val="18"/>
+              </w:rPr>
+            </w:pPr>
+            <w:r>
+              <w:rPr>
+                <w:sz w:val="18"/>
+              </w:rPr>
+              <w:t>El juego funcionó en los 30 equipos sin ninguna complicación</w:t>
+            </w:r>
+          </w:p>
+        </w:tc>
+      </w:tr>
+      <w:tr>
+        <w:tc>
+          <w:tcPr>
+            <w:tcW w:w="1135" w:type="pct"/>
+            <w:shd w:val="clear" w:color="auto" w:fill="auto"/>
+          </w:tcPr>
+          <w:p>
+            <w:pPr>
+              <w:pStyle w:val="CompactoOE3"/>
+              <w:spacing w:after="0"/>
+              <w:rPr>
+                <w:sz w:val="18"/>
+              </w:rPr>
+            </w:pPr>
+            <w:r>
+              <w:rPr>
+                <w:sz w:val="18"/>
+              </w:rPr>
+              <w:t>Ruta principal</w:t>
+            </w:r>
+          </w:p>
+        </w:tc>
+        <w:tc>
+          <w:tcPr>
+            <w:tcW w:w="3865" w:type="pct"/>
+            <w:shd w:val="clear" w:color="auto" w:fill="auto"/>
+          </w:tcPr>
+          <w:p>
+            <w:pPr>
+              <w:pStyle w:val="CompactoOE3"/>
+              <w:spacing w:after="0"/>
+              <w:rPr>
+                <w:sz w:val="18"/>
+              </w:rPr>
+            </w:pPr>
+            <w:r>
+              <w:rPr>
+                <w:sz w:val="18"/>
+              </w:rPr>
+              <w:t>Los estudiantes terminaron los tres niveles</w:t>
+            </w:r>
+          </w:p>
+        </w:tc>
+      </w:tr>
+      <w:tr>
+        <w:tc>
+          <w:tcPr>
+            <w:tcW w:w="1135" w:type="pct"/>
+            <w:shd w:val="clear" w:color="auto" w:fill="auto"/>
+          </w:tcPr>
+          <w:p>
+            <w:pPr>
+              <w:pStyle w:val="CompactoOE3"/>
+              <w:spacing w:after="0"/>
+              <w:rPr>
+                <w:sz w:val="18"/>
+              </w:rPr>
+            </w:pPr>
+            <w:r>
+              <w:rPr>
+                <w:sz w:val="18"/>
+              </w:rPr>
+              <w:t>Borrado de los perfiles</w:t>
+            </w:r>
+          </w:p>
+        </w:tc>
+        <w:tc>
+          <w:tcPr>
+            <w:tcW w:w="3865" w:type="pct"/>
+            <w:shd w:val="clear" w:color="auto" w:fill="auto"/>
+          </w:tcPr>
+          <w:p>
+            <w:pPr>
+              <w:pStyle w:val="CompactoOE3"/>
+              <w:spacing w:after="0"/>
+              <w:rPr>
+                <w:sz w:val="18"/>
+              </w:rPr>
+            </w:pPr>
+            <w:r>
+              <w:rPr>
+                <w:sz w:val="18"/>
+              </w:rPr>
+              <w:t xml:space="preserve">Positivo: al terminar se borraron los perfiles y </w:t>
+            </w:r>
+            <w:r>
+              <w:rPr>
+                <w:rStyle w:val="CdigoenlneaOE3"/>
+                <w:sz w:val="18"/>
+              </w:rPr>
+              <w:t>Datos\</w:t>
+            </w:r>
+            <w:r>
+              <w:rPr>
+                <w:sz w:val="18"/>
+              </w:rPr>
+              <w:t xml:space="preserve"> quedó vacía</w:t>
+            </w:r>
+          </w:p>
+        </w:tc>
+      </w:tr>
+      <w:tr>
+        <w:tc>
+          <w:tcPr>
+            <w:tcW w:w="1135" w:type="pct"/>
+            <w:shd w:val="clear" w:color="auto" w:fill="auto"/>
+          </w:tcPr>
+          <w:p>
+            <w:pPr>
+              <w:pStyle w:val="CompactoOE3"/>
+              <w:spacing w:after="0"/>
+              <w:rPr>
+                <w:sz w:val="18"/>
+              </w:rPr>
+            </w:pPr>
+            <w:r>
+              <w:rPr>
+                <w:sz w:val="18"/>
+              </w:rPr>
+              <w:t>Testimonios</w:t>
+            </w:r>
+          </w:p>
+        </w:tc>
+        <w:tc>
+          <w:tcPr>
+            <w:tcW w:w="3865" w:type="pct"/>
+            <w:shd w:val="clear" w:color="auto" w:fill="auto"/>
+          </w:tcPr>
+          <w:p>
+            <w:pPr>
+              <w:pStyle w:val="CompactoOE3"/>
+              <w:spacing w:after="0"/>
+              <w:rPr>
+                <w:sz w:val="18"/>
+              </w:rPr>
+            </w:pPr>
+            <w:r>
+              <w:rPr>
+                <w:sz w:val="18"/>
+              </w:rPr>
+              <w:t>10 de estudiantes, grabados para la investigación doctoral, y 1 de una persona adulta ajena al equipo</w:t>
+            </w:r>
+          </w:p>
+        </w:tc>
+      </w:tr>
+      <w:tr>
+        <w:tc>
+          <w:tcPr>
+            <w:tcW w:w="1135" w:type="pct"/>
+            <w:shd w:val="clear" w:color="auto" w:fill="auto"/>
+          </w:tcPr>
+          <w:p>
+            <w:pPr>
+              <w:pStyle w:val="CompactoOE3"/>
+              <w:spacing w:after="0"/>
+              <w:rPr>
+                <w:sz w:val="18"/>
+              </w:rPr>
+            </w:pPr>
+            <w:r>
+              <w:rPr>
+                <w:sz w:val="18"/>
+              </w:rPr>
+              <w:lastRenderedPageBreak/>
+              <w:t>Medición</w:t>
+            </w:r>
+          </w:p>
+        </w:tc>
+        <w:tc>
+          <w:tcPr>
+            <w:tcW w:w="3865" w:type="pct"/>
+            <w:shd w:val="clear" w:color="auto" w:fill="auto"/>
+          </w:tcPr>
+          <w:p>
+            <w:pPr>
+              <w:pStyle w:val="CompactoOE3"/>
+              <w:spacing w:after="0"/>
+              <w:rPr>
+                <w:sz w:val="18"/>
+              </w:rPr>
+            </w:pPr>
+            <w:r>
+              <w:rPr>
+                <w:sz w:val="18"/>
+              </w:rPr>
+              <w:t>Un equipo (AMD A10-9600P, 3,9 GB): peor carga 1,223 s y memoria privada máxima 633 MiB en el Nivel 1 (apartado 3.5)</w:t>
+            </w:r>
+          </w:p>
+        </w:tc>
+      </w:tr>
+    </w:tbl>
+    <w:p>
+      <w:pPr>
+        <w:pStyle w:val="PrimerprrafoOE3"/>
+      </w:pPr>
+      <w:r>
+        <w:rPr>
+          <w:b/>
+          <w:bCs/>
+        </w:rPr>
+        <w:t>Qué aporta a la evaluación.</w:t>
+      </w:r>
+      <w:r>
+        <w:t xml:space="preserve"> rc5 incluye las correcciones de </w:t>
+      </w:r>
+      <w:r>
+        <w:rPr>
+          <w:rStyle w:val="CdigoenlneaOE3"/>
+        </w:rPr>
+        <w:t>INC-152</w:t>
+      </w:r>
+      <w:r>
+        <w:t xml:space="preserve"> a </w:t>
+      </w:r>
+      <w:r>
+        <w:rPr>
+          <w:rStyle w:val="CdigoenlneaOE3"/>
+        </w:rPr>
+        <w:t>INC-160</w:t>
+      </w:r>
+      <w:r>
+        <w:t xml:space="preserve"> (apartado 5.3) y las de DEF-RC3-01 y DEF-RC4-01 (apartado 3.6), así que es la primera versión con ellas que jugaron estudiantes; la sesión no revisó cada corrección por separado. Tampoco siguió los pasos del catálogo ni sus plantillas de resultado, y la carga y la memoria se midieron en un solo equipo y solo en el Nivel 1. Por eso ningún veredicto </w:t>
+      </w:r>
+      <w:r>
+        <w:rPr>
+          <w:rStyle w:val="CdigoenlneaOE3"/>
+        </w:rPr>
+        <w:t>PF-*</w:t>
+      </w:r>
+      <w:r>
+        <w:t xml:space="preserve"> cambia: los de la Tabla 3.1 siguen siendo de rc3. La sesión queda como evidencia de apoyo sobre rc5 para R</w:t>
+      </w:r>
+      <w:r>
+        <w:t>NF-07 (la carpeta portable en otros equipos), RNF-08 (sin conexión), CT-02 (sin tarjeta gráfica dedicada) y la ruta principal, que hasta entonces solo se habían comprobado en los dos equipos del 13/10/2026.</w:t>
+      </w:r>
+    </w:p>
+    <w:p>
+      <w:pPr>
+        <w:pStyle w:val="TextoOE3"/>
+      </w:pPr>
+      <w:r>
+        <w:rPr>
+          <w:b/>
+          <w:bCs/>
+        </w:rPr>
+        <w:t>Lo que dicen los testimonios.</w:t>
+      </w:r>
+      <w:r>
+        <w:t xml:space="preserve"> Diez estudiantes grabaron al final un testimonio breve. Son 10 de 30 y no forman una muestra, así que se resumen como observaciones y sin porcentajes:</w:t>
+      </w:r>
+    </w:p>
+    <w:p>
+      <w:pPr>
+        <w:pStyle w:val="CompactoOE3"/>
+        <w:numPr>
+          <w:ilvl w:val="0"/>
+          <w:numId w:val="7"/>
+        </w:numPr>
+      </w:pPr>
+      <w:r>
+        <w:t>Los diez valoraron bien el juego. Cuatro prefirieron el Nivel 3, dos el Nivel 1 y uno el Nivel 2; otro dijo que le gustaron todos y dos no eligieron.</w:t>
+      </w:r>
+    </w:p>
+    <w:p>
+      <w:pPr>
+        <w:pStyle w:val="CompactoOE3"/>
+        <w:numPr>
+          <w:ilvl w:val="0"/>
+          <w:numId w:val="7"/>
+        </w:numPr>
+      </w:pPr>
+      <w:r>
+        <w:t>Varios lo describen como un juego que pide más esfuerzo que otros: «no es tan complicado, pero sí tiene su complicación».</w:t>
+      </w:r>
+    </w:p>
+    <w:p>
+      <w:pPr>
+        <w:pStyle w:val="CompactoOE3"/>
+        <w:numPr>
+          <w:ilvl w:val="0"/>
+          <w:numId w:val="7"/>
+        </w:numPr>
+      </w:pPr>
+      <w:r>
+        <w:t>La mayoría dijo entender los botones y los textos; ninguno dijo que el juego se bloqueara, y uno destacó que «no se traba». Una estudiante encontró el manejo «muy difícil, muy estresante».</w:t>
+      </w:r>
+    </w:p>
+    <w:p>
+      <w:pPr>
+        <w:pStyle w:val="CompactoOE3"/>
+        <w:numPr>
+          <w:ilvl w:val="0"/>
+          <w:numId w:val="7"/>
+        </w:numPr>
+      </w:pPr>
+      <w:r>
+        <w:t>El estudiante que se presentó como autor del dibujo de Algoritm dijo que el personaje «quedó más bonito» de lo que lo dibujó.</w:t>
+      </w:r>
+    </w:p>
+    <w:p>
+      <w:pPr>
+        <w:pStyle w:val="CompactoOE3"/>
+        <w:numPr>
+          <w:ilvl w:val="0"/>
+          <w:numId w:val="7"/>
+        </w:numPr>
+      </w:pPr>
+      <w:r>
+        <w:t>En el Nivel 1, a una estudiante le costó encender el fuego porque «las piedras se juntan demasiado o si no, se están muy separadas».</w:t>
+      </w:r>
+    </w:p>
+    <w:p>
+      <w:pPr>
+        <w:pStyle w:val="CompactoOE3"/>
+        <w:numPr>
+          <w:ilvl w:val="0"/>
+          <w:numId w:val="7"/>
+        </w:numPr>
+      </w:pPr>
+      <w:r>
+        <w:t>En el Nivel 3, a un estudiante le pareció muy fácil, a otra le costó entender qué hacer y a otro le tomó más tiempo; una estudiante recordó que había que leer las instrucciones.</w:t>
+      </w:r>
+    </w:p>
+    <w:p>
+      <w:pPr>
+        <w:pStyle w:val="PrimerprrafoOE3"/>
+      </w:pPr>
+      <w:r>
+        <w:t>Una persona adulta ajena al equipo, que también jugó rc5, entendió todo sin problema y destacó la interfaz, el arte y lo intuitivo del laberinto. Coincidió en la dificultad del fuego: probó muchas combinaciones antes de dar con la correcta, porque la franja es estrecha. Pidió más ayudas visuales en cada momento y, para el Nivel 3, que el inventario muestre cuántas sogas faltan por amarrar.</w:t>
+      </w:r>
+    </w:p>
+    <w:p>
+      <w:pPr>
+        <w:pStyle w:val="TextoOE3"/>
+      </w:pPr>
+      <w:r>
+        <w:t>Tres de estas observaciones pasan al capítulo 4 como oportunidades de mejora (Tabla 4.2): la franja de cercanía de las piedras del Nivel 1, que PG-06 había dado por buena con 4 estudiantes, el equilibrio de dificultad del Nivel 3 y el conteo de sogas en su inventario.</w:t>
+      </w:r>
+    </w:p>
+    <w:p>
+      <w:pPr>
+        <w:pStyle w:val="TextoOE3"/>
+      </w:pPr>
+      <w:r>
+        <w:rPr>
+          <w:b/>
+          <w:bCs/>
+        </w:rPr>
+        <w:t>La guía de la investigación doctoral.</w:t>
+      </w:r>
+      <w:r>
+        <w:t xml:space="preserve"> Los estudiantes respondieron además «Mi bitácora de juego». Por cada nivel pregunta cuántos intentos hicieron, qué cambiaron entre uno y otro, qué tenían en común los objetos que rodaban o en cuántas tareas dividieron la balsa, y </w:t>
+      </w:r>
+      <w:r>
+        <w:lastRenderedPageBreak/>
+        <w:t>qué habilidad nombró Algoritm al cerrar el nivel. Sigue una ronda en grupos de cuatro sobre lo que no les funcionó, una comparación entre la habilidad que el estudiante esperaba y la que nombró Algoritm, y un ejercicio de asociar cada nivel con una estrategia y de aconsejar a un c</w:t>
+      </w:r>
+      <w:r>
+        <w:t>ompañero sin darle la respuesta. La guía indaga lo que el estudiante reconoce de su propio proceso, es decir, el efecto pedagógico, que este objetivo no evalúa (apartado 1.3). Sus resultados son de la investigación de la docente y este documento no los usa.</w:t>
+      </w:r>
+    </w:p>
+    <w:p>
       <w:r>
         <w:br w:type="page"/>
       </w:r>
@@ -26404,109 +27241,20 @@
       <w:pPr>
         <w:pStyle w:val="Ttulo1"/>
       </w:pPr>
-      <w:bookmarkStart w:id="33" w:name="_Toc242887176"/>
+      <w:bookmarkStart w:id="34" w:name="_Toc243055018"/>
       <w:r>
         <w:lastRenderedPageBreak/>
         <w:t>6. CONCLUSIONES</w:t>
       </w:r>
-      <w:bookmarkEnd w:id="33"/>
+      <w:bookmarkEnd w:id="34"/>
     </w:p>
     <w:p>
       <w:pPr>
         <w:pStyle w:val="Ttulo2"/>
       </w:pPr>
-      <w:bookmarkStart w:id="34" w:name="_Toc242887177"/>
+      <w:bookmarkStart w:id="35" w:name="_Toc243055019"/>
       <w:r>
         <w:t>6.1 Respuesta al objetivo</w:t>
-      </w:r>
-      <w:bookmarkEnd w:id="34"/>
-    </w:p>
-    <w:p>
-      <w:pPr>
-        <w:pStyle w:val="PrimerprrafoOE3"/>
-      </w:pPr>
-      <w:r>
-        <w:t xml:space="preserve">El objetivo pedía comprobar el funcionamiento del prototipo con pruebas basadas en los requerimientos e identificar oportunidades de mejora. De los 136 casos del catálogo, 129 terminan en P y 4 en F, lo que da una eficacia de 97,0 % frente a la meta de 90 % (candidato rc3: 126 casos con veredicto el 10/10/2026, con eficacia de 96,8 %, y 7 más cerrados el 13/10/2026: 6 en una sesión manual con la hoja HUM y </w:t>
-      </w:r>
-      <w:r>
-        <w:rPr>
-          <w:rStyle w:val="CdigoenlneaOE3"/>
-        </w:rPr>
-        <w:t>PF-RNF12-01</w:t>
-      </w:r>
-      <w:r>
-        <w:t xml:space="preserve"> con el consentimiento informado). Los 4 F son Menores. En las etiquetas que nombra el indicador, </w:t>
-      </w:r>
-      <w:r>
-        <w:rPr>
-          <w:rStyle w:val="CdigoenlneaOE3"/>
-        </w:rPr>
-        <w:t>NAV</w:t>
-      </w:r>
-      <w:r>
-        <w:t xml:space="preserve"> llega a 94,1 %, </w:t>
-      </w:r>
-      <w:r>
-        <w:rPr>
-          <w:rStyle w:val="CdigoenlneaOE3"/>
-        </w:rPr>
-        <w:t>BOT</w:t>
-      </w:r>
-      <w:r>
-        <w:t xml:space="preserve"> a 100,0 % y </w:t>
-      </w:r>
-      <w:r>
-        <w:rPr>
-          <w:rStyle w:val="CdigoenlneaOE3"/>
-        </w:rPr>
-        <w:t>SON</w:t>
-      </w:r>
-      <w:r>
-        <w:t xml:space="preserve"> a 100,0 %, esta última por el juicio de oído de una persona. De los 45 RF de prioridad Alta, ninguno tiene un defecto Bloqueante ni Mayor abierto, así que el segundo indicador es de 45 de 45. Tres casos están en PS y quedan fuera del cálculo (</w:t>
-      </w:r>
-      <w:r>
-        <w:rPr>
-          <w:rStyle w:val="CdigoenlneaOE3"/>
-        </w:rPr>
-        <w:t>PF-RNF13-01</w:t>
-      </w:r>
-      <w:r>
-        <w:t xml:space="preserve">, </w:t>
-      </w:r>
-      <w:r>
-        <w:rPr>
-          <w:rStyle w:val="CdigoenlneaOE3"/>
-        </w:rPr>
-        <w:t>PF-RNF22-01</w:t>
-      </w:r>
-      <w:r>
-        <w:t xml:space="preserve"> y </w:t>
-      </w:r>
-      <w:r>
-        <w:rPr>
-          <w:rStyle w:val="CdigoenlneaOE3"/>
-        </w:rPr>
-        <w:t>PF-RNF23-01</w:t>
-      </w:r>
-      <w:r>
-        <w:t>): si los tres fallaran, la eficacia sería 94,9 %.</w:t>
-      </w:r>
-    </w:p>
-    <w:p>
-      <w:pPr>
-        <w:pStyle w:val="TextoOE3"/>
-      </w:pPr>
-      <w:r>
-        <w:t>La evaluación halló 16 defectos, ninguno Bloqueante ni Mayor: 7 Menores y 9 Observaciones. De ellos y del instrumento salen las 29 oportunidades de mejora del capítulo 4, repartidas en interfaz, flujo del juego, arte y paquete, código y trazabilidad, e instrumento de evaluación.</w:t>
-      </w:r>
-    </w:p>
-    <w:p>
-      <w:pPr>
-        <w:pStyle w:val="Ttulo2"/>
-      </w:pPr>
-      <w:bookmarkStart w:id="35" w:name="_Toc242887178"/>
-      <w:r>
-        <w:t>6.2 Rendimiento y portabilidad</w:t>
       </w:r>
       <w:bookmarkEnd w:id="35"/>
     </w:p>
@@ -26515,82 +27263,90 @@
         <w:pStyle w:val="PrimerprrafoOE3"/>
       </w:pPr>
       <w:r>
-        <w:t>En el equipo 1, la peor carga de escena de rc3 fue de 0,268 s (</w:t>
-      </w:r>
-      <w:r>
-        <w:rPr>
-          <w:rStyle w:val="CdigoenlneaOE3"/>
-        </w:rPr>
-        <w:t>Narrative</w:t>
-      </w:r>
-      <w:r>
-        <w:t xml:space="preserve">) frente a los 10 s de RNF-04, y el arranque de </w:t>
-      </w:r>
-      <w:r>
-        <w:rPr>
-          <w:rStyle w:val="CdigoenlneaOE3"/>
-        </w:rPr>
-        <w:t>Boot</w:t>
-      </w:r>
-      <w:r>
-        <w:t xml:space="preserve"> a </w:t>
-      </w:r>
-      <w:r>
-        <w:rPr>
-          <w:rStyle w:val="CdigoenlneaOE3"/>
-        </w:rPr>
-        <w:t>MainMenu</w:t>
-      </w:r>
-      <w:r>
-        <w:t xml:space="preserve"> tardó unos 3,4 s. El pico de memoria privada fue de 1.094 MiB (1,15 GB) frente a los 2 GB de RNF-05. El paquete pesa 426,6 MB frente a los 500 MB de RNF-06, con un margen de 73,4 MB; rc2 pesaba 479,0 MB. El candidato rc4, recompilado el 13/10/2026 desde </w:t>
-      </w:r>
-      <w:r>
-        <w:rPr>
-          <w:rStyle w:val="CdigoenlneaOE3"/>
-        </w:rPr>
-        <w:t>0405eba</w:t>
-      </w:r>
-      <w:r>
-        <w:t xml:space="preserve">, dio 0,403 s de peor carga, 1.083,3 MiB (1,06 GiB) de pico de memoria privada y 426,9 MB, con 73,1 MB de margen, y su suite, 792 de 793 en EditMode (una omitida) y 435 de 435 en PlayMode; sus veredictos de casos son los de rc3. RNF-10 midió 0 conexiones en 4.516 muestras. Las comprobaciones del segundo equipo (H3, </w:t>
-      </w:r>
-      <w:r>
-        <w:rPr>
-          <w:rStyle w:val="CdigoenlneaOE3"/>
-        </w:rPr>
-        <w:t>PF-RNF07-02</w:t>
-      </w:r>
-      <w:r>
-        <w:t xml:space="preserve">), del equipo sin tarjeta gráfica dedicada (H5, </w:t>
-      </w:r>
-      <w:r>
-        <w:rPr>
-          <w:rStyle w:val="CdigoenlneaOE3"/>
-        </w:rPr>
-        <w:t>PF-CT02-01</w:t>
-      </w:r>
-      <w:r>
-        <w:t xml:space="preserve">) y de la ejecución sin conexión a internet (H4, </w:t>
-      </w:r>
-      <w:r>
-        <w:rPr>
-          <w:rStyle w:val="CdigoenlneaOE3"/>
-        </w:rPr>
-        <w:t>PF-RNF08-01</w:t>
-      </w:r>
-      <w:r>
-        <w:t xml:space="preserve">) se aprobaron el 13/10/2026 (apartado 5.2); las cifras de RNF-04 </w:t>
-      </w:r>
-      <w:r>
-        <w:t>y RNF-05 de este apartado siguen siendo del equipo 1.</w:t>
+        <w:t xml:space="preserve">El objetivo pedía comprobar el funcionamiento del prototipo con pruebas basadas en los requerimientos e identificar oportunidades de mejora. De los 136 casos del catálogo, 132 terminan en P y 4 en F, lo que da una eficacia de 97,1 % frente a la meta de 90 % (candidato rc3: 126 casos con veredicto el 10/10/2026, con eficacia de 96,8 %; 7 más cerrados el 13/10/2026, 6 en una sesión manual con la hoja HUM y </w:t>
+      </w:r>
+      <w:r>
+        <w:rPr>
+          <w:rStyle w:val="CdigoenlneaOE3"/>
+        </w:rPr>
+        <w:t>PF-RNF12-01</w:t>
+      </w:r>
+      <w:r>
+        <w:t xml:space="preserve"> con el consentimiento informado, y los 3 últimos el 16/10/2026). Los 4 F son Menores. En las etiquetas que nombra el indicador, </w:t>
+      </w:r>
+      <w:r>
+        <w:rPr>
+          <w:rStyle w:val="CdigoenlneaOE3"/>
+        </w:rPr>
+        <w:t>NAV</w:t>
+      </w:r>
+      <w:r>
+        <w:t xml:space="preserve"> llega a 94,4 %, </w:t>
+      </w:r>
+      <w:r>
+        <w:rPr>
+          <w:rStyle w:val="CdigoenlneaOE3"/>
+        </w:rPr>
+        <w:t>BOT</w:t>
+      </w:r>
+      <w:r>
+        <w:t xml:space="preserve"> a 100,0 % y </w:t>
+      </w:r>
+      <w:r>
+        <w:rPr>
+          <w:rStyle w:val="CdigoenlneaOE3"/>
+        </w:rPr>
+        <w:t>SON</w:t>
+      </w:r>
+      <w:r>
+        <w:t xml:space="preserve"> a 100,0 %, esta última por el juicio de oído de una persona. De los 45 RF de prioridad Alta, ninguno tiene un defecto Bloqueante ni Mayor abierto, así que el segundo indicador es de 45 de 45. Ningún caso queda pendiente: </w:t>
+      </w:r>
+      <w:r>
+        <w:rPr>
+          <w:rStyle w:val="CdigoenlneaOE3"/>
+        </w:rPr>
+        <w:t>PF-RNF13-01</w:t>
+      </w:r>
+      <w:r>
+        <w:t xml:space="preserve"> se cerró con los dos recorridos completos del arnés sobre rc5, </w:t>
+      </w:r>
+      <w:r>
+        <w:rPr>
+          <w:rStyle w:val="CdigoenlneaOE3"/>
+        </w:rPr>
+        <w:t>PF-RNF22-01</w:t>
+      </w:r>
+      <w:r>
+        <w:t xml:space="preserve"> con la confirmación del </w:t>
+      </w:r>
+      <w:r>
+        <w:t xml:space="preserve">contenido y </w:t>
+      </w:r>
+      <w:r>
+        <w:rPr>
+          <w:rStyle w:val="CdigoenlneaOE3"/>
+        </w:rPr>
+        <w:t>PF-RNF23-01</w:t>
+      </w:r>
+      <w:r>
+        <w:t xml:space="preserve"> con las autorizaciones firmadas.</w:t>
+      </w:r>
+    </w:p>
+    <w:p>
+      <w:pPr>
+        <w:pStyle w:val="TextoOE3"/>
+      </w:pPr>
+      <w:r>
+        <w:t>La evaluación halló 16 defectos, ninguno Bloqueante ni Mayor: 7 Menores y 9 Observaciones. De ellos y del instrumento salen las oportunidades de mejora del capítulo 4: eran 29; la sesión del 16/10/2026 sumó tres, y la decisión sobre los recorridos del arnés y las tres de DEF-RC3-03 y DEF-RC3-08 quedaron resueltas, así que son 28, repartidas en interfaz, flujo del juego, arte y paquete, código y trazabilidad, e instrumento de evaluación.</w:t>
       </w:r>
     </w:p>
     <w:p>
       <w:pPr>
         <w:pStyle w:val="Ttulo2"/>
       </w:pPr>
-      <w:bookmarkStart w:id="36" w:name="_Toc242887179"/>
-      <w:r>
-        <w:t>6.3 Lo que no se evaluó</w:t>
+      <w:bookmarkStart w:id="36" w:name="_Toc243055020"/>
+      <w:r>
+        <w:t>6.2 Rendimiento y portabilidad</w:t>
       </w:r>
       <w:bookmarkEnd w:id="36"/>
     </w:p>
@@ -26599,32 +27355,85 @@
         <w:pStyle w:val="PrimerprrafoOE3"/>
       </w:pPr>
       <w:r>
-        <w:t>El 13/10/2026 se evaluó el juego con 4 estudiantes de grado quinto del Colegio El Libertador IED, con el consentimiento informado firmado de cada uno y la autorización institucional del 17/09/2026 (capítulo 5). PG-05 y PG-06 dieron resultado positivo, y las comprobaciones H1 a H7 y H9 a H12 de la hoja HUM se aprobaron. El recorrido con cronómetro (H8) dio entre 40 y 45 minutos frente a los 20 a 40 de la referencia del OE1, hasta 5 minutos por encima del tope y sin causa registrada. No se evaluó la comprobac</w:t>
-      </w:r>
-      <w:r>
-        <w:t xml:space="preserve">ión de mano H13 (el clic tras cargar una escena, la papelera del laberinto y la octava fila del informe), que pasa a trabajo futuro. Siguen sin confirmar los contenidos de RNF-22 y las autorizaciones de RNF-23. Los dos </w:t>
-      </w:r>
-      <w:r>
-        <w:lastRenderedPageBreak/>
-        <w:t xml:space="preserve">recorridos completos del arnés de </w:t>
-      </w:r>
-      <w:r>
-        <w:rPr>
-          <w:rStyle w:val="CdigoenlneaOE3"/>
-        </w:rPr>
-        <w:t>PF-RNF13-01</w:t>
-      </w:r>
-      <w:r>
-        <w:t xml:space="preserve"> no se ejecutaron. La sesión comprueba que la interfaz se entienda y que la ruta principal se complete; no mide el efecto del juego sobre el pensamiento computacional.</w:t>
+        <w:t>En el equipo 1, la peor carga de escena de rc3 fue de 0,268 s (</w:t>
+      </w:r>
+      <w:r>
+        <w:rPr>
+          <w:rStyle w:val="CdigoenlneaOE3"/>
+        </w:rPr>
+        <w:t>Narrative</w:t>
+      </w:r>
+      <w:r>
+        <w:t xml:space="preserve">) frente a los 10 s de RNF-04, y el arranque de </w:t>
+      </w:r>
+      <w:r>
+        <w:rPr>
+          <w:rStyle w:val="CdigoenlneaOE3"/>
+        </w:rPr>
+        <w:t>Boot</w:t>
+      </w:r>
+      <w:r>
+        <w:t xml:space="preserve"> a </w:t>
+      </w:r>
+      <w:r>
+        <w:rPr>
+          <w:rStyle w:val="CdigoenlneaOE3"/>
+        </w:rPr>
+        <w:t>MainMenu</w:t>
+      </w:r>
+      <w:r>
+        <w:t xml:space="preserve"> tardó unos 3,4 s. El pico de memoria privada fue de 1.094 MiB (1,15 GB) frente a los 2 GB de RNF-05. El paquete pesa 426,6 MB frente a los 500 MB de RNF-06, con un margen de 73,4 MB; rc2 pesaba 479,0 MB. El candidato rc4, recompilado el 13/10/2026 desde </w:t>
+      </w:r>
+      <w:r>
+        <w:rPr>
+          <w:rStyle w:val="CdigoenlneaOE3"/>
+        </w:rPr>
+        <w:t>0405eba</w:t>
+      </w:r>
+      <w:r>
+        <w:t>, dio 0,403 s de peor carga, 1.083,3 MiB (1,06 GiB) de pico de memoria privada y 426,9 MB, con 73,1 MB de margen, y su suite, 792 de 793 en EditMode (una omitida) y 435 de 435 en</w:t>
+      </w:r>
+      <w:r>
+        <w:t xml:space="preserve"> PlayMode; sus veredictos de casos son los de rc3. La suite de rc5, sobre el contenido del commit de su build, dio 795 de 796 en EditMode (una omitida) y 438 de 438 en PlayMode (16/10/2026). RNF-10 midió 0 conexiones en 4.516 muestras. Las comprobaciones del segundo equipo (H3, </w:t>
+      </w:r>
+      <w:r>
+        <w:rPr>
+          <w:rStyle w:val="CdigoenlneaOE3"/>
+        </w:rPr>
+        <w:t>PF-RNF07-02</w:t>
+      </w:r>
+      <w:r>
+        <w:t xml:space="preserve">), del equipo sin tarjeta gráfica dedicada (H5, </w:t>
+      </w:r>
+      <w:r>
+        <w:rPr>
+          <w:rStyle w:val="CdigoenlneaOE3"/>
+        </w:rPr>
+        <w:t>PF-CT02-01</w:t>
+      </w:r>
+      <w:r>
+        <w:t xml:space="preserve">) y de la ejecución sin conexión a internet (H4, </w:t>
+      </w:r>
+      <w:r>
+        <w:rPr>
+          <w:rStyle w:val="CdigoenlneaOE3"/>
+        </w:rPr>
+        <w:t>PF-RNF08-01</w:t>
+      </w:r>
+      <w:r>
+        <w:t>) se aprobaron el 13/10/2026 (apartado 5.2). El 16/10/2026 rc5 funcionó sin ninguna complicación en 30 e</w:t>
+      </w:r>
+      <w:r>
+        <w:t>quipos del colegio, 16 con Intel y 14 con AMD, sin tarjeta gráfica dedicada y sin conexión (apartado 5.4). Ese día se midió rc5 en uno de ellos, un AMD A10-9600P con 3,9 GB de RAM y gráficos integrados, durante el Nivel 1: la peor carga fue de 1,223 s y el máximo de memoria privada, de 633 MiB, dentro de los límites de RNF-04 y RNF-05. Las demás cifras de RNF-04 y RNF-05 de este apartado son del equipo 1.</w:t>
       </w:r>
     </w:p>
     <w:p>
       <w:pPr>
         <w:pStyle w:val="Ttulo2"/>
       </w:pPr>
-      <w:bookmarkStart w:id="37" w:name="_Toc242887180"/>
-      <w:r>
-        <w:t>6.4 Trabajos futuros</w:t>
+      <w:bookmarkStart w:id="37" w:name="_Toc243055021"/>
+      <w:r>
+        <w:t>6.3 Lo que no se evaluó</w:t>
       </w:r>
       <w:bookmarkEnd w:id="37"/>
     </w:p>
@@ -26633,6 +27442,28 @@
         <w:pStyle w:val="PrimerprrafoOE3"/>
       </w:pPr>
       <w:r>
+        <w:lastRenderedPageBreak/>
+        <w:t>El 13/10/2026 se evaluó el juego con 4 estudiantes de grado quinto del Colegio El Libertador IED, con el consentimiento informado firmado de cada uno y la autorización institucional del 17/09/2026 (capítulo 5). PG-05 y PG-06 dieron resultado positivo, y las comprobaciones H1 a H7 y H9 a H13 de la hoja HUM se aprobaron. El recorrido con cronómetro (H8) dio entre 40 y 45 minutos frente a los 20 a 40 de la referencia del OE1, hasta 5 minutos por encima del tope y sin causa registrada. El 16/10/2026 los 30 estu</w:t>
+      </w:r>
+      <w:r>
+        <w:t>diantes de un curso jugaron rc5 hasta terminar los tres niveles, dentro de la investigación doctoral de la docente del colegio; la sesión no siguió el catálogo de casos y no cambia ningún veredicto (apartado 5.4). Las dos sesiones comprueban que la interfaz se entienda y que la ruta principal se complete; no miden el efecto del juego sobre el pensamiento computacional, que es lo que indaga la guía de la investigación doctoral.</w:t>
+      </w:r>
+    </w:p>
+    <w:p>
+      <w:pPr>
+        <w:pStyle w:val="Ttulo2"/>
+      </w:pPr>
+      <w:bookmarkStart w:id="38" w:name="_Toc243055022"/>
+      <w:r>
+        <w:t>6.4 Trabajos futuros</w:t>
+      </w:r>
+      <w:bookmarkEnd w:id="38"/>
+    </w:p>
+    <w:p>
+      <w:pPr>
+        <w:pStyle w:val="PrimerprrafoOE3"/>
+      </w:pPr>
+      <w:r>
         <w:t xml:space="preserve">Ordenadas por su efecto en quien usa el juego, las oportunidades del capítulo 4 empiezan por las que afectan al estudiante: el avatar del resumen de nivel (DEF-RC3-01), corregido en el código el 14/10/2026 en </w:t>
       </w:r>
       <w:r>
@@ -26651,7 +27482,7 @@
         <w:t>ca6fd91</w:t>
       </w:r>
       <w:r>
-        <w:t xml:space="preserve">. Ambas correcciones están en rc5, que no tuvo pasada de casos ni medidas de carga y memoria. Cuatro defectos de rc3 ya se corrigieron en el código en </w:t>
+        <w:t xml:space="preserve">. Ambas correcciones están en rc5, que no tuvo pasada de casos y cuya carga y memoria se midieron solo en el Nivel 1 de un equipo del colegio. Cuatro defectos de rc3 ya se corrigieron en el código en </w:t>
       </w:r>
       <w:r>
         <w:rPr>
@@ -26660,13 +27491,13 @@
         <w:t>0405eba</w:t>
       </w:r>
       <w:r>
-        <w:t xml:space="preserve"> y entraron en rc4: el doble clic en «Omitir» que salta el resumen del Nivel 1 (DEF-RC3-09), la instrucción del bosque que se sale de su tablilla (DEF-RC3-10), la cabecera del inform</w:t>
-      </w:r>
-      <w:r>
-        <w:t xml:space="preserve">e con los iconos sobre el texto (DEF-RC3-05) y el botón «Eliminar datos» partido en dos líneas (DEF-RC3-11); su veredicto en los casos sigue siendo el de rc3, porque rc4 no tuvo pasada de casos. Después van las del equipo de desarrollo: los identificadores en español de tres controladores del Nivel 2 (DEF-RC3-I01), la tarjeta del Kanban en cada commit (DEF-RC3-I02), las pruebas de arquitectura que no toleran un nivel ausente (DEF-RC3-12) y la suite sobre el contenido exacto del candidato (DEF-RC3-I04), que </w:t>
-      </w:r>
-      <w:r>
-        <w:t>en rc4 sí corrió sobre el commit del build. Cierran las del instrumento: el arnés (</w:t>
+        <w:t xml:space="preserve"> y entraron en rc4: el doble clic en «Omitir» que salta el resumen del Nivel 1 (DEF-RC3-09), la instrucción del bosque que se sale de</w:t>
+      </w:r>
+      <w:r>
+        <w:t xml:space="preserve"> su tablilla (DEF-RC3-10), la cabecera del informe con los iconos sobre el texto (DEF-RC3-05) y el botón «Eliminar datos» partido en dos líneas (DEF-RC3-11); su veredicto en los casos sigue siendo el de rc3, porque rc4 no tuvo pasada de casos. Después van las del equipo de desarrollo: los identificadores en español de tres controladores del Nivel 2 (DEF-RC3-I01), la tarjeta del Kanban en cada commit (DEF-RC3-I02) y las pruebas de arquitectura que no toleran un nivel ausente (DEF-RC3-12); la suite sobre el c</w:t>
+      </w:r>
+      <w:r>
+        <w:t>ontenido exacto del candidato (DEF-RC3-I04) se cerró el 16/10/2026 con la de rc5. Cierran las del instrumento: el arnés (</w:t>
       </w:r>
       <w:r>
         <w:rPr>
@@ -26684,16 +27515,48 @@
         <w:t>casos.md</w:t>
       </w:r>
       <w:r>
-        <w:t>. El triaje está en el apartado 3.6. A ellas se suman la comprobación de mano H13, sin realizar, y la duración del recorrido completo, que superó la referencia del OE1 (H8).</w:t>
-      </w:r>
+        <w:t>. El triaje está en el apartado 3.6. A ellas se suma la duración del recorrido completo, que superó la referencia del OE1 (H8). La sesión del 16/10/2026 añadió tres: revisar la cercanía de las piedras del Nivel 1 y el equilibrio de dificult</w:t>
+      </w:r>
+      <w:r>
+        <w:t>ad del Nivel 3, y mostrar el conteo de sogas en el inventario del Nivel 3 (Tabla 4.2).</w:t>
+      </w:r>
+    </w:p>
+    <w:p>
+      <w:r>
+        <w:br w:type="page"/>
+      </w:r>
+    </w:p>
+    <w:p>
+      <w:pPr>
+        <w:pStyle w:val="Ttulo1"/>
+      </w:pPr>
+      <w:bookmarkStart w:id="39" w:name="_Toc243055023"/>
+      <w:r>
+        <w:lastRenderedPageBreak/>
+        <w:t>7. ANEXOS</w:t>
+      </w:r>
+      <w:bookmarkEnd w:id="39"/>
+    </w:p>
+    <w:p>
+      <w:pPr>
+        <w:pStyle w:val="PrimerprrafoOE3"/>
+      </w:pPr>
+      <w:hyperlink r:id="rId7">
+        <w:r>
+          <w:rPr>
+            <w:rStyle w:val="Hipervnculo"/>
+          </w:rPr>
+          <w:t>Anexo A. Matriz de casos</w:t>
+        </w:r>
+      </w:hyperlink>
     </w:p>
     <w:sectPr>
-      <w:headerReference w:type="even" r:id="rId7"/>
-      <w:headerReference w:type="default" r:id="rId8"/>
-      <w:footerReference w:type="even" r:id="rId9"/>
-      <w:footerReference w:type="default" r:id="rId10"/>
-      <w:headerReference w:type="first" r:id="rId11"/>
-      <w:footerReference w:type="first" r:id="rId12"/>
+      <w:headerReference w:type="even" r:id="rId8"/>
+      <w:headerReference w:type="default" r:id="rId9"/>
+      <w:footerReference w:type="even" r:id="rId10"/>
+      <w:footerReference w:type="default" r:id="rId11"/>
+      <w:headerReference w:type="first" r:id="rId12"/>
+      <w:footerReference w:type="first" r:id="rId13"/>
       <w:pgSz w:w="12240" w:h="15840"/>
       <w:pgMar w:top="1134" w:right="1134" w:bottom="1134" w:left="1134" w:header="708" w:footer="708" w:gutter="0"/>
       <w:cols w:space="720"/>
@@ -26885,7 +27748,7 @@
   <w:abstractNum w:abstractNumId="0" w15:restartNumberingAfterBreak="0">
     <w:nsid w:val="0000A990"/>
     <w:multiLevelType w:val="multilevel"/>
-    <w:tmpl w:val="B010031A"/>
+    <w:tmpl w:val="9EA487A2"/>
     <w:lvl w:ilvl="0">
       <w:numFmt w:val="bullet"/>
       <w:lvlText w:val=" "/>
@@ -26962,7 +27825,7 @@
   <w:abstractNum w:abstractNumId="1" w15:restartNumberingAfterBreak="0">
     <w:nsid w:val="0000A991"/>
     <w:multiLevelType w:val="multilevel"/>
-    <w:tmpl w:val="6D8E5C06"/>
+    <w:tmpl w:val="B7DAC866"/>
     <w:lvl w:ilvl="0">
       <w:numFmt w:val="bullet"/>
       <w:lvlText w:val=""/>
@@ -27262,25 +28125,28 @@
       </w:pPr>
     </w:lvl>
   </w:abstractNum>
-  <w:num w:numId="1" w16cid:durableId="1983188557">
+  <w:num w:numId="1" w16cid:durableId="1589464394">
     <w:abstractNumId w:val="2"/>
   </w:num>
-  <w:num w:numId="2" w16cid:durableId="2018578855">
+  <w:num w:numId="2" w16cid:durableId="1529947962">
     <w:abstractNumId w:val="3"/>
     <w:lvlOverride w:ilvl="0">
       <w:startOverride w:val="1"/>
     </w:lvlOverride>
   </w:num>
-  <w:num w:numId="3" w16cid:durableId="1725175735">
+  <w:num w:numId="3" w16cid:durableId="1335108085">
     <w:abstractNumId w:val="0"/>
   </w:num>
-  <w:num w:numId="4" w16cid:durableId="310987784">
+  <w:num w:numId="4" w16cid:durableId="1590502229">
     <w:abstractNumId w:val="1"/>
   </w:num>
-  <w:num w:numId="5" w16cid:durableId="915478795">
+  <w:num w:numId="5" w16cid:durableId="1032455919">
     <w:abstractNumId w:val="1"/>
   </w:num>
-  <w:num w:numId="6" w16cid:durableId="1504978064">
+  <w:num w:numId="6" w16cid:durableId="1397974123">
+    <w:abstractNumId w:val="1"/>
+  </w:num>
+  <w:num w:numId="7" w16cid:durableId="1779906701">
     <w:abstractNumId w:val="1"/>
   </w:num>
 </w:numbering>
@@ -28086,7 +28952,7 @@
     <w:link w:val="EncabezadoCar"/>
     <w:uiPriority w:val="99"/>
     <w:unhideWhenUsed/>
-    <w:rsid w:val="005C111B"/>
+    <w:rsid w:val="00863261"/>
     <w:pPr>
       <w:tabs>
         <w:tab w:val="center" w:pos="4419"/>
@@ -28100,7 +28966,7 @@
     <w:basedOn w:val="Fuentedeprrafopredeter"/>
     <w:link w:val="Encabezado"/>
     <w:uiPriority w:val="99"/>
-    <w:rsid w:val="005C111B"/>
+    <w:rsid w:val="00863261"/>
   </w:style>
   <w:style w:type="paragraph" w:styleId="Piedepgina">
     <w:name w:val="footer"/>
@@ -28108,7 +28974,7 @@
     <w:link w:val="PiedepginaCar"/>
     <w:uiPriority w:val="99"/>
     <w:unhideWhenUsed/>
-    <w:rsid w:val="005C111B"/>
+    <w:rsid w:val="00863261"/>
     <w:pPr>
       <w:tabs>
         <w:tab w:val="center" w:pos="4419"/>
@@ -28122,7 +28988,7 @@
     <w:basedOn w:val="Fuentedeprrafopredeter"/>
     <w:link w:val="Piedepgina"/>
     <w:uiPriority w:val="99"/>
-    <w:rsid w:val="005C111B"/>
+    <w:rsid w:val="00863261"/>
   </w:style>
   <w:style w:type="character" w:styleId="Nmerodepgina">
     <w:name w:val="page number"/>
@@ -28130,7 +28996,7 @@
     <w:uiPriority w:val="99"/>
     <w:semiHidden/>
     <w:unhideWhenUsed/>
-    <w:rsid w:val="005C111B"/>
+    <w:rsid w:val="00863261"/>
   </w:style>
 </w:styles>
 </file>
